--- a/03-Communication-and-Teamwork/Meetings/Minutes/Mentor-Client-Meetings/Meeting Minutes 2025-05-01 (Client).docx
+++ b/03-Communication-and-Teamwork/Meetings/Minutes/Mentor-Client-Meetings/Meeting Minutes 2025-05-01 (Client).docx
@@ -37,12 +37,12 @@
         <w:tblW w:w="9990" w:type="dxa"/>
         <w:tblInd w:w="108" w:type="dxa"/>
         <w:tblBorders>
-          <w:top w:val="single" w:sz="4" w:space="0" w:color="auto"/>
-          <w:left w:val="single" w:sz="4" w:space="0" w:color="auto"/>
-          <w:bottom w:val="single" w:sz="4" w:space="0" w:color="auto"/>
-          <w:right w:val="single" w:sz="4" w:space="0" w:color="auto"/>
-          <w:insideH w:val="single" w:sz="4" w:space="0" w:color="auto"/>
-          <w:insideV w:val="single" w:sz="4" w:space="0" w:color="auto"/>
+          <w:top w:val="single" w:color="auto" w:sz="4" w:space="0"/>
+          <w:left w:val="single" w:color="auto" w:sz="4" w:space="0"/>
+          <w:bottom w:val="single" w:color="auto" w:sz="4" w:space="0"/>
+          <w:right w:val="single" w:color="auto" w:sz="4" w:space="0"/>
+          <w:insideH w:val="single" w:color="auto" w:sz="4" w:space="0"/>
+          <w:insideV w:val="single" w:color="auto" w:sz="4" w:space="0"/>
         </w:tblBorders>
         <w:tblLook w:val="01E0" w:firstRow="1" w:lastRow="1" w:firstColumn="1" w:lastColumn="1" w:noHBand="0" w:noVBand="0"/>
       </w:tblPr>
@@ -452,12 +452,12 @@
         <w:tblW w:w="9990" w:type="dxa"/>
         <w:tblInd w:w="108" w:type="dxa"/>
         <w:tblBorders>
-          <w:top w:val="single" w:sz="4" w:space="0" w:color="auto"/>
-          <w:left w:val="single" w:sz="4" w:space="0" w:color="auto"/>
-          <w:bottom w:val="single" w:sz="4" w:space="0" w:color="auto"/>
-          <w:right w:val="single" w:sz="4" w:space="0" w:color="auto"/>
-          <w:insideH w:val="single" w:sz="4" w:space="0" w:color="auto"/>
-          <w:insideV w:val="single" w:sz="4" w:space="0" w:color="auto"/>
+          <w:top w:val="single" w:color="auto" w:sz="4" w:space="0"/>
+          <w:left w:val="single" w:color="auto" w:sz="4" w:space="0"/>
+          <w:bottom w:val="single" w:color="auto" w:sz="4" w:space="0"/>
+          <w:right w:val="single" w:color="auto" w:sz="4" w:space="0"/>
+          <w:insideH w:val="single" w:color="auto" w:sz="4" w:space="0"/>
+          <w:insideV w:val="single" w:color="auto" w:sz="4" w:space="0"/>
         </w:tblBorders>
         <w:tblLook w:val="01E0" w:firstRow="1" w:lastRow="1" w:firstColumn="1" w:lastColumn="1" w:noHBand="0" w:noVBand="0"/>
       </w:tblPr>
@@ -470,7 +470,8 @@
           <w:tcPr>
             <w:tcW w:w="9990" w:type="dxa"/>
             <w:gridSpan w:val="2"/>
-            <w:shd w:val="clear" w:color="auto" w:fill="D9D9D9"/>
+            <w:shd w:val="clear" w:color="auto" w:fill="D9D9D9" w:themeFill="background1" w:themeFillShade="D9"/>
+            <w:tcMar/>
             <w:vAlign w:val="center"/>
           </w:tcPr>
           <w:p>
@@ -494,6 +495,7 @@
         <w:tc>
           <w:tcPr>
             <w:tcW w:w="5940" w:type="dxa"/>
+            <w:tcMar/>
             <w:vAlign w:val="center"/>
           </w:tcPr>
           <w:p>
@@ -515,6 +517,7 @@
         <w:tc>
           <w:tcPr>
             <w:tcW w:w="4050" w:type="dxa"/>
+            <w:tcMar/>
             <w:vAlign w:val="center"/>
           </w:tcPr>
           <w:p>
@@ -538,6 +541,7 @@
         <w:tc>
           <w:tcPr>
             <w:tcW w:w="5940" w:type="dxa"/>
+            <w:tcMar/>
             <w:vAlign w:val="center"/>
           </w:tcPr>
           <w:p>
@@ -557,6 +561,7 @@
         <w:tc>
           <w:tcPr>
             <w:tcW w:w="4050" w:type="dxa"/>
+            <w:tcMar/>
             <w:vAlign w:val="center"/>
           </w:tcPr>
           <w:p>
@@ -578,6 +583,7 @@
         <w:tc>
           <w:tcPr>
             <w:tcW w:w="5940" w:type="dxa"/>
+            <w:tcMar/>
           </w:tcPr>
           <w:p>
             <w:pPr>
@@ -596,6 +602,7 @@
         <w:tc>
           <w:tcPr>
             <w:tcW w:w="4050" w:type="dxa"/>
+            <w:tcMar/>
             <w:vAlign w:val="center"/>
           </w:tcPr>
           <w:p>
@@ -617,6 +624,7 @@
         <w:tc>
           <w:tcPr>
             <w:tcW w:w="5940" w:type="dxa"/>
+            <w:tcMar/>
           </w:tcPr>
           <w:p>
             <w:pPr>
@@ -635,6 +643,7 @@
         <w:tc>
           <w:tcPr>
             <w:tcW w:w="4050" w:type="dxa"/>
+            <w:tcMar/>
           </w:tcPr>
           <w:p>
             <w:pPr>
@@ -655,6 +664,7 @@
         <w:tc>
           <w:tcPr>
             <w:tcW w:w="5940" w:type="dxa"/>
+            <w:tcMar/>
           </w:tcPr>
           <w:p>
             <w:pPr>
@@ -673,6 +683,7 @@
         <w:tc>
           <w:tcPr>
             <w:tcW w:w="4050" w:type="dxa"/>
+            <w:tcMar/>
           </w:tcPr>
           <w:p>
             <w:pPr>
@@ -693,6 +704,7 @@
         <w:tc>
           <w:tcPr>
             <w:tcW w:w="5940" w:type="dxa"/>
+            <w:tcMar/>
           </w:tcPr>
           <w:p>
             <w:pPr>
@@ -711,6 +723,7 @@
         <w:tc>
           <w:tcPr>
             <w:tcW w:w="4050" w:type="dxa"/>
+            <w:tcMar/>
           </w:tcPr>
           <w:p>
             <w:pPr>
@@ -731,6 +744,7 @@
         <w:tc>
           <w:tcPr>
             <w:tcW w:w="5940" w:type="dxa"/>
+            <w:tcMar/>
           </w:tcPr>
           <w:p>
             <w:pPr>
@@ -740,15 +754,16 @@
             </w:pPr>
             <w:r>
               <w:rPr>
-                <w:rFonts w:ascii="Aptos" w:hAnsi="Aptos"/>
-              </w:rPr>
-              <w:t>Charmi Patel</w:t>
+                <w:rFonts w:ascii="Aptos" w:hAnsi="Aptos" w:cs="Calibri"/>
+              </w:rPr>
+              <w:t>Kylie Afable</w:t>
             </w:r>
           </w:p>
         </w:tc>
         <w:tc>
           <w:tcPr>
             <w:tcW w:w="4050" w:type="dxa"/>
+            <w:tcMar/>
           </w:tcPr>
           <w:p>
             <w:pPr>
@@ -769,24 +784,26 @@
         <w:tc>
           <w:tcPr>
             <w:tcW w:w="5940" w:type="dxa"/>
+            <w:tcMar/>
           </w:tcPr>
           <w:p>
             <w:pPr>
               <w:rPr>
-                <w:rFonts w:ascii="Aptos" w:hAnsi="Aptos" w:cs="Calibri"/>
+                <w:rFonts w:ascii="Calibri" w:hAnsi="Calibri" w:cs="Calibri"/>
               </w:rPr>
             </w:pPr>
             <w:r>
               <w:rPr>
-                <w:rFonts w:ascii="Aptos" w:hAnsi="Aptos" w:cs="Calibri"/>
-              </w:rPr>
-              <w:t>Kylie Afable</w:t>
+                <w:rFonts w:ascii="Aptos" w:hAnsi="Aptos"/>
+              </w:rPr>
+              <w:t>Daniel Vaipulu</w:t>
             </w:r>
           </w:p>
         </w:tc>
         <w:tc>
           <w:tcPr>
             <w:tcW w:w="4050" w:type="dxa"/>
+            <w:tcMar/>
           </w:tcPr>
           <w:p>
             <w:pPr>
@@ -807,44 +824,7 @@
         <w:tc>
           <w:tcPr>
             <w:tcW w:w="5940" w:type="dxa"/>
-          </w:tcPr>
-          <w:p>
-            <w:pPr>
-              <w:rPr>
-                <w:rFonts w:ascii="Calibri" w:hAnsi="Calibri" w:cs="Calibri"/>
-              </w:rPr>
-            </w:pPr>
-            <w:r>
-              <w:rPr>
-                <w:rFonts w:ascii="Aptos" w:hAnsi="Aptos"/>
-              </w:rPr>
-              <w:t>Daniel Vaipulu</w:t>
-            </w:r>
-          </w:p>
-        </w:tc>
-        <w:tc>
-          <w:tcPr>
-            <w:tcW w:w="4050" w:type="dxa"/>
-          </w:tcPr>
-          <w:p>
-            <w:pPr>
-              <w:rPr>
-                <w:rFonts w:ascii="Calibri" w:hAnsi="Calibri" w:cs="Calibri"/>
-              </w:rPr>
-            </w:pPr>
-            <w:r>
-              <w:rPr>
-                <w:rFonts w:ascii="Calibri" w:hAnsi="Calibri" w:cs="Calibri"/>
-              </w:rPr>
-              <w:t>Team Member</w:t>
-            </w:r>
-          </w:p>
-        </w:tc>
-      </w:tr>
-      <w:tr>
-        <w:tc>
-          <w:tcPr>
-            <w:tcW w:w="5940" w:type="dxa"/>
+            <w:tcMar/>
           </w:tcPr>
           <w:p>
             <w:pPr>
@@ -863,6 +843,7 @@
         <w:tc>
           <w:tcPr>
             <w:tcW w:w="4050" w:type="dxa"/>
+            <w:tcMar/>
             <w:vAlign w:val="center"/>
           </w:tcPr>
           <w:p>
@@ -885,7 +866,8 @@
           <w:tcPr>
             <w:tcW w:w="9990" w:type="dxa"/>
             <w:gridSpan w:val="2"/>
-            <w:shd w:val="clear" w:color="auto" w:fill="D9D9D9"/>
+            <w:shd w:val="clear" w:color="auto" w:fill="D9D9D9" w:themeFill="background1" w:themeFillShade="D9"/>
+            <w:tcMar/>
             <w:vAlign w:val="center"/>
           </w:tcPr>
           <w:p>
@@ -909,6 +891,7 @@
         <w:tc>
           <w:tcPr>
             <w:tcW w:w="5940" w:type="dxa"/>
+            <w:tcMar/>
             <w:vAlign w:val="center"/>
           </w:tcPr>
           <w:p>
@@ -930,6 +913,7 @@
         <w:tc>
           <w:tcPr>
             <w:tcW w:w="4050" w:type="dxa"/>
+            <w:tcMar/>
             <w:vAlign w:val="center"/>
           </w:tcPr>
           <w:p>
@@ -953,18 +937,27 @@
         <w:tc>
           <w:tcPr>
             <w:tcW w:w="5940" w:type="dxa"/>
+            <w:tcMar/>
           </w:tcPr>
           <w:p>
             <w:pPr>
+              <w:pStyle w:val="Normal"/>
+              <w:rPr>
+                <w:rFonts w:ascii="Aptos" w:hAnsi="Aptos" w:cs="Calibri"/>
+              </w:rPr>
+            </w:pPr>
+            <w:r>
               <w:rPr>
                 <w:rFonts w:ascii="Aptos" w:hAnsi="Aptos"/>
               </w:rPr>
-            </w:pPr>
+              <w:t>Charmi Patel</w:t>
+            </w:r>
           </w:p>
         </w:tc>
         <w:tc>
           <w:tcPr>
             <w:tcW w:w="4050" w:type="dxa"/>
+            <w:tcMar/>
             <w:vAlign w:val="center"/>
           </w:tcPr>
           <w:p>
@@ -1011,12 +1004,12 @@
         <w:tblW w:w="9990" w:type="dxa"/>
         <w:tblInd w:w="108" w:type="dxa"/>
         <w:tblBorders>
-          <w:top w:val="single" w:sz="4" w:space="0" w:color="auto"/>
-          <w:left w:val="single" w:sz="4" w:space="0" w:color="auto"/>
-          <w:bottom w:val="single" w:sz="4" w:space="0" w:color="auto"/>
-          <w:right w:val="single" w:sz="4" w:space="0" w:color="auto"/>
-          <w:insideH w:val="single" w:sz="4" w:space="0" w:color="auto"/>
-          <w:insideV w:val="single" w:sz="4" w:space="0" w:color="auto"/>
+          <w:top w:val="single" w:color="auto" w:sz="4" w:space="0"/>
+          <w:left w:val="single" w:color="auto" w:sz="4" w:space="0"/>
+          <w:bottom w:val="single" w:color="auto" w:sz="4" w:space="0"/>
+          <w:right w:val="single" w:color="auto" w:sz="4" w:space="0"/>
+          <w:insideH w:val="single" w:color="auto" w:sz="4" w:space="0"/>
+          <w:insideV w:val="single" w:color="auto" w:sz="4" w:space="0"/>
         </w:tblBorders>
         <w:tblLook w:val="01E0" w:firstRow="1" w:lastRow="1" w:firstColumn="1" w:lastColumn="1" w:noHBand="0" w:noVBand="0"/>
       </w:tblPr>
@@ -1122,12 +1115,12 @@
         <w:tblW w:w="9990" w:type="dxa"/>
         <w:tblInd w:w="108" w:type="dxa"/>
         <w:tblBorders>
-          <w:top w:val="single" w:sz="4" w:space="0" w:color="auto"/>
-          <w:left w:val="single" w:sz="4" w:space="0" w:color="auto"/>
-          <w:bottom w:val="single" w:sz="4" w:space="0" w:color="auto"/>
-          <w:right w:val="single" w:sz="4" w:space="0" w:color="auto"/>
-          <w:insideH w:val="single" w:sz="4" w:space="0" w:color="auto"/>
-          <w:insideV w:val="single" w:sz="4" w:space="0" w:color="auto"/>
+          <w:top w:val="single" w:color="auto" w:sz="4" w:space="0"/>
+          <w:left w:val="single" w:color="auto" w:sz="4" w:space="0"/>
+          <w:bottom w:val="single" w:color="auto" w:sz="4" w:space="0"/>
+          <w:right w:val="single" w:color="auto" w:sz="4" w:space="0"/>
+          <w:insideH w:val="single" w:color="auto" w:sz="4" w:space="0"/>
+          <w:insideV w:val="single" w:color="auto" w:sz="4" w:space="0"/>
         </w:tblBorders>
         <w:tblLook w:val="01E0" w:firstRow="1" w:lastRow="1" w:firstColumn="1" w:lastColumn="1" w:noHBand="0" w:noVBand="0"/>
       </w:tblPr>
@@ -1725,12 +1718,12 @@
         <w:tblW w:w="9990" w:type="dxa"/>
         <w:tblInd w:w="108" w:type="dxa"/>
         <w:tblBorders>
-          <w:top w:val="single" w:sz="4" w:space="0" w:color="auto"/>
-          <w:left w:val="single" w:sz="4" w:space="0" w:color="auto"/>
-          <w:bottom w:val="single" w:sz="4" w:space="0" w:color="auto"/>
-          <w:right w:val="single" w:sz="4" w:space="0" w:color="auto"/>
-          <w:insideH w:val="single" w:sz="4" w:space="0" w:color="auto"/>
-          <w:insideV w:val="single" w:sz="4" w:space="0" w:color="auto"/>
+          <w:top w:val="single" w:color="auto" w:sz="4" w:space="0"/>
+          <w:left w:val="single" w:color="auto" w:sz="4" w:space="0"/>
+          <w:bottom w:val="single" w:color="auto" w:sz="4" w:space="0"/>
+          <w:right w:val="single" w:color="auto" w:sz="4" w:space="0"/>
+          <w:insideH w:val="single" w:color="auto" w:sz="4" w:space="0"/>
+          <w:insideV w:val="single" w:color="auto" w:sz="4" w:space="0"/>
         </w:tblBorders>
         <w:tblLook w:val="01E0" w:firstRow="1" w:lastRow="1" w:firstColumn="1" w:lastColumn="1" w:noHBand="0" w:noVBand="0"/>
       </w:tblPr>
@@ -1922,12 +1915,12 @@
         <w:tblW w:w="9990" w:type="dxa"/>
         <w:tblInd w:w="108" w:type="dxa"/>
         <w:tblBorders>
-          <w:top w:val="single" w:sz="4" w:space="0" w:color="auto"/>
-          <w:left w:val="single" w:sz="4" w:space="0" w:color="auto"/>
-          <w:bottom w:val="single" w:sz="4" w:space="0" w:color="auto"/>
-          <w:right w:val="single" w:sz="4" w:space="0" w:color="auto"/>
-          <w:insideH w:val="single" w:sz="4" w:space="0" w:color="auto"/>
-          <w:insideV w:val="single" w:sz="4" w:space="0" w:color="auto"/>
+          <w:top w:val="single" w:color="auto" w:sz="4" w:space="0"/>
+          <w:left w:val="single" w:color="auto" w:sz="4" w:space="0"/>
+          <w:bottom w:val="single" w:color="auto" w:sz="4" w:space="0"/>
+          <w:right w:val="single" w:color="auto" w:sz="4" w:space="0"/>
+          <w:insideH w:val="single" w:color="auto" w:sz="4" w:space="0"/>
+          <w:insideV w:val="single" w:color="auto" w:sz="4" w:space="0"/>
         </w:tblBorders>
         <w:tblLook w:val="01E0" w:firstRow="1" w:lastRow="1" w:firstColumn="1" w:lastColumn="1" w:noHBand="0" w:noVBand="0"/>
       </w:tblPr>
@@ -2425,12 +2418,12 @@
         <w:tblW w:w="9990" w:type="dxa"/>
         <w:tblInd w:w="108" w:type="dxa"/>
         <w:tblBorders>
-          <w:top w:val="single" w:sz="4" w:space="0" w:color="auto"/>
-          <w:left w:val="single" w:sz="4" w:space="0" w:color="auto"/>
-          <w:bottom w:val="single" w:sz="4" w:space="0" w:color="auto"/>
-          <w:right w:val="single" w:sz="4" w:space="0" w:color="auto"/>
-          <w:insideH w:val="single" w:sz="4" w:space="0" w:color="auto"/>
-          <w:insideV w:val="single" w:sz="4" w:space="0" w:color="auto"/>
+          <w:top w:val="single" w:color="auto" w:sz="4" w:space="0"/>
+          <w:left w:val="single" w:color="auto" w:sz="4" w:space="0"/>
+          <w:bottom w:val="single" w:color="auto" w:sz="4" w:space="0"/>
+          <w:right w:val="single" w:color="auto" w:sz="4" w:space="0"/>
+          <w:insideH w:val="single" w:color="auto" w:sz="4" w:space="0"/>
+          <w:insideV w:val="single" w:color="auto" w:sz="4" w:space="0"/>
         </w:tblBorders>
         <w:tblLook w:val="01E0" w:firstRow="1" w:lastRow="1" w:firstColumn="1" w:lastColumn="1" w:noHBand="0" w:noVBand="0"/>
       </w:tblPr>
@@ -2613,6 +2606,12 @@
           <w:b/>
         </w:rPr>
         <w:tab/>
+      </w:r>
+      <w:r>
+        <w:rPr>
+          <w:rFonts w:ascii="Calibri" w:hAnsi="Calibri" w:cs="Calibri"/>
+          <w:b/>
+        </w:rPr>
         <w:t xml:space="preserve"> </w:t>
       </w:r>
     </w:p>
@@ -2628,12 +2627,12 @@
         <w:tblW w:w="10199" w:type="dxa"/>
         <w:tblInd w:w="108" w:type="dxa"/>
         <w:tblBorders>
-          <w:top w:val="single" w:sz="4" w:space="0" w:color="auto"/>
-          <w:left w:val="single" w:sz="4" w:space="0" w:color="auto"/>
-          <w:bottom w:val="single" w:sz="4" w:space="0" w:color="auto"/>
-          <w:right w:val="single" w:sz="4" w:space="0" w:color="auto"/>
-          <w:insideH w:val="single" w:sz="4" w:space="0" w:color="auto"/>
-          <w:insideV w:val="single" w:sz="4" w:space="0" w:color="auto"/>
+          <w:top w:val="single" w:color="auto" w:sz="4" w:space="0"/>
+          <w:left w:val="single" w:color="auto" w:sz="4" w:space="0"/>
+          <w:bottom w:val="single" w:color="auto" w:sz="4" w:space="0"/>
+          <w:right w:val="single" w:color="auto" w:sz="4" w:space="0"/>
+          <w:insideH w:val="single" w:color="auto" w:sz="4" w:space="0"/>
+          <w:insideV w:val="single" w:color="auto" w:sz="4" w:space="0"/>
         </w:tblBorders>
         <w:tblLook w:val="01E0" w:firstRow="1" w:lastRow="1" w:firstColumn="1" w:lastColumn="1" w:noHBand="0" w:noVBand="0"/>
       </w:tblPr>
@@ -2884,7 +2883,7 @@
     <w:sectPr>
       <w:headerReference w:type="default" r:id="rId8"/>
       <w:footerReference w:type="default" r:id="rId9"/>
-      <w:pgSz w:w="12240" w:h="15840"/>
+      <w:pgSz w:w="12240" w:h="15840" w:orient="portrait"/>
       <w:pgMar w:top="2127" w:right="1170" w:bottom="1440" w:left="1170" w:header="720" w:footer="720" w:gutter="0"/>
       <w:cols w:space="720"/>
     </w:sectPr>
@@ -2920,7 +2919,7 @@
     <w:pPr>
       <w:pStyle w:val="Footer"/>
       <w:pBdr>
-        <w:top w:val="single" w:sz="4" w:space="1" w:color="000000"/>
+        <w:top w:val="single" w:color="000000" w:sz="4" w:space="1"/>
       </w:pBdr>
       <w:rPr>
         <w:rFonts w:ascii="Arial" w:hAnsi="Arial" w:cs="Arial"/>
@@ -2933,7 +2932,7 @@
     <w:pPr>
       <w:pStyle w:val="Footer"/>
       <w:pBdr>
-        <w:top w:val="single" w:sz="4" w:space="1" w:color="000000"/>
+        <w:top w:val="single" w:color="000000" w:sz="4" w:space="1"/>
       </w:pBdr>
       <w:jc w:val="center"/>
       <w:rPr>
@@ -3093,7 +3092,7 @@
         <w:noProof/>
       </w:rPr>
       <w:pict w14:anchorId="266BE48D">
-        <v:shapetype id="_x0000_t75" coordsize="21600,21600" o:spt="75" o:preferrelative="t" path="m@4@5l@4@11@9@11@9@5xe" filled="f" stroked="f">
+        <v:shapetype id="_x0000_t75" coordsize="21600,21600" filled="f" stroked="f" o:spt="75" o:preferrelative="t" path="m@4@5l@4@11@9@11@9@5xe">
           <v:stroke joinstyle="miter"/>
           <v:formulas>
             <v:f eqn="if lineDrawn pixelLineWidth 0"/>
@@ -3109,11 +3108,11 @@
             <v:f eqn="prod @7 21600 pixelHeight"/>
             <v:f eqn="sum @10 21600 0"/>
           </v:formulas>
-          <v:path o:extrusionok="f" gradientshapeok="t" o:connecttype="rect"/>
+          <v:path gradientshapeok="t" o:connecttype="rect" o:extrusionok="f"/>
           <o:lock v:ext="edit" aspectratio="t"/>
         </v:shapetype>
-        <v:shape id="_x0000_s1025" o:spid="_x0000_s2049" type="#_x0000_t75" style="position:absolute;left:0;text-align:left;margin-left:-57.65pt;margin-top:-35.55pt;width:610.4pt;height:100.2pt;z-index:1;visibility:visible;mso-wrap-style:square;mso-wrap-distance-left:9pt;mso-wrap-distance-top:0;mso-wrap-distance-right:9pt;mso-wrap-distance-bottom:0;mso-position-horizontal:absolute;mso-position-horizontal-relative:text;mso-position-vertical:absolute;mso-position-vertical-relative:text">
-          <v:imagedata r:id="rId1" o:title=""/>
+        <v:shape id="_x0000_s1025" style="position:absolute;left:0;text-align:left;margin-left:-57.65pt;margin-top:-35.55pt;width:610.4pt;height:100.2pt;z-index:1;visibility:visible;mso-wrap-style:square;mso-wrap-distance-left:9pt;mso-wrap-distance-top:0;mso-wrap-distance-right:9pt;mso-wrap-distance-bottom:0;mso-position-horizontal:absolute;mso-position-horizontal-relative:text;mso-position-vertical:absolute;mso-position-vertical-relative:text" o:spid="_x0000_s2049" type="#_x0000_t75">
+          <v:imagedata o:title="" r:id="rId1"/>
           <w10:wrap type="square"/>
         </v:shape>
       </w:pict>
@@ -3163,7 +3162,7 @@
     <w:pPr>
       <w:pStyle w:val="Header"/>
       <w:pBdr>
-        <w:bottom w:val="single" w:sz="4" w:space="1" w:color="000000"/>
+        <w:bottom w:val="single" w:color="000000" w:sz="4" w:space="1"/>
       </w:pBdr>
     </w:pPr>
   </w:p>
@@ -4084,7 +4083,7 @@
         <w:ind w:left="720" w:hanging="360"/>
       </w:pPr>
       <w:rPr>
-        <w:rFonts w:ascii="Calibri" w:eastAsia="Times New Roman" w:hAnsi="Calibri" w:cs="Calibri" w:hint="default"/>
+        <w:rFonts w:hint="default" w:ascii="Calibri" w:hAnsi="Calibri" w:eastAsia="Times New Roman" w:cs="Calibri"/>
       </w:rPr>
     </w:lvl>
     <w:lvl w:ilvl="1">
@@ -4096,7 +4095,7 @@
         <w:ind w:left="1440" w:hanging="360"/>
       </w:pPr>
       <w:rPr>
-        <w:rFonts w:ascii="Courier New" w:hAnsi="Courier New" w:cs="Courier New" w:hint="default"/>
+        <w:rFonts w:hint="default" w:ascii="Courier New" w:hAnsi="Courier New" w:cs="Courier New"/>
       </w:rPr>
     </w:lvl>
     <w:lvl w:ilvl="2">
@@ -4108,7 +4107,7 @@
         <w:ind w:left="2160" w:hanging="360"/>
       </w:pPr>
       <w:rPr>
-        <w:rFonts w:ascii="Wingdings" w:hAnsi="Wingdings" w:hint="default"/>
+        <w:rFonts w:hint="default" w:ascii="Wingdings" w:hAnsi="Wingdings"/>
       </w:rPr>
     </w:lvl>
     <w:lvl w:ilvl="3">
@@ -4120,7 +4119,7 @@
         <w:ind w:left="2880" w:hanging="360"/>
       </w:pPr>
       <w:rPr>
-        <w:rFonts w:ascii="Symbol" w:hAnsi="Symbol" w:hint="default"/>
+        <w:rFonts w:hint="default" w:ascii="Symbol" w:hAnsi="Symbol"/>
       </w:rPr>
     </w:lvl>
     <w:lvl w:ilvl="4">
@@ -4132,7 +4131,7 @@
         <w:ind w:left="3600" w:hanging="360"/>
       </w:pPr>
       <w:rPr>
-        <w:rFonts w:ascii="Courier New" w:hAnsi="Courier New" w:cs="Courier New" w:hint="default"/>
+        <w:rFonts w:hint="default" w:ascii="Courier New" w:hAnsi="Courier New" w:cs="Courier New"/>
       </w:rPr>
     </w:lvl>
     <w:lvl w:ilvl="5">
@@ -4144,7 +4143,7 @@
         <w:ind w:left="4320" w:hanging="360"/>
       </w:pPr>
       <w:rPr>
-        <w:rFonts w:ascii="Wingdings" w:hAnsi="Wingdings" w:hint="default"/>
+        <w:rFonts w:hint="default" w:ascii="Wingdings" w:hAnsi="Wingdings"/>
       </w:rPr>
     </w:lvl>
     <w:lvl w:ilvl="6">
@@ -4156,7 +4155,7 @@
         <w:ind w:left="5040" w:hanging="360"/>
       </w:pPr>
       <w:rPr>
-        <w:rFonts w:ascii="Symbol" w:hAnsi="Symbol" w:hint="default"/>
+        <w:rFonts w:hint="default" w:ascii="Symbol" w:hAnsi="Symbol"/>
       </w:rPr>
     </w:lvl>
     <w:lvl w:ilvl="7">
@@ -4168,7 +4167,7 @@
         <w:ind w:left="5760" w:hanging="360"/>
       </w:pPr>
       <w:rPr>
-        <w:rFonts w:ascii="Courier New" w:hAnsi="Courier New" w:cs="Courier New" w:hint="default"/>
+        <w:rFonts w:hint="default" w:ascii="Courier New" w:hAnsi="Courier New" w:cs="Courier New"/>
       </w:rPr>
     </w:lvl>
     <w:lvl w:ilvl="8">
@@ -4180,7 +4179,7 @@
         <w:ind w:left="6480" w:hanging="360"/>
       </w:pPr>
       <w:rPr>
-        <w:rFonts w:ascii="Wingdings" w:hAnsi="Wingdings" w:hint="default"/>
+        <w:rFonts w:hint="default" w:ascii="Wingdings" w:hAnsi="Wingdings"/>
       </w:rPr>
     </w:lvl>
   </w:abstractNum>
@@ -4458,7 +4457,7 @@
         <w:ind w:left="360" w:hanging="360"/>
       </w:pPr>
       <w:rPr>
-        <w:rFonts w:ascii="Wingdings" w:hAnsi="Wingdings" w:hint="default"/>
+        <w:rFonts w:hint="default" w:ascii="Wingdings" w:hAnsi="Wingdings"/>
         <w:color w:val="C00000"/>
       </w:rPr>
     </w:lvl>
@@ -4471,7 +4470,7 @@
         <w:ind w:left="1080" w:hanging="360"/>
       </w:pPr>
       <w:rPr>
-        <w:rFonts w:ascii="Courier New" w:hAnsi="Courier New" w:cs="Courier New" w:hint="default"/>
+        <w:rFonts w:hint="default" w:ascii="Courier New" w:hAnsi="Courier New" w:cs="Courier New"/>
       </w:rPr>
     </w:lvl>
     <w:lvl w:ilvl="2">
@@ -4483,7 +4482,7 @@
         <w:ind w:left="1800" w:hanging="360"/>
       </w:pPr>
       <w:rPr>
-        <w:rFonts w:ascii="Wingdings" w:hAnsi="Wingdings" w:hint="default"/>
+        <w:rFonts w:hint="default" w:ascii="Wingdings" w:hAnsi="Wingdings"/>
       </w:rPr>
     </w:lvl>
     <w:lvl w:ilvl="3">
@@ -4495,7 +4494,7 @@
         <w:ind w:left="2520" w:hanging="360"/>
       </w:pPr>
       <w:rPr>
-        <w:rFonts w:ascii="Symbol" w:hAnsi="Symbol" w:hint="default"/>
+        <w:rFonts w:hint="default" w:ascii="Symbol" w:hAnsi="Symbol"/>
       </w:rPr>
     </w:lvl>
     <w:lvl w:ilvl="4">
@@ -4507,7 +4506,7 @@
         <w:ind w:left="3240" w:hanging="360"/>
       </w:pPr>
       <w:rPr>
-        <w:rFonts w:ascii="Courier New" w:hAnsi="Courier New" w:cs="Courier New" w:hint="default"/>
+        <w:rFonts w:hint="default" w:ascii="Courier New" w:hAnsi="Courier New" w:cs="Courier New"/>
       </w:rPr>
     </w:lvl>
     <w:lvl w:ilvl="5">
@@ -4519,7 +4518,7 @@
         <w:ind w:left="3960" w:hanging="360"/>
       </w:pPr>
       <w:rPr>
-        <w:rFonts w:ascii="Wingdings" w:hAnsi="Wingdings" w:hint="default"/>
+        <w:rFonts w:hint="default" w:ascii="Wingdings" w:hAnsi="Wingdings"/>
       </w:rPr>
     </w:lvl>
     <w:lvl w:ilvl="6">
@@ -4531,7 +4530,7 @@
         <w:ind w:left="4680" w:hanging="360"/>
       </w:pPr>
       <w:rPr>
-        <w:rFonts w:ascii="Symbol" w:hAnsi="Symbol" w:hint="default"/>
+        <w:rFonts w:hint="default" w:ascii="Symbol" w:hAnsi="Symbol"/>
       </w:rPr>
     </w:lvl>
     <w:lvl w:ilvl="7">
@@ -4543,7 +4542,7 @@
         <w:ind w:left="5400" w:hanging="360"/>
       </w:pPr>
       <w:rPr>
-        <w:rFonts w:ascii="Courier New" w:hAnsi="Courier New" w:cs="Courier New" w:hint="default"/>
+        <w:rFonts w:hint="default" w:ascii="Courier New" w:hAnsi="Courier New" w:cs="Courier New"/>
       </w:rPr>
     </w:lvl>
     <w:lvl w:ilvl="8">
@@ -4555,7 +4554,7 @@
         <w:ind w:left="6120" w:hanging="360"/>
       </w:pPr>
       <w:rPr>
-        <w:rFonts w:ascii="Wingdings" w:hAnsi="Wingdings" w:hint="default"/>
+        <w:rFonts w:hint="default" w:ascii="Wingdings" w:hAnsi="Wingdings"/>
       </w:rPr>
     </w:lvl>
   </w:abstractNum>
@@ -4572,7 +4571,7 @@
         <w:ind w:left="720" w:hanging="360"/>
       </w:pPr>
       <w:rPr>
-        <w:rFonts w:ascii="Calibri" w:eastAsia="Times New Roman" w:hAnsi="Calibri" w:cs="Calibri" w:hint="default"/>
+        <w:rFonts w:hint="default" w:ascii="Calibri" w:hAnsi="Calibri" w:eastAsia="Times New Roman" w:cs="Calibri"/>
       </w:rPr>
     </w:lvl>
     <w:lvl w:ilvl="1">
@@ -4584,7 +4583,7 @@
         <w:ind w:left="1440" w:hanging="360"/>
       </w:pPr>
       <w:rPr>
-        <w:rFonts w:ascii="Courier New" w:hAnsi="Courier New" w:cs="Courier New" w:hint="default"/>
+        <w:rFonts w:hint="default" w:ascii="Courier New" w:hAnsi="Courier New" w:cs="Courier New"/>
       </w:rPr>
     </w:lvl>
     <w:lvl w:ilvl="2">
@@ -4596,7 +4595,7 @@
         <w:ind w:left="2160" w:hanging="360"/>
       </w:pPr>
       <w:rPr>
-        <w:rFonts w:ascii="Wingdings" w:hAnsi="Wingdings" w:hint="default"/>
+        <w:rFonts w:hint="default" w:ascii="Wingdings" w:hAnsi="Wingdings"/>
       </w:rPr>
     </w:lvl>
     <w:lvl w:ilvl="3">
@@ -4608,7 +4607,7 @@
         <w:ind w:left="2880" w:hanging="360"/>
       </w:pPr>
       <w:rPr>
-        <w:rFonts w:ascii="Symbol" w:hAnsi="Symbol" w:hint="default"/>
+        <w:rFonts w:hint="default" w:ascii="Symbol" w:hAnsi="Symbol"/>
       </w:rPr>
     </w:lvl>
     <w:lvl w:ilvl="4">
@@ -4620,7 +4619,7 @@
         <w:ind w:left="3600" w:hanging="360"/>
       </w:pPr>
       <w:rPr>
-        <w:rFonts w:ascii="Courier New" w:hAnsi="Courier New" w:cs="Courier New" w:hint="default"/>
+        <w:rFonts w:hint="default" w:ascii="Courier New" w:hAnsi="Courier New" w:cs="Courier New"/>
       </w:rPr>
     </w:lvl>
     <w:lvl w:ilvl="5">
@@ -4632,7 +4631,7 @@
         <w:ind w:left="4320" w:hanging="360"/>
       </w:pPr>
       <w:rPr>
-        <w:rFonts w:ascii="Wingdings" w:hAnsi="Wingdings" w:hint="default"/>
+        <w:rFonts w:hint="default" w:ascii="Wingdings" w:hAnsi="Wingdings"/>
       </w:rPr>
     </w:lvl>
     <w:lvl w:ilvl="6">
@@ -4644,7 +4643,7 @@
         <w:ind w:left="5040" w:hanging="360"/>
       </w:pPr>
       <w:rPr>
-        <w:rFonts w:ascii="Symbol" w:hAnsi="Symbol" w:hint="default"/>
+        <w:rFonts w:hint="default" w:ascii="Symbol" w:hAnsi="Symbol"/>
       </w:rPr>
     </w:lvl>
     <w:lvl w:ilvl="7">
@@ -4656,7 +4655,7 @@
         <w:ind w:left="5760" w:hanging="360"/>
       </w:pPr>
       <w:rPr>
-        <w:rFonts w:ascii="Courier New" w:hAnsi="Courier New" w:cs="Courier New" w:hint="default"/>
+        <w:rFonts w:hint="default" w:ascii="Courier New" w:hAnsi="Courier New" w:cs="Courier New"/>
       </w:rPr>
     </w:lvl>
     <w:lvl w:ilvl="8">
@@ -4668,7 +4667,7 @@
         <w:ind w:left="6480" w:hanging="360"/>
       </w:pPr>
       <w:rPr>
-        <w:rFonts w:ascii="Wingdings" w:hAnsi="Wingdings" w:hint="default"/>
+        <w:rFonts w:hint="default" w:ascii="Wingdings" w:hAnsi="Wingdings"/>
       </w:rPr>
     </w:lvl>
   </w:abstractNum>
@@ -4684,7 +4683,7 @@
         <w:ind w:left="720" w:hanging="360"/>
       </w:pPr>
       <w:rPr>
-        <w:rFonts w:ascii="Calibri" w:eastAsia="Times New Roman" w:hAnsi="Calibri" w:cs="Calibri" w:hint="default"/>
+        <w:rFonts w:hint="default" w:ascii="Calibri" w:hAnsi="Calibri" w:eastAsia="Times New Roman" w:cs="Calibri"/>
       </w:rPr>
     </w:lvl>
     <w:lvl w:ilvl="1">
@@ -4696,7 +4695,7 @@
         <w:ind w:left="1440" w:hanging="360"/>
       </w:pPr>
       <w:rPr>
-        <w:rFonts w:ascii="Courier New" w:hAnsi="Courier New" w:cs="Courier New" w:hint="default"/>
+        <w:rFonts w:hint="default" w:ascii="Courier New" w:hAnsi="Courier New" w:cs="Courier New"/>
       </w:rPr>
     </w:lvl>
     <w:lvl w:ilvl="2">
@@ -4708,7 +4707,7 @@
         <w:ind w:left="2160" w:hanging="360"/>
       </w:pPr>
       <w:rPr>
-        <w:rFonts w:ascii="Wingdings" w:hAnsi="Wingdings" w:hint="default"/>
+        <w:rFonts w:hint="default" w:ascii="Wingdings" w:hAnsi="Wingdings"/>
       </w:rPr>
     </w:lvl>
     <w:lvl w:ilvl="3">
@@ -4720,7 +4719,7 @@
         <w:ind w:left="2880" w:hanging="360"/>
       </w:pPr>
       <w:rPr>
-        <w:rFonts w:ascii="Symbol" w:hAnsi="Symbol" w:hint="default"/>
+        <w:rFonts w:hint="default" w:ascii="Symbol" w:hAnsi="Symbol"/>
       </w:rPr>
     </w:lvl>
     <w:lvl w:ilvl="4">
@@ -4732,7 +4731,7 @@
         <w:ind w:left="3600" w:hanging="360"/>
       </w:pPr>
       <w:rPr>
-        <w:rFonts w:ascii="Courier New" w:hAnsi="Courier New" w:cs="Courier New" w:hint="default"/>
+        <w:rFonts w:hint="default" w:ascii="Courier New" w:hAnsi="Courier New" w:cs="Courier New"/>
       </w:rPr>
     </w:lvl>
     <w:lvl w:ilvl="5">
@@ -4744,7 +4743,7 @@
         <w:ind w:left="4320" w:hanging="360"/>
       </w:pPr>
       <w:rPr>
-        <w:rFonts w:ascii="Wingdings" w:hAnsi="Wingdings" w:hint="default"/>
+        <w:rFonts w:hint="default" w:ascii="Wingdings" w:hAnsi="Wingdings"/>
       </w:rPr>
     </w:lvl>
     <w:lvl w:ilvl="6">
@@ -4756,7 +4755,7 @@
         <w:ind w:left="5040" w:hanging="360"/>
       </w:pPr>
       <w:rPr>
-        <w:rFonts w:ascii="Symbol" w:hAnsi="Symbol" w:hint="default"/>
+        <w:rFonts w:hint="default" w:ascii="Symbol" w:hAnsi="Symbol"/>
       </w:rPr>
     </w:lvl>
     <w:lvl w:ilvl="7">
@@ -4768,7 +4767,7 @@
         <w:ind w:left="5760" w:hanging="360"/>
       </w:pPr>
       <w:rPr>
-        <w:rFonts w:ascii="Courier New" w:hAnsi="Courier New" w:cs="Courier New" w:hint="default"/>
+        <w:rFonts w:hint="default" w:ascii="Courier New" w:hAnsi="Courier New" w:cs="Courier New"/>
       </w:rPr>
     </w:lvl>
     <w:lvl w:ilvl="8">
@@ -4780,7 +4779,7 @@
         <w:ind w:left="6480" w:hanging="360"/>
       </w:pPr>
       <w:rPr>
-        <w:rFonts w:ascii="Wingdings" w:hAnsi="Wingdings" w:hint="default"/>
+        <w:rFonts w:hint="default" w:ascii="Wingdings" w:hAnsi="Wingdings"/>
       </w:rPr>
     </w:lvl>
   </w:abstractNum>
@@ -5088,7 +5087,7 @@
         <w:ind w:left="720" w:hanging="360"/>
       </w:pPr>
       <w:rPr>
-        <w:rFonts w:ascii="Calibri" w:eastAsia="Times New Roman" w:hAnsi="Calibri" w:cs="Calibri" w:hint="default"/>
+        <w:rFonts w:hint="default" w:ascii="Calibri" w:hAnsi="Calibri" w:eastAsia="Times New Roman" w:cs="Calibri"/>
       </w:rPr>
     </w:lvl>
     <w:lvl w:ilvl="1">
@@ -5100,7 +5099,7 @@
         <w:ind w:left="1440" w:hanging="360"/>
       </w:pPr>
       <w:rPr>
-        <w:rFonts w:ascii="Courier New" w:hAnsi="Courier New" w:cs="Courier New" w:hint="default"/>
+        <w:rFonts w:hint="default" w:ascii="Courier New" w:hAnsi="Courier New" w:cs="Courier New"/>
       </w:rPr>
     </w:lvl>
     <w:lvl w:ilvl="2">
@@ -5112,7 +5111,7 @@
         <w:ind w:left="2160" w:hanging="360"/>
       </w:pPr>
       <w:rPr>
-        <w:rFonts w:ascii="Wingdings" w:hAnsi="Wingdings" w:hint="default"/>
+        <w:rFonts w:hint="default" w:ascii="Wingdings" w:hAnsi="Wingdings"/>
       </w:rPr>
     </w:lvl>
     <w:lvl w:ilvl="3">
@@ -5124,7 +5123,7 @@
         <w:ind w:left="2880" w:hanging="360"/>
       </w:pPr>
       <w:rPr>
-        <w:rFonts w:ascii="Symbol" w:hAnsi="Symbol" w:hint="default"/>
+        <w:rFonts w:hint="default" w:ascii="Symbol" w:hAnsi="Symbol"/>
       </w:rPr>
     </w:lvl>
     <w:lvl w:ilvl="4">
@@ -5136,7 +5135,7 @@
         <w:ind w:left="3600" w:hanging="360"/>
       </w:pPr>
       <w:rPr>
-        <w:rFonts w:ascii="Courier New" w:hAnsi="Courier New" w:cs="Courier New" w:hint="default"/>
+        <w:rFonts w:hint="default" w:ascii="Courier New" w:hAnsi="Courier New" w:cs="Courier New"/>
       </w:rPr>
     </w:lvl>
     <w:lvl w:ilvl="5">
@@ -5148,7 +5147,7 @@
         <w:ind w:left="4320" w:hanging="360"/>
       </w:pPr>
       <w:rPr>
-        <w:rFonts w:ascii="Wingdings" w:hAnsi="Wingdings" w:hint="default"/>
+        <w:rFonts w:hint="default" w:ascii="Wingdings" w:hAnsi="Wingdings"/>
       </w:rPr>
     </w:lvl>
     <w:lvl w:ilvl="6">
@@ -5160,7 +5159,7 @@
         <w:ind w:left="5040" w:hanging="360"/>
       </w:pPr>
       <w:rPr>
-        <w:rFonts w:ascii="Symbol" w:hAnsi="Symbol" w:hint="default"/>
+        <w:rFonts w:hint="default" w:ascii="Symbol" w:hAnsi="Symbol"/>
       </w:rPr>
     </w:lvl>
     <w:lvl w:ilvl="7">
@@ -5172,7 +5171,7 @@
         <w:ind w:left="5760" w:hanging="360"/>
       </w:pPr>
       <w:rPr>
-        <w:rFonts w:ascii="Courier New" w:hAnsi="Courier New" w:cs="Courier New" w:hint="default"/>
+        <w:rFonts w:hint="default" w:ascii="Courier New" w:hAnsi="Courier New" w:cs="Courier New"/>
       </w:rPr>
     </w:lvl>
     <w:lvl w:ilvl="8">
@@ -5184,7 +5183,7 @@
         <w:ind w:left="6480" w:hanging="360"/>
       </w:pPr>
       <w:rPr>
-        <w:rFonts w:ascii="Wingdings" w:hAnsi="Wingdings" w:hint="default"/>
+        <w:rFonts w:hint="default" w:ascii="Wingdings" w:hAnsi="Wingdings"/>
       </w:rPr>
     </w:lvl>
   </w:abstractNum>
@@ -5617,11 +5616,11 @@
 </file>
 
 <file path=word/styles.xml><?xml version="1.0" encoding="utf-8"?>
-<w:styles xmlns:mc="http://schemas.openxmlformats.org/markup-compatibility/2006" xmlns:r="http://schemas.openxmlformats.org/officeDocument/2006/relationships" xmlns:w="http://schemas.openxmlformats.org/wordprocessingml/2006/main" xmlns:w14="http://schemas.microsoft.com/office/word/2010/wordml" xmlns:w15="http://schemas.microsoft.com/office/word/2012/wordml" xmlns:w16cex="http://schemas.microsoft.com/office/word/2018/wordml/cex" xmlns:w16cid="http://schemas.microsoft.com/office/word/2016/wordml/cid" xmlns:w16="http://schemas.microsoft.com/office/word/2018/wordml" xmlns:w16du="http://schemas.microsoft.com/office/word/2023/wordml/word16du" xmlns:w16sdtdh="http://schemas.microsoft.com/office/word/2020/wordml/sdtdatahash" xmlns:w16sdtfl="http://schemas.microsoft.com/office/word/2024/wordml/sdtformatlock" xmlns:w16se="http://schemas.microsoft.com/office/word/2015/wordml/symex" mc:Ignorable="w14 w15 w16se w16cid w16 w16cex w16sdtdh w16sdtfl w16du">
+<w:styles xmlns:wp14="http://schemas.microsoft.com/office/word/2010/wordprocessingDrawing" xmlns:mc="http://schemas.openxmlformats.org/markup-compatibility/2006" xmlns:r="http://schemas.openxmlformats.org/officeDocument/2006/relationships" xmlns:w="http://schemas.openxmlformats.org/wordprocessingml/2006/main" xmlns:w14="http://schemas.microsoft.com/office/word/2010/wordml" xmlns:w15="http://schemas.microsoft.com/office/word/2012/wordml" xmlns:w16cex="http://schemas.microsoft.com/office/word/2018/wordml/cex" xmlns:w16cid="http://schemas.microsoft.com/office/word/2016/wordml/cid" xmlns:w16="http://schemas.microsoft.com/office/word/2018/wordml" xmlns:w16du="http://schemas.microsoft.com/office/word/2023/wordml/word16du" xmlns:w16sdtdh="http://schemas.microsoft.com/office/word/2020/wordml/sdtdatahash" xmlns:w16sdtfl="http://schemas.microsoft.com/office/word/2024/wordml/sdtformatlock" xmlns:w16se="http://schemas.microsoft.com/office/word/2015/wordml/symex" mc:Ignorable="w14 w15 w16se w16cid w16 w16cex w16sdtdh w16sdtfl w16du wp14">
   <w:docDefaults>
     <w:rPrDefault>
       <w:rPr>
-        <w:rFonts w:ascii="Times New Roman" w:eastAsia="Times New Roman" w:hAnsi="Times New Roman" w:cs="Times New Roman"/>
+        <w:rFonts w:ascii="Times New Roman" w:hAnsi="Times New Roman" w:eastAsia="Times New Roman" w:cs="Times New Roman"/>
         <w:lang w:val="en-NZ" w:eastAsia="en-NZ" w:bidi="my-MM"/>
       </w:rPr>
     </w:rPrDefault>
@@ -5630,14 +5629,14 @@
   <w:latentStyles w:defLockedState="0" w:defUIPriority="99" w:defSemiHidden="0" w:defUnhideWhenUsed="0" w:defQFormat="0" w:count="376">
     <w:lsdException w:name="Normal" w:uiPriority="0" w:qFormat="1"/>
     <w:lsdException w:name="heading 1" w:uiPriority="9" w:qFormat="1"/>
-    <w:lsdException w:name="heading 2" w:semiHidden="1" w:uiPriority="9" w:unhideWhenUsed="1" w:qFormat="1"/>
-    <w:lsdException w:name="heading 3" w:semiHidden="1" w:uiPriority="9" w:unhideWhenUsed="1" w:qFormat="1"/>
-    <w:lsdException w:name="heading 4" w:semiHidden="1" w:uiPriority="9" w:unhideWhenUsed="1" w:qFormat="1"/>
-    <w:lsdException w:name="heading 5" w:semiHidden="1" w:uiPriority="9" w:unhideWhenUsed="1" w:qFormat="1"/>
-    <w:lsdException w:name="heading 6" w:semiHidden="1" w:uiPriority="9" w:unhideWhenUsed="1" w:qFormat="1"/>
-    <w:lsdException w:name="heading 7" w:semiHidden="1" w:uiPriority="9" w:unhideWhenUsed="1" w:qFormat="1"/>
-    <w:lsdException w:name="heading 8" w:semiHidden="1" w:uiPriority="9" w:unhideWhenUsed="1" w:qFormat="1"/>
-    <w:lsdException w:name="heading 9" w:semiHidden="1" w:uiPriority="9" w:unhideWhenUsed="1" w:qFormat="1"/>
+    <w:lsdException w:name="heading 2" w:uiPriority="9" w:semiHidden="1" w:unhideWhenUsed="1" w:qFormat="1"/>
+    <w:lsdException w:name="heading 3" w:uiPriority="9" w:semiHidden="1" w:unhideWhenUsed="1" w:qFormat="1"/>
+    <w:lsdException w:name="heading 4" w:uiPriority="9" w:semiHidden="1" w:unhideWhenUsed="1" w:qFormat="1"/>
+    <w:lsdException w:name="heading 5" w:uiPriority="9" w:semiHidden="1" w:unhideWhenUsed="1" w:qFormat="1"/>
+    <w:lsdException w:name="heading 6" w:uiPriority="9" w:semiHidden="1" w:unhideWhenUsed="1" w:qFormat="1"/>
+    <w:lsdException w:name="heading 7" w:uiPriority="9" w:semiHidden="1" w:unhideWhenUsed="1" w:qFormat="1"/>
+    <w:lsdException w:name="heading 8" w:uiPriority="9" w:semiHidden="1" w:unhideWhenUsed="1" w:qFormat="1"/>
+    <w:lsdException w:name="heading 9" w:uiPriority="9" w:semiHidden="1" w:unhideWhenUsed="1" w:qFormat="1"/>
     <w:lsdException w:name="index 1" w:semiHidden="1" w:unhideWhenUsed="1"/>
     <w:lsdException w:name="index 2" w:semiHidden="1" w:unhideWhenUsed="1"/>
     <w:lsdException w:name="index 3" w:semiHidden="1" w:unhideWhenUsed="1"/>
@@ -5647,22 +5646,22 @@
     <w:lsdException w:name="index 7" w:semiHidden="1" w:unhideWhenUsed="1"/>
     <w:lsdException w:name="index 8" w:semiHidden="1" w:unhideWhenUsed="1"/>
     <w:lsdException w:name="index 9" w:semiHidden="1" w:unhideWhenUsed="1"/>
-    <w:lsdException w:name="toc 1" w:semiHidden="1" w:uiPriority="39" w:unhideWhenUsed="1"/>
-    <w:lsdException w:name="toc 2" w:semiHidden="1" w:uiPriority="39" w:unhideWhenUsed="1"/>
-    <w:lsdException w:name="toc 3" w:semiHidden="1" w:uiPriority="39" w:unhideWhenUsed="1"/>
-    <w:lsdException w:name="toc 4" w:semiHidden="1" w:uiPriority="39" w:unhideWhenUsed="1"/>
-    <w:lsdException w:name="toc 5" w:semiHidden="1" w:uiPriority="39" w:unhideWhenUsed="1"/>
-    <w:lsdException w:name="toc 6" w:semiHidden="1" w:uiPriority="39" w:unhideWhenUsed="1"/>
-    <w:lsdException w:name="toc 7" w:semiHidden="1" w:uiPriority="39" w:unhideWhenUsed="1"/>
-    <w:lsdException w:name="toc 8" w:semiHidden="1" w:uiPriority="39" w:unhideWhenUsed="1"/>
-    <w:lsdException w:name="toc 9" w:semiHidden="1" w:uiPriority="39" w:unhideWhenUsed="1"/>
+    <w:lsdException w:name="toc 1" w:uiPriority="39" w:semiHidden="1" w:unhideWhenUsed="1"/>
+    <w:lsdException w:name="toc 2" w:uiPriority="39" w:semiHidden="1" w:unhideWhenUsed="1"/>
+    <w:lsdException w:name="toc 3" w:uiPriority="39" w:semiHidden="1" w:unhideWhenUsed="1"/>
+    <w:lsdException w:name="toc 4" w:uiPriority="39" w:semiHidden="1" w:unhideWhenUsed="1"/>
+    <w:lsdException w:name="toc 5" w:uiPriority="39" w:semiHidden="1" w:unhideWhenUsed="1"/>
+    <w:lsdException w:name="toc 6" w:uiPriority="39" w:semiHidden="1" w:unhideWhenUsed="1"/>
+    <w:lsdException w:name="toc 7" w:uiPriority="39" w:semiHidden="1" w:unhideWhenUsed="1"/>
+    <w:lsdException w:name="toc 8" w:uiPriority="39" w:semiHidden="1" w:unhideWhenUsed="1"/>
+    <w:lsdException w:name="toc 9" w:uiPriority="39" w:semiHidden="1" w:unhideWhenUsed="1"/>
     <w:lsdException w:name="Normal Indent" w:semiHidden="1" w:unhideWhenUsed="1"/>
     <w:lsdException w:name="footnote text" w:semiHidden="1" w:unhideWhenUsed="1"/>
     <w:lsdException w:name="annotation text" w:semiHidden="1" w:unhideWhenUsed="1"/>
     <w:lsdException w:name="header" w:semiHidden="1" w:unhideWhenUsed="1"/>
     <w:lsdException w:name="footer" w:semiHidden="1" w:unhideWhenUsed="1"/>
     <w:lsdException w:name="index heading" w:semiHidden="1" w:unhideWhenUsed="1"/>
-    <w:lsdException w:name="caption" w:semiHidden="1" w:uiPriority="35" w:unhideWhenUsed="1" w:qFormat="1"/>
+    <w:lsdException w:name="caption" w:uiPriority="35" w:semiHidden="1" w:unhideWhenUsed="1" w:qFormat="1"/>
     <w:lsdException w:name="table of figures" w:semiHidden="1" w:unhideWhenUsed="1"/>
     <w:lsdException w:name="envelope address" w:semiHidden="1" w:unhideWhenUsed="1"/>
     <w:lsdException w:name="envelope return" w:semiHidden="1" w:unhideWhenUsed="1"/>
@@ -5693,7 +5692,7 @@
     <w:lsdException w:name="Title" w:uiPriority="10" w:qFormat="1"/>
     <w:lsdException w:name="Closing" w:semiHidden="1" w:unhideWhenUsed="1"/>
     <w:lsdException w:name="Signature" w:semiHidden="1" w:unhideWhenUsed="1"/>
-    <w:lsdException w:name="Default Paragraph Font" w:semiHidden="1" w:uiPriority="1" w:unhideWhenUsed="1"/>
+    <w:lsdException w:name="Default Paragraph Font" w:uiPriority="1" w:semiHidden="1" w:unhideWhenUsed="1"/>
     <w:lsdException w:name="Body Text" w:semiHidden="1" w:unhideWhenUsed="1"/>
     <w:lsdException w:name="Body Text Indent" w:semiHidden="1" w:unhideWhenUsed="1"/>
     <w:lsdException w:name="List Continue" w:semiHidden="1" w:unhideWhenUsed="1"/>
@@ -5893,8 +5892,8 @@
     <w:lsdException w:name="Subtle Reference" w:uiPriority="31" w:qFormat="1"/>
     <w:lsdException w:name="Intense Reference" w:uiPriority="32" w:qFormat="1"/>
     <w:lsdException w:name="Book Title" w:uiPriority="33" w:qFormat="1"/>
-    <w:lsdException w:name="Bibliography" w:semiHidden="1" w:uiPriority="37" w:unhideWhenUsed="1"/>
-    <w:lsdException w:name="TOC Heading" w:semiHidden="1" w:uiPriority="39" w:unhideWhenUsed="1" w:qFormat="1"/>
+    <w:lsdException w:name="Bibliography" w:uiPriority="37" w:semiHidden="1" w:unhideWhenUsed="1"/>
+    <w:lsdException w:name="TOC Heading" w:uiPriority="39" w:semiHidden="1" w:unhideWhenUsed="1" w:qFormat="1"/>
     <w:lsdException w:name="Plain Table 1" w:uiPriority="41"/>
     <w:lsdException w:name="Plain Table 2" w:uiPriority="42"/>
     <w:lsdException w:name="Plain Table 3" w:uiPriority="43"/>
@@ -6005,7 +6004,7 @@
     <w:lsdException w:name="Unresolved Mention" w:semiHidden="1" w:unhideWhenUsed="1"/>
     <w:lsdException w:name="Smart Link" w:semiHidden="1" w:unhideWhenUsed="1"/>
   </w:latentStyles>
-  <w:style w:type="paragraph" w:default="1" w:styleId="Normal">
+  <w:style w:type="paragraph" w:styleId="Normal" w:default="1">
     <w:name w:val="Normal"/>
     <w:qFormat/>
     <w:rPr>
@@ -6028,7 +6027,7 @@
       <w:outlineLvl w:val="0"/>
     </w:pPr>
     <w:rPr>
-      <w:rFonts w:ascii="Arial" w:eastAsia="Arial" w:hAnsi="Arial" w:cs="Arial"/>
+      <w:rFonts w:ascii="Arial" w:hAnsi="Arial" w:eastAsia="Arial" w:cs="Arial"/>
       <w:color w:val="0F4761"/>
       <w:sz w:val="40"/>
       <w:szCs w:val="40"/>
@@ -6049,7 +6048,7 @@
       <w:outlineLvl w:val="1"/>
     </w:pPr>
     <w:rPr>
-      <w:rFonts w:ascii="Arial" w:eastAsia="Arial" w:hAnsi="Arial" w:cs="Arial"/>
+      <w:rFonts w:ascii="Arial" w:hAnsi="Arial" w:eastAsia="Arial" w:cs="Arial"/>
       <w:color w:val="0F4761"/>
       <w:sz w:val="32"/>
       <w:szCs w:val="32"/>
@@ -6070,7 +6069,7 @@
       <w:outlineLvl w:val="2"/>
     </w:pPr>
     <w:rPr>
-      <w:rFonts w:ascii="Arial" w:eastAsia="Arial" w:hAnsi="Arial" w:cs="Arial"/>
+      <w:rFonts w:ascii="Arial" w:hAnsi="Arial" w:eastAsia="Arial" w:cs="Arial"/>
       <w:color w:val="0F4761"/>
       <w:sz w:val="28"/>
       <w:szCs w:val="28"/>
@@ -6091,7 +6090,7 @@
       <w:outlineLvl w:val="3"/>
     </w:pPr>
     <w:rPr>
-      <w:rFonts w:ascii="Arial" w:eastAsia="Arial" w:hAnsi="Arial" w:cs="Arial"/>
+      <w:rFonts w:ascii="Arial" w:hAnsi="Arial" w:eastAsia="Arial" w:cs="Arial"/>
       <w:i/>
       <w:iCs/>
       <w:color w:val="0F4761"/>
@@ -6112,7 +6111,7 @@
       <w:outlineLvl w:val="4"/>
     </w:pPr>
     <w:rPr>
-      <w:rFonts w:ascii="Arial" w:eastAsia="Arial" w:hAnsi="Arial" w:cs="Arial"/>
+      <w:rFonts w:ascii="Arial" w:hAnsi="Arial" w:eastAsia="Arial" w:cs="Arial"/>
       <w:color w:val="0F4761"/>
     </w:rPr>
   </w:style>
@@ -6131,7 +6130,7 @@
       <w:outlineLvl w:val="5"/>
     </w:pPr>
     <w:rPr>
-      <w:rFonts w:ascii="Arial" w:eastAsia="Arial" w:hAnsi="Arial" w:cs="Arial"/>
+      <w:rFonts w:ascii="Arial" w:hAnsi="Arial" w:eastAsia="Arial" w:cs="Arial"/>
       <w:i/>
       <w:iCs/>
       <w:color w:val="595959"/>
@@ -6152,7 +6151,7 @@
       <w:outlineLvl w:val="6"/>
     </w:pPr>
     <w:rPr>
-      <w:rFonts w:ascii="Arial" w:eastAsia="Arial" w:hAnsi="Arial" w:cs="Arial"/>
+      <w:rFonts w:ascii="Arial" w:hAnsi="Arial" w:eastAsia="Arial" w:cs="Arial"/>
       <w:color w:val="595959"/>
     </w:rPr>
   </w:style>
@@ -6170,7 +6169,7 @@
       <w:outlineLvl w:val="7"/>
     </w:pPr>
     <w:rPr>
-      <w:rFonts w:ascii="Arial" w:eastAsia="Arial" w:hAnsi="Arial" w:cs="Arial"/>
+      <w:rFonts w:ascii="Arial" w:hAnsi="Arial" w:eastAsia="Arial" w:cs="Arial"/>
       <w:i/>
       <w:iCs/>
       <w:color w:val="272727"/>
@@ -6190,19 +6189,19 @@
       <w:outlineLvl w:val="8"/>
     </w:pPr>
     <w:rPr>
-      <w:rFonts w:ascii="Arial" w:eastAsia="Arial" w:hAnsi="Arial" w:cs="Arial"/>
+      <w:rFonts w:ascii="Arial" w:hAnsi="Arial" w:eastAsia="Arial" w:cs="Arial"/>
       <w:i/>
       <w:iCs/>
       <w:color w:val="272727"/>
     </w:rPr>
   </w:style>
-  <w:style w:type="character" w:default="1" w:styleId="DefaultParagraphFont">
+  <w:style w:type="character" w:styleId="DefaultParagraphFont" w:default="1">
     <w:name w:val="Default Paragraph Font"/>
     <w:uiPriority w:val="1"/>
     <w:semiHidden/>
     <w:unhideWhenUsed/>
   </w:style>
-  <w:style w:type="table" w:default="1" w:styleId="TableNormal">
+  <w:style w:type="table" w:styleId="TableNormal" w:default="1">
     <w:name w:val="Normal Table"/>
     <w:uiPriority w:val="99"/>
     <w:semiHidden/>
@@ -6217,7 +6216,7 @@
       </w:tblCellMar>
     </w:tblPr>
   </w:style>
-  <w:style w:type="numbering" w:default="1" w:styleId="NoList">
+  <w:style w:type="numbering" w:styleId="NoList" w:default="1">
     <w:name w:val="No List"/>
     <w:uiPriority w:val="99"/>
     <w:semiHidden/>
@@ -6229,12 +6228,12 @@
     <w:uiPriority w:val="59"/>
     <w:tblPr>
       <w:tblBorders>
-        <w:top w:val="single" w:sz="4" w:space="0" w:color="AFAFAF"/>
-        <w:left w:val="single" w:sz="4" w:space="0" w:color="AFAFAF"/>
-        <w:bottom w:val="single" w:sz="4" w:space="0" w:color="AFAFAF"/>
-        <w:right w:val="single" w:sz="4" w:space="0" w:color="AFAFAF"/>
-        <w:insideH w:val="single" w:sz="4" w:space="0" w:color="AFAFAF"/>
-        <w:insideV w:val="single" w:sz="4" w:space="0" w:color="AFAFAF"/>
+        <w:top w:val="single" w:color="AFAFAF" w:sz="4" w:space="0"/>
+        <w:left w:val="single" w:color="AFAFAF" w:sz="4" w:space="0"/>
+        <w:bottom w:val="single" w:color="AFAFAF" w:sz="4" w:space="0"/>
+        <w:right w:val="single" w:color="AFAFAF" w:sz="4" w:space="0"/>
+        <w:insideH w:val="single" w:color="AFAFAF" w:sz="4" w:space="0"/>
+        <w:insideV w:val="single" w:color="AFAFAF" w:sz="4" w:space="0"/>
       </w:tblBorders>
     </w:tblPr>
   </w:style>
@@ -6244,12 +6243,12 @@
     <w:uiPriority w:val="59"/>
     <w:tblPr>
       <w:tblBorders>
-        <w:top w:val="single" w:sz="4" w:space="0" w:color="AFAFAF"/>
-        <w:left w:val="single" w:sz="4" w:space="0" w:color="AFAFAF"/>
-        <w:bottom w:val="single" w:sz="4" w:space="0" w:color="AFAFAF"/>
-        <w:right w:val="single" w:sz="4" w:space="0" w:color="AFAFAF"/>
-        <w:insideH w:val="single" w:sz="4" w:space="0" w:color="AFAFAF"/>
-        <w:insideV w:val="single" w:sz="4" w:space="0" w:color="AFAFAF"/>
+        <w:top w:val="single" w:color="AFAFAF" w:sz="4" w:space="0"/>
+        <w:left w:val="single" w:color="AFAFAF" w:sz="4" w:space="0"/>
+        <w:bottom w:val="single" w:color="AFAFAF" w:sz="4" w:space="0"/>
+        <w:right w:val="single" w:color="AFAFAF" w:sz="4" w:space="0"/>
+        <w:insideH w:val="single" w:color="AFAFAF" w:sz="4" w:space="0"/>
+        <w:insideV w:val="single" w:color="AFAFAF" w:sz="4" w:space="0"/>
       </w:tblBorders>
     </w:tblPr>
     <w:tblStylePr w:type="firstRow">
@@ -6303,10 +6302,10 @@
     <w:uiPriority w:val="59"/>
     <w:tblPr>
       <w:tblBorders>
-        <w:top w:val="single" w:sz="4" w:space="0" w:color="000000"/>
-        <w:left w:val="none" w:sz="4" w:space="0" w:color="000000"/>
-        <w:bottom w:val="single" w:sz="4" w:space="0" w:color="000000"/>
-        <w:right w:val="none" w:sz="4" w:space="0" w:color="000000"/>
+        <w:top w:val="single" w:color="000000" w:sz="4" w:space="0"/>
+        <w:left w:val="none" w:color="000000" w:sz="4" w:space="0"/>
+        <w:bottom w:val="single" w:color="000000" w:sz="4" w:space="0"/>
+        <w:right w:val="none" w:color="000000" w:sz="4" w:space="0"/>
       </w:tblBorders>
     </w:tblPr>
     <w:tblStylePr w:type="firstRow">
@@ -6319,8 +6318,8 @@
       <w:tblPr/>
       <w:tcPr>
         <w:tcBorders>
-          <w:top w:val="single" w:sz="4" w:space="0" w:color="000000"/>
-          <w:bottom w:val="single" w:sz="4" w:space="0" w:color="000000"/>
+          <w:top w:val="single" w:color="000000" w:sz="4" w:space="0"/>
+          <w:bottom w:val="single" w:color="000000" w:sz="4" w:space="0"/>
         </w:tcBorders>
       </w:tcPr>
     </w:tblStylePr>
@@ -6352,8 +6351,8 @@
       <w:tblPr/>
       <w:tcPr>
         <w:tcBorders>
-          <w:left w:val="single" w:sz="4" w:space="0" w:color="000000"/>
-          <w:right w:val="single" w:sz="4" w:space="0" w:color="000000"/>
+          <w:left w:val="single" w:color="000000" w:sz="4" w:space="0"/>
+          <w:right w:val="single" w:color="000000" w:sz="4" w:space="0"/>
         </w:tcBorders>
       </w:tcPr>
     </w:tblStylePr>
@@ -6361,8 +6360,8 @@
       <w:tblPr/>
       <w:tcPr>
         <w:tcBorders>
-          <w:left w:val="single" w:sz="4" w:space="0" w:color="000000"/>
-          <w:right w:val="single" w:sz="4" w:space="0" w:color="000000"/>
+          <w:left w:val="single" w:color="000000" w:sz="4" w:space="0"/>
+          <w:right w:val="single" w:color="000000" w:sz="4" w:space="0"/>
         </w:tcBorders>
       </w:tcPr>
     </w:tblStylePr>
@@ -6370,8 +6369,8 @@
       <w:tblPr/>
       <w:tcPr>
         <w:tcBorders>
-          <w:top w:val="single" w:sz="4" w:space="0" w:color="000000"/>
-          <w:bottom w:val="single" w:sz="4" w:space="0" w:color="000000"/>
+          <w:top w:val="single" w:color="000000" w:sz="4" w:space="0"/>
+          <w:bottom w:val="single" w:color="000000" w:sz="4" w:space="0"/>
         </w:tcBorders>
       </w:tcPr>
     </w:tblStylePr>
@@ -6393,10 +6392,10 @@
       <w:tblPr/>
       <w:tcPr>
         <w:tcBorders>
-          <w:top w:val="none" w:sz="4" w:space="0" w:color="000000"/>
-          <w:left w:val="none" w:sz="4" w:space="0" w:color="000000"/>
-          <w:bottom w:val="single" w:sz="4" w:space="0" w:color="404040"/>
-          <w:right w:val="none" w:sz="4" w:space="0" w:color="000000"/>
+          <w:top w:val="none" w:color="000000" w:sz="4" w:space="0"/>
+          <w:left w:val="none" w:color="000000" w:sz="4" w:space="0"/>
+          <w:bottom w:val="single" w:color="404040" w:sz="4" w:space="0"/>
+          <w:right w:val="none" w:color="000000" w:sz="4" w:space="0"/>
         </w:tcBorders>
       </w:tcPr>
     </w:tblStylePr>
@@ -6416,10 +6415,10 @@
       <w:tblPr/>
       <w:tcPr>
         <w:tcBorders>
-          <w:top w:val="none" w:sz="4" w:space="0" w:color="000000"/>
-          <w:left w:val="none" w:sz="4" w:space="0" w:color="000000"/>
-          <w:bottom w:val="none" w:sz="4" w:space="0" w:color="000000"/>
-          <w:right w:val="single" w:sz="4" w:space="0" w:color="404040"/>
+          <w:top w:val="none" w:color="000000" w:sz="4" w:space="0"/>
+          <w:left w:val="none" w:color="000000" w:sz="4" w:space="0"/>
+          <w:bottom w:val="none" w:color="000000" w:sz="4" w:space="0"/>
+          <w:right w:val="single" w:color="404040" w:sz="4" w:space="0"/>
         </w:tcBorders>
       </w:tcPr>
     </w:tblStylePr>
@@ -6524,9 +6523,9 @@
       <w:tblPr/>
       <w:tcPr>
         <w:tcBorders>
-          <w:left w:val="none" w:sz="4" w:space="0" w:color="000000"/>
-          <w:bottom w:val="single" w:sz="4" w:space="0" w:color="404040"/>
-          <w:right w:val="none" w:sz="4" w:space="0" w:color="000000"/>
+          <w:left w:val="none" w:color="000000" w:sz="4" w:space="0"/>
+          <w:bottom w:val="single" w:color="404040" w:sz="4" w:space="0"/>
+          <w:right w:val="none" w:color="000000" w:sz="4" w:space="0"/>
         </w:tcBorders>
         <w:shd w:val="clear" w:color="FFFFFF" w:fill="auto"/>
       </w:tcPr>
@@ -6539,9 +6538,9 @@
       <w:tblPr/>
       <w:tcPr>
         <w:tcBorders>
-          <w:top w:val="single" w:sz="4" w:space="0" w:color="404040"/>
-          <w:left w:val="none" w:sz="4" w:space="0" w:color="000000"/>
-          <w:right w:val="none" w:sz="4" w:space="0" w:color="000000"/>
+          <w:top w:val="single" w:color="404040" w:sz="4" w:space="0"/>
+          <w:left w:val="none" w:color="000000" w:sz="4" w:space="0"/>
+          <w:right w:val="none" w:color="000000" w:sz="4" w:space="0"/>
         </w:tcBorders>
         <w:shd w:val="clear" w:color="FFFFFF" w:fill="auto"/>
       </w:tcPr>
@@ -6557,7 +6556,7 @@
       <w:tblPr/>
       <w:tcPr>
         <w:tcBorders>
-          <w:right w:val="single" w:sz="4" w:space="0" w:color="404040"/>
+          <w:right w:val="single" w:color="404040" w:sz="4" w:space="0"/>
         </w:tcBorders>
         <w:shd w:val="clear" w:color="FFFFFF" w:fill="auto"/>
       </w:tcPr>
@@ -6570,7 +6569,7 @@
       <w:tblPr/>
       <w:tcPr>
         <w:tcBorders>
-          <w:left w:val="single" w:sz="4" w:space="0" w:color="404040"/>
+          <w:left w:val="single" w:color="404040" w:sz="4" w:space="0"/>
         </w:tcBorders>
         <w:shd w:val="clear" w:color="FFFFFF" w:fill="auto"/>
       </w:tcPr>
@@ -6606,12 +6605,12 @@
       <w:tblStyleRowBandSize w:val="1"/>
       <w:tblStyleColBandSize w:val="1"/>
       <w:tblBorders>
-        <w:top w:val="single" w:sz="4" w:space="0" w:color="989898"/>
-        <w:left w:val="single" w:sz="4" w:space="0" w:color="989898"/>
-        <w:bottom w:val="single" w:sz="4" w:space="0" w:color="989898"/>
-        <w:right w:val="single" w:sz="4" w:space="0" w:color="989898"/>
-        <w:insideH w:val="single" w:sz="4" w:space="0" w:color="989898"/>
-        <w:insideV w:val="single" w:sz="4" w:space="0" w:color="989898"/>
+        <w:top w:val="single" w:color="989898" w:sz="4" w:space="0"/>
+        <w:left w:val="single" w:color="989898" w:sz="4" w:space="0"/>
+        <w:bottom w:val="single" w:color="989898" w:sz="4" w:space="0"/>
+        <w:right w:val="single" w:color="989898" w:sz="4" w:space="0"/>
+        <w:insideH w:val="single" w:color="989898" w:sz="4" w:space="0"/>
+        <w:insideV w:val="single" w:color="989898" w:sz="4" w:space="0"/>
       </w:tblBorders>
     </w:tblPr>
     <w:tblStylePr w:type="firstRow">
@@ -6622,7 +6621,7 @@
       <w:tblPr/>
       <w:tcPr>
         <w:tcBorders>
-          <w:bottom w:val="single" w:sz="12" w:space="0" w:color="6A6A6A"/>
+          <w:bottom w:val="single" w:color="6A6A6A" w:sz="12" w:space="0"/>
         </w:tcBorders>
       </w:tcPr>
     </w:tblStylePr>
@@ -6653,10 +6652,10 @@
       <w:tblPr/>
       <w:tcPr>
         <w:tcBorders>
-          <w:top w:val="single" w:sz="4" w:space="0" w:color="989898"/>
-          <w:left w:val="single" w:sz="4" w:space="0" w:color="989898"/>
-          <w:bottom w:val="single" w:sz="4" w:space="0" w:color="989898"/>
-          <w:right w:val="single" w:sz="4" w:space="0" w:color="989898"/>
+          <w:top w:val="single" w:color="989898" w:sz="4" w:space="0"/>
+          <w:left w:val="single" w:color="989898" w:sz="4" w:space="0"/>
+          <w:bottom w:val="single" w:color="989898" w:sz="4" w:space="0"/>
+          <w:right w:val="single" w:color="989898" w:sz="4" w:space="0"/>
         </w:tcBorders>
       </w:tcPr>
     </w:tblStylePr>
@@ -6669,12 +6668,12 @@
       <w:tblStyleRowBandSize w:val="1"/>
       <w:tblStyleColBandSize w:val="1"/>
       <w:tblBorders>
-        <w:top w:val="single" w:sz="4" w:space="0" w:color="81C9EA"/>
-        <w:left w:val="single" w:sz="4" w:space="0" w:color="81C9EA"/>
-        <w:bottom w:val="single" w:sz="4" w:space="0" w:color="81C9EA"/>
-        <w:right w:val="single" w:sz="4" w:space="0" w:color="81C9EA"/>
-        <w:insideH w:val="single" w:sz="4" w:space="0" w:color="81C9EA"/>
-        <w:insideV w:val="single" w:sz="4" w:space="0" w:color="81C9EA"/>
+        <w:top w:val="single" w:color="81C9EA" w:sz="4" w:space="0"/>
+        <w:left w:val="single" w:color="81C9EA" w:sz="4" w:space="0"/>
+        <w:bottom w:val="single" w:color="81C9EA" w:sz="4" w:space="0"/>
+        <w:right w:val="single" w:color="81C9EA" w:sz="4" w:space="0"/>
+        <w:insideH w:val="single" w:color="81C9EA" w:sz="4" w:space="0"/>
+        <w:insideV w:val="single" w:color="81C9EA" w:sz="4" w:space="0"/>
       </w:tblBorders>
     </w:tblPr>
     <w:tblStylePr w:type="firstRow">
@@ -6685,7 +6684,7 @@
       <w:tblPr/>
       <w:tcPr>
         <w:tcBorders>
-          <w:bottom w:val="single" w:sz="12" w:space="0" w:color="4AB2E1"/>
+          <w:bottom w:val="single" w:color="4AB2E1" w:sz="12" w:space="0"/>
         </w:tcBorders>
       </w:tcPr>
     </w:tblStylePr>
@@ -6716,10 +6715,10 @@
       <w:tblPr/>
       <w:tcPr>
         <w:tcBorders>
-          <w:top w:val="single" w:sz="4" w:space="0" w:color="81C9EA"/>
-          <w:left w:val="single" w:sz="4" w:space="0" w:color="81C9EA"/>
-          <w:bottom w:val="single" w:sz="4" w:space="0" w:color="81C9EA"/>
-          <w:right w:val="single" w:sz="4" w:space="0" w:color="81C9EA"/>
+          <w:top w:val="single" w:color="81C9EA" w:sz="4" w:space="0"/>
+          <w:left w:val="single" w:color="81C9EA" w:sz="4" w:space="0"/>
+          <w:bottom w:val="single" w:color="81C9EA" w:sz="4" w:space="0"/>
+          <w:right w:val="single" w:color="81C9EA" w:sz="4" w:space="0"/>
         </w:tcBorders>
       </w:tcPr>
     </w:tblStylePr>
@@ -6732,12 +6731,12 @@
       <w:tblStyleRowBandSize w:val="1"/>
       <w:tblStyleColBandSize w:val="1"/>
       <w:tblBorders>
-        <w:top w:val="single" w:sz="4" w:space="0" w:color="F6C5AB"/>
-        <w:left w:val="single" w:sz="4" w:space="0" w:color="F6C5AB"/>
-        <w:bottom w:val="single" w:sz="4" w:space="0" w:color="F6C5AB"/>
-        <w:right w:val="single" w:sz="4" w:space="0" w:color="F6C5AB"/>
-        <w:insideH w:val="single" w:sz="4" w:space="0" w:color="F6C5AB"/>
-        <w:insideV w:val="single" w:sz="4" w:space="0" w:color="F6C5AB"/>
+        <w:top w:val="single" w:color="F6C5AB" w:sz="4" w:space="0"/>
+        <w:left w:val="single" w:color="F6C5AB" w:sz="4" w:space="0"/>
+        <w:bottom w:val="single" w:color="F6C5AB" w:sz="4" w:space="0"/>
+        <w:right w:val="single" w:color="F6C5AB" w:sz="4" w:space="0"/>
+        <w:insideH w:val="single" w:color="F6C5AB" w:sz="4" w:space="0"/>
+        <w:insideV w:val="single" w:color="F6C5AB" w:sz="4" w:space="0"/>
       </w:tblBorders>
     </w:tblPr>
     <w:tblStylePr w:type="firstRow">
@@ -6748,7 +6747,7 @@
       <w:tblPr/>
       <w:tcPr>
         <w:tcBorders>
-          <w:bottom w:val="single" w:sz="12" w:space="0" w:color="F2AB87"/>
+          <w:bottom w:val="single" w:color="F2AB87" w:sz="12" w:space="0"/>
         </w:tcBorders>
       </w:tcPr>
     </w:tblStylePr>
@@ -6779,10 +6778,10 @@
       <w:tblPr/>
       <w:tcPr>
         <w:tcBorders>
-          <w:top w:val="single" w:sz="4" w:space="0" w:color="F6C5AB"/>
-          <w:left w:val="single" w:sz="4" w:space="0" w:color="F6C5AB"/>
-          <w:bottom w:val="single" w:sz="4" w:space="0" w:color="F6C5AB"/>
-          <w:right w:val="single" w:sz="4" w:space="0" w:color="F6C5AB"/>
+          <w:top w:val="single" w:color="F6C5AB" w:sz="4" w:space="0"/>
+          <w:left w:val="single" w:color="F6C5AB" w:sz="4" w:space="0"/>
+          <w:bottom w:val="single" w:color="F6C5AB" w:sz="4" w:space="0"/>
+          <w:right w:val="single" w:color="F6C5AB" w:sz="4" w:space="0"/>
         </w:tcBorders>
       </w:tcPr>
     </w:tblStylePr>
@@ -6795,12 +6794,12 @@
       <w:tblStyleRowBandSize w:val="1"/>
       <w:tblStyleColBandSize w:val="1"/>
       <w:tblBorders>
-        <w:top w:val="single" w:sz="4" w:space="0" w:color="83E28F"/>
-        <w:left w:val="single" w:sz="4" w:space="0" w:color="83E28F"/>
-        <w:bottom w:val="single" w:sz="4" w:space="0" w:color="83E28F"/>
-        <w:right w:val="single" w:sz="4" w:space="0" w:color="83E28F"/>
-        <w:insideH w:val="single" w:sz="4" w:space="0" w:color="83E28F"/>
-        <w:insideV w:val="single" w:sz="4" w:space="0" w:color="83E28F"/>
+        <w:top w:val="single" w:color="83E28F" w:sz="4" w:space="0"/>
+        <w:left w:val="single" w:color="83E28F" w:sz="4" w:space="0"/>
+        <w:bottom w:val="single" w:color="83E28F" w:sz="4" w:space="0"/>
+        <w:right w:val="single" w:color="83E28F" w:sz="4" w:space="0"/>
+        <w:insideH w:val="single" w:color="83E28F" w:sz="4" w:space="0"/>
+        <w:insideV w:val="single" w:color="83E28F" w:sz="4" w:space="0"/>
       </w:tblBorders>
     </w:tblPr>
     <w:tblStylePr w:type="firstRow">
@@ -6811,7 +6810,7 @@
       <w:tblPr/>
       <w:tcPr>
         <w:tcBorders>
-          <w:bottom w:val="single" w:sz="12" w:space="0" w:color="4BD55E"/>
+          <w:bottom w:val="single" w:color="4BD55E" w:sz="12" w:space="0"/>
         </w:tcBorders>
       </w:tcPr>
     </w:tblStylePr>
@@ -6842,10 +6841,10 @@
       <w:tblPr/>
       <w:tcPr>
         <w:tcBorders>
-          <w:top w:val="single" w:sz="4" w:space="0" w:color="83E28F"/>
-          <w:left w:val="single" w:sz="4" w:space="0" w:color="83E28F"/>
-          <w:bottom w:val="single" w:sz="4" w:space="0" w:color="83E28F"/>
-          <w:right w:val="single" w:sz="4" w:space="0" w:color="83E28F"/>
+          <w:top w:val="single" w:color="83E28F" w:sz="4" w:space="0"/>
+          <w:left w:val="single" w:color="83E28F" w:sz="4" w:space="0"/>
+          <w:bottom w:val="single" w:color="83E28F" w:sz="4" w:space="0"/>
+          <w:right w:val="single" w:color="83E28F" w:sz="4" w:space="0"/>
         </w:tcBorders>
       </w:tcPr>
     </w:tblStylePr>
@@ -6858,12 +6857,12 @@
       <w:tblStyleRowBandSize w:val="1"/>
       <w:tblStyleColBandSize w:val="1"/>
       <w:tblBorders>
-        <w:top w:val="single" w:sz="4" w:space="0" w:color="94DBF7"/>
-        <w:left w:val="single" w:sz="4" w:space="0" w:color="94DBF7"/>
-        <w:bottom w:val="single" w:sz="4" w:space="0" w:color="94DBF7"/>
-        <w:right w:val="single" w:sz="4" w:space="0" w:color="94DBF7"/>
-        <w:insideH w:val="single" w:sz="4" w:space="0" w:color="94DBF7"/>
-        <w:insideV w:val="single" w:sz="4" w:space="0" w:color="94DBF7"/>
+        <w:top w:val="single" w:color="94DBF7" w:sz="4" w:space="0"/>
+        <w:left w:val="single" w:color="94DBF7" w:sz="4" w:space="0"/>
+        <w:bottom w:val="single" w:color="94DBF7" w:sz="4" w:space="0"/>
+        <w:right w:val="single" w:color="94DBF7" w:sz="4" w:space="0"/>
+        <w:insideH w:val="single" w:color="94DBF7" w:sz="4" w:space="0"/>
+        <w:insideV w:val="single" w:color="94DBF7" w:sz="4" w:space="0"/>
       </w:tblBorders>
     </w:tblPr>
     <w:tblStylePr w:type="firstRow">
@@ -6874,7 +6873,7 @@
       <w:tblPr/>
       <w:tcPr>
         <w:tcBorders>
-          <w:bottom w:val="single" w:sz="12" w:space="0" w:color="64CCF4"/>
+          <w:bottom w:val="single" w:color="64CCF4" w:sz="12" w:space="0"/>
         </w:tcBorders>
       </w:tcPr>
     </w:tblStylePr>
@@ -6905,10 +6904,10 @@
       <w:tblPr/>
       <w:tcPr>
         <w:tcBorders>
-          <w:top w:val="single" w:sz="4" w:space="0" w:color="94DBF7"/>
-          <w:left w:val="single" w:sz="4" w:space="0" w:color="94DBF7"/>
-          <w:bottom w:val="single" w:sz="4" w:space="0" w:color="94DBF7"/>
-          <w:right w:val="single" w:sz="4" w:space="0" w:color="94DBF7"/>
+          <w:top w:val="single" w:color="94DBF7" w:sz="4" w:space="0"/>
+          <w:left w:val="single" w:color="94DBF7" w:sz="4" w:space="0"/>
+          <w:bottom w:val="single" w:color="94DBF7" w:sz="4" w:space="0"/>
+          <w:right w:val="single" w:color="94DBF7" w:sz="4" w:space="0"/>
         </w:tcBorders>
       </w:tcPr>
     </w:tblStylePr>
@@ -6921,12 +6920,12 @@
       <w:tblStyleRowBandSize w:val="1"/>
       <w:tblStyleColBandSize w:val="1"/>
       <w:tblBorders>
-        <w:top w:val="single" w:sz="4" w:space="0" w:color="E49DDC"/>
-        <w:left w:val="single" w:sz="4" w:space="0" w:color="E49DDC"/>
-        <w:bottom w:val="single" w:sz="4" w:space="0" w:color="E49DDC"/>
-        <w:right w:val="single" w:sz="4" w:space="0" w:color="E49DDC"/>
-        <w:insideH w:val="single" w:sz="4" w:space="0" w:color="E49DDC"/>
-        <w:insideV w:val="single" w:sz="4" w:space="0" w:color="E49DDC"/>
+        <w:top w:val="single" w:color="E49DDC" w:sz="4" w:space="0"/>
+        <w:left w:val="single" w:color="E49DDC" w:sz="4" w:space="0"/>
+        <w:bottom w:val="single" w:color="E49DDC" w:sz="4" w:space="0"/>
+        <w:right w:val="single" w:color="E49DDC" w:sz="4" w:space="0"/>
+        <w:insideH w:val="single" w:color="E49DDC" w:sz="4" w:space="0"/>
+        <w:insideV w:val="single" w:color="E49DDC" w:sz="4" w:space="0"/>
       </w:tblBorders>
     </w:tblPr>
     <w:tblStylePr w:type="firstRow">
@@ -6937,7 +6936,7 @@
       <w:tblPr/>
       <w:tcPr>
         <w:tcBorders>
-          <w:bottom w:val="single" w:sz="12" w:space="0" w:color="D971CD"/>
+          <w:bottom w:val="single" w:color="D971CD" w:sz="12" w:space="0"/>
         </w:tcBorders>
       </w:tcPr>
     </w:tblStylePr>
@@ -6968,10 +6967,10 @@
       <w:tblPr/>
       <w:tcPr>
         <w:tcBorders>
-          <w:top w:val="single" w:sz="4" w:space="0" w:color="E49DDC"/>
-          <w:left w:val="single" w:sz="4" w:space="0" w:color="E49DDC"/>
-          <w:bottom w:val="single" w:sz="4" w:space="0" w:color="E49DDC"/>
-          <w:right w:val="single" w:sz="4" w:space="0" w:color="E49DDC"/>
+          <w:top w:val="single" w:color="E49DDC" w:sz="4" w:space="0"/>
+          <w:left w:val="single" w:color="E49DDC" w:sz="4" w:space="0"/>
+          <w:bottom w:val="single" w:color="E49DDC" w:sz="4" w:space="0"/>
+          <w:right w:val="single" w:color="E49DDC" w:sz="4" w:space="0"/>
         </w:tcBorders>
       </w:tcPr>
     </w:tblStylePr>
@@ -6984,12 +6983,12 @@
       <w:tblStyleRowBandSize w:val="1"/>
       <w:tblStyleColBandSize w:val="1"/>
       <w:tblBorders>
-        <w:top w:val="single" w:sz="4" w:space="0" w:color="B2E5A0"/>
-        <w:left w:val="single" w:sz="4" w:space="0" w:color="B2E5A0"/>
-        <w:bottom w:val="single" w:sz="4" w:space="0" w:color="B2E5A0"/>
-        <w:right w:val="single" w:sz="4" w:space="0" w:color="B2E5A0"/>
-        <w:insideH w:val="single" w:sz="4" w:space="0" w:color="B2E5A0"/>
-        <w:insideV w:val="single" w:sz="4" w:space="0" w:color="B2E5A0"/>
+        <w:top w:val="single" w:color="B2E5A0" w:sz="4" w:space="0"/>
+        <w:left w:val="single" w:color="B2E5A0" w:sz="4" w:space="0"/>
+        <w:bottom w:val="single" w:color="B2E5A0" w:sz="4" w:space="0"/>
+        <w:right w:val="single" w:color="B2E5A0" w:sz="4" w:space="0"/>
+        <w:insideH w:val="single" w:color="B2E5A0" w:sz="4" w:space="0"/>
+        <w:insideV w:val="single" w:color="B2E5A0" w:sz="4" w:space="0"/>
       </w:tblBorders>
     </w:tblPr>
     <w:tblStylePr w:type="firstRow">
@@ -7000,7 +6999,7 @@
       <w:tblPr/>
       <w:tcPr>
         <w:tcBorders>
-          <w:bottom w:val="single" w:sz="12" w:space="0" w:color="90D976"/>
+          <w:bottom w:val="single" w:color="90D976" w:sz="12" w:space="0"/>
         </w:tcBorders>
       </w:tcPr>
     </w:tblStylePr>
@@ -7031,10 +7030,10 @@
       <w:tblPr/>
       <w:tcPr>
         <w:tcBorders>
-          <w:top w:val="single" w:sz="4" w:space="0" w:color="B2E5A0"/>
-          <w:left w:val="single" w:sz="4" w:space="0" w:color="B2E5A0"/>
-          <w:bottom w:val="single" w:sz="4" w:space="0" w:color="B2E5A0"/>
-          <w:right w:val="single" w:sz="4" w:space="0" w:color="B2E5A0"/>
+          <w:top w:val="single" w:color="B2E5A0" w:sz="4" w:space="0"/>
+          <w:left w:val="single" w:color="B2E5A0" w:sz="4" w:space="0"/>
+          <w:bottom w:val="single" w:color="B2E5A0" w:sz="4" w:space="0"/>
+          <w:right w:val="single" w:color="B2E5A0" w:sz="4" w:space="0"/>
         </w:tcBorders>
       </w:tcPr>
     </w:tblStylePr>
@@ -7047,9 +7046,9 @@
       <w:tblStyleRowBandSize w:val="1"/>
       <w:tblStyleColBandSize w:val="1"/>
       <w:tblBorders>
-        <w:bottom w:val="single" w:sz="4" w:space="0" w:color="6A6A6A"/>
-        <w:insideH w:val="single" w:sz="4" w:space="0" w:color="6A6A6A"/>
-        <w:insideV w:val="single" w:sz="4" w:space="0" w:color="6A6A6A"/>
+        <w:bottom w:val="single" w:color="6A6A6A" w:sz="4" w:space="0"/>
+        <w:insideH w:val="single" w:color="6A6A6A" w:sz="4" w:space="0"/>
+        <w:insideV w:val="single" w:color="6A6A6A" w:sz="4" w:space="0"/>
       </w:tblBorders>
     </w:tblPr>
     <w:tblStylePr w:type="firstRow">
@@ -7060,10 +7059,10 @@
       <w:tblPr/>
       <w:tcPr>
         <w:tcBorders>
-          <w:top w:val="none" w:sz="4" w:space="0" w:color="000000"/>
-          <w:left w:val="none" w:sz="4" w:space="0" w:color="000000"/>
-          <w:bottom w:val="single" w:sz="12" w:space="0" w:color="6A6A6A"/>
-          <w:right w:val="none" w:sz="4" w:space="0" w:color="000000"/>
+          <w:top w:val="none" w:color="000000" w:sz="4" w:space="0"/>
+          <w:left w:val="none" w:color="000000" w:sz="4" w:space="0"/>
+          <w:bottom w:val="single" w:color="6A6A6A" w:sz="12" w:space="0"/>
+          <w:right w:val="none" w:color="000000" w:sz="4" w:space="0"/>
         </w:tcBorders>
         <w:shd w:val="clear" w:color="FFFFFF" w:fill="auto"/>
       </w:tcPr>
@@ -7076,10 +7075,10 @@
       <w:tblPr/>
       <w:tcPr>
         <w:tcBorders>
-          <w:top w:val="single" w:sz="4" w:space="0" w:color="6A6A6A"/>
-          <w:left w:val="none" w:sz="4" w:space="0" w:color="000000"/>
-          <w:bottom w:val="none" w:sz="4" w:space="0" w:color="000000"/>
-          <w:right w:val="none" w:sz="4" w:space="0" w:color="000000"/>
+          <w:top w:val="single" w:color="6A6A6A" w:sz="4" w:space="0"/>
+          <w:left w:val="none" w:color="000000" w:sz="4" w:space="0"/>
+          <w:bottom w:val="none" w:color="000000" w:sz="4" w:space="0"/>
+          <w:right w:val="none" w:color="000000" w:sz="4" w:space="0"/>
         </w:tcBorders>
         <w:shd w:val="clear" w:color="FFFFFF" w:fill="auto"/>
       </w:tcPr>
@@ -7127,9 +7126,9 @@
       <w:tblStyleRowBandSize w:val="1"/>
       <w:tblStyleColBandSize w:val="1"/>
       <w:tblBorders>
-        <w:bottom w:val="single" w:sz="4" w:space="0" w:color="19729B"/>
-        <w:insideH w:val="single" w:sz="4" w:space="0" w:color="19729B"/>
-        <w:insideV w:val="single" w:sz="4" w:space="0" w:color="19729B"/>
+        <w:bottom w:val="single" w:color="19729B" w:sz="4" w:space="0"/>
+        <w:insideH w:val="single" w:color="19729B" w:sz="4" w:space="0"/>
+        <w:insideV w:val="single" w:color="19729B" w:sz="4" w:space="0"/>
       </w:tblBorders>
     </w:tblPr>
     <w:tblStylePr w:type="firstRow">
@@ -7140,10 +7139,10 @@
       <w:tblPr/>
       <w:tcPr>
         <w:tcBorders>
-          <w:top w:val="none" w:sz="4" w:space="0" w:color="000000"/>
-          <w:left w:val="none" w:sz="4" w:space="0" w:color="000000"/>
-          <w:bottom w:val="single" w:sz="12" w:space="0" w:color="19729B"/>
-          <w:right w:val="none" w:sz="4" w:space="0" w:color="000000"/>
+          <w:top w:val="none" w:color="000000" w:sz="4" w:space="0"/>
+          <w:left w:val="none" w:color="000000" w:sz="4" w:space="0"/>
+          <w:bottom w:val="single" w:color="19729B" w:sz="12" w:space="0"/>
+          <w:right w:val="none" w:color="000000" w:sz="4" w:space="0"/>
         </w:tcBorders>
         <w:shd w:val="clear" w:color="FFFFFF" w:fill="auto"/>
       </w:tcPr>
@@ -7156,10 +7155,10 @@
       <w:tblPr/>
       <w:tcPr>
         <w:tcBorders>
-          <w:top w:val="single" w:sz="4" w:space="0" w:color="19729B"/>
-          <w:left w:val="none" w:sz="4" w:space="0" w:color="000000"/>
-          <w:bottom w:val="none" w:sz="4" w:space="0" w:color="000000"/>
-          <w:right w:val="none" w:sz="4" w:space="0" w:color="000000"/>
+          <w:top w:val="single" w:color="19729B" w:sz="4" w:space="0"/>
+          <w:left w:val="none" w:color="000000" w:sz="4" w:space="0"/>
+          <w:bottom w:val="none" w:color="000000" w:sz="4" w:space="0"/>
+          <w:right w:val="none" w:color="000000" w:sz="4" w:space="0"/>
         </w:tcBorders>
         <w:shd w:val="clear" w:color="FFFFFF" w:fill="auto"/>
       </w:tcPr>
@@ -7207,9 +7206,9 @@
       <w:tblStyleRowBandSize w:val="1"/>
       <w:tblStyleColBandSize w:val="1"/>
       <w:tblBorders>
-        <w:bottom w:val="single" w:sz="4" w:space="0" w:color="F2AA85"/>
-        <w:insideH w:val="single" w:sz="4" w:space="0" w:color="F2AA85"/>
-        <w:insideV w:val="single" w:sz="4" w:space="0" w:color="F2AA85"/>
+        <w:bottom w:val="single" w:color="F2AA85" w:sz="4" w:space="0"/>
+        <w:insideH w:val="single" w:color="F2AA85" w:sz="4" w:space="0"/>
+        <w:insideV w:val="single" w:color="F2AA85" w:sz="4" w:space="0"/>
       </w:tblBorders>
     </w:tblPr>
     <w:tblStylePr w:type="firstRow">
@@ -7220,10 +7219,10 @@
       <w:tblPr/>
       <w:tcPr>
         <w:tcBorders>
-          <w:top w:val="none" w:sz="4" w:space="0" w:color="000000"/>
-          <w:left w:val="none" w:sz="4" w:space="0" w:color="000000"/>
-          <w:bottom w:val="single" w:sz="12" w:space="0" w:color="F2AA85"/>
-          <w:right w:val="none" w:sz="4" w:space="0" w:color="000000"/>
+          <w:top w:val="none" w:color="000000" w:sz="4" w:space="0"/>
+          <w:left w:val="none" w:color="000000" w:sz="4" w:space="0"/>
+          <w:bottom w:val="single" w:color="F2AA85" w:sz="12" w:space="0"/>
+          <w:right w:val="none" w:color="000000" w:sz="4" w:space="0"/>
         </w:tcBorders>
         <w:shd w:val="clear" w:color="FFFFFF" w:fill="auto"/>
       </w:tcPr>
@@ -7236,10 +7235,10 @@
       <w:tblPr/>
       <w:tcPr>
         <w:tcBorders>
-          <w:top w:val="single" w:sz="4" w:space="0" w:color="F2AA85"/>
-          <w:left w:val="none" w:sz="4" w:space="0" w:color="000000"/>
-          <w:bottom w:val="none" w:sz="4" w:space="0" w:color="000000"/>
-          <w:right w:val="none" w:sz="4" w:space="0" w:color="000000"/>
+          <w:top w:val="single" w:color="F2AA85" w:sz="4" w:space="0"/>
+          <w:left w:val="none" w:color="000000" w:sz="4" w:space="0"/>
+          <w:bottom w:val="none" w:color="000000" w:sz="4" w:space="0"/>
+          <w:right w:val="none" w:color="000000" w:sz="4" w:space="0"/>
         </w:tcBorders>
         <w:shd w:val="clear" w:color="FFFFFF" w:fill="auto"/>
       </w:tcPr>
@@ -7287,9 +7286,9 @@
       <w:tblStyleRowBandSize w:val="1"/>
       <w:tblStyleColBandSize w:val="1"/>
       <w:tblBorders>
-        <w:bottom w:val="single" w:sz="4" w:space="0" w:color="196C24"/>
-        <w:insideH w:val="single" w:sz="4" w:space="0" w:color="196C24"/>
-        <w:insideV w:val="single" w:sz="4" w:space="0" w:color="196C24"/>
+        <w:bottom w:val="single" w:color="196C24" w:sz="4" w:space="0"/>
+        <w:insideH w:val="single" w:color="196C24" w:sz="4" w:space="0"/>
+        <w:insideV w:val="single" w:color="196C24" w:sz="4" w:space="0"/>
       </w:tblBorders>
     </w:tblPr>
     <w:tblStylePr w:type="firstRow">
@@ -7300,10 +7299,10 @@
       <w:tblPr/>
       <w:tcPr>
         <w:tcBorders>
-          <w:top w:val="none" w:sz="4" w:space="0" w:color="000000"/>
-          <w:left w:val="none" w:sz="4" w:space="0" w:color="000000"/>
-          <w:bottom w:val="single" w:sz="12" w:space="0" w:color="196C24"/>
-          <w:right w:val="none" w:sz="4" w:space="0" w:color="000000"/>
+          <w:top w:val="none" w:color="000000" w:sz="4" w:space="0"/>
+          <w:left w:val="none" w:color="000000" w:sz="4" w:space="0"/>
+          <w:bottom w:val="single" w:color="196C24" w:sz="12" w:space="0"/>
+          <w:right w:val="none" w:color="000000" w:sz="4" w:space="0"/>
         </w:tcBorders>
         <w:shd w:val="clear" w:color="FFFFFF" w:fill="auto"/>
       </w:tcPr>
@@ -7316,10 +7315,10 @@
       <w:tblPr/>
       <w:tcPr>
         <w:tcBorders>
-          <w:top w:val="single" w:sz="4" w:space="0" w:color="196C24"/>
-          <w:left w:val="none" w:sz="4" w:space="0" w:color="000000"/>
-          <w:bottom w:val="none" w:sz="4" w:space="0" w:color="000000"/>
-          <w:right w:val="none" w:sz="4" w:space="0" w:color="000000"/>
+          <w:top w:val="single" w:color="196C24" w:sz="4" w:space="0"/>
+          <w:left w:val="none" w:color="000000" w:sz="4" w:space="0"/>
+          <w:bottom w:val="none" w:color="000000" w:sz="4" w:space="0"/>
+          <w:right w:val="none" w:color="000000" w:sz="4" w:space="0"/>
         </w:tcBorders>
         <w:shd w:val="clear" w:color="FFFFFF" w:fill="auto"/>
       </w:tcPr>
@@ -7367,9 +7366,9 @@
       <w:tblStyleRowBandSize w:val="1"/>
       <w:tblStyleColBandSize w:val="1"/>
       <w:tblBorders>
-        <w:bottom w:val="single" w:sz="4" w:space="0" w:color="5FCAF3"/>
-        <w:insideH w:val="single" w:sz="4" w:space="0" w:color="5FCAF3"/>
-        <w:insideV w:val="single" w:sz="4" w:space="0" w:color="5FCAF3"/>
+        <w:bottom w:val="single" w:color="5FCAF3" w:sz="4" w:space="0"/>
+        <w:insideH w:val="single" w:color="5FCAF3" w:sz="4" w:space="0"/>
+        <w:insideV w:val="single" w:color="5FCAF3" w:sz="4" w:space="0"/>
       </w:tblBorders>
     </w:tblPr>
     <w:tblStylePr w:type="firstRow">
@@ -7380,10 +7379,10 @@
       <w:tblPr/>
       <w:tcPr>
         <w:tcBorders>
-          <w:top w:val="none" w:sz="4" w:space="0" w:color="000000"/>
-          <w:left w:val="none" w:sz="4" w:space="0" w:color="000000"/>
-          <w:bottom w:val="single" w:sz="12" w:space="0" w:color="5FCAF3"/>
-          <w:right w:val="none" w:sz="4" w:space="0" w:color="000000"/>
+          <w:top w:val="none" w:color="000000" w:sz="4" w:space="0"/>
+          <w:left w:val="none" w:color="000000" w:sz="4" w:space="0"/>
+          <w:bottom w:val="single" w:color="5FCAF3" w:sz="12" w:space="0"/>
+          <w:right w:val="none" w:color="000000" w:sz="4" w:space="0"/>
         </w:tcBorders>
         <w:shd w:val="clear" w:color="FFFFFF" w:fill="auto"/>
       </w:tcPr>
@@ -7396,10 +7395,10 @@
       <w:tblPr/>
       <w:tcPr>
         <w:tcBorders>
-          <w:top w:val="single" w:sz="4" w:space="0" w:color="5FCAF3"/>
-          <w:left w:val="none" w:sz="4" w:space="0" w:color="000000"/>
-          <w:bottom w:val="none" w:sz="4" w:space="0" w:color="000000"/>
-          <w:right w:val="none" w:sz="4" w:space="0" w:color="000000"/>
+          <w:top w:val="single" w:color="5FCAF3" w:sz="4" w:space="0"/>
+          <w:left w:val="none" w:color="000000" w:sz="4" w:space="0"/>
+          <w:bottom w:val="none" w:color="000000" w:sz="4" w:space="0"/>
+          <w:right w:val="none" w:color="000000" w:sz="4" w:space="0"/>
         </w:tcBorders>
         <w:shd w:val="clear" w:color="FFFFFF" w:fill="auto"/>
       </w:tcPr>
@@ -7447,9 +7446,9 @@
       <w:tblStyleRowBandSize w:val="1"/>
       <w:tblStyleColBandSize w:val="1"/>
       <w:tblBorders>
-        <w:bottom w:val="single" w:sz="4" w:space="0" w:color="A02B93"/>
-        <w:insideH w:val="single" w:sz="4" w:space="0" w:color="A02B93"/>
-        <w:insideV w:val="single" w:sz="4" w:space="0" w:color="A02B93"/>
+        <w:bottom w:val="single" w:color="A02B93" w:sz="4" w:space="0"/>
+        <w:insideH w:val="single" w:color="A02B93" w:sz="4" w:space="0"/>
+        <w:insideV w:val="single" w:color="A02B93" w:sz="4" w:space="0"/>
       </w:tblBorders>
     </w:tblPr>
     <w:tblStylePr w:type="firstRow">
@@ -7460,10 +7459,10 @@
       <w:tblPr/>
       <w:tcPr>
         <w:tcBorders>
-          <w:top w:val="none" w:sz="4" w:space="0" w:color="000000"/>
-          <w:left w:val="none" w:sz="4" w:space="0" w:color="000000"/>
-          <w:bottom w:val="single" w:sz="12" w:space="0" w:color="A02B93"/>
-          <w:right w:val="none" w:sz="4" w:space="0" w:color="000000"/>
+          <w:top w:val="none" w:color="000000" w:sz="4" w:space="0"/>
+          <w:left w:val="none" w:color="000000" w:sz="4" w:space="0"/>
+          <w:bottom w:val="single" w:color="A02B93" w:sz="12" w:space="0"/>
+          <w:right w:val="none" w:color="000000" w:sz="4" w:space="0"/>
         </w:tcBorders>
         <w:shd w:val="clear" w:color="FFFFFF" w:fill="auto"/>
       </w:tcPr>
@@ -7476,10 +7475,10 @@
       <w:tblPr/>
       <w:tcPr>
         <w:tcBorders>
-          <w:top w:val="single" w:sz="4" w:space="0" w:color="A02B93"/>
-          <w:left w:val="none" w:sz="4" w:space="0" w:color="000000"/>
-          <w:bottom w:val="none" w:sz="4" w:space="0" w:color="000000"/>
-          <w:right w:val="none" w:sz="4" w:space="0" w:color="000000"/>
+          <w:top w:val="single" w:color="A02B93" w:sz="4" w:space="0"/>
+          <w:left w:val="none" w:color="000000" w:sz="4" w:space="0"/>
+          <w:bottom w:val="none" w:color="000000" w:sz="4" w:space="0"/>
+          <w:right w:val="none" w:color="000000" w:sz="4" w:space="0"/>
         </w:tcBorders>
         <w:shd w:val="clear" w:color="FFFFFF" w:fill="auto"/>
       </w:tcPr>
@@ -7527,9 +7526,9 @@
       <w:tblStyleRowBandSize w:val="1"/>
       <w:tblStyleColBandSize w:val="1"/>
       <w:tblBorders>
-        <w:bottom w:val="single" w:sz="4" w:space="0" w:color="4EA72E"/>
-        <w:insideH w:val="single" w:sz="4" w:space="0" w:color="4EA72E"/>
-        <w:insideV w:val="single" w:sz="4" w:space="0" w:color="4EA72E"/>
+        <w:bottom w:val="single" w:color="4EA72E" w:sz="4" w:space="0"/>
+        <w:insideH w:val="single" w:color="4EA72E" w:sz="4" w:space="0"/>
+        <w:insideV w:val="single" w:color="4EA72E" w:sz="4" w:space="0"/>
       </w:tblBorders>
     </w:tblPr>
     <w:tblStylePr w:type="firstRow">
@@ -7540,10 +7539,10 @@
       <w:tblPr/>
       <w:tcPr>
         <w:tcBorders>
-          <w:top w:val="none" w:sz="4" w:space="0" w:color="000000"/>
-          <w:left w:val="none" w:sz="4" w:space="0" w:color="000000"/>
-          <w:bottom w:val="single" w:sz="12" w:space="0" w:color="4EA72E"/>
-          <w:right w:val="none" w:sz="4" w:space="0" w:color="000000"/>
+          <w:top w:val="none" w:color="000000" w:sz="4" w:space="0"/>
+          <w:left w:val="none" w:color="000000" w:sz="4" w:space="0"/>
+          <w:bottom w:val="single" w:color="4EA72E" w:sz="12" w:space="0"/>
+          <w:right w:val="none" w:color="000000" w:sz="4" w:space="0"/>
         </w:tcBorders>
         <w:shd w:val="clear" w:color="FFFFFF" w:fill="auto"/>
       </w:tcPr>
@@ -7556,10 +7555,10 @@
       <w:tblPr/>
       <w:tcPr>
         <w:tcBorders>
-          <w:top w:val="single" w:sz="4" w:space="0" w:color="4EA72E"/>
-          <w:left w:val="none" w:sz="4" w:space="0" w:color="000000"/>
-          <w:bottom w:val="none" w:sz="4" w:space="0" w:color="000000"/>
-          <w:right w:val="none" w:sz="4" w:space="0" w:color="000000"/>
+          <w:top w:val="single" w:color="4EA72E" w:sz="4" w:space="0"/>
+          <w:left w:val="none" w:color="000000" w:sz="4" w:space="0"/>
+          <w:bottom w:val="none" w:color="000000" w:sz="4" w:space="0"/>
+          <w:right w:val="none" w:color="000000" w:sz="4" w:space="0"/>
         </w:tcBorders>
         <w:shd w:val="clear" w:color="FFFFFF" w:fill="auto"/>
       </w:tcPr>
@@ -7607,9 +7606,9 @@
       <w:tblStyleRowBandSize w:val="1"/>
       <w:tblStyleColBandSize w:val="1"/>
       <w:tblBorders>
-        <w:bottom w:val="single" w:sz="4" w:space="0" w:color="6A6A6A"/>
-        <w:insideH w:val="single" w:sz="4" w:space="0" w:color="6A6A6A"/>
-        <w:insideV w:val="single" w:sz="4" w:space="0" w:color="6A6A6A"/>
+        <w:bottom w:val="single" w:color="6A6A6A" w:sz="4" w:space="0"/>
+        <w:insideH w:val="single" w:color="6A6A6A" w:sz="4" w:space="0"/>
+        <w:insideV w:val="single" w:color="6A6A6A" w:sz="4" w:space="0"/>
       </w:tblBorders>
     </w:tblPr>
     <w:tblStylePr w:type="firstRow">
@@ -7620,10 +7619,10 @@
       <w:tblPr/>
       <w:tcPr>
         <w:tcBorders>
-          <w:top w:val="none" w:sz="4" w:space="0" w:color="000000"/>
-          <w:left w:val="none" w:sz="4" w:space="0" w:color="000000"/>
-          <w:bottom w:val="none" w:sz="4" w:space="0" w:color="000000"/>
-          <w:right w:val="none" w:sz="4" w:space="0" w:color="000000"/>
+          <w:top w:val="none" w:color="000000" w:sz="4" w:space="0"/>
+          <w:left w:val="none" w:color="000000" w:sz="4" w:space="0"/>
+          <w:bottom w:val="none" w:color="000000" w:sz="4" w:space="0"/>
+          <w:right w:val="none" w:color="000000" w:sz="4" w:space="0"/>
         </w:tcBorders>
         <w:shd w:val="clear" w:color="FFFFFF" w:fill="auto"/>
       </w:tcPr>
@@ -7636,10 +7635,10 @@
       <w:tblPr/>
       <w:tcPr>
         <w:tcBorders>
-          <w:top w:val="none" w:sz="4" w:space="0" w:color="000000"/>
-          <w:left w:val="none" w:sz="4" w:space="0" w:color="000000"/>
-          <w:bottom w:val="none" w:sz="4" w:space="0" w:color="000000"/>
-          <w:right w:val="none" w:sz="4" w:space="0" w:color="000000"/>
+          <w:top w:val="none" w:color="000000" w:sz="4" w:space="0"/>
+          <w:left w:val="none" w:color="000000" w:sz="4" w:space="0"/>
+          <w:bottom w:val="none" w:color="000000" w:sz="4" w:space="0"/>
+          <w:right w:val="none" w:color="000000" w:sz="4" w:space="0"/>
         </w:tcBorders>
         <w:shd w:val="clear" w:color="FFFFFF" w:fill="auto"/>
       </w:tcPr>
@@ -7655,10 +7654,10 @@
       <w:tblPr/>
       <w:tcPr>
         <w:tcBorders>
-          <w:top w:val="none" w:sz="4" w:space="0" w:color="000000"/>
-          <w:left w:val="none" w:sz="4" w:space="0" w:color="000000"/>
-          <w:bottom w:val="none" w:sz="4" w:space="0" w:color="000000"/>
-          <w:right w:val="none" w:sz="4" w:space="0" w:color="000000"/>
+          <w:top w:val="none" w:color="000000" w:sz="4" w:space="0"/>
+          <w:left w:val="none" w:color="000000" w:sz="4" w:space="0"/>
+          <w:bottom w:val="none" w:color="000000" w:sz="4" w:space="0"/>
+          <w:right w:val="none" w:color="000000" w:sz="4" w:space="0"/>
         </w:tcBorders>
         <w:shd w:val="clear" w:color="FFFFFF" w:fill="auto"/>
       </w:tcPr>
@@ -7671,10 +7670,10 @@
       <w:tblPr/>
       <w:tcPr>
         <w:tcBorders>
-          <w:top w:val="none" w:sz="4" w:space="0" w:color="000000"/>
-          <w:left w:val="none" w:sz="4" w:space="0" w:color="000000"/>
-          <w:bottom w:val="none" w:sz="4" w:space="0" w:color="000000"/>
-          <w:right w:val="none" w:sz="4" w:space="0" w:color="000000"/>
+          <w:top w:val="none" w:color="000000" w:sz="4" w:space="0"/>
+          <w:left w:val="none" w:color="000000" w:sz="4" w:space="0"/>
+          <w:bottom w:val="none" w:color="000000" w:sz="4" w:space="0"/>
+          <w:right w:val="none" w:color="000000" w:sz="4" w:space="0"/>
         </w:tcBorders>
         <w:shd w:val="clear" w:color="FFFFFF" w:fill="auto"/>
       </w:tcPr>
@@ -7710,9 +7709,9 @@
       <w:tblStyleRowBandSize w:val="1"/>
       <w:tblStyleColBandSize w:val="1"/>
       <w:tblBorders>
-        <w:bottom w:val="single" w:sz="4" w:space="0" w:color="19729B"/>
-        <w:insideH w:val="single" w:sz="4" w:space="0" w:color="19729B"/>
-        <w:insideV w:val="single" w:sz="4" w:space="0" w:color="19729B"/>
+        <w:bottom w:val="single" w:color="19729B" w:sz="4" w:space="0"/>
+        <w:insideH w:val="single" w:color="19729B" w:sz="4" w:space="0"/>
+        <w:insideV w:val="single" w:color="19729B" w:sz="4" w:space="0"/>
       </w:tblBorders>
     </w:tblPr>
     <w:tblStylePr w:type="firstRow">
@@ -7723,10 +7722,10 @@
       <w:tblPr/>
       <w:tcPr>
         <w:tcBorders>
-          <w:top w:val="none" w:sz="4" w:space="0" w:color="000000"/>
-          <w:left w:val="none" w:sz="4" w:space="0" w:color="000000"/>
-          <w:bottom w:val="none" w:sz="4" w:space="0" w:color="000000"/>
-          <w:right w:val="none" w:sz="4" w:space="0" w:color="000000"/>
+          <w:top w:val="none" w:color="000000" w:sz="4" w:space="0"/>
+          <w:left w:val="none" w:color="000000" w:sz="4" w:space="0"/>
+          <w:bottom w:val="none" w:color="000000" w:sz="4" w:space="0"/>
+          <w:right w:val="none" w:color="000000" w:sz="4" w:space="0"/>
         </w:tcBorders>
         <w:shd w:val="clear" w:color="FFFFFF" w:fill="auto"/>
       </w:tcPr>
@@ -7739,10 +7738,10 @@
       <w:tblPr/>
       <w:tcPr>
         <w:tcBorders>
-          <w:top w:val="none" w:sz="4" w:space="0" w:color="000000"/>
-          <w:left w:val="none" w:sz="4" w:space="0" w:color="000000"/>
-          <w:bottom w:val="none" w:sz="4" w:space="0" w:color="000000"/>
-          <w:right w:val="none" w:sz="4" w:space="0" w:color="000000"/>
+          <w:top w:val="none" w:color="000000" w:sz="4" w:space="0"/>
+          <w:left w:val="none" w:color="000000" w:sz="4" w:space="0"/>
+          <w:bottom w:val="none" w:color="000000" w:sz="4" w:space="0"/>
+          <w:right w:val="none" w:color="000000" w:sz="4" w:space="0"/>
         </w:tcBorders>
         <w:shd w:val="clear" w:color="FFFFFF" w:fill="auto"/>
       </w:tcPr>
@@ -7758,10 +7757,10 @@
       <w:tblPr/>
       <w:tcPr>
         <w:tcBorders>
-          <w:top w:val="none" w:sz="4" w:space="0" w:color="000000"/>
-          <w:left w:val="none" w:sz="4" w:space="0" w:color="000000"/>
-          <w:bottom w:val="none" w:sz="4" w:space="0" w:color="000000"/>
-          <w:right w:val="none" w:sz="4" w:space="0" w:color="000000"/>
+          <w:top w:val="none" w:color="000000" w:sz="4" w:space="0"/>
+          <w:left w:val="none" w:color="000000" w:sz="4" w:space="0"/>
+          <w:bottom w:val="none" w:color="000000" w:sz="4" w:space="0"/>
+          <w:right w:val="none" w:color="000000" w:sz="4" w:space="0"/>
         </w:tcBorders>
         <w:shd w:val="clear" w:color="FFFFFF" w:fill="auto"/>
       </w:tcPr>
@@ -7774,10 +7773,10 @@
       <w:tblPr/>
       <w:tcPr>
         <w:tcBorders>
-          <w:top w:val="none" w:sz="4" w:space="0" w:color="000000"/>
-          <w:left w:val="none" w:sz="4" w:space="0" w:color="000000"/>
-          <w:bottom w:val="none" w:sz="4" w:space="0" w:color="000000"/>
-          <w:right w:val="none" w:sz="4" w:space="0" w:color="000000"/>
+          <w:top w:val="none" w:color="000000" w:sz="4" w:space="0"/>
+          <w:left w:val="none" w:color="000000" w:sz="4" w:space="0"/>
+          <w:bottom w:val="none" w:color="000000" w:sz="4" w:space="0"/>
+          <w:right w:val="none" w:color="000000" w:sz="4" w:space="0"/>
         </w:tcBorders>
         <w:shd w:val="clear" w:color="FFFFFF" w:fill="auto"/>
       </w:tcPr>
@@ -7813,9 +7812,9 @@
       <w:tblStyleRowBandSize w:val="1"/>
       <w:tblStyleColBandSize w:val="1"/>
       <w:tblBorders>
-        <w:bottom w:val="single" w:sz="4" w:space="0" w:color="F2AA85"/>
-        <w:insideH w:val="single" w:sz="4" w:space="0" w:color="F2AA85"/>
-        <w:insideV w:val="single" w:sz="4" w:space="0" w:color="F2AA85"/>
+        <w:bottom w:val="single" w:color="F2AA85" w:sz="4" w:space="0"/>
+        <w:insideH w:val="single" w:color="F2AA85" w:sz="4" w:space="0"/>
+        <w:insideV w:val="single" w:color="F2AA85" w:sz="4" w:space="0"/>
       </w:tblBorders>
     </w:tblPr>
     <w:tblStylePr w:type="firstRow">
@@ -7826,10 +7825,10 @@
       <w:tblPr/>
       <w:tcPr>
         <w:tcBorders>
-          <w:top w:val="none" w:sz="4" w:space="0" w:color="000000"/>
-          <w:left w:val="none" w:sz="4" w:space="0" w:color="000000"/>
-          <w:bottom w:val="none" w:sz="4" w:space="0" w:color="000000"/>
-          <w:right w:val="none" w:sz="4" w:space="0" w:color="000000"/>
+          <w:top w:val="none" w:color="000000" w:sz="4" w:space="0"/>
+          <w:left w:val="none" w:color="000000" w:sz="4" w:space="0"/>
+          <w:bottom w:val="none" w:color="000000" w:sz="4" w:space="0"/>
+          <w:right w:val="none" w:color="000000" w:sz="4" w:space="0"/>
         </w:tcBorders>
         <w:shd w:val="clear" w:color="FFFFFF" w:fill="auto"/>
       </w:tcPr>
@@ -7842,10 +7841,10 @@
       <w:tblPr/>
       <w:tcPr>
         <w:tcBorders>
-          <w:top w:val="none" w:sz="4" w:space="0" w:color="000000"/>
-          <w:left w:val="none" w:sz="4" w:space="0" w:color="000000"/>
-          <w:bottom w:val="none" w:sz="4" w:space="0" w:color="000000"/>
-          <w:right w:val="none" w:sz="4" w:space="0" w:color="000000"/>
+          <w:top w:val="none" w:color="000000" w:sz="4" w:space="0"/>
+          <w:left w:val="none" w:color="000000" w:sz="4" w:space="0"/>
+          <w:bottom w:val="none" w:color="000000" w:sz="4" w:space="0"/>
+          <w:right w:val="none" w:color="000000" w:sz="4" w:space="0"/>
         </w:tcBorders>
         <w:shd w:val="clear" w:color="FFFFFF" w:fill="auto"/>
       </w:tcPr>
@@ -7861,10 +7860,10 @@
       <w:tblPr/>
       <w:tcPr>
         <w:tcBorders>
-          <w:top w:val="none" w:sz="4" w:space="0" w:color="000000"/>
-          <w:left w:val="none" w:sz="4" w:space="0" w:color="000000"/>
-          <w:bottom w:val="none" w:sz="4" w:space="0" w:color="000000"/>
-          <w:right w:val="none" w:sz="4" w:space="0" w:color="000000"/>
+          <w:top w:val="none" w:color="000000" w:sz="4" w:space="0"/>
+          <w:left w:val="none" w:color="000000" w:sz="4" w:space="0"/>
+          <w:bottom w:val="none" w:color="000000" w:sz="4" w:space="0"/>
+          <w:right w:val="none" w:color="000000" w:sz="4" w:space="0"/>
         </w:tcBorders>
         <w:shd w:val="clear" w:color="FFFFFF" w:fill="auto"/>
       </w:tcPr>
@@ -7877,10 +7876,10 @@
       <w:tblPr/>
       <w:tcPr>
         <w:tcBorders>
-          <w:top w:val="none" w:sz="4" w:space="0" w:color="000000"/>
-          <w:left w:val="none" w:sz="4" w:space="0" w:color="000000"/>
-          <w:bottom w:val="none" w:sz="4" w:space="0" w:color="000000"/>
-          <w:right w:val="none" w:sz="4" w:space="0" w:color="000000"/>
+          <w:top w:val="none" w:color="000000" w:sz="4" w:space="0"/>
+          <w:left w:val="none" w:color="000000" w:sz="4" w:space="0"/>
+          <w:bottom w:val="none" w:color="000000" w:sz="4" w:space="0"/>
+          <w:right w:val="none" w:color="000000" w:sz="4" w:space="0"/>
         </w:tcBorders>
         <w:shd w:val="clear" w:color="FFFFFF" w:fill="auto"/>
       </w:tcPr>
@@ -7916,9 +7915,9 @@
       <w:tblStyleRowBandSize w:val="1"/>
       <w:tblStyleColBandSize w:val="1"/>
       <w:tblBorders>
-        <w:bottom w:val="single" w:sz="4" w:space="0" w:color="196C24"/>
-        <w:insideH w:val="single" w:sz="4" w:space="0" w:color="196C24"/>
-        <w:insideV w:val="single" w:sz="4" w:space="0" w:color="196C24"/>
+        <w:bottom w:val="single" w:color="196C24" w:sz="4" w:space="0"/>
+        <w:insideH w:val="single" w:color="196C24" w:sz="4" w:space="0"/>
+        <w:insideV w:val="single" w:color="196C24" w:sz="4" w:space="0"/>
       </w:tblBorders>
     </w:tblPr>
     <w:tblStylePr w:type="firstRow">
@@ -7929,10 +7928,10 @@
       <w:tblPr/>
       <w:tcPr>
         <w:tcBorders>
-          <w:top w:val="none" w:sz="4" w:space="0" w:color="000000"/>
-          <w:left w:val="none" w:sz="4" w:space="0" w:color="000000"/>
-          <w:bottom w:val="none" w:sz="4" w:space="0" w:color="000000"/>
-          <w:right w:val="none" w:sz="4" w:space="0" w:color="000000"/>
+          <w:top w:val="none" w:color="000000" w:sz="4" w:space="0"/>
+          <w:left w:val="none" w:color="000000" w:sz="4" w:space="0"/>
+          <w:bottom w:val="none" w:color="000000" w:sz="4" w:space="0"/>
+          <w:right w:val="none" w:color="000000" w:sz="4" w:space="0"/>
         </w:tcBorders>
         <w:shd w:val="clear" w:color="FFFFFF" w:fill="auto"/>
       </w:tcPr>
@@ -7945,10 +7944,10 @@
       <w:tblPr/>
       <w:tcPr>
         <w:tcBorders>
-          <w:top w:val="none" w:sz="4" w:space="0" w:color="000000"/>
-          <w:left w:val="none" w:sz="4" w:space="0" w:color="000000"/>
-          <w:bottom w:val="none" w:sz="4" w:space="0" w:color="000000"/>
-          <w:right w:val="none" w:sz="4" w:space="0" w:color="000000"/>
+          <w:top w:val="none" w:color="000000" w:sz="4" w:space="0"/>
+          <w:left w:val="none" w:color="000000" w:sz="4" w:space="0"/>
+          <w:bottom w:val="none" w:color="000000" w:sz="4" w:space="0"/>
+          <w:right w:val="none" w:color="000000" w:sz="4" w:space="0"/>
         </w:tcBorders>
         <w:shd w:val="clear" w:color="FFFFFF" w:fill="auto"/>
       </w:tcPr>
@@ -7964,10 +7963,10 @@
       <w:tblPr/>
       <w:tcPr>
         <w:tcBorders>
-          <w:top w:val="none" w:sz="4" w:space="0" w:color="000000"/>
-          <w:left w:val="none" w:sz="4" w:space="0" w:color="000000"/>
-          <w:bottom w:val="none" w:sz="4" w:space="0" w:color="000000"/>
-          <w:right w:val="none" w:sz="4" w:space="0" w:color="000000"/>
+          <w:top w:val="none" w:color="000000" w:sz="4" w:space="0"/>
+          <w:left w:val="none" w:color="000000" w:sz="4" w:space="0"/>
+          <w:bottom w:val="none" w:color="000000" w:sz="4" w:space="0"/>
+          <w:right w:val="none" w:color="000000" w:sz="4" w:space="0"/>
         </w:tcBorders>
         <w:shd w:val="clear" w:color="FFFFFF" w:fill="auto"/>
       </w:tcPr>
@@ -7980,10 +7979,10 @@
       <w:tblPr/>
       <w:tcPr>
         <w:tcBorders>
-          <w:top w:val="none" w:sz="4" w:space="0" w:color="000000"/>
-          <w:left w:val="none" w:sz="4" w:space="0" w:color="000000"/>
-          <w:bottom w:val="none" w:sz="4" w:space="0" w:color="000000"/>
-          <w:right w:val="none" w:sz="4" w:space="0" w:color="000000"/>
+          <w:top w:val="none" w:color="000000" w:sz="4" w:space="0"/>
+          <w:left w:val="none" w:color="000000" w:sz="4" w:space="0"/>
+          <w:bottom w:val="none" w:color="000000" w:sz="4" w:space="0"/>
+          <w:right w:val="none" w:color="000000" w:sz="4" w:space="0"/>
         </w:tcBorders>
         <w:shd w:val="clear" w:color="FFFFFF" w:fill="auto"/>
       </w:tcPr>
@@ -8019,9 +8018,9 @@
       <w:tblStyleRowBandSize w:val="1"/>
       <w:tblStyleColBandSize w:val="1"/>
       <w:tblBorders>
-        <w:bottom w:val="single" w:sz="4" w:space="0" w:color="5FCAF3"/>
-        <w:insideH w:val="single" w:sz="4" w:space="0" w:color="5FCAF3"/>
-        <w:insideV w:val="single" w:sz="4" w:space="0" w:color="5FCAF3"/>
+        <w:bottom w:val="single" w:color="5FCAF3" w:sz="4" w:space="0"/>
+        <w:insideH w:val="single" w:color="5FCAF3" w:sz="4" w:space="0"/>
+        <w:insideV w:val="single" w:color="5FCAF3" w:sz="4" w:space="0"/>
       </w:tblBorders>
     </w:tblPr>
     <w:tblStylePr w:type="firstRow">
@@ -8032,10 +8031,10 @@
       <w:tblPr/>
       <w:tcPr>
         <w:tcBorders>
-          <w:top w:val="none" w:sz="4" w:space="0" w:color="000000"/>
-          <w:left w:val="none" w:sz="4" w:space="0" w:color="000000"/>
-          <w:bottom w:val="none" w:sz="4" w:space="0" w:color="000000"/>
-          <w:right w:val="none" w:sz="4" w:space="0" w:color="000000"/>
+          <w:top w:val="none" w:color="000000" w:sz="4" w:space="0"/>
+          <w:left w:val="none" w:color="000000" w:sz="4" w:space="0"/>
+          <w:bottom w:val="none" w:color="000000" w:sz="4" w:space="0"/>
+          <w:right w:val="none" w:color="000000" w:sz="4" w:space="0"/>
         </w:tcBorders>
         <w:shd w:val="clear" w:color="FFFFFF" w:fill="auto"/>
       </w:tcPr>
@@ -8048,10 +8047,10 @@
       <w:tblPr/>
       <w:tcPr>
         <w:tcBorders>
-          <w:top w:val="none" w:sz="4" w:space="0" w:color="000000"/>
-          <w:left w:val="none" w:sz="4" w:space="0" w:color="000000"/>
-          <w:bottom w:val="none" w:sz="4" w:space="0" w:color="000000"/>
-          <w:right w:val="none" w:sz="4" w:space="0" w:color="000000"/>
+          <w:top w:val="none" w:color="000000" w:sz="4" w:space="0"/>
+          <w:left w:val="none" w:color="000000" w:sz="4" w:space="0"/>
+          <w:bottom w:val="none" w:color="000000" w:sz="4" w:space="0"/>
+          <w:right w:val="none" w:color="000000" w:sz="4" w:space="0"/>
         </w:tcBorders>
         <w:shd w:val="clear" w:color="FFFFFF" w:fill="auto"/>
       </w:tcPr>
@@ -8067,10 +8066,10 @@
       <w:tblPr/>
       <w:tcPr>
         <w:tcBorders>
-          <w:top w:val="none" w:sz="4" w:space="0" w:color="000000"/>
-          <w:left w:val="none" w:sz="4" w:space="0" w:color="000000"/>
-          <w:bottom w:val="none" w:sz="4" w:space="0" w:color="000000"/>
-          <w:right w:val="none" w:sz="4" w:space="0" w:color="000000"/>
+          <w:top w:val="none" w:color="000000" w:sz="4" w:space="0"/>
+          <w:left w:val="none" w:color="000000" w:sz="4" w:space="0"/>
+          <w:bottom w:val="none" w:color="000000" w:sz="4" w:space="0"/>
+          <w:right w:val="none" w:color="000000" w:sz="4" w:space="0"/>
         </w:tcBorders>
         <w:shd w:val="clear" w:color="FFFFFF" w:fill="auto"/>
       </w:tcPr>
@@ -8083,10 +8082,10 @@
       <w:tblPr/>
       <w:tcPr>
         <w:tcBorders>
-          <w:top w:val="none" w:sz="4" w:space="0" w:color="000000"/>
-          <w:left w:val="none" w:sz="4" w:space="0" w:color="000000"/>
-          <w:bottom w:val="none" w:sz="4" w:space="0" w:color="000000"/>
-          <w:right w:val="none" w:sz="4" w:space="0" w:color="000000"/>
+          <w:top w:val="none" w:color="000000" w:sz="4" w:space="0"/>
+          <w:left w:val="none" w:color="000000" w:sz="4" w:space="0"/>
+          <w:bottom w:val="none" w:color="000000" w:sz="4" w:space="0"/>
+          <w:right w:val="none" w:color="000000" w:sz="4" w:space="0"/>
         </w:tcBorders>
         <w:shd w:val="clear" w:color="FFFFFF" w:fill="auto"/>
       </w:tcPr>
@@ -8122,9 +8121,9 @@
       <w:tblStyleRowBandSize w:val="1"/>
       <w:tblStyleColBandSize w:val="1"/>
       <w:tblBorders>
-        <w:bottom w:val="single" w:sz="4" w:space="0" w:color="A02B93"/>
-        <w:insideH w:val="single" w:sz="4" w:space="0" w:color="A02B93"/>
-        <w:insideV w:val="single" w:sz="4" w:space="0" w:color="A02B93"/>
+        <w:bottom w:val="single" w:color="A02B93" w:sz="4" w:space="0"/>
+        <w:insideH w:val="single" w:color="A02B93" w:sz="4" w:space="0"/>
+        <w:insideV w:val="single" w:color="A02B93" w:sz="4" w:space="0"/>
       </w:tblBorders>
     </w:tblPr>
     <w:tblStylePr w:type="firstRow">
@@ -8135,10 +8134,10 @@
       <w:tblPr/>
       <w:tcPr>
         <w:tcBorders>
-          <w:top w:val="none" w:sz="4" w:space="0" w:color="000000"/>
-          <w:left w:val="none" w:sz="4" w:space="0" w:color="000000"/>
-          <w:bottom w:val="none" w:sz="4" w:space="0" w:color="000000"/>
-          <w:right w:val="none" w:sz="4" w:space="0" w:color="000000"/>
+          <w:top w:val="none" w:color="000000" w:sz="4" w:space="0"/>
+          <w:left w:val="none" w:color="000000" w:sz="4" w:space="0"/>
+          <w:bottom w:val="none" w:color="000000" w:sz="4" w:space="0"/>
+          <w:right w:val="none" w:color="000000" w:sz="4" w:space="0"/>
         </w:tcBorders>
         <w:shd w:val="clear" w:color="FFFFFF" w:fill="auto"/>
       </w:tcPr>
@@ -8151,10 +8150,10 @@
       <w:tblPr/>
       <w:tcPr>
         <w:tcBorders>
-          <w:top w:val="none" w:sz="4" w:space="0" w:color="000000"/>
-          <w:left w:val="none" w:sz="4" w:space="0" w:color="000000"/>
-          <w:bottom w:val="none" w:sz="4" w:space="0" w:color="000000"/>
-          <w:right w:val="none" w:sz="4" w:space="0" w:color="000000"/>
+          <w:top w:val="none" w:color="000000" w:sz="4" w:space="0"/>
+          <w:left w:val="none" w:color="000000" w:sz="4" w:space="0"/>
+          <w:bottom w:val="none" w:color="000000" w:sz="4" w:space="0"/>
+          <w:right w:val="none" w:color="000000" w:sz="4" w:space="0"/>
         </w:tcBorders>
         <w:shd w:val="clear" w:color="FFFFFF" w:fill="auto"/>
       </w:tcPr>
@@ -8170,10 +8169,10 @@
       <w:tblPr/>
       <w:tcPr>
         <w:tcBorders>
-          <w:top w:val="none" w:sz="4" w:space="0" w:color="000000"/>
-          <w:left w:val="none" w:sz="4" w:space="0" w:color="000000"/>
-          <w:bottom w:val="none" w:sz="4" w:space="0" w:color="000000"/>
-          <w:right w:val="none" w:sz="4" w:space="0" w:color="000000"/>
+          <w:top w:val="none" w:color="000000" w:sz="4" w:space="0"/>
+          <w:left w:val="none" w:color="000000" w:sz="4" w:space="0"/>
+          <w:bottom w:val="none" w:color="000000" w:sz="4" w:space="0"/>
+          <w:right w:val="none" w:color="000000" w:sz="4" w:space="0"/>
         </w:tcBorders>
         <w:shd w:val="clear" w:color="FFFFFF" w:fill="auto"/>
       </w:tcPr>
@@ -8186,10 +8185,10 @@
       <w:tblPr/>
       <w:tcPr>
         <w:tcBorders>
-          <w:top w:val="none" w:sz="4" w:space="0" w:color="000000"/>
-          <w:left w:val="none" w:sz="4" w:space="0" w:color="000000"/>
-          <w:bottom w:val="none" w:sz="4" w:space="0" w:color="000000"/>
-          <w:right w:val="none" w:sz="4" w:space="0" w:color="000000"/>
+          <w:top w:val="none" w:color="000000" w:sz="4" w:space="0"/>
+          <w:left w:val="none" w:color="000000" w:sz="4" w:space="0"/>
+          <w:bottom w:val="none" w:color="000000" w:sz="4" w:space="0"/>
+          <w:right w:val="none" w:color="000000" w:sz="4" w:space="0"/>
         </w:tcBorders>
         <w:shd w:val="clear" w:color="FFFFFF" w:fill="auto"/>
       </w:tcPr>
@@ -8225,9 +8224,9 @@
       <w:tblStyleRowBandSize w:val="1"/>
       <w:tblStyleColBandSize w:val="1"/>
       <w:tblBorders>
-        <w:bottom w:val="single" w:sz="4" w:space="0" w:color="4EA72E"/>
-        <w:insideH w:val="single" w:sz="4" w:space="0" w:color="4EA72E"/>
-        <w:insideV w:val="single" w:sz="4" w:space="0" w:color="4EA72E"/>
+        <w:bottom w:val="single" w:color="4EA72E" w:sz="4" w:space="0"/>
+        <w:insideH w:val="single" w:color="4EA72E" w:sz="4" w:space="0"/>
+        <w:insideV w:val="single" w:color="4EA72E" w:sz="4" w:space="0"/>
       </w:tblBorders>
     </w:tblPr>
     <w:tblStylePr w:type="firstRow">
@@ -8238,10 +8237,10 @@
       <w:tblPr/>
       <w:tcPr>
         <w:tcBorders>
-          <w:top w:val="none" w:sz="4" w:space="0" w:color="000000"/>
-          <w:left w:val="none" w:sz="4" w:space="0" w:color="000000"/>
-          <w:bottom w:val="none" w:sz="4" w:space="0" w:color="000000"/>
-          <w:right w:val="none" w:sz="4" w:space="0" w:color="000000"/>
+          <w:top w:val="none" w:color="000000" w:sz="4" w:space="0"/>
+          <w:left w:val="none" w:color="000000" w:sz="4" w:space="0"/>
+          <w:bottom w:val="none" w:color="000000" w:sz="4" w:space="0"/>
+          <w:right w:val="none" w:color="000000" w:sz="4" w:space="0"/>
         </w:tcBorders>
         <w:shd w:val="clear" w:color="FFFFFF" w:fill="auto"/>
       </w:tcPr>
@@ -8254,10 +8253,10 @@
       <w:tblPr/>
       <w:tcPr>
         <w:tcBorders>
-          <w:top w:val="none" w:sz="4" w:space="0" w:color="000000"/>
-          <w:left w:val="none" w:sz="4" w:space="0" w:color="000000"/>
-          <w:bottom w:val="none" w:sz="4" w:space="0" w:color="000000"/>
-          <w:right w:val="none" w:sz="4" w:space="0" w:color="000000"/>
+          <w:top w:val="none" w:color="000000" w:sz="4" w:space="0"/>
+          <w:left w:val="none" w:color="000000" w:sz="4" w:space="0"/>
+          <w:bottom w:val="none" w:color="000000" w:sz="4" w:space="0"/>
+          <w:right w:val="none" w:color="000000" w:sz="4" w:space="0"/>
         </w:tcBorders>
         <w:shd w:val="clear" w:color="FFFFFF" w:fill="auto"/>
       </w:tcPr>
@@ -8273,10 +8272,10 @@
       <w:tblPr/>
       <w:tcPr>
         <w:tcBorders>
-          <w:top w:val="none" w:sz="4" w:space="0" w:color="000000"/>
-          <w:left w:val="none" w:sz="4" w:space="0" w:color="000000"/>
-          <w:bottom w:val="none" w:sz="4" w:space="0" w:color="000000"/>
-          <w:right w:val="none" w:sz="4" w:space="0" w:color="000000"/>
+          <w:top w:val="none" w:color="000000" w:sz="4" w:space="0"/>
+          <w:left w:val="none" w:color="000000" w:sz="4" w:space="0"/>
+          <w:bottom w:val="none" w:color="000000" w:sz="4" w:space="0"/>
+          <w:right w:val="none" w:color="000000" w:sz="4" w:space="0"/>
         </w:tcBorders>
         <w:shd w:val="clear" w:color="FFFFFF" w:fill="auto"/>
       </w:tcPr>
@@ -8289,10 +8288,10 @@
       <w:tblPr/>
       <w:tcPr>
         <w:tcBorders>
-          <w:top w:val="none" w:sz="4" w:space="0" w:color="000000"/>
-          <w:left w:val="none" w:sz="4" w:space="0" w:color="000000"/>
-          <w:bottom w:val="none" w:sz="4" w:space="0" w:color="000000"/>
-          <w:right w:val="none" w:sz="4" w:space="0" w:color="000000"/>
+          <w:top w:val="none" w:color="000000" w:sz="4" w:space="0"/>
+          <w:left w:val="none" w:color="000000" w:sz="4" w:space="0"/>
+          <w:bottom w:val="none" w:color="000000" w:sz="4" w:space="0"/>
+          <w:right w:val="none" w:color="000000" w:sz="4" w:space="0"/>
         </w:tcBorders>
         <w:shd w:val="clear" w:color="FFFFFF" w:fill="auto"/>
       </w:tcPr>
@@ -8328,12 +8327,12 @@
       <w:tblStyleRowBandSize w:val="1"/>
       <w:tblStyleColBandSize w:val="1"/>
       <w:tblBorders>
-        <w:top w:val="single" w:sz="4" w:space="0" w:color="6F6F6F"/>
-        <w:left w:val="single" w:sz="4" w:space="0" w:color="6F6F6F"/>
-        <w:bottom w:val="single" w:sz="4" w:space="0" w:color="6F6F6F"/>
-        <w:right w:val="single" w:sz="4" w:space="0" w:color="6F6F6F"/>
-        <w:insideH w:val="single" w:sz="4" w:space="0" w:color="6F6F6F"/>
-        <w:insideV w:val="single" w:sz="4" w:space="0" w:color="6F6F6F"/>
+        <w:top w:val="single" w:color="6F6F6F" w:sz="4" w:space="0"/>
+        <w:left w:val="single" w:color="6F6F6F" w:sz="4" w:space="0"/>
+        <w:bottom w:val="single" w:color="6F6F6F" w:sz="4" w:space="0"/>
+        <w:right w:val="single" w:color="6F6F6F" w:sz="4" w:space="0"/>
+        <w:insideH w:val="single" w:color="6F6F6F" w:sz="4" w:space="0"/>
+        <w:insideV w:val="single" w:color="6F6F6F" w:sz="4" w:space="0"/>
       </w:tblBorders>
     </w:tblPr>
     <w:tblStylePr w:type="firstRow">
@@ -8346,10 +8345,10 @@
       <w:tblPr/>
       <w:tcPr>
         <w:tcBorders>
-          <w:top w:val="single" w:sz="4" w:space="0" w:color="000000"/>
-          <w:left w:val="single" w:sz="4" w:space="0" w:color="000000"/>
-          <w:bottom w:val="single" w:sz="4" w:space="0" w:color="000000"/>
-          <w:right w:val="single" w:sz="4" w:space="0" w:color="000000"/>
+          <w:top w:val="single" w:color="000000" w:sz="4" w:space="0"/>
+          <w:left w:val="single" w:color="000000" w:sz="4" w:space="0"/>
+          <w:bottom w:val="single" w:color="000000" w:sz="4" w:space="0"/>
+          <w:right w:val="single" w:color="000000" w:sz="4" w:space="0"/>
         </w:tcBorders>
         <w:shd w:val="clear" w:color="000000" w:fill="000000"/>
       </w:tcPr>
@@ -8362,7 +8361,7 @@
       <w:tblPr/>
       <w:tcPr>
         <w:tcBorders>
-          <w:top w:val="single" w:sz="4" w:space="0" w:color="000000"/>
+          <w:top w:val="single" w:color="000000" w:sz="4" w:space="0"/>
         </w:tcBorders>
       </w:tcPr>
     </w:tblStylePr>
@@ -8409,12 +8408,12 @@
       <w:tblStyleRowBandSize w:val="1"/>
       <w:tblStyleColBandSize w:val="1"/>
       <w:tblBorders>
-        <w:top w:val="single" w:sz="4" w:space="0" w:color="50B4E2"/>
-        <w:left w:val="single" w:sz="4" w:space="0" w:color="50B4E2"/>
-        <w:bottom w:val="single" w:sz="4" w:space="0" w:color="50B4E2"/>
-        <w:right w:val="single" w:sz="4" w:space="0" w:color="50B4E2"/>
-        <w:insideH w:val="single" w:sz="4" w:space="0" w:color="50B4E2"/>
-        <w:insideV w:val="single" w:sz="4" w:space="0" w:color="50B4E2"/>
+        <w:top w:val="single" w:color="50B4E2" w:sz="4" w:space="0"/>
+        <w:left w:val="single" w:color="50B4E2" w:sz="4" w:space="0"/>
+        <w:bottom w:val="single" w:color="50B4E2" w:sz="4" w:space="0"/>
+        <w:right w:val="single" w:color="50B4E2" w:sz="4" w:space="0"/>
+        <w:insideH w:val="single" w:color="50B4E2" w:sz="4" w:space="0"/>
+        <w:insideV w:val="single" w:color="50B4E2" w:sz="4" w:space="0"/>
       </w:tblBorders>
     </w:tblPr>
     <w:tblStylePr w:type="firstRow">
@@ -8427,10 +8426,10 @@
       <w:tblPr/>
       <w:tcPr>
         <w:tcBorders>
-          <w:top w:val="single" w:sz="4" w:space="0" w:color="19729B"/>
-          <w:left w:val="single" w:sz="4" w:space="0" w:color="19729B"/>
-          <w:bottom w:val="single" w:sz="4" w:space="0" w:color="19729B"/>
-          <w:right w:val="single" w:sz="4" w:space="0" w:color="19729B"/>
+          <w:top w:val="single" w:color="19729B" w:sz="4" w:space="0"/>
+          <w:left w:val="single" w:color="19729B" w:sz="4" w:space="0"/>
+          <w:bottom w:val="single" w:color="19729B" w:sz="4" w:space="0"/>
+          <w:right w:val="single" w:color="19729B" w:sz="4" w:space="0"/>
         </w:tcBorders>
         <w:shd w:val="clear" w:color="19729B" w:fill="19729B"/>
       </w:tcPr>
@@ -8443,7 +8442,7 @@
       <w:tblPr/>
       <w:tcPr>
         <w:tcBorders>
-          <w:top w:val="single" w:sz="4" w:space="0" w:color="19729B"/>
+          <w:top w:val="single" w:color="19729B" w:sz="4" w:space="0"/>
         </w:tcBorders>
       </w:tcPr>
     </w:tblStylePr>
@@ -8490,12 +8489,12 @@
       <w:tblStyleRowBandSize w:val="1"/>
       <w:tblStyleColBandSize w:val="1"/>
       <w:tblBorders>
-        <w:top w:val="single" w:sz="4" w:space="0" w:color="F2AE8B"/>
-        <w:left w:val="single" w:sz="4" w:space="0" w:color="F2AE8B"/>
-        <w:bottom w:val="single" w:sz="4" w:space="0" w:color="F2AE8B"/>
-        <w:right w:val="single" w:sz="4" w:space="0" w:color="F2AE8B"/>
-        <w:insideH w:val="single" w:sz="4" w:space="0" w:color="F2AE8B"/>
-        <w:insideV w:val="single" w:sz="4" w:space="0" w:color="F2AE8B"/>
+        <w:top w:val="single" w:color="F2AE8B" w:sz="4" w:space="0"/>
+        <w:left w:val="single" w:color="F2AE8B" w:sz="4" w:space="0"/>
+        <w:bottom w:val="single" w:color="F2AE8B" w:sz="4" w:space="0"/>
+        <w:right w:val="single" w:color="F2AE8B" w:sz="4" w:space="0"/>
+        <w:insideH w:val="single" w:color="F2AE8B" w:sz="4" w:space="0"/>
+        <w:insideV w:val="single" w:color="F2AE8B" w:sz="4" w:space="0"/>
       </w:tblBorders>
     </w:tblPr>
     <w:tblStylePr w:type="firstRow">
@@ -8508,10 +8507,10 @@
       <w:tblPr/>
       <w:tcPr>
         <w:tcBorders>
-          <w:top w:val="single" w:sz="4" w:space="0" w:color="F2AA85"/>
-          <w:left w:val="single" w:sz="4" w:space="0" w:color="F2AA85"/>
-          <w:bottom w:val="single" w:sz="4" w:space="0" w:color="F2AA85"/>
-          <w:right w:val="single" w:sz="4" w:space="0" w:color="F2AA85"/>
+          <w:top w:val="single" w:color="F2AA85" w:sz="4" w:space="0"/>
+          <w:left w:val="single" w:color="F2AA85" w:sz="4" w:space="0"/>
+          <w:bottom w:val="single" w:color="F2AA85" w:sz="4" w:space="0"/>
+          <w:right w:val="single" w:color="F2AA85" w:sz="4" w:space="0"/>
         </w:tcBorders>
         <w:shd w:val="clear" w:color="F2AA85" w:fill="F2AA85"/>
       </w:tcPr>
@@ -8524,7 +8523,7 @@
       <w:tblPr/>
       <w:tcPr>
         <w:tcBorders>
-          <w:top w:val="single" w:sz="4" w:space="0" w:color="F2AA85"/>
+          <w:top w:val="single" w:color="F2AA85" w:sz="4" w:space="0"/>
         </w:tcBorders>
       </w:tcPr>
     </w:tblStylePr>
@@ -8571,12 +8570,12 @@
       <w:tblStyleRowBandSize w:val="1"/>
       <w:tblStyleColBandSize w:val="1"/>
       <w:tblBorders>
-        <w:top w:val="single" w:sz="4" w:space="0" w:color="51D663"/>
-        <w:left w:val="single" w:sz="4" w:space="0" w:color="51D663"/>
-        <w:bottom w:val="single" w:sz="4" w:space="0" w:color="51D663"/>
-        <w:right w:val="single" w:sz="4" w:space="0" w:color="51D663"/>
-        <w:insideH w:val="single" w:sz="4" w:space="0" w:color="51D663"/>
-        <w:insideV w:val="single" w:sz="4" w:space="0" w:color="51D663"/>
+        <w:top w:val="single" w:color="51D663" w:sz="4" w:space="0"/>
+        <w:left w:val="single" w:color="51D663" w:sz="4" w:space="0"/>
+        <w:bottom w:val="single" w:color="51D663" w:sz="4" w:space="0"/>
+        <w:right w:val="single" w:color="51D663" w:sz="4" w:space="0"/>
+        <w:insideH w:val="single" w:color="51D663" w:sz="4" w:space="0"/>
+        <w:insideV w:val="single" w:color="51D663" w:sz="4" w:space="0"/>
       </w:tblBorders>
     </w:tblPr>
     <w:tblStylePr w:type="firstRow">
@@ -8589,10 +8588,10 @@
       <w:tblPr/>
       <w:tcPr>
         <w:tcBorders>
-          <w:top w:val="single" w:sz="4" w:space="0" w:color="196C24"/>
-          <w:left w:val="single" w:sz="4" w:space="0" w:color="196C24"/>
-          <w:bottom w:val="single" w:sz="4" w:space="0" w:color="196C24"/>
-          <w:right w:val="single" w:sz="4" w:space="0" w:color="196C24"/>
+          <w:top w:val="single" w:color="196C24" w:sz="4" w:space="0"/>
+          <w:left w:val="single" w:color="196C24" w:sz="4" w:space="0"/>
+          <w:bottom w:val="single" w:color="196C24" w:sz="4" w:space="0"/>
+          <w:right w:val="single" w:color="196C24" w:sz="4" w:space="0"/>
         </w:tcBorders>
         <w:shd w:val="clear" w:color="196C24" w:fill="196C24"/>
       </w:tcPr>
@@ -8605,7 +8604,7 @@
       <w:tblPr/>
       <w:tcPr>
         <w:tcBorders>
-          <w:top w:val="single" w:sz="4" w:space="0" w:color="196C24"/>
+          <w:top w:val="single" w:color="196C24" w:sz="4" w:space="0"/>
         </w:tcBorders>
       </w:tcPr>
     </w:tblStylePr>
@@ -8652,12 +8651,12 @@
       <w:tblStyleRowBandSize w:val="1"/>
       <w:tblStyleColBandSize w:val="1"/>
       <w:tblBorders>
-        <w:top w:val="single" w:sz="4" w:space="0" w:color="6ACDF4"/>
-        <w:left w:val="single" w:sz="4" w:space="0" w:color="6ACDF4"/>
-        <w:bottom w:val="single" w:sz="4" w:space="0" w:color="6ACDF4"/>
-        <w:right w:val="single" w:sz="4" w:space="0" w:color="6ACDF4"/>
-        <w:insideH w:val="single" w:sz="4" w:space="0" w:color="6ACDF4"/>
-        <w:insideV w:val="single" w:sz="4" w:space="0" w:color="6ACDF4"/>
+        <w:top w:val="single" w:color="6ACDF4" w:sz="4" w:space="0"/>
+        <w:left w:val="single" w:color="6ACDF4" w:sz="4" w:space="0"/>
+        <w:bottom w:val="single" w:color="6ACDF4" w:sz="4" w:space="0"/>
+        <w:right w:val="single" w:color="6ACDF4" w:sz="4" w:space="0"/>
+        <w:insideH w:val="single" w:color="6ACDF4" w:sz="4" w:space="0"/>
+        <w:insideV w:val="single" w:color="6ACDF4" w:sz="4" w:space="0"/>
       </w:tblBorders>
     </w:tblPr>
     <w:tblStylePr w:type="firstRow">
@@ -8670,10 +8669,10 @@
       <w:tblPr/>
       <w:tcPr>
         <w:tcBorders>
-          <w:top w:val="single" w:sz="4" w:space="0" w:color="5FCAF3"/>
-          <w:left w:val="single" w:sz="4" w:space="0" w:color="5FCAF3"/>
-          <w:bottom w:val="single" w:sz="4" w:space="0" w:color="5FCAF3"/>
-          <w:right w:val="single" w:sz="4" w:space="0" w:color="5FCAF3"/>
+          <w:top w:val="single" w:color="5FCAF3" w:sz="4" w:space="0"/>
+          <w:left w:val="single" w:color="5FCAF3" w:sz="4" w:space="0"/>
+          <w:bottom w:val="single" w:color="5FCAF3" w:sz="4" w:space="0"/>
+          <w:right w:val="single" w:color="5FCAF3" w:sz="4" w:space="0"/>
         </w:tcBorders>
         <w:shd w:val="clear" w:color="5FCAF3" w:fill="5FCAF3"/>
       </w:tcPr>
@@ -8686,7 +8685,7 @@
       <w:tblPr/>
       <w:tcPr>
         <w:tcBorders>
-          <w:top w:val="single" w:sz="4" w:space="0" w:color="5FCAF3"/>
+          <w:top w:val="single" w:color="5FCAF3" w:sz="4" w:space="0"/>
         </w:tcBorders>
       </w:tcPr>
     </w:tblStylePr>
@@ -8733,12 +8732,12 @@
       <w:tblStyleRowBandSize w:val="1"/>
       <w:tblStyleColBandSize w:val="1"/>
       <w:tblBorders>
-        <w:top w:val="single" w:sz="4" w:space="0" w:color="DA76CE"/>
-        <w:left w:val="single" w:sz="4" w:space="0" w:color="DA76CE"/>
-        <w:bottom w:val="single" w:sz="4" w:space="0" w:color="DA76CE"/>
-        <w:right w:val="single" w:sz="4" w:space="0" w:color="DA76CE"/>
-        <w:insideH w:val="single" w:sz="4" w:space="0" w:color="DA76CE"/>
-        <w:insideV w:val="single" w:sz="4" w:space="0" w:color="DA76CE"/>
+        <w:top w:val="single" w:color="DA76CE" w:sz="4" w:space="0"/>
+        <w:left w:val="single" w:color="DA76CE" w:sz="4" w:space="0"/>
+        <w:bottom w:val="single" w:color="DA76CE" w:sz="4" w:space="0"/>
+        <w:right w:val="single" w:color="DA76CE" w:sz="4" w:space="0"/>
+        <w:insideH w:val="single" w:color="DA76CE" w:sz="4" w:space="0"/>
+        <w:insideV w:val="single" w:color="DA76CE" w:sz="4" w:space="0"/>
       </w:tblBorders>
     </w:tblPr>
     <w:tblStylePr w:type="firstRow">
@@ -8751,10 +8750,10 @@
       <w:tblPr/>
       <w:tcPr>
         <w:tcBorders>
-          <w:top w:val="single" w:sz="4" w:space="0" w:color="A02B93"/>
-          <w:left w:val="single" w:sz="4" w:space="0" w:color="A02B93"/>
-          <w:bottom w:val="single" w:sz="4" w:space="0" w:color="A02B93"/>
-          <w:right w:val="single" w:sz="4" w:space="0" w:color="A02B93"/>
+          <w:top w:val="single" w:color="A02B93" w:sz="4" w:space="0"/>
+          <w:left w:val="single" w:color="A02B93" w:sz="4" w:space="0"/>
+          <w:bottom w:val="single" w:color="A02B93" w:sz="4" w:space="0"/>
+          <w:right w:val="single" w:color="A02B93" w:sz="4" w:space="0"/>
         </w:tcBorders>
         <w:shd w:val="clear" w:color="A02B93" w:fill="A02B93"/>
       </w:tcPr>
@@ -8767,7 +8766,7 @@
       <w:tblPr/>
       <w:tcPr>
         <w:tcBorders>
-          <w:top w:val="single" w:sz="4" w:space="0" w:color="A02B93"/>
+          <w:top w:val="single" w:color="A02B93" w:sz="4" w:space="0"/>
         </w:tcBorders>
       </w:tcPr>
     </w:tblStylePr>
@@ -8814,12 +8813,12 @@
       <w:tblStyleRowBandSize w:val="1"/>
       <w:tblStyleColBandSize w:val="1"/>
       <w:tblBorders>
-        <w:top w:val="single" w:sz="4" w:space="0" w:color="94DA7B"/>
-        <w:left w:val="single" w:sz="4" w:space="0" w:color="94DA7B"/>
-        <w:bottom w:val="single" w:sz="4" w:space="0" w:color="94DA7B"/>
-        <w:right w:val="single" w:sz="4" w:space="0" w:color="94DA7B"/>
-        <w:insideH w:val="single" w:sz="4" w:space="0" w:color="94DA7B"/>
-        <w:insideV w:val="single" w:sz="4" w:space="0" w:color="94DA7B"/>
+        <w:top w:val="single" w:color="94DA7B" w:sz="4" w:space="0"/>
+        <w:left w:val="single" w:color="94DA7B" w:sz="4" w:space="0"/>
+        <w:bottom w:val="single" w:color="94DA7B" w:sz="4" w:space="0"/>
+        <w:right w:val="single" w:color="94DA7B" w:sz="4" w:space="0"/>
+        <w:insideH w:val="single" w:color="94DA7B" w:sz="4" w:space="0"/>
+        <w:insideV w:val="single" w:color="94DA7B" w:sz="4" w:space="0"/>
       </w:tblBorders>
     </w:tblPr>
     <w:tblStylePr w:type="firstRow">
@@ -8832,10 +8831,10 @@
       <w:tblPr/>
       <w:tcPr>
         <w:tcBorders>
-          <w:top w:val="single" w:sz="4" w:space="0" w:color="4EA72E"/>
-          <w:left w:val="single" w:sz="4" w:space="0" w:color="4EA72E"/>
-          <w:bottom w:val="single" w:sz="4" w:space="0" w:color="4EA72E"/>
-          <w:right w:val="single" w:sz="4" w:space="0" w:color="4EA72E"/>
+          <w:top w:val="single" w:color="4EA72E" w:sz="4" w:space="0"/>
+          <w:left w:val="single" w:color="4EA72E" w:sz="4" w:space="0"/>
+          <w:bottom w:val="single" w:color="4EA72E" w:sz="4" w:space="0"/>
+          <w:right w:val="single" w:color="4EA72E" w:sz="4" w:space="0"/>
         </w:tcBorders>
         <w:shd w:val="clear" w:color="4EA72E" w:fill="4EA72E"/>
       </w:tcPr>
@@ -8848,7 +8847,7 @@
       <w:tblPr/>
       <w:tcPr>
         <w:tcBorders>
-          <w:top w:val="single" w:sz="4" w:space="0" w:color="4EA72E"/>
+          <w:top w:val="single" w:color="4EA72E" w:sz="4" w:space="0"/>
         </w:tcBorders>
       </w:tcPr>
     </w:tblStylePr>
@@ -8895,12 +8894,12 @@
       <w:tblStyleRowBandSize w:val="1"/>
       <w:tblStyleColBandSize w:val="1"/>
       <w:tblBorders>
-        <w:top w:val="single" w:sz="4" w:space="0" w:color="FFFFFF"/>
-        <w:left w:val="single" w:sz="4" w:space="0" w:color="FFFFFF"/>
-        <w:bottom w:val="single" w:sz="4" w:space="0" w:color="FFFFFF"/>
-        <w:right w:val="single" w:sz="4" w:space="0" w:color="FFFFFF"/>
-        <w:insideH w:val="single" w:sz="4" w:space="0" w:color="FFFFFF"/>
-        <w:insideV w:val="single" w:sz="4" w:space="0" w:color="FFFFFF"/>
+        <w:top w:val="single" w:color="FFFFFF" w:sz="4" w:space="0"/>
+        <w:left w:val="single" w:color="FFFFFF" w:sz="4" w:space="0"/>
+        <w:bottom w:val="single" w:color="FFFFFF" w:sz="4" w:space="0"/>
+        <w:right w:val="single" w:color="FFFFFF" w:sz="4" w:space="0"/>
+        <w:insideH w:val="single" w:color="FFFFFF" w:sz="4" w:space="0"/>
+        <w:insideV w:val="single" w:color="FFFFFF" w:sz="4" w:space="0"/>
       </w:tblBorders>
       <w:shd w:val="clear" w:color="BFBFBF" w:fill="BFBFBF"/>
     </w:tblPr>
@@ -8926,7 +8925,7 @@
       <w:tblPr/>
       <w:tcPr>
         <w:tcBorders>
-          <w:top w:val="single" w:sz="4" w:space="0" w:color="FFFFFF"/>
+          <w:top w:val="single" w:color="FFFFFF" w:sz="4" w:space="0"/>
         </w:tcBorders>
         <w:shd w:val="clear" w:color="000000" w:fill="000000"/>
       </w:tcPr>
@@ -8968,7 +8967,7 @@
       </w:tcPr>
     </w:tblStylePr>
   </w:style>
-  <w:style w:type="table" w:customStyle="1" w:styleId="GridTable5Dark-Accent1">
+  <w:style w:type="table" w:styleId="GridTable5Dark-Accent1" w:customStyle="1">
     <w:name w:val="Grid Table 5 Dark- Accent 1"/>
     <w:basedOn w:val="TableNormal"/>
     <w:uiPriority w:val="99"/>
@@ -8976,12 +8975,12 @@
       <w:tblStyleRowBandSize w:val="1"/>
       <w:tblStyleColBandSize w:val="1"/>
       <w:tblBorders>
-        <w:top w:val="single" w:sz="4" w:space="0" w:color="FFFFFF"/>
-        <w:left w:val="single" w:sz="4" w:space="0" w:color="FFFFFF"/>
-        <w:bottom w:val="single" w:sz="4" w:space="0" w:color="FFFFFF"/>
-        <w:right w:val="single" w:sz="4" w:space="0" w:color="FFFFFF"/>
-        <w:insideH w:val="single" w:sz="4" w:space="0" w:color="FFFFFF"/>
-        <w:insideV w:val="single" w:sz="4" w:space="0" w:color="FFFFFF"/>
+        <w:top w:val="single" w:color="FFFFFF" w:sz="4" w:space="0"/>
+        <w:left w:val="single" w:color="FFFFFF" w:sz="4" w:space="0"/>
+        <w:bottom w:val="single" w:color="FFFFFF" w:sz="4" w:space="0"/>
+        <w:right w:val="single" w:color="FFFFFF" w:sz="4" w:space="0"/>
+        <w:insideH w:val="single" w:color="FFFFFF" w:sz="4" w:space="0"/>
+        <w:insideV w:val="single" w:color="FFFFFF" w:sz="4" w:space="0"/>
       </w:tblBorders>
       <w:shd w:val="clear" w:color="BFE4F4" w:fill="BFE4F4"/>
     </w:tblPr>
@@ -9007,7 +9006,7 @@
       <w:tblPr/>
       <w:tcPr>
         <w:tcBorders>
-          <w:top w:val="single" w:sz="4" w:space="0" w:color="FFFFFF"/>
+          <w:top w:val="single" w:color="FFFFFF" w:sz="4" w:space="0"/>
         </w:tcBorders>
         <w:shd w:val="clear" w:color="156082" w:fill="156082"/>
       </w:tcPr>
@@ -9057,12 +9056,12 @@
       <w:tblStyleRowBandSize w:val="1"/>
       <w:tblStyleColBandSize w:val="1"/>
       <w:tblBorders>
-        <w:top w:val="single" w:sz="4" w:space="0" w:color="FFFFFF"/>
-        <w:left w:val="single" w:sz="4" w:space="0" w:color="FFFFFF"/>
-        <w:bottom w:val="single" w:sz="4" w:space="0" w:color="FFFFFF"/>
-        <w:right w:val="single" w:sz="4" w:space="0" w:color="FFFFFF"/>
-        <w:insideH w:val="single" w:sz="4" w:space="0" w:color="FFFFFF"/>
-        <w:insideV w:val="single" w:sz="4" w:space="0" w:color="FFFFFF"/>
+        <w:top w:val="single" w:color="FFFFFF" w:sz="4" w:space="0"/>
+        <w:left w:val="single" w:color="FFFFFF" w:sz="4" w:space="0"/>
+        <w:bottom w:val="single" w:color="FFFFFF" w:sz="4" w:space="0"/>
+        <w:right w:val="single" w:color="FFFFFF" w:sz="4" w:space="0"/>
+        <w:insideH w:val="single" w:color="FFFFFF" w:sz="4" w:space="0"/>
+        <w:insideV w:val="single" w:color="FFFFFF" w:sz="4" w:space="0"/>
       </w:tblBorders>
       <w:shd w:val="clear" w:color="FAE2D6" w:fill="FAE2D6"/>
     </w:tblPr>
@@ -9088,7 +9087,7 @@
       <w:tblPr/>
       <w:tcPr>
         <w:tcBorders>
-          <w:top w:val="single" w:sz="4" w:space="0" w:color="FFFFFF"/>
+          <w:top w:val="single" w:color="FFFFFF" w:sz="4" w:space="0"/>
         </w:tcBorders>
         <w:shd w:val="clear" w:color="E97132" w:fill="E97132"/>
       </w:tcPr>
@@ -9138,12 +9137,12 @@
       <w:tblStyleRowBandSize w:val="1"/>
       <w:tblStyleColBandSize w:val="1"/>
       <w:tblBorders>
-        <w:top w:val="single" w:sz="4" w:space="0" w:color="FFFFFF"/>
-        <w:left w:val="single" w:sz="4" w:space="0" w:color="FFFFFF"/>
-        <w:bottom w:val="single" w:sz="4" w:space="0" w:color="FFFFFF"/>
-        <w:right w:val="single" w:sz="4" w:space="0" w:color="FFFFFF"/>
-        <w:insideH w:val="single" w:sz="4" w:space="0" w:color="FFFFFF"/>
-        <w:insideV w:val="single" w:sz="4" w:space="0" w:color="FFFFFF"/>
+        <w:top w:val="single" w:color="FFFFFF" w:sz="4" w:space="0"/>
+        <w:left w:val="single" w:color="FFFFFF" w:sz="4" w:space="0"/>
+        <w:bottom w:val="single" w:color="FFFFFF" w:sz="4" w:space="0"/>
+        <w:right w:val="single" w:color="FFFFFF" w:sz="4" w:space="0"/>
+        <w:insideH w:val="single" w:color="FFFFFF" w:sz="4" w:space="0"/>
+        <w:insideV w:val="single" w:color="FFFFFF" w:sz="4" w:space="0"/>
       </w:tblBorders>
       <w:shd w:val="clear" w:color="C0F0C6" w:fill="C0F0C6"/>
     </w:tblPr>
@@ -9169,7 +9168,7 @@
       <w:tblPr/>
       <w:tcPr>
         <w:tcBorders>
-          <w:top w:val="single" w:sz="4" w:space="0" w:color="FFFFFF"/>
+          <w:top w:val="single" w:color="FFFFFF" w:sz="4" w:space="0"/>
         </w:tcBorders>
         <w:shd w:val="clear" w:color="196B24" w:fill="196B24"/>
       </w:tcPr>
@@ -9211,7 +9210,7 @@
       </w:tcPr>
     </w:tblStylePr>
   </w:style>
-  <w:style w:type="table" w:customStyle="1" w:styleId="GridTable5Dark-Accent4">
+  <w:style w:type="table" w:styleId="GridTable5Dark-Accent4" w:customStyle="1">
     <w:name w:val="Grid Table 5 Dark- Accent 4"/>
     <w:basedOn w:val="TableNormal"/>
     <w:uiPriority w:val="99"/>
@@ -9219,12 +9218,12 @@
       <w:tblStyleRowBandSize w:val="1"/>
       <w:tblStyleColBandSize w:val="1"/>
       <w:tblBorders>
-        <w:top w:val="single" w:sz="4" w:space="0" w:color="FFFFFF"/>
-        <w:left w:val="single" w:sz="4" w:space="0" w:color="FFFFFF"/>
-        <w:bottom w:val="single" w:sz="4" w:space="0" w:color="FFFFFF"/>
-        <w:right w:val="single" w:sz="4" w:space="0" w:color="FFFFFF"/>
-        <w:insideH w:val="single" w:sz="4" w:space="0" w:color="FFFFFF"/>
-        <w:insideV w:val="single" w:sz="4" w:space="0" w:color="FFFFFF"/>
+        <w:top w:val="single" w:color="FFFFFF" w:sz="4" w:space="0"/>
+        <w:left w:val="single" w:color="FFFFFF" w:sz="4" w:space="0"/>
+        <w:bottom w:val="single" w:color="FFFFFF" w:sz="4" w:space="0"/>
+        <w:right w:val="single" w:color="FFFFFF" w:sz="4" w:space="0"/>
+        <w:insideH w:val="single" w:color="FFFFFF" w:sz="4" w:space="0"/>
+        <w:insideV w:val="single" w:color="FFFFFF" w:sz="4" w:space="0"/>
       </w:tblBorders>
       <w:shd w:val="clear" w:color="C9EDFB" w:fill="C9EDFB"/>
     </w:tblPr>
@@ -9250,7 +9249,7 @@
       <w:tblPr/>
       <w:tcPr>
         <w:tcBorders>
-          <w:top w:val="single" w:sz="4" w:space="0" w:color="FFFFFF"/>
+          <w:top w:val="single" w:color="FFFFFF" w:sz="4" w:space="0"/>
         </w:tcBorders>
         <w:shd w:val="clear" w:color="0F9ED5" w:fill="0F9ED5"/>
       </w:tcPr>
@@ -9300,12 +9299,12 @@
       <w:tblStyleRowBandSize w:val="1"/>
       <w:tblStyleColBandSize w:val="1"/>
       <w:tblBorders>
-        <w:top w:val="single" w:sz="4" w:space="0" w:color="FFFFFF"/>
-        <w:left w:val="single" w:sz="4" w:space="0" w:color="FFFFFF"/>
-        <w:bottom w:val="single" w:sz="4" w:space="0" w:color="FFFFFF"/>
-        <w:right w:val="single" w:sz="4" w:space="0" w:color="FFFFFF"/>
-        <w:insideH w:val="single" w:sz="4" w:space="0" w:color="FFFFFF"/>
-        <w:insideV w:val="single" w:sz="4" w:space="0" w:color="FFFFFF"/>
+        <w:top w:val="single" w:color="FFFFFF" w:sz="4" w:space="0"/>
+        <w:left w:val="single" w:color="FFFFFF" w:sz="4" w:space="0"/>
+        <w:bottom w:val="single" w:color="FFFFFF" w:sz="4" w:space="0"/>
+        <w:right w:val="single" w:color="FFFFFF" w:sz="4" w:space="0"/>
+        <w:insideH w:val="single" w:color="FFFFFF" w:sz="4" w:space="0"/>
+        <w:insideV w:val="single" w:color="FFFFFF" w:sz="4" w:space="0"/>
       </w:tblBorders>
       <w:shd w:val="clear" w:color="F1CDED" w:fill="F1CDED"/>
     </w:tblPr>
@@ -9331,7 +9330,7 @@
       <w:tblPr/>
       <w:tcPr>
         <w:tcBorders>
-          <w:top w:val="single" w:sz="4" w:space="0" w:color="FFFFFF"/>
+          <w:top w:val="single" w:color="FFFFFF" w:sz="4" w:space="0"/>
         </w:tcBorders>
         <w:shd w:val="clear" w:color="A02B93" w:fill="A02B93"/>
       </w:tcPr>
@@ -9381,12 +9380,12 @@
       <w:tblStyleRowBandSize w:val="1"/>
       <w:tblStyleColBandSize w:val="1"/>
       <w:tblBorders>
-        <w:top w:val="single" w:sz="4" w:space="0" w:color="FFFFFF"/>
-        <w:left w:val="single" w:sz="4" w:space="0" w:color="FFFFFF"/>
-        <w:bottom w:val="single" w:sz="4" w:space="0" w:color="FFFFFF"/>
-        <w:right w:val="single" w:sz="4" w:space="0" w:color="FFFFFF"/>
-        <w:insideH w:val="single" w:sz="4" w:space="0" w:color="FFFFFF"/>
-        <w:insideV w:val="single" w:sz="4" w:space="0" w:color="FFFFFF"/>
+        <w:top w:val="single" w:color="FFFFFF" w:sz="4" w:space="0"/>
+        <w:left w:val="single" w:color="FFFFFF" w:sz="4" w:space="0"/>
+        <w:bottom w:val="single" w:color="FFFFFF" w:sz="4" w:space="0"/>
+        <w:right w:val="single" w:color="FFFFFF" w:sz="4" w:space="0"/>
+        <w:insideH w:val="single" w:color="FFFFFF" w:sz="4" w:space="0"/>
+        <w:insideV w:val="single" w:color="FFFFFF" w:sz="4" w:space="0"/>
       </w:tblBorders>
       <w:shd w:val="clear" w:color="D8F2CF" w:fill="D8F2CF"/>
     </w:tblPr>
@@ -9412,7 +9411,7 @@
       <w:tblPr/>
       <w:tcPr>
         <w:tcBorders>
-          <w:top w:val="single" w:sz="4" w:space="0" w:color="FFFFFF"/>
+          <w:top w:val="single" w:color="FFFFFF" w:sz="4" w:space="0"/>
         </w:tcBorders>
         <w:shd w:val="clear" w:color="4EA72E" w:fill="4EA72E"/>
       </w:tcPr>
@@ -9462,12 +9461,12 @@
       <w:tblStyleRowBandSize w:val="1"/>
       <w:tblStyleColBandSize w:val="1"/>
       <w:tblBorders>
-        <w:top w:val="single" w:sz="4" w:space="0" w:color="7F7F7F"/>
-        <w:left w:val="single" w:sz="4" w:space="0" w:color="7F7F7F"/>
-        <w:bottom w:val="single" w:sz="4" w:space="0" w:color="7F7F7F"/>
-        <w:right w:val="single" w:sz="4" w:space="0" w:color="7F7F7F"/>
-        <w:insideH w:val="single" w:sz="4" w:space="0" w:color="7F7F7F"/>
-        <w:insideV w:val="single" w:sz="4" w:space="0" w:color="7F7F7F"/>
+        <w:top w:val="single" w:color="7F7F7F" w:sz="4" w:space="0"/>
+        <w:left w:val="single" w:color="7F7F7F" w:sz="4" w:space="0"/>
+        <w:bottom w:val="single" w:color="7F7F7F" w:sz="4" w:space="0"/>
+        <w:right w:val="single" w:color="7F7F7F" w:sz="4" w:space="0"/>
+        <w:insideH w:val="single" w:color="7F7F7F" w:sz="4" w:space="0"/>
+        <w:insideV w:val="single" w:color="7F7F7F" w:sz="4" w:space="0"/>
       </w:tblBorders>
     </w:tblPr>
     <w:tblStylePr w:type="firstRow">
@@ -9478,7 +9477,7 @@
       <w:tblPr/>
       <w:tcPr>
         <w:tcBorders>
-          <w:bottom w:val="single" w:sz="12" w:space="0" w:color="7F7F7F"/>
+          <w:bottom w:val="single" w:color="7F7F7F" w:sz="12" w:space="0"/>
         </w:tcBorders>
       </w:tcPr>
     </w:tblStylePr>
@@ -9533,12 +9532,12 @@
       <w:tblStyleRowBandSize w:val="1"/>
       <w:tblStyleColBandSize w:val="1"/>
       <w:tblBorders>
-        <w:top w:val="single" w:sz="4" w:space="0" w:color="63BDE6"/>
-        <w:left w:val="single" w:sz="4" w:space="0" w:color="63BDE6"/>
-        <w:bottom w:val="single" w:sz="4" w:space="0" w:color="63BDE6"/>
-        <w:right w:val="single" w:sz="4" w:space="0" w:color="63BDE6"/>
-        <w:insideH w:val="single" w:sz="4" w:space="0" w:color="63BDE6"/>
-        <w:insideV w:val="single" w:sz="4" w:space="0" w:color="63BDE6"/>
+        <w:top w:val="single" w:color="63BDE6" w:sz="4" w:space="0"/>
+        <w:left w:val="single" w:color="63BDE6" w:sz="4" w:space="0"/>
+        <w:bottom w:val="single" w:color="63BDE6" w:sz="4" w:space="0"/>
+        <w:right w:val="single" w:color="63BDE6" w:sz="4" w:space="0"/>
+        <w:insideH w:val="single" w:color="63BDE6" w:sz="4" w:space="0"/>
+        <w:insideV w:val="single" w:color="63BDE6" w:sz="4" w:space="0"/>
       </w:tblBorders>
     </w:tblPr>
     <w:tblStylePr w:type="firstRow">
@@ -9549,7 +9548,7 @@
       <w:tblPr/>
       <w:tcPr>
         <w:tcBorders>
-          <w:bottom w:val="single" w:sz="12" w:space="0" w:color="63BDE6"/>
+          <w:bottom w:val="single" w:color="63BDE6" w:sz="12" w:space="0"/>
         </w:tcBorders>
       </w:tcPr>
     </w:tblStylePr>
@@ -9604,12 +9603,12 @@
       <w:tblStyleRowBandSize w:val="1"/>
       <w:tblStyleColBandSize w:val="1"/>
       <w:tblBorders>
-        <w:top w:val="single" w:sz="4" w:space="0" w:color="F2AA85"/>
-        <w:left w:val="single" w:sz="4" w:space="0" w:color="F2AA85"/>
-        <w:bottom w:val="single" w:sz="4" w:space="0" w:color="F2AA85"/>
-        <w:right w:val="single" w:sz="4" w:space="0" w:color="F2AA85"/>
-        <w:insideH w:val="single" w:sz="4" w:space="0" w:color="F2AA85"/>
-        <w:insideV w:val="single" w:sz="4" w:space="0" w:color="F2AA85"/>
+        <w:top w:val="single" w:color="F2AA85" w:sz="4" w:space="0"/>
+        <w:left w:val="single" w:color="F2AA85" w:sz="4" w:space="0"/>
+        <w:bottom w:val="single" w:color="F2AA85" w:sz="4" w:space="0"/>
+        <w:right w:val="single" w:color="F2AA85" w:sz="4" w:space="0"/>
+        <w:insideH w:val="single" w:color="F2AA85" w:sz="4" w:space="0"/>
+        <w:insideV w:val="single" w:color="F2AA85" w:sz="4" w:space="0"/>
       </w:tblBorders>
     </w:tblPr>
     <w:tblStylePr w:type="firstRow">
@@ -9620,7 +9619,7 @@
       <w:tblPr/>
       <w:tcPr>
         <w:tcBorders>
-          <w:bottom w:val="single" w:sz="12" w:space="0" w:color="F2AA85"/>
+          <w:bottom w:val="single" w:color="F2AA85" w:sz="12" w:space="0"/>
         </w:tcBorders>
       </w:tcPr>
     </w:tblStylePr>
@@ -9675,12 +9674,12 @@
       <w:tblStyleRowBandSize w:val="1"/>
       <w:tblStyleColBandSize w:val="1"/>
       <w:tblBorders>
-        <w:top w:val="single" w:sz="4" w:space="0" w:color="196C24"/>
-        <w:left w:val="single" w:sz="4" w:space="0" w:color="196C24"/>
-        <w:bottom w:val="single" w:sz="4" w:space="0" w:color="196C24"/>
-        <w:right w:val="single" w:sz="4" w:space="0" w:color="196C24"/>
-        <w:insideH w:val="single" w:sz="4" w:space="0" w:color="196C24"/>
-        <w:insideV w:val="single" w:sz="4" w:space="0" w:color="196C24"/>
+        <w:top w:val="single" w:color="196C24" w:sz="4" w:space="0"/>
+        <w:left w:val="single" w:color="196C24" w:sz="4" w:space="0"/>
+        <w:bottom w:val="single" w:color="196C24" w:sz="4" w:space="0"/>
+        <w:right w:val="single" w:color="196C24" w:sz="4" w:space="0"/>
+        <w:insideH w:val="single" w:color="196C24" w:sz="4" w:space="0"/>
+        <w:insideV w:val="single" w:color="196C24" w:sz="4" w:space="0"/>
       </w:tblBorders>
     </w:tblPr>
     <w:tblStylePr w:type="firstRow">
@@ -9691,7 +9690,7 @@
       <w:tblPr/>
       <w:tcPr>
         <w:tcBorders>
-          <w:bottom w:val="single" w:sz="12" w:space="0" w:color="196C24"/>
+          <w:bottom w:val="single" w:color="196C24" w:sz="12" w:space="0"/>
         </w:tcBorders>
       </w:tcPr>
     </w:tblStylePr>
@@ -9746,12 +9745,12 @@
       <w:tblStyleRowBandSize w:val="1"/>
       <w:tblStyleColBandSize w:val="1"/>
       <w:tblBorders>
-        <w:top w:val="single" w:sz="4" w:space="0" w:color="5FCAF3"/>
-        <w:left w:val="single" w:sz="4" w:space="0" w:color="5FCAF3"/>
-        <w:bottom w:val="single" w:sz="4" w:space="0" w:color="5FCAF3"/>
-        <w:right w:val="single" w:sz="4" w:space="0" w:color="5FCAF3"/>
-        <w:insideH w:val="single" w:sz="4" w:space="0" w:color="5FCAF3"/>
-        <w:insideV w:val="single" w:sz="4" w:space="0" w:color="5FCAF3"/>
+        <w:top w:val="single" w:color="5FCAF3" w:sz="4" w:space="0"/>
+        <w:left w:val="single" w:color="5FCAF3" w:sz="4" w:space="0"/>
+        <w:bottom w:val="single" w:color="5FCAF3" w:sz="4" w:space="0"/>
+        <w:right w:val="single" w:color="5FCAF3" w:sz="4" w:space="0"/>
+        <w:insideH w:val="single" w:color="5FCAF3" w:sz="4" w:space="0"/>
+        <w:insideV w:val="single" w:color="5FCAF3" w:sz="4" w:space="0"/>
       </w:tblBorders>
     </w:tblPr>
     <w:tblStylePr w:type="firstRow">
@@ -9762,7 +9761,7 @@
       <w:tblPr/>
       <w:tcPr>
         <w:tcBorders>
-          <w:bottom w:val="single" w:sz="12" w:space="0" w:color="5FCAF3"/>
+          <w:bottom w:val="single" w:color="5FCAF3" w:sz="12" w:space="0"/>
         </w:tcBorders>
       </w:tcPr>
     </w:tblStylePr>
@@ -9817,12 +9816,12 @@
       <w:tblStyleRowBandSize w:val="1"/>
       <w:tblStyleColBandSize w:val="1"/>
       <w:tblBorders>
-        <w:top w:val="single" w:sz="4" w:space="0" w:color="A02B93"/>
-        <w:left w:val="single" w:sz="4" w:space="0" w:color="A02B93"/>
-        <w:bottom w:val="single" w:sz="4" w:space="0" w:color="A02B93"/>
-        <w:right w:val="single" w:sz="4" w:space="0" w:color="A02B93"/>
-        <w:insideH w:val="single" w:sz="4" w:space="0" w:color="A02B93"/>
-        <w:insideV w:val="single" w:sz="4" w:space="0" w:color="A02B93"/>
+        <w:top w:val="single" w:color="A02B93" w:sz="4" w:space="0"/>
+        <w:left w:val="single" w:color="A02B93" w:sz="4" w:space="0"/>
+        <w:bottom w:val="single" w:color="A02B93" w:sz="4" w:space="0"/>
+        <w:right w:val="single" w:color="A02B93" w:sz="4" w:space="0"/>
+        <w:insideH w:val="single" w:color="A02B93" w:sz="4" w:space="0"/>
+        <w:insideV w:val="single" w:color="A02B93" w:sz="4" w:space="0"/>
       </w:tblBorders>
     </w:tblPr>
     <w:tblStylePr w:type="firstRow">
@@ -9833,7 +9832,7 @@
       <w:tblPr/>
       <w:tcPr>
         <w:tcBorders>
-          <w:bottom w:val="single" w:sz="12" w:space="0" w:color="A02B93"/>
+          <w:bottom w:val="single" w:color="A02B93" w:sz="12" w:space="0"/>
         </w:tcBorders>
       </w:tcPr>
     </w:tblStylePr>
@@ -9888,12 +9887,12 @@
       <w:tblStyleRowBandSize w:val="1"/>
       <w:tblStyleColBandSize w:val="1"/>
       <w:tblBorders>
-        <w:top w:val="single" w:sz="4" w:space="0" w:color="4EA72E"/>
-        <w:left w:val="single" w:sz="4" w:space="0" w:color="4EA72E"/>
-        <w:bottom w:val="single" w:sz="4" w:space="0" w:color="4EA72E"/>
-        <w:right w:val="single" w:sz="4" w:space="0" w:color="4EA72E"/>
-        <w:insideH w:val="single" w:sz="4" w:space="0" w:color="4EA72E"/>
-        <w:insideV w:val="single" w:sz="4" w:space="0" w:color="4EA72E"/>
+        <w:top w:val="single" w:color="4EA72E" w:sz="4" w:space="0"/>
+        <w:left w:val="single" w:color="4EA72E" w:sz="4" w:space="0"/>
+        <w:bottom w:val="single" w:color="4EA72E" w:sz="4" w:space="0"/>
+        <w:right w:val="single" w:color="4EA72E" w:sz="4" w:space="0"/>
+        <w:insideH w:val="single" w:color="4EA72E" w:sz="4" w:space="0"/>
+        <w:insideV w:val="single" w:color="4EA72E" w:sz="4" w:space="0"/>
       </w:tblBorders>
     </w:tblPr>
     <w:tblStylePr w:type="firstRow">
@@ -9904,7 +9903,7 @@
       <w:tblPr/>
       <w:tcPr>
         <w:tcBorders>
-          <w:bottom w:val="single" w:sz="12" w:space="0" w:color="4EA72E"/>
+          <w:bottom w:val="single" w:color="4EA72E" w:sz="12" w:space="0"/>
         </w:tcBorders>
       </w:tcPr>
     </w:tblStylePr>
@@ -9959,10 +9958,10 @@
       <w:tblStyleRowBandSize w:val="1"/>
       <w:tblStyleColBandSize w:val="1"/>
       <w:tblBorders>
-        <w:bottom w:val="single" w:sz="4" w:space="0" w:color="7F7F7F"/>
-        <w:right w:val="single" w:sz="4" w:space="0" w:color="7F7F7F"/>
-        <w:insideH w:val="single" w:sz="4" w:space="0" w:color="7F7F7F"/>
-        <w:insideV w:val="single" w:sz="4" w:space="0" w:color="7F7F7F"/>
+        <w:bottom w:val="single" w:color="7F7F7F" w:sz="4" w:space="0"/>
+        <w:right w:val="single" w:color="7F7F7F" w:sz="4" w:space="0"/>
+        <w:insideH w:val="single" w:color="7F7F7F" w:sz="4" w:space="0"/>
+        <w:insideV w:val="single" w:color="7F7F7F" w:sz="4" w:space="0"/>
       </w:tblBorders>
     </w:tblPr>
     <w:tblStylePr w:type="firstRow">
@@ -9975,10 +9974,10 @@
       <w:tblPr/>
       <w:tcPr>
         <w:tcBorders>
-          <w:top w:val="none" w:sz="4" w:space="0" w:color="000000"/>
-          <w:left w:val="none" w:sz="4" w:space="0" w:color="000000"/>
-          <w:bottom w:val="single" w:sz="4" w:space="0" w:color="7F7F7F"/>
-          <w:right w:val="none" w:sz="4" w:space="0" w:color="000000"/>
+          <w:top w:val="none" w:color="000000" w:sz="4" w:space="0"/>
+          <w:left w:val="none" w:color="000000" w:sz="4" w:space="0"/>
+          <w:bottom w:val="single" w:color="7F7F7F" w:sz="4" w:space="0"/>
+          <w:right w:val="none" w:color="000000" w:sz="4" w:space="0"/>
         </w:tcBorders>
         <w:shd w:val="clear" w:color="FFFFFF" w:fill="FFFFFF"/>
       </w:tcPr>
@@ -9993,10 +9992,10 @@
       <w:tblPr/>
       <w:tcPr>
         <w:tcBorders>
-          <w:top w:val="single" w:sz="4" w:space="0" w:color="7F7F7F"/>
-          <w:left w:val="none" w:sz="4" w:space="0" w:color="000000"/>
-          <w:bottom w:val="none" w:sz="4" w:space="0" w:color="000000"/>
-          <w:right w:val="none" w:sz="4" w:space="0" w:color="000000"/>
+          <w:top w:val="single" w:color="7F7F7F" w:sz="4" w:space="0"/>
+          <w:left w:val="none" w:color="000000" w:sz="4" w:space="0"/>
+          <w:bottom w:val="none" w:color="000000" w:sz="4" w:space="0"/>
+          <w:right w:val="none" w:color="000000" w:sz="4" w:space="0"/>
         </w:tcBorders>
         <w:shd w:val="clear" w:color="FFFFFF" w:fill="FFFFFF"/>
       </w:tcPr>
@@ -10014,10 +10013,10 @@
       <w:tblPr/>
       <w:tcPr>
         <w:tcBorders>
-          <w:top w:val="none" w:sz="4" w:space="0" w:color="000000"/>
-          <w:left w:val="none" w:sz="4" w:space="0" w:color="000000"/>
-          <w:bottom w:val="none" w:sz="4" w:space="0" w:color="000000"/>
-          <w:right w:val="single" w:sz="4" w:space="0" w:color="7F7F7F"/>
+          <w:top w:val="none" w:color="000000" w:sz="4" w:space="0"/>
+          <w:left w:val="none" w:color="000000" w:sz="4" w:space="0"/>
+          <w:bottom w:val="none" w:color="000000" w:sz="4" w:space="0"/>
+          <w:right w:val="single" w:color="7F7F7F" w:sz="4" w:space="0"/>
         </w:tcBorders>
         <w:shd w:val="clear" w:color="FFFFFF" w:fill="auto"/>
       </w:tcPr>
@@ -10032,10 +10031,10 @@
       <w:tblPr/>
       <w:tcPr>
         <w:tcBorders>
-          <w:top w:val="none" w:sz="4" w:space="0" w:color="000000"/>
-          <w:left w:val="single" w:sz="4" w:space="0" w:color="7F7F7F"/>
-          <w:bottom w:val="none" w:sz="4" w:space="0" w:color="000000"/>
-          <w:right w:val="none" w:sz="4" w:space="0" w:color="000000"/>
+          <w:top w:val="none" w:color="000000" w:sz="4" w:space="0"/>
+          <w:left w:val="single" w:color="7F7F7F" w:sz="4" w:space="0"/>
+          <w:bottom w:val="none" w:color="000000" w:sz="4" w:space="0"/>
+          <w:right w:val="none" w:color="000000" w:sz="4" w:space="0"/>
         </w:tcBorders>
         <w:shd w:val="clear" w:color="FFFFFF" w:fill="auto"/>
       </w:tcPr>
@@ -10073,10 +10072,10 @@
       <w:tblStyleRowBandSize w:val="1"/>
       <w:tblStyleColBandSize w:val="1"/>
       <w:tblBorders>
-        <w:bottom w:val="single" w:sz="4" w:space="0" w:color="63BDE6"/>
-        <w:right w:val="single" w:sz="4" w:space="0" w:color="63BDE6"/>
-        <w:insideH w:val="single" w:sz="4" w:space="0" w:color="63BDE6"/>
-        <w:insideV w:val="single" w:sz="4" w:space="0" w:color="63BDE6"/>
+        <w:bottom w:val="single" w:color="63BDE6" w:sz="4" w:space="0"/>
+        <w:right w:val="single" w:color="63BDE6" w:sz="4" w:space="0"/>
+        <w:insideH w:val="single" w:color="63BDE6" w:sz="4" w:space="0"/>
+        <w:insideV w:val="single" w:color="63BDE6" w:sz="4" w:space="0"/>
       </w:tblBorders>
     </w:tblPr>
     <w:tblStylePr w:type="firstRow">
@@ -10089,10 +10088,10 @@
       <w:tblPr/>
       <w:tcPr>
         <w:tcBorders>
-          <w:top w:val="none" w:sz="4" w:space="0" w:color="000000"/>
-          <w:left w:val="none" w:sz="4" w:space="0" w:color="000000"/>
-          <w:bottom w:val="single" w:sz="4" w:space="0" w:color="63BDE6"/>
-          <w:right w:val="none" w:sz="4" w:space="0" w:color="000000"/>
+          <w:top w:val="none" w:color="000000" w:sz="4" w:space="0"/>
+          <w:left w:val="none" w:color="000000" w:sz="4" w:space="0"/>
+          <w:bottom w:val="single" w:color="63BDE6" w:sz="4" w:space="0"/>
+          <w:right w:val="none" w:color="000000" w:sz="4" w:space="0"/>
         </w:tcBorders>
         <w:shd w:val="clear" w:color="FFFFFF" w:fill="FFFFFF"/>
       </w:tcPr>
@@ -10107,10 +10106,10 @@
       <w:tblPr/>
       <w:tcPr>
         <w:tcBorders>
-          <w:top w:val="single" w:sz="4" w:space="0" w:color="63BDE6"/>
-          <w:left w:val="none" w:sz="4" w:space="0" w:color="000000"/>
-          <w:bottom w:val="none" w:sz="4" w:space="0" w:color="000000"/>
-          <w:right w:val="none" w:sz="4" w:space="0" w:color="000000"/>
+          <w:top w:val="single" w:color="63BDE6" w:sz="4" w:space="0"/>
+          <w:left w:val="none" w:color="000000" w:sz="4" w:space="0"/>
+          <w:bottom w:val="none" w:color="000000" w:sz="4" w:space="0"/>
+          <w:right w:val="none" w:color="000000" w:sz="4" w:space="0"/>
         </w:tcBorders>
         <w:shd w:val="clear" w:color="FFFFFF" w:fill="FFFFFF"/>
       </w:tcPr>
@@ -10128,10 +10127,10 @@
       <w:tblPr/>
       <w:tcPr>
         <w:tcBorders>
-          <w:top w:val="none" w:sz="4" w:space="0" w:color="000000"/>
-          <w:left w:val="none" w:sz="4" w:space="0" w:color="000000"/>
-          <w:bottom w:val="none" w:sz="4" w:space="0" w:color="000000"/>
-          <w:right w:val="single" w:sz="4" w:space="0" w:color="63BDE6"/>
+          <w:top w:val="none" w:color="000000" w:sz="4" w:space="0"/>
+          <w:left w:val="none" w:color="000000" w:sz="4" w:space="0"/>
+          <w:bottom w:val="none" w:color="000000" w:sz="4" w:space="0"/>
+          <w:right w:val="single" w:color="63BDE6" w:sz="4" w:space="0"/>
         </w:tcBorders>
         <w:shd w:val="clear" w:color="FFFFFF" w:fill="auto"/>
       </w:tcPr>
@@ -10146,10 +10145,10 @@
       <w:tblPr/>
       <w:tcPr>
         <w:tcBorders>
-          <w:top w:val="none" w:sz="4" w:space="0" w:color="000000"/>
-          <w:left w:val="single" w:sz="4" w:space="0" w:color="63BDE6"/>
-          <w:bottom w:val="none" w:sz="4" w:space="0" w:color="000000"/>
-          <w:right w:val="none" w:sz="4" w:space="0" w:color="000000"/>
+          <w:top w:val="none" w:color="000000" w:sz="4" w:space="0"/>
+          <w:left w:val="single" w:color="63BDE6" w:sz="4" w:space="0"/>
+          <w:bottom w:val="none" w:color="000000" w:sz="4" w:space="0"/>
+          <w:right w:val="none" w:color="000000" w:sz="4" w:space="0"/>
         </w:tcBorders>
         <w:shd w:val="clear" w:color="FFFFFF" w:fill="auto"/>
       </w:tcPr>
@@ -10187,10 +10186,10 @@
       <w:tblStyleRowBandSize w:val="1"/>
       <w:tblStyleColBandSize w:val="1"/>
       <w:tblBorders>
-        <w:bottom w:val="single" w:sz="4" w:space="0" w:color="F2AA85"/>
-        <w:right w:val="single" w:sz="4" w:space="0" w:color="F2AA85"/>
-        <w:insideH w:val="single" w:sz="4" w:space="0" w:color="F2AA85"/>
-        <w:insideV w:val="single" w:sz="4" w:space="0" w:color="F2AA85"/>
+        <w:bottom w:val="single" w:color="F2AA85" w:sz="4" w:space="0"/>
+        <w:right w:val="single" w:color="F2AA85" w:sz="4" w:space="0"/>
+        <w:insideH w:val="single" w:color="F2AA85" w:sz="4" w:space="0"/>
+        <w:insideV w:val="single" w:color="F2AA85" w:sz="4" w:space="0"/>
       </w:tblBorders>
     </w:tblPr>
     <w:tblStylePr w:type="firstRow">
@@ -10203,10 +10202,10 @@
       <w:tblPr/>
       <w:tcPr>
         <w:tcBorders>
-          <w:top w:val="none" w:sz="4" w:space="0" w:color="000000"/>
-          <w:left w:val="none" w:sz="4" w:space="0" w:color="000000"/>
-          <w:bottom w:val="single" w:sz="4" w:space="0" w:color="F2AA85"/>
-          <w:right w:val="none" w:sz="4" w:space="0" w:color="000000"/>
+          <w:top w:val="none" w:color="000000" w:sz="4" w:space="0"/>
+          <w:left w:val="none" w:color="000000" w:sz="4" w:space="0"/>
+          <w:bottom w:val="single" w:color="F2AA85" w:sz="4" w:space="0"/>
+          <w:right w:val="none" w:color="000000" w:sz="4" w:space="0"/>
         </w:tcBorders>
         <w:shd w:val="clear" w:color="FFFFFF" w:fill="FFFFFF"/>
       </w:tcPr>
@@ -10221,10 +10220,10 @@
       <w:tblPr/>
       <w:tcPr>
         <w:tcBorders>
-          <w:top w:val="single" w:sz="4" w:space="0" w:color="F2AA85"/>
-          <w:left w:val="none" w:sz="4" w:space="0" w:color="000000"/>
-          <w:bottom w:val="none" w:sz="4" w:space="0" w:color="000000"/>
-          <w:right w:val="none" w:sz="4" w:space="0" w:color="000000"/>
+          <w:top w:val="single" w:color="F2AA85" w:sz="4" w:space="0"/>
+          <w:left w:val="none" w:color="000000" w:sz="4" w:space="0"/>
+          <w:bottom w:val="none" w:color="000000" w:sz="4" w:space="0"/>
+          <w:right w:val="none" w:color="000000" w:sz="4" w:space="0"/>
         </w:tcBorders>
         <w:shd w:val="clear" w:color="FFFFFF" w:fill="FFFFFF"/>
       </w:tcPr>
@@ -10242,10 +10241,10 @@
       <w:tblPr/>
       <w:tcPr>
         <w:tcBorders>
-          <w:top w:val="none" w:sz="4" w:space="0" w:color="000000"/>
-          <w:left w:val="none" w:sz="4" w:space="0" w:color="000000"/>
-          <w:bottom w:val="none" w:sz="4" w:space="0" w:color="000000"/>
-          <w:right w:val="single" w:sz="4" w:space="0" w:color="F2AA85"/>
+          <w:top w:val="none" w:color="000000" w:sz="4" w:space="0"/>
+          <w:left w:val="none" w:color="000000" w:sz="4" w:space="0"/>
+          <w:bottom w:val="none" w:color="000000" w:sz="4" w:space="0"/>
+          <w:right w:val="single" w:color="F2AA85" w:sz="4" w:space="0"/>
         </w:tcBorders>
         <w:shd w:val="clear" w:color="FFFFFF" w:fill="auto"/>
       </w:tcPr>
@@ -10260,10 +10259,10 @@
       <w:tblPr/>
       <w:tcPr>
         <w:tcBorders>
-          <w:top w:val="none" w:sz="4" w:space="0" w:color="000000"/>
-          <w:left w:val="single" w:sz="4" w:space="0" w:color="F2AA85"/>
-          <w:bottom w:val="none" w:sz="4" w:space="0" w:color="000000"/>
-          <w:right w:val="none" w:sz="4" w:space="0" w:color="000000"/>
+          <w:top w:val="none" w:color="000000" w:sz="4" w:space="0"/>
+          <w:left w:val="single" w:color="F2AA85" w:sz="4" w:space="0"/>
+          <w:bottom w:val="none" w:color="000000" w:sz="4" w:space="0"/>
+          <w:right w:val="none" w:color="000000" w:sz="4" w:space="0"/>
         </w:tcBorders>
         <w:shd w:val="clear" w:color="FFFFFF" w:fill="auto"/>
       </w:tcPr>
@@ -10301,10 +10300,10 @@
       <w:tblStyleRowBandSize w:val="1"/>
       <w:tblStyleColBandSize w:val="1"/>
       <w:tblBorders>
-        <w:bottom w:val="single" w:sz="4" w:space="0" w:color="196C24"/>
-        <w:right w:val="single" w:sz="4" w:space="0" w:color="196C24"/>
-        <w:insideH w:val="single" w:sz="4" w:space="0" w:color="196C24"/>
-        <w:insideV w:val="single" w:sz="4" w:space="0" w:color="196C24"/>
+        <w:bottom w:val="single" w:color="196C24" w:sz="4" w:space="0"/>
+        <w:right w:val="single" w:color="196C24" w:sz="4" w:space="0"/>
+        <w:insideH w:val="single" w:color="196C24" w:sz="4" w:space="0"/>
+        <w:insideV w:val="single" w:color="196C24" w:sz="4" w:space="0"/>
       </w:tblBorders>
     </w:tblPr>
     <w:tblStylePr w:type="firstRow">
@@ -10317,10 +10316,10 @@
       <w:tblPr/>
       <w:tcPr>
         <w:tcBorders>
-          <w:top w:val="none" w:sz="4" w:space="0" w:color="000000"/>
-          <w:left w:val="none" w:sz="4" w:space="0" w:color="000000"/>
-          <w:bottom w:val="single" w:sz="4" w:space="0" w:color="196C24"/>
-          <w:right w:val="none" w:sz="4" w:space="0" w:color="000000"/>
+          <w:top w:val="none" w:color="000000" w:sz="4" w:space="0"/>
+          <w:left w:val="none" w:color="000000" w:sz="4" w:space="0"/>
+          <w:bottom w:val="single" w:color="196C24" w:sz="4" w:space="0"/>
+          <w:right w:val="none" w:color="000000" w:sz="4" w:space="0"/>
         </w:tcBorders>
         <w:shd w:val="clear" w:color="FFFFFF" w:fill="FFFFFF"/>
       </w:tcPr>
@@ -10335,10 +10334,10 @@
       <w:tblPr/>
       <w:tcPr>
         <w:tcBorders>
-          <w:top w:val="single" w:sz="4" w:space="0" w:color="196C24"/>
-          <w:left w:val="none" w:sz="4" w:space="0" w:color="000000"/>
-          <w:bottom w:val="none" w:sz="4" w:space="0" w:color="000000"/>
-          <w:right w:val="none" w:sz="4" w:space="0" w:color="000000"/>
+          <w:top w:val="single" w:color="196C24" w:sz="4" w:space="0"/>
+          <w:left w:val="none" w:color="000000" w:sz="4" w:space="0"/>
+          <w:bottom w:val="none" w:color="000000" w:sz="4" w:space="0"/>
+          <w:right w:val="none" w:color="000000" w:sz="4" w:space="0"/>
         </w:tcBorders>
         <w:shd w:val="clear" w:color="FFFFFF" w:fill="FFFFFF"/>
       </w:tcPr>
@@ -10356,10 +10355,10 @@
       <w:tblPr/>
       <w:tcPr>
         <w:tcBorders>
-          <w:top w:val="none" w:sz="4" w:space="0" w:color="000000"/>
-          <w:left w:val="none" w:sz="4" w:space="0" w:color="000000"/>
-          <w:bottom w:val="none" w:sz="4" w:space="0" w:color="000000"/>
-          <w:right w:val="single" w:sz="4" w:space="0" w:color="196C24"/>
+          <w:top w:val="none" w:color="000000" w:sz="4" w:space="0"/>
+          <w:left w:val="none" w:color="000000" w:sz="4" w:space="0"/>
+          <w:bottom w:val="none" w:color="000000" w:sz="4" w:space="0"/>
+          <w:right w:val="single" w:color="196C24" w:sz="4" w:space="0"/>
         </w:tcBorders>
         <w:shd w:val="clear" w:color="FFFFFF" w:fill="auto"/>
       </w:tcPr>
@@ -10374,10 +10373,10 @@
       <w:tblPr/>
       <w:tcPr>
         <w:tcBorders>
-          <w:top w:val="none" w:sz="4" w:space="0" w:color="000000"/>
-          <w:left w:val="single" w:sz="4" w:space="0" w:color="196C24"/>
-          <w:bottom w:val="none" w:sz="4" w:space="0" w:color="000000"/>
-          <w:right w:val="none" w:sz="4" w:space="0" w:color="000000"/>
+          <w:top w:val="none" w:color="000000" w:sz="4" w:space="0"/>
+          <w:left w:val="single" w:color="196C24" w:sz="4" w:space="0"/>
+          <w:bottom w:val="none" w:color="000000" w:sz="4" w:space="0"/>
+          <w:right w:val="none" w:color="000000" w:sz="4" w:space="0"/>
         </w:tcBorders>
         <w:shd w:val="clear" w:color="FFFFFF" w:fill="auto"/>
       </w:tcPr>
@@ -10415,10 +10414,10 @@
       <w:tblStyleRowBandSize w:val="1"/>
       <w:tblStyleColBandSize w:val="1"/>
       <w:tblBorders>
-        <w:bottom w:val="single" w:sz="4" w:space="0" w:color="5FCAF3"/>
-        <w:right w:val="single" w:sz="4" w:space="0" w:color="5FCAF3"/>
-        <w:insideH w:val="single" w:sz="4" w:space="0" w:color="5FCAF3"/>
-        <w:insideV w:val="single" w:sz="4" w:space="0" w:color="5FCAF3"/>
+        <w:bottom w:val="single" w:color="5FCAF3" w:sz="4" w:space="0"/>
+        <w:right w:val="single" w:color="5FCAF3" w:sz="4" w:space="0"/>
+        <w:insideH w:val="single" w:color="5FCAF3" w:sz="4" w:space="0"/>
+        <w:insideV w:val="single" w:color="5FCAF3" w:sz="4" w:space="0"/>
       </w:tblBorders>
     </w:tblPr>
     <w:tblStylePr w:type="firstRow">
@@ -10431,10 +10430,10 @@
       <w:tblPr/>
       <w:tcPr>
         <w:tcBorders>
-          <w:top w:val="none" w:sz="4" w:space="0" w:color="000000"/>
-          <w:left w:val="none" w:sz="4" w:space="0" w:color="000000"/>
-          <w:bottom w:val="single" w:sz="4" w:space="0" w:color="5FCAF3"/>
-          <w:right w:val="none" w:sz="4" w:space="0" w:color="000000"/>
+          <w:top w:val="none" w:color="000000" w:sz="4" w:space="0"/>
+          <w:left w:val="none" w:color="000000" w:sz="4" w:space="0"/>
+          <w:bottom w:val="single" w:color="5FCAF3" w:sz="4" w:space="0"/>
+          <w:right w:val="none" w:color="000000" w:sz="4" w:space="0"/>
         </w:tcBorders>
         <w:shd w:val="clear" w:color="FFFFFF" w:fill="FFFFFF"/>
       </w:tcPr>
@@ -10449,10 +10448,10 @@
       <w:tblPr/>
       <w:tcPr>
         <w:tcBorders>
-          <w:top w:val="single" w:sz="4" w:space="0" w:color="5FCAF3"/>
-          <w:left w:val="none" w:sz="4" w:space="0" w:color="000000"/>
-          <w:bottom w:val="none" w:sz="4" w:space="0" w:color="000000"/>
-          <w:right w:val="none" w:sz="4" w:space="0" w:color="000000"/>
+          <w:top w:val="single" w:color="5FCAF3" w:sz="4" w:space="0"/>
+          <w:left w:val="none" w:color="000000" w:sz="4" w:space="0"/>
+          <w:bottom w:val="none" w:color="000000" w:sz="4" w:space="0"/>
+          <w:right w:val="none" w:color="000000" w:sz="4" w:space="0"/>
         </w:tcBorders>
         <w:shd w:val="clear" w:color="FFFFFF" w:fill="FFFFFF"/>
       </w:tcPr>
@@ -10470,10 +10469,10 @@
       <w:tblPr/>
       <w:tcPr>
         <w:tcBorders>
-          <w:top w:val="none" w:sz="4" w:space="0" w:color="000000"/>
-          <w:left w:val="none" w:sz="4" w:space="0" w:color="000000"/>
-          <w:bottom w:val="none" w:sz="4" w:space="0" w:color="000000"/>
-          <w:right w:val="single" w:sz="4" w:space="0" w:color="5FCAF3"/>
+          <w:top w:val="none" w:color="000000" w:sz="4" w:space="0"/>
+          <w:left w:val="none" w:color="000000" w:sz="4" w:space="0"/>
+          <w:bottom w:val="none" w:color="000000" w:sz="4" w:space="0"/>
+          <w:right w:val="single" w:color="5FCAF3" w:sz="4" w:space="0"/>
         </w:tcBorders>
         <w:shd w:val="clear" w:color="FFFFFF" w:fill="auto"/>
       </w:tcPr>
@@ -10488,10 +10487,10 @@
       <w:tblPr/>
       <w:tcPr>
         <w:tcBorders>
-          <w:top w:val="none" w:sz="4" w:space="0" w:color="000000"/>
-          <w:left w:val="single" w:sz="4" w:space="0" w:color="5FCAF3"/>
-          <w:bottom w:val="none" w:sz="4" w:space="0" w:color="000000"/>
-          <w:right w:val="none" w:sz="4" w:space="0" w:color="000000"/>
+          <w:top w:val="none" w:color="000000" w:sz="4" w:space="0"/>
+          <w:left w:val="single" w:color="5FCAF3" w:sz="4" w:space="0"/>
+          <w:bottom w:val="none" w:color="000000" w:sz="4" w:space="0"/>
+          <w:right w:val="none" w:color="000000" w:sz="4" w:space="0"/>
         </w:tcBorders>
         <w:shd w:val="clear" w:color="FFFFFF" w:fill="auto"/>
       </w:tcPr>
@@ -10529,10 +10528,10 @@
       <w:tblStyleRowBandSize w:val="1"/>
       <w:tblStyleColBandSize w:val="1"/>
       <w:tblBorders>
-        <w:bottom w:val="single" w:sz="4" w:space="0" w:color="DA76CE"/>
-        <w:right w:val="single" w:sz="4" w:space="0" w:color="DA76CE"/>
-        <w:insideH w:val="single" w:sz="4" w:space="0" w:color="DA76CE"/>
-        <w:insideV w:val="single" w:sz="4" w:space="0" w:color="DA76CE"/>
+        <w:bottom w:val="single" w:color="DA76CE" w:sz="4" w:space="0"/>
+        <w:right w:val="single" w:color="DA76CE" w:sz="4" w:space="0"/>
+        <w:insideH w:val="single" w:color="DA76CE" w:sz="4" w:space="0"/>
+        <w:insideV w:val="single" w:color="DA76CE" w:sz="4" w:space="0"/>
       </w:tblBorders>
     </w:tblPr>
     <w:tblStylePr w:type="firstRow">
@@ -10545,10 +10544,10 @@
       <w:tblPr/>
       <w:tcPr>
         <w:tcBorders>
-          <w:top w:val="none" w:sz="4" w:space="0" w:color="000000"/>
-          <w:left w:val="none" w:sz="4" w:space="0" w:color="000000"/>
-          <w:bottom w:val="single" w:sz="4" w:space="0" w:color="DA76CE"/>
-          <w:right w:val="none" w:sz="4" w:space="0" w:color="000000"/>
+          <w:top w:val="none" w:color="000000" w:sz="4" w:space="0"/>
+          <w:left w:val="none" w:color="000000" w:sz="4" w:space="0"/>
+          <w:bottom w:val="single" w:color="DA76CE" w:sz="4" w:space="0"/>
+          <w:right w:val="none" w:color="000000" w:sz="4" w:space="0"/>
         </w:tcBorders>
         <w:shd w:val="clear" w:color="FFFFFF" w:fill="FFFFFF"/>
       </w:tcPr>
@@ -10563,10 +10562,10 @@
       <w:tblPr/>
       <w:tcPr>
         <w:tcBorders>
-          <w:top w:val="single" w:sz="4" w:space="0" w:color="DA76CE"/>
-          <w:left w:val="none" w:sz="4" w:space="0" w:color="000000"/>
-          <w:bottom w:val="none" w:sz="4" w:space="0" w:color="000000"/>
-          <w:right w:val="none" w:sz="4" w:space="0" w:color="000000"/>
+          <w:top w:val="single" w:color="DA76CE" w:sz="4" w:space="0"/>
+          <w:left w:val="none" w:color="000000" w:sz="4" w:space="0"/>
+          <w:bottom w:val="none" w:color="000000" w:sz="4" w:space="0"/>
+          <w:right w:val="none" w:color="000000" w:sz="4" w:space="0"/>
         </w:tcBorders>
         <w:shd w:val="clear" w:color="FFFFFF" w:fill="FFFFFF"/>
       </w:tcPr>
@@ -10584,10 +10583,10 @@
       <w:tblPr/>
       <w:tcPr>
         <w:tcBorders>
-          <w:top w:val="none" w:sz="4" w:space="0" w:color="000000"/>
-          <w:left w:val="none" w:sz="4" w:space="0" w:color="000000"/>
-          <w:bottom w:val="none" w:sz="4" w:space="0" w:color="000000"/>
-          <w:right w:val="single" w:sz="4" w:space="0" w:color="DA76CE"/>
+          <w:top w:val="none" w:color="000000" w:sz="4" w:space="0"/>
+          <w:left w:val="none" w:color="000000" w:sz="4" w:space="0"/>
+          <w:bottom w:val="none" w:color="000000" w:sz="4" w:space="0"/>
+          <w:right w:val="single" w:color="DA76CE" w:sz="4" w:space="0"/>
         </w:tcBorders>
         <w:shd w:val="clear" w:color="FFFFFF" w:fill="auto"/>
       </w:tcPr>
@@ -10602,10 +10601,10 @@
       <w:tblPr/>
       <w:tcPr>
         <w:tcBorders>
-          <w:top w:val="none" w:sz="4" w:space="0" w:color="000000"/>
-          <w:left w:val="single" w:sz="4" w:space="0" w:color="DA76CE"/>
-          <w:bottom w:val="none" w:sz="4" w:space="0" w:color="000000"/>
-          <w:right w:val="none" w:sz="4" w:space="0" w:color="000000"/>
+          <w:top w:val="none" w:color="000000" w:sz="4" w:space="0"/>
+          <w:left w:val="single" w:color="DA76CE" w:sz="4" w:space="0"/>
+          <w:bottom w:val="none" w:color="000000" w:sz="4" w:space="0"/>
+          <w:right w:val="none" w:color="000000" w:sz="4" w:space="0"/>
         </w:tcBorders>
         <w:shd w:val="clear" w:color="FFFFFF" w:fill="auto"/>
       </w:tcPr>
@@ -10643,10 +10642,10 @@
       <w:tblStyleRowBandSize w:val="1"/>
       <w:tblStyleColBandSize w:val="1"/>
       <w:tblBorders>
-        <w:bottom w:val="single" w:sz="4" w:space="0" w:color="94DA7B"/>
-        <w:right w:val="single" w:sz="4" w:space="0" w:color="94DA7B"/>
-        <w:insideH w:val="single" w:sz="4" w:space="0" w:color="94DA7B"/>
-        <w:insideV w:val="single" w:sz="4" w:space="0" w:color="94DA7B"/>
+        <w:bottom w:val="single" w:color="94DA7B" w:sz="4" w:space="0"/>
+        <w:right w:val="single" w:color="94DA7B" w:sz="4" w:space="0"/>
+        <w:insideH w:val="single" w:color="94DA7B" w:sz="4" w:space="0"/>
+        <w:insideV w:val="single" w:color="94DA7B" w:sz="4" w:space="0"/>
       </w:tblBorders>
     </w:tblPr>
     <w:tblStylePr w:type="firstRow">
@@ -10659,10 +10658,10 @@
       <w:tblPr/>
       <w:tcPr>
         <w:tcBorders>
-          <w:top w:val="none" w:sz="4" w:space="0" w:color="000000"/>
-          <w:left w:val="none" w:sz="4" w:space="0" w:color="000000"/>
-          <w:bottom w:val="single" w:sz="4" w:space="0" w:color="94DA7B"/>
-          <w:right w:val="none" w:sz="4" w:space="0" w:color="000000"/>
+          <w:top w:val="none" w:color="000000" w:sz="4" w:space="0"/>
+          <w:left w:val="none" w:color="000000" w:sz="4" w:space="0"/>
+          <w:bottom w:val="single" w:color="94DA7B" w:sz="4" w:space="0"/>
+          <w:right w:val="none" w:color="000000" w:sz="4" w:space="0"/>
         </w:tcBorders>
         <w:shd w:val="clear" w:color="FFFFFF" w:fill="FFFFFF"/>
       </w:tcPr>
@@ -10677,10 +10676,10 @@
       <w:tblPr/>
       <w:tcPr>
         <w:tcBorders>
-          <w:top w:val="single" w:sz="4" w:space="0" w:color="94DA7B"/>
-          <w:left w:val="none" w:sz="4" w:space="0" w:color="000000"/>
-          <w:bottom w:val="none" w:sz="4" w:space="0" w:color="000000"/>
-          <w:right w:val="none" w:sz="4" w:space="0" w:color="000000"/>
+          <w:top w:val="single" w:color="94DA7B" w:sz="4" w:space="0"/>
+          <w:left w:val="none" w:color="000000" w:sz="4" w:space="0"/>
+          <w:bottom w:val="none" w:color="000000" w:sz="4" w:space="0"/>
+          <w:right w:val="none" w:color="000000" w:sz="4" w:space="0"/>
         </w:tcBorders>
         <w:shd w:val="clear" w:color="FFFFFF" w:fill="FFFFFF"/>
       </w:tcPr>
@@ -10698,10 +10697,10 @@
       <w:tblPr/>
       <w:tcPr>
         <w:tcBorders>
-          <w:top w:val="none" w:sz="4" w:space="0" w:color="000000"/>
-          <w:left w:val="none" w:sz="4" w:space="0" w:color="000000"/>
-          <w:bottom w:val="none" w:sz="4" w:space="0" w:color="000000"/>
-          <w:right w:val="single" w:sz="4" w:space="0" w:color="94DA7B"/>
+          <w:top w:val="none" w:color="000000" w:sz="4" w:space="0"/>
+          <w:left w:val="none" w:color="000000" w:sz="4" w:space="0"/>
+          <w:bottom w:val="none" w:color="000000" w:sz="4" w:space="0"/>
+          <w:right w:val="single" w:color="94DA7B" w:sz="4" w:space="0"/>
         </w:tcBorders>
         <w:shd w:val="clear" w:color="FFFFFF" w:fill="auto"/>
       </w:tcPr>
@@ -10716,10 +10715,10 @@
       <w:tblPr/>
       <w:tcPr>
         <w:tcBorders>
-          <w:top w:val="none" w:sz="4" w:space="0" w:color="000000"/>
-          <w:left w:val="single" w:sz="4" w:space="0" w:color="94DA7B"/>
-          <w:bottom w:val="none" w:sz="4" w:space="0" w:color="000000"/>
-          <w:right w:val="none" w:sz="4" w:space="0" w:color="000000"/>
+          <w:top w:val="none" w:color="000000" w:sz="4" w:space="0"/>
+          <w:left w:val="single" w:color="94DA7B" w:sz="4" w:space="0"/>
+          <w:bottom w:val="none" w:color="000000" w:sz="4" w:space="0"/>
+          <w:right w:val="none" w:color="000000" w:sz="4" w:space="0"/>
         </w:tcBorders>
         <w:shd w:val="clear" w:color="FFFFFF" w:fill="auto"/>
       </w:tcPr>
@@ -10765,10 +10764,10 @@
       <w:tblPr/>
       <w:tcPr>
         <w:tcBorders>
-          <w:top w:val="none" w:sz="4" w:space="0" w:color="000000"/>
-          <w:left w:val="none" w:sz="4" w:space="0" w:color="000000"/>
-          <w:bottom w:val="single" w:sz="4" w:space="0" w:color="000000"/>
-          <w:right w:val="none" w:sz="4" w:space="0" w:color="000000"/>
+          <w:top w:val="none" w:color="000000" w:sz="4" w:space="0"/>
+          <w:left w:val="none" w:color="000000" w:sz="4" w:space="0"/>
+          <w:bottom w:val="single" w:color="000000" w:sz="4" w:space="0"/>
+          <w:right w:val="none" w:color="000000" w:sz="4" w:space="0"/>
         </w:tcBorders>
       </w:tcPr>
     </w:tblStylePr>
@@ -10780,10 +10779,10 @@
       <w:tblPr/>
       <w:tcPr>
         <w:tcBorders>
-          <w:top w:val="single" w:sz="4" w:space="0" w:color="000000"/>
-          <w:left w:val="none" w:sz="4" w:space="0" w:color="000000"/>
-          <w:bottom w:val="none" w:sz="4" w:space="0" w:color="000000"/>
-          <w:right w:val="none" w:sz="4" w:space="0" w:color="000000"/>
+          <w:top w:val="single" w:color="000000" w:sz="4" w:space="0"/>
+          <w:left w:val="none" w:color="000000" w:sz="4" w:space="0"/>
+          <w:bottom w:val="none" w:color="000000" w:sz="4" w:space="0"/>
+          <w:right w:val="none" w:color="000000" w:sz="4" w:space="0"/>
         </w:tcBorders>
       </w:tcPr>
     </w:tblStylePr>
@@ -10828,10 +10827,10 @@
       <w:tblPr/>
       <w:tcPr>
         <w:tcBorders>
-          <w:top w:val="none" w:sz="4" w:space="0" w:color="000000"/>
-          <w:left w:val="none" w:sz="4" w:space="0" w:color="000000"/>
-          <w:bottom w:val="single" w:sz="4" w:space="0" w:color="156082"/>
-          <w:right w:val="none" w:sz="4" w:space="0" w:color="000000"/>
+          <w:top w:val="none" w:color="000000" w:sz="4" w:space="0"/>
+          <w:left w:val="none" w:color="000000" w:sz="4" w:space="0"/>
+          <w:bottom w:val="single" w:color="156082" w:sz="4" w:space="0"/>
+          <w:right w:val="none" w:color="000000" w:sz="4" w:space="0"/>
         </w:tcBorders>
       </w:tcPr>
     </w:tblStylePr>
@@ -10843,10 +10842,10 @@
       <w:tblPr/>
       <w:tcPr>
         <w:tcBorders>
-          <w:top w:val="single" w:sz="4" w:space="0" w:color="156082"/>
-          <w:left w:val="none" w:sz="4" w:space="0" w:color="000000"/>
-          <w:bottom w:val="none" w:sz="4" w:space="0" w:color="000000"/>
-          <w:right w:val="none" w:sz="4" w:space="0" w:color="000000"/>
+          <w:top w:val="single" w:color="156082" w:sz="4" w:space="0"/>
+          <w:left w:val="none" w:color="000000" w:sz="4" w:space="0"/>
+          <w:bottom w:val="none" w:color="000000" w:sz="4" w:space="0"/>
+          <w:right w:val="none" w:color="000000" w:sz="4" w:space="0"/>
         </w:tcBorders>
       </w:tcPr>
     </w:tblStylePr>
@@ -10891,10 +10890,10 @@
       <w:tblPr/>
       <w:tcPr>
         <w:tcBorders>
-          <w:top w:val="none" w:sz="4" w:space="0" w:color="000000"/>
-          <w:left w:val="none" w:sz="4" w:space="0" w:color="000000"/>
-          <w:bottom w:val="single" w:sz="4" w:space="0" w:color="E97132"/>
-          <w:right w:val="none" w:sz="4" w:space="0" w:color="000000"/>
+          <w:top w:val="none" w:color="000000" w:sz="4" w:space="0"/>
+          <w:left w:val="none" w:color="000000" w:sz="4" w:space="0"/>
+          <w:bottom w:val="single" w:color="E97132" w:sz="4" w:space="0"/>
+          <w:right w:val="none" w:color="000000" w:sz="4" w:space="0"/>
         </w:tcBorders>
       </w:tcPr>
     </w:tblStylePr>
@@ -10906,10 +10905,10 @@
       <w:tblPr/>
       <w:tcPr>
         <w:tcBorders>
-          <w:top w:val="single" w:sz="4" w:space="0" w:color="E97132"/>
-          <w:left w:val="none" w:sz="4" w:space="0" w:color="000000"/>
-          <w:bottom w:val="none" w:sz="4" w:space="0" w:color="000000"/>
-          <w:right w:val="none" w:sz="4" w:space="0" w:color="000000"/>
+          <w:top w:val="single" w:color="E97132" w:sz="4" w:space="0"/>
+          <w:left w:val="none" w:color="000000" w:sz="4" w:space="0"/>
+          <w:bottom w:val="none" w:color="000000" w:sz="4" w:space="0"/>
+          <w:right w:val="none" w:color="000000" w:sz="4" w:space="0"/>
         </w:tcBorders>
       </w:tcPr>
     </w:tblStylePr>
@@ -10954,10 +10953,10 @@
       <w:tblPr/>
       <w:tcPr>
         <w:tcBorders>
-          <w:top w:val="none" w:sz="4" w:space="0" w:color="000000"/>
-          <w:left w:val="none" w:sz="4" w:space="0" w:color="000000"/>
-          <w:bottom w:val="single" w:sz="4" w:space="0" w:color="196B24"/>
-          <w:right w:val="none" w:sz="4" w:space="0" w:color="000000"/>
+          <w:top w:val="none" w:color="000000" w:sz="4" w:space="0"/>
+          <w:left w:val="none" w:color="000000" w:sz="4" w:space="0"/>
+          <w:bottom w:val="single" w:color="196B24" w:sz="4" w:space="0"/>
+          <w:right w:val="none" w:color="000000" w:sz="4" w:space="0"/>
         </w:tcBorders>
       </w:tcPr>
     </w:tblStylePr>
@@ -10969,10 +10968,10 @@
       <w:tblPr/>
       <w:tcPr>
         <w:tcBorders>
-          <w:top w:val="single" w:sz="4" w:space="0" w:color="196B24"/>
-          <w:left w:val="none" w:sz="4" w:space="0" w:color="000000"/>
-          <w:bottom w:val="none" w:sz="4" w:space="0" w:color="000000"/>
-          <w:right w:val="none" w:sz="4" w:space="0" w:color="000000"/>
+          <w:top w:val="single" w:color="196B24" w:sz="4" w:space="0"/>
+          <w:left w:val="none" w:color="000000" w:sz="4" w:space="0"/>
+          <w:bottom w:val="none" w:color="000000" w:sz="4" w:space="0"/>
+          <w:right w:val="none" w:color="000000" w:sz="4" w:space="0"/>
         </w:tcBorders>
       </w:tcPr>
     </w:tblStylePr>
@@ -11017,10 +11016,10 @@
       <w:tblPr/>
       <w:tcPr>
         <w:tcBorders>
-          <w:top w:val="none" w:sz="4" w:space="0" w:color="000000"/>
-          <w:left w:val="none" w:sz="4" w:space="0" w:color="000000"/>
-          <w:bottom w:val="single" w:sz="4" w:space="0" w:color="0F9ED5"/>
-          <w:right w:val="none" w:sz="4" w:space="0" w:color="000000"/>
+          <w:top w:val="none" w:color="000000" w:sz="4" w:space="0"/>
+          <w:left w:val="none" w:color="000000" w:sz="4" w:space="0"/>
+          <w:bottom w:val="single" w:color="0F9ED5" w:sz="4" w:space="0"/>
+          <w:right w:val="none" w:color="000000" w:sz="4" w:space="0"/>
         </w:tcBorders>
       </w:tcPr>
     </w:tblStylePr>
@@ -11032,10 +11031,10 @@
       <w:tblPr/>
       <w:tcPr>
         <w:tcBorders>
-          <w:top w:val="single" w:sz="4" w:space="0" w:color="0F9ED5"/>
-          <w:left w:val="none" w:sz="4" w:space="0" w:color="000000"/>
-          <w:bottom w:val="none" w:sz="4" w:space="0" w:color="000000"/>
-          <w:right w:val="none" w:sz="4" w:space="0" w:color="000000"/>
+          <w:top w:val="single" w:color="0F9ED5" w:sz="4" w:space="0"/>
+          <w:left w:val="none" w:color="000000" w:sz="4" w:space="0"/>
+          <w:bottom w:val="none" w:color="000000" w:sz="4" w:space="0"/>
+          <w:right w:val="none" w:color="000000" w:sz="4" w:space="0"/>
         </w:tcBorders>
       </w:tcPr>
     </w:tblStylePr>
@@ -11080,10 +11079,10 @@
       <w:tblPr/>
       <w:tcPr>
         <w:tcBorders>
-          <w:top w:val="none" w:sz="4" w:space="0" w:color="000000"/>
-          <w:left w:val="none" w:sz="4" w:space="0" w:color="000000"/>
-          <w:bottom w:val="single" w:sz="4" w:space="0" w:color="A02B93"/>
-          <w:right w:val="none" w:sz="4" w:space="0" w:color="000000"/>
+          <w:top w:val="none" w:color="000000" w:sz="4" w:space="0"/>
+          <w:left w:val="none" w:color="000000" w:sz="4" w:space="0"/>
+          <w:bottom w:val="single" w:color="A02B93" w:sz="4" w:space="0"/>
+          <w:right w:val="none" w:color="000000" w:sz="4" w:space="0"/>
         </w:tcBorders>
       </w:tcPr>
     </w:tblStylePr>
@@ -11095,10 +11094,10 @@
       <w:tblPr/>
       <w:tcPr>
         <w:tcBorders>
-          <w:top w:val="single" w:sz="4" w:space="0" w:color="A02B93"/>
-          <w:left w:val="none" w:sz="4" w:space="0" w:color="000000"/>
-          <w:bottom w:val="none" w:sz="4" w:space="0" w:color="000000"/>
-          <w:right w:val="none" w:sz="4" w:space="0" w:color="000000"/>
+          <w:top w:val="single" w:color="A02B93" w:sz="4" w:space="0"/>
+          <w:left w:val="none" w:color="000000" w:sz="4" w:space="0"/>
+          <w:bottom w:val="none" w:color="000000" w:sz="4" w:space="0"/>
+          <w:right w:val="none" w:color="000000" w:sz="4" w:space="0"/>
         </w:tcBorders>
       </w:tcPr>
     </w:tblStylePr>
@@ -11143,10 +11142,10 @@
       <w:tblPr/>
       <w:tcPr>
         <w:tcBorders>
-          <w:top w:val="none" w:sz="4" w:space="0" w:color="000000"/>
-          <w:left w:val="none" w:sz="4" w:space="0" w:color="000000"/>
-          <w:bottom w:val="single" w:sz="4" w:space="0" w:color="4EA72E"/>
-          <w:right w:val="none" w:sz="4" w:space="0" w:color="000000"/>
+          <w:top w:val="none" w:color="000000" w:sz="4" w:space="0"/>
+          <w:left w:val="none" w:color="000000" w:sz="4" w:space="0"/>
+          <w:bottom w:val="single" w:color="4EA72E" w:sz="4" w:space="0"/>
+          <w:right w:val="none" w:color="000000" w:sz="4" w:space="0"/>
         </w:tcBorders>
       </w:tcPr>
     </w:tblStylePr>
@@ -11158,10 +11157,10 @@
       <w:tblPr/>
       <w:tcPr>
         <w:tcBorders>
-          <w:top w:val="single" w:sz="4" w:space="0" w:color="4EA72E"/>
-          <w:left w:val="none" w:sz="4" w:space="0" w:color="000000"/>
-          <w:bottom w:val="none" w:sz="4" w:space="0" w:color="000000"/>
-          <w:right w:val="none" w:sz="4" w:space="0" w:color="000000"/>
+          <w:top w:val="single" w:color="4EA72E" w:sz="4" w:space="0"/>
+          <w:left w:val="none" w:color="000000" w:sz="4" w:space="0"/>
+          <w:bottom w:val="none" w:color="000000" w:sz="4" w:space="0"/>
+          <w:right w:val="none" w:color="000000" w:sz="4" w:space="0"/>
         </w:tcBorders>
       </w:tcPr>
     </w:tblStylePr>
@@ -11198,9 +11197,9 @@
       <w:tblStyleRowBandSize w:val="1"/>
       <w:tblStyleColBandSize w:val="1"/>
       <w:tblBorders>
-        <w:top w:val="single" w:sz="4" w:space="0" w:color="6F6F6F"/>
-        <w:bottom w:val="single" w:sz="4" w:space="0" w:color="6F6F6F"/>
-        <w:insideH w:val="single" w:sz="4" w:space="0" w:color="6F6F6F"/>
+        <w:top w:val="single" w:color="6F6F6F" w:sz="4" w:space="0"/>
+        <w:bottom w:val="single" w:color="6F6F6F" w:sz="4" w:space="0"/>
+        <w:insideH w:val="single" w:color="6F6F6F" w:sz="4" w:space="0"/>
       </w:tblBorders>
     </w:tblPr>
     <w:tblStylePr w:type="firstRow">
@@ -11213,10 +11212,10 @@
       <w:tblPr/>
       <w:tcPr>
         <w:tcBorders>
-          <w:top w:val="single" w:sz="4" w:space="0" w:color="6F6F6F"/>
-          <w:left w:val="none" w:sz="4" w:space="0" w:color="000000"/>
-          <w:bottom w:val="single" w:sz="4" w:space="0" w:color="6F6F6F"/>
-          <w:right w:val="none" w:sz="4" w:space="0" w:color="000000"/>
+          <w:top w:val="single" w:color="6F6F6F" w:sz="4" w:space="0"/>
+          <w:left w:val="none" w:color="000000" w:sz="4" w:space="0"/>
+          <w:bottom w:val="single" w:color="6F6F6F" w:sz="4" w:space="0"/>
+          <w:right w:val="none" w:color="000000" w:sz="4" w:space="0"/>
         </w:tcBorders>
       </w:tcPr>
     </w:tblStylePr>
@@ -11230,10 +11229,10 @@
       <w:tblPr/>
       <w:tcPr>
         <w:tcBorders>
-          <w:top w:val="single" w:sz="4" w:space="0" w:color="6F6F6F"/>
-          <w:left w:val="none" w:sz="4" w:space="0" w:color="000000"/>
-          <w:bottom w:val="single" w:sz="4" w:space="0" w:color="6F6F6F"/>
-          <w:right w:val="none" w:sz="4" w:space="0" w:color="000000"/>
+          <w:top w:val="single" w:color="6F6F6F" w:sz="4" w:space="0"/>
+          <w:left w:val="none" w:color="000000" w:sz="4" w:space="0"/>
+          <w:bottom w:val="single" w:color="6F6F6F" w:sz="4" w:space="0"/>
+          <w:right w:val="none" w:color="000000" w:sz="4" w:space="0"/>
         </w:tcBorders>
       </w:tcPr>
     </w:tblStylePr>
@@ -11284,9 +11283,9 @@
       <w:tblStyleRowBandSize w:val="1"/>
       <w:tblStyleColBandSize w:val="1"/>
       <w:tblBorders>
-        <w:top w:val="single" w:sz="4" w:space="0" w:color="50B4E2"/>
-        <w:bottom w:val="single" w:sz="4" w:space="0" w:color="50B4E2"/>
-        <w:insideH w:val="single" w:sz="4" w:space="0" w:color="50B4E2"/>
+        <w:top w:val="single" w:color="50B4E2" w:sz="4" w:space="0"/>
+        <w:bottom w:val="single" w:color="50B4E2" w:sz="4" w:space="0"/>
+        <w:insideH w:val="single" w:color="50B4E2" w:sz="4" w:space="0"/>
       </w:tblBorders>
     </w:tblPr>
     <w:tblStylePr w:type="firstRow">
@@ -11299,10 +11298,10 @@
       <w:tblPr/>
       <w:tcPr>
         <w:tcBorders>
-          <w:top w:val="single" w:sz="4" w:space="0" w:color="50B4E2"/>
-          <w:left w:val="none" w:sz="4" w:space="0" w:color="000000"/>
-          <w:bottom w:val="single" w:sz="4" w:space="0" w:color="50B4E2"/>
-          <w:right w:val="none" w:sz="4" w:space="0" w:color="000000"/>
+          <w:top w:val="single" w:color="50B4E2" w:sz="4" w:space="0"/>
+          <w:left w:val="none" w:color="000000" w:sz="4" w:space="0"/>
+          <w:bottom w:val="single" w:color="50B4E2" w:sz="4" w:space="0"/>
+          <w:right w:val="none" w:color="000000" w:sz="4" w:space="0"/>
         </w:tcBorders>
       </w:tcPr>
     </w:tblStylePr>
@@ -11316,10 +11315,10 @@
       <w:tblPr/>
       <w:tcPr>
         <w:tcBorders>
-          <w:top w:val="single" w:sz="4" w:space="0" w:color="50B4E2"/>
-          <w:left w:val="none" w:sz="4" w:space="0" w:color="000000"/>
-          <w:bottom w:val="single" w:sz="4" w:space="0" w:color="50B4E2"/>
-          <w:right w:val="none" w:sz="4" w:space="0" w:color="000000"/>
+          <w:top w:val="single" w:color="50B4E2" w:sz="4" w:space="0"/>
+          <w:left w:val="none" w:color="000000" w:sz="4" w:space="0"/>
+          <w:bottom w:val="single" w:color="50B4E2" w:sz="4" w:space="0"/>
+          <w:right w:val="none" w:color="000000" w:sz="4" w:space="0"/>
         </w:tcBorders>
       </w:tcPr>
     </w:tblStylePr>
@@ -11370,9 +11369,9 @@
       <w:tblStyleRowBandSize w:val="1"/>
       <w:tblStyleColBandSize w:val="1"/>
       <w:tblBorders>
-        <w:top w:val="single" w:sz="4" w:space="0" w:color="F2AE8B"/>
-        <w:bottom w:val="single" w:sz="4" w:space="0" w:color="F2AE8B"/>
-        <w:insideH w:val="single" w:sz="4" w:space="0" w:color="F2AE8B"/>
+        <w:top w:val="single" w:color="F2AE8B" w:sz="4" w:space="0"/>
+        <w:bottom w:val="single" w:color="F2AE8B" w:sz="4" w:space="0"/>
+        <w:insideH w:val="single" w:color="F2AE8B" w:sz="4" w:space="0"/>
       </w:tblBorders>
     </w:tblPr>
     <w:tblStylePr w:type="firstRow">
@@ -11385,10 +11384,10 @@
       <w:tblPr/>
       <w:tcPr>
         <w:tcBorders>
-          <w:top w:val="single" w:sz="4" w:space="0" w:color="F2AE8B"/>
-          <w:left w:val="none" w:sz="4" w:space="0" w:color="000000"/>
-          <w:bottom w:val="single" w:sz="4" w:space="0" w:color="F2AE8B"/>
-          <w:right w:val="none" w:sz="4" w:space="0" w:color="000000"/>
+          <w:top w:val="single" w:color="F2AE8B" w:sz="4" w:space="0"/>
+          <w:left w:val="none" w:color="000000" w:sz="4" w:space="0"/>
+          <w:bottom w:val="single" w:color="F2AE8B" w:sz="4" w:space="0"/>
+          <w:right w:val="none" w:color="000000" w:sz="4" w:space="0"/>
         </w:tcBorders>
       </w:tcPr>
     </w:tblStylePr>
@@ -11402,10 +11401,10 @@
       <w:tblPr/>
       <w:tcPr>
         <w:tcBorders>
-          <w:top w:val="single" w:sz="4" w:space="0" w:color="F2AE8B"/>
-          <w:left w:val="none" w:sz="4" w:space="0" w:color="000000"/>
-          <w:bottom w:val="single" w:sz="4" w:space="0" w:color="F2AE8B"/>
-          <w:right w:val="none" w:sz="4" w:space="0" w:color="000000"/>
+          <w:top w:val="single" w:color="F2AE8B" w:sz="4" w:space="0"/>
+          <w:left w:val="none" w:color="000000" w:sz="4" w:space="0"/>
+          <w:bottom w:val="single" w:color="F2AE8B" w:sz="4" w:space="0"/>
+          <w:right w:val="none" w:color="000000" w:sz="4" w:space="0"/>
         </w:tcBorders>
       </w:tcPr>
     </w:tblStylePr>
@@ -11456,9 +11455,9 @@
       <w:tblStyleRowBandSize w:val="1"/>
       <w:tblStyleColBandSize w:val="1"/>
       <w:tblBorders>
-        <w:top w:val="single" w:sz="4" w:space="0" w:color="51D663"/>
-        <w:bottom w:val="single" w:sz="4" w:space="0" w:color="51D663"/>
-        <w:insideH w:val="single" w:sz="4" w:space="0" w:color="51D663"/>
+        <w:top w:val="single" w:color="51D663" w:sz="4" w:space="0"/>
+        <w:bottom w:val="single" w:color="51D663" w:sz="4" w:space="0"/>
+        <w:insideH w:val="single" w:color="51D663" w:sz="4" w:space="0"/>
       </w:tblBorders>
     </w:tblPr>
     <w:tblStylePr w:type="firstRow">
@@ -11471,10 +11470,10 @@
       <w:tblPr/>
       <w:tcPr>
         <w:tcBorders>
-          <w:top w:val="single" w:sz="4" w:space="0" w:color="51D663"/>
-          <w:left w:val="none" w:sz="4" w:space="0" w:color="000000"/>
-          <w:bottom w:val="single" w:sz="4" w:space="0" w:color="51D663"/>
-          <w:right w:val="none" w:sz="4" w:space="0" w:color="000000"/>
+          <w:top w:val="single" w:color="51D663" w:sz="4" w:space="0"/>
+          <w:left w:val="none" w:color="000000" w:sz="4" w:space="0"/>
+          <w:bottom w:val="single" w:color="51D663" w:sz="4" w:space="0"/>
+          <w:right w:val="none" w:color="000000" w:sz="4" w:space="0"/>
         </w:tcBorders>
       </w:tcPr>
     </w:tblStylePr>
@@ -11488,10 +11487,10 @@
       <w:tblPr/>
       <w:tcPr>
         <w:tcBorders>
-          <w:top w:val="single" w:sz="4" w:space="0" w:color="51D663"/>
-          <w:left w:val="none" w:sz="4" w:space="0" w:color="000000"/>
-          <w:bottom w:val="single" w:sz="4" w:space="0" w:color="51D663"/>
-          <w:right w:val="none" w:sz="4" w:space="0" w:color="000000"/>
+          <w:top w:val="single" w:color="51D663" w:sz="4" w:space="0"/>
+          <w:left w:val="none" w:color="000000" w:sz="4" w:space="0"/>
+          <w:bottom w:val="single" w:color="51D663" w:sz="4" w:space="0"/>
+          <w:right w:val="none" w:color="000000" w:sz="4" w:space="0"/>
         </w:tcBorders>
       </w:tcPr>
     </w:tblStylePr>
@@ -11542,9 +11541,9 @@
       <w:tblStyleRowBandSize w:val="1"/>
       <w:tblStyleColBandSize w:val="1"/>
       <w:tblBorders>
-        <w:top w:val="single" w:sz="4" w:space="0" w:color="6ACDF4"/>
-        <w:bottom w:val="single" w:sz="4" w:space="0" w:color="6ACDF4"/>
-        <w:insideH w:val="single" w:sz="4" w:space="0" w:color="6ACDF4"/>
+        <w:top w:val="single" w:color="6ACDF4" w:sz="4" w:space="0"/>
+        <w:bottom w:val="single" w:color="6ACDF4" w:sz="4" w:space="0"/>
+        <w:insideH w:val="single" w:color="6ACDF4" w:sz="4" w:space="0"/>
       </w:tblBorders>
     </w:tblPr>
     <w:tblStylePr w:type="firstRow">
@@ -11557,10 +11556,10 @@
       <w:tblPr/>
       <w:tcPr>
         <w:tcBorders>
-          <w:top w:val="single" w:sz="4" w:space="0" w:color="6ACDF4"/>
-          <w:left w:val="none" w:sz="4" w:space="0" w:color="000000"/>
-          <w:bottom w:val="single" w:sz="4" w:space="0" w:color="6ACDF4"/>
-          <w:right w:val="none" w:sz="4" w:space="0" w:color="000000"/>
+          <w:top w:val="single" w:color="6ACDF4" w:sz="4" w:space="0"/>
+          <w:left w:val="none" w:color="000000" w:sz="4" w:space="0"/>
+          <w:bottom w:val="single" w:color="6ACDF4" w:sz="4" w:space="0"/>
+          <w:right w:val="none" w:color="000000" w:sz="4" w:space="0"/>
         </w:tcBorders>
       </w:tcPr>
     </w:tblStylePr>
@@ -11574,10 +11573,10 @@
       <w:tblPr/>
       <w:tcPr>
         <w:tcBorders>
-          <w:top w:val="single" w:sz="4" w:space="0" w:color="6ACDF4"/>
-          <w:left w:val="none" w:sz="4" w:space="0" w:color="000000"/>
-          <w:bottom w:val="single" w:sz="4" w:space="0" w:color="6ACDF4"/>
-          <w:right w:val="none" w:sz="4" w:space="0" w:color="000000"/>
+          <w:top w:val="single" w:color="6ACDF4" w:sz="4" w:space="0"/>
+          <w:left w:val="none" w:color="000000" w:sz="4" w:space="0"/>
+          <w:bottom w:val="single" w:color="6ACDF4" w:sz="4" w:space="0"/>
+          <w:right w:val="none" w:color="000000" w:sz="4" w:space="0"/>
         </w:tcBorders>
       </w:tcPr>
     </w:tblStylePr>
@@ -11628,9 +11627,9 @@
       <w:tblStyleRowBandSize w:val="1"/>
       <w:tblStyleColBandSize w:val="1"/>
       <w:tblBorders>
-        <w:top w:val="single" w:sz="4" w:space="0" w:color="DA76CE"/>
-        <w:bottom w:val="single" w:sz="4" w:space="0" w:color="DA76CE"/>
-        <w:insideH w:val="single" w:sz="4" w:space="0" w:color="DA76CE"/>
+        <w:top w:val="single" w:color="DA76CE" w:sz="4" w:space="0"/>
+        <w:bottom w:val="single" w:color="DA76CE" w:sz="4" w:space="0"/>
+        <w:insideH w:val="single" w:color="DA76CE" w:sz="4" w:space="0"/>
       </w:tblBorders>
     </w:tblPr>
     <w:tblStylePr w:type="firstRow">
@@ -11643,10 +11642,10 @@
       <w:tblPr/>
       <w:tcPr>
         <w:tcBorders>
-          <w:top w:val="single" w:sz="4" w:space="0" w:color="DA76CE"/>
-          <w:left w:val="none" w:sz="4" w:space="0" w:color="000000"/>
-          <w:bottom w:val="single" w:sz="4" w:space="0" w:color="DA76CE"/>
-          <w:right w:val="none" w:sz="4" w:space="0" w:color="000000"/>
+          <w:top w:val="single" w:color="DA76CE" w:sz="4" w:space="0"/>
+          <w:left w:val="none" w:color="000000" w:sz="4" w:space="0"/>
+          <w:bottom w:val="single" w:color="DA76CE" w:sz="4" w:space="0"/>
+          <w:right w:val="none" w:color="000000" w:sz="4" w:space="0"/>
         </w:tcBorders>
       </w:tcPr>
     </w:tblStylePr>
@@ -11660,10 +11659,10 @@
       <w:tblPr/>
       <w:tcPr>
         <w:tcBorders>
-          <w:top w:val="single" w:sz="4" w:space="0" w:color="DA76CE"/>
-          <w:left w:val="none" w:sz="4" w:space="0" w:color="000000"/>
-          <w:bottom w:val="single" w:sz="4" w:space="0" w:color="DA76CE"/>
-          <w:right w:val="none" w:sz="4" w:space="0" w:color="000000"/>
+          <w:top w:val="single" w:color="DA76CE" w:sz="4" w:space="0"/>
+          <w:left w:val="none" w:color="000000" w:sz="4" w:space="0"/>
+          <w:bottom w:val="single" w:color="DA76CE" w:sz="4" w:space="0"/>
+          <w:right w:val="none" w:color="000000" w:sz="4" w:space="0"/>
         </w:tcBorders>
       </w:tcPr>
     </w:tblStylePr>
@@ -11714,9 +11713,9 @@
       <w:tblStyleRowBandSize w:val="1"/>
       <w:tblStyleColBandSize w:val="1"/>
       <w:tblBorders>
-        <w:top w:val="single" w:sz="4" w:space="0" w:color="94DA7B"/>
-        <w:bottom w:val="single" w:sz="4" w:space="0" w:color="94DA7B"/>
-        <w:insideH w:val="single" w:sz="4" w:space="0" w:color="94DA7B"/>
+        <w:top w:val="single" w:color="94DA7B" w:sz="4" w:space="0"/>
+        <w:bottom w:val="single" w:color="94DA7B" w:sz="4" w:space="0"/>
+        <w:insideH w:val="single" w:color="94DA7B" w:sz="4" w:space="0"/>
       </w:tblBorders>
     </w:tblPr>
     <w:tblStylePr w:type="firstRow">
@@ -11729,10 +11728,10 @@
       <w:tblPr/>
       <w:tcPr>
         <w:tcBorders>
-          <w:top w:val="single" w:sz="4" w:space="0" w:color="94DA7B"/>
-          <w:left w:val="none" w:sz="4" w:space="0" w:color="000000"/>
-          <w:bottom w:val="single" w:sz="4" w:space="0" w:color="94DA7B"/>
-          <w:right w:val="none" w:sz="4" w:space="0" w:color="000000"/>
+          <w:top w:val="single" w:color="94DA7B" w:sz="4" w:space="0"/>
+          <w:left w:val="none" w:color="000000" w:sz="4" w:space="0"/>
+          <w:bottom w:val="single" w:color="94DA7B" w:sz="4" w:space="0"/>
+          <w:right w:val="none" w:color="000000" w:sz="4" w:space="0"/>
         </w:tcBorders>
       </w:tcPr>
     </w:tblStylePr>
@@ -11746,10 +11745,10 @@
       <w:tblPr/>
       <w:tcPr>
         <w:tcBorders>
-          <w:top w:val="single" w:sz="4" w:space="0" w:color="94DA7B"/>
-          <w:left w:val="none" w:sz="4" w:space="0" w:color="000000"/>
-          <w:bottom w:val="single" w:sz="4" w:space="0" w:color="94DA7B"/>
-          <w:right w:val="none" w:sz="4" w:space="0" w:color="000000"/>
+          <w:top w:val="single" w:color="94DA7B" w:sz="4" w:space="0"/>
+          <w:left w:val="none" w:color="000000" w:sz="4" w:space="0"/>
+          <w:bottom w:val="single" w:color="94DA7B" w:sz="4" w:space="0"/>
+          <w:right w:val="none" w:color="000000" w:sz="4" w:space="0"/>
         </w:tcBorders>
       </w:tcPr>
     </w:tblStylePr>
@@ -11800,10 +11799,10 @@
       <w:tblStyleRowBandSize w:val="1"/>
       <w:tblStyleColBandSize w:val="1"/>
       <w:tblBorders>
-        <w:top w:val="single" w:sz="4" w:space="0" w:color="000000"/>
-        <w:left w:val="single" w:sz="4" w:space="0" w:color="000000"/>
-        <w:bottom w:val="single" w:sz="4" w:space="0" w:color="000000"/>
-        <w:right w:val="single" w:sz="4" w:space="0" w:color="000000"/>
+        <w:top w:val="single" w:color="000000" w:sz="4" w:space="0"/>
+        <w:left w:val="single" w:color="000000" w:sz="4" w:space="0"/>
+        <w:bottom w:val="single" w:color="000000" w:sz="4" w:space="0"/>
+        <w:right w:val="single" w:color="000000" w:sz="4" w:space="0"/>
       </w:tblBorders>
     </w:tblPr>
     <w:tblStylePr w:type="firstRow">
@@ -11845,8 +11844,8 @@
       <w:tblPr/>
       <w:tcPr>
         <w:tcBorders>
-          <w:left w:val="single" w:sz="4" w:space="0" w:color="000000"/>
-          <w:right w:val="single" w:sz="4" w:space="0" w:color="000000"/>
+          <w:left w:val="single" w:color="000000" w:sz="4" w:space="0"/>
+          <w:right w:val="single" w:color="000000" w:sz="4" w:space="0"/>
         </w:tcBorders>
       </w:tcPr>
     </w:tblStylePr>
@@ -11859,8 +11858,8 @@
       <w:tblPr/>
       <w:tcPr>
         <w:tcBorders>
-          <w:top w:val="single" w:sz="4" w:space="0" w:color="000000"/>
-          <w:bottom w:val="single" w:sz="4" w:space="0" w:color="000000"/>
+          <w:top w:val="single" w:color="000000" w:sz="4" w:space="0"/>
+          <w:bottom w:val="single" w:color="000000" w:sz="4" w:space="0"/>
         </w:tcBorders>
       </w:tcPr>
     </w:tblStylePr>
@@ -11873,10 +11872,10 @@
       <w:tblStyleRowBandSize w:val="1"/>
       <w:tblStyleColBandSize w:val="1"/>
       <w:tblBorders>
-        <w:top w:val="single" w:sz="4" w:space="0" w:color="156082"/>
-        <w:left w:val="single" w:sz="4" w:space="0" w:color="156082"/>
-        <w:bottom w:val="single" w:sz="4" w:space="0" w:color="156082"/>
-        <w:right w:val="single" w:sz="4" w:space="0" w:color="156082"/>
+        <w:top w:val="single" w:color="156082" w:sz="4" w:space="0"/>
+        <w:left w:val="single" w:color="156082" w:sz="4" w:space="0"/>
+        <w:bottom w:val="single" w:color="156082" w:sz="4" w:space="0"/>
+        <w:right w:val="single" w:color="156082" w:sz="4" w:space="0"/>
       </w:tblBorders>
     </w:tblPr>
     <w:tblStylePr w:type="firstRow">
@@ -11918,8 +11917,8 @@
       <w:tblPr/>
       <w:tcPr>
         <w:tcBorders>
-          <w:left w:val="single" w:sz="4" w:space="0" w:color="156082"/>
-          <w:right w:val="single" w:sz="4" w:space="0" w:color="156082"/>
+          <w:left w:val="single" w:color="156082" w:sz="4" w:space="0"/>
+          <w:right w:val="single" w:color="156082" w:sz="4" w:space="0"/>
         </w:tcBorders>
       </w:tcPr>
     </w:tblStylePr>
@@ -11932,8 +11931,8 @@
       <w:tblPr/>
       <w:tcPr>
         <w:tcBorders>
-          <w:top w:val="single" w:sz="4" w:space="0" w:color="156082"/>
-          <w:bottom w:val="single" w:sz="4" w:space="0" w:color="156082"/>
+          <w:top w:val="single" w:color="156082" w:sz="4" w:space="0"/>
+          <w:bottom w:val="single" w:color="156082" w:sz="4" w:space="0"/>
         </w:tcBorders>
       </w:tcPr>
     </w:tblStylePr>
@@ -11946,10 +11945,10 @@
       <w:tblStyleRowBandSize w:val="1"/>
       <w:tblStyleColBandSize w:val="1"/>
       <w:tblBorders>
-        <w:top w:val="single" w:sz="4" w:space="0" w:color="F2AA85"/>
-        <w:left w:val="single" w:sz="4" w:space="0" w:color="F2AA85"/>
-        <w:bottom w:val="single" w:sz="4" w:space="0" w:color="F2AA85"/>
-        <w:right w:val="single" w:sz="4" w:space="0" w:color="F2AA85"/>
+        <w:top w:val="single" w:color="F2AA85" w:sz="4" w:space="0"/>
+        <w:left w:val="single" w:color="F2AA85" w:sz="4" w:space="0"/>
+        <w:bottom w:val="single" w:color="F2AA85" w:sz="4" w:space="0"/>
+        <w:right w:val="single" w:color="F2AA85" w:sz="4" w:space="0"/>
       </w:tblBorders>
     </w:tblPr>
     <w:tblStylePr w:type="firstRow">
@@ -11991,8 +11990,8 @@
       <w:tblPr/>
       <w:tcPr>
         <w:tcBorders>
-          <w:left w:val="single" w:sz="4" w:space="0" w:color="F2AA85"/>
-          <w:right w:val="single" w:sz="4" w:space="0" w:color="F2AA85"/>
+          <w:left w:val="single" w:color="F2AA85" w:sz="4" w:space="0"/>
+          <w:right w:val="single" w:color="F2AA85" w:sz="4" w:space="0"/>
         </w:tcBorders>
       </w:tcPr>
     </w:tblStylePr>
@@ -12005,8 +12004,8 @@
       <w:tblPr/>
       <w:tcPr>
         <w:tcBorders>
-          <w:top w:val="single" w:sz="4" w:space="0" w:color="F2AA85"/>
-          <w:bottom w:val="single" w:sz="4" w:space="0" w:color="F2AA85"/>
+          <w:top w:val="single" w:color="F2AA85" w:sz="4" w:space="0"/>
+          <w:bottom w:val="single" w:color="F2AA85" w:sz="4" w:space="0"/>
         </w:tcBorders>
       </w:tcPr>
     </w:tblStylePr>
@@ -12019,10 +12018,10 @@
       <w:tblStyleRowBandSize w:val="1"/>
       <w:tblStyleColBandSize w:val="1"/>
       <w:tblBorders>
-        <w:top w:val="single" w:sz="4" w:space="0" w:color="48D45B"/>
-        <w:left w:val="single" w:sz="4" w:space="0" w:color="48D45B"/>
-        <w:bottom w:val="single" w:sz="4" w:space="0" w:color="48D45B"/>
-        <w:right w:val="single" w:sz="4" w:space="0" w:color="48D45B"/>
+        <w:top w:val="single" w:color="48D45B" w:sz="4" w:space="0"/>
+        <w:left w:val="single" w:color="48D45B" w:sz="4" w:space="0"/>
+        <w:bottom w:val="single" w:color="48D45B" w:sz="4" w:space="0"/>
+        <w:right w:val="single" w:color="48D45B" w:sz="4" w:space="0"/>
       </w:tblBorders>
     </w:tblPr>
     <w:tblStylePr w:type="firstRow">
@@ -12064,8 +12063,8 @@
       <w:tblPr/>
       <w:tcPr>
         <w:tcBorders>
-          <w:left w:val="single" w:sz="4" w:space="0" w:color="48D45B"/>
-          <w:right w:val="single" w:sz="4" w:space="0" w:color="48D45B"/>
+          <w:left w:val="single" w:color="48D45B" w:sz="4" w:space="0"/>
+          <w:right w:val="single" w:color="48D45B" w:sz="4" w:space="0"/>
         </w:tcBorders>
       </w:tcPr>
     </w:tblStylePr>
@@ -12078,8 +12077,8 @@
       <w:tblPr/>
       <w:tcPr>
         <w:tcBorders>
-          <w:top w:val="single" w:sz="4" w:space="0" w:color="48D45B"/>
-          <w:bottom w:val="single" w:sz="4" w:space="0" w:color="48D45B"/>
+          <w:top w:val="single" w:color="48D45B" w:sz="4" w:space="0"/>
+          <w:bottom w:val="single" w:color="48D45B" w:sz="4" w:space="0"/>
         </w:tcBorders>
       </w:tcPr>
     </w:tblStylePr>
@@ -12092,10 +12091,10 @@
       <w:tblStyleRowBandSize w:val="1"/>
       <w:tblStyleColBandSize w:val="1"/>
       <w:tblBorders>
-        <w:top w:val="single" w:sz="4" w:space="0" w:color="5FCAF3"/>
-        <w:left w:val="single" w:sz="4" w:space="0" w:color="5FCAF3"/>
-        <w:bottom w:val="single" w:sz="4" w:space="0" w:color="5FCAF3"/>
-        <w:right w:val="single" w:sz="4" w:space="0" w:color="5FCAF3"/>
+        <w:top w:val="single" w:color="5FCAF3" w:sz="4" w:space="0"/>
+        <w:left w:val="single" w:color="5FCAF3" w:sz="4" w:space="0"/>
+        <w:bottom w:val="single" w:color="5FCAF3" w:sz="4" w:space="0"/>
+        <w:right w:val="single" w:color="5FCAF3" w:sz="4" w:space="0"/>
       </w:tblBorders>
     </w:tblPr>
     <w:tblStylePr w:type="firstRow">
@@ -12137,8 +12136,8 @@
       <w:tblPr/>
       <w:tcPr>
         <w:tcBorders>
-          <w:left w:val="single" w:sz="4" w:space="0" w:color="5FCAF3"/>
-          <w:right w:val="single" w:sz="4" w:space="0" w:color="5FCAF3"/>
+          <w:left w:val="single" w:color="5FCAF3" w:sz="4" w:space="0"/>
+          <w:right w:val="single" w:color="5FCAF3" w:sz="4" w:space="0"/>
         </w:tcBorders>
       </w:tcPr>
     </w:tblStylePr>
@@ -12151,8 +12150,8 @@
       <w:tblPr/>
       <w:tcPr>
         <w:tcBorders>
-          <w:top w:val="single" w:sz="4" w:space="0" w:color="5FCAF3"/>
-          <w:bottom w:val="single" w:sz="4" w:space="0" w:color="5FCAF3"/>
+          <w:top w:val="single" w:color="5FCAF3" w:sz="4" w:space="0"/>
+          <w:bottom w:val="single" w:color="5FCAF3" w:sz="4" w:space="0"/>
         </w:tcBorders>
       </w:tcPr>
     </w:tblStylePr>
@@ -12165,10 +12164,10 @@
       <w:tblStyleRowBandSize w:val="1"/>
       <w:tblStyleColBandSize w:val="1"/>
       <w:tblBorders>
-        <w:top w:val="single" w:sz="4" w:space="0" w:color="D76CCB"/>
-        <w:left w:val="single" w:sz="4" w:space="0" w:color="D76CCB"/>
-        <w:bottom w:val="single" w:sz="4" w:space="0" w:color="D76CCB"/>
-        <w:right w:val="single" w:sz="4" w:space="0" w:color="D76CCB"/>
+        <w:top w:val="single" w:color="D76CCB" w:sz="4" w:space="0"/>
+        <w:left w:val="single" w:color="D76CCB" w:sz="4" w:space="0"/>
+        <w:bottom w:val="single" w:color="D76CCB" w:sz="4" w:space="0"/>
+        <w:right w:val="single" w:color="D76CCB" w:sz="4" w:space="0"/>
       </w:tblBorders>
     </w:tblPr>
     <w:tblStylePr w:type="firstRow">
@@ -12210,8 +12209,8 @@
       <w:tblPr/>
       <w:tcPr>
         <w:tcBorders>
-          <w:left w:val="single" w:sz="4" w:space="0" w:color="D76CCB"/>
-          <w:right w:val="single" w:sz="4" w:space="0" w:color="D76CCB"/>
+          <w:left w:val="single" w:color="D76CCB" w:sz="4" w:space="0"/>
+          <w:right w:val="single" w:color="D76CCB" w:sz="4" w:space="0"/>
         </w:tcBorders>
       </w:tcPr>
     </w:tblStylePr>
@@ -12224,8 +12223,8 @@
       <w:tblPr/>
       <w:tcPr>
         <w:tcBorders>
-          <w:top w:val="single" w:sz="4" w:space="0" w:color="D76CCB"/>
-          <w:bottom w:val="single" w:sz="4" w:space="0" w:color="D76CCB"/>
+          <w:top w:val="single" w:color="D76CCB" w:sz="4" w:space="0"/>
+          <w:bottom w:val="single" w:color="D76CCB" w:sz="4" w:space="0"/>
         </w:tcBorders>
       </w:tcPr>
     </w:tblStylePr>
@@ -12238,10 +12237,10 @@
       <w:tblStyleRowBandSize w:val="1"/>
       <w:tblStyleColBandSize w:val="1"/>
       <w:tblBorders>
-        <w:top w:val="single" w:sz="4" w:space="0" w:color="8ED873"/>
-        <w:left w:val="single" w:sz="4" w:space="0" w:color="8ED873"/>
-        <w:bottom w:val="single" w:sz="4" w:space="0" w:color="8ED873"/>
-        <w:right w:val="single" w:sz="4" w:space="0" w:color="8ED873"/>
+        <w:top w:val="single" w:color="8ED873" w:sz="4" w:space="0"/>
+        <w:left w:val="single" w:color="8ED873" w:sz="4" w:space="0"/>
+        <w:bottom w:val="single" w:color="8ED873" w:sz="4" w:space="0"/>
+        <w:right w:val="single" w:color="8ED873" w:sz="4" w:space="0"/>
       </w:tblBorders>
     </w:tblPr>
     <w:tblStylePr w:type="firstRow">
@@ -12283,8 +12282,8 @@
       <w:tblPr/>
       <w:tcPr>
         <w:tcBorders>
-          <w:left w:val="single" w:sz="4" w:space="0" w:color="8ED873"/>
-          <w:right w:val="single" w:sz="4" w:space="0" w:color="8ED873"/>
+          <w:left w:val="single" w:color="8ED873" w:sz="4" w:space="0"/>
+          <w:right w:val="single" w:color="8ED873" w:sz="4" w:space="0"/>
         </w:tcBorders>
       </w:tcPr>
     </w:tblStylePr>
@@ -12297,8 +12296,8 @@
       <w:tblPr/>
       <w:tcPr>
         <w:tcBorders>
-          <w:top w:val="single" w:sz="4" w:space="0" w:color="8ED873"/>
-          <w:bottom w:val="single" w:sz="4" w:space="0" w:color="8ED873"/>
+          <w:top w:val="single" w:color="8ED873" w:sz="4" w:space="0"/>
+          <w:bottom w:val="single" w:color="8ED873" w:sz="4" w:space="0"/>
         </w:tcBorders>
       </w:tcPr>
     </w:tblStylePr>
@@ -12311,11 +12310,11 @@
       <w:tblStyleRowBandSize w:val="1"/>
       <w:tblStyleColBandSize w:val="1"/>
       <w:tblBorders>
-        <w:top w:val="single" w:sz="4" w:space="0" w:color="000000"/>
-        <w:left w:val="single" w:sz="4" w:space="0" w:color="000000"/>
-        <w:bottom w:val="single" w:sz="4" w:space="0" w:color="000000"/>
-        <w:right w:val="single" w:sz="4" w:space="0" w:color="000000"/>
-        <w:insideH w:val="single" w:sz="4" w:space="0" w:color="000000"/>
+        <w:top w:val="single" w:color="000000" w:sz="4" w:space="0"/>
+        <w:left w:val="single" w:color="000000" w:sz="4" w:space="0"/>
+        <w:bottom w:val="single" w:color="000000" w:sz="4" w:space="0"/>
+        <w:right w:val="single" w:color="000000" w:sz="4" w:space="0"/>
+        <w:insideH w:val="single" w:color="000000" w:sz="4" w:space="0"/>
       </w:tblBorders>
     </w:tblPr>
     <w:tblStylePr w:type="firstRow">
@@ -12379,11 +12378,11 @@
       <w:tblStyleRowBandSize w:val="1"/>
       <w:tblStyleColBandSize w:val="1"/>
       <w:tblBorders>
-        <w:top w:val="single" w:sz="4" w:space="0" w:color="50B4E2"/>
-        <w:left w:val="single" w:sz="4" w:space="0" w:color="50B4E2"/>
-        <w:bottom w:val="single" w:sz="4" w:space="0" w:color="50B4E2"/>
-        <w:right w:val="single" w:sz="4" w:space="0" w:color="50B4E2"/>
-        <w:insideH w:val="single" w:sz="4" w:space="0" w:color="50B4E2"/>
+        <w:top w:val="single" w:color="50B4E2" w:sz="4" w:space="0"/>
+        <w:left w:val="single" w:color="50B4E2" w:sz="4" w:space="0"/>
+        <w:bottom w:val="single" w:color="50B4E2" w:sz="4" w:space="0"/>
+        <w:right w:val="single" w:color="50B4E2" w:sz="4" w:space="0"/>
+        <w:insideH w:val="single" w:color="50B4E2" w:sz="4" w:space="0"/>
       </w:tblBorders>
     </w:tblPr>
     <w:tblStylePr w:type="firstRow">
@@ -12447,11 +12446,11 @@
       <w:tblStyleRowBandSize w:val="1"/>
       <w:tblStyleColBandSize w:val="1"/>
       <w:tblBorders>
-        <w:top w:val="single" w:sz="4" w:space="0" w:color="F2AE8B"/>
-        <w:left w:val="single" w:sz="4" w:space="0" w:color="F2AE8B"/>
-        <w:bottom w:val="single" w:sz="4" w:space="0" w:color="F2AE8B"/>
-        <w:right w:val="single" w:sz="4" w:space="0" w:color="F2AE8B"/>
-        <w:insideH w:val="single" w:sz="4" w:space="0" w:color="F2AE8B"/>
+        <w:top w:val="single" w:color="F2AE8B" w:sz="4" w:space="0"/>
+        <w:left w:val="single" w:color="F2AE8B" w:sz="4" w:space="0"/>
+        <w:bottom w:val="single" w:color="F2AE8B" w:sz="4" w:space="0"/>
+        <w:right w:val="single" w:color="F2AE8B" w:sz="4" w:space="0"/>
+        <w:insideH w:val="single" w:color="F2AE8B" w:sz="4" w:space="0"/>
       </w:tblBorders>
     </w:tblPr>
     <w:tblStylePr w:type="firstRow">
@@ -12515,11 +12514,11 @@
       <w:tblStyleRowBandSize w:val="1"/>
       <w:tblStyleColBandSize w:val="1"/>
       <w:tblBorders>
-        <w:top w:val="single" w:sz="4" w:space="0" w:color="51D663"/>
-        <w:left w:val="single" w:sz="4" w:space="0" w:color="51D663"/>
-        <w:bottom w:val="single" w:sz="4" w:space="0" w:color="51D663"/>
-        <w:right w:val="single" w:sz="4" w:space="0" w:color="51D663"/>
-        <w:insideH w:val="single" w:sz="4" w:space="0" w:color="51D663"/>
+        <w:top w:val="single" w:color="51D663" w:sz="4" w:space="0"/>
+        <w:left w:val="single" w:color="51D663" w:sz="4" w:space="0"/>
+        <w:bottom w:val="single" w:color="51D663" w:sz="4" w:space="0"/>
+        <w:right w:val="single" w:color="51D663" w:sz="4" w:space="0"/>
+        <w:insideH w:val="single" w:color="51D663" w:sz="4" w:space="0"/>
       </w:tblBorders>
     </w:tblPr>
     <w:tblStylePr w:type="firstRow">
@@ -12583,11 +12582,11 @@
       <w:tblStyleRowBandSize w:val="1"/>
       <w:tblStyleColBandSize w:val="1"/>
       <w:tblBorders>
-        <w:top w:val="single" w:sz="4" w:space="0" w:color="6ACDF4"/>
-        <w:left w:val="single" w:sz="4" w:space="0" w:color="6ACDF4"/>
-        <w:bottom w:val="single" w:sz="4" w:space="0" w:color="6ACDF4"/>
-        <w:right w:val="single" w:sz="4" w:space="0" w:color="6ACDF4"/>
-        <w:insideH w:val="single" w:sz="4" w:space="0" w:color="6ACDF4"/>
+        <w:top w:val="single" w:color="6ACDF4" w:sz="4" w:space="0"/>
+        <w:left w:val="single" w:color="6ACDF4" w:sz="4" w:space="0"/>
+        <w:bottom w:val="single" w:color="6ACDF4" w:sz="4" w:space="0"/>
+        <w:right w:val="single" w:color="6ACDF4" w:sz="4" w:space="0"/>
+        <w:insideH w:val="single" w:color="6ACDF4" w:sz="4" w:space="0"/>
       </w:tblBorders>
     </w:tblPr>
     <w:tblStylePr w:type="firstRow">
@@ -12651,11 +12650,11 @@
       <w:tblStyleRowBandSize w:val="1"/>
       <w:tblStyleColBandSize w:val="1"/>
       <w:tblBorders>
-        <w:top w:val="single" w:sz="4" w:space="0" w:color="DA76CE"/>
-        <w:left w:val="single" w:sz="4" w:space="0" w:color="DA76CE"/>
-        <w:bottom w:val="single" w:sz="4" w:space="0" w:color="DA76CE"/>
-        <w:right w:val="single" w:sz="4" w:space="0" w:color="DA76CE"/>
-        <w:insideH w:val="single" w:sz="4" w:space="0" w:color="DA76CE"/>
+        <w:top w:val="single" w:color="DA76CE" w:sz="4" w:space="0"/>
+        <w:left w:val="single" w:color="DA76CE" w:sz="4" w:space="0"/>
+        <w:bottom w:val="single" w:color="DA76CE" w:sz="4" w:space="0"/>
+        <w:right w:val="single" w:color="DA76CE" w:sz="4" w:space="0"/>
+        <w:insideH w:val="single" w:color="DA76CE" w:sz="4" w:space="0"/>
       </w:tblBorders>
     </w:tblPr>
     <w:tblStylePr w:type="firstRow">
@@ -12719,11 +12718,11 @@
       <w:tblStyleRowBandSize w:val="1"/>
       <w:tblStyleColBandSize w:val="1"/>
       <w:tblBorders>
-        <w:top w:val="single" w:sz="4" w:space="0" w:color="94DA7B"/>
-        <w:left w:val="single" w:sz="4" w:space="0" w:color="94DA7B"/>
-        <w:bottom w:val="single" w:sz="4" w:space="0" w:color="94DA7B"/>
-        <w:right w:val="single" w:sz="4" w:space="0" w:color="94DA7B"/>
-        <w:insideH w:val="single" w:sz="4" w:space="0" w:color="94DA7B"/>
+        <w:top w:val="single" w:color="94DA7B" w:sz="4" w:space="0"/>
+        <w:left w:val="single" w:color="94DA7B" w:sz="4" w:space="0"/>
+        <w:bottom w:val="single" w:color="94DA7B" w:sz="4" w:space="0"/>
+        <w:right w:val="single" w:color="94DA7B" w:sz="4" w:space="0"/>
+        <w:insideH w:val="single" w:color="94DA7B" w:sz="4" w:space="0"/>
       </w:tblBorders>
     </w:tblPr>
     <w:tblStylePr w:type="firstRow">
@@ -12787,10 +12786,10 @@
       <w:tblStyleRowBandSize w:val="1"/>
       <w:tblStyleColBandSize w:val="1"/>
       <w:tblBorders>
-        <w:top w:val="single" w:sz="32" w:space="0" w:color="7F7F7F"/>
-        <w:left w:val="single" w:sz="32" w:space="0" w:color="7F7F7F"/>
-        <w:bottom w:val="single" w:sz="32" w:space="0" w:color="7F7F7F"/>
-        <w:right w:val="single" w:sz="32" w:space="0" w:color="7F7F7F"/>
+        <w:top w:val="single" w:color="7F7F7F" w:sz="32" w:space="0"/>
+        <w:left w:val="single" w:color="7F7F7F" w:sz="32" w:space="0"/>
+        <w:bottom w:val="single" w:color="7F7F7F" w:sz="32" w:space="0"/>
+        <w:right w:val="single" w:color="7F7F7F" w:sz="32" w:space="0"/>
       </w:tblBorders>
       <w:shd w:val="clear" w:color="7F7F7F" w:fill="7F7F7F"/>
     </w:tblPr>
@@ -12804,8 +12803,8 @@
       <w:tblPr/>
       <w:tcPr>
         <w:tcBorders>
-          <w:top w:val="single" w:sz="32" w:space="0" w:color="7F7F7F"/>
-          <w:bottom w:val="single" w:sz="12" w:space="0" w:color="FFFFFF"/>
+          <w:top w:val="single" w:color="7F7F7F" w:sz="32" w:space="0"/>
+          <w:bottom w:val="single" w:color="FFFFFF" w:sz="12" w:space="0"/>
         </w:tcBorders>
         <w:shd w:val="clear" w:color="7F7F7F" w:fill="7F7F7F"/>
       </w:tcPr>
@@ -12828,8 +12827,8 @@
       <w:tblPr/>
       <w:tcPr>
         <w:tcBorders>
-          <w:left w:val="single" w:sz="32" w:space="0" w:color="7F7F7F"/>
-          <w:right w:val="single" w:sz="4" w:space="0" w:color="FFFFFF"/>
+          <w:left w:val="single" w:color="7F7F7F" w:sz="32" w:space="0"/>
+          <w:right w:val="single" w:color="FFFFFF" w:sz="4" w:space="0"/>
         </w:tcBorders>
       </w:tcPr>
     </w:tblStylePr>
@@ -12837,8 +12836,8 @@
       <w:tblPr/>
       <w:tcPr>
         <w:tcBorders>
-          <w:left w:val="single" w:sz="4" w:space="0" w:color="FFFFFF"/>
-          <w:right w:val="single" w:sz="32" w:space="0" w:color="7F7F7F"/>
+          <w:left w:val="single" w:color="FFFFFF" w:sz="4" w:space="0"/>
+          <w:right w:val="single" w:color="7F7F7F" w:sz="32" w:space="0"/>
         </w:tcBorders>
       </w:tcPr>
     </w:tblStylePr>
@@ -12846,8 +12845,8 @@
       <w:tblPr/>
       <w:tcPr>
         <w:tcBorders>
-          <w:left w:val="single" w:sz="4" w:space="0" w:color="FFFFFF"/>
-          <w:right w:val="single" w:sz="4" w:space="0" w:color="FFFFFF"/>
+          <w:left w:val="single" w:color="FFFFFF" w:sz="4" w:space="0"/>
+          <w:right w:val="single" w:color="FFFFFF" w:sz="4" w:space="0"/>
         </w:tcBorders>
         <w:shd w:val="clear" w:color="7F7F7F" w:fill="7F7F7F"/>
       </w:tcPr>
@@ -12856,8 +12855,8 @@
       <w:tblPr/>
       <w:tcPr>
         <w:tcBorders>
-          <w:left w:val="single" w:sz="4" w:space="0" w:color="FFFFFF"/>
-          <w:right w:val="single" w:sz="4" w:space="0" w:color="FFFFFF"/>
+          <w:left w:val="single" w:color="FFFFFF" w:sz="4" w:space="0"/>
+          <w:right w:val="single" w:color="FFFFFF" w:sz="4" w:space="0"/>
         </w:tcBorders>
       </w:tcPr>
     </w:tblStylePr>
@@ -12865,8 +12864,8 @@
       <w:tblPr/>
       <w:tcPr>
         <w:tcBorders>
-          <w:top w:val="single" w:sz="4" w:space="0" w:color="FFFFFF"/>
-          <w:bottom w:val="single" w:sz="4" w:space="0" w:color="FFFFFF"/>
+          <w:top w:val="single" w:color="FFFFFF" w:sz="4" w:space="0"/>
+          <w:bottom w:val="single" w:color="FFFFFF" w:sz="4" w:space="0"/>
         </w:tcBorders>
         <w:shd w:val="clear" w:color="7F7F7F" w:fill="7F7F7F"/>
       </w:tcPr>
@@ -12875,8 +12874,8 @@
       <w:tblPr/>
       <w:tcPr>
         <w:tcBorders>
-          <w:top w:val="single" w:sz="4" w:space="0" w:color="FFFFFF"/>
-          <w:bottom w:val="single" w:sz="4" w:space="0" w:color="FFFFFF"/>
+          <w:top w:val="single" w:color="FFFFFF" w:sz="4" w:space="0"/>
+          <w:bottom w:val="single" w:color="FFFFFF" w:sz="4" w:space="0"/>
         </w:tcBorders>
         <w:shd w:val="clear" w:color="7F7F7F" w:fill="7F7F7F"/>
       </w:tcPr>
@@ -12890,10 +12889,10 @@
       <w:tblStyleRowBandSize w:val="1"/>
       <w:tblStyleColBandSize w:val="1"/>
       <w:tblBorders>
-        <w:top w:val="single" w:sz="32" w:space="0" w:color="156082"/>
-        <w:left w:val="single" w:sz="32" w:space="0" w:color="156082"/>
-        <w:bottom w:val="single" w:sz="32" w:space="0" w:color="156082"/>
-        <w:right w:val="single" w:sz="32" w:space="0" w:color="156082"/>
+        <w:top w:val="single" w:color="156082" w:sz="32" w:space="0"/>
+        <w:left w:val="single" w:color="156082" w:sz="32" w:space="0"/>
+        <w:bottom w:val="single" w:color="156082" w:sz="32" w:space="0"/>
+        <w:right w:val="single" w:color="156082" w:sz="32" w:space="0"/>
       </w:tblBorders>
       <w:shd w:val="clear" w:color="156082" w:fill="156082"/>
     </w:tblPr>
@@ -12907,8 +12906,8 @@
       <w:tblPr/>
       <w:tcPr>
         <w:tcBorders>
-          <w:top w:val="single" w:sz="32" w:space="0" w:color="156082"/>
-          <w:bottom w:val="single" w:sz="12" w:space="0" w:color="FFFFFF"/>
+          <w:top w:val="single" w:color="156082" w:sz="32" w:space="0"/>
+          <w:bottom w:val="single" w:color="FFFFFF" w:sz="12" w:space="0"/>
         </w:tcBorders>
         <w:shd w:val="clear" w:color="156082" w:fill="156082"/>
       </w:tcPr>
@@ -12931,8 +12930,8 @@
       <w:tblPr/>
       <w:tcPr>
         <w:tcBorders>
-          <w:left w:val="single" w:sz="32" w:space="0" w:color="156082"/>
-          <w:right w:val="single" w:sz="4" w:space="0" w:color="FFFFFF"/>
+          <w:left w:val="single" w:color="156082" w:sz="32" w:space="0"/>
+          <w:right w:val="single" w:color="FFFFFF" w:sz="4" w:space="0"/>
         </w:tcBorders>
       </w:tcPr>
     </w:tblStylePr>
@@ -12940,8 +12939,8 @@
       <w:tblPr/>
       <w:tcPr>
         <w:tcBorders>
-          <w:left w:val="single" w:sz="4" w:space="0" w:color="FFFFFF"/>
-          <w:right w:val="single" w:sz="32" w:space="0" w:color="156082"/>
+          <w:left w:val="single" w:color="FFFFFF" w:sz="4" w:space="0"/>
+          <w:right w:val="single" w:color="156082" w:sz="32" w:space="0"/>
         </w:tcBorders>
       </w:tcPr>
     </w:tblStylePr>
@@ -12949,8 +12948,8 @@
       <w:tblPr/>
       <w:tcPr>
         <w:tcBorders>
-          <w:left w:val="single" w:sz="4" w:space="0" w:color="FFFFFF"/>
-          <w:right w:val="single" w:sz="4" w:space="0" w:color="FFFFFF"/>
+          <w:left w:val="single" w:color="FFFFFF" w:sz="4" w:space="0"/>
+          <w:right w:val="single" w:color="FFFFFF" w:sz="4" w:space="0"/>
         </w:tcBorders>
         <w:shd w:val="clear" w:color="156082" w:fill="156082"/>
       </w:tcPr>
@@ -12959,8 +12958,8 @@
       <w:tblPr/>
       <w:tcPr>
         <w:tcBorders>
-          <w:left w:val="single" w:sz="4" w:space="0" w:color="FFFFFF"/>
-          <w:right w:val="single" w:sz="4" w:space="0" w:color="FFFFFF"/>
+          <w:left w:val="single" w:color="FFFFFF" w:sz="4" w:space="0"/>
+          <w:right w:val="single" w:color="FFFFFF" w:sz="4" w:space="0"/>
         </w:tcBorders>
       </w:tcPr>
     </w:tblStylePr>
@@ -12968,8 +12967,8 @@
       <w:tblPr/>
       <w:tcPr>
         <w:tcBorders>
-          <w:top w:val="single" w:sz="4" w:space="0" w:color="FFFFFF"/>
-          <w:bottom w:val="single" w:sz="4" w:space="0" w:color="FFFFFF"/>
+          <w:top w:val="single" w:color="FFFFFF" w:sz="4" w:space="0"/>
+          <w:bottom w:val="single" w:color="FFFFFF" w:sz="4" w:space="0"/>
         </w:tcBorders>
         <w:shd w:val="clear" w:color="156082" w:fill="156082"/>
       </w:tcPr>
@@ -12978,8 +12977,8 @@
       <w:tblPr/>
       <w:tcPr>
         <w:tcBorders>
-          <w:top w:val="single" w:sz="4" w:space="0" w:color="FFFFFF"/>
-          <w:bottom w:val="single" w:sz="4" w:space="0" w:color="FFFFFF"/>
+          <w:top w:val="single" w:color="FFFFFF" w:sz="4" w:space="0"/>
+          <w:bottom w:val="single" w:color="FFFFFF" w:sz="4" w:space="0"/>
         </w:tcBorders>
         <w:shd w:val="clear" w:color="156082" w:fill="156082"/>
       </w:tcPr>
@@ -12993,10 +12992,10 @@
       <w:tblStyleRowBandSize w:val="1"/>
       <w:tblStyleColBandSize w:val="1"/>
       <w:tblBorders>
-        <w:top w:val="single" w:sz="32" w:space="0" w:color="F2AA85"/>
-        <w:left w:val="single" w:sz="32" w:space="0" w:color="F2AA85"/>
-        <w:bottom w:val="single" w:sz="32" w:space="0" w:color="F2AA85"/>
-        <w:right w:val="single" w:sz="32" w:space="0" w:color="F2AA85"/>
+        <w:top w:val="single" w:color="F2AA85" w:sz="32" w:space="0"/>
+        <w:left w:val="single" w:color="F2AA85" w:sz="32" w:space="0"/>
+        <w:bottom w:val="single" w:color="F2AA85" w:sz="32" w:space="0"/>
+        <w:right w:val="single" w:color="F2AA85" w:sz="32" w:space="0"/>
       </w:tblBorders>
       <w:shd w:val="clear" w:color="F2AA85" w:fill="F2AA85"/>
     </w:tblPr>
@@ -13010,8 +13009,8 @@
       <w:tblPr/>
       <w:tcPr>
         <w:tcBorders>
-          <w:top w:val="single" w:sz="32" w:space="0" w:color="F2AA85"/>
-          <w:bottom w:val="single" w:sz="12" w:space="0" w:color="FFFFFF"/>
+          <w:top w:val="single" w:color="F2AA85" w:sz="32" w:space="0"/>
+          <w:bottom w:val="single" w:color="FFFFFF" w:sz="12" w:space="0"/>
         </w:tcBorders>
         <w:shd w:val="clear" w:color="F2AA85" w:fill="F2AA85"/>
       </w:tcPr>
@@ -13034,8 +13033,8 @@
       <w:tblPr/>
       <w:tcPr>
         <w:tcBorders>
-          <w:left w:val="single" w:sz="32" w:space="0" w:color="F2AA85"/>
-          <w:right w:val="single" w:sz="4" w:space="0" w:color="FFFFFF"/>
+          <w:left w:val="single" w:color="F2AA85" w:sz="32" w:space="0"/>
+          <w:right w:val="single" w:color="FFFFFF" w:sz="4" w:space="0"/>
         </w:tcBorders>
       </w:tcPr>
     </w:tblStylePr>
@@ -13043,8 +13042,8 @@
       <w:tblPr/>
       <w:tcPr>
         <w:tcBorders>
-          <w:left w:val="single" w:sz="4" w:space="0" w:color="FFFFFF"/>
-          <w:right w:val="single" w:sz="32" w:space="0" w:color="F2AA85"/>
+          <w:left w:val="single" w:color="FFFFFF" w:sz="4" w:space="0"/>
+          <w:right w:val="single" w:color="F2AA85" w:sz="32" w:space="0"/>
         </w:tcBorders>
       </w:tcPr>
     </w:tblStylePr>
@@ -13052,8 +13051,8 @@
       <w:tblPr/>
       <w:tcPr>
         <w:tcBorders>
-          <w:left w:val="single" w:sz="4" w:space="0" w:color="FFFFFF"/>
-          <w:right w:val="single" w:sz="4" w:space="0" w:color="FFFFFF"/>
+          <w:left w:val="single" w:color="FFFFFF" w:sz="4" w:space="0"/>
+          <w:right w:val="single" w:color="FFFFFF" w:sz="4" w:space="0"/>
         </w:tcBorders>
         <w:shd w:val="clear" w:color="F2AA85" w:fill="F2AA85"/>
       </w:tcPr>
@@ -13062,8 +13061,8 @@
       <w:tblPr/>
       <w:tcPr>
         <w:tcBorders>
-          <w:left w:val="single" w:sz="4" w:space="0" w:color="FFFFFF"/>
-          <w:right w:val="single" w:sz="4" w:space="0" w:color="FFFFFF"/>
+          <w:left w:val="single" w:color="FFFFFF" w:sz="4" w:space="0"/>
+          <w:right w:val="single" w:color="FFFFFF" w:sz="4" w:space="0"/>
         </w:tcBorders>
       </w:tcPr>
     </w:tblStylePr>
@@ -13071,8 +13070,8 @@
       <w:tblPr/>
       <w:tcPr>
         <w:tcBorders>
-          <w:top w:val="single" w:sz="4" w:space="0" w:color="FFFFFF"/>
-          <w:bottom w:val="single" w:sz="4" w:space="0" w:color="FFFFFF"/>
+          <w:top w:val="single" w:color="FFFFFF" w:sz="4" w:space="0"/>
+          <w:bottom w:val="single" w:color="FFFFFF" w:sz="4" w:space="0"/>
         </w:tcBorders>
         <w:shd w:val="clear" w:color="F2AA85" w:fill="F2AA85"/>
       </w:tcPr>
@@ -13081,8 +13080,8 @@
       <w:tblPr/>
       <w:tcPr>
         <w:tcBorders>
-          <w:top w:val="single" w:sz="4" w:space="0" w:color="FFFFFF"/>
-          <w:bottom w:val="single" w:sz="4" w:space="0" w:color="FFFFFF"/>
+          <w:top w:val="single" w:color="FFFFFF" w:sz="4" w:space="0"/>
+          <w:bottom w:val="single" w:color="FFFFFF" w:sz="4" w:space="0"/>
         </w:tcBorders>
         <w:shd w:val="clear" w:color="F2AA85" w:fill="F2AA85"/>
       </w:tcPr>
@@ -13096,10 +13095,10 @@
       <w:tblStyleRowBandSize w:val="1"/>
       <w:tblStyleColBandSize w:val="1"/>
       <w:tblBorders>
-        <w:top w:val="single" w:sz="32" w:space="0" w:color="48D45B"/>
-        <w:left w:val="single" w:sz="32" w:space="0" w:color="48D45B"/>
-        <w:bottom w:val="single" w:sz="32" w:space="0" w:color="48D45B"/>
-        <w:right w:val="single" w:sz="32" w:space="0" w:color="48D45B"/>
+        <w:top w:val="single" w:color="48D45B" w:sz="32" w:space="0"/>
+        <w:left w:val="single" w:color="48D45B" w:sz="32" w:space="0"/>
+        <w:bottom w:val="single" w:color="48D45B" w:sz="32" w:space="0"/>
+        <w:right w:val="single" w:color="48D45B" w:sz="32" w:space="0"/>
       </w:tblBorders>
       <w:shd w:val="clear" w:color="48D45B" w:fill="48D45B"/>
     </w:tblPr>
@@ -13113,8 +13112,8 @@
       <w:tblPr/>
       <w:tcPr>
         <w:tcBorders>
-          <w:top w:val="single" w:sz="32" w:space="0" w:color="48D45B"/>
-          <w:bottom w:val="single" w:sz="12" w:space="0" w:color="FFFFFF"/>
+          <w:top w:val="single" w:color="48D45B" w:sz="32" w:space="0"/>
+          <w:bottom w:val="single" w:color="FFFFFF" w:sz="12" w:space="0"/>
         </w:tcBorders>
         <w:shd w:val="clear" w:color="48D45B" w:fill="48D45B"/>
       </w:tcPr>
@@ -13137,8 +13136,8 @@
       <w:tblPr/>
       <w:tcPr>
         <w:tcBorders>
-          <w:left w:val="single" w:sz="32" w:space="0" w:color="48D45B"/>
-          <w:right w:val="single" w:sz="4" w:space="0" w:color="FFFFFF"/>
+          <w:left w:val="single" w:color="48D45B" w:sz="32" w:space="0"/>
+          <w:right w:val="single" w:color="FFFFFF" w:sz="4" w:space="0"/>
         </w:tcBorders>
       </w:tcPr>
     </w:tblStylePr>
@@ -13146,8 +13145,8 @@
       <w:tblPr/>
       <w:tcPr>
         <w:tcBorders>
-          <w:left w:val="single" w:sz="4" w:space="0" w:color="FFFFFF"/>
-          <w:right w:val="single" w:sz="32" w:space="0" w:color="48D45B"/>
+          <w:left w:val="single" w:color="FFFFFF" w:sz="4" w:space="0"/>
+          <w:right w:val="single" w:color="48D45B" w:sz="32" w:space="0"/>
         </w:tcBorders>
       </w:tcPr>
     </w:tblStylePr>
@@ -13155,8 +13154,8 @@
       <w:tblPr/>
       <w:tcPr>
         <w:tcBorders>
-          <w:left w:val="single" w:sz="4" w:space="0" w:color="FFFFFF"/>
-          <w:right w:val="single" w:sz="4" w:space="0" w:color="FFFFFF"/>
+          <w:left w:val="single" w:color="FFFFFF" w:sz="4" w:space="0"/>
+          <w:right w:val="single" w:color="FFFFFF" w:sz="4" w:space="0"/>
         </w:tcBorders>
         <w:shd w:val="clear" w:color="48D45B" w:fill="48D45B"/>
       </w:tcPr>
@@ -13165,8 +13164,8 @@
       <w:tblPr/>
       <w:tcPr>
         <w:tcBorders>
-          <w:left w:val="single" w:sz="4" w:space="0" w:color="FFFFFF"/>
-          <w:right w:val="single" w:sz="4" w:space="0" w:color="FFFFFF"/>
+          <w:left w:val="single" w:color="FFFFFF" w:sz="4" w:space="0"/>
+          <w:right w:val="single" w:color="FFFFFF" w:sz="4" w:space="0"/>
         </w:tcBorders>
       </w:tcPr>
     </w:tblStylePr>
@@ -13174,8 +13173,8 @@
       <w:tblPr/>
       <w:tcPr>
         <w:tcBorders>
-          <w:top w:val="single" w:sz="4" w:space="0" w:color="FFFFFF"/>
-          <w:bottom w:val="single" w:sz="4" w:space="0" w:color="FFFFFF"/>
+          <w:top w:val="single" w:color="FFFFFF" w:sz="4" w:space="0"/>
+          <w:bottom w:val="single" w:color="FFFFFF" w:sz="4" w:space="0"/>
         </w:tcBorders>
         <w:shd w:val="clear" w:color="48D45B" w:fill="48D45B"/>
       </w:tcPr>
@@ -13184,8 +13183,8 @@
       <w:tblPr/>
       <w:tcPr>
         <w:tcBorders>
-          <w:top w:val="single" w:sz="4" w:space="0" w:color="FFFFFF"/>
-          <w:bottom w:val="single" w:sz="4" w:space="0" w:color="FFFFFF"/>
+          <w:top w:val="single" w:color="FFFFFF" w:sz="4" w:space="0"/>
+          <w:bottom w:val="single" w:color="FFFFFF" w:sz="4" w:space="0"/>
         </w:tcBorders>
         <w:shd w:val="clear" w:color="48D45B" w:fill="48D45B"/>
       </w:tcPr>
@@ -13199,10 +13198,10 @@
       <w:tblStyleRowBandSize w:val="1"/>
       <w:tblStyleColBandSize w:val="1"/>
       <w:tblBorders>
-        <w:top w:val="single" w:sz="32" w:space="0" w:color="5FCAF3"/>
-        <w:left w:val="single" w:sz="32" w:space="0" w:color="5FCAF3"/>
-        <w:bottom w:val="single" w:sz="32" w:space="0" w:color="5FCAF3"/>
-        <w:right w:val="single" w:sz="32" w:space="0" w:color="5FCAF3"/>
+        <w:top w:val="single" w:color="5FCAF3" w:sz="32" w:space="0"/>
+        <w:left w:val="single" w:color="5FCAF3" w:sz="32" w:space="0"/>
+        <w:bottom w:val="single" w:color="5FCAF3" w:sz="32" w:space="0"/>
+        <w:right w:val="single" w:color="5FCAF3" w:sz="32" w:space="0"/>
       </w:tblBorders>
       <w:shd w:val="clear" w:color="5FCAF3" w:fill="5FCAF3"/>
     </w:tblPr>
@@ -13216,8 +13215,8 @@
       <w:tblPr/>
       <w:tcPr>
         <w:tcBorders>
-          <w:top w:val="single" w:sz="32" w:space="0" w:color="5FCAF3"/>
-          <w:bottom w:val="single" w:sz="12" w:space="0" w:color="FFFFFF"/>
+          <w:top w:val="single" w:color="5FCAF3" w:sz="32" w:space="0"/>
+          <w:bottom w:val="single" w:color="FFFFFF" w:sz="12" w:space="0"/>
         </w:tcBorders>
         <w:shd w:val="clear" w:color="5FCAF3" w:fill="5FCAF3"/>
       </w:tcPr>
@@ -13240,8 +13239,8 @@
       <w:tblPr/>
       <w:tcPr>
         <w:tcBorders>
-          <w:left w:val="single" w:sz="32" w:space="0" w:color="5FCAF3"/>
-          <w:right w:val="single" w:sz="4" w:space="0" w:color="FFFFFF"/>
+          <w:left w:val="single" w:color="5FCAF3" w:sz="32" w:space="0"/>
+          <w:right w:val="single" w:color="FFFFFF" w:sz="4" w:space="0"/>
         </w:tcBorders>
       </w:tcPr>
     </w:tblStylePr>
@@ -13249,8 +13248,8 @@
       <w:tblPr/>
       <w:tcPr>
         <w:tcBorders>
-          <w:left w:val="single" w:sz="4" w:space="0" w:color="FFFFFF"/>
-          <w:right w:val="single" w:sz="32" w:space="0" w:color="5FCAF3"/>
+          <w:left w:val="single" w:color="FFFFFF" w:sz="4" w:space="0"/>
+          <w:right w:val="single" w:color="5FCAF3" w:sz="32" w:space="0"/>
         </w:tcBorders>
       </w:tcPr>
     </w:tblStylePr>
@@ -13258,8 +13257,8 @@
       <w:tblPr/>
       <w:tcPr>
         <w:tcBorders>
-          <w:left w:val="single" w:sz="4" w:space="0" w:color="FFFFFF"/>
-          <w:right w:val="single" w:sz="4" w:space="0" w:color="FFFFFF"/>
+          <w:left w:val="single" w:color="FFFFFF" w:sz="4" w:space="0"/>
+          <w:right w:val="single" w:color="FFFFFF" w:sz="4" w:space="0"/>
         </w:tcBorders>
         <w:shd w:val="clear" w:color="5FCAF3" w:fill="5FCAF3"/>
       </w:tcPr>
@@ -13268,8 +13267,8 @@
       <w:tblPr/>
       <w:tcPr>
         <w:tcBorders>
-          <w:left w:val="single" w:sz="4" w:space="0" w:color="FFFFFF"/>
-          <w:right w:val="single" w:sz="4" w:space="0" w:color="FFFFFF"/>
+          <w:left w:val="single" w:color="FFFFFF" w:sz="4" w:space="0"/>
+          <w:right w:val="single" w:color="FFFFFF" w:sz="4" w:space="0"/>
         </w:tcBorders>
       </w:tcPr>
     </w:tblStylePr>
@@ -13277,8 +13276,8 @@
       <w:tblPr/>
       <w:tcPr>
         <w:tcBorders>
-          <w:top w:val="single" w:sz="4" w:space="0" w:color="FFFFFF"/>
-          <w:bottom w:val="single" w:sz="4" w:space="0" w:color="FFFFFF"/>
+          <w:top w:val="single" w:color="FFFFFF" w:sz="4" w:space="0"/>
+          <w:bottom w:val="single" w:color="FFFFFF" w:sz="4" w:space="0"/>
         </w:tcBorders>
         <w:shd w:val="clear" w:color="5FCAF3" w:fill="5FCAF3"/>
       </w:tcPr>
@@ -13287,8 +13286,8 @@
       <w:tblPr/>
       <w:tcPr>
         <w:tcBorders>
-          <w:top w:val="single" w:sz="4" w:space="0" w:color="FFFFFF"/>
-          <w:bottom w:val="single" w:sz="4" w:space="0" w:color="FFFFFF"/>
+          <w:top w:val="single" w:color="FFFFFF" w:sz="4" w:space="0"/>
+          <w:bottom w:val="single" w:color="FFFFFF" w:sz="4" w:space="0"/>
         </w:tcBorders>
         <w:shd w:val="clear" w:color="5FCAF3" w:fill="5FCAF3"/>
       </w:tcPr>
@@ -13302,10 +13301,10 @@
       <w:tblStyleRowBandSize w:val="1"/>
       <w:tblStyleColBandSize w:val="1"/>
       <w:tblBorders>
-        <w:top w:val="single" w:sz="32" w:space="0" w:color="D76CCB"/>
-        <w:left w:val="single" w:sz="32" w:space="0" w:color="D76CCB"/>
-        <w:bottom w:val="single" w:sz="32" w:space="0" w:color="D76CCB"/>
-        <w:right w:val="single" w:sz="32" w:space="0" w:color="D76CCB"/>
+        <w:top w:val="single" w:color="D76CCB" w:sz="32" w:space="0"/>
+        <w:left w:val="single" w:color="D76CCB" w:sz="32" w:space="0"/>
+        <w:bottom w:val="single" w:color="D76CCB" w:sz="32" w:space="0"/>
+        <w:right w:val="single" w:color="D76CCB" w:sz="32" w:space="0"/>
       </w:tblBorders>
       <w:shd w:val="clear" w:color="D76CCB" w:fill="D76CCB"/>
     </w:tblPr>
@@ -13319,8 +13318,8 @@
       <w:tblPr/>
       <w:tcPr>
         <w:tcBorders>
-          <w:top w:val="single" w:sz="32" w:space="0" w:color="D76CCB"/>
-          <w:bottom w:val="single" w:sz="12" w:space="0" w:color="FFFFFF"/>
+          <w:top w:val="single" w:color="D76CCB" w:sz="32" w:space="0"/>
+          <w:bottom w:val="single" w:color="FFFFFF" w:sz="12" w:space="0"/>
         </w:tcBorders>
         <w:shd w:val="clear" w:color="D76CCB" w:fill="D76CCB"/>
       </w:tcPr>
@@ -13343,8 +13342,8 @@
       <w:tblPr/>
       <w:tcPr>
         <w:tcBorders>
-          <w:left w:val="single" w:sz="32" w:space="0" w:color="D76CCB"/>
-          <w:right w:val="single" w:sz="4" w:space="0" w:color="FFFFFF"/>
+          <w:left w:val="single" w:color="D76CCB" w:sz="32" w:space="0"/>
+          <w:right w:val="single" w:color="FFFFFF" w:sz="4" w:space="0"/>
         </w:tcBorders>
       </w:tcPr>
     </w:tblStylePr>
@@ -13352,8 +13351,8 @@
       <w:tblPr/>
       <w:tcPr>
         <w:tcBorders>
-          <w:left w:val="single" w:sz="4" w:space="0" w:color="FFFFFF"/>
-          <w:right w:val="single" w:sz="32" w:space="0" w:color="D76CCB"/>
+          <w:left w:val="single" w:color="FFFFFF" w:sz="4" w:space="0"/>
+          <w:right w:val="single" w:color="D76CCB" w:sz="32" w:space="0"/>
         </w:tcBorders>
       </w:tcPr>
     </w:tblStylePr>
@@ -13361,8 +13360,8 @@
       <w:tblPr/>
       <w:tcPr>
         <w:tcBorders>
-          <w:left w:val="single" w:sz="4" w:space="0" w:color="FFFFFF"/>
-          <w:right w:val="single" w:sz="4" w:space="0" w:color="FFFFFF"/>
+          <w:left w:val="single" w:color="FFFFFF" w:sz="4" w:space="0"/>
+          <w:right w:val="single" w:color="FFFFFF" w:sz="4" w:space="0"/>
         </w:tcBorders>
         <w:shd w:val="clear" w:color="D76CCB" w:fill="D76CCB"/>
       </w:tcPr>
@@ -13371,8 +13370,8 @@
       <w:tblPr/>
       <w:tcPr>
         <w:tcBorders>
-          <w:left w:val="single" w:sz="4" w:space="0" w:color="FFFFFF"/>
-          <w:right w:val="single" w:sz="4" w:space="0" w:color="FFFFFF"/>
+          <w:left w:val="single" w:color="FFFFFF" w:sz="4" w:space="0"/>
+          <w:right w:val="single" w:color="FFFFFF" w:sz="4" w:space="0"/>
         </w:tcBorders>
       </w:tcPr>
     </w:tblStylePr>
@@ -13380,8 +13379,8 @@
       <w:tblPr/>
       <w:tcPr>
         <w:tcBorders>
-          <w:top w:val="single" w:sz="4" w:space="0" w:color="FFFFFF"/>
-          <w:bottom w:val="single" w:sz="4" w:space="0" w:color="FFFFFF"/>
+          <w:top w:val="single" w:color="FFFFFF" w:sz="4" w:space="0"/>
+          <w:bottom w:val="single" w:color="FFFFFF" w:sz="4" w:space="0"/>
         </w:tcBorders>
         <w:shd w:val="clear" w:color="D76CCB" w:fill="D76CCB"/>
       </w:tcPr>
@@ -13390,8 +13389,8 @@
       <w:tblPr/>
       <w:tcPr>
         <w:tcBorders>
-          <w:top w:val="single" w:sz="4" w:space="0" w:color="FFFFFF"/>
-          <w:bottom w:val="single" w:sz="4" w:space="0" w:color="FFFFFF"/>
+          <w:top w:val="single" w:color="FFFFFF" w:sz="4" w:space="0"/>
+          <w:bottom w:val="single" w:color="FFFFFF" w:sz="4" w:space="0"/>
         </w:tcBorders>
         <w:shd w:val="clear" w:color="D76CCB" w:fill="D76CCB"/>
       </w:tcPr>
@@ -13405,10 +13404,10 @@
       <w:tblStyleRowBandSize w:val="1"/>
       <w:tblStyleColBandSize w:val="1"/>
       <w:tblBorders>
-        <w:top w:val="single" w:sz="32" w:space="0" w:color="8ED873"/>
-        <w:left w:val="single" w:sz="32" w:space="0" w:color="8ED873"/>
-        <w:bottom w:val="single" w:sz="32" w:space="0" w:color="8ED873"/>
-        <w:right w:val="single" w:sz="32" w:space="0" w:color="8ED873"/>
+        <w:top w:val="single" w:color="8ED873" w:sz="32" w:space="0"/>
+        <w:left w:val="single" w:color="8ED873" w:sz="32" w:space="0"/>
+        <w:bottom w:val="single" w:color="8ED873" w:sz="32" w:space="0"/>
+        <w:right w:val="single" w:color="8ED873" w:sz="32" w:space="0"/>
       </w:tblBorders>
       <w:shd w:val="clear" w:color="8ED873" w:fill="8ED873"/>
     </w:tblPr>
@@ -13422,8 +13421,8 @@
       <w:tblPr/>
       <w:tcPr>
         <w:tcBorders>
-          <w:top w:val="single" w:sz="32" w:space="0" w:color="8ED873"/>
-          <w:bottom w:val="single" w:sz="12" w:space="0" w:color="FFFFFF"/>
+          <w:top w:val="single" w:color="8ED873" w:sz="32" w:space="0"/>
+          <w:bottom w:val="single" w:color="FFFFFF" w:sz="12" w:space="0"/>
         </w:tcBorders>
         <w:shd w:val="clear" w:color="8ED873" w:fill="8ED873"/>
       </w:tcPr>
@@ -13446,8 +13445,8 @@
       <w:tblPr/>
       <w:tcPr>
         <w:tcBorders>
-          <w:left w:val="single" w:sz="32" w:space="0" w:color="8ED873"/>
-          <w:right w:val="single" w:sz="4" w:space="0" w:color="FFFFFF"/>
+          <w:left w:val="single" w:color="8ED873" w:sz="32" w:space="0"/>
+          <w:right w:val="single" w:color="FFFFFF" w:sz="4" w:space="0"/>
         </w:tcBorders>
       </w:tcPr>
     </w:tblStylePr>
@@ -13455,8 +13454,8 @@
       <w:tblPr/>
       <w:tcPr>
         <w:tcBorders>
-          <w:left w:val="single" w:sz="4" w:space="0" w:color="FFFFFF"/>
-          <w:right w:val="single" w:sz="32" w:space="0" w:color="8ED873"/>
+          <w:left w:val="single" w:color="FFFFFF" w:sz="4" w:space="0"/>
+          <w:right w:val="single" w:color="8ED873" w:sz="32" w:space="0"/>
         </w:tcBorders>
       </w:tcPr>
     </w:tblStylePr>
@@ -13464,8 +13463,8 @@
       <w:tblPr/>
       <w:tcPr>
         <w:tcBorders>
-          <w:left w:val="single" w:sz="4" w:space="0" w:color="FFFFFF"/>
-          <w:right w:val="single" w:sz="4" w:space="0" w:color="FFFFFF"/>
+          <w:left w:val="single" w:color="FFFFFF" w:sz="4" w:space="0"/>
+          <w:right w:val="single" w:color="FFFFFF" w:sz="4" w:space="0"/>
         </w:tcBorders>
         <w:shd w:val="clear" w:color="8ED873" w:fill="8ED873"/>
       </w:tcPr>
@@ -13474,8 +13473,8 @@
       <w:tblPr/>
       <w:tcPr>
         <w:tcBorders>
-          <w:left w:val="single" w:sz="4" w:space="0" w:color="FFFFFF"/>
-          <w:right w:val="single" w:sz="4" w:space="0" w:color="FFFFFF"/>
+          <w:left w:val="single" w:color="FFFFFF" w:sz="4" w:space="0"/>
+          <w:right w:val="single" w:color="FFFFFF" w:sz="4" w:space="0"/>
         </w:tcBorders>
       </w:tcPr>
     </w:tblStylePr>
@@ -13483,8 +13482,8 @@
       <w:tblPr/>
       <w:tcPr>
         <w:tcBorders>
-          <w:top w:val="single" w:sz="4" w:space="0" w:color="FFFFFF"/>
-          <w:bottom w:val="single" w:sz="4" w:space="0" w:color="FFFFFF"/>
+          <w:top w:val="single" w:color="FFFFFF" w:sz="4" w:space="0"/>
+          <w:bottom w:val="single" w:color="FFFFFF" w:sz="4" w:space="0"/>
         </w:tcBorders>
         <w:shd w:val="clear" w:color="8ED873" w:fill="8ED873"/>
       </w:tcPr>
@@ -13493,8 +13492,8 @@
       <w:tblPr/>
       <w:tcPr>
         <w:tcBorders>
-          <w:top w:val="single" w:sz="4" w:space="0" w:color="FFFFFF"/>
-          <w:bottom w:val="single" w:sz="4" w:space="0" w:color="FFFFFF"/>
+          <w:top w:val="single" w:color="FFFFFF" w:sz="4" w:space="0"/>
+          <w:bottom w:val="single" w:color="FFFFFF" w:sz="4" w:space="0"/>
         </w:tcBorders>
         <w:shd w:val="clear" w:color="8ED873" w:fill="8ED873"/>
       </w:tcPr>
@@ -13508,8 +13507,8 @@
       <w:tblStyleRowBandSize w:val="1"/>
       <w:tblStyleColBandSize w:val="1"/>
       <w:tblBorders>
-        <w:top w:val="single" w:sz="4" w:space="0" w:color="7F7F7F"/>
-        <w:bottom w:val="single" w:sz="4" w:space="0" w:color="7F7F7F"/>
+        <w:top w:val="single" w:color="7F7F7F" w:sz="4" w:space="0"/>
+        <w:bottom w:val="single" w:color="7F7F7F" w:sz="4" w:space="0"/>
       </w:tblBorders>
     </w:tblPr>
     <w:tblStylePr w:type="firstRow">
@@ -13520,7 +13519,7 @@
       <w:tblPr/>
       <w:tcPr>
         <w:tcBorders>
-          <w:bottom w:val="single" w:sz="4" w:space="0" w:color="7F7F7F"/>
+          <w:bottom w:val="single" w:color="7F7F7F" w:sz="4" w:space="0"/>
         </w:tcBorders>
       </w:tcPr>
     </w:tblStylePr>
@@ -13532,7 +13531,7 @@
       <w:tblPr/>
       <w:tcPr>
         <w:tcBorders>
-          <w:top w:val="single" w:sz="4" w:space="0" w:color="7F7F7F"/>
+          <w:top w:val="single" w:color="7F7F7F" w:sz="4" w:space="0"/>
         </w:tcBorders>
       </w:tcPr>
     </w:tblStylePr>
@@ -13581,8 +13580,8 @@
       <w:tblStyleRowBandSize w:val="1"/>
       <w:tblStyleColBandSize w:val="1"/>
       <w:tblBorders>
-        <w:top w:val="single" w:sz="4" w:space="0" w:color="156082"/>
-        <w:bottom w:val="single" w:sz="4" w:space="0" w:color="156082"/>
+        <w:top w:val="single" w:color="156082" w:sz="4" w:space="0"/>
+        <w:bottom w:val="single" w:color="156082" w:sz="4" w:space="0"/>
       </w:tblBorders>
     </w:tblPr>
     <w:tblStylePr w:type="firstRow">
@@ -13593,7 +13592,7 @@
       <w:tblPr/>
       <w:tcPr>
         <w:tcBorders>
-          <w:bottom w:val="single" w:sz="4" w:space="0" w:color="156082"/>
+          <w:bottom w:val="single" w:color="156082" w:sz="4" w:space="0"/>
         </w:tcBorders>
       </w:tcPr>
     </w:tblStylePr>
@@ -13605,7 +13604,7 @@
       <w:tblPr/>
       <w:tcPr>
         <w:tcBorders>
-          <w:top w:val="single" w:sz="4" w:space="0" w:color="156082"/>
+          <w:top w:val="single" w:color="156082" w:sz="4" w:space="0"/>
         </w:tcBorders>
       </w:tcPr>
     </w:tblStylePr>
@@ -13654,8 +13653,8 @@
       <w:tblStyleRowBandSize w:val="1"/>
       <w:tblStyleColBandSize w:val="1"/>
       <w:tblBorders>
-        <w:top w:val="single" w:sz="4" w:space="0" w:color="F2AA85"/>
-        <w:bottom w:val="single" w:sz="4" w:space="0" w:color="F2AA85"/>
+        <w:top w:val="single" w:color="F2AA85" w:sz="4" w:space="0"/>
+        <w:bottom w:val="single" w:color="F2AA85" w:sz="4" w:space="0"/>
       </w:tblBorders>
     </w:tblPr>
     <w:tblStylePr w:type="firstRow">
@@ -13666,7 +13665,7 @@
       <w:tblPr/>
       <w:tcPr>
         <w:tcBorders>
-          <w:bottom w:val="single" w:sz="4" w:space="0" w:color="F2AA85"/>
+          <w:bottom w:val="single" w:color="F2AA85" w:sz="4" w:space="0"/>
         </w:tcBorders>
       </w:tcPr>
     </w:tblStylePr>
@@ -13678,7 +13677,7 @@
       <w:tblPr/>
       <w:tcPr>
         <w:tcBorders>
-          <w:top w:val="single" w:sz="4" w:space="0" w:color="F2AA85"/>
+          <w:top w:val="single" w:color="F2AA85" w:sz="4" w:space="0"/>
         </w:tcBorders>
       </w:tcPr>
     </w:tblStylePr>
@@ -13727,8 +13726,8 @@
       <w:tblStyleRowBandSize w:val="1"/>
       <w:tblStyleColBandSize w:val="1"/>
       <w:tblBorders>
-        <w:top w:val="single" w:sz="4" w:space="0" w:color="48D45B"/>
-        <w:bottom w:val="single" w:sz="4" w:space="0" w:color="48D45B"/>
+        <w:top w:val="single" w:color="48D45B" w:sz="4" w:space="0"/>
+        <w:bottom w:val="single" w:color="48D45B" w:sz="4" w:space="0"/>
       </w:tblBorders>
     </w:tblPr>
     <w:tblStylePr w:type="firstRow">
@@ -13739,7 +13738,7 @@
       <w:tblPr/>
       <w:tcPr>
         <w:tcBorders>
-          <w:bottom w:val="single" w:sz="4" w:space="0" w:color="48D45B"/>
+          <w:bottom w:val="single" w:color="48D45B" w:sz="4" w:space="0"/>
         </w:tcBorders>
       </w:tcPr>
     </w:tblStylePr>
@@ -13751,7 +13750,7 @@
       <w:tblPr/>
       <w:tcPr>
         <w:tcBorders>
-          <w:top w:val="single" w:sz="4" w:space="0" w:color="48D45B"/>
+          <w:top w:val="single" w:color="48D45B" w:sz="4" w:space="0"/>
         </w:tcBorders>
       </w:tcPr>
     </w:tblStylePr>
@@ -13800,8 +13799,8 @@
       <w:tblStyleRowBandSize w:val="1"/>
       <w:tblStyleColBandSize w:val="1"/>
       <w:tblBorders>
-        <w:top w:val="single" w:sz="4" w:space="0" w:color="5FCAF3"/>
-        <w:bottom w:val="single" w:sz="4" w:space="0" w:color="5FCAF3"/>
+        <w:top w:val="single" w:color="5FCAF3" w:sz="4" w:space="0"/>
+        <w:bottom w:val="single" w:color="5FCAF3" w:sz="4" w:space="0"/>
       </w:tblBorders>
     </w:tblPr>
     <w:tblStylePr w:type="firstRow">
@@ -13812,7 +13811,7 @@
       <w:tblPr/>
       <w:tcPr>
         <w:tcBorders>
-          <w:bottom w:val="single" w:sz="4" w:space="0" w:color="5FCAF3"/>
+          <w:bottom w:val="single" w:color="5FCAF3" w:sz="4" w:space="0"/>
         </w:tcBorders>
       </w:tcPr>
     </w:tblStylePr>
@@ -13824,7 +13823,7 @@
       <w:tblPr/>
       <w:tcPr>
         <w:tcBorders>
-          <w:top w:val="single" w:sz="4" w:space="0" w:color="5FCAF3"/>
+          <w:top w:val="single" w:color="5FCAF3" w:sz="4" w:space="0"/>
         </w:tcBorders>
       </w:tcPr>
     </w:tblStylePr>
@@ -13873,8 +13872,8 @@
       <w:tblStyleRowBandSize w:val="1"/>
       <w:tblStyleColBandSize w:val="1"/>
       <w:tblBorders>
-        <w:top w:val="single" w:sz="4" w:space="0" w:color="D76CCB"/>
-        <w:bottom w:val="single" w:sz="4" w:space="0" w:color="D76CCB"/>
+        <w:top w:val="single" w:color="D76CCB" w:sz="4" w:space="0"/>
+        <w:bottom w:val="single" w:color="D76CCB" w:sz="4" w:space="0"/>
       </w:tblBorders>
     </w:tblPr>
     <w:tblStylePr w:type="firstRow">
@@ -13885,7 +13884,7 @@
       <w:tblPr/>
       <w:tcPr>
         <w:tcBorders>
-          <w:bottom w:val="single" w:sz="4" w:space="0" w:color="D76CCB"/>
+          <w:bottom w:val="single" w:color="D76CCB" w:sz="4" w:space="0"/>
         </w:tcBorders>
       </w:tcPr>
     </w:tblStylePr>
@@ -13897,7 +13896,7 @@
       <w:tblPr/>
       <w:tcPr>
         <w:tcBorders>
-          <w:top w:val="single" w:sz="4" w:space="0" w:color="D76CCB"/>
+          <w:top w:val="single" w:color="D76CCB" w:sz="4" w:space="0"/>
         </w:tcBorders>
       </w:tcPr>
     </w:tblStylePr>
@@ -13946,8 +13945,8 @@
       <w:tblStyleRowBandSize w:val="1"/>
       <w:tblStyleColBandSize w:val="1"/>
       <w:tblBorders>
-        <w:top w:val="single" w:sz="4" w:space="0" w:color="8ED873"/>
-        <w:bottom w:val="single" w:sz="4" w:space="0" w:color="8ED873"/>
+        <w:top w:val="single" w:color="8ED873" w:sz="4" w:space="0"/>
+        <w:bottom w:val="single" w:color="8ED873" w:sz="4" w:space="0"/>
       </w:tblBorders>
     </w:tblPr>
     <w:tblStylePr w:type="firstRow">
@@ -13958,7 +13957,7 @@
       <w:tblPr/>
       <w:tcPr>
         <w:tcBorders>
-          <w:bottom w:val="single" w:sz="4" w:space="0" w:color="8ED873"/>
+          <w:bottom w:val="single" w:color="8ED873" w:sz="4" w:space="0"/>
         </w:tcBorders>
       </w:tcPr>
     </w:tblStylePr>
@@ -13970,7 +13969,7 @@
       <w:tblPr/>
       <w:tcPr>
         <w:tcBorders>
-          <w:top w:val="single" w:sz="4" w:space="0" w:color="8ED873"/>
+          <w:top w:val="single" w:color="8ED873" w:sz="4" w:space="0"/>
         </w:tcBorders>
       </w:tcPr>
     </w:tblStylePr>
@@ -14019,7 +14018,7 @@
       <w:tblStyleRowBandSize w:val="1"/>
       <w:tblStyleColBandSize w:val="1"/>
       <w:tblBorders>
-        <w:right w:val="single" w:sz="4" w:space="0" w:color="7F7F7F"/>
+        <w:right w:val="single" w:color="7F7F7F" w:sz="4" w:space="0"/>
       </w:tblBorders>
     </w:tblPr>
     <w:tblStylePr w:type="firstRow">
@@ -14032,10 +14031,10 @@
       <w:tblPr/>
       <w:tcPr>
         <w:tcBorders>
-          <w:top w:val="none" w:sz="4" w:space="0" w:color="000000"/>
-          <w:left w:val="none" w:sz="4" w:space="0" w:color="000000"/>
-          <w:bottom w:val="single" w:sz="4" w:space="0" w:color="7F7F7F"/>
-          <w:right w:val="none" w:sz="4" w:space="0" w:color="000000"/>
+          <w:top w:val="none" w:color="000000" w:sz="4" w:space="0"/>
+          <w:left w:val="none" w:color="000000" w:sz="4" w:space="0"/>
+          <w:bottom w:val="single" w:color="7F7F7F" w:sz="4" w:space="0"/>
+          <w:right w:val="none" w:color="000000" w:sz="4" w:space="0"/>
         </w:tcBorders>
         <w:shd w:val="clear" w:color="FFFFFF" w:fill="FFFFFF"/>
       </w:tcPr>
@@ -14050,10 +14049,10 @@
       <w:tblPr/>
       <w:tcPr>
         <w:tcBorders>
-          <w:top w:val="single" w:sz="4" w:space="0" w:color="7F7F7F"/>
-          <w:left w:val="none" w:sz="4" w:space="0" w:color="000000"/>
-          <w:bottom w:val="none" w:sz="4" w:space="0" w:color="000000"/>
-          <w:right w:val="none" w:sz="4" w:space="0" w:color="000000"/>
+          <w:top w:val="single" w:color="7F7F7F" w:sz="4" w:space="0"/>
+          <w:left w:val="none" w:color="000000" w:sz="4" w:space="0"/>
+          <w:bottom w:val="none" w:color="000000" w:sz="4" w:space="0"/>
+          <w:right w:val="none" w:color="000000" w:sz="4" w:space="0"/>
         </w:tcBorders>
         <w:shd w:val="clear" w:color="FFFFFF" w:fill="FFFFFF"/>
       </w:tcPr>
@@ -14071,10 +14070,10 @@
       <w:tblPr/>
       <w:tcPr>
         <w:tcBorders>
-          <w:top w:val="none" w:sz="4" w:space="0" w:color="000000"/>
-          <w:left w:val="none" w:sz="4" w:space="0" w:color="000000"/>
-          <w:bottom w:val="none" w:sz="4" w:space="0" w:color="000000"/>
-          <w:right w:val="single" w:sz="4" w:space="0" w:color="7F7F7F"/>
+          <w:top w:val="none" w:color="000000" w:sz="4" w:space="0"/>
+          <w:left w:val="none" w:color="000000" w:sz="4" w:space="0"/>
+          <w:bottom w:val="none" w:color="000000" w:sz="4" w:space="0"/>
+          <w:right w:val="single" w:color="7F7F7F" w:sz="4" w:space="0"/>
         </w:tcBorders>
         <w:shd w:val="clear" w:color="FFFFFF" w:fill="auto"/>
       </w:tcPr>
@@ -14089,10 +14088,10 @@
       <w:tblPr/>
       <w:tcPr>
         <w:tcBorders>
-          <w:top w:val="none" w:sz="4" w:space="0" w:color="000000"/>
-          <w:left w:val="single" w:sz="4" w:space="0" w:color="7F7F7F"/>
-          <w:bottom w:val="none" w:sz="4" w:space="0" w:color="000000"/>
-          <w:right w:val="none" w:sz="4" w:space="0" w:color="000000"/>
+          <w:top w:val="none" w:color="000000" w:sz="4" w:space="0"/>
+          <w:left w:val="single" w:color="7F7F7F" w:sz="4" w:space="0"/>
+          <w:bottom w:val="none" w:color="000000" w:sz="4" w:space="0"/>
+          <w:right w:val="none" w:color="000000" w:sz="4" w:space="0"/>
         </w:tcBorders>
         <w:shd w:val="clear" w:color="FFFFFF" w:fill="auto"/>
       </w:tcPr>
@@ -14130,7 +14129,7 @@
       <w:tblStyleRowBandSize w:val="1"/>
       <w:tblStyleColBandSize w:val="1"/>
       <w:tblBorders>
-        <w:right w:val="single" w:sz="4" w:space="0" w:color="156082"/>
+        <w:right w:val="single" w:color="156082" w:sz="4" w:space="0"/>
       </w:tblBorders>
     </w:tblPr>
     <w:tblStylePr w:type="firstRow">
@@ -14143,10 +14142,10 @@
       <w:tblPr/>
       <w:tcPr>
         <w:tcBorders>
-          <w:top w:val="none" w:sz="4" w:space="0" w:color="000000"/>
-          <w:left w:val="none" w:sz="4" w:space="0" w:color="000000"/>
-          <w:bottom w:val="single" w:sz="4" w:space="0" w:color="156082"/>
-          <w:right w:val="none" w:sz="4" w:space="0" w:color="000000"/>
+          <w:top w:val="none" w:color="000000" w:sz="4" w:space="0"/>
+          <w:left w:val="none" w:color="000000" w:sz="4" w:space="0"/>
+          <w:bottom w:val="single" w:color="156082" w:sz="4" w:space="0"/>
+          <w:right w:val="none" w:color="000000" w:sz="4" w:space="0"/>
         </w:tcBorders>
         <w:shd w:val="clear" w:color="FFFFFF" w:fill="FFFFFF"/>
       </w:tcPr>
@@ -14161,10 +14160,10 @@
       <w:tblPr/>
       <w:tcPr>
         <w:tcBorders>
-          <w:top w:val="single" w:sz="4" w:space="0" w:color="156082"/>
-          <w:left w:val="none" w:sz="4" w:space="0" w:color="000000"/>
-          <w:bottom w:val="none" w:sz="4" w:space="0" w:color="000000"/>
-          <w:right w:val="none" w:sz="4" w:space="0" w:color="000000"/>
+          <w:top w:val="single" w:color="156082" w:sz="4" w:space="0"/>
+          <w:left w:val="none" w:color="000000" w:sz="4" w:space="0"/>
+          <w:bottom w:val="none" w:color="000000" w:sz="4" w:space="0"/>
+          <w:right w:val="none" w:color="000000" w:sz="4" w:space="0"/>
         </w:tcBorders>
         <w:shd w:val="clear" w:color="FFFFFF" w:fill="FFFFFF"/>
       </w:tcPr>
@@ -14182,10 +14181,10 @@
       <w:tblPr/>
       <w:tcPr>
         <w:tcBorders>
-          <w:top w:val="none" w:sz="4" w:space="0" w:color="000000"/>
-          <w:left w:val="none" w:sz="4" w:space="0" w:color="000000"/>
-          <w:bottom w:val="none" w:sz="4" w:space="0" w:color="000000"/>
-          <w:right w:val="single" w:sz="4" w:space="0" w:color="156082"/>
+          <w:top w:val="none" w:color="000000" w:sz="4" w:space="0"/>
+          <w:left w:val="none" w:color="000000" w:sz="4" w:space="0"/>
+          <w:bottom w:val="none" w:color="000000" w:sz="4" w:space="0"/>
+          <w:right w:val="single" w:color="156082" w:sz="4" w:space="0"/>
         </w:tcBorders>
         <w:shd w:val="clear" w:color="FFFFFF" w:fill="auto"/>
       </w:tcPr>
@@ -14200,10 +14199,10 @@
       <w:tblPr/>
       <w:tcPr>
         <w:tcBorders>
-          <w:top w:val="none" w:sz="4" w:space="0" w:color="000000"/>
-          <w:left w:val="single" w:sz="4" w:space="0" w:color="156082"/>
-          <w:bottom w:val="none" w:sz="4" w:space="0" w:color="000000"/>
-          <w:right w:val="none" w:sz="4" w:space="0" w:color="000000"/>
+          <w:top w:val="none" w:color="000000" w:sz="4" w:space="0"/>
+          <w:left w:val="single" w:color="156082" w:sz="4" w:space="0"/>
+          <w:bottom w:val="none" w:color="000000" w:sz="4" w:space="0"/>
+          <w:right w:val="none" w:color="000000" w:sz="4" w:space="0"/>
         </w:tcBorders>
         <w:shd w:val="clear" w:color="FFFFFF" w:fill="auto"/>
       </w:tcPr>
@@ -14241,7 +14240,7 @@
       <w:tblStyleRowBandSize w:val="1"/>
       <w:tblStyleColBandSize w:val="1"/>
       <w:tblBorders>
-        <w:right w:val="single" w:sz="4" w:space="0" w:color="F2AA85"/>
+        <w:right w:val="single" w:color="F2AA85" w:sz="4" w:space="0"/>
       </w:tblBorders>
     </w:tblPr>
     <w:tblStylePr w:type="firstRow">
@@ -14254,10 +14253,10 @@
       <w:tblPr/>
       <w:tcPr>
         <w:tcBorders>
-          <w:top w:val="none" w:sz="4" w:space="0" w:color="000000"/>
-          <w:left w:val="none" w:sz="4" w:space="0" w:color="000000"/>
-          <w:bottom w:val="single" w:sz="4" w:space="0" w:color="F2AA85"/>
-          <w:right w:val="none" w:sz="4" w:space="0" w:color="000000"/>
+          <w:top w:val="none" w:color="000000" w:sz="4" w:space="0"/>
+          <w:left w:val="none" w:color="000000" w:sz="4" w:space="0"/>
+          <w:bottom w:val="single" w:color="F2AA85" w:sz="4" w:space="0"/>
+          <w:right w:val="none" w:color="000000" w:sz="4" w:space="0"/>
         </w:tcBorders>
         <w:shd w:val="clear" w:color="FFFFFF" w:fill="FFFFFF"/>
       </w:tcPr>
@@ -14272,10 +14271,10 @@
       <w:tblPr/>
       <w:tcPr>
         <w:tcBorders>
-          <w:top w:val="single" w:sz="4" w:space="0" w:color="F2AA85"/>
-          <w:left w:val="none" w:sz="4" w:space="0" w:color="000000"/>
-          <w:bottom w:val="none" w:sz="4" w:space="0" w:color="000000"/>
-          <w:right w:val="none" w:sz="4" w:space="0" w:color="000000"/>
+          <w:top w:val="single" w:color="F2AA85" w:sz="4" w:space="0"/>
+          <w:left w:val="none" w:color="000000" w:sz="4" w:space="0"/>
+          <w:bottom w:val="none" w:color="000000" w:sz="4" w:space="0"/>
+          <w:right w:val="none" w:color="000000" w:sz="4" w:space="0"/>
         </w:tcBorders>
         <w:shd w:val="clear" w:color="FFFFFF" w:fill="FFFFFF"/>
       </w:tcPr>
@@ -14293,10 +14292,10 @@
       <w:tblPr/>
       <w:tcPr>
         <w:tcBorders>
-          <w:top w:val="none" w:sz="4" w:space="0" w:color="000000"/>
-          <w:left w:val="none" w:sz="4" w:space="0" w:color="000000"/>
-          <w:bottom w:val="none" w:sz="4" w:space="0" w:color="000000"/>
-          <w:right w:val="single" w:sz="4" w:space="0" w:color="F2AA85"/>
+          <w:top w:val="none" w:color="000000" w:sz="4" w:space="0"/>
+          <w:left w:val="none" w:color="000000" w:sz="4" w:space="0"/>
+          <w:bottom w:val="none" w:color="000000" w:sz="4" w:space="0"/>
+          <w:right w:val="single" w:color="F2AA85" w:sz="4" w:space="0"/>
         </w:tcBorders>
         <w:shd w:val="clear" w:color="FFFFFF" w:fill="auto"/>
       </w:tcPr>
@@ -14311,10 +14310,10 @@
       <w:tblPr/>
       <w:tcPr>
         <w:tcBorders>
-          <w:top w:val="none" w:sz="4" w:space="0" w:color="000000"/>
-          <w:left w:val="single" w:sz="4" w:space="0" w:color="F2AA85"/>
-          <w:bottom w:val="none" w:sz="4" w:space="0" w:color="000000"/>
-          <w:right w:val="none" w:sz="4" w:space="0" w:color="000000"/>
+          <w:top w:val="none" w:color="000000" w:sz="4" w:space="0"/>
+          <w:left w:val="single" w:color="F2AA85" w:sz="4" w:space="0"/>
+          <w:bottom w:val="none" w:color="000000" w:sz="4" w:space="0"/>
+          <w:right w:val="none" w:color="000000" w:sz="4" w:space="0"/>
         </w:tcBorders>
         <w:shd w:val="clear" w:color="FFFFFF" w:fill="auto"/>
       </w:tcPr>
@@ -14352,7 +14351,7 @@
       <w:tblStyleRowBandSize w:val="1"/>
       <w:tblStyleColBandSize w:val="1"/>
       <w:tblBorders>
-        <w:right w:val="single" w:sz="4" w:space="0" w:color="48D45B"/>
+        <w:right w:val="single" w:color="48D45B" w:sz="4" w:space="0"/>
       </w:tblBorders>
     </w:tblPr>
     <w:tblStylePr w:type="firstRow">
@@ -14365,10 +14364,10 @@
       <w:tblPr/>
       <w:tcPr>
         <w:tcBorders>
-          <w:top w:val="none" w:sz="4" w:space="0" w:color="000000"/>
-          <w:left w:val="none" w:sz="4" w:space="0" w:color="000000"/>
-          <w:bottom w:val="single" w:sz="4" w:space="0" w:color="48D45B"/>
-          <w:right w:val="none" w:sz="4" w:space="0" w:color="000000"/>
+          <w:top w:val="none" w:color="000000" w:sz="4" w:space="0"/>
+          <w:left w:val="none" w:color="000000" w:sz="4" w:space="0"/>
+          <w:bottom w:val="single" w:color="48D45B" w:sz="4" w:space="0"/>
+          <w:right w:val="none" w:color="000000" w:sz="4" w:space="0"/>
         </w:tcBorders>
         <w:shd w:val="clear" w:color="FFFFFF" w:fill="FFFFFF"/>
       </w:tcPr>
@@ -14383,10 +14382,10 @@
       <w:tblPr/>
       <w:tcPr>
         <w:tcBorders>
-          <w:top w:val="single" w:sz="4" w:space="0" w:color="48D45B"/>
-          <w:left w:val="none" w:sz="4" w:space="0" w:color="000000"/>
-          <w:bottom w:val="none" w:sz="4" w:space="0" w:color="000000"/>
-          <w:right w:val="none" w:sz="4" w:space="0" w:color="000000"/>
+          <w:top w:val="single" w:color="48D45B" w:sz="4" w:space="0"/>
+          <w:left w:val="none" w:color="000000" w:sz="4" w:space="0"/>
+          <w:bottom w:val="none" w:color="000000" w:sz="4" w:space="0"/>
+          <w:right w:val="none" w:color="000000" w:sz="4" w:space="0"/>
         </w:tcBorders>
         <w:shd w:val="clear" w:color="FFFFFF" w:fill="FFFFFF"/>
       </w:tcPr>
@@ -14404,10 +14403,10 @@
       <w:tblPr/>
       <w:tcPr>
         <w:tcBorders>
-          <w:top w:val="none" w:sz="4" w:space="0" w:color="000000"/>
-          <w:left w:val="none" w:sz="4" w:space="0" w:color="000000"/>
-          <w:bottom w:val="none" w:sz="4" w:space="0" w:color="000000"/>
-          <w:right w:val="single" w:sz="4" w:space="0" w:color="48D45B"/>
+          <w:top w:val="none" w:color="000000" w:sz="4" w:space="0"/>
+          <w:left w:val="none" w:color="000000" w:sz="4" w:space="0"/>
+          <w:bottom w:val="none" w:color="000000" w:sz="4" w:space="0"/>
+          <w:right w:val="single" w:color="48D45B" w:sz="4" w:space="0"/>
         </w:tcBorders>
         <w:shd w:val="clear" w:color="FFFFFF" w:fill="auto"/>
       </w:tcPr>
@@ -14422,10 +14421,10 @@
       <w:tblPr/>
       <w:tcPr>
         <w:tcBorders>
-          <w:top w:val="none" w:sz="4" w:space="0" w:color="000000"/>
-          <w:left w:val="single" w:sz="4" w:space="0" w:color="48D45B"/>
-          <w:bottom w:val="none" w:sz="4" w:space="0" w:color="000000"/>
-          <w:right w:val="none" w:sz="4" w:space="0" w:color="000000"/>
+          <w:top w:val="none" w:color="000000" w:sz="4" w:space="0"/>
+          <w:left w:val="single" w:color="48D45B" w:sz="4" w:space="0"/>
+          <w:bottom w:val="none" w:color="000000" w:sz="4" w:space="0"/>
+          <w:right w:val="none" w:color="000000" w:sz="4" w:space="0"/>
         </w:tcBorders>
         <w:shd w:val="clear" w:color="FFFFFF" w:fill="auto"/>
       </w:tcPr>
@@ -14463,7 +14462,7 @@
       <w:tblStyleRowBandSize w:val="1"/>
       <w:tblStyleColBandSize w:val="1"/>
       <w:tblBorders>
-        <w:right w:val="single" w:sz="4" w:space="0" w:color="5FCAF3"/>
+        <w:right w:val="single" w:color="5FCAF3" w:sz="4" w:space="0"/>
       </w:tblBorders>
     </w:tblPr>
     <w:tblStylePr w:type="firstRow">
@@ -14476,10 +14475,10 @@
       <w:tblPr/>
       <w:tcPr>
         <w:tcBorders>
-          <w:top w:val="none" w:sz="4" w:space="0" w:color="000000"/>
-          <w:left w:val="none" w:sz="4" w:space="0" w:color="000000"/>
-          <w:bottom w:val="single" w:sz="4" w:space="0" w:color="5FCAF3"/>
-          <w:right w:val="none" w:sz="4" w:space="0" w:color="000000"/>
+          <w:top w:val="none" w:color="000000" w:sz="4" w:space="0"/>
+          <w:left w:val="none" w:color="000000" w:sz="4" w:space="0"/>
+          <w:bottom w:val="single" w:color="5FCAF3" w:sz="4" w:space="0"/>
+          <w:right w:val="none" w:color="000000" w:sz="4" w:space="0"/>
         </w:tcBorders>
         <w:shd w:val="clear" w:color="FFFFFF" w:fill="FFFFFF"/>
       </w:tcPr>
@@ -14494,10 +14493,10 @@
       <w:tblPr/>
       <w:tcPr>
         <w:tcBorders>
-          <w:top w:val="single" w:sz="4" w:space="0" w:color="5FCAF3"/>
-          <w:left w:val="none" w:sz="4" w:space="0" w:color="000000"/>
-          <w:bottom w:val="none" w:sz="4" w:space="0" w:color="000000"/>
-          <w:right w:val="none" w:sz="4" w:space="0" w:color="000000"/>
+          <w:top w:val="single" w:color="5FCAF3" w:sz="4" w:space="0"/>
+          <w:left w:val="none" w:color="000000" w:sz="4" w:space="0"/>
+          <w:bottom w:val="none" w:color="000000" w:sz="4" w:space="0"/>
+          <w:right w:val="none" w:color="000000" w:sz="4" w:space="0"/>
         </w:tcBorders>
         <w:shd w:val="clear" w:color="FFFFFF" w:fill="FFFFFF"/>
       </w:tcPr>
@@ -14515,10 +14514,10 @@
       <w:tblPr/>
       <w:tcPr>
         <w:tcBorders>
-          <w:top w:val="none" w:sz="4" w:space="0" w:color="000000"/>
-          <w:left w:val="none" w:sz="4" w:space="0" w:color="000000"/>
-          <w:bottom w:val="none" w:sz="4" w:space="0" w:color="000000"/>
-          <w:right w:val="single" w:sz="4" w:space="0" w:color="5FCAF3"/>
+          <w:top w:val="none" w:color="000000" w:sz="4" w:space="0"/>
+          <w:left w:val="none" w:color="000000" w:sz="4" w:space="0"/>
+          <w:bottom w:val="none" w:color="000000" w:sz="4" w:space="0"/>
+          <w:right w:val="single" w:color="5FCAF3" w:sz="4" w:space="0"/>
         </w:tcBorders>
         <w:shd w:val="clear" w:color="FFFFFF" w:fill="auto"/>
       </w:tcPr>
@@ -14533,10 +14532,10 @@
       <w:tblPr/>
       <w:tcPr>
         <w:tcBorders>
-          <w:top w:val="none" w:sz="4" w:space="0" w:color="000000"/>
-          <w:left w:val="single" w:sz="4" w:space="0" w:color="5FCAF3"/>
-          <w:bottom w:val="none" w:sz="4" w:space="0" w:color="000000"/>
-          <w:right w:val="none" w:sz="4" w:space="0" w:color="000000"/>
+          <w:top w:val="none" w:color="000000" w:sz="4" w:space="0"/>
+          <w:left w:val="single" w:color="5FCAF3" w:sz="4" w:space="0"/>
+          <w:bottom w:val="none" w:color="000000" w:sz="4" w:space="0"/>
+          <w:right w:val="none" w:color="000000" w:sz="4" w:space="0"/>
         </w:tcBorders>
         <w:shd w:val="clear" w:color="FFFFFF" w:fill="auto"/>
       </w:tcPr>
@@ -14574,7 +14573,7 @@
       <w:tblStyleRowBandSize w:val="1"/>
       <w:tblStyleColBandSize w:val="1"/>
       <w:tblBorders>
-        <w:right w:val="single" w:sz="4" w:space="0" w:color="D76CCB"/>
+        <w:right w:val="single" w:color="D76CCB" w:sz="4" w:space="0"/>
       </w:tblBorders>
     </w:tblPr>
     <w:tblStylePr w:type="firstRow">
@@ -14587,10 +14586,10 @@
       <w:tblPr/>
       <w:tcPr>
         <w:tcBorders>
-          <w:top w:val="none" w:sz="4" w:space="0" w:color="000000"/>
-          <w:left w:val="none" w:sz="4" w:space="0" w:color="000000"/>
-          <w:bottom w:val="single" w:sz="4" w:space="0" w:color="D76CCB"/>
-          <w:right w:val="none" w:sz="4" w:space="0" w:color="000000"/>
+          <w:top w:val="none" w:color="000000" w:sz="4" w:space="0"/>
+          <w:left w:val="none" w:color="000000" w:sz="4" w:space="0"/>
+          <w:bottom w:val="single" w:color="D76CCB" w:sz="4" w:space="0"/>
+          <w:right w:val="none" w:color="000000" w:sz="4" w:space="0"/>
         </w:tcBorders>
         <w:shd w:val="clear" w:color="FFFFFF" w:fill="FFFFFF"/>
       </w:tcPr>
@@ -14605,10 +14604,10 @@
       <w:tblPr/>
       <w:tcPr>
         <w:tcBorders>
-          <w:top w:val="single" w:sz="4" w:space="0" w:color="D76CCB"/>
-          <w:left w:val="none" w:sz="4" w:space="0" w:color="000000"/>
-          <w:bottom w:val="none" w:sz="4" w:space="0" w:color="000000"/>
-          <w:right w:val="none" w:sz="4" w:space="0" w:color="000000"/>
+          <w:top w:val="single" w:color="D76CCB" w:sz="4" w:space="0"/>
+          <w:left w:val="none" w:color="000000" w:sz="4" w:space="0"/>
+          <w:bottom w:val="none" w:color="000000" w:sz="4" w:space="0"/>
+          <w:right w:val="none" w:color="000000" w:sz="4" w:space="0"/>
         </w:tcBorders>
         <w:shd w:val="clear" w:color="FFFFFF" w:fill="FFFFFF"/>
       </w:tcPr>
@@ -14626,10 +14625,10 @@
       <w:tblPr/>
       <w:tcPr>
         <w:tcBorders>
-          <w:top w:val="none" w:sz="4" w:space="0" w:color="000000"/>
-          <w:left w:val="none" w:sz="4" w:space="0" w:color="000000"/>
-          <w:bottom w:val="none" w:sz="4" w:space="0" w:color="000000"/>
-          <w:right w:val="single" w:sz="4" w:space="0" w:color="D76CCB"/>
+          <w:top w:val="none" w:color="000000" w:sz="4" w:space="0"/>
+          <w:left w:val="none" w:color="000000" w:sz="4" w:space="0"/>
+          <w:bottom w:val="none" w:color="000000" w:sz="4" w:space="0"/>
+          <w:right w:val="single" w:color="D76CCB" w:sz="4" w:space="0"/>
         </w:tcBorders>
         <w:shd w:val="clear" w:color="FFFFFF" w:fill="auto"/>
       </w:tcPr>
@@ -14644,10 +14643,10 @@
       <w:tblPr/>
       <w:tcPr>
         <w:tcBorders>
-          <w:top w:val="none" w:sz="4" w:space="0" w:color="000000"/>
-          <w:left w:val="single" w:sz="4" w:space="0" w:color="D76CCB"/>
-          <w:bottom w:val="none" w:sz="4" w:space="0" w:color="000000"/>
-          <w:right w:val="none" w:sz="4" w:space="0" w:color="000000"/>
+          <w:top w:val="none" w:color="000000" w:sz="4" w:space="0"/>
+          <w:left w:val="single" w:color="D76CCB" w:sz="4" w:space="0"/>
+          <w:bottom w:val="none" w:color="000000" w:sz="4" w:space="0"/>
+          <w:right w:val="none" w:color="000000" w:sz="4" w:space="0"/>
         </w:tcBorders>
         <w:shd w:val="clear" w:color="FFFFFF" w:fill="auto"/>
       </w:tcPr>
@@ -14685,7 +14684,7 @@
       <w:tblStyleRowBandSize w:val="1"/>
       <w:tblStyleColBandSize w:val="1"/>
       <w:tblBorders>
-        <w:right w:val="single" w:sz="4" w:space="0" w:color="8ED873"/>
+        <w:right w:val="single" w:color="8ED873" w:sz="4" w:space="0"/>
       </w:tblBorders>
     </w:tblPr>
     <w:tblStylePr w:type="firstRow">
@@ -14698,10 +14697,10 @@
       <w:tblPr/>
       <w:tcPr>
         <w:tcBorders>
-          <w:top w:val="none" w:sz="4" w:space="0" w:color="000000"/>
-          <w:left w:val="none" w:sz="4" w:space="0" w:color="000000"/>
-          <w:bottom w:val="single" w:sz="4" w:space="0" w:color="8ED873"/>
-          <w:right w:val="none" w:sz="4" w:space="0" w:color="000000"/>
+          <w:top w:val="none" w:color="000000" w:sz="4" w:space="0"/>
+          <w:left w:val="none" w:color="000000" w:sz="4" w:space="0"/>
+          <w:bottom w:val="single" w:color="8ED873" w:sz="4" w:space="0"/>
+          <w:right w:val="none" w:color="000000" w:sz="4" w:space="0"/>
         </w:tcBorders>
         <w:shd w:val="clear" w:color="FFFFFF" w:fill="FFFFFF"/>
       </w:tcPr>
@@ -14716,10 +14715,10 @@
       <w:tblPr/>
       <w:tcPr>
         <w:tcBorders>
-          <w:top w:val="single" w:sz="4" w:space="0" w:color="8ED873"/>
-          <w:left w:val="none" w:sz="4" w:space="0" w:color="000000"/>
-          <w:bottom w:val="none" w:sz="4" w:space="0" w:color="000000"/>
-          <w:right w:val="none" w:sz="4" w:space="0" w:color="000000"/>
+          <w:top w:val="single" w:color="8ED873" w:sz="4" w:space="0"/>
+          <w:left w:val="none" w:color="000000" w:sz="4" w:space="0"/>
+          <w:bottom w:val="none" w:color="000000" w:sz="4" w:space="0"/>
+          <w:right w:val="none" w:color="000000" w:sz="4" w:space="0"/>
         </w:tcBorders>
         <w:shd w:val="clear" w:color="FFFFFF" w:fill="FFFFFF"/>
       </w:tcPr>
@@ -14737,10 +14736,10 @@
       <w:tblPr/>
       <w:tcPr>
         <w:tcBorders>
-          <w:top w:val="none" w:sz="4" w:space="0" w:color="000000"/>
-          <w:left w:val="none" w:sz="4" w:space="0" w:color="000000"/>
-          <w:bottom w:val="none" w:sz="4" w:space="0" w:color="000000"/>
-          <w:right w:val="single" w:sz="4" w:space="0" w:color="8ED873"/>
+          <w:top w:val="none" w:color="000000" w:sz="4" w:space="0"/>
+          <w:left w:val="none" w:color="000000" w:sz="4" w:space="0"/>
+          <w:bottom w:val="none" w:color="000000" w:sz="4" w:space="0"/>
+          <w:right w:val="single" w:color="8ED873" w:sz="4" w:space="0"/>
         </w:tcBorders>
         <w:shd w:val="clear" w:color="FFFFFF" w:fill="auto"/>
       </w:tcPr>
@@ -14755,10 +14754,10 @@
       <w:tblPr/>
       <w:tcPr>
         <w:tcBorders>
-          <w:top w:val="none" w:sz="4" w:space="0" w:color="000000"/>
-          <w:left w:val="single" w:sz="4" w:space="0" w:color="8ED873"/>
-          <w:bottom w:val="none" w:sz="4" w:space="0" w:color="000000"/>
-          <w:right w:val="none" w:sz="4" w:space="0" w:color="000000"/>
+          <w:top w:val="none" w:color="000000" w:sz="4" w:space="0"/>
+          <w:left w:val="single" w:color="8ED873" w:sz="4" w:space="0"/>
+          <w:bottom w:val="none" w:color="000000" w:sz="4" w:space="0"/>
+          <w:right w:val="none" w:color="000000" w:sz="4" w:space="0"/>
         </w:tcBorders>
         <w:shd w:val="clear" w:color="FFFFFF" w:fill="auto"/>
       </w:tcPr>
@@ -14788,7 +14787,7 @@
       </w:rPr>
     </w:tblStylePr>
   </w:style>
-  <w:style w:type="table" w:customStyle="1" w:styleId="Lined-Accent">
+  <w:style w:type="table" w:styleId="Lined-Accent" w:customStyle="1">
     <w:name w:val="Lined - Accent"/>
     <w:basedOn w:val="TableNormal"/>
     <w:uiPriority w:val="99"/>
@@ -14880,7 +14879,7 @@
       </w:tcPr>
     </w:tblStylePr>
   </w:style>
-  <w:style w:type="table" w:customStyle="1" w:styleId="Lined-Accent1">
+  <w:style w:type="table" w:styleId="Lined-Accent1" w:customStyle="1">
     <w:name w:val="Lined - Accent 1"/>
     <w:basedOn w:val="TableNormal"/>
     <w:uiPriority w:val="99"/>
@@ -14972,7 +14971,7 @@
       </w:tcPr>
     </w:tblStylePr>
   </w:style>
-  <w:style w:type="table" w:customStyle="1" w:styleId="Lined-Accent2">
+  <w:style w:type="table" w:styleId="Lined-Accent2" w:customStyle="1">
     <w:name w:val="Lined - Accent 2"/>
     <w:basedOn w:val="TableNormal"/>
     <w:uiPriority w:val="99"/>
@@ -15064,7 +15063,7 @@
       </w:tcPr>
     </w:tblStylePr>
   </w:style>
-  <w:style w:type="table" w:customStyle="1" w:styleId="Lined-Accent3">
+  <w:style w:type="table" w:styleId="Lined-Accent3" w:customStyle="1">
     <w:name w:val="Lined - Accent 3"/>
     <w:basedOn w:val="TableNormal"/>
     <w:uiPriority w:val="99"/>
@@ -15156,7 +15155,7 @@
       </w:tcPr>
     </w:tblStylePr>
   </w:style>
-  <w:style w:type="table" w:customStyle="1" w:styleId="Lined-Accent4">
+  <w:style w:type="table" w:styleId="Lined-Accent4" w:customStyle="1">
     <w:name w:val="Lined - Accent 4"/>
     <w:basedOn w:val="TableNormal"/>
     <w:uiPriority w:val="99"/>
@@ -15248,7 +15247,7 @@
       </w:tcPr>
     </w:tblStylePr>
   </w:style>
-  <w:style w:type="table" w:customStyle="1" w:styleId="Lined-Accent5">
+  <w:style w:type="table" w:styleId="Lined-Accent5" w:customStyle="1">
     <w:name w:val="Lined - Accent 5"/>
     <w:basedOn w:val="TableNormal"/>
     <w:uiPriority w:val="99"/>
@@ -15340,7 +15339,7 @@
       </w:tcPr>
     </w:tblStylePr>
   </w:style>
-  <w:style w:type="table" w:customStyle="1" w:styleId="Lined-Accent6">
+  <w:style w:type="table" w:styleId="Lined-Accent6" w:customStyle="1">
     <w:name w:val="Lined - Accent 6"/>
     <w:basedOn w:val="TableNormal"/>
     <w:uiPriority w:val="99"/>
@@ -15432,7 +15431,7 @@
       </w:tcPr>
     </w:tblStylePr>
   </w:style>
-  <w:style w:type="table" w:customStyle="1" w:styleId="BorderedLined-Accent">
+  <w:style w:type="table" w:styleId="BorderedLined-Accent" w:customStyle="1">
     <w:name w:val="Bordered &amp; Lined - Accent"/>
     <w:basedOn w:val="TableNormal"/>
     <w:uiPriority w:val="99"/>
@@ -15443,12 +15442,12 @@
       <w:tblStyleRowBandSize w:val="1"/>
       <w:tblStyleColBandSize w:val="1"/>
       <w:tblBorders>
-        <w:top w:val="single" w:sz="4" w:space="0" w:color="595959"/>
-        <w:left w:val="single" w:sz="4" w:space="0" w:color="595959"/>
-        <w:bottom w:val="single" w:sz="4" w:space="0" w:color="595959"/>
-        <w:right w:val="single" w:sz="4" w:space="0" w:color="595959"/>
-        <w:insideH w:val="single" w:sz="4" w:space="0" w:color="595959"/>
-        <w:insideV w:val="single" w:sz="4" w:space="0" w:color="595959"/>
+        <w:top w:val="single" w:color="595959" w:sz="4" w:space="0"/>
+        <w:left w:val="single" w:color="595959" w:sz="4" w:space="0"/>
+        <w:bottom w:val="single" w:color="595959" w:sz="4" w:space="0"/>
+        <w:right w:val="single" w:color="595959" w:sz="4" w:space="0"/>
+        <w:insideH w:val="single" w:color="595959" w:sz="4" w:space="0"/>
+        <w:insideV w:val="single" w:color="595959" w:sz="4" w:space="0"/>
       </w:tblBorders>
     </w:tblPr>
     <w:tblStylePr w:type="firstRow">
@@ -15532,7 +15531,7 @@
       </w:tcPr>
     </w:tblStylePr>
   </w:style>
-  <w:style w:type="table" w:customStyle="1" w:styleId="BorderedLined-Accent1">
+  <w:style w:type="table" w:styleId="BorderedLined-Accent1" w:customStyle="1">
     <w:name w:val="Bordered &amp; Lined - Accent 1"/>
     <w:basedOn w:val="TableNormal"/>
     <w:uiPriority w:val="99"/>
@@ -15543,12 +15542,12 @@
       <w:tblStyleRowBandSize w:val="1"/>
       <w:tblStyleColBandSize w:val="1"/>
       <w:tblBorders>
-        <w:top w:val="single" w:sz="4" w:space="0" w:color="0C374B"/>
-        <w:left w:val="single" w:sz="4" w:space="0" w:color="0C374B"/>
-        <w:bottom w:val="single" w:sz="4" w:space="0" w:color="0C374B"/>
-        <w:right w:val="single" w:sz="4" w:space="0" w:color="0C374B"/>
-        <w:insideH w:val="single" w:sz="4" w:space="0" w:color="0C374B"/>
-        <w:insideV w:val="single" w:sz="4" w:space="0" w:color="0C374B"/>
+        <w:top w:val="single" w:color="0C374B" w:sz="4" w:space="0"/>
+        <w:left w:val="single" w:color="0C374B" w:sz="4" w:space="0"/>
+        <w:bottom w:val="single" w:color="0C374B" w:sz="4" w:space="0"/>
+        <w:right w:val="single" w:color="0C374B" w:sz="4" w:space="0"/>
+        <w:insideH w:val="single" w:color="0C374B" w:sz="4" w:space="0"/>
+        <w:insideV w:val="single" w:color="0C374B" w:sz="4" w:space="0"/>
       </w:tblBorders>
     </w:tblPr>
     <w:tblStylePr w:type="firstRow">
@@ -15632,7 +15631,7 @@
       </w:tcPr>
     </w:tblStylePr>
   </w:style>
-  <w:style w:type="table" w:customStyle="1" w:styleId="BorderedLined-Accent2">
+  <w:style w:type="table" w:styleId="BorderedLined-Accent2" w:customStyle="1">
     <w:name w:val="Bordered &amp; Lined - Accent 2"/>
     <w:basedOn w:val="TableNormal"/>
     <w:uiPriority w:val="99"/>
@@ -15643,12 +15642,12 @@
       <w:tblStyleRowBandSize w:val="1"/>
       <w:tblStyleColBandSize w:val="1"/>
       <w:tblBorders>
-        <w:top w:val="single" w:sz="4" w:space="0" w:color="953D10"/>
-        <w:left w:val="single" w:sz="4" w:space="0" w:color="953D10"/>
-        <w:bottom w:val="single" w:sz="4" w:space="0" w:color="953D10"/>
-        <w:right w:val="single" w:sz="4" w:space="0" w:color="953D10"/>
-        <w:insideH w:val="single" w:sz="4" w:space="0" w:color="953D10"/>
-        <w:insideV w:val="single" w:sz="4" w:space="0" w:color="953D10"/>
+        <w:top w:val="single" w:color="953D10" w:sz="4" w:space="0"/>
+        <w:left w:val="single" w:color="953D10" w:sz="4" w:space="0"/>
+        <w:bottom w:val="single" w:color="953D10" w:sz="4" w:space="0"/>
+        <w:right w:val="single" w:color="953D10" w:sz="4" w:space="0"/>
+        <w:insideH w:val="single" w:color="953D10" w:sz="4" w:space="0"/>
+        <w:insideV w:val="single" w:color="953D10" w:sz="4" w:space="0"/>
       </w:tblBorders>
     </w:tblPr>
     <w:tblStylePr w:type="firstRow">
@@ -15732,7 +15731,7 @@
       </w:tcPr>
     </w:tblStylePr>
   </w:style>
-  <w:style w:type="table" w:customStyle="1" w:styleId="BorderedLined-Accent3">
+  <w:style w:type="table" w:styleId="BorderedLined-Accent3" w:customStyle="1">
     <w:name w:val="Bordered &amp; Lined - Accent 3"/>
     <w:basedOn w:val="TableNormal"/>
     <w:uiPriority w:val="99"/>
@@ -15743,12 +15742,12 @@
       <w:tblStyleRowBandSize w:val="1"/>
       <w:tblStyleColBandSize w:val="1"/>
       <w:tblBorders>
-        <w:top w:val="single" w:sz="4" w:space="0" w:color="0E3E15"/>
-        <w:left w:val="single" w:sz="4" w:space="0" w:color="0E3E15"/>
-        <w:bottom w:val="single" w:sz="4" w:space="0" w:color="0E3E15"/>
-        <w:right w:val="single" w:sz="4" w:space="0" w:color="0E3E15"/>
-        <w:insideH w:val="single" w:sz="4" w:space="0" w:color="0E3E15"/>
-        <w:insideV w:val="single" w:sz="4" w:space="0" w:color="0E3E15"/>
+        <w:top w:val="single" w:color="0E3E15" w:sz="4" w:space="0"/>
+        <w:left w:val="single" w:color="0E3E15" w:sz="4" w:space="0"/>
+        <w:bottom w:val="single" w:color="0E3E15" w:sz="4" w:space="0"/>
+        <w:right w:val="single" w:color="0E3E15" w:sz="4" w:space="0"/>
+        <w:insideH w:val="single" w:color="0E3E15" w:sz="4" w:space="0"/>
+        <w:insideV w:val="single" w:color="0E3E15" w:sz="4" w:space="0"/>
       </w:tblBorders>
     </w:tblPr>
     <w:tblStylePr w:type="firstRow">
@@ -15832,7 +15831,7 @@
       </w:tcPr>
     </w:tblStylePr>
   </w:style>
-  <w:style w:type="table" w:customStyle="1" w:styleId="BorderedLined-Accent4">
+  <w:style w:type="table" w:styleId="BorderedLined-Accent4" w:customStyle="1">
     <w:name w:val="Bordered &amp; Lined - Accent 4"/>
     <w:basedOn w:val="TableNormal"/>
     <w:uiPriority w:val="99"/>
@@ -15843,12 +15842,12 @@
       <w:tblStyleRowBandSize w:val="1"/>
       <w:tblStyleColBandSize w:val="1"/>
       <w:tblBorders>
-        <w:top w:val="single" w:sz="4" w:space="0" w:color="085C7C"/>
-        <w:left w:val="single" w:sz="4" w:space="0" w:color="085C7C"/>
-        <w:bottom w:val="single" w:sz="4" w:space="0" w:color="085C7C"/>
-        <w:right w:val="single" w:sz="4" w:space="0" w:color="085C7C"/>
-        <w:insideH w:val="single" w:sz="4" w:space="0" w:color="085C7C"/>
-        <w:insideV w:val="single" w:sz="4" w:space="0" w:color="085C7C"/>
+        <w:top w:val="single" w:color="085C7C" w:sz="4" w:space="0"/>
+        <w:left w:val="single" w:color="085C7C" w:sz="4" w:space="0"/>
+        <w:bottom w:val="single" w:color="085C7C" w:sz="4" w:space="0"/>
+        <w:right w:val="single" w:color="085C7C" w:sz="4" w:space="0"/>
+        <w:insideH w:val="single" w:color="085C7C" w:sz="4" w:space="0"/>
+        <w:insideV w:val="single" w:color="085C7C" w:sz="4" w:space="0"/>
       </w:tblBorders>
     </w:tblPr>
     <w:tblStylePr w:type="firstRow">
@@ -15932,7 +15931,7 @@
       </w:tcPr>
     </w:tblStylePr>
   </w:style>
-  <w:style w:type="table" w:customStyle="1" w:styleId="BorderedLined-Accent5">
+  <w:style w:type="table" w:styleId="BorderedLined-Accent5" w:customStyle="1">
     <w:name w:val="Bordered &amp; Lined - Accent 5"/>
     <w:basedOn w:val="TableNormal"/>
     <w:uiPriority w:val="99"/>
@@ -15943,12 +15942,12 @@
       <w:tblStyleRowBandSize w:val="1"/>
       <w:tblStyleColBandSize w:val="1"/>
       <w:tblBorders>
-        <w:top w:val="single" w:sz="4" w:space="0" w:color="5D1955"/>
-        <w:left w:val="single" w:sz="4" w:space="0" w:color="5D1955"/>
-        <w:bottom w:val="single" w:sz="4" w:space="0" w:color="5D1955"/>
-        <w:right w:val="single" w:sz="4" w:space="0" w:color="5D1955"/>
-        <w:insideH w:val="single" w:sz="4" w:space="0" w:color="5D1955"/>
-        <w:insideV w:val="single" w:sz="4" w:space="0" w:color="5D1955"/>
+        <w:top w:val="single" w:color="5D1955" w:sz="4" w:space="0"/>
+        <w:left w:val="single" w:color="5D1955" w:sz="4" w:space="0"/>
+        <w:bottom w:val="single" w:color="5D1955" w:sz="4" w:space="0"/>
+        <w:right w:val="single" w:color="5D1955" w:sz="4" w:space="0"/>
+        <w:insideH w:val="single" w:color="5D1955" w:sz="4" w:space="0"/>
+        <w:insideV w:val="single" w:color="5D1955" w:sz="4" w:space="0"/>
       </w:tblBorders>
     </w:tblPr>
     <w:tblStylePr w:type="firstRow">
@@ -16032,7 +16031,7 @@
       </w:tcPr>
     </w:tblStylePr>
   </w:style>
-  <w:style w:type="table" w:customStyle="1" w:styleId="BorderedLined-Accent6">
+  <w:style w:type="table" w:styleId="BorderedLined-Accent6" w:customStyle="1">
     <w:name w:val="Bordered &amp; Lined - Accent 6"/>
     <w:basedOn w:val="TableNormal"/>
     <w:uiPriority w:val="99"/>
@@ -16043,12 +16042,12 @@
       <w:tblStyleRowBandSize w:val="1"/>
       <w:tblStyleColBandSize w:val="1"/>
       <w:tblBorders>
-        <w:top w:val="single" w:sz="4" w:space="0" w:color="2D611B"/>
-        <w:left w:val="single" w:sz="4" w:space="0" w:color="2D611B"/>
-        <w:bottom w:val="single" w:sz="4" w:space="0" w:color="2D611B"/>
-        <w:right w:val="single" w:sz="4" w:space="0" w:color="2D611B"/>
-        <w:insideH w:val="single" w:sz="4" w:space="0" w:color="2D611B"/>
-        <w:insideV w:val="single" w:sz="4" w:space="0" w:color="2D611B"/>
+        <w:top w:val="single" w:color="2D611B" w:sz="4" w:space="0"/>
+        <w:left w:val="single" w:color="2D611B" w:sz="4" w:space="0"/>
+        <w:bottom w:val="single" w:color="2D611B" w:sz="4" w:space="0"/>
+        <w:right w:val="single" w:color="2D611B" w:sz="4" w:space="0"/>
+        <w:insideH w:val="single" w:color="2D611B" w:sz="4" w:space="0"/>
+        <w:insideV w:val="single" w:color="2D611B" w:sz="4" w:space="0"/>
       </w:tblBorders>
     </w:tblPr>
     <w:tblStylePr w:type="firstRow">
@@ -16132,7 +16131,7 @@
       </w:tcPr>
     </w:tblStylePr>
   </w:style>
-  <w:style w:type="table" w:customStyle="1" w:styleId="Bordered">
+  <w:style w:type="table" w:styleId="Bordered" w:customStyle="1">
     <w:name w:val="Bordered"/>
     <w:basedOn w:val="TableNormal"/>
     <w:uiPriority w:val="99"/>
@@ -16140,12 +16139,12 @@
       <w:tblStyleRowBandSize w:val="1"/>
       <w:tblStyleColBandSize w:val="1"/>
       <w:tblBorders>
-        <w:top w:val="single" w:sz="4" w:space="0" w:color="D9D9D9"/>
-        <w:left w:val="single" w:sz="4" w:space="0" w:color="D9D9D9"/>
-        <w:bottom w:val="single" w:sz="4" w:space="0" w:color="D9D9D9"/>
-        <w:right w:val="single" w:sz="4" w:space="0" w:color="D9D9D9"/>
-        <w:insideH w:val="single" w:sz="4" w:space="0" w:color="D9D9D9"/>
-        <w:insideV w:val="single" w:sz="4" w:space="0" w:color="D9D9D9"/>
+        <w:top w:val="single" w:color="D9D9D9" w:sz="4" w:space="0"/>
+        <w:left w:val="single" w:color="D9D9D9" w:sz="4" w:space="0"/>
+        <w:bottom w:val="single" w:color="D9D9D9" w:sz="4" w:space="0"/>
+        <w:right w:val="single" w:color="D9D9D9" w:sz="4" w:space="0"/>
+        <w:insideH w:val="single" w:color="D9D9D9" w:sz="4" w:space="0"/>
+        <w:insideV w:val="single" w:color="D9D9D9" w:sz="4" w:space="0"/>
       </w:tblBorders>
     </w:tblPr>
     <w:tblStylePr w:type="firstRow">
@@ -16157,7 +16156,7 @@
       <w:tblPr/>
       <w:tcPr>
         <w:tcBorders>
-          <w:bottom w:val="single" w:sz="12" w:space="0" w:color="7F7F7F"/>
+          <w:bottom w:val="single" w:color="7F7F7F" w:sz="12" w:space="0"/>
         </w:tcBorders>
       </w:tcPr>
     </w:tblStylePr>
@@ -16170,7 +16169,7 @@
       <w:tblPr/>
       <w:tcPr>
         <w:tcBorders>
-          <w:top w:val="single" w:sz="12" w:space="0" w:color="7F7F7F"/>
+          <w:top w:val="single" w:color="7F7F7F" w:sz="12" w:space="0"/>
         </w:tcBorders>
       </w:tcPr>
     </w:tblStylePr>
@@ -16190,7 +16189,7 @@
       <w:tblPr/>
       <w:tcPr>
         <w:tcBorders>
-          <w:left w:val="single" w:sz="12" w:space="0" w:color="7F7F7F"/>
+          <w:left w:val="single" w:color="7F7F7F" w:sz="12" w:space="0"/>
         </w:tcBorders>
       </w:tcPr>
     </w:tblStylePr>
@@ -16203,15 +16202,15 @@
       <w:tblPr/>
       <w:tcPr>
         <w:tcBorders>
-          <w:top w:val="single" w:sz="4" w:space="0" w:color="D9D9D9"/>
-          <w:left w:val="single" w:sz="4" w:space="0" w:color="D9D9D9"/>
-          <w:bottom w:val="single" w:sz="4" w:space="0" w:color="D9D9D9"/>
-          <w:right w:val="single" w:sz="4" w:space="0" w:color="D9D9D9"/>
-        </w:tcBorders>
-      </w:tcPr>
-    </w:tblStylePr>
-  </w:style>
-  <w:style w:type="table" w:customStyle="1" w:styleId="Bordered-Accent1">
+          <w:top w:val="single" w:color="D9D9D9" w:sz="4" w:space="0"/>
+          <w:left w:val="single" w:color="D9D9D9" w:sz="4" w:space="0"/>
+          <w:bottom w:val="single" w:color="D9D9D9" w:sz="4" w:space="0"/>
+          <w:right w:val="single" w:color="D9D9D9" w:sz="4" w:space="0"/>
+        </w:tcBorders>
+      </w:tcPr>
+    </w:tblStylePr>
+  </w:style>
+  <w:style w:type="table" w:styleId="Bordered-Accent1" w:customStyle="1">
     <w:name w:val="Bordered - Accent 1"/>
     <w:basedOn w:val="TableNormal"/>
     <w:uiPriority w:val="99"/>
@@ -16219,12 +16218,12 @@
       <w:tblStyleRowBandSize w:val="1"/>
       <w:tblStyleColBandSize w:val="1"/>
       <w:tblBorders>
-        <w:top w:val="single" w:sz="4" w:space="0" w:color="81C9EA"/>
-        <w:left w:val="single" w:sz="4" w:space="0" w:color="81C9EA"/>
-        <w:bottom w:val="single" w:sz="4" w:space="0" w:color="81C9EA"/>
-        <w:right w:val="single" w:sz="4" w:space="0" w:color="81C9EA"/>
-        <w:insideH w:val="single" w:sz="4" w:space="0" w:color="81C9EA"/>
-        <w:insideV w:val="single" w:sz="4" w:space="0" w:color="81C9EA"/>
+        <w:top w:val="single" w:color="81C9EA" w:sz="4" w:space="0"/>
+        <w:left w:val="single" w:color="81C9EA" w:sz="4" w:space="0"/>
+        <w:bottom w:val="single" w:color="81C9EA" w:sz="4" w:space="0"/>
+        <w:right w:val="single" w:color="81C9EA" w:sz="4" w:space="0"/>
+        <w:insideH w:val="single" w:color="81C9EA" w:sz="4" w:space="0"/>
+        <w:insideV w:val="single" w:color="81C9EA" w:sz="4" w:space="0"/>
       </w:tblBorders>
     </w:tblPr>
     <w:tblStylePr w:type="firstRow">
@@ -16236,7 +16235,7 @@
       <w:tblPr/>
       <w:tcPr>
         <w:tcBorders>
-          <w:bottom w:val="single" w:sz="12" w:space="0" w:color="156082"/>
+          <w:bottom w:val="single" w:color="156082" w:sz="12" w:space="0"/>
         </w:tcBorders>
       </w:tcPr>
     </w:tblStylePr>
@@ -16249,7 +16248,7 @@
       <w:tblPr/>
       <w:tcPr>
         <w:tcBorders>
-          <w:top w:val="single" w:sz="12" w:space="0" w:color="156082"/>
+          <w:top w:val="single" w:color="156082" w:sz="12" w:space="0"/>
         </w:tcBorders>
       </w:tcPr>
     </w:tblStylePr>
@@ -16269,7 +16268,7 @@
       <w:tblPr/>
       <w:tcPr>
         <w:tcBorders>
-          <w:left w:val="single" w:sz="12" w:space="0" w:color="156082"/>
+          <w:left w:val="single" w:color="156082" w:sz="12" w:space="0"/>
         </w:tcBorders>
       </w:tcPr>
     </w:tblStylePr>
@@ -16282,15 +16281,15 @@
       <w:tblPr/>
       <w:tcPr>
         <w:tcBorders>
-          <w:top w:val="single" w:sz="4" w:space="0" w:color="81C9EA"/>
-          <w:left w:val="single" w:sz="4" w:space="0" w:color="81C9EA"/>
-          <w:bottom w:val="single" w:sz="4" w:space="0" w:color="81C9EA"/>
-          <w:right w:val="single" w:sz="4" w:space="0" w:color="81C9EA"/>
-        </w:tcBorders>
-      </w:tcPr>
-    </w:tblStylePr>
-  </w:style>
-  <w:style w:type="table" w:customStyle="1" w:styleId="Bordered-Accent2">
+          <w:top w:val="single" w:color="81C9EA" w:sz="4" w:space="0"/>
+          <w:left w:val="single" w:color="81C9EA" w:sz="4" w:space="0"/>
+          <w:bottom w:val="single" w:color="81C9EA" w:sz="4" w:space="0"/>
+          <w:right w:val="single" w:color="81C9EA" w:sz="4" w:space="0"/>
+        </w:tcBorders>
+      </w:tcPr>
+    </w:tblStylePr>
+  </w:style>
+  <w:style w:type="table" w:styleId="Bordered-Accent2" w:customStyle="1">
     <w:name w:val="Bordered - Accent 2"/>
     <w:basedOn w:val="TableNormal"/>
     <w:uiPriority w:val="99"/>
@@ -16298,12 +16297,12 @@
       <w:tblStyleRowBandSize w:val="1"/>
       <w:tblStyleColBandSize w:val="1"/>
       <w:tblBorders>
-        <w:top w:val="single" w:sz="4" w:space="0" w:color="F6C5AB"/>
-        <w:left w:val="single" w:sz="4" w:space="0" w:color="F6C5AB"/>
-        <w:bottom w:val="single" w:sz="4" w:space="0" w:color="F6C5AB"/>
-        <w:right w:val="single" w:sz="4" w:space="0" w:color="F6C5AB"/>
-        <w:insideH w:val="single" w:sz="4" w:space="0" w:color="F6C5AB"/>
-        <w:insideV w:val="single" w:sz="4" w:space="0" w:color="F6C5AB"/>
+        <w:top w:val="single" w:color="F6C5AB" w:sz="4" w:space="0"/>
+        <w:left w:val="single" w:color="F6C5AB" w:sz="4" w:space="0"/>
+        <w:bottom w:val="single" w:color="F6C5AB" w:sz="4" w:space="0"/>
+        <w:right w:val="single" w:color="F6C5AB" w:sz="4" w:space="0"/>
+        <w:insideH w:val="single" w:color="F6C5AB" w:sz="4" w:space="0"/>
+        <w:insideV w:val="single" w:color="F6C5AB" w:sz="4" w:space="0"/>
       </w:tblBorders>
     </w:tblPr>
     <w:tblStylePr w:type="firstRow">
@@ -16315,7 +16314,7 @@
       <w:tblPr/>
       <w:tcPr>
         <w:tcBorders>
-          <w:bottom w:val="single" w:sz="12" w:space="0" w:color="F2AA85"/>
+          <w:bottom w:val="single" w:color="F2AA85" w:sz="12" w:space="0"/>
         </w:tcBorders>
       </w:tcPr>
     </w:tblStylePr>
@@ -16328,7 +16327,7 @@
       <w:tblPr/>
       <w:tcPr>
         <w:tcBorders>
-          <w:top w:val="single" w:sz="12" w:space="0" w:color="F2AA85"/>
+          <w:top w:val="single" w:color="F2AA85" w:sz="12" w:space="0"/>
         </w:tcBorders>
       </w:tcPr>
     </w:tblStylePr>
@@ -16348,7 +16347,7 @@
       <w:tblPr/>
       <w:tcPr>
         <w:tcBorders>
-          <w:left w:val="single" w:sz="12" w:space="0" w:color="F2AA85"/>
+          <w:left w:val="single" w:color="F2AA85" w:sz="12" w:space="0"/>
         </w:tcBorders>
       </w:tcPr>
     </w:tblStylePr>
@@ -16361,15 +16360,15 @@
       <w:tblPr/>
       <w:tcPr>
         <w:tcBorders>
-          <w:top w:val="single" w:sz="4" w:space="0" w:color="F6C5AB"/>
-          <w:left w:val="single" w:sz="4" w:space="0" w:color="F6C5AB"/>
-          <w:bottom w:val="single" w:sz="4" w:space="0" w:color="F6C5AB"/>
-          <w:right w:val="single" w:sz="4" w:space="0" w:color="F6C5AB"/>
-        </w:tcBorders>
-      </w:tcPr>
-    </w:tblStylePr>
-  </w:style>
-  <w:style w:type="table" w:customStyle="1" w:styleId="Bordered-Accent3">
+          <w:top w:val="single" w:color="F6C5AB" w:sz="4" w:space="0"/>
+          <w:left w:val="single" w:color="F6C5AB" w:sz="4" w:space="0"/>
+          <w:bottom w:val="single" w:color="F6C5AB" w:sz="4" w:space="0"/>
+          <w:right w:val="single" w:color="F6C5AB" w:sz="4" w:space="0"/>
+        </w:tcBorders>
+      </w:tcPr>
+    </w:tblStylePr>
+  </w:style>
+  <w:style w:type="table" w:styleId="Bordered-Accent3" w:customStyle="1">
     <w:name w:val="Bordered - Accent 3"/>
     <w:basedOn w:val="TableNormal"/>
     <w:uiPriority w:val="99"/>
@@ -16377,12 +16376,12 @@
       <w:tblStyleRowBandSize w:val="1"/>
       <w:tblStyleColBandSize w:val="1"/>
       <w:tblBorders>
-        <w:top w:val="single" w:sz="4" w:space="0" w:color="83E28F"/>
-        <w:left w:val="single" w:sz="4" w:space="0" w:color="83E28F"/>
-        <w:bottom w:val="single" w:sz="4" w:space="0" w:color="83E28F"/>
-        <w:right w:val="single" w:sz="4" w:space="0" w:color="83E28F"/>
-        <w:insideH w:val="single" w:sz="4" w:space="0" w:color="83E28F"/>
-        <w:insideV w:val="single" w:sz="4" w:space="0" w:color="83E28F"/>
+        <w:top w:val="single" w:color="83E28F" w:sz="4" w:space="0"/>
+        <w:left w:val="single" w:color="83E28F" w:sz="4" w:space="0"/>
+        <w:bottom w:val="single" w:color="83E28F" w:sz="4" w:space="0"/>
+        <w:right w:val="single" w:color="83E28F" w:sz="4" w:space="0"/>
+        <w:insideH w:val="single" w:color="83E28F" w:sz="4" w:space="0"/>
+        <w:insideV w:val="single" w:color="83E28F" w:sz="4" w:space="0"/>
       </w:tblBorders>
     </w:tblPr>
     <w:tblStylePr w:type="firstRow">
@@ -16394,7 +16393,7 @@
       <w:tblPr/>
       <w:tcPr>
         <w:tcBorders>
-          <w:bottom w:val="single" w:sz="12" w:space="0" w:color="48D45B"/>
+          <w:bottom w:val="single" w:color="48D45B" w:sz="12" w:space="0"/>
         </w:tcBorders>
       </w:tcPr>
     </w:tblStylePr>
@@ -16407,7 +16406,7 @@
       <w:tblPr/>
       <w:tcPr>
         <w:tcBorders>
-          <w:top w:val="single" w:sz="12" w:space="0" w:color="48D45B"/>
+          <w:top w:val="single" w:color="48D45B" w:sz="12" w:space="0"/>
         </w:tcBorders>
       </w:tcPr>
     </w:tblStylePr>
@@ -16427,7 +16426,7 @@
       <w:tblPr/>
       <w:tcPr>
         <w:tcBorders>
-          <w:left w:val="single" w:sz="12" w:space="0" w:color="48D45B"/>
+          <w:left w:val="single" w:color="48D45B" w:sz="12" w:space="0"/>
         </w:tcBorders>
       </w:tcPr>
     </w:tblStylePr>
@@ -16440,15 +16439,15 @@
       <w:tblPr/>
       <w:tcPr>
         <w:tcBorders>
-          <w:top w:val="single" w:sz="4" w:space="0" w:color="83E28F"/>
-          <w:left w:val="single" w:sz="4" w:space="0" w:color="83E28F"/>
-          <w:bottom w:val="single" w:sz="4" w:space="0" w:color="83E28F"/>
-          <w:right w:val="single" w:sz="4" w:space="0" w:color="83E28F"/>
-        </w:tcBorders>
-      </w:tcPr>
-    </w:tblStylePr>
-  </w:style>
-  <w:style w:type="table" w:customStyle="1" w:styleId="Bordered-Accent4">
+          <w:top w:val="single" w:color="83E28F" w:sz="4" w:space="0"/>
+          <w:left w:val="single" w:color="83E28F" w:sz="4" w:space="0"/>
+          <w:bottom w:val="single" w:color="83E28F" w:sz="4" w:space="0"/>
+          <w:right w:val="single" w:color="83E28F" w:sz="4" w:space="0"/>
+        </w:tcBorders>
+      </w:tcPr>
+    </w:tblStylePr>
+  </w:style>
+  <w:style w:type="table" w:styleId="Bordered-Accent4" w:customStyle="1">
     <w:name w:val="Bordered - Accent 4"/>
     <w:basedOn w:val="TableNormal"/>
     <w:uiPriority w:val="99"/>
@@ -16456,12 +16455,12 @@
       <w:tblStyleRowBandSize w:val="1"/>
       <w:tblStyleColBandSize w:val="1"/>
       <w:tblBorders>
-        <w:top w:val="single" w:sz="4" w:space="0" w:color="94DBF7"/>
-        <w:left w:val="single" w:sz="4" w:space="0" w:color="94DBF7"/>
-        <w:bottom w:val="single" w:sz="4" w:space="0" w:color="94DBF7"/>
-        <w:right w:val="single" w:sz="4" w:space="0" w:color="94DBF7"/>
-        <w:insideH w:val="single" w:sz="4" w:space="0" w:color="94DBF7"/>
-        <w:insideV w:val="single" w:sz="4" w:space="0" w:color="94DBF7"/>
+        <w:top w:val="single" w:color="94DBF7" w:sz="4" w:space="0"/>
+        <w:left w:val="single" w:color="94DBF7" w:sz="4" w:space="0"/>
+        <w:bottom w:val="single" w:color="94DBF7" w:sz="4" w:space="0"/>
+        <w:right w:val="single" w:color="94DBF7" w:sz="4" w:space="0"/>
+        <w:insideH w:val="single" w:color="94DBF7" w:sz="4" w:space="0"/>
+        <w:insideV w:val="single" w:color="94DBF7" w:sz="4" w:space="0"/>
       </w:tblBorders>
     </w:tblPr>
     <w:tblStylePr w:type="firstRow">
@@ -16473,7 +16472,7 @@
       <w:tblPr/>
       <w:tcPr>
         <w:tcBorders>
-          <w:bottom w:val="single" w:sz="12" w:space="0" w:color="5FCAF3"/>
+          <w:bottom w:val="single" w:color="5FCAF3" w:sz="12" w:space="0"/>
         </w:tcBorders>
       </w:tcPr>
     </w:tblStylePr>
@@ -16486,7 +16485,7 @@
       <w:tblPr/>
       <w:tcPr>
         <w:tcBorders>
-          <w:top w:val="single" w:sz="12" w:space="0" w:color="5FCAF3"/>
+          <w:top w:val="single" w:color="5FCAF3" w:sz="12" w:space="0"/>
         </w:tcBorders>
       </w:tcPr>
     </w:tblStylePr>
@@ -16506,7 +16505,7 @@
       <w:tblPr/>
       <w:tcPr>
         <w:tcBorders>
-          <w:left w:val="single" w:sz="12" w:space="0" w:color="5FCAF3"/>
+          <w:left w:val="single" w:color="5FCAF3" w:sz="12" w:space="0"/>
         </w:tcBorders>
       </w:tcPr>
     </w:tblStylePr>
@@ -16519,15 +16518,15 @@
       <w:tblPr/>
       <w:tcPr>
         <w:tcBorders>
-          <w:top w:val="single" w:sz="4" w:space="0" w:color="94DBF7"/>
-          <w:left w:val="single" w:sz="4" w:space="0" w:color="94DBF7"/>
-          <w:bottom w:val="single" w:sz="4" w:space="0" w:color="94DBF7"/>
-          <w:right w:val="single" w:sz="4" w:space="0" w:color="94DBF7"/>
-        </w:tcBorders>
-      </w:tcPr>
-    </w:tblStylePr>
-  </w:style>
-  <w:style w:type="table" w:customStyle="1" w:styleId="Bordered-Accent5">
+          <w:top w:val="single" w:color="94DBF7" w:sz="4" w:space="0"/>
+          <w:left w:val="single" w:color="94DBF7" w:sz="4" w:space="0"/>
+          <w:bottom w:val="single" w:color="94DBF7" w:sz="4" w:space="0"/>
+          <w:right w:val="single" w:color="94DBF7" w:sz="4" w:space="0"/>
+        </w:tcBorders>
+      </w:tcPr>
+    </w:tblStylePr>
+  </w:style>
+  <w:style w:type="table" w:styleId="Bordered-Accent5" w:customStyle="1">
     <w:name w:val="Bordered - Accent 5"/>
     <w:basedOn w:val="TableNormal"/>
     <w:uiPriority w:val="99"/>
@@ -16535,12 +16534,12 @@
       <w:tblStyleRowBandSize w:val="1"/>
       <w:tblStyleColBandSize w:val="1"/>
       <w:tblBorders>
-        <w:top w:val="single" w:sz="4" w:space="0" w:color="E49DDC"/>
-        <w:left w:val="single" w:sz="4" w:space="0" w:color="E49DDC"/>
-        <w:bottom w:val="single" w:sz="4" w:space="0" w:color="E49DDC"/>
-        <w:right w:val="single" w:sz="4" w:space="0" w:color="E49DDC"/>
-        <w:insideH w:val="single" w:sz="4" w:space="0" w:color="E49DDC"/>
-        <w:insideV w:val="single" w:sz="4" w:space="0" w:color="E49DDC"/>
+        <w:top w:val="single" w:color="E49DDC" w:sz="4" w:space="0"/>
+        <w:left w:val="single" w:color="E49DDC" w:sz="4" w:space="0"/>
+        <w:bottom w:val="single" w:color="E49DDC" w:sz="4" w:space="0"/>
+        <w:right w:val="single" w:color="E49DDC" w:sz="4" w:space="0"/>
+        <w:insideH w:val="single" w:color="E49DDC" w:sz="4" w:space="0"/>
+        <w:insideV w:val="single" w:color="E49DDC" w:sz="4" w:space="0"/>
       </w:tblBorders>
     </w:tblPr>
     <w:tblStylePr w:type="firstRow">
@@ -16552,7 +16551,7 @@
       <w:tblPr/>
       <w:tcPr>
         <w:tcBorders>
-          <w:bottom w:val="single" w:sz="12" w:space="0" w:color="D76CCB"/>
+          <w:bottom w:val="single" w:color="D76CCB" w:sz="12" w:space="0"/>
         </w:tcBorders>
       </w:tcPr>
     </w:tblStylePr>
@@ -16565,7 +16564,7 @@
       <w:tblPr/>
       <w:tcPr>
         <w:tcBorders>
-          <w:top w:val="single" w:sz="12" w:space="0" w:color="D76CCB"/>
+          <w:top w:val="single" w:color="D76CCB" w:sz="12" w:space="0"/>
         </w:tcBorders>
       </w:tcPr>
     </w:tblStylePr>
@@ -16585,7 +16584,7 @@
       <w:tblPr/>
       <w:tcPr>
         <w:tcBorders>
-          <w:left w:val="single" w:sz="12" w:space="0" w:color="D76CCB"/>
+          <w:left w:val="single" w:color="D76CCB" w:sz="12" w:space="0"/>
         </w:tcBorders>
       </w:tcPr>
     </w:tblStylePr>
@@ -16598,15 +16597,15 @@
       <w:tblPr/>
       <w:tcPr>
         <w:tcBorders>
-          <w:top w:val="single" w:sz="4" w:space="0" w:color="E49DDC"/>
-          <w:left w:val="single" w:sz="4" w:space="0" w:color="E49DDC"/>
-          <w:bottom w:val="single" w:sz="4" w:space="0" w:color="E49DDC"/>
-          <w:right w:val="single" w:sz="4" w:space="0" w:color="E49DDC"/>
-        </w:tcBorders>
-      </w:tcPr>
-    </w:tblStylePr>
-  </w:style>
-  <w:style w:type="table" w:customStyle="1" w:styleId="Bordered-Accent6">
+          <w:top w:val="single" w:color="E49DDC" w:sz="4" w:space="0"/>
+          <w:left w:val="single" w:color="E49DDC" w:sz="4" w:space="0"/>
+          <w:bottom w:val="single" w:color="E49DDC" w:sz="4" w:space="0"/>
+          <w:right w:val="single" w:color="E49DDC" w:sz="4" w:space="0"/>
+        </w:tcBorders>
+      </w:tcPr>
+    </w:tblStylePr>
+  </w:style>
+  <w:style w:type="table" w:styleId="Bordered-Accent6" w:customStyle="1">
     <w:name w:val="Bordered - Accent 6"/>
     <w:basedOn w:val="TableNormal"/>
     <w:uiPriority w:val="99"/>
@@ -16614,12 +16613,12 @@
       <w:tblStyleRowBandSize w:val="1"/>
       <w:tblStyleColBandSize w:val="1"/>
       <w:tblBorders>
-        <w:top w:val="single" w:sz="4" w:space="0" w:color="B2E5A0"/>
-        <w:left w:val="single" w:sz="4" w:space="0" w:color="B2E5A0"/>
-        <w:bottom w:val="single" w:sz="4" w:space="0" w:color="B2E5A0"/>
-        <w:right w:val="single" w:sz="4" w:space="0" w:color="B2E5A0"/>
-        <w:insideH w:val="single" w:sz="4" w:space="0" w:color="B2E5A0"/>
-        <w:insideV w:val="single" w:sz="4" w:space="0" w:color="B2E5A0"/>
+        <w:top w:val="single" w:color="B2E5A0" w:sz="4" w:space="0"/>
+        <w:left w:val="single" w:color="B2E5A0" w:sz="4" w:space="0"/>
+        <w:bottom w:val="single" w:color="B2E5A0" w:sz="4" w:space="0"/>
+        <w:right w:val="single" w:color="B2E5A0" w:sz="4" w:space="0"/>
+        <w:insideH w:val="single" w:color="B2E5A0" w:sz="4" w:space="0"/>
+        <w:insideV w:val="single" w:color="B2E5A0" w:sz="4" w:space="0"/>
       </w:tblBorders>
     </w:tblPr>
     <w:tblStylePr w:type="firstRow">
@@ -16631,7 +16630,7 @@
       <w:tblPr/>
       <w:tcPr>
         <w:tcBorders>
-          <w:bottom w:val="single" w:sz="12" w:space="0" w:color="8ED873"/>
+          <w:bottom w:val="single" w:color="8ED873" w:sz="12" w:space="0"/>
         </w:tcBorders>
       </w:tcPr>
     </w:tblStylePr>
@@ -16644,7 +16643,7 @@
       <w:tblPr/>
       <w:tcPr>
         <w:tcBorders>
-          <w:top w:val="single" w:sz="12" w:space="0" w:color="8ED873"/>
+          <w:top w:val="single" w:color="8ED873" w:sz="12" w:space="0"/>
         </w:tcBorders>
       </w:tcPr>
     </w:tblStylePr>
@@ -16664,7 +16663,7 @@
       <w:tblPr/>
       <w:tcPr>
         <w:tcBorders>
-          <w:left w:val="single" w:sz="12" w:space="0" w:color="8ED873"/>
+          <w:left w:val="single" w:color="8ED873" w:sz="12" w:space="0"/>
         </w:tcBorders>
       </w:tcPr>
     </w:tblStylePr>
@@ -16677,104 +16676,104 @@
       <w:tblPr/>
       <w:tcPr>
         <w:tcBorders>
-          <w:top w:val="single" w:sz="4" w:space="0" w:color="B2E5A0"/>
-          <w:left w:val="single" w:sz="4" w:space="0" w:color="B2E5A0"/>
-          <w:bottom w:val="single" w:sz="4" w:space="0" w:color="B2E5A0"/>
-          <w:right w:val="single" w:sz="4" w:space="0" w:color="B2E5A0"/>
-        </w:tcBorders>
-      </w:tcPr>
-    </w:tblStylePr>
-  </w:style>
-  <w:style w:type="character" w:customStyle="1" w:styleId="Heading1Char">
+          <w:top w:val="single" w:color="B2E5A0" w:sz="4" w:space="0"/>
+          <w:left w:val="single" w:color="B2E5A0" w:sz="4" w:space="0"/>
+          <w:bottom w:val="single" w:color="B2E5A0" w:sz="4" w:space="0"/>
+          <w:right w:val="single" w:color="B2E5A0" w:sz="4" w:space="0"/>
+        </w:tcBorders>
+      </w:tcPr>
+    </w:tblStylePr>
+  </w:style>
+  <w:style w:type="character" w:styleId="Heading1Char" w:customStyle="1">
     <w:name w:val="Heading 1 Char"/>
     <w:link w:val="Heading1"/>
     <w:uiPriority w:val="9"/>
     <w:rPr>
-      <w:rFonts w:ascii="Arial" w:eastAsia="Arial" w:hAnsi="Arial" w:cs="Arial"/>
+      <w:rFonts w:ascii="Arial" w:hAnsi="Arial" w:eastAsia="Arial" w:cs="Arial"/>
       <w:color w:val="0F4761"/>
       <w:sz w:val="40"/>
       <w:szCs w:val="40"/>
     </w:rPr>
   </w:style>
-  <w:style w:type="character" w:customStyle="1" w:styleId="Heading2Char">
+  <w:style w:type="character" w:styleId="Heading2Char" w:customStyle="1">
     <w:name w:val="Heading 2 Char"/>
     <w:link w:val="Heading2"/>
     <w:uiPriority w:val="9"/>
     <w:rPr>
-      <w:rFonts w:ascii="Arial" w:eastAsia="Arial" w:hAnsi="Arial" w:cs="Arial"/>
+      <w:rFonts w:ascii="Arial" w:hAnsi="Arial" w:eastAsia="Arial" w:cs="Arial"/>
       <w:color w:val="0F4761"/>
       <w:sz w:val="32"/>
       <w:szCs w:val="32"/>
     </w:rPr>
   </w:style>
-  <w:style w:type="character" w:customStyle="1" w:styleId="Heading3Char">
+  <w:style w:type="character" w:styleId="Heading3Char" w:customStyle="1">
     <w:name w:val="Heading 3 Char"/>
     <w:link w:val="Heading3"/>
     <w:uiPriority w:val="9"/>
     <w:rPr>
-      <w:rFonts w:ascii="Arial" w:eastAsia="Arial" w:hAnsi="Arial" w:cs="Arial"/>
+      <w:rFonts w:ascii="Arial" w:hAnsi="Arial" w:eastAsia="Arial" w:cs="Arial"/>
       <w:color w:val="0F4761"/>
       <w:sz w:val="28"/>
       <w:szCs w:val="28"/>
     </w:rPr>
   </w:style>
-  <w:style w:type="character" w:customStyle="1" w:styleId="Heading4Char">
+  <w:style w:type="character" w:styleId="Heading4Char" w:customStyle="1">
     <w:name w:val="Heading 4 Char"/>
     <w:link w:val="Heading4"/>
     <w:uiPriority w:val="9"/>
     <w:rPr>
-      <w:rFonts w:ascii="Arial" w:eastAsia="Arial" w:hAnsi="Arial" w:cs="Arial"/>
+      <w:rFonts w:ascii="Arial" w:hAnsi="Arial" w:eastAsia="Arial" w:cs="Arial"/>
       <w:i/>
       <w:iCs/>
       <w:color w:val="0F4761"/>
     </w:rPr>
   </w:style>
-  <w:style w:type="character" w:customStyle="1" w:styleId="Heading5Char">
+  <w:style w:type="character" w:styleId="Heading5Char" w:customStyle="1">
     <w:name w:val="Heading 5 Char"/>
     <w:link w:val="Heading5"/>
     <w:uiPriority w:val="9"/>
     <w:rPr>
-      <w:rFonts w:ascii="Arial" w:eastAsia="Arial" w:hAnsi="Arial" w:cs="Arial"/>
+      <w:rFonts w:ascii="Arial" w:hAnsi="Arial" w:eastAsia="Arial" w:cs="Arial"/>
       <w:color w:val="0F4761"/>
     </w:rPr>
   </w:style>
-  <w:style w:type="character" w:customStyle="1" w:styleId="Heading6Char">
+  <w:style w:type="character" w:styleId="Heading6Char" w:customStyle="1">
     <w:name w:val="Heading 6 Char"/>
     <w:link w:val="Heading6"/>
     <w:uiPriority w:val="9"/>
     <w:rPr>
-      <w:rFonts w:ascii="Arial" w:eastAsia="Arial" w:hAnsi="Arial" w:cs="Arial"/>
+      <w:rFonts w:ascii="Arial" w:hAnsi="Arial" w:eastAsia="Arial" w:cs="Arial"/>
       <w:i/>
       <w:iCs/>
       <w:color w:val="595959"/>
     </w:rPr>
   </w:style>
-  <w:style w:type="character" w:customStyle="1" w:styleId="Heading7Char">
+  <w:style w:type="character" w:styleId="Heading7Char" w:customStyle="1">
     <w:name w:val="Heading 7 Char"/>
     <w:link w:val="Heading7"/>
     <w:uiPriority w:val="9"/>
     <w:rPr>
-      <w:rFonts w:ascii="Arial" w:eastAsia="Arial" w:hAnsi="Arial" w:cs="Arial"/>
+      <w:rFonts w:ascii="Arial" w:hAnsi="Arial" w:eastAsia="Arial" w:cs="Arial"/>
       <w:color w:val="595959"/>
     </w:rPr>
   </w:style>
-  <w:style w:type="character" w:customStyle="1" w:styleId="Heading8Char">
+  <w:style w:type="character" w:styleId="Heading8Char" w:customStyle="1">
     <w:name w:val="Heading 8 Char"/>
     <w:link w:val="Heading8"/>
     <w:uiPriority w:val="9"/>
     <w:rPr>
-      <w:rFonts w:ascii="Arial" w:eastAsia="Arial" w:hAnsi="Arial" w:cs="Arial"/>
+      <w:rFonts w:ascii="Arial" w:hAnsi="Arial" w:eastAsia="Arial" w:cs="Arial"/>
       <w:i/>
       <w:iCs/>
       <w:color w:val="272727"/>
     </w:rPr>
   </w:style>
-  <w:style w:type="character" w:customStyle="1" w:styleId="Heading9Char">
+  <w:style w:type="character" w:styleId="Heading9Char" w:customStyle="1">
     <w:name w:val="Heading 9 Char"/>
     <w:link w:val="Heading9"/>
     <w:uiPriority w:val="9"/>
     <w:rPr>
-      <w:rFonts w:ascii="Arial" w:eastAsia="Arial" w:hAnsi="Arial" w:cs="Arial"/>
+      <w:rFonts w:ascii="Arial" w:hAnsi="Arial" w:eastAsia="Arial" w:cs="Arial"/>
       <w:i/>
       <w:iCs/>
       <w:color w:val="272727"/>
@@ -16799,7 +16798,7 @@
       <w:szCs w:val="28"/>
     </w:rPr>
   </w:style>
-  <w:style w:type="character" w:customStyle="1" w:styleId="SubtitleChar">
+  <w:style w:type="character" w:styleId="SubtitleChar" w:customStyle="1">
     <w:name w:val="Subtitle Char"/>
     <w:link w:val="Subtitle"/>
     <w:uiPriority w:val="11"/>
@@ -16827,7 +16826,7 @@
       <w:color w:val="404040"/>
     </w:rPr>
   </w:style>
-  <w:style w:type="character" w:customStyle="1" w:styleId="QuoteChar">
+  <w:style w:type="character" w:styleId="QuoteChar" w:customStyle="1">
     <w:name w:val="Quote Char"/>
     <w:link w:val="Quote"/>
     <w:uiPriority w:val="29"/>
@@ -16866,8 +16865,8 @@
     <w:qFormat/>
     <w:pPr>
       <w:pBdr>
-        <w:top w:val="single" w:sz="4" w:space="10" w:color="0F4761"/>
-        <w:bottom w:val="single" w:sz="4" w:space="10" w:color="0F4761"/>
+        <w:top w:val="single" w:color="0F4761" w:sz="4" w:space="10"/>
+        <w:bottom w:val="single" w:color="0F4761" w:sz="4" w:space="10"/>
       </w:pBdr>
       <w:spacing w:before="360" w:after="360"/>
       <w:ind w:left="864" w:right="864"/>
@@ -16879,7 +16878,7 @@
       <w:color w:val="0F4761"/>
     </w:rPr>
   </w:style>
-  <w:style w:type="character" w:customStyle="1" w:styleId="IntenseQuoteChar">
+  <w:style w:type="character" w:styleId="IntenseQuoteChar" w:customStyle="1">
     <w:name w:val="Intense Quote Char"/>
     <w:link w:val="IntenseQuote"/>
     <w:uiPriority w:val="30"/>
@@ -16956,13 +16955,13 @@
       <w:spacing w:val="5"/>
     </w:rPr>
   </w:style>
-  <w:style w:type="character" w:customStyle="1" w:styleId="HeaderChar">
+  <w:style w:type="character" w:styleId="HeaderChar" w:customStyle="1">
     <w:name w:val="Header Char"/>
     <w:basedOn w:val="DefaultParagraphFont"/>
     <w:link w:val="Header"/>
     <w:uiPriority w:val="99"/>
   </w:style>
-  <w:style w:type="character" w:customStyle="1" w:styleId="FooterChar">
+  <w:style w:type="character" w:styleId="FooterChar" w:customStyle="1">
     <w:name w:val="Footer Char"/>
     <w:basedOn w:val="DefaultParagraphFont"/>
     <w:link w:val="Footer"/>
@@ -16998,7 +16997,7 @@
       <w:szCs w:val="20"/>
     </w:rPr>
   </w:style>
-  <w:style w:type="character" w:customStyle="1" w:styleId="FootnoteTextChar">
+  <w:style w:type="character" w:styleId="FootnoteTextChar" w:customStyle="1">
     <w:name w:val="Footnote Text Char"/>
     <w:link w:val="FootnoteText"/>
     <w:uiPriority w:val="99"/>
@@ -17029,7 +17028,7 @@
       <w:szCs w:val="20"/>
     </w:rPr>
   </w:style>
-  <w:style w:type="character" w:customStyle="1" w:styleId="EndnoteTextChar">
+  <w:style w:type="character" w:styleId="EndnoteTextChar" w:customStyle="1">
     <w:name w:val="Endnote Text Char"/>
     <w:link w:val="EndnoteText"/>
     <w:uiPriority w:val="99"/>
@@ -17208,12 +17207,12 @@
     <w:basedOn w:val="TableNormal"/>
     <w:tblPr>
       <w:tblBorders>
-        <w:top w:val="single" w:sz="4" w:space="0" w:color="000000"/>
-        <w:left w:val="single" w:sz="4" w:space="0" w:color="000000"/>
-        <w:bottom w:val="single" w:sz="4" w:space="0" w:color="000000"/>
-        <w:right w:val="single" w:sz="4" w:space="0" w:color="000000"/>
-        <w:insideH w:val="single" w:sz="4" w:space="0" w:color="000000"/>
-        <w:insideV w:val="single" w:sz="4" w:space="0" w:color="000000"/>
+        <w:top w:val="single" w:color="000000" w:sz="4" w:space="0"/>
+        <w:left w:val="single" w:color="000000" w:sz="4" w:space="0"/>
+        <w:bottom w:val="single" w:color="000000" w:sz="4" w:space="0"/>
+        <w:right w:val="single" w:color="000000" w:sz="4" w:space="0"/>
+        <w:insideH w:val="single" w:color="000000" w:sz="4" w:space="0"/>
+        <w:insideV w:val="single" w:color="000000" w:sz="4" w:space="0"/>
       </w:tblBorders>
     </w:tblPr>
   </w:style>
@@ -17227,7 +17226,7 @@
       <w:szCs w:val="16"/>
     </w:rPr>
   </w:style>
-  <w:style w:type="character" w:customStyle="1" w:styleId="BalloonTextChar">
+  <w:style w:type="character" w:styleId="BalloonTextChar" w:customStyle="1">
     <w:name w:val="Balloon Text Char"/>
     <w:link w:val="BalloonText"/>
     <w:rPr>
@@ -17255,11 +17254,11 @@
       <w:szCs w:val="32"/>
     </w:rPr>
   </w:style>
-  <w:style w:type="character" w:customStyle="1" w:styleId="TitleChar">
+  <w:style w:type="character" w:styleId="TitleChar" w:customStyle="1">
     <w:name w:val="Title Char"/>
     <w:link w:val="Title"/>
     <w:rPr>
-      <w:rFonts w:ascii="Calibri Light" w:eastAsia="Times New Roman" w:hAnsi="Calibri Light" w:cs="Times New Roman"/>
+      <w:rFonts w:ascii="Calibri Light" w:hAnsi="Calibri Light" w:eastAsia="Times New Roman" w:cs="Times New Roman"/>
       <w:b/>
       <w:bCs/>
       <w:sz w:val="32"/>

--- a/03-Communication-and-Teamwork/Meetings/Minutes/Mentor-Client-Meetings/Meeting Minutes 2025-05-01 (Client).docx
+++ b/03-Communication-and-Teamwork/Meetings/Minutes/Mentor-Client-Meetings/Meeting Minutes 2025-05-01 (Client).docx
@@ -4,13 +4,6 @@
   <w:body>
     <w:p>
       <w:pPr>
-        <w:rPr>
-          <w:rFonts w:ascii="Calibri" w:hAnsi="Calibri" w:cs="Calibri"/>
-        </w:rPr>
-      </w:pPr>
-    </w:p>
-    <w:p>
-      <w:pPr>
         <w:jc w:val="center"/>
         <w:rPr>
           <w:rFonts w:ascii="Calibri" w:hAnsi="Calibri" w:cs="Calibri"/>
@@ -22,7 +15,7 @@
           <w:rFonts w:ascii="Calibri" w:hAnsi="Calibri" w:cs="Calibri"/>
           <w:b/>
         </w:rPr>
-        <w:t>Mentor / Client Meeting</w:t>
+        <w:t>Client/Mentor Meeting</w:t>
       </w:r>
     </w:p>
     <w:p>
@@ -37,12 +30,12 @@
         <w:tblW w:w="9990" w:type="dxa"/>
         <w:tblInd w:w="108" w:type="dxa"/>
         <w:tblBorders>
-          <w:top w:val="single" w:color="auto" w:sz="4" w:space="0"/>
-          <w:left w:val="single" w:color="auto" w:sz="4" w:space="0"/>
-          <w:bottom w:val="single" w:color="auto" w:sz="4" w:space="0"/>
-          <w:right w:val="single" w:color="auto" w:sz="4" w:space="0"/>
-          <w:insideH w:val="single" w:color="auto" w:sz="4" w:space="0"/>
-          <w:insideV w:val="single" w:color="auto" w:sz="4" w:space="0"/>
+          <w:top w:val="single" w:sz="4" w:space="0" w:color="auto"/>
+          <w:left w:val="single" w:sz="4" w:space="0" w:color="auto"/>
+          <w:bottom w:val="single" w:sz="4" w:space="0" w:color="auto"/>
+          <w:right w:val="single" w:sz="4" w:space="0" w:color="auto"/>
+          <w:insideH w:val="single" w:sz="4" w:space="0" w:color="auto"/>
+          <w:insideV w:val="single" w:sz="4" w:space="0" w:color="auto"/>
         </w:tblBorders>
         <w:tblLook w:val="01E0" w:firstRow="1" w:lastRow="1" w:firstColumn="1" w:lastColumn="1" w:noHBand="0" w:noVBand="0"/>
       </w:tblPr>
@@ -70,7 +63,14 @@
                 <w:rFonts w:ascii="Calibri" w:hAnsi="Calibri" w:cs="Calibri"/>
                 <w:b/>
               </w:rPr>
-              <w:t>Client/Project:</w:t>
+              <w:t>Client</w:t>
+            </w:r>
+            <w:r>
+              <w:rPr>
+                <w:rFonts w:ascii="Calibri" w:hAnsi="Calibri" w:cs="Calibri"/>
+                <w:b/>
+              </w:rPr>
+              <w:t>:</w:t>
             </w:r>
           </w:p>
         </w:tc>
@@ -83,37 +83,66 @@
           </w:tcPr>
           <w:p>
             <w:pPr>
-              <w:spacing w:after="240"/>
-              <w:jc w:val="center"/>
-              <w:rPr>
-                <w:rFonts w:ascii="Calibri" w:hAnsi="Calibri" w:cs="Calibri"/>
-                <w:b/>
-              </w:rPr>
-            </w:pPr>
-            <w:r>
-              <w:rPr>
-                <w:rFonts w:ascii="Calibri" w:hAnsi="Calibri" w:cs="Calibri"/>
-                <w:b/>
-              </w:rPr>
-              <w:t xml:space="preserve">Raymond Lutui </w:t>
-            </w:r>
-            <w:r>
-              <w:rPr>
-                <w:rFonts w:ascii="Aptos" w:hAnsi="Aptos" w:cs="Calibri"/>
-                <w:b/>
-                <w:sz w:val="14"/>
-                <w:szCs w:val="14"/>
-              </w:rPr>
-              <w:t xml:space="preserve">- </w:t>
-            </w:r>
-            <w:r>
-              <w:rPr>
-                <w:rFonts w:ascii="Aptos" w:hAnsi="Aptos"/>
+              <w:rPr>
+                <w:rFonts w:ascii="Calibri" w:hAnsi="Calibri" w:cs="Calibri"/>
                 <w:b/>
                 <w:bCs/>
                 <w:color w:val="000000"/>
-                <w:sz w:val="22"/>
-                <w:szCs w:val="22"/>
+              </w:rPr>
+            </w:pPr>
+            <w:r>
+              <w:rPr>
+                <w:rFonts w:ascii="Calibri" w:hAnsi="Calibri" w:cs="Calibri"/>
+                <w:b/>
+              </w:rPr>
+              <w:t>Raymond Lutui</w:t>
+            </w:r>
+          </w:p>
+        </w:tc>
+      </w:tr>
+      <w:tr>
+        <w:tc>
+          <w:tcPr>
+            <w:tcW w:w="2952" w:type="dxa"/>
+            <w:shd w:val="clear" w:color="auto" w:fill="D9D9D9"/>
+            <w:vAlign w:val="center"/>
+          </w:tcPr>
+          <w:p>
+            <w:pPr>
+              <w:rPr>
+                <w:rFonts w:ascii="Calibri" w:hAnsi="Calibri" w:cs="Calibri"/>
+                <w:b/>
+              </w:rPr>
+            </w:pPr>
+            <w:r>
+              <w:rPr>
+                <w:rFonts w:ascii="Calibri" w:hAnsi="Calibri" w:cs="Calibri"/>
+                <w:b/>
+              </w:rPr>
+              <w:t>Project:</w:t>
+            </w:r>
+          </w:p>
+        </w:tc>
+        <w:tc>
+          <w:tcPr>
+            <w:tcW w:w="7038" w:type="dxa"/>
+            <w:gridSpan w:val="2"/>
+            <w:shd w:val="clear" w:color="auto" w:fill="D9D9D9"/>
+            <w:vAlign w:val="center"/>
+          </w:tcPr>
+          <w:p>
+            <w:pPr>
+              <w:rPr>
+                <w:rFonts w:ascii="Calibri" w:hAnsi="Calibri" w:cs="Calibri"/>
+                <w:b/>
+              </w:rPr>
+            </w:pPr>
+            <w:r>
+              <w:rPr>
+                <w:rFonts w:ascii="Calibri" w:hAnsi="Calibri" w:cs="Calibri"/>
+                <w:b/>
+                <w:bCs/>
+                <w:color w:val="000000"/>
               </w:rPr>
               <w:t>Network Performance Evaluation on Linux Based Operating Systems</w:t>
             </w:r>
@@ -142,14 +171,6 @@
               <w:t>Purpose:</w:t>
             </w:r>
           </w:p>
-          <w:p>
-            <w:pPr>
-              <w:rPr>
-                <w:rFonts w:ascii="Calibri" w:hAnsi="Calibri" w:cs="Calibri"/>
-                <w:b/>
-              </w:rPr>
-            </w:pPr>
-          </w:p>
         </w:tc>
         <w:tc>
           <w:tcPr>
@@ -172,17 +193,24 @@
                 <w:b/>
                 <w:bCs/>
               </w:rPr>
-              <w:t>Meeting with Mentor/ Client for Project Progress Update</w:t>
+              <w:t>Meeting with Client</w:t>
             </w:r>
-          </w:p>
-          <w:p>
-            <w:pPr>
-              <w:ind w:left="360"/>
+            <w:r>
               <w:rPr>
                 <w:rFonts w:ascii="Calibri" w:hAnsi="Calibri" w:cs="Calibri"/>
                 <w:b/>
-              </w:rPr>
-            </w:pPr>
+                <w:bCs/>
+              </w:rPr>
+              <w:t>/Mentor</w:t>
+            </w:r>
+            <w:r>
+              <w:rPr>
+                <w:rFonts w:ascii="Calibri" w:hAnsi="Calibri" w:cs="Calibri"/>
+                <w:b/>
+                <w:bCs/>
+              </w:rPr>
+              <w:t xml:space="preserve"> for Project Progress Update</w:t>
+            </w:r>
           </w:p>
         </w:tc>
       </w:tr>
@@ -206,14 +234,6 @@
               </w:rPr>
               <w:t>Meeting called by:</w:t>
             </w:r>
-          </w:p>
-          <w:p>
-            <w:pPr>
-              <w:rPr>
-                <w:rFonts w:ascii="Calibri" w:hAnsi="Calibri" w:cs="Calibri"/>
-                <w:b/>
-              </w:rPr>
-            </w:pPr>
           </w:p>
         </w:tc>
         <w:tc>
@@ -254,16 +274,15 @@
                 <w:rFonts w:ascii="Calibri" w:hAnsi="Calibri" w:cs="Calibri"/>
                 <w:b/>
               </w:rPr>
-              <w:t>Location: WZ1101</w:t>
+              <w:t xml:space="preserve">Location: </w:t>
             </w:r>
-          </w:p>
-          <w:p>
-            <w:pPr>
-              <w:rPr>
-                <w:rFonts w:ascii="Calibri" w:hAnsi="Calibri" w:cs="Calibri"/>
-                <w:b/>
-              </w:rPr>
-            </w:pPr>
+            <w:r>
+              <w:rPr>
+                <w:rFonts w:ascii="Calibri" w:hAnsi="Calibri" w:cs="Calibri"/>
+                <w:bCs/>
+              </w:rPr>
+              <w:t>WZ1101</w:t>
+            </w:r>
           </w:p>
         </w:tc>
         <w:tc>
@@ -283,16 +302,14 @@
                 <w:b/>
                 <w:bCs/>
               </w:rPr>
-              <w:t>Date: 01/05/2025</w:t>
+              <w:t xml:space="preserve">Date: </w:t>
             </w:r>
-          </w:p>
-          <w:p>
-            <w:pPr>
-              <w:rPr>
-                <w:rFonts w:ascii="Calibri" w:hAnsi="Calibri" w:cs="Calibri"/>
-                <w:b/>
-              </w:rPr>
-            </w:pPr>
+            <w:r>
+              <w:rPr>
+                <w:rFonts w:ascii="Calibri" w:hAnsi="Calibri" w:cs="Calibri"/>
+              </w:rPr>
+              <w:t>01/05/2025</w:t>
+            </w:r>
           </w:p>
         </w:tc>
         <w:tc>
@@ -317,15 +334,20 @@
               <w:rPr>
                 <w:rFonts w:ascii="Calibri" w:hAnsi="Calibri" w:cs="Calibri"/>
               </w:rPr>
-              <w:t xml:space="preserve"> 1 pm – 2:00 pm</w:t>
+              <w:t xml:space="preserve"> 1</w:t>
             </w:r>
-          </w:p>
-          <w:p>
-            <w:pPr>
-              <w:rPr>
-                <w:rFonts w:ascii="Calibri" w:hAnsi="Calibri" w:cs="Calibri"/>
-              </w:rPr>
-            </w:pPr>
+            <w:r>
+              <w:rPr>
+                <w:rFonts w:ascii="Calibri" w:hAnsi="Calibri" w:cs="Calibri"/>
+              </w:rPr>
+              <w:t>:00</w:t>
+            </w:r>
+            <w:r>
+              <w:rPr>
+                <w:rFonts w:ascii="Calibri" w:hAnsi="Calibri" w:cs="Calibri"/>
+              </w:rPr>
+              <w:t>pm – 2:00pm</w:t>
+            </w:r>
           </w:p>
         </w:tc>
       </w:tr>
@@ -339,7 +361,7 @@
             <w:pPr>
               <w:rPr>
                 <w:rFonts w:ascii="Calibri" w:hAnsi="Calibri" w:cs="Calibri"/>
-                <w:b/>
+                <w:bCs/>
               </w:rPr>
             </w:pPr>
             <w:r>
@@ -349,14 +371,20 @@
               </w:rPr>
               <w:t>QA:</w:t>
             </w:r>
-          </w:p>
-          <w:p>
-            <w:pPr>
+            <w:r>
               <w:rPr>
                 <w:rFonts w:ascii="Calibri" w:hAnsi="Calibri" w:cs="Calibri"/>
                 <w:b/>
               </w:rPr>
-            </w:pPr>
+              <w:t xml:space="preserve"> </w:t>
+            </w:r>
+            <w:r>
+              <w:rPr>
+                <w:rFonts w:ascii="Calibri" w:hAnsi="Calibri" w:cs="Calibri"/>
+                <w:bCs/>
+              </w:rPr>
+              <w:t>Larissa Goh</w:t>
+            </w:r>
           </w:p>
         </w:tc>
         <w:tc>
@@ -375,16 +403,22 @@
                 <w:rFonts w:ascii="Calibri" w:hAnsi="Calibri" w:cs="Calibri"/>
                 <w:b/>
               </w:rPr>
-              <w:t>Version: 1.0</w:t>
+              <w:t xml:space="preserve">Version: </w:t>
             </w:r>
-          </w:p>
-          <w:p>
-            <w:pPr>
-              <w:rPr>
-                <w:rFonts w:ascii="Calibri" w:hAnsi="Calibri" w:cs="Calibri"/>
-                <w:b/>
-              </w:rPr>
-            </w:pPr>
+            <w:r>
+              <w:rPr>
+                <w:rFonts w:ascii="Calibri" w:hAnsi="Calibri" w:cs="Calibri"/>
+                <w:bCs/>
+              </w:rPr>
+              <w:t>1.</w:t>
+            </w:r>
+            <w:r>
+              <w:rPr>
+                <w:rFonts w:ascii="Calibri" w:hAnsi="Calibri" w:cs="Calibri"/>
+                <w:bCs/>
+              </w:rPr>
+              <w:t>1</w:t>
+            </w:r>
           </w:p>
         </w:tc>
         <w:tc>
@@ -403,16 +437,15 @@
                 <w:rFonts w:ascii="Calibri" w:hAnsi="Calibri" w:cs="Calibri"/>
                 <w:b/>
               </w:rPr>
-              <w:t xml:space="preserve">Minutes Reviewed By: Thomas </w:t>
+              <w:t xml:space="preserve">Minutes Reviewed By: </w:t>
             </w:r>
-          </w:p>
-          <w:p>
-            <w:pPr>
-              <w:rPr>
-                <w:rFonts w:ascii="Calibri" w:hAnsi="Calibri" w:cs="Calibri"/>
-                <w:b/>
-              </w:rPr>
-            </w:pPr>
+            <w:r>
+              <w:rPr>
+                <w:rFonts w:ascii="Calibri" w:hAnsi="Calibri" w:cs="Calibri"/>
+                <w:bCs/>
+              </w:rPr>
+              <w:t>Thomas</w:t>
+            </w:r>
           </w:p>
         </w:tc>
       </w:tr>
@@ -452,12 +485,12 @@
         <w:tblW w:w="9990" w:type="dxa"/>
         <w:tblInd w:w="108" w:type="dxa"/>
         <w:tblBorders>
-          <w:top w:val="single" w:color="auto" w:sz="4" w:space="0"/>
-          <w:left w:val="single" w:color="auto" w:sz="4" w:space="0"/>
-          <w:bottom w:val="single" w:color="auto" w:sz="4" w:space="0"/>
-          <w:right w:val="single" w:color="auto" w:sz="4" w:space="0"/>
-          <w:insideH w:val="single" w:color="auto" w:sz="4" w:space="0"/>
-          <w:insideV w:val="single" w:color="auto" w:sz="4" w:space="0"/>
+          <w:top w:val="single" w:sz="4" w:space="0" w:color="auto"/>
+          <w:left w:val="single" w:sz="4" w:space="0" w:color="auto"/>
+          <w:bottom w:val="single" w:sz="4" w:space="0" w:color="auto"/>
+          <w:right w:val="single" w:sz="4" w:space="0" w:color="auto"/>
+          <w:insideH w:val="single" w:sz="4" w:space="0" w:color="auto"/>
+          <w:insideV w:val="single" w:sz="4" w:space="0" w:color="auto"/>
         </w:tblBorders>
         <w:tblLook w:val="01E0" w:firstRow="1" w:lastRow="1" w:firstColumn="1" w:lastColumn="1" w:noHBand="0" w:noVBand="0"/>
       </w:tblPr>
@@ -471,7 +504,6 @@
             <w:tcW w:w="9990" w:type="dxa"/>
             <w:gridSpan w:val="2"/>
             <w:shd w:val="clear" w:color="auto" w:fill="D9D9D9" w:themeFill="background1" w:themeFillShade="D9"/>
-            <w:tcMar/>
             <w:vAlign w:val="center"/>
           </w:tcPr>
           <w:p>
@@ -495,19 +527,22 @@
         <w:tc>
           <w:tcPr>
             <w:tcW w:w="5940" w:type="dxa"/>
-            <w:tcMar/>
             <w:vAlign w:val="center"/>
           </w:tcPr>
           <w:p>
             <w:pPr>
               <w:rPr>
                 <w:rFonts w:ascii="Calibri" w:hAnsi="Calibri" w:cs="Calibri"/>
+                <w:b/>
+                <w:bCs/>
                 <w:i/>
               </w:rPr>
             </w:pPr>
             <w:r>
               <w:rPr>
                 <w:rFonts w:ascii="Calibri" w:hAnsi="Calibri" w:cs="Calibri"/>
+                <w:b/>
+                <w:bCs/>
                 <w:i/>
               </w:rPr>
               <w:t>Names</w:t>
@@ -517,19 +552,22 @@
         <w:tc>
           <w:tcPr>
             <w:tcW w:w="4050" w:type="dxa"/>
-            <w:tcMar/>
             <w:vAlign w:val="center"/>
           </w:tcPr>
           <w:p>
             <w:pPr>
               <w:rPr>
                 <w:rFonts w:ascii="Calibri" w:hAnsi="Calibri" w:cs="Calibri"/>
+                <w:b/>
+                <w:bCs/>
                 <w:i/>
               </w:rPr>
             </w:pPr>
             <w:r>
               <w:rPr>
                 <w:rFonts w:ascii="Calibri" w:hAnsi="Calibri" w:cs="Calibri"/>
+                <w:b/>
+                <w:bCs/>
                 <w:i/>
               </w:rPr>
               <w:t>Representing</w:t>
@@ -541,13 +579,12 @@
         <w:tc>
           <w:tcPr>
             <w:tcW w:w="5940" w:type="dxa"/>
-            <w:tcMar/>
             <w:vAlign w:val="center"/>
           </w:tcPr>
           <w:p>
             <w:pPr>
               <w:rPr>
-                <w:rFonts w:ascii="Aptos" w:hAnsi="Aptos" w:cs="Calibri"/>
+                <w:rFonts w:ascii="Calibri" w:hAnsi="Calibri" w:cs="Calibri"/>
               </w:rPr>
             </w:pPr>
             <w:r>
@@ -561,7 +598,6 @@
         <w:tc>
           <w:tcPr>
             <w:tcW w:w="4050" w:type="dxa"/>
-            <w:tcMar/>
             <w:vAlign w:val="center"/>
           </w:tcPr>
           <w:p>
@@ -574,7 +610,13 @@
               <w:rPr>
                 <w:rFonts w:ascii="Calibri" w:hAnsi="Calibri" w:cs="Calibri"/>
               </w:rPr>
-              <w:t>Team Leader</w:t>
+              <w:t>Project</w:t>
+            </w:r>
+            <w:r>
+              <w:rPr>
+                <w:rFonts w:ascii="Calibri" w:hAnsi="Calibri" w:cs="Calibri"/>
+              </w:rPr>
+              <w:t xml:space="preserve"> Leader</w:t>
             </w:r>
           </w:p>
         </w:tc>
@@ -583,17 +625,16 @@
         <w:tc>
           <w:tcPr>
             <w:tcW w:w="5940" w:type="dxa"/>
-            <w:tcMar/>
           </w:tcPr>
           <w:p>
             <w:pPr>
               <w:rPr>
-                <w:rFonts w:ascii="Aptos" w:hAnsi="Aptos" w:cs="Calibri"/>
+                <w:rFonts w:ascii="Calibri" w:hAnsi="Calibri" w:cs="Calibri"/>
               </w:rPr>
             </w:pPr>
             <w:r>
               <w:rPr>
-                <w:rFonts w:ascii="Aptos" w:hAnsi="Aptos"/>
+                <w:rFonts w:ascii="Calibri" w:hAnsi="Calibri" w:cs="Calibri"/>
               </w:rPr>
               <w:t>Nathan Quai Hoi</w:t>
             </w:r>
@@ -602,7 +643,6 @@
         <w:tc>
           <w:tcPr>
             <w:tcW w:w="4050" w:type="dxa"/>
-            <w:tcMar/>
             <w:vAlign w:val="center"/>
           </w:tcPr>
           <w:p>
@@ -615,7 +655,13 @@
               <w:rPr>
                 <w:rFonts w:ascii="Calibri" w:hAnsi="Calibri" w:cs="Calibri"/>
               </w:rPr>
-              <w:t>Team Member</w:t>
+              <w:t>Project</w:t>
+            </w:r>
+            <w:r>
+              <w:rPr>
+                <w:rFonts w:ascii="Calibri" w:hAnsi="Calibri" w:cs="Calibri"/>
+              </w:rPr>
+              <w:t xml:space="preserve"> Member</w:t>
             </w:r>
           </w:p>
         </w:tc>
@@ -624,17 +670,16 @@
         <w:tc>
           <w:tcPr>
             <w:tcW w:w="5940" w:type="dxa"/>
-            <w:tcMar/>
           </w:tcPr>
           <w:p>
             <w:pPr>
               <w:rPr>
-                <w:rFonts w:ascii="Aptos" w:hAnsi="Aptos" w:cs="Calibri"/>
+                <w:rFonts w:ascii="Calibri" w:hAnsi="Calibri" w:cs="Calibri"/>
               </w:rPr>
             </w:pPr>
             <w:r>
               <w:rPr>
-                <w:rFonts w:ascii="Aptos" w:hAnsi="Aptos"/>
+                <w:rFonts w:ascii="Calibri" w:hAnsi="Calibri" w:cs="Calibri"/>
               </w:rPr>
               <w:t>Win Phyo</w:t>
             </w:r>
@@ -643,7 +688,6 @@
         <w:tc>
           <w:tcPr>
             <w:tcW w:w="4050" w:type="dxa"/>
-            <w:tcMar/>
           </w:tcPr>
           <w:p>
             <w:pPr>
@@ -655,7 +699,13 @@
               <w:rPr>
                 <w:rFonts w:ascii="Calibri" w:hAnsi="Calibri" w:cs="Calibri"/>
               </w:rPr>
-              <w:t>Team Member</w:t>
+              <w:t>Project</w:t>
+            </w:r>
+            <w:r>
+              <w:rPr>
+                <w:rFonts w:ascii="Calibri" w:hAnsi="Calibri" w:cs="Calibri"/>
+              </w:rPr>
+              <w:t xml:space="preserve"> Member</w:t>
             </w:r>
           </w:p>
         </w:tc>
@@ -664,17 +714,16 @@
         <w:tc>
           <w:tcPr>
             <w:tcW w:w="5940" w:type="dxa"/>
-            <w:tcMar/>
           </w:tcPr>
           <w:p>
             <w:pPr>
               <w:rPr>
-                <w:rFonts w:ascii="Aptos" w:hAnsi="Aptos" w:cs="Calibri"/>
+                <w:rFonts w:ascii="Calibri" w:hAnsi="Calibri" w:cs="Calibri"/>
               </w:rPr>
             </w:pPr>
             <w:r>
               <w:rPr>
-                <w:rFonts w:ascii="Aptos" w:hAnsi="Aptos"/>
+                <w:rFonts w:ascii="Calibri" w:hAnsi="Calibri" w:cs="Calibri"/>
               </w:rPr>
               <w:t>Zafar Azad</w:t>
             </w:r>
@@ -683,7 +732,6 @@
         <w:tc>
           <w:tcPr>
             <w:tcW w:w="4050" w:type="dxa"/>
-            <w:tcMar/>
           </w:tcPr>
           <w:p>
             <w:pPr>
@@ -695,7 +743,13 @@
               <w:rPr>
                 <w:rFonts w:ascii="Calibri" w:hAnsi="Calibri" w:cs="Calibri"/>
               </w:rPr>
-              <w:t>Team Member</w:t>
+              <w:t>Project</w:t>
+            </w:r>
+            <w:r>
+              <w:rPr>
+                <w:rFonts w:ascii="Calibri" w:hAnsi="Calibri" w:cs="Calibri"/>
+              </w:rPr>
+              <w:t xml:space="preserve"> Member</w:t>
             </w:r>
           </w:p>
         </w:tc>
@@ -704,17 +758,16 @@
         <w:tc>
           <w:tcPr>
             <w:tcW w:w="5940" w:type="dxa"/>
-            <w:tcMar/>
           </w:tcPr>
           <w:p>
             <w:pPr>
               <w:rPr>
-                <w:rFonts w:ascii="Aptos" w:hAnsi="Aptos" w:cs="Calibri"/>
+                <w:rFonts w:ascii="Calibri" w:hAnsi="Calibri" w:cs="Calibri"/>
               </w:rPr>
             </w:pPr>
             <w:r>
               <w:rPr>
-                <w:rFonts w:ascii="Aptos" w:hAnsi="Aptos"/>
+                <w:rFonts w:ascii="Calibri" w:hAnsi="Calibri" w:cs="Calibri"/>
               </w:rPr>
               <w:t>Larissa Goh</w:t>
             </w:r>
@@ -723,7 +776,6 @@
         <w:tc>
           <w:tcPr>
             <w:tcW w:w="4050" w:type="dxa"/>
-            <w:tcMar/>
           </w:tcPr>
           <w:p>
             <w:pPr>
@@ -735,7 +787,13 @@
               <w:rPr>
                 <w:rFonts w:ascii="Calibri" w:hAnsi="Calibri" w:cs="Calibri"/>
               </w:rPr>
-              <w:t>Team Member</w:t>
+              <w:t>Project</w:t>
+            </w:r>
+            <w:r>
+              <w:rPr>
+                <w:rFonts w:ascii="Calibri" w:hAnsi="Calibri" w:cs="Calibri"/>
+              </w:rPr>
+              <w:t xml:space="preserve"> Member</w:t>
             </w:r>
           </w:p>
         </w:tc>
@@ -744,17 +802,16 @@
         <w:tc>
           <w:tcPr>
             <w:tcW w:w="5940" w:type="dxa"/>
-            <w:tcMar/>
           </w:tcPr>
           <w:p>
             <w:pPr>
               <w:rPr>
-                <w:rFonts w:ascii="Aptos" w:hAnsi="Aptos" w:cs="Calibri"/>
+                <w:rFonts w:ascii="Calibri" w:hAnsi="Calibri" w:cs="Calibri"/>
               </w:rPr>
             </w:pPr>
             <w:r>
               <w:rPr>
-                <w:rFonts w:ascii="Aptos" w:hAnsi="Aptos" w:cs="Calibri"/>
+                <w:rFonts w:ascii="Calibri" w:hAnsi="Calibri" w:cs="Calibri"/>
               </w:rPr>
               <w:t>Kylie Afable</w:t>
             </w:r>
@@ -763,7 +820,6 @@
         <w:tc>
           <w:tcPr>
             <w:tcW w:w="4050" w:type="dxa"/>
-            <w:tcMar/>
           </w:tcPr>
           <w:p>
             <w:pPr>
@@ -775,7 +831,13 @@
               <w:rPr>
                 <w:rFonts w:ascii="Calibri" w:hAnsi="Calibri" w:cs="Calibri"/>
               </w:rPr>
-              <w:t>Team Member</w:t>
+              <w:t>Project</w:t>
+            </w:r>
+            <w:r>
+              <w:rPr>
+                <w:rFonts w:ascii="Calibri" w:hAnsi="Calibri" w:cs="Calibri"/>
+              </w:rPr>
+              <w:t xml:space="preserve"> Member</w:t>
             </w:r>
           </w:p>
         </w:tc>
@@ -784,7 +846,6 @@
         <w:tc>
           <w:tcPr>
             <w:tcW w:w="5940" w:type="dxa"/>
-            <w:tcMar/>
           </w:tcPr>
           <w:p>
             <w:pPr>
@@ -794,7 +855,7 @@
             </w:pPr>
             <w:r>
               <w:rPr>
-                <w:rFonts w:ascii="Aptos" w:hAnsi="Aptos"/>
+                <w:rFonts w:ascii="Calibri" w:hAnsi="Calibri" w:cs="Calibri"/>
               </w:rPr>
               <w:t>Daniel Vaipulu</w:t>
             </w:r>
@@ -803,7 +864,6 @@
         <w:tc>
           <w:tcPr>
             <w:tcW w:w="4050" w:type="dxa"/>
-            <w:tcMar/>
           </w:tcPr>
           <w:p>
             <w:pPr>
@@ -815,7 +875,19 @@
               <w:rPr>
                 <w:rFonts w:ascii="Calibri" w:hAnsi="Calibri" w:cs="Calibri"/>
               </w:rPr>
-              <w:t>Team Member</w:t>
+              <w:t>Project</w:t>
+            </w:r>
+            <w:r>
+              <w:rPr>
+                <w:rFonts w:ascii="Calibri" w:hAnsi="Calibri" w:cs="Calibri"/>
+              </w:rPr>
+              <w:t xml:space="preserve"> </w:t>
+            </w:r>
+            <w:r>
+              <w:rPr>
+                <w:rFonts w:ascii="Calibri" w:hAnsi="Calibri" w:cs="Calibri"/>
+              </w:rPr>
+              <w:t>Mentor</w:t>
             </w:r>
           </w:p>
         </w:tc>
@@ -824,7 +896,6 @@
         <w:tc>
           <w:tcPr>
             <w:tcW w:w="5940" w:type="dxa"/>
-            <w:tcMar/>
           </w:tcPr>
           <w:p>
             <w:pPr>
@@ -834,7 +905,7 @@
             </w:pPr>
             <w:r>
               <w:rPr>
-                <w:rFonts w:ascii="Aptos" w:hAnsi="Aptos"/>
+                <w:rFonts w:ascii="Calibri" w:hAnsi="Calibri" w:cs="Calibri"/>
               </w:rPr>
               <w:t>Raymond Lutui</w:t>
             </w:r>
@@ -843,7 +914,6 @@
         <w:tc>
           <w:tcPr>
             <w:tcW w:w="4050" w:type="dxa"/>
-            <w:tcMar/>
             <w:vAlign w:val="center"/>
           </w:tcPr>
           <w:p>
@@ -867,7 +937,6 @@
             <w:tcW w:w="9990" w:type="dxa"/>
             <w:gridSpan w:val="2"/>
             <w:shd w:val="clear" w:color="auto" w:fill="D9D9D9" w:themeFill="background1" w:themeFillShade="D9"/>
-            <w:tcMar/>
             <w:vAlign w:val="center"/>
           </w:tcPr>
           <w:p>
@@ -891,19 +960,22 @@
         <w:tc>
           <w:tcPr>
             <w:tcW w:w="5940" w:type="dxa"/>
-            <w:tcMar/>
             <w:vAlign w:val="center"/>
           </w:tcPr>
           <w:p>
             <w:pPr>
               <w:rPr>
                 <w:rFonts w:ascii="Calibri" w:hAnsi="Calibri" w:cs="Calibri"/>
+                <w:b/>
+                <w:bCs/>
                 <w:i/>
               </w:rPr>
             </w:pPr>
             <w:r>
               <w:rPr>
                 <w:rFonts w:ascii="Calibri" w:hAnsi="Calibri" w:cs="Calibri"/>
+                <w:b/>
+                <w:bCs/>
                 <w:i/>
               </w:rPr>
               <w:t>Names</w:t>
@@ -913,19 +985,22 @@
         <w:tc>
           <w:tcPr>
             <w:tcW w:w="4050" w:type="dxa"/>
-            <w:tcMar/>
             <w:vAlign w:val="center"/>
           </w:tcPr>
           <w:p>
             <w:pPr>
               <w:rPr>
                 <w:rFonts w:ascii="Calibri" w:hAnsi="Calibri" w:cs="Calibri"/>
+                <w:b/>
+                <w:bCs/>
                 <w:i/>
               </w:rPr>
             </w:pPr>
             <w:r>
               <w:rPr>
                 <w:rFonts w:ascii="Calibri" w:hAnsi="Calibri" w:cs="Calibri"/>
+                <w:b/>
+                <w:bCs/>
                 <w:i/>
               </w:rPr>
               <w:t>Representing</w:t>
@@ -937,18 +1012,16 @@
         <w:tc>
           <w:tcPr>
             <w:tcW w:w="5940" w:type="dxa"/>
-            <w:tcMar/>
           </w:tcPr>
           <w:p>
             <w:pPr>
-              <w:pStyle w:val="Normal"/>
-              <w:rPr>
-                <w:rFonts w:ascii="Aptos" w:hAnsi="Aptos" w:cs="Calibri"/>
+              <w:rPr>
+                <w:rFonts w:ascii="Calibri" w:hAnsi="Calibri" w:cs="Calibri"/>
               </w:rPr>
             </w:pPr>
             <w:r>
               <w:rPr>
-                <w:rFonts w:ascii="Aptos" w:hAnsi="Aptos"/>
+                <w:rFonts w:ascii="Calibri" w:hAnsi="Calibri" w:cs="Calibri"/>
               </w:rPr>
               <w:t>Charmi Patel</w:t>
             </w:r>
@@ -957,7 +1030,6 @@
         <w:tc>
           <w:tcPr>
             <w:tcW w:w="4050" w:type="dxa"/>
-            <w:tcMar/>
             <w:vAlign w:val="center"/>
           </w:tcPr>
           <w:p>
@@ -966,6 +1038,18 @@
                 <w:rFonts w:ascii="Calibri" w:hAnsi="Calibri" w:cs="Calibri"/>
               </w:rPr>
             </w:pPr>
+            <w:r>
+              <w:rPr>
+                <w:rFonts w:ascii="Calibri" w:hAnsi="Calibri" w:cs="Calibri"/>
+              </w:rPr>
+              <w:t>Project</w:t>
+            </w:r>
+            <w:r>
+              <w:rPr>
+                <w:rFonts w:ascii="Calibri" w:hAnsi="Calibri" w:cs="Calibri"/>
+              </w:rPr>
+              <w:t xml:space="preserve"> Member</w:t>
+            </w:r>
           </w:p>
         </w:tc>
       </w:tr>
@@ -1004,12 +1088,12 @@
         <w:tblW w:w="9990" w:type="dxa"/>
         <w:tblInd w:w="108" w:type="dxa"/>
         <w:tblBorders>
-          <w:top w:val="single" w:color="auto" w:sz="4" w:space="0"/>
-          <w:left w:val="single" w:color="auto" w:sz="4" w:space="0"/>
-          <w:bottom w:val="single" w:color="auto" w:sz="4" w:space="0"/>
-          <w:right w:val="single" w:color="auto" w:sz="4" w:space="0"/>
-          <w:insideH w:val="single" w:color="auto" w:sz="4" w:space="0"/>
-          <w:insideV w:val="single" w:color="auto" w:sz="4" w:space="0"/>
+          <w:top w:val="single" w:sz="4" w:space="0" w:color="auto"/>
+          <w:left w:val="single" w:sz="4" w:space="0" w:color="auto"/>
+          <w:bottom w:val="single" w:sz="4" w:space="0" w:color="auto"/>
+          <w:right w:val="single" w:sz="4" w:space="0" w:color="auto"/>
+          <w:insideH w:val="single" w:sz="4" w:space="0" w:color="auto"/>
+          <w:insideV w:val="single" w:sz="4" w:space="0" w:color="auto"/>
         </w:tblBorders>
         <w:tblLook w:val="01E0" w:firstRow="1" w:lastRow="1" w:firstColumn="1" w:lastColumn="1" w:noHBand="0" w:noVBand="0"/>
       </w:tblPr>
@@ -1036,13 +1120,6 @@
               <w:t>Minutes prepared by: Win Phyo</w:t>
             </w:r>
           </w:p>
-          <w:p>
-            <w:pPr>
-              <w:rPr>
-                <w:rFonts w:ascii="Calibri" w:hAnsi="Calibri" w:cs="Calibri"/>
-              </w:rPr>
-            </w:pPr>
-          </w:p>
         </w:tc>
         <w:tc>
           <w:tcPr>
@@ -1059,26 +1136,12 @@
               <w:rPr>
                 <w:rFonts w:ascii="Calibri" w:hAnsi="Calibri" w:cs="Calibri"/>
               </w:rPr>
-              <w:t>Minutes circulation to: All Team members</w:t>
+              <w:t>Minutes circulation to: Project Team</w:t>
             </w:r>
-          </w:p>
-          <w:p>
-            <w:pPr>
-              <w:rPr>
-                <w:rFonts w:ascii="Calibri" w:hAnsi="Calibri" w:cs="Calibri"/>
-              </w:rPr>
-            </w:pPr>
           </w:p>
         </w:tc>
       </w:tr>
     </w:tbl>
-    <w:p>
-      <w:pPr>
-        <w:rPr>
-          <w:rFonts w:ascii="Calibri" w:hAnsi="Calibri" w:cs="Calibri"/>
-        </w:rPr>
-      </w:pPr>
-    </w:p>
     <w:p>
       <w:pPr>
         <w:rPr>
@@ -1115,12 +1178,12 @@
         <w:tblW w:w="9990" w:type="dxa"/>
         <w:tblInd w:w="108" w:type="dxa"/>
         <w:tblBorders>
-          <w:top w:val="single" w:color="auto" w:sz="4" w:space="0"/>
-          <w:left w:val="single" w:color="auto" w:sz="4" w:space="0"/>
-          <w:bottom w:val="single" w:color="auto" w:sz="4" w:space="0"/>
-          <w:right w:val="single" w:color="auto" w:sz="4" w:space="0"/>
-          <w:insideH w:val="single" w:color="auto" w:sz="4" w:space="0"/>
-          <w:insideV w:val="single" w:color="auto" w:sz="4" w:space="0"/>
+          <w:top w:val="single" w:sz="4" w:space="0" w:color="auto"/>
+          <w:left w:val="single" w:sz="4" w:space="0" w:color="auto"/>
+          <w:bottom w:val="single" w:sz="4" w:space="0" w:color="auto"/>
+          <w:right w:val="single" w:sz="4" w:space="0" w:color="auto"/>
+          <w:insideH w:val="single" w:sz="4" w:space="0" w:color="auto"/>
+          <w:insideV w:val="single" w:sz="4" w:space="0" w:color="auto"/>
         </w:tblBorders>
         <w:tblLook w:val="01E0" w:firstRow="1" w:lastRow="1" w:firstColumn="1" w:lastColumn="1" w:noHBand="0" w:noVBand="0"/>
       </w:tblPr>
@@ -1685,13 +1748,6 @@
     </w:tbl>
     <w:p>
       <w:pPr>
-        <w:rPr>
-          <w:rFonts w:ascii="Calibri" w:hAnsi="Calibri" w:cs="Calibri"/>
-        </w:rPr>
-      </w:pPr>
-    </w:p>
-    <w:p>
-      <w:pPr>
         <w:jc w:val="center"/>
         <w:rPr>
           <w:rFonts w:ascii="Calibri" w:hAnsi="Calibri" w:cs="Calibri"/>
@@ -1703,6 +1759,7 @@
           <w:rFonts w:ascii="Calibri" w:hAnsi="Calibri" w:cs="Calibri"/>
           <w:b/>
         </w:rPr>
+        <w:lastRenderedPageBreak/>
         <w:t>Open Action Items/Action Items from the Previous Meeting</w:t>
       </w:r>
     </w:p>
@@ -1718,12 +1775,12 @@
         <w:tblW w:w="9990" w:type="dxa"/>
         <w:tblInd w:w="108" w:type="dxa"/>
         <w:tblBorders>
-          <w:top w:val="single" w:color="auto" w:sz="4" w:space="0"/>
-          <w:left w:val="single" w:color="auto" w:sz="4" w:space="0"/>
-          <w:bottom w:val="single" w:color="auto" w:sz="4" w:space="0"/>
-          <w:right w:val="single" w:color="auto" w:sz="4" w:space="0"/>
-          <w:insideH w:val="single" w:color="auto" w:sz="4" w:space="0"/>
-          <w:insideV w:val="single" w:color="auto" w:sz="4" w:space="0"/>
+          <w:top w:val="single" w:sz="4" w:space="0" w:color="auto"/>
+          <w:left w:val="single" w:sz="4" w:space="0" w:color="auto"/>
+          <w:bottom w:val="single" w:sz="4" w:space="0" w:color="auto"/>
+          <w:right w:val="single" w:sz="4" w:space="0" w:color="auto"/>
+          <w:insideH w:val="single" w:sz="4" w:space="0" w:color="auto"/>
+          <w:insideV w:val="single" w:sz="4" w:space="0" w:color="auto"/>
         </w:tblBorders>
         <w:tblLook w:val="01E0" w:firstRow="1" w:lastRow="1" w:firstColumn="1" w:lastColumn="1" w:noHBand="0" w:noVBand="0"/>
       </w:tblPr>
@@ -1915,12 +1972,12 @@
         <w:tblW w:w="9990" w:type="dxa"/>
         <w:tblInd w:w="108" w:type="dxa"/>
         <w:tblBorders>
-          <w:top w:val="single" w:color="auto" w:sz="4" w:space="0"/>
-          <w:left w:val="single" w:color="auto" w:sz="4" w:space="0"/>
-          <w:bottom w:val="single" w:color="auto" w:sz="4" w:space="0"/>
-          <w:right w:val="single" w:color="auto" w:sz="4" w:space="0"/>
-          <w:insideH w:val="single" w:color="auto" w:sz="4" w:space="0"/>
-          <w:insideV w:val="single" w:color="auto" w:sz="4" w:space="0"/>
+          <w:top w:val="single" w:sz="4" w:space="0" w:color="auto"/>
+          <w:left w:val="single" w:sz="4" w:space="0" w:color="auto"/>
+          <w:bottom w:val="single" w:sz="4" w:space="0" w:color="auto"/>
+          <w:right w:val="single" w:sz="4" w:space="0" w:color="auto"/>
+          <w:insideH w:val="single" w:sz="4" w:space="0" w:color="auto"/>
+          <w:insideV w:val="single" w:sz="4" w:space="0" w:color="auto"/>
         </w:tblBorders>
         <w:tblLook w:val="01E0" w:firstRow="1" w:lastRow="1" w:firstColumn="1" w:lastColumn="1" w:noHBand="0" w:noVBand="0"/>
       </w:tblPr>
@@ -2062,7 +2119,19 @@
               <w:rPr>
                 <w:rFonts w:ascii="Calibri" w:hAnsi="Calibri" w:cs="Calibri"/>
               </w:rPr>
-              <w:t xml:space="preserve">Phase 1 – Describe what you are doing in terms of technical (Providing Test Cases) </w:t>
+              <w:t>Phase 1 – Describe what you are doing in terms of technical (</w:t>
+            </w:r>
+            <w:r>
+              <w:rPr>
+                <w:rFonts w:ascii="Calibri" w:hAnsi="Calibri" w:cs="Calibri"/>
+              </w:rPr>
+              <w:t>p</w:t>
+            </w:r>
+            <w:r>
+              <w:rPr>
+                <w:rFonts w:ascii="Calibri" w:hAnsi="Calibri" w:cs="Calibri"/>
+              </w:rPr>
+              <w:t xml:space="preserve">roviding Test Cases) </w:t>
             </w:r>
           </w:p>
           <w:p>
@@ -2088,95 +2157,6 @@
                 <w:rFonts w:ascii="Calibri" w:hAnsi="Calibri" w:cs="Calibri"/>
               </w:rPr>
               <w:t xml:space="preserve"> 1 on what we will do. </w:t>
-            </w:r>
-          </w:p>
-          <w:p>
-            <w:pPr>
-              <w:rPr>
-                <w:rFonts w:ascii="Calibri" w:hAnsi="Calibri" w:cs="Calibri"/>
-              </w:rPr>
-            </w:pPr>
-          </w:p>
-        </w:tc>
-      </w:tr>
-      <w:tr>
-        <w:tc>
-          <w:tcPr>
-            <w:tcW w:w="540" w:type="dxa"/>
-            <w:vAlign w:val="center"/>
-          </w:tcPr>
-          <w:p>
-            <w:pPr>
-              <w:numPr>
-                <w:ilvl w:val="0"/>
-                <w:numId w:val="21"/>
-              </w:numPr>
-              <w:ind w:left="342"/>
-              <w:rPr>
-                <w:rFonts w:ascii="Calibri" w:hAnsi="Calibri" w:cs="Calibri"/>
-              </w:rPr>
-            </w:pPr>
-          </w:p>
-        </w:tc>
-        <w:tc>
-          <w:tcPr>
-            <w:tcW w:w="9450" w:type="dxa"/>
-            <w:vAlign w:val="center"/>
-          </w:tcPr>
-          <w:p>
-            <w:pPr>
-              <w:rPr>
-                <w:rFonts w:ascii="Calibri" w:hAnsi="Calibri" w:cs="Calibri"/>
-                <w:b/>
-                <w:bCs/>
-              </w:rPr>
-            </w:pPr>
-            <w:r>
-              <w:rPr>
-                <w:rFonts w:ascii="Calibri" w:hAnsi="Calibri" w:cs="Calibri"/>
-                <w:b/>
-                <w:bCs/>
-              </w:rPr>
-              <w:t xml:space="preserve">Functional requirement: </w:t>
-            </w:r>
-          </w:p>
-          <w:p>
-            <w:pPr>
-              <w:rPr>
-                <w:rFonts w:ascii="Calibri" w:hAnsi="Calibri" w:cs="Calibri"/>
-              </w:rPr>
-            </w:pPr>
-            <w:r>
-              <w:rPr>
-                <w:rFonts w:ascii="Calibri" w:hAnsi="Calibri" w:cs="Calibri"/>
-              </w:rPr>
-              <w:t xml:space="preserve">Finding the Optimal value first. </w:t>
-            </w:r>
-          </w:p>
-          <w:p>
-            <w:pPr>
-              <w:rPr>
-                <w:rFonts w:ascii="Calibri" w:hAnsi="Calibri" w:cs="Calibri"/>
-              </w:rPr>
-            </w:pPr>
-            <w:r>
-              <w:rPr>
-                <w:rFonts w:ascii="Calibri" w:hAnsi="Calibri" w:cs="Calibri"/>
-              </w:rPr>
-              <w:t xml:space="preserve">Sync all computers of the clock – to ensure that it can be evaluation. </w:t>
-            </w:r>
-          </w:p>
-          <w:p>
-            <w:pPr>
-              <w:rPr>
-                <w:rFonts w:ascii="Calibri" w:hAnsi="Calibri" w:cs="Calibri"/>
-              </w:rPr>
-            </w:pPr>
-            <w:r>
-              <w:rPr>
-                <w:rFonts w:ascii="Calibri" w:hAnsi="Calibri" w:cs="Calibri"/>
-              </w:rPr>
-              <w:t xml:space="preserve">Line Graph – Excel Sheets </w:t>
             </w:r>
           </w:p>
         </w:tc>
@@ -2209,6 +2189,178 @@
             <w:pPr>
               <w:rPr>
                 <w:rFonts w:ascii="Calibri" w:hAnsi="Calibri" w:cs="Calibri"/>
+                <w:b/>
+                <w:bCs/>
+              </w:rPr>
+            </w:pPr>
+            <w:r>
+              <w:rPr>
+                <w:rFonts w:ascii="Calibri" w:hAnsi="Calibri" w:cs="Calibri"/>
+                <w:b/>
+                <w:bCs/>
+              </w:rPr>
+              <w:t xml:space="preserve">Functional requirement: </w:t>
+            </w:r>
+          </w:p>
+          <w:p>
+            <w:pPr>
+              <w:rPr>
+                <w:rFonts w:ascii="Calibri" w:hAnsi="Calibri" w:cs="Calibri"/>
+              </w:rPr>
+            </w:pPr>
+            <w:r>
+              <w:rPr>
+                <w:rFonts w:ascii="Calibri" w:hAnsi="Calibri" w:cs="Calibri"/>
+              </w:rPr>
+              <w:t xml:space="preserve">Find the </w:t>
+            </w:r>
+            <w:r>
+              <w:rPr>
+                <w:rFonts w:ascii="Calibri" w:hAnsi="Calibri" w:cs="Calibri"/>
+              </w:rPr>
+              <w:t>o</w:t>
+            </w:r>
+            <w:r>
+              <w:rPr>
+                <w:rFonts w:ascii="Calibri" w:hAnsi="Calibri" w:cs="Calibri"/>
+              </w:rPr>
+              <w:t xml:space="preserve">ptimal </w:t>
+            </w:r>
+            <w:r>
+              <w:rPr>
+                <w:rFonts w:ascii="Calibri" w:hAnsi="Calibri" w:cs="Calibri"/>
+              </w:rPr>
+              <w:t>packet</w:t>
+            </w:r>
+            <w:r>
+              <w:rPr>
+                <w:rFonts w:ascii="Calibri" w:hAnsi="Calibri" w:cs="Calibri"/>
+              </w:rPr>
+              <w:t xml:space="preserve">s-per-second </w:t>
+            </w:r>
+            <w:r>
+              <w:rPr>
+                <w:rFonts w:ascii="Calibri" w:hAnsi="Calibri" w:cs="Calibri"/>
+              </w:rPr>
+              <w:t xml:space="preserve">value first. </w:t>
+            </w:r>
+          </w:p>
+          <w:p>
+            <w:pPr>
+              <w:rPr>
+                <w:rFonts w:ascii="Calibri" w:hAnsi="Calibri" w:cs="Calibri"/>
+              </w:rPr>
+            </w:pPr>
+            <w:r>
+              <w:rPr>
+                <w:rFonts w:ascii="Calibri" w:hAnsi="Calibri" w:cs="Calibri"/>
+              </w:rPr>
+              <w:t>Sync all computer</w:t>
+            </w:r>
+            <w:r>
+              <w:rPr>
+                <w:rFonts w:ascii="Calibri" w:hAnsi="Calibri" w:cs="Calibri"/>
+              </w:rPr>
+              <w:t xml:space="preserve"> </w:t>
+            </w:r>
+            <w:r>
+              <w:rPr>
+                <w:rFonts w:ascii="Calibri" w:hAnsi="Calibri" w:cs="Calibri"/>
+              </w:rPr>
+              <w:t>clock</w:t>
+            </w:r>
+            <w:r>
+              <w:rPr>
+                <w:rFonts w:ascii="Calibri" w:hAnsi="Calibri" w:cs="Calibri"/>
+              </w:rPr>
+              <w:t>s</w:t>
+            </w:r>
+            <w:r>
+              <w:rPr>
+                <w:rFonts w:ascii="Calibri" w:hAnsi="Calibri" w:cs="Calibri"/>
+              </w:rPr>
+              <w:t xml:space="preserve"> to ensure </w:t>
+            </w:r>
+            <w:r>
+              <w:rPr>
+                <w:rFonts w:ascii="Calibri" w:hAnsi="Calibri" w:cs="Calibri"/>
+              </w:rPr>
+              <w:t xml:space="preserve">accurate </w:t>
+            </w:r>
+            <w:r>
+              <w:rPr>
+                <w:rFonts w:ascii="Calibri" w:hAnsi="Calibri" w:cs="Calibri"/>
+              </w:rPr>
+              <w:t>evaluation</w:t>
+            </w:r>
+            <w:r>
+              <w:rPr>
+                <w:rFonts w:ascii="Calibri" w:hAnsi="Calibri" w:cs="Calibri"/>
+              </w:rPr>
+              <w:t xml:space="preserve"> data</w:t>
+            </w:r>
+            <w:r>
+              <w:rPr>
+                <w:rFonts w:ascii="Calibri" w:hAnsi="Calibri" w:cs="Calibri"/>
+              </w:rPr>
+              <w:t xml:space="preserve">. </w:t>
+            </w:r>
+          </w:p>
+          <w:p>
+            <w:pPr>
+              <w:rPr>
+                <w:rFonts w:ascii="Calibri" w:hAnsi="Calibri" w:cs="Calibri"/>
+              </w:rPr>
+            </w:pPr>
+            <w:r>
+              <w:rPr>
+                <w:rFonts w:ascii="Calibri" w:hAnsi="Calibri" w:cs="Calibri"/>
+              </w:rPr>
+              <w:t xml:space="preserve">Line </w:t>
+            </w:r>
+            <w:r>
+              <w:rPr>
+                <w:rFonts w:ascii="Calibri" w:hAnsi="Calibri" w:cs="Calibri"/>
+              </w:rPr>
+              <w:t>g</w:t>
+            </w:r>
+            <w:r>
+              <w:rPr>
+                <w:rFonts w:ascii="Calibri" w:hAnsi="Calibri" w:cs="Calibri"/>
+              </w:rPr>
+              <w:t xml:space="preserve">raph – Excel Sheets </w:t>
+            </w:r>
+          </w:p>
+        </w:tc>
+      </w:tr>
+      <w:tr>
+        <w:tc>
+          <w:tcPr>
+            <w:tcW w:w="540" w:type="dxa"/>
+            <w:vAlign w:val="center"/>
+          </w:tcPr>
+          <w:p>
+            <w:pPr>
+              <w:numPr>
+                <w:ilvl w:val="0"/>
+                <w:numId w:val="21"/>
+              </w:numPr>
+              <w:ind w:left="342"/>
+              <w:rPr>
+                <w:rFonts w:ascii="Calibri" w:hAnsi="Calibri" w:cs="Calibri"/>
+              </w:rPr>
+            </w:pPr>
+          </w:p>
+        </w:tc>
+        <w:tc>
+          <w:tcPr>
+            <w:tcW w:w="9450" w:type="dxa"/>
+            <w:vAlign w:val="center"/>
+          </w:tcPr>
+          <w:p>
+            <w:pPr>
+              <w:rPr>
+                <w:rFonts w:ascii="Calibri" w:hAnsi="Calibri" w:cs="Calibri"/>
               </w:rPr>
             </w:pPr>
             <w:r>
@@ -2262,7 +2414,19 @@
               <w:rPr>
                 <w:rFonts w:ascii="Calibri" w:hAnsi="Calibri" w:cs="Calibri"/>
               </w:rPr>
-              <w:t xml:space="preserve">Finding the optimal value first, try 50,000 packet </w:t>
+              <w:t>Finding the optimal value</w:t>
+            </w:r>
+            <w:r>
+              <w:rPr>
+                <w:rFonts w:ascii="Calibri" w:hAnsi="Calibri" w:cs="Calibri"/>
+              </w:rPr>
+              <w:t>:</w:t>
+            </w:r>
+            <w:r>
+              <w:rPr>
+                <w:rFonts w:ascii="Calibri" w:hAnsi="Calibri" w:cs="Calibri"/>
+              </w:rPr>
+              <w:t xml:space="preserve"> try 50,000 packet </w:t>
             </w:r>
             <w:r>
               <w:rPr>
@@ -2369,15 +2533,20 @@
               <w:rPr>
                 <w:rFonts w:ascii="Calibri" w:hAnsi="Calibri" w:cs="Calibri"/>
               </w:rPr>
-              <w:t xml:space="preserve">Mid project Progress review – just telling what changes we made for proposal. </w:t>
+              <w:t>Mid</w:t>
             </w:r>
-          </w:p>
-          <w:p>
-            <w:pPr>
-              <w:rPr>
-                <w:rFonts w:ascii="Calibri" w:hAnsi="Calibri" w:cs="Calibri"/>
-              </w:rPr>
-            </w:pPr>
+            <w:r>
+              <w:rPr>
+                <w:rFonts w:ascii="Calibri" w:hAnsi="Calibri" w:cs="Calibri"/>
+              </w:rPr>
+              <w:t>-</w:t>
+            </w:r>
+            <w:r>
+              <w:rPr>
+                <w:rFonts w:ascii="Calibri" w:hAnsi="Calibri" w:cs="Calibri"/>
+              </w:rPr>
+              <w:t xml:space="preserve">project Progress review – just telling what changes we made for proposal. </w:t>
+            </w:r>
           </w:p>
         </w:tc>
       </w:tr>
@@ -2418,12 +2587,12 @@
         <w:tblW w:w="9990" w:type="dxa"/>
         <w:tblInd w:w="108" w:type="dxa"/>
         <w:tblBorders>
-          <w:top w:val="single" w:color="auto" w:sz="4" w:space="0"/>
-          <w:left w:val="single" w:color="auto" w:sz="4" w:space="0"/>
-          <w:bottom w:val="single" w:color="auto" w:sz="4" w:space="0"/>
-          <w:right w:val="single" w:color="auto" w:sz="4" w:space="0"/>
-          <w:insideH w:val="single" w:color="auto" w:sz="4" w:space="0"/>
-          <w:insideV w:val="single" w:color="auto" w:sz="4" w:space="0"/>
+          <w:top w:val="single" w:sz="4" w:space="0" w:color="auto"/>
+          <w:left w:val="single" w:sz="4" w:space="0" w:color="auto"/>
+          <w:bottom w:val="single" w:sz="4" w:space="0" w:color="auto"/>
+          <w:right w:val="single" w:sz="4" w:space="0" w:color="auto"/>
+          <w:insideH w:val="single" w:sz="4" w:space="0" w:color="auto"/>
+          <w:insideV w:val="single" w:sz="4" w:space="0" w:color="auto"/>
         </w:tblBorders>
         <w:tblLook w:val="01E0" w:firstRow="1" w:lastRow="1" w:firstColumn="1" w:lastColumn="1" w:noHBand="0" w:noVBand="0"/>
       </w:tblPr>
@@ -2598,7 +2767,15 @@
           <w:rFonts w:ascii="Calibri" w:hAnsi="Calibri" w:cs="Calibri"/>
           <w:b/>
         </w:rPr>
-        <w:t>Next Client/ Mentor Meeting</w:t>
+        <w:br w:type="page"/>
+      </w:r>
+      <w:r>
+        <w:rPr>
+          <w:rFonts w:ascii="Calibri" w:hAnsi="Calibri" w:cs="Calibri"/>
+          <w:b/>
+        </w:rPr>
+        <w:lastRenderedPageBreak/>
+        <w:t>Next Meeting</w:t>
       </w:r>
       <w:r>
         <w:rPr>
@@ -2606,12 +2783,6 @@
           <w:b/>
         </w:rPr>
         <w:tab/>
-      </w:r>
-      <w:r>
-        <w:rPr>
-          <w:rFonts w:ascii="Calibri" w:hAnsi="Calibri" w:cs="Calibri"/>
-          <w:b/>
-        </w:rPr>
         <w:t xml:space="preserve"> </w:t>
       </w:r>
     </w:p>
@@ -2627,12 +2798,12 @@
         <w:tblW w:w="10199" w:type="dxa"/>
         <w:tblInd w:w="108" w:type="dxa"/>
         <w:tblBorders>
-          <w:top w:val="single" w:color="auto" w:sz="4" w:space="0"/>
-          <w:left w:val="single" w:color="auto" w:sz="4" w:space="0"/>
-          <w:bottom w:val="single" w:color="auto" w:sz="4" w:space="0"/>
-          <w:right w:val="single" w:color="auto" w:sz="4" w:space="0"/>
-          <w:insideH w:val="single" w:color="auto" w:sz="4" w:space="0"/>
-          <w:insideV w:val="single" w:color="auto" w:sz="4" w:space="0"/>
+          <w:top w:val="single" w:sz="4" w:space="0" w:color="auto"/>
+          <w:left w:val="single" w:sz="4" w:space="0" w:color="auto"/>
+          <w:bottom w:val="single" w:sz="4" w:space="0" w:color="auto"/>
+          <w:right w:val="single" w:sz="4" w:space="0" w:color="auto"/>
+          <w:insideH w:val="single" w:sz="4" w:space="0" w:color="auto"/>
+          <w:insideV w:val="single" w:sz="4" w:space="0" w:color="auto"/>
         </w:tblBorders>
         <w:tblLook w:val="01E0" w:firstRow="1" w:lastRow="1" w:firstColumn="1" w:lastColumn="1" w:noHBand="0" w:noVBand="0"/>
       </w:tblPr>
@@ -2643,7 +2814,7 @@
       </w:tblGrid>
       <w:tr>
         <w:trPr>
-          <w:trHeight w:val="577"/>
+          <w:trHeight w:val="60"/>
         </w:trPr>
         <w:tc>
           <w:tcPr>
@@ -2665,15 +2836,14 @@
                 <w:b/>
                 <w:bCs/>
               </w:rPr>
-              <w:t>Date: TBA</w:t>
+              <w:t xml:space="preserve">Date: </w:t>
             </w:r>
-          </w:p>
-          <w:p>
-            <w:pPr>
-              <w:rPr>
-                <w:rFonts w:ascii="Calibri" w:hAnsi="Calibri" w:cs="Calibri"/>
-              </w:rPr>
-            </w:pPr>
+            <w:r>
+              <w:rPr>
+                <w:rFonts w:ascii="Calibri" w:hAnsi="Calibri" w:cs="Calibri"/>
+              </w:rPr>
+              <w:t>22/05/2025</w:t>
+            </w:r>
           </w:p>
         </w:tc>
         <w:tc>
@@ -2695,15 +2865,14 @@
                 <w:b/>
                 <w:bCs/>
               </w:rPr>
-              <w:t>Time: TBA</w:t>
+              <w:t xml:space="preserve">Time: </w:t>
             </w:r>
-          </w:p>
-          <w:p>
-            <w:pPr>
-              <w:rPr>
-                <w:rFonts w:ascii="Calibri" w:hAnsi="Calibri" w:cs="Calibri"/>
-              </w:rPr>
-            </w:pPr>
+            <w:r>
+              <w:rPr>
+                <w:rFonts w:ascii="Calibri" w:hAnsi="Calibri" w:cs="Calibri"/>
+              </w:rPr>
+              <w:t>1:00pm</w:t>
+            </w:r>
           </w:p>
         </w:tc>
       </w:tr>
@@ -2771,107 +2940,6 @@
           </w:p>
         </w:tc>
       </w:tr>
-      <w:tr>
-        <w:trPr>
-          <w:trHeight w:val="69"/>
-        </w:trPr>
-        <w:tc>
-          <w:tcPr>
-            <w:tcW w:w="551" w:type="dxa"/>
-            <w:vAlign w:val="center"/>
-          </w:tcPr>
-          <w:p>
-            <w:pPr>
-              <w:numPr>
-                <w:ilvl w:val="0"/>
-                <w:numId w:val="12"/>
-              </w:numPr>
-              <w:ind w:left="252" w:hanging="208"/>
-              <w:rPr>
-                <w:rFonts w:ascii="Calibri" w:hAnsi="Calibri" w:cs="Calibri"/>
-              </w:rPr>
-            </w:pPr>
-          </w:p>
-        </w:tc>
-        <w:tc>
-          <w:tcPr>
-            <w:tcW w:w="9648" w:type="dxa"/>
-            <w:gridSpan w:val="2"/>
-            <w:vAlign w:val="center"/>
-          </w:tcPr>
-          <w:p>
-            <w:pPr>
-              <w:rPr>
-                <w:rFonts w:ascii="Calibri" w:hAnsi="Calibri" w:cs="Calibri"/>
-              </w:rPr>
-            </w:pPr>
-          </w:p>
-        </w:tc>
-      </w:tr>
-      <w:tr>
-        <w:trPr>
-          <w:trHeight w:val="281"/>
-        </w:trPr>
-        <w:tc>
-          <w:tcPr>
-            <w:tcW w:w="10199" w:type="dxa"/>
-            <w:gridSpan w:val="3"/>
-            <w:vAlign w:val="center"/>
-          </w:tcPr>
-          <w:p>
-            <w:pPr>
-              <w:rPr>
-                <w:rFonts w:ascii="Calibri" w:hAnsi="Calibri" w:cs="Calibri"/>
-                <w:i/>
-              </w:rPr>
-            </w:pPr>
-            <w:r>
-              <w:rPr>
-                <w:rFonts w:ascii="Calibri" w:hAnsi="Calibri" w:cs="Calibri"/>
-                <w:i/>
-              </w:rPr>
-              <w:t>Action Items to be discussed in the next meeting:</w:t>
-            </w:r>
-          </w:p>
-        </w:tc>
-      </w:tr>
-      <w:tr>
-        <w:trPr>
-          <w:trHeight w:val="281"/>
-        </w:trPr>
-        <w:tc>
-          <w:tcPr>
-            <w:tcW w:w="551" w:type="dxa"/>
-            <w:vAlign w:val="center"/>
-          </w:tcPr>
-          <w:p>
-            <w:pPr>
-              <w:numPr>
-                <w:ilvl w:val="0"/>
-                <w:numId w:val="17"/>
-              </w:numPr>
-              <w:ind w:left="245" w:hanging="202"/>
-              <w:rPr>
-                <w:rFonts w:ascii="Calibri" w:hAnsi="Calibri" w:cs="Calibri"/>
-              </w:rPr>
-            </w:pPr>
-          </w:p>
-        </w:tc>
-        <w:tc>
-          <w:tcPr>
-            <w:tcW w:w="9648" w:type="dxa"/>
-            <w:gridSpan w:val="2"/>
-            <w:vAlign w:val="center"/>
-          </w:tcPr>
-          <w:p>
-            <w:pPr>
-              <w:rPr>
-                <w:rFonts w:ascii="Calibri" w:hAnsi="Calibri" w:cs="Calibri"/>
-              </w:rPr>
-            </w:pPr>
-          </w:p>
-        </w:tc>
-      </w:tr>
     </w:tbl>
     <w:p>
       <w:pPr>
@@ -2883,7 +2951,7 @@
     <w:sectPr>
       <w:headerReference w:type="default" r:id="rId8"/>
       <w:footerReference w:type="default" r:id="rId9"/>
-      <w:pgSz w:w="12240" w:h="15840" w:orient="portrait"/>
+      <w:pgSz w:w="12240" w:h="15840"/>
       <w:pgMar w:top="2127" w:right="1170" w:bottom="1440" w:left="1170" w:header="720" w:footer="720" w:gutter="0"/>
       <w:cols w:space="720"/>
     </w:sectPr>
@@ -2919,7 +2987,7 @@
     <w:pPr>
       <w:pStyle w:val="Footer"/>
       <w:pBdr>
-        <w:top w:val="single" w:color="000000" w:sz="4" w:space="1"/>
+        <w:top w:val="single" w:sz="4" w:space="1" w:color="000000"/>
       </w:pBdr>
       <w:rPr>
         <w:rFonts w:ascii="Arial" w:hAnsi="Arial" w:cs="Arial"/>
@@ -2932,7 +3000,7 @@
     <w:pPr>
       <w:pStyle w:val="Footer"/>
       <w:pBdr>
-        <w:top w:val="single" w:color="000000" w:sz="4" w:space="1"/>
+        <w:top w:val="single" w:sz="4" w:space="1" w:color="000000"/>
       </w:pBdr>
       <w:jc w:val="center"/>
       <w:rPr>
@@ -3092,7 +3160,7 @@
         <w:noProof/>
       </w:rPr>
       <w:pict w14:anchorId="266BE48D">
-        <v:shapetype id="_x0000_t75" coordsize="21600,21600" filled="f" stroked="f" o:spt="75" o:preferrelative="t" path="m@4@5l@4@11@9@11@9@5xe">
+        <v:shapetype id="_x0000_t75" coordsize="21600,21600" o:spt="75" o:preferrelative="t" path="m@4@5l@4@11@9@11@9@5xe" filled="f" stroked="f">
           <v:stroke joinstyle="miter"/>
           <v:formulas>
             <v:f eqn="if lineDrawn pixelLineWidth 0"/>
@@ -3108,11 +3176,11 @@
             <v:f eqn="prod @7 21600 pixelHeight"/>
             <v:f eqn="sum @10 21600 0"/>
           </v:formulas>
-          <v:path gradientshapeok="t" o:connecttype="rect" o:extrusionok="f"/>
+          <v:path o:extrusionok="f" gradientshapeok="t" o:connecttype="rect"/>
           <o:lock v:ext="edit" aspectratio="t"/>
         </v:shapetype>
-        <v:shape id="_x0000_s1025" style="position:absolute;left:0;text-align:left;margin-left:-57.65pt;margin-top:-35.55pt;width:610.4pt;height:100.2pt;z-index:1;visibility:visible;mso-wrap-style:square;mso-wrap-distance-left:9pt;mso-wrap-distance-top:0;mso-wrap-distance-right:9pt;mso-wrap-distance-bottom:0;mso-position-horizontal:absolute;mso-position-horizontal-relative:text;mso-position-vertical:absolute;mso-position-vertical-relative:text" o:spid="_x0000_s2049" type="#_x0000_t75">
-          <v:imagedata o:title="" r:id="rId1"/>
+        <v:shape id="_x0000_s2049" type="#_x0000_t75" style="position:absolute;left:0;text-align:left;margin-left:-57.65pt;margin-top:-35.55pt;width:610.4pt;height:100.2pt;z-index:251657728;visibility:visible;mso-wrap-style:square;mso-wrap-distance-left:9pt;mso-wrap-distance-top:0;mso-wrap-distance-right:9pt;mso-wrap-distance-bottom:0;mso-position-horizontal:absolute;mso-position-horizontal-relative:text;mso-position-vertical:absolute;mso-position-vertical-relative:text">
+          <v:imagedata r:id="rId1" o:title=""/>
           <w10:wrap type="square"/>
         </v:shape>
       </w:pict>
@@ -3162,7 +3230,7 @@
     <w:pPr>
       <w:pStyle w:val="Header"/>
       <w:pBdr>
-        <w:bottom w:val="single" w:color="000000" w:sz="4" w:space="1"/>
+        <w:bottom w:val="single" w:sz="4" w:space="1" w:color="000000"/>
       </w:pBdr>
     </w:pPr>
   </w:p>
@@ -4083,7 +4151,7 @@
         <w:ind w:left="720" w:hanging="360"/>
       </w:pPr>
       <w:rPr>
-        <w:rFonts w:hint="default" w:ascii="Calibri" w:hAnsi="Calibri" w:eastAsia="Times New Roman" w:cs="Calibri"/>
+        <w:rFonts w:ascii="Calibri" w:eastAsia="Times New Roman" w:hAnsi="Calibri" w:cs="Calibri" w:hint="default"/>
       </w:rPr>
     </w:lvl>
     <w:lvl w:ilvl="1">
@@ -4095,7 +4163,7 @@
         <w:ind w:left="1440" w:hanging="360"/>
       </w:pPr>
       <w:rPr>
-        <w:rFonts w:hint="default" w:ascii="Courier New" w:hAnsi="Courier New" w:cs="Courier New"/>
+        <w:rFonts w:ascii="Courier New" w:hAnsi="Courier New" w:cs="Courier New" w:hint="default"/>
       </w:rPr>
     </w:lvl>
     <w:lvl w:ilvl="2">
@@ -4107,7 +4175,7 @@
         <w:ind w:left="2160" w:hanging="360"/>
       </w:pPr>
       <w:rPr>
-        <w:rFonts w:hint="default" w:ascii="Wingdings" w:hAnsi="Wingdings"/>
+        <w:rFonts w:ascii="Wingdings" w:hAnsi="Wingdings" w:hint="default"/>
       </w:rPr>
     </w:lvl>
     <w:lvl w:ilvl="3">
@@ -4119,7 +4187,7 @@
         <w:ind w:left="2880" w:hanging="360"/>
       </w:pPr>
       <w:rPr>
-        <w:rFonts w:hint="default" w:ascii="Symbol" w:hAnsi="Symbol"/>
+        <w:rFonts w:ascii="Symbol" w:hAnsi="Symbol" w:hint="default"/>
       </w:rPr>
     </w:lvl>
     <w:lvl w:ilvl="4">
@@ -4131,7 +4199,7 @@
         <w:ind w:left="3600" w:hanging="360"/>
       </w:pPr>
       <w:rPr>
-        <w:rFonts w:hint="default" w:ascii="Courier New" w:hAnsi="Courier New" w:cs="Courier New"/>
+        <w:rFonts w:ascii="Courier New" w:hAnsi="Courier New" w:cs="Courier New" w:hint="default"/>
       </w:rPr>
     </w:lvl>
     <w:lvl w:ilvl="5">
@@ -4143,7 +4211,7 @@
         <w:ind w:left="4320" w:hanging="360"/>
       </w:pPr>
       <w:rPr>
-        <w:rFonts w:hint="default" w:ascii="Wingdings" w:hAnsi="Wingdings"/>
+        <w:rFonts w:ascii="Wingdings" w:hAnsi="Wingdings" w:hint="default"/>
       </w:rPr>
     </w:lvl>
     <w:lvl w:ilvl="6">
@@ -4155,7 +4223,7 @@
         <w:ind w:left="5040" w:hanging="360"/>
       </w:pPr>
       <w:rPr>
-        <w:rFonts w:hint="default" w:ascii="Symbol" w:hAnsi="Symbol"/>
+        <w:rFonts w:ascii="Symbol" w:hAnsi="Symbol" w:hint="default"/>
       </w:rPr>
     </w:lvl>
     <w:lvl w:ilvl="7">
@@ -4167,7 +4235,7 @@
         <w:ind w:left="5760" w:hanging="360"/>
       </w:pPr>
       <w:rPr>
-        <w:rFonts w:hint="default" w:ascii="Courier New" w:hAnsi="Courier New" w:cs="Courier New"/>
+        <w:rFonts w:ascii="Courier New" w:hAnsi="Courier New" w:cs="Courier New" w:hint="default"/>
       </w:rPr>
     </w:lvl>
     <w:lvl w:ilvl="8">
@@ -4179,7 +4247,7 @@
         <w:ind w:left="6480" w:hanging="360"/>
       </w:pPr>
       <w:rPr>
-        <w:rFonts w:hint="default" w:ascii="Wingdings" w:hAnsi="Wingdings"/>
+        <w:rFonts w:ascii="Wingdings" w:hAnsi="Wingdings" w:hint="default"/>
       </w:rPr>
     </w:lvl>
   </w:abstractNum>
@@ -4457,7 +4525,7 @@
         <w:ind w:left="360" w:hanging="360"/>
       </w:pPr>
       <w:rPr>
-        <w:rFonts w:hint="default" w:ascii="Wingdings" w:hAnsi="Wingdings"/>
+        <w:rFonts w:ascii="Wingdings" w:hAnsi="Wingdings" w:hint="default"/>
         <w:color w:val="C00000"/>
       </w:rPr>
     </w:lvl>
@@ -4470,7 +4538,7 @@
         <w:ind w:left="1080" w:hanging="360"/>
       </w:pPr>
       <w:rPr>
-        <w:rFonts w:hint="default" w:ascii="Courier New" w:hAnsi="Courier New" w:cs="Courier New"/>
+        <w:rFonts w:ascii="Courier New" w:hAnsi="Courier New" w:cs="Courier New" w:hint="default"/>
       </w:rPr>
     </w:lvl>
     <w:lvl w:ilvl="2">
@@ -4482,7 +4550,7 @@
         <w:ind w:left="1800" w:hanging="360"/>
       </w:pPr>
       <w:rPr>
-        <w:rFonts w:hint="default" w:ascii="Wingdings" w:hAnsi="Wingdings"/>
+        <w:rFonts w:ascii="Wingdings" w:hAnsi="Wingdings" w:hint="default"/>
       </w:rPr>
     </w:lvl>
     <w:lvl w:ilvl="3">
@@ -4494,7 +4562,7 @@
         <w:ind w:left="2520" w:hanging="360"/>
       </w:pPr>
       <w:rPr>
-        <w:rFonts w:hint="default" w:ascii="Symbol" w:hAnsi="Symbol"/>
+        <w:rFonts w:ascii="Symbol" w:hAnsi="Symbol" w:hint="default"/>
       </w:rPr>
     </w:lvl>
     <w:lvl w:ilvl="4">
@@ -4506,7 +4574,7 @@
         <w:ind w:left="3240" w:hanging="360"/>
       </w:pPr>
       <w:rPr>
-        <w:rFonts w:hint="default" w:ascii="Courier New" w:hAnsi="Courier New" w:cs="Courier New"/>
+        <w:rFonts w:ascii="Courier New" w:hAnsi="Courier New" w:cs="Courier New" w:hint="default"/>
       </w:rPr>
     </w:lvl>
     <w:lvl w:ilvl="5">
@@ -4518,7 +4586,7 @@
         <w:ind w:left="3960" w:hanging="360"/>
       </w:pPr>
       <w:rPr>
-        <w:rFonts w:hint="default" w:ascii="Wingdings" w:hAnsi="Wingdings"/>
+        <w:rFonts w:ascii="Wingdings" w:hAnsi="Wingdings" w:hint="default"/>
       </w:rPr>
     </w:lvl>
     <w:lvl w:ilvl="6">
@@ -4530,7 +4598,7 @@
         <w:ind w:left="4680" w:hanging="360"/>
       </w:pPr>
       <w:rPr>
-        <w:rFonts w:hint="default" w:ascii="Symbol" w:hAnsi="Symbol"/>
+        <w:rFonts w:ascii="Symbol" w:hAnsi="Symbol" w:hint="default"/>
       </w:rPr>
     </w:lvl>
     <w:lvl w:ilvl="7">
@@ -4542,7 +4610,7 @@
         <w:ind w:left="5400" w:hanging="360"/>
       </w:pPr>
       <w:rPr>
-        <w:rFonts w:hint="default" w:ascii="Courier New" w:hAnsi="Courier New" w:cs="Courier New"/>
+        <w:rFonts w:ascii="Courier New" w:hAnsi="Courier New" w:cs="Courier New" w:hint="default"/>
       </w:rPr>
     </w:lvl>
     <w:lvl w:ilvl="8">
@@ -4554,7 +4622,7 @@
         <w:ind w:left="6120" w:hanging="360"/>
       </w:pPr>
       <w:rPr>
-        <w:rFonts w:hint="default" w:ascii="Wingdings" w:hAnsi="Wingdings"/>
+        <w:rFonts w:ascii="Wingdings" w:hAnsi="Wingdings" w:hint="default"/>
       </w:rPr>
     </w:lvl>
   </w:abstractNum>
@@ -4571,7 +4639,7 @@
         <w:ind w:left="720" w:hanging="360"/>
       </w:pPr>
       <w:rPr>
-        <w:rFonts w:hint="default" w:ascii="Calibri" w:hAnsi="Calibri" w:eastAsia="Times New Roman" w:cs="Calibri"/>
+        <w:rFonts w:ascii="Calibri" w:eastAsia="Times New Roman" w:hAnsi="Calibri" w:cs="Calibri" w:hint="default"/>
       </w:rPr>
     </w:lvl>
     <w:lvl w:ilvl="1">
@@ -4583,7 +4651,7 @@
         <w:ind w:left="1440" w:hanging="360"/>
       </w:pPr>
       <w:rPr>
-        <w:rFonts w:hint="default" w:ascii="Courier New" w:hAnsi="Courier New" w:cs="Courier New"/>
+        <w:rFonts w:ascii="Courier New" w:hAnsi="Courier New" w:cs="Courier New" w:hint="default"/>
       </w:rPr>
     </w:lvl>
     <w:lvl w:ilvl="2">
@@ -4595,7 +4663,7 @@
         <w:ind w:left="2160" w:hanging="360"/>
       </w:pPr>
       <w:rPr>
-        <w:rFonts w:hint="default" w:ascii="Wingdings" w:hAnsi="Wingdings"/>
+        <w:rFonts w:ascii="Wingdings" w:hAnsi="Wingdings" w:hint="default"/>
       </w:rPr>
     </w:lvl>
     <w:lvl w:ilvl="3">
@@ -4607,7 +4675,7 @@
         <w:ind w:left="2880" w:hanging="360"/>
       </w:pPr>
       <w:rPr>
-        <w:rFonts w:hint="default" w:ascii="Symbol" w:hAnsi="Symbol"/>
+        <w:rFonts w:ascii="Symbol" w:hAnsi="Symbol" w:hint="default"/>
       </w:rPr>
     </w:lvl>
     <w:lvl w:ilvl="4">
@@ -4619,7 +4687,7 @@
         <w:ind w:left="3600" w:hanging="360"/>
       </w:pPr>
       <w:rPr>
-        <w:rFonts w:hint="default" w:ascii="Courier New" w:hAnsi="Courier New" w:cs="Courier New"/>
+        <w:rFonts w:ascii="Courier New" w:hAnsi="Courier New" w:cs="Courier New" w:hint="default"/>
       </w:rPr>
     </w:lvl>
     <w:lvl w:ilvl="5">
@@ -4631,7 +4699,7 @@
         <w:ind w:left="4320" w:hanging="360"/>
       </w:pPr>
       <w:rPr>
-        <w:rFonts w:hint="default" w:ascii="Wingdings" w:hAnsi="Wingdings"/>
+        <w:rFonts w:ascii="Wingdings" w:hAnsi="Wingdings" w:hint="default"/>
       </w:rPr>
     </w:lvl>
     <w:lvl w:ilvl="6">
@@ -4643,7 +4711,7 @@
         <w:ind w:left="5040" w:hanging="360"/>
       </w:pPr>
       <w:rPr>
-        <w:rFonts w:hint="default" w:ascii="Symbol" w:hAnsi="Symbol"/>
+        <w:rFonts w:ascii="Symbol" w:hAnsi="Symbol" w:hint="default"/>
       </w:rPr>
     </w:lvl>
     <w:lvl w:ilvl="7">
@@ -4655,7 +4723,7 @@
         <w:ind w:left="5760" w:hanging="360"/>
       </w:pPr>
       <w:rPr>
-        <w:rFonts w:hint="default" w:ascii="Courier New" w:hAnsi="Courier New" w:cs="Courier New"/>
+        <w:rFonts w:ascii="Courier New" w:hAnsi="Courier New" w:cs="Courier New" w:hint="default"/>
       </w:rPr>
     </w:lvl>
     <w:lvl w:ilvl="8">
@@ -4667,7 +4735,7 @@
         <w:ind w:left="6480" w:hanging="360"/>
       </w:pPr>
       <w:rPr>
-        <w:rFonts w:hint="default" w:ascii="Wingdings" w:hAnsi="Wingdings"/>
+        <w:rFonts w:ascii="Wingdings" w:hAnsi="Wingdings" w:hint="default"/>
       </w:rPr>
     </w:lvl>
   </w:abstractNum>
@@ -4683,7 +4751,7 @@
         <w:ind w:left="720" w:hanging="360"/>
       </w:pPr>
       <w:rPr>
-        <w:rFonts w:hint="default" w:ascii="Calibri" w:hAnsi="Calibri" w:eastAsia="Times New Roman" w:cs="Calibri"/>
+        <w:rFonts w:ascii="Calibri" w:eastAsia="Times New Roman" w:hAnsi="Calibri" w:cs="Calibri" w:hint="default"/>
       </w:rPr>
     </w:lvl>
     <w:lvl w:ilvl="1">
@@ -4695,7 +4763,7 @@
         <w:ind w:left="1440" w:hanging="360"/>
       </w:pPr>
       <w:rPr>
-        <w:rFonts w:hint="default" w:ascii="Courier New" w:hAnsi="Courier New" w:cs="Courier New"/>
+        <w:rFonts w:ascii="Courier New" w:hAnsi="Courier New" w:cs="Courier New" w:hint="default"/>
       </w:rPr>
     </w:lvl>
     <w:lvl w:ilvl="2">
@@ -4707,7 +4775,7 @@
         <w:ind w:left="2160" w:hanging="360"/>
       </w:pPr>
       <w:rPr>
-        <w:rFonts w:hint="default" w:ascii="Wingdings" w:hAnsi="Wingdings"/>
+        <w:rFonts w:ascii="Wingdings" w:hAnsi="Wingdings" w:hint="default"/>
       </w:rPr>
     </w:lvl>
     <w:lvl w:ilvl="3">
@@ -4719,7 +4787,7 @@
         <w:ind w:left="2880" w:hanging="360"/>
       </w:pPr>
       <w:rPr>
-        <w:rFonts w:hint="default" w:ascii="Symbol" w:hAnsi="Symbol"/>
+        <w:rFonts w:ascii="Symbol" w:hAnsi="Symbol" w:hint="default"/>
       </w:rPr>
     </w:lvl>
     <w:lvl w:ilvl="4">
@@ -4731,7 +4799,7 @@
         <w:ind w:left="3600" w:hanging="360"/>
       </w:pPr>
       <w:rPr>
-        <w:rFonts w:hint="default" w:ascii="Courier New" w:hAnsi="Courier New" w:cs="Courier New"/>
+        <w:rFonts w:ascii="Courier New" w:hAnsi="Courier New" w:cs="Courier New" w:hint="default"/>
       </w:rPr>
     </w:lvl>
     <w:lvl w:ilvl="5">
@@ -4743,7 +4811,7 @@
         <w:ind w:left="4320" w:hanging="360"/>
       </w:pPr>
       <w:rPr>
-        <w:rFonts w:hint="default" w:ascii="Wingdings" w:hAnsi="Wingdings"/>
+        <w:rFonts w:ascii="Wingdings" w:hAnsi="Wingdings" w:hint="default"/>
       </w:rPr>
     </w:lvl>
     <w:lvl w:ilvl="6">
@@ -4755,7 +4823,7 @@
         <w:ind w:left="5040" w:hanging="360"/>
       </w:pPr>
       <w:rPr>
-        <w:rFonts w:hint="default" w:ascii="Symbol" w:hAnsi="Symbol"/>
+        <w:rFonts w:ascii="Symbol" w:hAnsi="Symbol" w:hint="default"/>
       </w:rPr>
     </w:lvl>
     <w:lvl w:ilvl="7">
@@ -4767,7 +4835,7 @@
         <w:ind w:left="5760" w:hanging="360"/>
       </w:pPr>
       <w:rPr>
-        <w:rFonts w:hint="default" w:ascii="Courier New" w:hAnsi="Courier New" w:cs="Courier New"/>
+        <w:rFonts w:ascii="Courier New" w:hAnsi="Courier New" w:cs="Courier New" w:hint="default"/>
       </w:rPr>
     </w:lvl>
     <w:lvl w:ilvl="8">
@@ -4779,7 +4847,7 @@
         <w:ind w:left="6480" w:hanging="360"/>
       </w:pPr>
       <w:rPr>
-        <w:rFonts w:hint="default" w:ascii="Wingdings" w:hAnsi="Wingdings"/>
+        <w:rFonts w:ascii="Wingdings" w:hAnsi="Wingdings" w:hint="default"/>
       </w:rPr>
     </w:lvl>
   </w:abstractNum>
@@ -5087,7 +5155,7 @@
         <w:ind w:left="720" w:hanging="360"/>
       </w:pPr>
       <w:rPr>
-        <w:rFonts w:hint="default" w:ascii="Calibri" w:hAnsi="Calibri" w:eastAsia="Times New Roman" w:cs="Calibri"/>
+        <w:rFonts w:ascii="Calibri" w:eastAsia="Times New Roman" w:hAnsi="Calibri" w:cs="Calibri" w:hint="default"/>
       </w:rPr>
     </w:lvl>
     <w:lvl w:ilvl="1">
@@ -5099,7 +5167,7 @@
         <w:ind w:left="1440" w:hanging="360"/>
       </w:pPr>
       <w:rPr>
-        <w:rFonts w:hint="default" w:ascii="Courier New" w:hAnsi="Courier New" w:cs="Courier New"/>
+        <w:rFonts w:ascii="Courier New" w:hAnsi="Courier New" w:cs="Courier New" w:hint="default"/>
       </w:rPr>
     </w:lvl>
     <w:lvl w:ilvl="2">
@@ -5111,7 +5179,7 @@
         <w:ind w:left="2160" w:hanging="360"/>
       </w:pPr>
       <w:rPr>
-        <w:rFonts w:hint="default" w:ascii="Wingdings" w:hAnsi="Wingdings"/>
+        <w:rFonts w:ascii="Wingdings" w:hAnsi="Wingdings" w:hint="default"/>
       </w:rPr>
     </w:lvl>
     <w:lvl w:ilvl="3">
@@ -5123,7 +5191,7 @@
         <w:ind w:left="2880" w:hanging="360"/>
       </w:pPr>
       <w:rPr>
-        <w:rFonts w:hint="default" w:ascii="Symbol" w:hAnsi="Symbol"/>
+        <w:rFonts w:ascii="Symbol" w:hAnsi="Symbol" w:hint="default"/>
       </w:rPr>
     </w:lvl>
     <w:lvl w:ilvl="4">
@@ -5135,7 +5203,7 @@
         <w:ind w:left="3600" w:hanging="360"/>
       </w:pPr>
       <w:rPr>
-        <w:rFonts w:hint="default" w:ascii="Courier New" w:hAnsi="Courier New" w:cs="Courier New"/>
+        <w:rFonts w:ascii="Courier New" w:hAnsi="Courier New" w:cs="Courier New" w:hint="default"/>
       </w:rPr>
     </w:lvl>
     <w:lvl w:ilvl="5">
@@ -5147,7 +5215,7 @@
         <w:ind w:left="4320" w:hanging="360"/>
       </w:pPr>
       <w:rPr>
-        <w:rFonts w:hint="default" w:ascii="Wingdings" w:hAnsi="Wingdings"/>
+        <w:rFonts w:ascii="Wingdings" w:hAnsi="Wingdings" w:hint="default"/>
       </w:rPr>
     </w:lvl>
     <w:lvl w:ilvl="6">
@@ -5159,7 +5227,7 @@
         <w:ind w:left="5040" w:hanging="360"/>
       </w:pPr>
       <w:rPr>
-        <w:rFonts w:hint="default" w:ascii="Symbol" w:hAnsi="Symbol"/>
+        <w:rFonts w:ascii="Symbol" w:hAnsi="Symbol" w:hint="default"/>
       </w:rPr>
     </w:lvl>
     <w:lvl w:ilvl="7">
@@ -5171,7 +5239,7 @@
         <w:ind w:left="5760" w:hanging="360"/>
       </w:pPr>
       <w:rPr>
-        <w:rFonts w:hint="default" w:ascii="Courier New" w:hAnsi="Courier New" w:cs="Courier New"/>
+        <w:rFonts w:ascii="Courier New" w:hAnsi="Courier New" w:cs="Courier New" w:hint="default"/>
       </w:rPr>
     </w:lvl>
     <w:lvl w:ilvl="8">
@@ -5183,7 +5251,7 @@
         <w:ind w:left="6480" w:hanging="360"/>
       </w:pPr>
       <w:rPr>
-        <w:rFonts w:hint="default" w:ascii="Wingdings" w:hAnsi="Wingdings"/>
+        <w:rFonts w:ascii="Wingdings" w:hAnsi="Wingdings" w:hint="default"/>
       </w:rPr>
     </w:lvl>
   </w:abstractNum>
@@ -5616,11 +5684,11 @@
 </file>
 
 <file path=word/styles.xml><?xml version="1.0" encoding="utf-8"?>
-<w:styles xmlns:wp14="http://schemas.microsoft.com/office/word/2010/wordprocessingDrawing" xmlns:mc="http://schemas.openxmlformats.org/markup-compatibility/2006" xmlns:r="http://schemas.openxmlformats.org/officeDocument/2006/relationships" xmlns:w="http://schemas.openxmlformats.org/wordprocessingml/2006/main" xmlns:w14="http://schemas.microsoft.com/office/word/2010/wordml" xmlns:w15="http://schemas.microsoft.com/office/word/2012/wordml" xmlns:w16cex="http://schemas.microsoft.com/office/word/2018/wordml/cex" xmlns:w16cid="http://schemas.microsoft.com/office/word/2016/wordml/cid" xmlns:w16="http://schemas.microsoft.com/office/word/2018/wordml" xmlns:w16du="http://schemas.microsoft.com/office/word/2023/wordml/word16du" xmlns:w16sdtdh="http://schemas.microsoft.com/office/word/2020/wordml/sdtdatahash" xmlns:w16sdtfl="http://schemas.microsoft.com/office/word/2024/wordml/sdtformatlock" xmlns:w16se="http://schemas.microsoft.com/office/word/2015/wordml/symex" mc:Ignorable="w14 w15 w16se w16cid w16 w16cex w16sdtdh w16sdtfl w16du wp14">
+<w:styles xmlns:mc="http://schemas.openxmlformats.org/markup-compatibility/2006" xmlns:r="http://schemas.openxmlformats.org/officeDocument/2006/relationships" xmlns:w="http://schemas.openxmlformats.org/wordprocessingml/2006/main" xmlns:w14="http://schemas.microsoft.com/office/word/2010/wordml" xmlns:w15="http://schemas.microsoft.com/office/word/2012/wordml" xmlns:w16cex="http://schemas.microsoft.com/office/word/2018/wordml/cex" xmlns:w16cid="http://schemas.microsoft.com/office/word/2016/wordml/cid" xmlns:w16="http://schemas.microsoft.com/office/word/2018/wordml" xmlns:w16du="http://schemas.microsoft.com/office/word/2023/wordml/word16du" xmlns:w16sdtdh="http://schemas.microsoft.com/office/word/2020/wordml/sdtdatahash" xmlns:w16sdtfl="http://schemas.microsoft.com/office/word/2024/wordml/sdtformatlock" xmlns:w16se="http://schemas.microsoft.com/office/word/2015/wordml/symex" mc:Ignorable="w14 w15 w16se w16cid w16 w16cex w16sdtdh w16sdtfl w16du">
   <w:docDefaults>
     <w:rPrDefault>
       <w:rPr>
-        <w:rFonts w:ascii="Times New Roman" w:hAnsi="Times New Roman" w:eastAsia="Times New Roman" w:cs="Times New Roman"/>
+        <w:rFonts w:ascii="Times New Roman" w:eastAsia="Times New Roman" w:hAnsi="Times New Roman" w:cs="Times New Roman"/>
         <w:lang w:val="en-NZ" w:eastAsia="en-NZ" w:bidi="my-MM"/>
       </w:rPr>
     </w:rPrDefault>
@@ -5629,14 +5697,14 @@
   <w:latentStyles w:defLockedState="0" w:defUIPriority="99" w:defSemiHidden="0" w:defUnhideWhenUsed="0" w:defQFormat="0" w:count="376">
     <w:lsdException w:name="Normal" w:uiPriority="0" w:qFormat="1"/>
     <w:lsdException w:name="heading 1" w:uiPriority="9" w:qFormat="1"/>
-    <w:lsdException w:name="heading 2" w:uiPriority="9" w:semiHidden="1" w:unhideWhenUsed="1" w:qFormat="1"/>
-    <w:lsdException w:name="heading 3" w:uiPriority="9" w:semiHidden="1" w:unhideWhenUsed="1" w:qFormat="1"/>
-    <w:lsdException w:name="heading 4" w:uiPriority="9" w:semiHidden="1" w:unhideWhenUsed="1" w:qFormat="1"/>
-    <w:lsdException w:name="heading 5" w:uiPriority="9" w:semiHidden="1" w:unhideWhenUsed="1" w:qFormat="1"/>
-    <w:lsdException w:name="heading 6" w:uiPriority="9" w:semiHidden="1" w:unhideWhenUsed="1" w:qFormat="1"/>
-    <w:lsdException w:name="heading 7" w:uiPriority="9" w:semiHidden="1" w:unhideWhenUsed="1" w:qFormat="1"/>
-    <w:lsdException w:name="heading 8" w:uiPriority="9" w:semiHidden="1" w:unhideWhenUsed="1" w:qFormat="1"/>
-    <w:lsdException w:name="heading 9" w:uiPriority="9" w:semiHidden="1" w:unhideWhenUsed="1" w:qFormat="1"/>
+    <w:lsdException w:name="heading 2" w:semiHidden="1" w:uiPriority="9" w:unhideWhenUsed="1" w:qFormat="1"/>
+    <w:lsdException w:name="heading 3" w:semiHidden="1" w:uiPriority="9" w:unhideWhenUsed="1" w:qFormat="1"/>
+    <w:lsdException w:name="heading 4" w:semiHidden="1" w:uiPriority="9" w:unhideWhenUsed="1" w:qFormat="1"/>
+    <w:lsdException w:name="heading 5" w:semiHidden="1" w:uiPriority="9" w:unhideWhenUsed="1" w:qFormat="1"/>
+    <w:lsdException w:name="heading 6" w:semiHidden="1" w:uiPriority="9" w:unhideWhenUsed="1" w:qFormat="1"/>
+    <w:lsdException w:name="heading 7" w:semiHidden="1" w:uiPriority="9" w:unhideWhenUsed="1" w:qFormat="1"/>
+    <w:lsdException w:name="heading 8" w:semiHidden="1" w:uiPriority="9" w:unhideWhenUsed="1" w:qFormat="1"/>
+    <w:lsdException w:name="heading 9" w:semiHidden="1" w:uiPriority="9" w:unhideWhenUsed="1" w:qFormat="1"/>
     <w:lsdException w:name="index 1" w:semiHidden="1" w:unhideWhenUsed="1"/>
     <w:lsdException w:name="index 2" w:semiHidden="1" w:unhideWhenUsed="1"/>
     <w:lsdException w:name="index 3" w:semiHidden="1" w:unhideWhenUsed="1"/>
@@ -5646,22 +5714,22 @@
     <w:lsdException w:name="index 7" w:semiHidden="1" w:unhideWhenUsed="1"/>
     <w:lsdException w:name="index 8" w:semiHidden="1" w:unhideWhenUsed="1"/>
     <w:lsdException w:name="index 9" w:semiHidden="1" w:unhideWhenUsed="1"/>
-    <w:lsdException w:name="toc 1" w:uiPriority="39" w:semiHidden="1" w:unhideWhenUsed="1"/>
-    <w:lsdException w:name="toc 2" w:uiPriority="39" w:semiHidden="1" w:unhideWhenUsed="1"/>
-    <w:lsdException w:name="toc 3" w:uiPriority="39" w:semiHidden="1" w:unhideWhenUsed="1"/>
-    <w:lsdException w:name="toc 4" w:uiPriority="39" w:semiHidden="1" w:unhideWhenUsed="1"/>
-    <w:lsdException w:name="toc 5" w:uiPriority="39" w:semiHidden="1" w:unhideWhenUsed="1"/>
-    <w:lsdException w:name="toc 6" w:uiPriority="39" w:semiHidden="1" w:unhideWhenUsed="1"/>
-    <w:lsdException w:name="toc 7" w:uiPriority="39" w:semiHidden="1" w:unhideWhenUsed="1"/>
-    <w:lsdException w:name="toc 8" w:uiPriority="39" w:semiHidden="1" w:unhideWhenUsed="1"/>
-    <w:lsdException w:name="toc 9" w:uiPriority="39" w:semiHidden="1" w:unhideWhenUsed="1"/>
+    <w:lsdException w:name="toc 1" w:semiHidden="1" w:uiPriority="39" w:unhideWhenUsed="1"/>
+    <w:lsdException w:name="toc 2" w:semiHidden="1" w:uiPriority="39" w:unhideWhenUsed="1"/>
+    <w:lsdException w:name="toc 3" w:semiHidden="1" w:uiPriority="39" w:unhideWhenUsed="1"/>
+    <w:lsdException w:name="toc 4" w:semiHidden="1" w:uiPriority="39" w:unhideWhenUsed="1"/>
+    <w:lsdException w:name="toc 5" w:semiHidden="1" w:uiPriority="39" w:unhideWhenUsed="1"/>
+    <w:lsdException w:name="toc 6" w:semiHidden="1" w:uiPriority="39" w:unhideWhenUsed="1"/>
+    <w:lsdException w:name="toc 7" w:semiHidden="1" w:uiPriority="39" w:unhideWhenUsed="1"/>
+    <w:lsdException w:name="toc 8" w:semiHidden="1" w:uiPriority="39" w:unhideWhenUsed="1"/>
+    <w:lsdException w:name="toc 9" w:semiHidden="1" w:uiPriority="39" w:unhideWhenUsed="1"/>
     <w:lsdException w:name="Normal Indent" w:semiHidden="1" w:unhideWhenUsed="1"/>
     <w:lsdException w:name="footnote text" w:semiHidden="1" w:unhideWhenUsed="1"/>
     <w:lsdException w:name="annotation text" w:semiHidden="1" w:unhideWhenUsed="1"/>
     <w:lsdException w:name="header" w:semiHidden="1" w:unhideWhenUsed="1"/>
     <w:lsdException w:name="footer" w:semiHidden="1" w:unhideWhenUsed="1"/>
     <w:lsdException w:name="index heading" w:semiHidden="1" w:unhideWhenUsed="1"/>
-    <w:lsdException w:name="caption" w:uiPriority="35" w:semiHidden="1" w:unhideWhenUsed="1" w:qFormat="1"/>
+    <w:lsdException w:name="caption" w:semiHidden="1" w:uiPriority="35" w:unhideWhenUsed="1" w:qFormat="1"/>
     <w:lsdException w:name="table of figures" w:semiHidden="1" w:unhideWhenUsed="1"/>
     <w:lsdException w:name="envelope address" w:semiHidden="1" w:unhideWhenUsed="1"/>
     <w:lsdException w:name="envelope return" w:semiHidden="1" w:unhideWhenUsed="1"/>
@@ -5692,7 +5760,7 @@
     <w:lsdException w:name="Title" w:uiPriority="10" w:qFormat="1"/>
     <w:lsdException w:name="Closing" w:semiHidden="1" w:unhideWhenUsed="1"/>
     <w:lsdException w:name="Signature" w:semiHidden="1" w:unhideWhenUsed="1"/>
-    <w:lsdException w:name="Default Paragraph Font" w:uiPriority="1" w:semiHidden="1" w:unhideWhenUsed="1"/>
+    <w:lsdException w:name="Default Paragraph Font" w:semiHidden="1" w:uiPriority="1" w:unhideWhenUsed="1"/>
     <w:lsdException w:name="Body Text" w:semiHidden="1" w:unhideWhenUsed="1"/>
     <w:lsdException w:name="Body Text Indent" w:semiHidden="1" w:unhideWhenUsed="1"/>
     <w:lsdException w:name="List Continue" w:semiHidden="1" w:unhideWhenUsed="1"/>
@@ -5892,8 +5960,8 @@
     <w:lsdException w:name="Subtle Reference" w:uiPriority="31" w:qFormat="1"/>
     <w:lsdException w:name="Intense Reference" w:uiPriority="32" w:qFormat="1"/>
     <w:lsdException w:name="Book Title" w:uiPriority="33" w:qFormat="1"/>
-    <w:lsdException w:name="Bibliography" w:uiPriority="37" w:semiHidden="1" w:unhideWhenUsed="1"/>
-    <w:lsdException w:name="TOC Heading" w:uiPriority="39" w:semiHidden="1" w:unhideWhenUsed="1" w:qFormat="1"/>
+    <w:lsdException w:name="Bibliography" w:semiHidden="1" w:uiPriority="37" w:unhideWhenUsed="1"/>
+    <w:lsdException w:name="TOC Heading" w:semiHidden="1" w:uiPriority="39" w:unhideWhenUsed="1" w:qFormat="1"/>
     <w:lsdException w:name="Plain Table 1" w:uiPriority="41"/>
     <w:lsdException w:name="Plain Table 2" w:uiPriority="42"/>
     <w:lsdException w:name="Plain Table 3" w:uiPriority="43"/>
@@ -6004,7 +6072,7 @@
     <w:lsdException w:name="Unresolved Mention" w:semiHidden="1" w:unhideWhenUsed="1"/>
     <w:lsdException w:name="Smart Link" w:semiHidden="1" w:unhideWhenUsed="1"/>
   </w:latentStyles>
-  <w:style w:type="paragraph" w:styleId="Normal" w:default="1">
+  <w:style w:type="paragraph" w:default="1" w:styleId="Normal">
     <w:name w:val="Normal"/>
     <w:qFormat/>
     <w:rPr>
@@ -6027,7 +6095,7 @@
       <w:outlineLvl w:val="0"/>
     </w:pPr>
     <w:rPr>
-      <w:rFonts w:ascii="Arial" w:hAnsi="Arial" w:eastAsia="Arial" w:cs="Arial"/>
+      <w:rFonts w:ascii="Arial" w:eastAsia="Arial" w:hAnsi="Arial" w:cs="Arial"/>
       <w:color w:val="0F4761"/>
       <w:sz w:val="40"/>
       <w:szCs w:val="40"/>
@@ -6048,7 +6116,7 @@
       <w:outlineLvl w:val="1"/>
     </w:pPr>
     <w:rPr>
-      <w:rFonts w:ascii="Arial" w:hAnsi="Arial" w:eastAsia="Arial" w:cs="Arial"/>
+      <w:rFonts w:ascii="Arial" w:eastAsia="Arial" w:hAnsi="Arial" w:cs="Arial"/>
       <w:color w:val="0F4761"/>
       <w:sz w:val="32"/>
       <w:szCs w:val="32"/>
@@ -6069,7 +6137,7 @@
       <w:outlineLvl w:val="2"/>
     </w:pPr>
     <w:rPr>
-      <w:rFonts w:ascii="Arial" w:hAnsi="Arial" w:eastAsia="Arial" w:cs="Arial"/>
+      <w:rFonts w:ascii="Arial" w:eastAsia="Arial" w:hAnsi="Arial" w:cs="Arial"/>
       <w:color w:val="0F4761"/>
       <w:sz w:val="28"/>
       <w:szCs w:val="28"/>
@@ -6090,7 +6158,7 @@
       <w:outlineLvl w:val="3"/>
     </w:pPr>
     <w:rPr>
-      <w:rFonts w:ascii="Arial" w:hAnsi="Arial" w:eastAsia="Arial" w:cs="Arial"/>
+      <w:rFonts w:ascii="Arial" w:eastAsia="Arial" w:hAnsi="Arial" w:cs="Arial"/>
       <w:i/>
       <w:iCs/>
       <w:color w:val="0F4761"/>
@@ -6111,7 +6179,7 @@
       <w:outlineLvl w:val="4"/>
     </w:pPr>
     <w:rPr>
-      <w:rFonts w:ascii="Arial" w:hAnsi="Arial" w:eastAsia="Arial" w:cs="Arial"/>
+      <w:rFonts w:ascii="Arial" w:eastAsia="Arial" w:hAnsi="Arial" w:cs="Arial"/>
       <w:color w:val="0F4761"/>
     </w:rPr>
   </w:style>
@@ -6130,7 +6198,7 @@
       <w:outlineLvl w:val="5"/>
     </w:pPr>
     <w:rPr>
-      <w:rFonts w:ascii="Arial" w:hAnsi="Arial" w:eastAsia="Arial" w:cs="Arial"/>
+      <w:rFonts w:ascii="Arial" w:eastAsia="Arial" w:hAnsi="Arial" w:cs="Arial"/>
       <w:i/>
       <w:iCs/>
       <w:color w:val="595959"/>
@@ -6151,7 +6219,7 @@
       <w:outlineLvl w:val="6"/>
     </w:pPr>
     <w:rPr>
-      <w:rFonts w:ascii="Arial" w:hAnsi="Arial" w:eastAsia="Arial" w:cs="Arial"/>
+      <w:rFonts w:ascii="Arial" w:eastAsia="Arial" w:hAnsi="Arial" w:cs="Arial"/>
       <w:color w:val="595959"/>
     </w:rPr>
   </w:style>
@@ -6169,7 +6237,7 @@
       <w:outlineLvl w:val="7"/>
     </w:pPr>
     <w:rPr>
-      <w:rFonts w:ascii="Arial" w:hAnsi="Arial" w:eastAsia="Arial" w:cs="Arial"/>
+      <w:rFonts w:ascii="Arial" w:eastAsia="Arial" w:hAnsi="Arial" w:cs="Arial"/>
       <w:i/>
       <w:iCs/>
       <w:color w:val="272727"/>
@@ -6189,19 +6257,19 @@
       <w:outlineLvl w:val="8"/>
     </w:pPr>
     <w:rPr>
-      <w:rFonts w:ascii="Arial" w:hAnsi="Arial" w:eastAsia="Arial" w:cs="Arial"/>
+      <w:rFonts w:ascii="Arial" w:eastAsia="Arial" w:hAnsi="Arial" w:cs="Arial"/>
       <w:i/>
       <w:iCs/>
       <w:color w:val="272727"/>
     </w:rPr>
   </w:style>
-  <w:style w:type="character" w:styleId="DefaultParagraphFont" w:default="1">
+  <w:style w:type="character" w:default="1" w:styleId="DefaultParagraphFont">
     <w:name w:val="Default Paragraph Font"/>
     <w:uiPriority w:val="1"/>
     <w:semiHidden/>
     <w:unhideWhenUsed/>
   </w:style>
-  <w:style w:type="table" w:styleId="TableNormal" w:default="1">
+  <w:style w:type="table" w:default="1" w:styleId="TableNormal">
     <w:name w:val="Normal Table"/>
     <w:uiPriority w:val="99"/>
     <w:semiHidden/>
@@ -6216,7 +6284,7 @@
       </w:tblCellMar>
     </w:tblPr>
   </w:style>
-  <w:style w:type="numbering" w:styleId="NoList" w:default="1">
+  <w:style w:type="numbering" w:default="1" w:styleId="NoList">
     <w:name w:val="No List"/>
     <w:uiPriority w:val="99"/>
     <w:semiHidden/>
@@ -6228,12 +6296,12 @@
     <w:uiPriority w:val="59"/>
     <w:tblPr>
       <w:tblBorders>
-        <w:top w:val="single" w:color="AFAFAF" w:sz="4" w:space="0"/>
-        <w:left w:val="single" w:color="AFAFAF" w:sz="4" w:space="0"/>
-        <w:bottom w:val="single" w:color="AFAFAF" w:sz="4" w:space="0"/>
-        <w:right w:val="single" w:color="AFAFAF" w:sz="4" w:space="0"/>
-        <w:insideH w:val="single" w:color="AFAFAF" w:sz="4" w:space="0"/>
-        <w:insideV w:val="single" w:color="AFAFAF" w:sz="4" w:space="0"/>
+        <w:top w:val="single" w:sz="4" w:space="0" w:color="AFAFAF"/>
+        <w:left w:val="single" w:sz="4" w:space="0" w:color="AFAFAF"/>
+        <w:bottom w:val="single" w:sz="4" w:space="0" w:color="AFAFAF"/>
+        <w:right w:val="single" w:sz="4" w:space="0" w:color="AFAFAF"/>
+        <w:insideH w:val="single" w:sz="4" w:space="0" w:color="AFAFAF"/>
+        <w:insideV w:val="single" w:sz="4" w:space="0" w:color="AFAFAF"/>
       </w:tblBorders>
     </w:tblPr>
   </w:style>
@@ -6243,12 +6311,12 @@
     <w:uiPriority w:val="59"/>
     <w:tblPr>
       <w:tblBorders>
-        <w:top w:val="single" w:color="AFAFAF" w:sz="4" w:space="0"/>
-        <w:left w:val="single" w:color="AFAFAF" w:sz="4" w:space="0"/>
-        <w:bottom w:val="single" w:color="AFAFAF" w:sz="4" w:space="0"/>
-        <w:right w:val="single" w:color="AFAFAF" w:sz="4" w:space="0"/>
-        <w:insideH w:val="single" w:color="AFAFAF" w:sz="4" w:space="0"/>
-        <w:insideV w:val="single" w:color="AFAFAF" w:sz="4" w:space="0"/>
+        <w:top w:val="single" w:sz="4" w:space="0" w:color="AFAFAF"/>
+        <w:left w:val="single" w:sz="4" w:space="0" w:color="AFAFAF"/>
+        <w:bottom w:val="single" w:sz="4" w:space="0" w:color="AFAFAF"/>
+        <w:right w:val="single" w:sz="4" w:space="0" w:color="AFAFAF"/>
+        <w:insideH w:val="single" w:sz="4" w:space="0" w:color="AFAFAF"/>
+        <w:insideV w:val="single" w:sz="4" w:space="0" w:color="AFAFAF"/>
       </w:tblBorders>
     </w:tblPr>
     <w:tblStylePr w:type="firstRow">
@@ -6302,10 +6370,10 @@
     <w:uiPriority w:val="59"/>
     <w:tblPr>
       <w:tblBorders>
-        <w:top w:val="single" w:color="000000" w:sz="4" w:space="0"/>
-        <w:left w:val="none" w:color="000000" w:sz="4" w:space="0"/>
-        <w:bottom w:val="single" w:color="000000" w:sz="4" w:space="0"/>
-        <w:right w:val="none" w:color="000000" w:sz="4" w:space="0"/>
+        <w:top w:val="single" w:sz="4" w:space="0" w:color="000000"/>
+        <w:left w:val="none" w:sz="4" w:space="0" w:color="000000"/>
+        <w:bottom w:val="single" w:sz="4" w:space="0" w:color="000000"/>
+        <w:right w:val="none" w:sz="4" w:space="0" w:color="000000"/>
       </w:tblBorders>
     </w:tblPr>
     <w:tblStylePr w:type="firstRow">
@@ -6318,8 +6386,8 @@
       <w:tblPr/>
       <w:tcPr>
         <w:tcBorders>
-          <w:top w:val="single" w:color="000000" w:sz="4" w:space="0"/>
-          <w:bottom w:val="single" w:color="000000" w:sz="4" w:space="0"/>
+          <w:top w:val="single" w:sz="4" w:space="0" w:color="000000"/>
+          <w:bottom w:val="single" w:sz="4" w:space="0" w:color="000000"/>
         </w:tcBorders>
       </w:tcPr>
     </w:tblStylePr>
@@ -6351,8 +6419,8 @@
       <w:tblPr/>
       <w:tcPr>
         <w:tcBorders>
-          <w:left w:val="single" w:color="000000" w:sz="4" w:space="0"/>
-          <w:right w:val="single" w:color="000000" w:sz="4" w:space="0"/>
+          <w:left w:val="single" w:sz="4" w:space="0" w:color="000000"/>
+          <w:right w:val="single" w:sz="4" w:space="0" w:color="000000"/>
         </w:tcBorders>
       </w:tcPr>
     </w:tblStylePr>
@@ -6360,8 +6428,8 @@
       <w:tblPr/>
       <w:tcPr>
         <w:tcBorders>
-          <w:left w:val="single" w:color="000000" w:sz="4" w:space="0"/>
-          <w:right w:val="single" w:color="000000" w:sz="4" w:space="0"/>
+          <w:left w:val="single" w:sz="4" w:space="0" w:color="000000"/>
+          <w:right w:val="single" w:sz="4" w:space="0" w:color="000000"/>
         </w:tcBorders>
       </w:tcPr>
     </w:tblStylePr>
@@ -6369,8 +6437,8 @@
       <w:tblPr/>
       <w:tcPr>
         <w:tcBorders>
-          <w:top w:val="single" w:color="000000" w:sz="4" w:space="0"/>
-          <w:bottom w:val="single" w:color="000000" w:sz="4" w:space="0"/>
+          <w:top w:val="single" w:sz="4" w:space="0" w:color="000000"/>
+          <w:bottom w:val="single" w:sz="4" w:space="0" w:color="000000"/>
         </w:tcBorders>
       </w:tcPr>
     </w:tblStylePr>
@@ -6392,10 +6460,10 @@
       <w:tblPr/>
       <w:tcPr>
         <w:tcBorders>
-          <w:top w:val="none" w:color="000000" w:sz="4" w:space="0"/>
-          <w:left w:val="none" w:color="000000" w:sz="4" w:space="0"/>
-          <w:bottom w:val="single" w:color="404040" w:sz="4" w:space="0"/>
-          <w:right w:val="none" w:color="000000" w:sz="4" w:space="0"/>
+          <w:top w:val="none" w:sz="4" w:space="0" w:color="000000"/>
+          <w:left w:val="none" w:sz="4" w:space="0" w:color="000000"/>
+          <w:bottom w:val="single" w:sz="4" w:space="0" w:color="404040"/>
+          <w:right w:val="none" w:sz="4" w:space="0" w:color="000000"/>
         </w:tcBorders>
       </w:tcPr>
     </w:tblStylePr>
@@ -6415,10 +6483,10 @@
       <w:tblPr/>
       <w:tcPr>
         <w:tcBorders>
-          <w:top w:val="none" w:color="000000" w:sz="4" w:space="0"/>
-          <w:left w:val="none" w:color="000000" w:sz="4" w:space="0"/>
-          <w:bottom w:val="none" w:color="000000" w:sz="4" w:space="0"/>
-          <w:right w:val="single" w:color="404040" w:sz="4" w:space="0"/>
+          <w:top w:val="none" w:sz="4" w:space="0" w:color="000000"/>
+          <w:left w:val="none" w:sz="4" w:space="0" w:color="000000"/>
+          <w:bottom w:val="none" w:sz="4" w:space="0" w:color="000000"/>
+          <w:right w:val="single" w:sz="4" w:space="0" w:color="404040"/>
         </w:tcBorders>
       </w:tcPr>
     </w:tblStylePr>
@@ -6523,9 +6591,9 @@
       <w:tblPr/>
       <w:tcPr>
         <w:tcBorders>
-          <w:left w:val="none" w:color="000000" w:sz="4" w:space="0"/>
-          <w:bottom w:val="single" w:color="404040" w:sz="4" w:space="0"/>
-          <w:right w:val="none" w:color="000000" w:sz="4" w:space="0"/>
+          <w:left w:val="none" w:sz="4" w:space="0" w:color="000000"/>
+          <w:bottom w:val="single" w:sz="4" w:space="0" w:color="404040"/>
+          <w:right w:val="none" w:sz="4" w:space="0" w:color="000000"/>
         </w:tcBorders>
         <w:shd w:val="clear" w:color="FFFFFF" w:fill="auto"/>
       </w:tcPr>
@@ -6538,9 +6606,9 @@
       <w:tblPr/>
       <w:tcPr>
         <w:tcBorders>
-          <w:top w:val="single" w:color="404040" w:sz="4" w:space="0"/>
-          <w:left w:val="none" w:color="000000" w:sz="4" w:space="0"/>
-          <w:right w:val="none" w:color="000000" w:sz="4" w:space="0"/>
+          <w:top w:val="single" w:sz="4" w:space="0" w:color="404040"/>
+          <w:left w:val="none" w:sz="4" w:space="0" w:color="000000"/>
+          <w:right w:val="none" w:sz="4" w:space="0" w:color="000000"/>
         </w:tcBorders>
         <w:shd w:val="clear" w:color="FFFFFF" w:fill="auto"/>
       </w:tcPr>
@@ -6556,7 +6624,7 @@
       <w:tblPr/>
       <w:tcPr>
         <w:tcBorders>
-          <w:right w:val="single" w:color="404040" w:sz="4" w:space="0"/>
+          <w:right w:val="single" w:sz="4" w:space="0" w:color="404040"/>
         </w:tcBorders>
         <w:shd w:val="clear" w:color="FFFFFF" w:fill="auto"/>
       </w:tcPr>
@@ -6569,7 +6637,7 @@
       <w:tblPr/>
       <w:tcPr>
         <w:tcBorders>
-          <w:left w:val="single" w:color="404040" w:sz="4" w:space="0"/>
+          <w:left w:val="single" w:sz="4" w:space="0" w:color="404040"/>
         </w:tcBorders>
         <w:shd w:val="clear" w:color="FFFFFF" w:fill="auto"/>
       </w:tcPr>
@@ -6605,12 +6673,12 @@
       <w:tblStyleRowBandSize w:val="1"/>
       <w:tblStyleColBandSize w:val="1"/>
       <w:tblBorders>
-        <w:top w:val="single" w:color="989898" w:sz="4" w:space="0"/>
-        <w:left w:val="single" w:color="989898" w:sz="4" w:space="0"/>
-        <w:bottom w:val="single" w:color="989898" w:sz="4" w:space="0"/>
-        <w:right w:val="single" w:color="989898" w:sz="4" w:space="0"/>
-        <w:insideH w:val="single" w:color="989898" w:sz="4" w:space="0"/>
-        <w:insideV w:val="single" w:color="989898" w:sz="4" w:space="0"/>
+        <w:top w:val="single" w:sz="4" w:space="0" w:color="989898"/>
+        <w:left w:val="single" w:sz="4" w:space="0" w:color="989898"/>
+        <w:bottom w:val="single" w:sz="4" w:space="0" w:color="989898"/>
+        <w:right w:val="single" w:sz="4" w:space="0" w:color="989898"/>
+        <w:insideH w:val="single" w:sz="4" w:space="0" w:color="989898"/>
+        <w:insideV w:val="single" w:sz="4" w:space="0" w:color="989898"/>
       </w:tblBorders>
     </w:tblPr>
     <w:tblStylePr w:type="firstRow">
@@ -6621,7 +6689,7 @@
       <w:tblPr/>
       <w:tcPr>
         <w:tcBorders>
-          <w:bottom w:val="single" w:color="6A6A6A" w:sz="12" w:space="0"/>
+          <w:bottom w:val="single" w:sz="12" w:space="0" w:color="6A6A6A"/>
         </w:tcBorders>
       </w:tcPr>
     </w:tblStylePr>
@@ -6652,10 +6720,10 @@
       <w:tblPr/>
       <w:tcPr>
         <w:tcBorders>
-          <w:top w:val="single" w:color="989898" w:sz="4" w:space="0"/>
-          <w:left w:val="single" w:color="989898" w:sz="4" w:space="0"/>
-          <w:bottom w:val="single" w:color="989898" w:sz="4" w:space="0"/>
-          <w:right w:val="single" w:color="989898" w:sz="4" w:space="0"/>
+          <w:top w:val="single" w:sz="4" w:space="0" w:color="989898"/>
+          <w:left w:val="single" w:sz="4" w:space="0" w:color="989898"/>
+          <w:bottom w:val="single" w:sz="4" w:space="0" w:color="989898"/>
+          <w:right w:val="single" w:sz="4" w:space="0" w:color="989898"/>
         </w:tcBorders>
       </w:tcPr>
     </w:tblStylePr>
@@ -6668,12 +6736,12 @@
       <w:tblStyleRowBandSize w:val="1"/>
       <w:tblStyleColBandSize w:val="1"/>
       <w:tblBorders>
-        <w:top w:val="single" w:color="81C9EA" w:sz="4" w:space="0"/>
-        <w:left w:val="single" w:color="81C9EA" w:sz="4" w:space="0"/>
-        <w:bottom w:val="single" w:color="81C9EA" w:sz="4" w:space="0"/>
-        <w:right w:val="single" w:color="81C9EA" w:sz="4" w:space="0"/>
-        <w:insideH w:val="single" w:color="81C9EA" w:sz="4" w:space="0"/>
-        <w:insideV w:val="single" w:color="81C9EA" w:sz="4" w:space="0"/>
+        <w:top w:val="single" w:sz="4" w:space="0" w:color="81C9EA"/>
+        <w:left w:val="single" w:sz="4" w:space="0" w:color="81C9EA"/>
+        <w:bottom w:val="single" w:sz="4" w:space="0" w:color="81C9EA"/>
+        <w:right w:val="single" w:sz="4" w:space="0" w:color="81C9EA"/>
+        <w:insideH w:val="single" w:sz="4" w:space="0" w:color="81C9EA"/>
+        <w:insideV w:val="single" w:sz="4" w:space="0" w:color="81C9EA"/>
       </w:tblBorders>
     </w:tblPr>
     <w:tblStylePr w:type="firstRow">
@@ -6684,7 +6752,7 @@
       <w:tblPr/>
       <w:tcPr>
         <w:tcBorders>
-          <w:bottom w:val="single" w:color="4AB2E1" w:sz="12" w:space="0"/>
+          <w:bottom w:val="single" w:sz="12" w:space="0" w:color="4AB2E1"/>
         </w:tcBorders>
       </w:tcPr>
     </w:tblStylePr>
@@ -6715,15 +6783,15 @@
       <w:tblPr/>
       <w:tcPr>
         <w:tcBorders>
-          <w:top w:val="single" w:color="81C9EA" w:sz="4" w:space="0"/>
-          <w:left w:val="single" w:color="81C9EA" w:sz="4" w:space="0"/>
-          <w:bottom w:val="single" w:color="81C9EA" w:sz="4" w:space="0"/>
-          <w:right w:val="single" w:color="81C9EA" w:sz="4" w:space="0"/>
-        </w:tcBorders>
-      </w:tcPr>
-    </w:tblStylePr>
-  </w:style>
-  <w:style w:type="table" w:styleId="GridTable1Light-Accent2">
+          <w:top w:val="single" w:sz="4" w:space="0" w:color="81C9EA"/>
+          <w:left w:val="single" w:sz="4" w:space="0" w:color="81C9EA"/>
+          <w:bottom w:val="single" w:sz="4" w:space="0" w:color="81C9EA"/>
+          <w:right w:val="single" w:sz="4" w:space="0" w:color="81C9EA"/>
+        </w:tcBorders>
+      </w:tcPr>
+    </w:tblStylePr>
+  </w:style>
+  <w:style w:type="table" w:styleId="GridTable1LightAccent2">
     <w:name w:val="Grid Table 1 Light Accent 2"/>
     <w:basedOn w:val="TableNormal"/>
     <w:uiPriority w:val="99"/>
@@ -6731,12 +6799,12 @@
       <w:tblStyleRowBandSize w:val="1"/>
       <w:tblStyleColBandSize w:val="1"/>
       <w:tblBorders>
-        <w:top w:val="single" w:color="F6C5AB" w:sz="4" w:space="0"/>
-        <w:left w:val="single" w:color="F6C5AB" w:sz="4" w:space="0"/>
-        <w:bottom w:val="single" w:color="F6C5AB" w:sz="4" w:space="0"/>
-        <w:right w:val="single" w:color="F6C5AB" w:sz="4" w:space="0"/>
-        <w:insideH w:val="single" w:color="F6C5AB" w:sz="4" w:space="0"/>
-        <w:insideV w:val="single" w:color="F6C5AB" w:sz="4" w:space="0"/>
+        <w:top w:val="single" w:sz="4" w:space="0" w:color="F6C5AB"/>
+        <w:left w:val="single" w:sz="4" w:space="0" w:color="F6C5AB"/>
+        <w:bottom w:val="single" w:sz="4" w:space="0" w:color="F6C5AB"/>
+        <w:right w:val="single" w:sz="4" w:space="0" w:color="F6C5AB"/>
+        <w:insideH w:val="single" w:sz="4" w:space="0" w:color="F6C5AB"/>
+        <w:insideV w:val="single" w:sz="4" w:space="0" w:color="F6C5AB"/>
       </w:tblBorders>
     </w:tblPr>
     <w:tblStylePr w:type="firstRow">
@@ -6747,7 +6815,7 @@
       <w:tblPr/>
       <w:tcPr>
         <w:tcBorders>
-          <w:bottom w:val="single" w:color="F2AB87" w:sz="12" w:space="0"/>
+          <w:bottom w:val="single" w:sz="12" w:space="0" w:color="F2AB87"/>
         </w:tcBorders>
       </w:tcPr>
     </w:tblStylePr>
@@ -6778,10 +6846,10 @@
       <w:tblPr/>
       <w:tcPr>
         <w:tcBorders>
-          <w:top w:val="single" w:color="F6C5AB" w:sz="4" w:space="0"/>
-          <w:left w:val="single" w:color="F6C5AB" w:sz="4" w:space="0"/>
-          <w:bottom w:val="single" w:color="F6C5AB" w:sz="4" w:space="0"/>
-          <w:right w:val="single" w:color="F6C5AB" w:sz="4" w:space="0"/>
+          <w:top w:val="single" w:sz="4" w:space="0" w:color="F6C5AB"/>
+          <w:left w:val="single" w:sz="4" w:space="0" w:color="F6C5AB"/>
+          <w:bottom w:val="single" w:sz="4" w:space="0" w:color="F6C5AB"/>
+          <w:right w:val="single" w:sz="4" w:space="0" w:color="F6C5AB"/>
         </w:tcBorders>
       </w:tcPr>
     </w:tblStylePr>
@@ -6794,12 +6862,12 @@
       <w:tblStyleRowBandSize w:val="1"/>
       <w:tblStyleColBandSize w:val="1"/>
       <w:tblBorders>
-        <w:top w:val="single" w:color="83E28F" w:sz="4" w:space="0"/>
-        <w:left w:val="single" w:color="83E28F" w:sz="4" w:space="0"/>
-        <w:bottom w:val="single" w:color="83E28F" w:sz="4" w:space="0"/>
-        <w:right w:val="single" w:color="83E28F" w:sz="4" w:space="0"/>
-        <w:insideH w:val="single" w:color="83E28F" w:sz="4" w:space="0"/>
-        <w:insideV w:val="single" w:color="83E28F" w:sz="4" w:space="0"/>
+        <w:top w:val="single" w:sz="4" w:space="0" w:color="83E28F"/>
+        <w:left w:val="single" w:sz="4" w:space="0" w:color="83E28F"/>
+        <w:bottom w:val="single" w:sz="4" w:space="0" w:color="83E28F"/>
+        <w:right w:val="single" w:sz="4" w:space="0" w:color="83E28F"/>
+        <w:insideH w:val="single" w:sz="4" w:space="0" w:color="83E28F"/>
+        <w:insideV w:val="single" w:sz="4" w:space="0" w:color="83E28F"/>
       </w:tblBorders>
     </w:tblPr>
     <w:tblStylePr w:type="firstRow">
@@ -6810,7 +6878,7 @@
       <w:tblPr/>
       <w:tcPr>
         <w:tcBorders>
-          <w:bottom w:val="single" w:color="4BD55E" w:sz="12" w:space="0"/>
+          <w:bottom w:val="single" w:sz="12" w:space="0" w:color="4BD55E"/>
         </w:tcBorders>
       </w:tcPr>
     </w:tblStylePr>
@@ -6841,10 +6909,10 @@
       <w:tblPr/>
       <w:tcPr>
         <w:tcBorders>
-          <w:top w:val="single" w:color="83E28F" w:sz="4" w:space="0"/>
-          <w:left w:val="single" w:color="83E28F" w:sz="4" w:space="0"/>
-          <w:bottom w:val="single" w:color="83E28F" w:sz="4" w:space="0"/>
-          <w:right w:val="single" w:color="83E28F" w:sz="4" w:space="0"/>
+          <w:top w:val="single" w:sz="4" w:space="0" w:color="83E28F"/>
+          <w:left w:val="single" w:sz="4" w:space="0" w:color="83E28F"/>
+          <w:bottom w:val="single" w:sz="4" w:space="0" w:color="83E28F"/>
+          <w:right w:val="single" w:sz="4" w:space="0" w:color="83E28F"/>
         </w:tcBorders>
       </w:tcPr>
     </w:tblStylePr>
@@ -6857,12 +6925,12 @@
       <w:tblStyleRowBandSize w:val="1"/>
       <w:tblStyleColBandSize w:val="1"/>
       <w:tblBorders>
-        <w:top w:val="single" w:color="94DBF7" w:sz="4" w:space="0"/>
-        <w:left w:val="single" w:color="94DBF7" w:sz="4" w:space="0"/>
-        <w:bottom w:val="single" w:color="94DBF7" w:sz="4" w:space="0"/>
-        <w:right w:val="single" w:color="94DBF7" w:sz="4" w:space="0"/>
-        <w:insideH w:val="single" w:color="94DBF7" w:sz="4" w:space="0"/>
-        <w:insideV w:val="single" w:color="94DBF7" w:sz="4" w:space="0"/>
+        <w:top w:val="single" w:sz="4" w:space="0" w:color="94DBF7"/>
+        <w:left w:val="single" w:sz="4" w:space="0" w:color="94DBF7"/>
+        <w:bottom w:val="single" w:sz="4" w:space="0" w:color="94DBF7"/>
+        <w:right w:val="single" w:sz="4" w:space="0" w:color="94DBF7"/>
+        <w:insideH w:val="single" w:sz="4" w:space="0" w:color="94DBF7"/>
+        <w:insideV w:val="single" w:sz="4" w:space="0" w:color="94DBF7"/>
       </w:tblBorders>
     </w:tblPr>
     <w:tblStylePr w:type="firstRow">
@@ -6873,7 +6941,7 @@
       <w:tblPr/>
       <w:tcPr>
         <w:tcBorders>
-          <w:bottom w:val="single" w:color="64CCF4" w:sz="12" w:space="0"/>
+          <w:bottom w:val="single" w:sz="12" w:space="0" w:color="64CCF4"/>
         </w:tcBorders>
       </w:tcPr>
     </w:tblStylePr>
@@ -6904,10 +6972,10 @@
       <w:tblPr/>
       <w:tcPr>
         <w:tcBorders>
-          <w:top w:val="single" w:color="94DBF7" w:sz="4" w:space="0"/>
-          <w:left w:val="single" w:color="94DBF7" w:sz="4" w:space="0"/>
-          <w:bottom w:val="single" w:color="94DBF7" w:sz="4" w:space="0"/>
-          <w:right w:val="single" w:color="94DBF7" w:sz="4" w:space="0"/>
+          <w:top w:val="single" w:sz="4" w:space="0" w:color="94DBF7"/>
+          <w:left w:val="single" w:sz="4" w:space="0" w:color="94DBF7"/>
+          <w:bottom w:val="single" w:sz="4" w:space="0" w:color="94DBF7"/>
+          <w:right w:val="single" w:sz="4" w:space="0" w:color="94DBF7"/>
         </w:tcBorders>
       </w:tcPr>
     </w:tblStylePr>
@@ -6920,12 +6988,12 @@
       <w:tblStyleRowBandSize w:val="1"/>
       <w:tblStyleColBandSize w:val="1"/>
       <w:tblBorders>
-        <w:top w:val="single" w:color="E49DDC" w:sz="4" w:space="0"/>
-        <w:left w:val="single" w:color="E49DDC" w:sz="4" w:space="0"/>
-        <w:bottom w:val="single" w:color="E49DDC" w:sz="4" w:space="0"/>
-        <w:right w:val="single" w:color="E49DDC" w:sz="4" w:space="0"/>
-        <w:insideH w:val="single" w:color="E49DDC" w:sz="4" w:space="0"/>
-        <w:insideV w:val="single" w:color="E49DDC" w:sz="4" w:space="0"/>
+        <w:top w:val="single" w:sz="4" w:space="0" w:color="E49DDC"/>
+        <w:left w:val="single" w:sz="4" w:space="0" w:color="E49DDC"/>
+        <w:bottom w:val="single" w:sz="4" w:space="0" w:color="E49DDC"/>
+        <w:right w:val="single" w:sz="4" w:space="0" w:color="E49DDC"/>
+        <w:insideH w:val="single" w:sz="4" w:space="0" w:color="E49DDC"/>
+        <w:insideV w:val="single" w:sz="4" w:space="0" w:color="E49DDC"/>
       </w:tblBorders>
     </w:tblPr>
     <w:tblStylePr w:type="firstRow">
@@ -6936,7 +7004,7 @@
       <w:tblPr/>
       <w:tcPr>
         <w:tcBorders>
-          <w:bottom w:val="single" w:color="D971CD" w:sz="12" w:space="0"/>
+          <w:bottom w:val="single" w:sz="12" w:space="0" w:color="D971CD"/>
         </w:tcBorders>
       </w:tcPr>
     </w:tblStylePr>
@@ -6967,10 +7035,10 @@
       <w:tblPr/>
       <w:tcPr>
         <w:tcBorders>
-          <w:top w:val="single" w:color="E49DDC" w:sz="4" w:space="0"/>
-          <w:left w:val="single" w:color="E49DDC" w:sz="4" w:space="0"/>
-          <w:bottom w:val="single" w:color="E49DDC" w:sz="4" w:space="0"/>
-          <w:right w:val="single" w:color="E49DDC" w:sz="4" w:space="0"/>
+          <w:top w:val="single" w:sz="4" w:space="0" w:color="E49DDC"/>
+          <w:left w:val="single" w:sz="4" w:space="0" w:color="E49DDC"/>
+          <w:bottom w:val="single" w:sz="4" w:space="0" w:color="E49DDC"/>
+          <w:right w:val="single" w:sz="4" w:space="0" w:color="E49DDC"/>
         </w:tcBorders>
       </w:tcPr>
     </w:tblStylePr>
@@ -6983,12 +7051,12 @@
       <w:tblStyleRowBandSize w:val="1"/>
       <w:tblStyleColBandSize w:val="1"/>
       <w:tblBorders>
-        <w:top w:val="single" w:color="B2E5A0" w:sz="4" w:space="0"/>
-        <w:left w:val="single" w:color="B2E5A0" w:sz="4" w:space="0"/>
-        <w:bottom w:val="single" w:color="B2E5A0" w:sz="4" w:space="0"/>
-        <w:right w:val="single" w:color="B2E5A0" w:sz="4" w:space="0"/>
-        <w:insideH w:val="single" w:color="B2E5A0" w:sz="4" w:space="0"/>
-        <w:insideV w:val="single" w:color="B2E5A0" w:sz="4" w:space="0"/>
+        <w:top w:val="single" w:sz="4" w:space="0" w:color="B2E5A0"/>
+        <w:left w:val="single" w:sz="4" w:space="0" w:color="B2E5A0"/>
+        <w:bottom w:val="single" w:sz="4" w:space="0" w:color="B2E5A0"/>
+        <w:right w:val="single" w:sz="4" w:space="0" w:color="B2E5A0"/>
+        <w:insideH w:val="single" w:sz="4" w:space="0" w:color="B2E5A0"/>
+        <w:insideV w:val="single" w:sz="4" w:space="0" w:color="B2E5A0"/>
       </w:tblBorders>
     </w:tblPr>
     <w:tblStylePr w:type="firstRow">
@@ -6999,7 +7067,7 @@
       <w:tblPr/>
       <w:tcPr>
         <w:tcBorders>
-          <w:bottom w:val="single" w:color="90D976" w:sz="12" w:space="0"/>
+          <w:bottom w:val="single" w:sz="12" w:space="0" w:color="90D976"/>
         </w:tcBorders>
       </w:tcPr>
     </w:tblStylePr>
@@ -7030,10 +7098,10 @@
       <w:tblPr/>
       <w:tcPr>
         <w:tcBorders>
-          <w:top w:val="single" w:color="B2E5A0" w:sz="4" w:space="0"/>
-          <w:left w:val="single" w:color="B2E5A0" w:sz="4" w:space="0"/>
-          <w:bottom w:val="single" w:color="B2E5A0" w:sz="4" w:space="0"/>
-          <w:right w:val="single" w:color="B2E5A0" w:sz="4" w:space="0"/>
+          <w:top w:val="single" w:sz="4" w:space="0" w:color="B2E5A0"/>
+          <w:left w:val="single" w:sz="4" w:space="0" w:color="B2E5A0"/>
+          <w:bottom w:val="single" w:sz="4" w:space="0" w:color="B2E5A0"/>
+          <w:right w:val="single" w:sz="4" w:space="0" w:color="B2E5A0"/>
         </w:tcBorders>
       </w:tcPr>
     </w:tblStylePr>
@@ -7046,9 +7114,9 @@
       <w:tblStyleRowBandSize w:val="1"/>
       <w:tblStyleColBandSize w:val="1"/>
       <w:tblBorders>
-        <w:bottom w:val="single" w:color="6A6A6A" w:sz="4" w:space="0"/>
-        <w:insideH w:val="single" w:color="6A6A6A" w:sz="4" w:space="0"/>
-        <w:insideV w:val="single" w:color="6A6A6A" w:sz="4" w:space="0"/>
+        <w:bottom w:val="single" w:sz="4" w:space="0" w:color="6A6A6A"/>
+        <w:insideH w:val="single" w:sz="4" w:space="0" w:color="6A6A6A"/>
+        <w:insideV w:val="single" w:sz="4" w:space="0" w:color="6A6A6A"/>
       </w:tblBorders>
     </w:tblPr>
     <w:tblStylePr w:type="firstRow">
@@ -7059,10 +7127,10 @@
       <w:tblPr/>
       <w:tcPr>
         <w:tcBorders>
-          <w:top w:val="none" w:color="000000" w:sz="4" w:space="0"/>
-          <w:left w:val="none" w:color="000000" w:sz="4" w:space="0"/>
-          <w:bottom w:val="single" w:color="6A6A6A" w:sz="12" w:space="0"/>
-          <w:right w:val="none" w:color="000000" w:sz="4" w:space="0"/>
+          <w:top w:val="none" w:sz="4" w:space="0" w:color="000000"/>
+          <w:left w:val="none" w:sz="4" w:space="0" w:color="000000"/>
+          <w:bottom w:val="single" w:sz="12" w:space="0" w:color="6A6A6A"/>
+          <w:right w:val="none" w:sz="4" w:space="0" w:color="000000"/>
         </w:tcBorders>
         <w:shd w:val="clear" w:color="FFFFFF" w:fill="auto"/>
       </w:tcPr>
@@ -7075,10 +7143,10 @@
       <w:tblPr/>
       <w:tcPr>
         <w:tcBorders>
-          <w:top w:val="single" w:color="6A6A6A" w:sz="4" w:space="0"/>
-          <w:left w:val="none" w:color="000000" w:sz="4" w:space="0"/>
-          <w:bottom w:val="none" w:color="000000" w:sz="4" w:space="0"/>
-          <w:right w:val="none" w:color="000000" w:sz="4" w:space="0"/>
+          <w:top w:val="single" w:sz="4" w:space="0" w:color="6A6A6A"/>
+          <w:left w:val="none" w:sz="4" w:space="0" w:color="000000"/>
+          <w:bottom w:val="none" w:sz="4" w:space="0" w:color="000000"/>
+          <w:right w:val="none" w:sz="4" w:space="0" w:color="000000"/>
         </w:tcBorders>
         <w:shd w:val="clear" w:color="FFFFFF" w:fill="auto"/>
       </w:tcPr>
@@ -7126,9 +7194,9 @@
       <w:tblStyleRowBandSize w:val="1"/>
       <w:tblStyleColBandSize w:val="1"/>
       <w:tblBorders>
-        <w:bottom w:val="single" w:color="19729B" w:sz="4" w:space="0"/>
-        <w:insideH w:val="single" w:color="19729B" w:sz="4" w:space="0"/>
-        <w:insideV w:val="single" w:color="19729B" w:sz="4" w:space="0"/>
+        <w:bottom w:val="single" w:sz="4" w:space="0" w:color="19729B"/>
+        <w:insideH w:val="single" w:sz="4" w:space="0" w:color="19729B"/>
+        <w:insideV w:val="single" w:sz="4" w:space="0" w:color="19729B"/>
       </w:tblBorders>
     </w:tblPr>
     <w:tblStylePr w:type="firstRow">
@@ -7139,10 +7207,10 @@
       <w:tblPr/>
       <w:tcPr>
         <w:tcBorders>
-          <w:top w:val="none" w:color="000000" w:sz="4" w:space="0"/>
-          <w:left w:val="none" w:color="000000" w:sz="4" w:space="0"/>
-          <w:bottom w:val="single" w:color="19729B" w:sz="12" w:space="0"/>
-          <w:right w:val="none" w:color="000000" w:sz="4" w:space="0"/>
+          <w:top w:val="none" w:sz="4" w:space="0" w:color="000000"/>
+          <w:left w:val="none" w:sz="4" w:space="0" w:color="000000"/>
+          <w:bottom w:val="single" w:sz="12" w:space="0" w:color="19729B"/>
+          <w:right w:val="none" w:sz="4" w:space="0" w:color="000000"/>
         </w:tcBorders>
         <w:shd w:val="clear" w:color="FFFFFF" w:fill="auto"/>
       </w:tcPr>
@@ -7155,10 +7223,10 @@
       <w:tblPr/>
       <w:tcPr>
         <w:tcBorders>
-          <w:top w:val="single" w:color="19729B" w:sz="4" w:space="0"/>
-          <w:left w:val="none" w:color="000000" w:sz="4" w:space="0"/>
-          <w:bottom w:val="none" w:color="000000" w:sz="4" w:space="0"/>
-          <w:right w:val="none" w:color="000000" w:sz="4" w:space="0"/>
+          <w:top w:val="single" w:sz="4" w:space="0" w:color="19729B"/>
+          <w:left w:val="none" w:sz="4" w:space="0" w:color="000000"/>
+          <w:bottom w:val="none" w:sz="4" w:space="0" w:color="000000"/>
+          <w:right w:val="none" w:sz="4" w:space="0" w:color="000000"/>
         </w:tcBorders>
         <w:shd w:val="clear" w:color="FFFFFF" w:fill="auto"/>
       </w:tcPr>
@@ -7206,9 +7274,9 @@
       <w:tblStyleRowBandSize w:val="1"/>
       <w:tblStyleColBandSize w:val="1"/>
       <w:tblBorders>
-        <w:bottom w:val="single" w:color="F2AA85" w:sz="4" w:space="0"/>
-        <w:insideH w:val="single" w:color="F2AA85" w:sz="4" w:space="0"/>
-        <w:insideV w:val="single" w:color="F2AA85" w:sz="4" w:space="0"/>
+        <w:bottom w:val="single" w:sz="4" w:space="0" w:color="F2AA85"/>
+        <w:insideH w:val="single" w:sz="4" w:space="0" w:color="F2AA85"/>
+        <w:insideV w:val="single" w:sz="4" w:space="0" w:color="F2AA85"/>
       </w:tblBorders>
     </w:tblPr>
     <w:tblStylePr w:type="firstRow">
@@ -7219,10 +7287,10 @@
       <w:tblPr/>
       <w:tcPr>
         <w:tcBorders>
-          <w:top w:val="none" w:color="000000" w:sz="4" w:space="0"/>
-          <w:left w:val="none" w:color="000000" w:sz="4" w:space="0"/>
-          <w:bottom w:val="single" w:color="F2AA85" w:sz="12" w:space="0"/>
-          <w:right w:val="none" w:color="000000" w:sz="4" w:space="0"/>
+          <w:top w:val="none" w:sz="4" w:space="0" w:color="000000"/>
+          <w:left w:val="none" w:sz="4" w:space="0" w:color="000000"/>
+          <w:bottom w:val="single" w:sz="12" w:space="0" w:color="F2AA85"/>
+          <w:right w:val="none" w:sz="4" w:space="0" w:color="000000"/>
         </w:tcBorders>
         <w:shd w:val="clear" w:color="FFFFFF" w:fill="auto"/>
       </w:tcPr>
@@ -7235,10 +7303,10 @@
       <w:tblPr/>
       <w:tcPr>
         <w:tcBorders>
-          <w:top w:val="single" w:color="F2AA85" w:sz="4" w:space="0"/>
-          <w:left w:val="none" w:color="000000" w:sz="4" w:space="0"/>
-          <w:bottom w:val="none" w:color="000000" w:sz="4" w:space="0"/>
-          <w:right w:val="none" w:color="000000" w:sz="4" w:space="0"/>
+          <w:top w:val="single" w:sz="4" w:space="0" w:color="F2AA85"/>
+          <w:left w:val="none" w:sz="4" w:space="0" w:color="000000"/>
+          <w:bottom w:val="none" w:sz="4" w:space="0" w:color="000000"/>
+          <w:right w:val="none" w:sz="4" w:space="0" w:color="000000"/>
         </w:tcBorders>
         <w:shd w:val="clear" w:color="FFFFFF" w:fill="auto"/>
       </w:tcPr>
@@ -7286,9 +7354,9 @@
       <w:tblStyleRowBandSize w:val="1"/>
       <w:tblStyleColBandSize w:val="1"/>
       <w:tblBorders>
-        <w:bottom w:val="single" w:color="196C24" w:sz="4" w:space="0"/>
-        <w:insideH w:val="single" w:color="196C24" w:sz="4" w:space="0"/>
-        <w:insideV w:val="single" w:color="196C24" w:sz="4" w:space="0"/>
+        <w:bottom w:val="single" w:sz="4" w:space="0" w:color="196C24"/>
+        <w:insideH w:val="single" w:sz="4" w:space="0" w:color="196C24"/>
+        <w:insideV w:val="single" w:sz="4" w:space="0" w:color="196C24"/>
       </w:tblBorders>
     </w:tblPr>
     <w:tblStylePr w:type="firstRow">
@@ -7299,10 +7367,10 @@
       <w:tblPr/>
       <w:tcPr>
         <w:tcBorders>
-          <w:top w:val="none" w:color="000000" w:sz="4" w:space="0"/>
-          <w:left w:val="none" w:color="000000" w:sz="4" w:space="0"/>
-          <w:bottom w:val="single" w:color="196C24" w:sz="12" w:space="0"/>
-          <w:right w:val="none" w:color="000000" w:sz="4" w:space="0"/>
+          <w:top w:val="none" w:sz="4" w:space="0" w:color="000000"/>
+          <w:left w:val="none" w:sz="4" w:space="0" w:color="000000"/>
+          <w:bottom w:val="single" w:sz="12" w:space="0" w:color="196C24"/>
+          <w:right w:val="none" w:sz="4" w:space="0" w:color="000000"/>
         </w:tcBorders>
         <w:shd w:val="clear" w:color="FFFFFF" w:fill="auto"/>
       </w:tcPr>
@@ -7315,10 +7383,10 @@
       <w:tblPr/>
       <w:tcPr>
         <w:tcBorders>
-          <w:top w:val="single" w:color="196C24" w:sz="4" w:space="0"/>
-          <w:left w:val="none" w:color="000000" w:sz="4" w:space="0"/>
-          <w:bottom w:val="none" w:color="000000" w:sz="4" w:space="0"/>
-          <w:right w:val="none" w:color="000000" w:sz="4" w:space="0"/>
+          <w:top w:val="single" w:sz="4" w:space="0" w:color="196C24"/>
+          <w:left w:val="none" w:sz="4" w:space="0" w:color="000000"/>
+          <w:bottom w:val="none" w:sz="4" w:space="0" w:color="000000"/>
+          <w:right w:val="none" w:sz="4" w:space="0" w:color="000000"/>
         </w:tcBorders>
         <w:shd w:val="clear" w:color="FFFFFF" w:fill="auto"/>
       </w:tcPr>
@@ -7366,9 +7434,9 @@
       <w:tblStyleRowBandSize w:val="1"/>
       <w:tblStyleColBandSize w:val="1"/>
       <w:tblBorders>
-        <w:bottom w:val="single" w:color="5FCAF3" w:sz="4" w:space="0"/>
-        <w:insideH w:val="single" w:color="5FCAF3" w:sz="4" w:space="0"/>
-        <w:insideV w:val="single" w:color="5FCAF3" w:sz="4" w:space="0"/>
+        <w:bottom w:val="single" w:sz="4" w:space="0" w:color="5FCAF3"/>
+        <w:insideH w:val="single" w:sz="4" w:space="0" w:color="5FCAF3"/>
+        <w:insideV w:val="single" w:sz="4" w:space="0" w:color="5FCAF3"/>
       </w:tblBorders>
     </w:tblPr>
     <w:tblStylePr w:type="firstRow">
@@ -7379,10 +7447,10 @@
       <w:tblPr/>
       <w:tcPr>
         <w:tcBorders>
-          <w:top w:val="none" w:color="000000" w:sz="4" w:space="0"/>
-          <w:left w:val="none" w:color="000000" w:sz="4" w:space="0"/>
-          <w:bottom w:val="single" w:color="5FCAF3" w:sz="12" w:space="0"/>
-          <w:right w:val="none" w:color="000000" w:sz="4" w:space="0"/>
+          <w:top w:val="none" w:sz="4" w:space="0" w:color="000000"/>
+          <w:left w:val="none" w:sz="4" w:space="0" w:color="000000"/>
+          <w:bottom w:val="single" w:sz="12" w:space="0" w:color="5FCAF3"/>
+          <w:right w:val="none" w:sz="4" w:space="0" w:color="000000"/>
         </w:tcBorders>
         <w:shd w:val="clear" w:color="FFFFFF" w:fill="auto"/>
       </w:tcPr>
@@ -7395,10 +7463,10 @@
       <w:tblPr/>
       <w:tcPr>
         <w:tcBorders>
-          <w:top w:val="single" w:color="5FCAF3" w:sz="4" w:space="0"/>
-          <w:left w:val="none" w:color="000000" w:sz="4" w:space="0"/>
-          <w:bottom w:val="none" w:color="000000" w:sz="4" w:space="0"/>
-          <w:right w:val="none" w:color="000000" w:sz="4" w:space="0"/>
+          <w:top w:val="single" w:sz="4" w:space="0" w:color="5FCAF3"/>
+          <w:left w:val="none" w:sz="4" w:space="0" w:color="000000"/>
+          <w:bottom w:val="none" w:sz="4" w:space="0" w:color="000000"/>
+          <w:right w:val="none" w:sz="4" w:space="0" w:color="000000"/>
         </w:tcBorders>
         <w:shd w:val="clear" w:color="FFFFFF" w:fill="auto"/>
       </w:tcPr>
@@ -7446,9 +7514,9 @@
       <w:tblStyleRowBandSize w:val="1"/>
       <w:tblStyleColBandSize w:val="1"/>
       <w:tblBorders>
-        <w:bottom w:val="single" w:color="A02B93" w:sz="4" w:space="0"/>
-        <w:insideH w:val="single" w:color="A02B93" w:sz="4" w:space="0"/>
-        <w:insideV w:val="single" w:color="A02B93" w:sz="4" w:space="0"/>
+        <w:bottom w:val="single" w:sz="4" w:space="0" w:color="A02B93"/>
+        <w:insideH w:val="single" w:sz="4" w:space="0" w:color="A02B93"/>
+        <w:insideV w:val="single" w:sz="4" w:space="0" w:color="A02B93"/>
       </w:tblBorders>
     </w:tblPr>
     <w:tblStylePr w:type="firstRow">
@@ -7459,10 +7527,10 @@
       <w:tblPr/>
       <w:tcPr>
         <w:tcBorders>
-          <w:top w:val="none" w:color="000000" w:sz="4" w:space="0"/>
-          <w:left w:val="none" w:color="000000" w:sz="4" w:space="0"/>
-          <w:bottom w:val="single" w:color="A02B93" w:sz="12" w:space="0"/>
-          <w:right w:val="none" w:color="000000" w:sz="4" w:space="0"/>
+          <w:top w:val="none" w:sz="4" w:space="0" w:color="000000"/>
+          <w:left w:val="none" w:sz="4" w:space="0" w:color="000000"/>
+          <w:bottom w:val="single" w:sz="12" w:space="0" w:color="A02B93"/>
+          <w:right w:val="none" w:sz="4" w:space="0" w:color="000000"/>
         </w:tcBorders>
         <w:shd w:val="clear" w:color="FFFFFF" w:fill="auto"/>
       </w:tcPr>
@@ -7475,10 +7543,10 @@
       <w:tblPr/>
       <w:tcPr>
         <w:tcBorders>
-          <w:top w:val="single" w:color="A02B93" w:sz="4" w:space="0"/>
-          <w:left w:val="none" w:color="000000" w:sz="4" w:space="0"/>
-          <w:bottom w:val="none" w:color="000000" w:sz="4" w:space="0"/>
-          <w:right w:val="none" w:color="000000" w:sz="4" w:space="0"/>
+          <w:top w:val="single" w:sz="4" w:space="0" w:color="A02B93"/>
+          <w:left w:val="none" w:sz="4" w:space="0" w:color="000000"/>
+          <w:bottom w:val="none" w:sz="4" w:space="0" w:color="000000"/>
+          <w:right w:val="none" w:sz="4" w:space="0" w:color="000000"/>
         </w:tcBorders>
         <w:shd w:val="clear" w:color="FFFFFF" w:fill="auto"/>
       </w:tcPr>
@@ -7526,9 +7594,9 @@
       <w:tblStyleRowBandSize w:val="1"/>
       <w:tblStyleColBandSize w:val="1"/>
       <w:tblBorders>
-        <w:bottom w:val="single" w:color="4EA72E" w:sz="4" w:space="0"/>
-        <w:insideH w:val="single" w:color="4EA72E" w:sz="4" w:space="0"/>
-        <w:insideV w:val="single" w:color="4EA72E" w:sz="4" w:space="0"/>
+        <w:bottom w:val="single" w:sz="4" w:space="0" w:color="4EA72E"/>
+        <w:insideH w:val="single" w:sz="4" w:space="0" w:color="4EA72E"/>
+        <w:insideV w:val="single" w:sz="4" w:space="0" w:color="4EA72E"/>
       </w:tblBorders>
     </w:tblPr>
     <w:tblStylePr w:type="firstRow">
@@ -7539,10 +7607,10 @@
       <w:tblPr/>
       <w:tcPr>
         <w:tcBorders>
-          <w:top w:val="none" w:color="000000" w:sz="4" w:space="0"/>
-          <w:left w:val="none" w:color="000000" w:sz="4" w:space="0"/>
-          <w:bottom w:val="single" w:color="4EA72E" w:sz="12" w:space="0"/>
-          <w:right w:val="none" w:color="000000" w:sz="4" w:space="0"/>
+          <w:top w:val="none" w:sz="4" w:space="0" w:color="000000"/>
+          <w:left w:val="none" w:sz="4" w:space="0" w:color="000000"/>
+          <w:bottom w:val="single" w:sz="12" w:space="0" w:color="4EA72E"/>
+          <w:right w:val="none" w:sz="4" w:space="0" w:color="000000"/>
         </w:tcBorders>
         <w:shd w:val="clear" w:color="FFFFFF" w:fill="auto"/>
       </w:tcPr>
@@ -7555,10 +7623,10 @@
       <w:tblPr/>
       <w:tcPr>
         <w:tcBorders>
-          <w:top w:val="single" w:color="4EA72E" w:sz="4" w:space="0"/>
-          <w:left w:val="none" w:color="000000" w:sz="4" w:space="0"/>
-          <w:bottom w:val="none" w:color="000000" w:sz="4" w:space="0"/>
-          <w:right w:val="none" w:color="000000" w:sz="4" w:space="0"/>
+          <w:top w:val="single" w:sz="4" w:space="0" w:color="4EA72E"/>
+          <w:left w:val="none" w:sz="4" w:space="0" w:color="000000"/>
+          <w:bottom w:val="none" w:sz="4" w:space="0" w:color="000000"/>
+          <w:right w:val="none" w:sz="4" w:space="0" w:color="000000"/>
         </w:tcBorders>
         <w:shd w:val="clear" w:color="FFFFFF" w:fill="auto"/>
       </w:tcPr>
@@ -7606,9 +7674,9 @@
       <w:tblStyleRowBandSize w:val="1"/>
       <w:tblStyleColBandSize w:val="1"/>
       <w:tblBorders>
-        <w:bottom w:val="single" w:color="6A6A6A" w:sz="4" w:space="0"/>
-        <w:insideH w:val="single" w:color="6A6A6A" w:sz="4" w:space="0"/>
-        <w:insideV w:val="single" w:color="6A6A6A" w:sz="4" w:space="0"/>
+        <w:bottom w:val="single" w:sz="4" w:space="0" w:color="6A6A6A"/>
+        <w:insideH w:val="single" w:sz="4" w:space="0" w:color="6A6A6A"/>
+        <w:insideV w:val="single" w:sz="4" w:space="0" w:color="6A6A6A"/>
       </w:tblBorders>
     </w:tblPr>
     <w:tblStylePr w:type="firstRow">
@@ -7619,10 +7687,10 @@
       <w:tblPr/>
       <w:tcPr>
         <w:tcBorders>
-          <w:top w:val="none" w:color="000000" w:sz="4" w:space="0"/>
-          <w:left w:val="none" w:color="000000" w:sz="4" w:space="0"/>
-          <w:bottom w:val="none" w:color="000000" w:sz="4" w:space="0"/>
-          <w:right w:val="none" w:color="000000" w:sz="4" w:space="0"/>
+          <w:top w:val="none" w:sz="4" w:space="0" w:color="000000"/>
+          <w:left w:val="none" w:sz="4" w:space="0" w:color="000000"/>
+          <w:bottom w:val="none" w:sz="4" w:space="0" w:color="000000"/>
+          <w:right w:val="none" w:sz="4" w:space="0" w:color="000000"/>
         </w:tcBorders>
         <w:shd w:val="clear" w:color="FFFFFF" w:fill="auto"/>
       </w:tcPr>
@@ -7635,10 +7703,10 @@
       <w:tblPr/>
       <w:tcPr>
         <w:tcBorders>
-          <w:top w:val="none" w:color="000000" w:sz="4" w:space="0"/>
-          <w:left w:val="none" w:color="000000" w:sz="4" w:space="0"/>
-          <w:bottom w:val="none" w:color="000000" w:sz="4" w:space="0"/>
-          <w:right w:val="none" w:color="000000" w:sz="4" w:space="0"/>
+          <w:top w:val="none" w:sz="4" w:space="0" w:color="000000"/>
+          <w:left w:val="none" w:sz="4" w:space="0" w:color="000000"/>
+          <w:bottom w:val="none" w:sz="4" w:space="0" w:color="000000"/>
+          <w:right w:val="none" w:sz="4" w:space="0" w:color="000000"/>
         </w:tcBorders>
         <w:shd w:val="clear" w:color="FFFFFF" w:fill="auto"/>
       </w:tcPr>
@@ -7654,10 +7722,10 @@
       <w:tblPr/>
       <w:tcPr>
         <w:tcBorders>
-          <w:top w:val="none" w:color="000000" w:sz="4" w:space="0"/>
-          <w:left w:val="none" w:color="000000" w:sz="4" w:space="0"/>
-          <w:bottom w:val="none" w:color="000000" w:sz="4" w:space="0"/>
-          <w:right w:val="none" w:color="000000" w:sz="4" w:space="0"/>
+          <w:top w:val="none" w:sz="4" w:space="0" w:color="000000"/>
+          <w:left w:val="none" w:sz="4" w:space="0" w:color="000000"/>
+          <w:bottom w:val="none" w:sz="4" w:space="0" w:color="000000"/>
+          <w:right w:val="none" w:sz="4" w:space="0" w:color="000000"/>
         </w:tcBorders>
         <w:shd w:val="clear" w:color="FFFFFF" w:fill="auto"/>
       </w:tcPr>
@@ -7670,10 +7738,10 @@
       <w:tblPr/>
       <w:tcPr>
         <w:tcBorders>
-          <w:top w:val="none" w:color="000000" w:sz="4" w:space="0"/>
-          <w:left w:val="none" w:color="000000" w:sz="4" w:space="0"/>
-          <w:bottom w:val="none" w:color="000000" w:sz="4" w:space="0"/>
-          <w:right w:val="none" w:color="000000" w:sz="4" w:space="0"/>
+          <w:top w:val="none" w:sz="4" w:space="0" w:color="000000"/>
+          <w:left w:val="none" w:sz="4" w:space="0" w:color="000000"/>
+          <w:bottom w:val="none" w:sz="4" w:space="0" w:color="000000"/>
+          <w:right w:val="none" w:sz="4" w:space="0" w:color="000000"/>
         </w:tcBorders>
         <w:shd w:val="clear" w:color="FFFFFF" w:fill="auto"/>
       </w:tcPr>
@@ -7709,9 +7777,9 @@
       <w:tblStyleRowBandSize w:val="1"/>
       <w:tblStyleColBandSize w:val="1"/>
       <w:tblBorders>
-        <w:bottom w:val="single" w:color="19729B" w:sz="4" w:space="0"/>
-        <w:insideH w:val="single" w:color="19729B" w:sz="4" w:space="0"/>
-        <w:insideV w:val="single" w:color="19729B" w:sz="4" w:space="0"/>
+        <w:bottom w:val="single" w:sz="4" w:space="0" w:color="19729B"/>
+        <w:insideH w:val="single" w:sz="4" w:space="0" w:color="19729B"/>
+        <w:insideV w:val="single" w:sz="4" w:space="0" w:color="19729B"/>
       </w:tblBorders>
     </w:tblPr>
     <w:tblStylePr w:type="firstRow">
@@ -7722,10 +7790,10 @@
       <w:tblPr/>
       <w:tcPr>
         <w:tcBorders>
-          <w:top w:val="none" w:color="000000" w:sz="4" w:space="0"/>
-          <w:left w:val="none" w:color="000000" w:sz="4" w:space="0"/>
-          <w:bottom w:val="none" w:color="000000" w:sz="4" w:space="0"/>
-          <w:right w:val="none" w:color="000000" w:sz="4" w:space="0"/>
+          <w:top w:val="none" w:sz="4" w:space="0" w:color="000000"/>
+          <w:left w:val="none" w:sz="4" w:space="0" w:color="000000"/>
+          <w:bottom w:val="none" w:sz="4" w:space="0" w:color="000000"/>
+          <w:right w:val="none" w:sz="4" w:space="0" w:color="000000"/>
         </w:tcBorders>
         <w:shd w:val="clear" w:color="FFFFFF" w:fill="auto"/>
       </w:tcPr>
@@ -7738,10 +7806,10 @@
       <w:tblPr/>
       <w:tcPr>
         <w:tcBorders>
-          <w:top w:val="none" w:color="000000" w:sz="4" w:space="0"/>
-          <w:left w:val="none" w:color="000000" w:sz="4" w:space="0"/>
-          <w:bottom w:val="none" w:color="000000" w:sz="4" w:space="0"/>
-          <w:right w:val="none" w:color="000000" w:sz="4" w:space="0"/>
+          <w:top w:val="none" w:sz="4" w:space="0" w:color="000000"/>
+          <w:left w:val="none" w:sz="4" w:space="0" w:color="000000"/>
+          <w:bottom w:val="none" w:sz="4" w:space="0" w:color="000000"/>
+          <w:right w:val="none" w:sz="4" w:space="0" w:color="000000"/>
         </w:tcBorders>
         <w:shd w:val="clear" w:color="FFFFFF" w:fill="auto"/>
       </w:tcPr>
@@ -7757,10 +7825,10 @@
       <w:tblPr/>
       <w:tcPr>
         <w:tcBorders>
-          <w:top w:val="none" w:color="000000" w:sz="4" w:space="0"/>
-          <w:left w:val="none" w:color="000000" w:sz="4" w:space="0"/>
-          <w:bottom w:val="none" w:color="000000" w:sz="4" w:space="0"/>
-          <w:right w:val="none" w:color="000000" w:sz="4" w:space="0"/>
+          <w:top w:val="none" w:sz="4" w:space="0" w:color="000000"/>
+          <w:left w:val="none" w:sz="4" w:space="0" w:color="000000"/>
+          <w:bottom w:val="none" w:sz="4" w:space="0" w:color="000000"/>
+          <w:right w:val="none" w:sz="4" w:space="0" w:color="000000"/>
         </w:tcBorders>
         <w:shd w:val="clear" w:color="FFFFFF" w:fill="auto"/>
       </w:tcPr>
@@ -7773,10 +7841,10 @@
       <w:tblPr/>
       <w:tcPr>
         <w:tcBorders>
-          <w:top w:val="none" w:color="000000" w:sz="4" w:space="0"/>
-          <w:left w:val="none" w:color="000000" w:sz="4" w:space="0"/>
-          <w:bottom w:val="none" w:color="000000" w:sz="4" w:space="0"/>
-          <w:right w:val="none" w:color="000000" w:sz="4" w:space="0"/>
+          <w:top w:val="none" w:sz="4" w:space="0" w:color="000000"/>
+          <w:left w:val="none" w:sz="4" w:space="0" w:color="000000"/>
+          <w:bottom w:val="none" w:sz="4" w:space="0" w:color="000000"/>
+          <w:right w:val="none" w:sz="4" w:space="0" w:color="000000"/>
         </w:tcBorders>
         <w:shd w:val="clear" w:color="FFFFFF" w:fill="auto"/>
       </w:tcPr>
@@ -7812,9 +7880,9 @@
       <w:tblStyleRowBandSize w:val="1"/>
       <w:tblStyleColBandSize w:val="1"/>
       <w:tblBorders>
-        <w:bottom w:val="single" w:color="F2AA85" w:sz="4" w:space="0"/>
-        <w:insideH w:val="single" w:color="F2AA85" w:sz="4" w:space="0"/>
-        <w:insideV w:val="single" w:color="F2AA85" w:sz="4" w:space="0"/>
+        <w:bottom w:val="single" w:sz="4" w:space="0" w:color="F2AA85"/>
+        <w:insideH w:val="single" w:sz="4" w:space="0" w:color="F2AA85"/>
+        <w:insideV w:val="single" w:sz="4" w:space="0" w:color="F2AA85"/>
       </w:tblBorders>
     </w:tblPr>
     <w:tblStylePr w:type="firstRow">
@@ -7825,10 +7893,10 @@
       <w:tblPr/>
       <w:tcPr>
         <w:tcBorders>
-          <w:top w:val="none" w:color="000000" w:sz="4" w:space="0"/>
-          <w:left w:val="none" w:color="000000" w:sz="4" w:space="0"/>
-          <w:bottom w:val="none" w:color="000000" w:sz="4" w:space="0"/>
-          <w:right w:val="none" w:color="000000" w:sz="4" w:space="0"/>
+          <w:top w:val="none" w:sz="4" w:space="0" w:color="000000"/>
+          <w:left w:val="none" w:sz="4" w:space="0" w:color="000000"/>
+          <w:bottom w:val="none" w:sz="4" w:space="0" w:color="000000"/>
+          <w:right w:val="none" w:sz="4" w:space="0" w:color="000000"/>
         </w:tcBorders>
         <w:shd w:val="clear" w:color="FFFFFF" w:fill="auto"/>
       </w:tcPr>
@@ -7841,10 +7909,10 @@
       <w:tblPr/>
       <w:tcPr>
         <w:tcBorders>
-          <w:top w:val="none" w:color="000000" w:sz="4" w:space="0"/>
-          <w:left w:val="none" w:color="000000" w:sz="4" w:space="0"/>
-          <w:bottom w:val="none" w:color="000000" w:sz="4" w:space="0"/>
-          <w:right w:val="none" w:color="000000" w:sz="4" w:space="0"/>
+          <w:top w:val="none" w:sz="4" w:space="0" w:color="000000"/>
+          <w:left w:val="none" w:sz="4" w:space="0" w:color="000000"/>
+          <w:bottom w:val="none" w:sz="4" w:space="0" w:color="000000"/>
+          <w:right w:val="none" w:sz="4" w:space="0" w:color="000000"/>
         </w:tcBorders>
         <w:shd w:val="clear" w:color="FFFFFF" w:fill="auto"/>
       </w:tcPr>
@@ -7860,10 +7928,10 @@
       <w:tblPr/>
       <w:tcPr>
         <w:tcBorders>
-          <w:top w:val="none" w:color="000000" w:sz="4" w:space="0"/>
-          <w:left w:val="none" w:color="000000" w:sz="4" w:space="0"/>
-          <w:bottom w:val="none" w:color="000000" w:sz="4" w:space="0"/>
-          <w:right w:val="none" w:color="000000" w:sz="4" w:space="0"/>
+          <w:top w:val="none" w:sz="4" w:space="0" w:color="000000"/>
+          <w:left w:val="none" w:sz="4" w:space="0" w:color="000000"/>
+          <w:bottom w:val="none" w:sz="4" w:space="0" w:color="000000"/>
+          <w:right w:val="none" w:sz="4" w:space="0" w:color="000000"/>
         </w:tcBorders>
         <w:shd w:val="clear" w:color="FFFFFF" w:fill="auto"/>
       </w:tcPr>
@@ -7876,10 +7944,10 @@
       <w:tblPr/>
       <w:tcPr>
         <w:tcBorders>
-          <w:top w:val="none" w:color="000000" w:sz="4" w:space="0"/>
-          <w:left w:val="none" w:color="000000" w:sz="4" w:space="0"/>
-          <w:bottom w:val="none" w:color="000000" w:sz="4" w:space="0"/>
-          <w:right w:val="none" w:color="000000" w:sz="4" w:space="0"/>
+          <w:top w:val="none" w:sz="4" w:space="0" w:color="000000"/>
+          <w:left w:val="none" w:sz="4" w:space="0" w:color="000000"/>
+          <w:bottom w:val="none" w:sz="4" w:space="0" w:color="000000"/>
+          <w:right w:val="none" w:sz="4" w:space="0" w:color="000000"/>
         </w:tcBorders>
         <w:shd w:val="clear" w:color="FFFFFF" w:fill="auto"/>
       </w:tcPr>
@@ -7915,9 +7983,9 @@
       <w:tblStyleRowBandSize w:val="1"/>
       <w:tblStyleColBandSize w:val="1"/>
       <w:tblBorders>
-        <w:bottom w:val="single" w:color="196C24" w:sz="4" w:space="0"/>
-        <w:insideH w:val="single" w:color="196C24" w:sz="4" w:space="0"/>
-        <w:insideV w:val="single" w:color="196C24" w:sz="4" w:space="0"/>
+        <w:bottom w:val="single" w:sz="4" w:space="0" w:color="196C24"/>
+        <w:insideH w:val="single" w:sz="4" w:space="0" w:color="196C24"/>
+        <w:insideV w:val="single" w:sz="4" w:space="0" w:color="196C24"/>
       </w:tblBorders>
     </w:tblPr>
     <w:tblStylePr w:type="firstRow">
@@ -7928,10 +7996,10 @@
       <w:tblPr/>
       <w:tcPr>
         <w:tcBorders>
-          <w:top w:val="none" w:color="000000" w:sz="4" w:space="0"/>
-          <w:left w:val="none" w:color="000000" w:sz="4" w:space="0"/>
-          <w:bottom w:val="none" w:color="000000" w:sz="4" w:space="0"/>
-          <w:right w:val="none" w:color="000000" w:sz="4" w:space="0"/>
+          <w:top w:val="none" w:sz="4" w:space="0" w:color="000000"/>
+          <w:left w:val="none" w:sz="4" w:space="0" w:color="000000"/>
+          <w:bottom w:val="none" w:sz="4" w:space="0" w:color="000000"/>
+          <w:right w:val="none" w:sz="4" w:space="0" w:color="000000"/>
         </w:tcBorders>
         <w:shd w:val="clear" w:color="FFFFFF" w:fill="auto"/>
       </w:tcPr>
@@ -7944,10 +8012,10 @@
       <w:tblPr/>
       <w:tcPr>
         <w:tcBorders>
-          <w:top w:val="none" w:color="000000" w:sz="4" w:space="0"/>
-          <w:left w:val="none" w:color="000000" w:sz="4" w:space="0"/>
-          <w:bottom w:val="none" w:color="000000" w:sz="4" w:space="0"/>
-          <w:right w:val="none" w:color="000000" w:sz="4" w:space="0"/>
+          <w:top w:val="none" w:sz="4" w:space="0" w:color="000000"/>
+          <w:left w:val="none" w:sz="4" w:space="0" w:color="000000"/>
+          <w:bottom w:val="none" w:sz="4" w:space="0" w:color="000000"/>
+          <w:right w:val="none" w:sz="4" w:space="0" w:color="000000"/>
         </w:tcBorders>
         <w:shd w:val="clear" w:color="FFFFFF" w:fill="auto"/>
       </w:tcPr>
@@ -7963,10 +8031,10 @@
       <w:tblPr/>
       <w:tcPr>
         <w:tcBorders>
-          <w:top w:val="none" w:color="000000" w:sz="4" w:space="0"/>
-          <w:left w:val="none" w:color="000000" w:sz="4" w:space="0"/>
-          <w:bottom w:val="none" w:color="000000" w:sz="4" w:space="0"/>
-          <w:right w:val="none" w:color="000000" w:sz="4" w:space="0"/>
+          <w:top w:val="none" w:sz="4" w:space="0" w:color="000000"/>
+          <w:left w:val="none" w:sz="4" w:space="0" w:color="000000"/>
+          <w:bottom w:val="none" w:sz="4" w:space="0" w:color="000000"/>
+          <w:right w:val="none" w:sz="4" w:space="0" w:color="000000"/>
         </w:tcBorders>
         <w:shd w:val="clear" w:color="FFFFFF" w:fill="auto"/>
       </w:tcPr>
@@ -7979,10 +8047,10 @@
       <w:tblPr/>
       <w:tcPr>
         <w:tcBorders>
-          <w:top w:val="none" w:color="000000" w:sz="4" w:space="0"/>
-          <w:left w:val="none" w:color="000000" w:sz="4" w:space="0"/>
-          <w:bottom w:val="none" w:color="000000" w:sz="4" w:space="0"/>
-          <w:right w:val="none" w:color="000000" w:sz="4" w:space="0"/>
+          <w:top w:val="none" w:sz="4" w:space="0" w:color="000000"/>
+          <w:left w:val="none" w:sz="4" w:space="0" w:color="000000"/>
+          <w:bottom w:val="none" w:sz="4" w:space="0" w:color="000000"/>
+          <w:right w:val="none" w:sz="4" w:space="0" w:color="000000"/>
         </w:tcBorders>
         <w:shd w:val="clear" w:color="FFFFFF" w:fill="auto"/>
       </w:tcPr>
@@ -8018,9 +8086,9 @@
       <w:tblStyleRowBandSize w:val="1"/>
       <w:tblStyleColBandSize w:val="1"/>
       <w:tblBorders>
-        <w:bottom w:val="single" w:color="5FCAF3" w:sz="4" w:space="0"/>
-        <w:insideH w:val="single" w:color="5FCAF3" w:sz="4" w:space="0"/>
-        <w:insideV w:val="single" w:color="5FCAF3" w:sz="4" w:space="0"/>
+        <w:bottom w:val="single" w:sz="4" w:space="0" w:color="5FCAF3"/>
+        <w:insideH w:val="single" w:sz="4" w:space="0" w:color="5FCAF3"/>
+        <w:insideV w:val="single" w:sz="4" w:space="0" w:color="5FCAF3"/>
       </w:tblBorders>
     </w:tblPr>
     <w:tblStylePr w:type="firstRow">
@@ -8031,10 +8099,10 @@
       <w:tblPr/>
       <w:tcPr>
         <w:tcBorders>
-          <w:top w:val="none" w:color="000000" w:sz="4" w:space="0"/>
-          <w:left w:val="none" w:color="000000" w:sz="4" w:space="0"/>
-          <w:bottom w:val="none" w:color="000000" w:sz="4" w:space="0"/>
-          <w:right w:val="none" w:color="000000" w:sz="4" w:space="0"/>
+          <w:top w:val="none" w:sz="4" w:space="0" w:color="000000"/>
+          <w:left w:val="none" w:sz="4" w:space="0" w:color="000000"/>
+          <w:bottom w:val="none" w:sz="4" w:space="0" w:color="000000"/>
+          <w:right w:val="none" w:sz="4" w:space="0" w:color="000000"/>
         </w:tcBorders>
         <w:shd w:val="clear" w:color="FFFFFF" w:fill="auto"/>
       </w:tcPr>
@@ -8047,10 +8115,10 @@
       <w:tblPr/>
       <w:tcPr>
         <w:tcBorders>
-          <w:top w:val="none" w:color="000000" w:sz="4" w:space="0"/>
-          <w:left w:val="none" w:color="000000" w:sz="4" w:space="0"/>
-          <w:bottom w:val="none" w:color="000000" w:sz="4" w:space="0"/>
-          <w:right w:val="none" w:color="000000" w:sz="4" w:space="0"/>
+          <w:top w:val="none" w:sz="4" w:space="0" w:color="000000"/>
+          <w:left w:val="none" w:sz="4" w:space="0" w:color="000000"/>
+          <w:bottom w:val="none" w:sz="4" w:space="0" w:color="000000"/>
+          <w:right w:val="none" w:sz="4" w:space="0" w:color="000000"/>
         </w:tcBorders>
         <w:shd w:val="clear" w:color="FFFFFF" w:fill="auto"/>
       </w:tcPr>
@@ -8066,10 +8134,10 @@
       <w:tblPr/>
       <w:tcPr>
         <w:tcBorders>
-          <w:top w:val="none" w:color="000000" w:sz="4" w:space="0"/>
-          <w:left w:val="none" w:color="000000" w:sz="4" w:space="0"/>
-          <w:bottom w:val="none" w:color="000000" w:sz="4" w:space="0"/>
-          <w:right w:val="none" w:color="000000" w:sz="4" w:space="0"/>
+          <w:top w:val="none" w:sz="4" w:space="0" w:color="000000"/>
+          <w:left w:val="none" w:sz="4" w:space="0" w:color="000000"/>
+          <w:bottom w:val="none" w:sz="4" w:space="0" w:color="000000"/>
+          <w:right w:val="none" w:sz="4" w:space="0" w:color="000000"/>
         </w:tcBorders>
         <w:shd w:val="clear" w:color="FFFFFF" w:fill="auto"/>
       </w:tcPr>
@@ -8082,10 +8150,10 @@
       <w:tblPr/>
       <w:tcPr>
         <w:tcBorders>
-          <w:top w:val="none" w:color="000000" w:sz="4" w:space="0"/>
-          <w:left w:val="none" w:color="000000" w:sz="4" w:space="0"/>
-          <w:bottom w:val="none" w:color="000000" w:sz="4" w:space="0"/>
-          <w:right w:val="none" w:color="000000" w:sz="4" w:space="0"/>
+          <w:top w:val="none" w:sz="4" w:space="0" w:color="000000"/>
+          <w:left w:val="none" w:sz="4" w:space="0" w:color="000000"/>
+          <w:bottom w:val="none" w:sz="4" w:space="0" w:color="000000"/>
+          <w:right w:val="none" w:sz="4" w:space="0" w:color="000000"/>
         </w:tcBorders>
         <w:shd w:val="clear" w:color="FFFFFF" w:fill="auto"/>
       </w:tcPr>
@@ -8121,9 +8189,9 @@
       <w:tblStyleRowBandSize w:val="1"/>
       <w:tblStyleColBandSize w:val="1"/>
       <w:tblBorders>
-        <w:bottom w:val="single" w:color="A02B93" w:sz="4" w:space="0"/>
-        <w:insideH w:val="single" w:color="A02B93" w:sz="4" w:space="0"/>
-        <w:insideV w:val="single" w:color="A02B93" w:sz="4" w:space="0"/>
+        <w:bottom w:val="single" w:sz="4" w:space="0" w:color="A02B93"/>
+        <w:insideH w:val="single" w:sz="4" w:space="0" w:color="A02B93"/>
+        <w:insideV w:val="single" w:sz="4" w:space="0" w:color="A02B93"/>
       </w:tblBorders>
     </w:tblPr>
     <w:tblStylePr w:type="firstRow">
@@ -8134,10 +8202,10 @@
       <w:tblPr/>
       <w:tcPr>
         <w:tcBorders>
-          <w:top w:val="none" w:color="000000" w:sz="4" w:space="0"/>
-          <w:left w:val="none" w:color="000000" w:sz="4" w:space="0"/>
-          <w:bottom w:val="none" w:color="000000" w:sz="4" w:space="0"/>
-          <w:right w:val="none" w:color="000000" w:sz="4" w:space="0"/>
+          <w:top w:val="none" w:sz="4" w:space="0" w:color="000000"/>
+          <w:left w:val="none" w:sz="4" w:space="0" w:color="000000"/>
+          <w:bottom w:val="none" w:sz="4" w:space="0" w:color="000000"/>
+          <w:right w:val="none" w:sz="4" w:space="0" w:color="000000"/>
         </w:tcBorders>
         <w:shd w:val="clear" w:color="FFFFFF" w:fill="auto"/>
       </w:tcPr>
@@ -8150,10 +8218,10 @@
       <w:tblPr/>
       <w:tcPr>
         <w:tcBorders>
-          <w:top w:val="none" w:color="000000" w:sz="4" w:space="0"/>
-          <w:left w:val="none" w:color="000000" w:sz="4" w:space="0"/>
-          <w:bottom w:val="none" w:color="000000" w:sz="4" w:space="0"/>
-          <w:right w:val="none" w:color="000000" w:sz="4" w:space="0"/>
+          <w:top w:val="none" w:sz="4" w:space="0" w:color="000000"/>
+          <w:left w:val="none" w:sz="4" w:space="0" w:color="000000"/>
+          <w:bottom w:val="none" w:sz="4" w:space="0" w:color="000000"/>
+          <w:right w:val="none" w:sz="4" w:space="0" w:color="000000"/>
         </w:tcBorders>
         <w:shd w:val="clear" w:color="FFFFFF" w:fill="auto"/>
       </w:tcPr>
@@ -8169,10 +8237,10 @@
       <w:tblPr/>
       <w:tcPr>
         <w:tcBorders>
-          <w:top w:val="none" w:color="000000" w:sz="4" w:space="0"/>
-          <w:left w:val="none" w:color="000000" w:sz="4" w:space="0"/>
-          <w:bottom w:val="none" w:color="000000" w:sz="4" w:space="0"/>
-          <w:right w:val="none" w:color="000000" w:sz="4" w:space="0"/>
+          <w:top w:val="none" w:sz="4" w:space="0" w:color="000000"/>
+          <w:left w:val="none" w:sz="4" w:space="0" w:color="000000"/>
+          <w:bottom w:val="none" w:sz="4" w:space="0" w:color="000000"/>
+          <w:right w:val="none" w:sz="4" w:space="0" w:color="000000"/>
         </w:tcBorders>
         <w:shd w:val="clear" w:color="FFFFFF" w:fill="auto"/>
       </w:tcPr>
@@ -8185,10 +8253,10 @@
       <w:tblPr/>
       <w:tcPr>
         <w:tcBorders>
-          <w:top w:val="none" w:color="000000" w:sz="4" w:space="0"/>
-          <w:left w:val="none" w:color="000000" w:sz="4" w:space="0"/>
-          <w:bottom w:val="none" w:color="000000" w:sz="4" w:space="0"/>
-          <w:right w:val="none" w:color="000000" w:sz="4" w:space="0"/>
+          <w:top w:val="none" w:sz="4" w:space="0" w:color="000000"/>
+          <w:left w:val="none" w:sz="4" w:space="0" w:color="000000"/>
+          <w:bottom w:val="none" w:sz="4" w:space="0" w:color="000000"/>
+          <w:right w:val="none" w:sz="4" w:space="0" w:color="000000"/>
         </w:tcBorders>
         <w:shd w:val="clear" w:color="FFFFFF" w:fill="auto"/>
       </w:tcPr>
@@ -8224,9 +8292,9 @@
       <w:tblStyleRowBandSize w:val="1"/>
       <w:tblStyleColBandSize w:val="1"/>
       <w:tblBorders>
-        <w:bottom w:val="single" w:color="4EA72E" w:sz="4" w:space="0"/>
-        <w:insideH w:val="single" w:color="4EA72E" w:sz="4" w:space="0"/>
-        <w:insideV w:val="single" w:color="4EA72E" w:sz="4" w:space="0"/>
+        <w:bottom w:val="single" w:sz="4" w:space="0" w:color="4EA72E"/>
+        <w:insideH w:val="single" w:sz="4" w:space="0" w:color="4EA72E"/>
+        <w:insideV w:val="single" w:sz="4" w:space="0" w:color="4EA72E"/>
       </w:tblBorders>
     </w:tblPr>
     <w:tblStylePr w:type="firstRow">
@@ -8237,10 +8305,10 @@
       <w:tblPr/>
       <w:tcPr>
         <w:tcBorders>
-          <w:top w:val="none" w:color="000000" w:sz="4" w:space="0"/>
-          <w:left w:val="none" w:color="000000" w:sz="4" w:space="0"/>
-          <w:bottom w:val="none" w:color="000000" w:sz="4" w:space="0"/>
-          <w:right w:val="none" w:color="000000" w:sz="4" w:space="0"/>
+          <w:top w:val="none" w:sz="4" w:space="0" w:color="000000"/>
+          <w:left w:val="none" w:sz="4" w:space="0" w:color="000000"/>
+          <w:bottom w:val="none" w:sz="4" w:space="0" w:color="000000"/>
+          <w:right w:val="none" w:sz="4" w:space="0" w:color="000000"/>
         </w:tcBorders>
         <w:shd w:val="clear" w:color="FFFFFF" w:fill="auto"/>
       </w:tcPr>
@@ -8253,10 +8321,10 @@
       <w:tblPr/>
       <w:tcPr>
         <w:tcBorders>
-          <w:top w:val="none" w:color="000000" w:sz="4" w:space="0"/>
-          <w:left w:val="none" w:color="000000" w:sz="4" w:space="0"/>
-          <w:bottom w:val="none" w:color="000000" w:sz="4" w:space="0"/>
-          <w:right w:val="none" w:color="000000" w:sz="4" w:space="0"/>
+          <w:top w:val="none" w:sz="4" w:space="0" w:color="000000"/>
+          <w:left w:val="none" w:sz="4" w:space="0" w:color="000000"/>
+          <w:bottom w:val="none" w:sz="4" w:space="0" w:color="000000"/>
+          <w:right w:val="none" w:sz="4" w:space="0" w:color="000000"/>
         </w:tcBorders>
         <w:shd w:val="clear" w:color="FFFFFF" w:fill="auto"/>
       </w:tcPr>
@@ -8272,10 +8340,10 @@
       <w:tblPr/>
       <w:tcPr>
         <w:tcBorders>
-          <w:top w:val="none" w:color="000000" w:sz="4" w:space="0"/>
-          <w:left w:val="none" w:color="000000" w:sz="4" w:space="0"/>
-          <w:bottom w:val="none" w:color="000000" w:sz="4" w:space="0"/>
-          <w:right w:val="none" w:color="000000" w:sz="4" w:space="0"/>
+          <w:top w:val="none" w:sz="4" w:space="0" w:color="000000"/>
+          <w:left w:val="none" w:sz="4" w:space="0" w:color="000000"/>
+          <w:bottom w:val="none" w:sz="4" w:space="0" w:color="000000"/>
+          <w:right w:val="none" w:sz="4" w:space="0" w:color="000000"/>
         </w:tcBorders>
         <w:shd w:val="clear" w:color="FFFFFF" w:fill="auto"/>
       </w:tcPr>
@@ -8288,10 +8356,10 @@
       <w:tblPr/>
       <w:tcPr>
         <w:tcBorders>
-          <w:top w:val="none" w:color="000000" w:sz="4" w:space="0"/>
-          <w:left w:val="none" w:color="000000" w:sz="4" w:space="0"/>
-          <w:bottom w:val="none" w:color="000000" w:sz="4" w:space="0"/>
-          <w:right w:val="none" w:color="000000" w:sz="4" w:space="0"/>
+          <w:top w:val="none" w:sz="4" w:space="0" w:color="000000"/>
+          <w:left w:val="none" w:sz="4" w:space="0" w:color="000000"/>
+          <w:bottom w:val="none" w:sz="4" w:space="0" w:color="000000"/>
+          <w:right w:val="none" w:sz="4" w:space="0" w:color="000000"/>
         </w:tcBorders>
         <w:shd w:val="clear" w:color="FFFFFF" w:fill="auto"/>
       </w:tcPr>
@@ -8327,12 +8395,12 @@
       <w:tblStyleRowBandSize w:val="1"/>
       <w:tblStyleColBandSize w:val="1"/>
       <w:tblBorders>
-        <w:top w:val="single" w:color="6F6F6F" w:sz="4" w:space="0"/>
-        <w:left w:val="single" w:color="6F6F6F" w:sz="4" w:space="0"/>
-        <w:bottom w:val="single" w:color="6F6F6F" w:sz="4" w:space="0"/>
-        <w:right w:val="single" w:color="6F6F6F" w:sz="4" w:space="0"/>
-        <w:insideH w:val="single" w:color="6F6F6F" w:sz="4" w:space="0"/>
-        <w:insideV w:val="single" w:color="6F6F6F" w:sz="4" w:space="0"/>
+        <w:top w:val="single" w:sz="4" w:space="0" w:color="6F6F6F"/>
+        <w:left w:val="single" w:sz="4" w:space="0" w:color="6F6F6F"/>
+        <w:bottom w:val="single" w:sz="4" w:space="0" w:color="6F6F6F"/>
+        <w:right w:val="single" w:sz="4" w:space="0" w:color="6F6F6F"/>
+        <w:insideH w:val="single" w:sz="4" w:space="0" w:color="6F6F6F"/>
+        <w:insideV w:val="single" w:sz="4" w:space="0" w:color="6F6F6F"/>
       </w:tblBorders>
     </w:tblPr>
     <w:tblStylePr w:type="firstRow">
@@ -8345,10 +8413,10 @@
       <w:tblPr/>
       <w:tcPr>
         <w:tcBorders>
-          <w:top w:val="single" w:color="000000" w:sz="4" w:space="0"/>
-          <w:left w:val="single" w:color="000000" w:sz="4" w:space="0"/>
-          <w:bottom w:val="single" w:color="000000" w:sz="4" w:space="0"/>
-          <w:right w:val="single" w:color="000000" w:sz="4" w:space="0"/>
+          <w:top w:val="single" w:sz="4" w:space="0" w:color="000000"/>
+          <w:left w:val="single" w:sz="4" w:space="0" w:color="000000"/>
+          <w:bottom w:val="single" w:sz="4" w:space="0" w:color="000000"/>
+          <w:right w:val="single" w:sz="4" w:space="0" w:color="000000"/>
         </w:tcBorders>
         <w:shd w:val="clear" w:color="000000" w:fill="000000"/>
       </w:tcPr>
@@ -8361,7 +8429,7 @@
       <w:tblPr/>
       <w:tcPr>
         <w:tcBorders>
-          <w:top w:val="single" w:color="000000" w:sz="4" w:space="0"/>
+          <w:top w:val="single" w:sz="4" w:space="0" w:color="000000"/>
         </w:tcBorders>
       </w:tcPr>
     </w:tblStylePr>
@@ -8408,12 +8476,12 @@
       <w:tblStyleRowBandSize w:val="1"/>
       <w:tblStyleColBandSize w:val="1"/>
       <w:tblBorders>
-        <w:top w:val="single" w:color="50B4E2" w:sz="4" w:space="0"/>
-        <w:left w:val="single" w:color="50B4E2" w:sz="4" w:space="0"/>
-        <w:bottom w:val="single" w:color="50B4E2" w:sz="4" w:space="0"/>
-        <w:right w:val="single" w:color="50B4E2" w:sz="4" w:space="0"/>
-        <w:insideH w:val="single" w:color="50B4E2" w:sz="4" w:space="0"/>
-        <w:insideV w:val="single" w:color="50B4E2" w:sz="4" w:space="0"/>
+        <w:top w:val="single" w:sz="4" w:space="0" w:color="50B4E2"/>
+        <w:left w:val="single" w:sz="4" w:space="0" w:color="50B4E2"/>
+        <w:bottom w:val="single" w:sz="4" w:space="0" w:color="50B4E2"/>
+        <w:right w:val="single" w:sz="4" w:space="0" w:color="50B4E2"/>
+        <w:insideH w:val="single" w:sz="4" w:space="0" w:color="50B4E2"/>
+        <w:insideV w:val="single" w:sz="4" w:space="0" w:color="50B4E2"/>
       </w:tblBorders>
     </w:tblPr>
     <w:tblStylePr w:type="firstRow">
@@ -8426,10 +8494,10 @@
       <w:tblPr/>
       <w:tcPr>
         <w:tcBorders>
-          <w:top w:val="single" w:color="19729B" w:sz="4" w:space="0"/>
-          <w:left w:val="single" w:color="19729B" w:sz="4" w:space="0"/>
-          <w:bottom w:val="single" w:color="19729B" w:sz="4" w:space="0"/>
-          <w:right w:val="single" w:color="19729B" w:sz="4" w:space="0"/>
+          <w:top w:val="single" w:sz="4" w:space="0" w:color="19729B"/>
+          <w:left w:val="single" w:sz="4" w:space="0" w:color="19729B"/>
+          <w:bottom w:val="single" w:sz="4" w:space="0" w:color="19729B"/>
+          <w:right w:val="single" w:sz="4" w:space="0" w:color="19729B"/>
         </w:tcBorders>
         <w:shd w:val="clear" w:color="19729B" w:fill="19729B"/>
       </w:tcPr>
@@ -8442,7 +8510,7 @@
       <w:tblPr/>
       <w:tcPr>
         <w:tcBorders>
-          <w:top w:val="single" w:color="19729B" w:sz="4" w:space="0"/>
+          <w:top w:val="single" w:sz="4" w:space="0" w:color="19729B"/>
         </w:tcBorders>
       </w:tcPr>
     </w:tblStylePr>
@@ -8489,12 +8557,12 @@
       <w:tblStyleRowBandSize w:val="1"/>
       <w:tblStyleColBandSize w:val="1"/>
       <w:tblBorders>
-        <w:top w:val="single" w:color="F2AE8B" w:sz="4" w:space="0"/>
-        <w:left w:val="single" w:color="F2AE8B" w:sz="4" w:space="0"/>
-        <w:bottom w:val="single" w:color="F2AE8B" w:sz="4" w:space="0"/>
-        <w:right w:val="single" w:color="F2AE8B" w:sz="4" w:space="0"/>
-        <w:insideH w:val="single" w:color="F2AE8B" w:sz="4" w:space="0"/>
-        <w:insideV w:val="single" w:color="F2AE8B" w:sz="4" w:space="0"/>
+        <w:top w:val="single" w:sz="4" w:space="0" w:color="F2AE8B"/>
+        <w:left w:val="single" w:sz="4" w:space="0" w:color="F2AE8B"/>
+        <w:bottom w:val="single" w:sz="4" w:space="0" w:color="F2AE8B"/>
+        <w:right w:val="single" w:sz="4" w:space="0" w:color="F2AE8B"/>
+        <w:insideH w:val="single" w:sz="4" w:space="0" w:color="F2AE8B"/>
+        <w:insideV w:val="single" w:sz="4" w:space="0" w:color="F2AE8B"/>
       </w:tblBorders>
     </w:tblPr>
     <w:tblStylePr w:type="firstRow">
@@ -8507,10 +8575,10 @@
       <w:tblPr/>
       <w:tcPr>
         <w:tcBorders>
-          <w:top w:val="single" w:color="F2AA85" w:sz="4" w:space="0"/>
-          <w:left w:val="single" w:color="F2AA85" w:sz="4" w:space="0"/>
-          <w:bottom w:val="single" w:color="F2AA85" w:sz="4" w:space="0"/>
-          <w:right w:val="single" w:color="F2AA85" w:sz="4" w:space="0"/>
+          <w:top w:val="single" w:sz="4" w:space="0" w:color="F2AA85"/>
+          <w:left w:val="single" w:sz="4" w:space="0" w:color="F2AA85"/>
+          <w:bottom w:val="single" w:sz="4" w:space="0" w:color="F2AA85"/>
+          <w:right w:val="single" w:sz="4" w:space="0" w:color="F2AA85"/>
         </w:tcBorders>
         <w:shd w:val="clear" w:color="F2AA85" w:fill="F2AA85"/>
       </w:tcPr>
@@ -8523,7 +8591,7 @@
       <w:tblPr/>
       <w:tcPr>
         <w:tcBorders>
-          <w:top w:val="single" w:color="F2AA85" w:sz="4" w:space="0"/>
+          <w:top w:val="single" w:sz="4" w:space="0" w:color="F2AA85"/>
         </w:tcBorders>
       </w:tcPr>
     </w:tblStylePr>
@@ -8570,12 +8638,12 @@
       <w:tblStyleRowBandSize w:val="1"/>
       <w:tblStyleColBandSize w:val="1"/>
       <w:tblBorders>
-        <w:top w:val="single" w:color="51D663" w:sz="4" w:space="0"/>
-        <w:left w:val="single" w:color="51D663" w:sz="4" w:space="0"/>
-        <w:bottom w:val="single" w:color="51D663" w:sz="4" w:space="0"/>
-        <w:right w:val="single" w:color="51D663" w:sz="4" w:space="0"/>
-        <w:insideH w:val="single" w:color="51D663" w:sz="4" w:space="0"/>
-        <w:insideV w:val="single" w:color="51D663" w:sz="4" w:space="0"/>
+        <w:top w:val="single" w:sz="4" w:space="0" w:color="51D663"/>
+        <w:left w:val="single" w:sz="4" w:space="0" w:color="51D663"/>
+        <w:bottom w:val="single" w:sz="4" w:space="0" w:color="51D663"/>
+        <w:right w:val="single" w:sz="4" w:space="0" w:color="51D663"/>
+        <w:insideH w:val="single" w:sz="4" w:space="0" w:color="51D663"/>
+        <w:insideV w:val="single" w:sz="4" w:space="0" w:color="51D663"/>
       </w:tblBorders>
     </w:tblPr>
     <w:tblStylePr w:type="firstRow">
@@ -8588,10 +8656,10 @@
       <w:tblPr/>
       <w:tcPr>
         <w:tcBorders>
-          <w:top w:val="single" w:color="196C24" w:sz="4" w:space="0"/>
-          <w:left w:val="single" w:color="196C24" w:sz="4" w:space="0"/>
-          <w:bottom w:val="single" w:color="196C24" w:sz="4" w:space="0"/>
-          <w:right w:val="single" w:color="196C24" w:sz="4" w:space="0"/>
+          <w:top w:val="single" w:sz="4" w:space="0" w:color="196C24"/>
+          <w:left w:val="single" w:sz="4" w:space="0" w:color="196C24"/>
+          <w:bottom w:val="single" w:sz="4" w:space="0" w:color="196C24"/>
+          <w:right w:val="single" w:sz="4" w:space="0" w:color="196C24"/>
         </w:tcBorders>
         <w:shd w:val="clear" w:color="196C24" w:fill="196C24"/>
       </w:tcPr>
@@ -8604,7 +8672,7 @@
       <w:tblPr/>
       <w:tcPr>
         <w:tcBorders>
-          <w:top w:val="single" w:color="196C24" w:sz="4" w:space="0"/>
+          <w:top w:val="single" w:sz="4" w:space="0" w:color="196C24"/>
         </w:tcBorders>
       </w:tcPr>
     </w:tblStylePr>
@@ -8651,12 +8719,12 @@
       <w:tblStyleRowBandSize w:val="1"/>
       <w:tblStyleColBandSize w:val="1"/>
       <w:tblBorders>
-        <w:top w:val="single" w:color="6ACDF4" w:sz="4" w:space="0"/>
-        <w:left w:val="single" w:color="6ACDF4" w:sz="4" w:space="0"/>
-        <w:bottom w:val="single" w:color="6ACDF4" w:sz="4" w:space="0"/>
-        <w:right w:val="single" w:color="6ACDF4" w:sz="4" w:space="0"/>
-        <w:insideH w:val="single" w:color="6ACDF4" w:sz="4" w:space="0"/>
-        <w:insideV w:val="single" w:color="6ACDF4" w:sz="4" w:space="0"/>
+        <w:top w:val="single" w:sz="4" w:space="0" w:color="6ACDF4"/>
+        <w:left w:val="single" w:sz="4" w:space="0" w:color="6ACDF4"/>
+        <w:bottom w:val="single" w:sz="4" w:space="0" w:color="6ACDF4"/>
+        <w:right w:val="single" w:sz="4" w:space="0" w:color="6ACDF4"/>
+        <w:insideH w:val="single" w:sz="4" w:space="0" w:color="6ACDF4"/>
+        <w:insideV w:val="single" w:sz="4" w:space="0" w:color="6ACDF4"/>
       </w:tblBorders>
     </w:tblPr>
     <w:tblStylePr w:type="firstRow">
@@ -8669,10 +8737,10 @@
       <w:tblPr/>
       <w:tcPr>
         <w:tcBorders>
-          <w:top w:val="single" w:color="5FCAF3" w:sz="4" w:space="0"/>
-          <w:left w:val="single" w:color="5FCAF3" w:sz="4" w:space="0"/>
-          <w:bottom w:val="single" w:color="5FCAF3" w:sz="4" w:space="0"/>
-          <w:right w:val="single" w:color="5FCAF3" w:sz="4" w:space="0"/>
+          <w:top w:val="single" w:sz="4" w:space="0" w:color="5FCAF3"/>
+          <w:left w:val="single" w:sz="4" w:space="0" w:color="5FCAF3"/>
+          <w:bottom w:val="single" w:sz="4" w:space="0" w:color="5FCAF3"/>
+          <w:right w:val="single" w:sz="4" w:space="0" w:color="5FCAF3"/>
         </w:tcBorders>
         <w:shd w:val="clear" w:color="5FCAF3" w:fill="5FCAF3"/>
       </w:tcPr>
@@ -8685,7 +8753,7 @@
       <w:tblPr/>
       <w:tcPr>
         <w:tcBorders>
-          <w:top w:val="single" w:color="5FCAF3" w:sz="4" w:space="0"/>
+          <w:top w:val="single" w:sz="4" w:space="0" w:color="5FCAF3"/>
         </w:tcBorders>
       </w:tcPr>
     </w:tblStylePr>
@@ -8732,12 +8800,12 @@
       <w:tblStyleRowBandSize w:val="1"/>
       <w:tblStyleColBandSize w:val="1"/>
       <w:tblBorders>
-        <w:top w:val="single" w:color="DA76CE" w:sz="4" w:space="0"/>
-        <w:left w:val="single" w:color="DA76CE" w:sz="4" w:space="0"/>
-        <w:bottom w:val="single" w:color="DA76CE" w:sz="4" w:space="0"/>
-        <w:right w:val="single" w:color="DA76CE" w:sz="4" w:space="0"/>
-        <w:insideH w:val="single" w:color="DA76CE" w:sz="4" w:space="0"/>
-        <w:insideV w:val="single" w:color="DA76CE" w:sz="4" w:space="0"/>
+        <w:top w:val="single" w:sz="4" w:space="0" w:color="DA76CE"/>
+        <w:left w:val="single" w:sz="4" w:space="0" w:color="DA76CE"/>
+        <w:bottom w:val="single" w:sz="4" w:space="0" w:color="DA76CE"/>
+        <w:right w:val="single" w:sz="4" w:space="0" w:color="DA76CE"/>
+        <w:insideH w:val="single" w:sz="4" w:space="0" w:color="DA76CE"/>
+        <w:insideV w:val="single" w:sz="4" w:space="0" w:color="DA76CE"/>
       </w:tblBorders>
     </w:tblPr>
     <w:tblStylePr w:type="firstRow">
@@ -8750,10 +8818,10 @@
       <w:tblPr/>
       <w:tcPr>
         <w:tcBorders>
-          <w:top w:val="single" w:color="A02B93" w:sz="4" w:space="0"/>
-          <w:left w:val="single" w:color="A02B93" w:sz="4" w:space="0"/>
-          <w:bottom w:val="single" w:color="A02B93" w:sz="4" w:space="0"/>
-          <w:right w:val="single" w:color="A02B93" w:sz="4" w:space="0"/>
+          <w:top w:val="single" w:sz="4" w:space="0" w:color="A02B93"/>
+          <w:left w:val="single" w:sz="4" w:space="0" w:color="A02B93"/>
+          <w:bottom w:val="single" w:sz="4" w:space="0" w:color="A02B93"/>
+          <w:right w:val="single" w:sz="4" w:space="0" w:color="A02B93"/>
         </w:tcBorders>
         <w:shd w:val="clear" w:color="A02B93" w:fill="A02B93"/>
       </w:tcPr>
@@ -8766,7 +8834,7 @@
       <w:tblPr/>
       <w:tcPr>
         <w:tcBorders>
-          <w:top w:val="single" w:color="A02B93" w:sz="4" w:space="0"/>
+          <w:top w:val="single" w:sz="4" w:space="0" w:color="A02B93"/>
         </w:tcBorders>
       </w:tcPr>
     </w:tblStylePr>
@@ -8813,12 +8881,12 @@
       <w:tblStyleRowBandSize w:val="1"/>
       <w:tblStyleColBandSize w:val="1"/>
       <w:tblBorders>
-        <w:top w:val="single" w:color="94DA7B" w:sz="4" w:space="0"/>
-        <w:left w:val="single" w:color="94DA7B" w:sz="4" w:space="0"/>
-        <w:bottom w:val="single" w:color="94DA7B" w:sz="4" w:space="0"/>
-        <w:right w:val="single" w:color="94DA7B" w:sz="4" w:space="0"/>
-        <w:insideH w:val="single" w:color="94DA7B" w:sz="4" w:space="0"/>
-        <w:insideV w:val="single" w:color="94DA7B" w:sz="4" w:space="0"/>
+        <w:top w:val="single" w:sz="4" w:space="0" w:color="94DA7B"/>
+        <w:left w:val="single" w:sz="4" w:space="0" w:color="94DA7B"/>
+        <w:bottom w:val="single" w:sz="4" w:space="0" w:color="94DA7B"/>
+        <w:right w:val="single" w:sz="4" w:space="0" w:color="94DA7B"/>
+        <w:insideH w:val="single" w:sz="4" w:space="0" w:color="94DA7B"/>
+        <w:insideV w:val="single" w:sz="4" w:space="0" w:color="94DA7B"/>
       </w:tblBorders>
     </w:tblPr>
     <w:tblStylePr w:type="firstRow">
@@ -8831,10 +8899,10 @@
       <w:tblPr/>
       <w:tcPr>
         <w:tcBorders>
-          <w:top w:val="single" w:color="4EA72E" w:sz="4" w:space="0"/>
-          <w:left w:val="single" w:color="4EA72E" w:sz="4" w:space="0"/>
-          <w:bottom w:val="single" w:color="4EA72E" w:sz="4" w:space="0"/>
-          <w:right w:val="single" w:color="4EA72E" w:sz="4" w:space="0"/>
+          <w:top w:val="single" w:sz="4" w:space="0" w:color="4EA72E"/>
+          <w:left w:val="single" w:sz="4" w:space="0" w:color="4EA72E"/>
+          <w:bottom w:val="single" w:sz="4" w:space="0" w:color="4EA72E"/>
+          <w:right w:val="single" w:sz="4" w:space="0" w:color="4EA72E"/>
         </w:tcBorders>
         <w:shd w:val="clear" w:color="4EA72E" w:fill="4EA72E"/>
       </w:tcPr>
@@ -8847,7 +8915,7 @@
       <w:tblPr/>
       <w:tcPr>
         <w:tcBorders>
-          <w:top w:val="single" w:color="4EA72E" w:sz="4" w:space="0"/>
+          <w:top w:val="single" w:sz="4" w:space="0" w:color="4EA72E"/>
         </w:tcBorders>
       </w:tcPr>
     </w:tblStylePr>
@@ -8894,12 +8962,12 @@
       <w:tblStyleRowBandSize w:val="1"/>
       <w:tblStyleColBandSize w:val="1"/>
       <w:tblBorders>
-        <w:top w:val="single" w:color="FFFFFF" w:sz="4" w:space="0"/>
-        <w:left w:val="single" w:color="FFFFFF" w:sz="4" w:space="0"/>
-        <w:bottom w:val="single" w:color="FFFFFF" w:sz="4" w:space="0"/>
-        <w:right w:val="single" w:color="FFFFFF" w:sz="4" w:space="0"/>
-        <w:insideH w:val="single" w:color="FFFFFF" w:sz="4" w:space="0"/>
-        <w:insideV w:val="single" w:color="FFFFFF" w:sz="4" w:space="0"/>
+        <w:top w:val="single" w:sz="4" w:space="0" w:color="FFFFFF"/>
+        <w:left w:val="single" w:sz="4" w:space="0" w:color="FFFFFF"/>
+        <w:bottom w:val="single" w:sz="4" w:space="0" w:color="FFFFFF"/>
+        <w:right w:val="single" w:sz="4" w:space="0" w:color="FFFFFF"/>
+        <w:insideH w:val="single" w:sz="4" w:space="0" w:color="FFFFFF"/>
+        <w:insideV w:val="single" w:sz="4" w:space="0" w:color="FFFFFF"/>
       </w:tblBorders>
       <w:shd w:val="clear" w:color="BFBFBF" w:fill="BFBFBF"/>
     </w:tblPr>
@@ -8925,7 +8993,7 @@
       <w:tblPr/>
       <w:tcPr>
         <w:tcBorders>
-          <w:top w:val="single" w:color="FFFFFF" w:sz="4" w:space="0"/>
+          <w:top w:val="single" w:sz="4" w:space="0" w:color="FFFFFF"/>
         </w:tcBorders>
         <w:shd w:val="clear" w:color="000000" w:fill="000000"/>
       </w:tcPr>
@@ -8967,7 +9035,7 @@
       </w:tcPr>
     </w:tblStylePr>
   </w:style>
-  <w:style w:type="table" w:styleId="GridTable5Dark-Accent1" w:customStyle="1">
+  <w:style w:type="table" w:customStyle="1" w:styleId="GridTable5Dark-Accent1">
     <w:name w:val="Grid Table 5 Dark- Accent 1"/>
     <w:basedOn w:val="TableNormal"/>
     <w:uiPriority w:val="99"/>
@@ -8975,12 +9043,12 @@
       <w:tblStyleRowBandSize w:val="1"/>
       <w:tblStyleColBandSize w:val="1"/>
       <w:tblBorders>
-        <w:top w:val="single" w:color="FFFFFF" w:sz="4" w:space="0"/>
-        <w:left w:val="single" w:color="FFFFFF" w:sz="4" w:space="0"/>
-        <w:bottom w:val="single" w:color="FFFFFF" w:sz="4" w:space="0"/>
-        <w:right w:val="single" w:color="FFFFFF" w:sz="4" w:space="0"/>
-        <w:insideH w:val="single" w:color="FFFFFF" w:sz="4" w:space="0"/>
-        <w:insideV w:val="single" w:color="FFFFFF" w:sz="4" w:space="0"/>
+        <w:top w:val="single" w:sz="4" w:space="0" w:color="FFFFFF"/>
+        <w:left w:val="single" w:sz="4" w:space="0" w:color="FFFFFF"/>
+        <w:bottom w:val="single" w:sz="4" w:space="0" w:color="FFFFFF"/>
+        <w:right w:val="single" w:sz="4" w:space="0" w:color="FFFFFF"/>
+        <w:insideH w:val="single" w:sz="4" w:space="0" w:color="FFFFFF"/>
+        <w:insideV w:val="single" w:sz="4" w:space="0" w:color="FFFFFF"/>
       </w:tblBorders>
       <w:shd w:val="clear" w:color="BFE4F4" w:fill="BFE4F4"/>
     </w:tblPr>
@@ -9006,7 +9074,7 @@
       <w:tblPr/>
       <w:tcPr>
         <w:tcBorders>
-          <w:top w:val="single" w:color="FFFFFF" w:sz="4" w:space="0"/>
+          <w:top w:val="single" w:sz="4" w:space="0" w:color="FFFFFF"/>
         </w:tcBorders>
         <w:shd w:val="clear" w:color="156082" w:fill="156082"/>
       </w:tcPr>
@@ -9056,12 +9124,12 @@
       <w:tblStyleRowBandSize w:val="1"/>
       <w:tblStyleColBandSize w:val="1"/>
       <w:tblBorders>
-        <w:top w:val="single" w:color="FFFFFF" w:sz="4" w:space="0"/>
-        <w:left w:val="single" w:color="FFFFFF" w:sz="4" w:space="0"/>
-        <w:bottom w:val="single" w:color="FFFFFF" w:sz="4" w:space="0"/>
-        <w:right w:val="single" w:color="FFFFFF" w:sz="4" w:space="0"/>
-        <w:insideH w:val="single" w:color="FFFFFF" w:sz="4" w:space="0"/>
-        <w:insideV w:val="single" w:color="FFFFFF" w:sz="4" w:space="0"/>
+        <w:top w:val="single" w:sz="4" w:space="0" w:color="FFFFFF"/>
+        <w:left w:val="single" w:sz="4" w:space="0" w:color="FFFFFF"/>
+        <w:bottom w:val="single" w:sz="4" w:space="0" w:color="FFFFFF"/>
+        <w:right w:val="single" w:sz="4" w:space="0" w:color="FFFFFF"/>
+        <w:insideH w:val="single" w:sz="4" w:space="0" w:color="FFFFFF"/>
+        <w:insideV w:val="single" w:sz="4" w:space="0" w:color="FFFFFF"/>
       </w:tblBorders>
       <w:shd w:val="clear" w:color="FAE2D6" w:fill="FAE2D6"/>
     </w:tblPr>
@@ -9087,7 +9155,7 @@
       <w:tblPr/>
       <w:tcPr>
         <w:tcBorders>
-          <w:top w:val="single" w:color="FFFFFF" w:sz="4" w:space="0"/>
+          <w:top w:val="single" w:sz="4" w:space="0" w:color="FFFFFF"/>
         </w:tcBorders>
         <w:shd w:val="clear" w:color="E97132" w:fill="E97132"/>
       </w:tcPr>
@@ -9137,12 +9205,12 @@
       <w:tblStyleRowBandSize w:val="1"/>
       <w:tblStyleColBandSize w:val="1"/>
       <w:tblBorders>
-        <w:top w:val="single" w:color="FFFFFF" w:sz="4" w:space="0"/>
-        <w:left w:val="single" w:color="FFFFFF" w:sz="4" w:space="0"/>
-        <w:bottom w:val="single" w:color="FFFFFF" w:sz="4" w:space="0"/>
-        <w:right w:val="single" w:color="FFFFFF" w:sz="4" w:space="0"/>
-        <w:insideH w:val="single" w:color="FFFFFF" w:sz="4" w:space="0"/>
-        <w:insideV w:val="single" w:color="FFFFFF" w:sz="4" w:space="0"/>
+        <w:top w:val="single" w:sz="4" w:space="0" w:color="FFFFFF"/>
+        <w:left w:val="single" w:sz="4" w:space="0" w:color="FFFFFF"/>
+        <w:bottom w:val="single" w:sz="4" w:space="0" w:color="FFFFFF"/>
+        <w:right w:val="single" w:sz="4" w:space="0" w:color="FFFFFF"/>
+        <w:insideH w:val="single" w:sz="4" w:space="0" w:color="FFFFFF"/>
+        <w:insideV w:val="single" w:sz="4" w:space="0" w:color="FFFFFF"/>
       </w:tblBorders>
       <w:shd w:val="clear" w:color="C0F0C6" w:fill="C0F0C6"/>
     </w:tblPr>
@@ -9168,7 +9236,7 @@
       <w:tblPr/>
       <w:tcPr>
         <w:tcBorders>
-          <w:top w:val="single" w:color="FFFFFF" w:sz="4" w:space="0"/>
+          <w:top w:val="single" w:sz="4" w:space="0" w:color="FFFFFF"/>
         </w:tcBorders>
         <w:shd w:val="clear" w:color="196B24" w:fill="196B24"/>
       </w:tcPr>
@@ -9210,7 +9278,7 @@
       </w:tcPr>
     </w:tblStylePr>
   </w:style>
-  <w:style w:type="table" w:styleId="GridTable5Dark-Accent4" w:customStyle="1">
+  <w:style w:type="table" w:customStyle="1" w:styleId="GridTable5Dark-Accent4">
     <w:name w:val="Grid Table 5 Dark- Accent 4"/>
     <w:basedOn w:val="TableNormal"/>
     <w:uiPriority w:val="99"/>
@@ -9218,12 +9286,12 @@
       <w:tblStyleRowBandSize w:val="1"/>
       <w:tblStyleColBandSize w:val="1"/>
       <w:tblBorders>
-        <w:top w:val="single" w:color="FFFFFF" w:sz="4" w:space="0"/>
-        <w:left w:val="single" w:color="FFFFFF" w:sz="4" w:space="0"/>
-        <w:bottom w:val="single" w:color="FFFFFF" w:sz="4" w:space="0"/>
-        <w:right w:val="single" w:color="FFFFFF" w:sz="4" w:space="0"/>
-        <w:insideH w:val="single" w:color="FFFFFF" w:sz="4" w:space="0"/>
-        <w:insideV w:val="single" w:color="FFFFFF" w:sz="4" w:space="0"/>
+        <w:top w:val="single" w:sz="4" w:space="0" w:color="FFFFFF"/>
+        <w:left w:val="single" w:sz="4" w:space="0" w:color="FFFFFF"/>
+        <w:bottom w:val="single" w:sz="4" w:space="0" w:color="FFFFFF"/>
+        <w:right w:val="single" w:sz="4" w:space="0" w:color="FFFFFF"/>
+        <w:insideH w:val="single" w:sz="4" w:space="0" w:color="FFFFFF"/>
+        <w:insideV w:val="single" w:sz="4" w:space="0" w:color="FFFFFF"/>
       </w:tblBorders>
       <w:shd w:val="clear" w:color="C9EDFB" w:fill="C9EDFB"/>
     </w:tblPr>
@@ -9249,7 +9317,7 @@
       <w:tblPr/>
       <w:tcPr>
         <w:tcBorders>
-          <w:top w:val="single" w:color="FFFFFF" w:sz="4" w:space="0"/>
+          <w:top w:val="single" w:sz="4" w:space="0" w:color="FFFFFF"/>
         </w:tcBorders>
         <w:shd w:val="clear" w:color="0F9ED5" w:fill="0F9ED5"/>
       </w:tcPr>
@@ -9299,12 +9367,12 @@
       <w:tblStyleRowBandSize w:val="1"/>
       <w:tblStyleColBandSize w:val="1"/>
       <w:tblBorders>
-        <w:top w:val="single" w:color="FFFFFF" w:sz="4" w:space="0"/>
-        <w:left w:val="single" w:color="FFFFFF" w:sz="4" w:space="0"/>
-        <w:bottom w:val="single" w:color="FFFFFF" w:sz="4" w:space="0"/>
-        <w:right w:val="single" w:color="FFFFFF" w:sz="4" w:space="0"/>
-        <w:insideH w:val="single" w:color="FFFFFF" w:sz="4" w:space="0"/>
-        <w:insideV w:val="single" w:color="FFFFFF" w:sz="4" w:space="0"/>
+        <w:top w:val="single" w:sz="4" w:space="0" w:color="FFFFFF"/>
+        <w:left w:val="single" w:sz="4" w:space="0" w:color="FFFFFF"/>
+        <w:bottom w:val="single" w:sz="4" w:space="0" w:color="FFFFFF"/>
+        <w:right w:val="single" w:sz="4" w:space="0" w:color="FFFFFF"/>
+        <w:insideH w:val="single" w:sz="4" w:space="0" w:color="FFFFFF"/>
+        <w:insideV w:val="single" w:sz="4" w:space="0" w:color="FFFFFF"/>
       </w:tblBorders>
       <w:shd w:val="clear" w:color="F1CDED" w:fill="F1CDED"/>
     </w:tblPr>
@@ -9330,7 +9398,7 @@
       <w:tblPr/>
       <w:tcPr>
         <w:tcBorders>
-          <w:top w:val="single" w:color="FFFFFF" w:sz="4" w:space="0"/>
+          <w:top w:val="single" w:sz="4" w:space="0" w:color="FFFFFF"/>
         </w:tcBorders>
         <w:shd w:val="clear" w:color="A02B93" w:fill="A02B93"/>
       </w:tcPr>
@@ -9380,12 +9448,12 @@
       <w:tblStyleRowBandSize w:val="1"/>
       <w:tblStyleColBandSize w:val="1"/>
       <w:tblBorders>
-        <w:top w:val="single" w:color="FFFFFF" w:sz="4" w:space="0"/>
-        <w:left w:val="single" w:color="FFFFFF" w:sz="4" w:space="0"/>
-        <w:bottom w:val="single" w:color="FFFFFF" w:sz="4" w:space="0"/>
-        <w:right w:val="single" w:color="FFFFFF" w:sz="4" w:space="0"/>
-        <w:insideH w:val="single" w:color="FFFFFF" w:sz="4" w:space="0"/>
-        <w:insideV w:val="single" w:color="FFFFFF" w:sz="4" w:space="0"/>
+        <w:top w:val="single" w:sz="4" w:space="0" w:color="FFFFFF"/>
+        <w:left w:val="single" w:sz="4" w:space="0" w:color="FFFFFF"/>
+        <w:bottom w:val="single" w:sz="4" w:space="0" w:color="FFFFFF"/>
+        <w:right w:val="single" w:sz="4" w:space="0" w:color="FFFFFF"/>
+        <w:insideH w:val="single" w:sz="4" w:space="0" w:color="FFFFFF"/>
+        <w:insideV w:val="single" w:sz="4" w:space="0" w:color="FFFFFF"/>
       </w:tblBorders>
       <w:shd w:val="clear" w:color="D8F2CF" w:fill="D8F2CF"/>
     </w:tblPr>
@@ -9411,7 +9479,7 @@
       <w:tblPr/>
       <w:tcPr>
         <w:tcBorders>
-          <w:top w:val="single" w:color="FFFFFF" w:sz="4" w:space="0"/>
+          <w:top w:val="single" w:sz="4" w:space="0" w:color="FFFFFF"/>
         </w:tcBorders>
         <w:shd w:val="clear" w:color="4EA72E" w:fill="4EA72E"/>
       </w:tcPr>
@@ -9453,7 +9521,7 @@
       </w:tcPr>
     </w:tblStylePr>
   </w:style>
-  <w:style w:type="table" w:styleId="GridTable6Colorful">
+  <w:style w:type="table" w:styleId="GridTable6Colourful">
     <w:name w:val="Grid Table 6 Colorful"/>
     <w:basedOn w:val="TableNormal"/>
     <w:uiPriority w:val="99"/>
@@ -9461,12 +9529,12 @@
       <w:tblStyleRowBandSize w:val="1"/>
       <w:tblStyleColBandSize w:val="1"/>
       <w:tblBorders>
-        <w:top w:val="single" w:color="7F7F7F" w:sz="4" w:space="0"/>
-        <w:left w:val="single" w:color="7F7F7F" w:sz="4" w:space="0"/>
-        <w:bottom w:val="single" w:color="7F7F7F" w:sz="4" w:space="0"/>
-        <w:right w:val="single" w:color="7F7F7F" w:sz="4" w:space="0"/>
-        <w:insideH w:val="single" w:color="7F7F7F" w:sz="4" w:space="0"/>
-        <w:insideV w:val="single" w:color="7F7F7F" w:sz="4" w:space="0"/>
+        <w:top w:val="single" w:sz="4" w:space="0" w:color="7F7F7F"/>
+        <w:left w:val="single" w:sz="4" w:space="0" w:color="7F7F7F"/>
+        <w:bottom w:val="single" w:sz="4" w:space="0" w:color="7F7F7F"/>
+        <w:right w:val="single" w:sz="4" w:space="0" w:color="7F7F7F"/>
+        <w:insideH w:val="single" w:sz="4" w:space="0" w:color="7F7F7F"/>
+        <w:insideV w:val="single" w:sz="4" w:space="0" w:color="7F7F7F"/>
       </w:tblBorders>
     </w:tblPr>
     <w:tblStylePr w:type="firstRow">
@@ -9477,7 +9545,7 @@
       <w:tblPr/>
       <w:tcPr>
         <w:tcBorders>
-          <w:bottom w:val="single" w:color="7F7F7F" w:sz="12" w:space="0"/>
+          <w:bottom w:val="single" w:sz="12" w:space="0" w:color="7F7F7F"/>
         </w:tcBorders>
       </w:tcPr>
     </w:tblStylePr>
@@ -9524,7 +9592,7 @@
       </w:rPr>
     </w:tblStylePr>
   </w:style>
-  <w:style w:type="table" w:styleId="GridTable6Colorful-Accent1">
+  <w:style w:type="table" w:styleId="GridTable6ColourfulAccent1">
     <w:name w:val="Grid Table 6 Colorful Accent 1"/>
     <w:basedOn w:val="TableNormal"/>
     <w:uiPriority w:val="99"/>
@@ -9532,12 +9600,12 @@
       <w:tblStyleRowBandSize w:val="1"/>
       <w:tblStyleColBandSize w:val="1"/>
       <w:tblBorders>
-        <w:top w:val="single" w:color="63BDE6" w:sz="4" w:space="0"/>
-        <w:left w:val="single" w:color="63BDE6" w:sz="4" w:space="0"/>
-        <w:bottom w:val="single" w:color="63BDE6" w:sz="4" w:space="0"/>
-        <w:right w:val="single" w:color="63BDE6" w:sz="4" w:space="0"/>
-        <w:insideH w:val="single" w:color="63BDE6" w:sz="4" w:space="0"/>
-        <w:insideV w:val="single" w:color="63BDE6" w:sz="4" w:space="0"/>
+        <w:top w:val="single" w:sz="4" w:space="0" w:color="63BDE6"/>
+        <w:left w:val="single" w:sz="4" w:space="0" w:color="63BDE6"/>
+        <w:bottom w:val="single" w:sz="4" w:space="0" w:color="63BDE6"/>
+        <w:right w:val="single" w:sz="4" w:space="0" w:color="63BDE6"/>
+        <w:insideH w:val="single" w:sz="4" w:space="0" w:color="63BDE6"/>
+        <w:insideV w:val="single" w:sz="4" w:space="0" w:color="63BDE6"/>
       </w:tblBorders>
     </w:tblPr>
     <w:tblStylePr w:type="firstRow">
@@ -9548,7 +9616,7 @@
       <w:tblPr/>
       <w:tcPr>
         <w:tcBorders>
-          <w:bottom w:val="single" w:color="63BDE6" w:sz="12" w:space="0"/>
+          <w:bottom w:val="single" w:sz="12" w:space="0" w:color="63BDE6"/>
         </w:tcBorders>
       </w:tcPr>
     </w:tblStylePr>
@@ -9595,7 +9663,7 @@
       </w:rPr>
     </w:tblStylePr>
   </w:style>
-  <w:style w:type="table" w:styleId="GridTable6Colorful-Accent2">
+  <w:style w:type="table" w:styleId="GridTable6ColourfulAccent2">
     <w:name w:val="Grid Table 6 Colorful Accent 2"/>
     <w:basedOn w:val="TableNormal"/>
     <w:uiPriority w:val="99"/>
@@ -9603,12 +9671,12 @@
       <w:tblStyleRowBandSize w:val="1"/>
       <w:tblStyleColBandSize w:val="1"/>
       <w:tblBorders>
-        <w:top w:val="single" w:color="F2AA85" w:sz="4" w:space="0"/>
-        <w:left w:val="single" w:color="F2AA85" w:sz="4" w:space="0"/>
-        <w:bottom w:val="single" w:color="F2AA85" w:sz="4" w:space="0"/>
-        <w:right w:val="single" w:color="F2AA85" w:sz="4" w:space="0"/>
-        <w:insideH w:val="single" w:color="F2AA85" w:sz="4" w:space="0"/>
-        <w:insideV w:val="single" w:color="F2AA85" w:sz="4" w:space="0"/>
+        <w:top w:val="single" w:sz="4" w:space="0" w:color="F2AA85"/>
+        <w:left w:val="single" w:sz="4" w:space="0" w:color="F2AA85"/>
+        <w:bottom w:val="single" w:sz="4" w:space="0" w:color="F2AA85"/>
+        <w:right w:val="single" w:sz="4" w:space="0" w:color="F2AA85"/>
+        <w:insideH w:val="single" w:sz="4" w:space="0" w:color="F2AA85"/>
+        <w:insideV w:val="single" w:sz="4" w:space="0" w:color="F2AA85"/>
       </w:tblBorders>
     </w:tblPr>
     <w:tblStylePr w:type="firstRow">
@@ -9619,7 +9687,7 @@
       <w:tblPr/>
       <w:tcPr>
         <w:tcBorders>
-          <w:bottom w:val="single" w:color="F2AA85" w:sz="12" w:space="0"/>
+          <w:bottom w:val="single" w:sz="12" w:space="0" w:color="F2AA85"/>
         </w:tcBorders>
       </w:tcPr>
     </w:tblStylePr>
@@ -9666,7 +9734,7 @@
       </w:rPr>
     </w:tblStylePr>
   </w:style>
-  <w:style w:type="table" w:styleId="GridTable6Colorful-Accent3">
+  <w:style w:type="table" w:styleId="GridTable6ColourfulAccent3">
     <w:name w:val="Grid Table 6 Colorful Accent 3"/>
     <w:basedOn w:val="TableNormal"/>
     <w:uiPriority w:val="99"/>
@@ -9674,12 +9742,12 @@
       <w:tblStyleRowBandSize w:val="1"/>
       <w:tblStyleColBandSize w:val="1"/>
       <w:tblBorders>
-        <w:top w:val="single" w:color="196C24" w:sz="4" w:space="0"/>
-        <w:left w:val="single" w:color="196C24" w:sz="4" w:space="0"/>
-        <w:bottom w:val="single" w:color="196C24" w:sz="4" w:space="0"/>
-        <w:right w:val="single" w:color="196C24" w:sz="4" w:space="0"/>
-        <w:insideH w:val="single" w:color="196C24" w:sz="4" w:space="0"/>
-        <w:insideV w:val="single" w:color="196C24" w:sz="4" w:space="0"/>
+        <w:top w:val="single" w:sz="4" w:space="0" w:color="196C24"/>
+        <w:left w:val="single" w:sz="4" w:space="0" w:color="196C24"/>
+        <w:bottom w:val="single" w:sz="4" w:space="0" w:color="196C24"/>
+        <w:right w:val="single" w:sz="4" w:space="0" w:color="196C24"/>
+        <w:insideH w:val="single" w:sz="4" w:space="0" w:color="196C24"/>
+        <w:insideV w:val="single" w:sz="4" w:space="0" w:color="196C24"/>
       </w:tblBorders>
     </w:tblPr>
     <w:tblStylePr w:type="firstRow">
@@ -9690,7 +9758,7 @@
       <w:tblPr/>
       <w:tcPr>
         <w:tcBorders>
-          <w:bottom w:val="single" w:color="196C24" w:sz="12" w:space="0"/>
+          <w:bottom w:val="single" w:sz="12" w:space="0" w:color="196C24"/>
         </w:tcBorders>
       </w:tcPr>
     </w:tblStylePr>
@@ -9737,7 +9805,7 @@
       </w:rPr>
     </w:tblStylePr>
   </w:style>
-  <w:style w:type="table" w:styleId="GridTable6Colorful-Accent4">
+  <w:style w:type="table" w:styleId="GridTable6ColourfulAccent4">
     <w:name w:val="Grid Table 6 Colorful Accent 4"/>
     <w:basedOn w:val="TableNormal"/>
     <w:uiPriority w:val="99"/>
@@ -9745,12 +9813,12 @@
       <w:tblStyleRowBandSize w:val="1"/>
       <w:tblStyleColBandSize w:val="1"/>
       <w:tblBorders>
-        <w:top w:val="single" w:color="5FCAF3" w:sz="4" w:space="0"/>
-        <w:left w:val="single" w:color="5FCAF3" w:sz="4" w:space="0"/>
-        <w:bottom w:val="single" w:color="5FCAF3" w:sz="4" w:space="0"/>
-        <w:right w:val="single" w:color="5FCAF3" w:sz="4" w:space="0"/>
-        <w:insideH w:val="single" w:color="5FCAF3" w:sz="4" w:space="0"/>
-        <w:insideV w:val="single" w:color="5FCAF3" w:sz="4" w:space="0"/>
+        <w:top w:val="single" w:sz="4" w:space="0" w:color="5FCAF3"/>
+        <w:left w:val="single" w:sz="4" w:space="0" w:color="5FCAF3"/>
+        <w:bottom w:val="single" w:sz="4" w:space="0" w:color="5FCAF3"/>
+        <w:right w:val="single" w:sz="4" w:space="0" w:color="5FCAF3"/>
+        <w:insideH w:val="single" w:sz="4" w:space="0" w:color="5FCAF3"/>
+        <w:insideV w:val="single" w:sz="4" w:space="0" w:color="5FCAF3"/>
       </w:tblBorders>
     </w:tblPr>
     <w:tblStylePr w:type="firstRow">
@@ -9761,7 +9829,7 @@
       <w:tblPr/>
       <w:tcPr>
         <w:tcBorders>
-          <w:bottom w:val="single" w:color="5FCAF3" w:sz="12" w:space="0"/>
+          <w:bottom w:val="single" w:sz="12" w:space="0" w:color="5FCAF3"/>
         </w:tcBorders>
       </w:tcPr>
     </w:tblStylePr>
@@ -9808,7 +9876,7 @@
       </w:rPr>
     </w:tblStylePr>
   </w:style>
-  <w:style w:type="table" w:styleId="GridTable6Colorful-Accent5">
+  <w:style w:type="table" w:styleId="GridTable6ColourfulAccent5">
     <w:name w:val="Grid Table 6 Colorful Accent 5"/>
     <w:basedOn w:val="TableNormal"/>
     <w:uiPriority w:val="99"/>
@@ -9816,12 +9884,12 @@
       <w:tblStyleRowBandSize w:val="1"/>
       <w:tblStyleColBandSize w:val="1"/>
       <w:tblBorders>
-        <w:top w:val="single" w:color="A02B93" w:sz="4" w:space="0"/>
-        <w:left w:val="single" w:color="A02B93" w:sz="4" w:space="0"/>
-        <w:bottom w:val="single" w:color="A02B93" w:sz="4" w:space="0"/>
-        <w:right w:val="single" w:color="A02B93" w:sz="4" w:space="0"/>
-        <w:insideH w:val="single" w:color="A02B93" w:sz="4" w:space="0"/>
-        <w:insideV w:val="single" w:color="A02B93" w:sz="4" w:space="0"/>
+        <w:top w:val="single" w:sz="4" w:space="0" w:color="A02B93"/>
+        <w:left w:val="single" w:sz="4" w:space="0" w:color="A02B93"/>
+        <w:bottom w:val="single" w:sz="4" w:space="0" w:color="A02B93"/>
+        <w:right w:val="single" w:sz="4" w:space="0" w:color="A02B93"/>
+        <w:insideH w:val="single" w:sz="4" w:space="0" w:color="A02B93"/>
+        <w:insideV w:val="single" w:sz="4" w:space="0" w:color="A02B93"/>
       </w:tblBorders>
     </w:tblPr>
     <w:tblStylePr w:type="firstRow">
@@ -9832,7 +9900,7 @@
       <w:tblPr/>
       <w:tcPr>
         <w:tcBorders>
-          <w:bottom w:val="single" w:color="A02B93" w:sz="12" w:space="0"/>
+          <w:bottom w:val="single" w:sz="12" w:space="0" w:color="A02B93"/>
         </w:tcBorders>
       </w:tcPr>
     </w:tblStylePr>
@@ -9879,7 +9947,7 @@
       </w:rPr>
     </w:tblStylePr>
   </w:style>
-  <w:style w:type="table" w:styleId="GridTable6Colorful-Accent6">
+  <w:style w:type="table" w:styleId="GridTable6ColourfulAccent6">
     <w:name w:val="Grid Table 6 Colorful Accent 6"/>
     <w:basedOn w:val="TableNormal"/>
     <w:uiPriority w:val="99"/>
@@ -9887,12 +9955,12 @@
       <w:tblStyleRowBandSize w:val="1"/>
       <w:tblStyleColBandSize w:val="1"/>
       <w:tblBorders>
-        <w:top w:val="single" w:color="4EA72E" w:sz="4" w:space="0"/>
-        <w:left w:val="single" w:color="4EA72E" w:sz="4" w:space="0"/>
-        <w:bottom w:val="single" w:color="4EA72E" w:sz="4" w:space="0"/>
-        <w:right w:val="single" w:color="4EA72E" w:sz="4" w:space="0"/>
-        <w:insideH w:val="single" w:color="4EA72E" w:sz="4" w:space="0"/>
-        <w:insideV w:val="single" w:color="4EA72E" w:sz="4" w:space="0"/>
+        <w:top w:val="single" w:sz="4" w:space="0" w:color="4EA72E"/>
+        <w:left w:val="single" w:sz="4" w:space="0" w:color="4EA72E"/>
+        <w:bottom w:val="single" w:sz="4" w:space="0" w:color="4EA72E"/>
+        <w:right w:val="single" w:sz="4" w:space="0" w:color="4EA72E"/>
+        <w:insideH w:val="single" w:sz="4" w:space="0" w:color="4EA72E"/>
+        <w:insideV w:val="single" w:sz="4" w:space="0" w:color="4EA72E"/>
       </w:tblBorders>
     </w:tblPr>
     <w:tblStylePr w:type="firstRow">
@@ -9903,7 +9971,7 @@
       <w:tblPr/>
       <w:tcPr>
         <w:tcBorders>
-          <w:bottom w:val="single" w:color="4EA72E" w:sz="12" w:space="0"/>
+          <w:bottom w:val="single" w:sz="12" w:space="0" w:color="4EA72E"/>
         </w:tcBorders>
       </w:tcPr>
     </w:tblStylePr>
@@ -9950,7 +10018,7 @@
       </w:rPr>
     </w:tblStylePr>
   </w:style>
-  <w:style w:type="table" w:styleId="GridTable7Colorful">
+  <w:style w:type="table" w:styleId="GridTable7Colourful">
     <w:name w:val="Grid Table 7 Colorful"/>
     <w:basedOn w:val="TableNormal"/>
     <w:uiPriority w:val="99"/>
@@ -9958,10 +10026,10 @@
       <w:tblStyleRowBandSize w:val="1"/>
       <w:tblStyleColBandSize w:val="1"/>
       <w:tblBorders>
-        <w:bottom w:val="single" w:color="7F7F7F" w:sz="4" w:space="0"/>
-        <w:right w:val="single" w:color="7F7F7F" w:sz="4" w:space="0"/>
-        <w:insideH w:val="single" w:color="7F7F7F" w:sz="4" w:space="0"/>
-        <w:insideV w:val="single" w:color="7F7F7F" w:sz="4" w:space="0"/>
+        <w:bottom w:val="single" w:sz="4" w:space="0" w:color="7F7F7F"/>
+        <w:right w:val="single" w:sz="4" w:space="0" w:color="7F7F7F"/>
+        <w:insideH w:val="single" w:sz="4" w:space="0" w:color="7F7F7F"/>
+        <w:insideV w:val="single" w:sz="4" w:space="0" w:color="7F7F7F"/>
       </w:tblBorders>
     </w:tblPr>
     <w:tblStylePr w:type="firstRow">
@@ -9974,10 +10042,10 @@
       <w:tblPr/>
       <w:tcPr>
         <w:tcBorders>
-          <w:top w:val="none" w:color="000000" w:sz="4" w:space="0"/>
-          <w:left w:val="none" w:color="000000" w:sz="4" w:space="0"/>
-          <w:bottom w:val="single" w:color="7F7F7F" w:sz="4" w:space="0"/>
-          <w:right w:val="none" w:color="000000" w:sz="4" w:space="0"/>
+          <w:top w:val="none" w:sz="4" w:space="0" w:color="000000"/>
+          <w:left w:val="none" w:sz="4" w:space="0" w:color="000000"/>
+          <w:bottom w:val="single" w:sz="4" w:space="0" w:color="7F7F7F"/>
+          <w:right w:val="none" w:sz="4" w:space="0" w:color="000000"/>
         </w:tcBorders>
         <w:shd w:val="clear" w:color="FFFFFF" w:fill="FFFFFF"/>
       </w:tcPr>
@@ -9992,10 +10060,10 @@
       <w:tblPr/>
       <w:tcPr>
         <w:tcBorders>
-          <w:top w:val="single" w:color="7F7F7F" w:sz="4" w:space="0"/>
-          <w:left w:val="none" w:color="000000" w:sz="4" w:space="0"/>
-          <w:bottom w:val="none" w:color="000000" w:sz="4" w:space="0"/>
-          <w:right w:val="none" w:color="000000" w:sz="4" w:space="0"/>
+          <w:top w:val="single" w:sz="4" w:space="0" w:color="7F7F7F"/>
+          <w:left w:val="none" w:sz="4" w:space="0" w:color="000000"/>
+          <w:bottom w:val="none" w:sz="4" w:space="0" w:color="000000"/>
+          <w:right w:val="none" w:sz="4" w:space="0" w:color="000000"/>
         </w:tcBorders>
         <w:shd w:val="clear" w:color="FFFFFF" w:fill="FFFFFF"/>
       </w:tcPr>
@@ -10013,10 +10081,10 @@
       <w:tblPr/>
       <w:tcPr>
         <w:tcBorders>
-          <w:top w:val="none" w:color="000000" w:sz="4" w:space="0"/>
-          <w:left w:val="none" w:color="000000" w:sz="4" w:space="0"/>
-          <w:bottom w:val="none" w:color="000000" w:sz="4" w:space="0"/>
-          <w:right w:val="single" w:color="7F7F7F" w:sz="4" w:space="0"/>
+          <w:top w:val="none" w:sz="4" w:space="0" w:color="000000"/>
+          <w:left w:val="none" w:sz="4" w:space="0" w:color="000000"/>
+          <w:bottom w:val="none" w:sz="4" w:space="0" w:color="000000"/>
+          <w:right w:val="single" w:sz="4" w:space="0" w:color="7F7F7F"/>
         </w:tcBorders>
         <w:shd w:val="clear" w:color="FFFFFF" w:fill="auto"/>
       </w:tcPr>
@@ -10031,10 +10099,10 @@
       <w:tblPr/>
       <w:tcPr>
         <w:tcBorders>
-          <w:top w:val="none" w:color="000000" w:sz="4" w:space="0"/>
-          <w:left w:val="single" w:color="7F7F7F" w:sz="4" w:space="0"/>
-          <w:bottom w:val="none" w:color="000000" w:sz="4" w:space="0"/>
-          <w:right w:val="none" w:color="000000" w:sz="4" w:space="0"/>
+          <w:top w:val="none" w:sz="4" w:space="0" w:color="000000"/>
+          <w:left w:val="single" w:sz="4" w:space="0" w:color="7F7F7F"/>
+          <w:bottom w:val="none" w:sz="4" w:space="0" w:color="000000"/>
+          <w:right w:val="none" w:sz="4" w:space="0" w:color="000000"/>
         </w:tcBorders>
         <w:shd w:val="clear" w:color="FFFFFF" w:fill="auto"/>
       </w:tcPr>
@@ -10064,7 +10132,7 @@
       </w:rPr>
     </w:tblStylePr>
   </w:style>
-  <w:style w:type="table" w:styleId="GridTable7Colorful-Accent1">
+  <w:style w:type="table" w:styleId="GridTable7ColourfulAccent1">
     <w:name w:val="Grid Table 7 Colorful Accent 1"/>
     <w:basedOn w:val="TableNormal"/>
     <w:uiPriority w:val="99"/>
@@ -10072,10 +10140,10 @@
       <w:tblStyleRowBandSize w:val="1"/>
       <w:tblStyleColBandSize w:val="1"/>
       <w:tblBorders>
-        <w:bottom w:val="single" w:color="63BDE6" w:sz="4" w:space="0"/>
-        <w:right w:val="single" w:color="63BDE6" w:sz="4" w:space="0"/>
-        <w:insideH w:val="single" w:color="63BDE6" w:sz="4" w:space="0"/>
-        <w:insideV w:val="single" w:color="63BDE6" w:sz="4" w:space="0"/>
+        <w:bottom w:val="single" w:sz="4" w:space="0" w:color="63BDE6"/>
+        <w:right w:val="single" w:sz="4" w:space="0" w:color="63BDE6"/>
+        <w:insideH w:val="single" w:sz="4" w:space="0" w:color="63BDE6"/>
+        <w:insideV w:val="single" w:sz="4" w:space="0" w:color="63BDE6"/>
       </w:tblBorders>
     </w:tblPr>
     <w:tblStylePr w:type="firstRow">
@@ -10088,10 +10156,10 @@
       <w:tblPr/>
       <w:tcPr>
         <w:tcBorders>
-          <w:top w:val="none" w:color="000000" w:sz="4" w:space="0"/>
-          <w:left w:val="none" w:color="000000" w:sz="4" w:space="0"/>
-          <w:bottom w:val="single" w:color="63BDE6" w:sz="4" w:space="0"/>
-          <w:right w:val="none" w:color="000000" w:sz="4" w:space="0"/>
+          <w:top w:val="none" w:sz="4" w:space="0" w:color="000000"/>
+          <w:left w:val="none" w:sz="4" w:space="0" w:color="000000"/>
+          <w:bottom w:val="single" w:sz="4" w:space="0" w:color="63BDE6"/>
+          <w:right w:val="none" w:sz="4" w:space="0" w:color="000000"/>
         </w:tcBorders>
         <w:shd w:val="clear" w:color="FFFFFF" w:fill="FFFFFF"/>
       </w:tcPr>
@@ -10106,10 +10174,10 @@
       <w:tblPr/>
       <w:tcPr>
         <w:tcBorders>
-          <w:top w:val="single" w:color="63BDE6" w:sz="4" w:space="0"/>
-          <w:left w:val="none" w:color="000000" w:sz="4" w:space="0"/>
-          <w:bottom w:val="none" w:color="000000" w:sz="4" w:space="0"/>
-          <w:right w:val="none" w:color="000000" w:sz="4" w:space="0"/>
+          <w:top w:val="single" w:sz="4" w:space="0" w:color="63BDE6"/>
+          <w:left w:val="none" w:sz="4" w:space="0" w:color="000000"/>
+          <w:bottom w:val="none" w:sz="4" w:space="0" w:color="000000"/>
+          <w:right w:val="none" w:sz="4" w:space="0" w:color="000000"/>
         </w:tcBorders>
         <w:shd w:val="clear" w:color="FFFFFF" w:fill="FFFFFF"/>
       </w:tcPr>
@@ -10127,10 +10195,10 @@
       <w:tblPr/>
       <w:tcPr>
         <w:tcBorders>
-          <w:top w:val="none" w:color="000000" w:sz="4" w:space="0"/>
-          <w:left w:val="none" w:color="000000" w:sz="4" w:space="0"/>
-          <w:bottom w:val="none" w:color="000000" w:sz="4" w:space="0"/>
-          <w:right w:val="single" w:color="63BDE6" w:sz="4" w:space="0"/>
+          <w:top w:val="none" w:sz="4" w:space="0" w:color="000000"/>
+          <w:left w:val="none" w:sz="4" w:space="0" w:color="000000"/>
+          <w:bottom w:val="none" w:sz="4" w:space="0" w:color="000000"/>
+          <w:right w:val="single" w:sz="4" w:space="0" w:color="63BDE6"/>
         </w:tcBorders>
         <w:shd w:val="clear" w:color="FFFFFF" w:fill="auto"/>
       </w:tcPr>
@@ -10145,10 +10213,10 @@
       <w:tblPr/>
       <w:tcPr>
         <w:tcBorders>
-          <w:top w:val="none" w:color="000000" w:sz="4" w:space="0"/>
-          <w:left w:val="single" w:color="63BDE6" w:sz="4" w:space="0"/>
-          <w:bottom w:val="none" w:color="000000" w:sz="4" w:space="0"/>
-          <w:right w:val="none" w:color="000000" w:sz="4" w:space="0"/>
+          <w:top w:val="none" w:sz="4" w:space="0" w:color="000000"/>
+          <w:left w:val="single" w:sz="4" w:space="0" w:color="63BDE6"/>
+          <w:bottom w:val="none" w:sz="4" w:space="0" w:color="000000"/>
+          <w:right w:val="none" w:sz="4" w:space="0" w:color="000000"/>
         </w:tcBorders>
         <w:shd w:val="clear" w:color="FFFFFF" w:fill="auto"/>
       </w:tcPr>
@@ -10178,7 +10246,7 @@
       </w:rPr>
     </w:tblStylePr>
   </w:style>
-  <w:style w:type="table" w:styleId="GridTable7Colorful-Accent2">
+  <w:style w:type="table" w:styleId="GridTable7ColourfulAccent2">
     <w:name w:val="Grid Table 7 Colorful Accent 2"/>
     <w:basedOn w:val="TableNormal"/>
     <w:uiPriority w:val="99"/>
@@ -10186,10 +10254,10 @@
       <w:tblStyleRowBandSize w:val="1"/>
       <w:tblStyleColBandSize w:val="1"/>
       <w:tblBorders>
-        <w:bottom w:val="single" w:color="F2AA85" w:sz="4" w:space="0"/>
-        <w:right w:val="single" w:color="F2AA85" w:sz="4" w:space="0"/>
-        <w:insideH w:val="single" w:color="F2AA85" w:sz="4" w:space="0"/>
-        <w:insideV w:val="single" w:color="F2AA85" w:sz="4" w:space="0"/>
+        <w:bottom w:val="single" w:sz="4" w:space="0" w:color="F2AA85"/>
+        <w:right w:val="single" w:sz="4" w:space="0" w:color="F2AA85"/>
+        <w:insideH w:val="single" w:sz="4" w:space="0" w:color="F2AA85"/>
+        <w:insideV w:val="single" w:sz="4" w:space="0" w:color="F2AA85"/>
       </w:tblBorders>
     </w:tblPr>
     <w:tblStylePr w:type="firstRow">
@@ -10202,10 +10270,10 @@
       <w:tblPr/>
       <w:tcPr>
         <w:tcBorders>
-          <w:top w:val="none" w:color="000000" w:sz="4" w:space="0"/>
-          <w:left w:val="none" w:color="000000" w:sz="4" w:space="0"/>
-          <w:bottom w:val="single" w:color="F2AA85" w:sz="4" w:space="0"/>
-          <w:right w:val="none" w:color="000000" w:sz="4" w:space="0"/>
+          <w:top w:val="none" w:sz="4" w:space="0" w:color="000000"/>
+          <w:left w:val="none" w:sz="4" w:space="0" w:color="000000"/>
+          <w:bottom w:val="single" w:sz="4" w:space="0" w:color="F2AA85"/>
+          <w:right w:val="none" w:sz="4" w:space="0" w:color="000000"/>
         </w:tcBorders>
         <w:shd w:val="clear" w:color="FFFFFF" w:fill="FFFFFF"/>
       </w:tcPr>
@@ -10220,10 +10288,10 @@
       <w:tblPr/>
       <w:tcPr>
         <w:tcBorders>
-          <w:top w:val="single" w:color="F2AA85" w:sz="4" w:space="0"/>
-          <w:left w:val="none" w:color="000000" w:sz="4" w:space="0"/>
-          <w:bottom w:val="none" w:color="000000" w:sz="4" w:space="0"/>
-          <w:right w:val="none" w:color="000000" w:sz="4" w:space="0"/>
+          <w:top w:val="single" w:sz="4" w:space="0" w:color="F2AA85"/>
+          <w:left w:val="none" w:sz="4" w:space="0" w:color="000000"/>
+          <w:bottom w:val="none" w:sz="4" w:space="0" w:color="000000"/>
+          <w:right w:val="none" w:sz="4" w:space="0" w:color="000000"/>
         </w:tcBorders>
         <w:shd w:val="clear" w:color="FFFFFF" w:fill="FFFFFF"/>
       </w:tcPr>
@@ -10241,10 +10309,10 @@
       <w:tblPr/>
       <w:tcPr>
         <w:tcBorders>
-          <w:top w:val="none" w:color="000000" w:sz="4" w:space="0"/>
-          <w:left w:val="none" w:color="000000" w:sz="4" w:space="0"/>
-          <w:bottom w:val="none" w:color="000000" w:sz="4" w:space="0"/>
-          <w:right w:val="single" w:color="F2AA85" w:sz="4" w:space="0"/>
+          <w:top w:val="none" w:sz="4" w:space="0" w:color="000000"/>
+          <w:left w:val="none" w:sz="4" w:space="0" w:color="000000"/>
+          <w:bottom w:val="none" w:sz="4" w:space="0" w:color="000000"/>
+          <w:right w:val="single" w:sz="4" w:space="0" w:color="F2AA85"/>
         </w:tcBorders>
         <w:shd w:val="clear" w:color="FFFFFF" w:fill="auto"/>
       </w:tcPr>
@@ -10259,10 +10327,10 @@
       <w:tblPr/>
       <w:tcPr>
         <w:tcBorders>
-          <w:top w:val="none" w:color="000000" w:sz="4" w:space="0"/>
-          <w:left w:val="single" w:color="F2AA85" w:sz="4" w:space="0"/>
-          <w:bottom w:val="none" w:color="000000" w:sz="4" w:space="0"/>
-          <w:right w:val="none" w:color="000000" w:sz="4" w:space="0"/>
+          <w:top w:val="none" w:sz="4" w:space="0" w:color="000000"/>
+          <w:left w:val="single" w:sz="4" w:space="0" w:color="F2AA85"/>
+          <w:bottom w:val="none" w:sz="4" w:space="0" w:color="000000"/>
+          <w:right w:val="none" w:sz="4" w:space="0" w:color="000000"/>
         </w:tcBorders>
         <w:shd w:val="clear" w:color="FFFFFF" w:fill="auto"/>
       </w:tcPr>
@@ -10292,7 +10360,7 @@
       </w:rPr>
     </w:tblStylePr>
   </w:style>
-  <w:style w:type="table" w:styleId="GridTable7Colorful-Accent3">
+  <w:style w:type="table" w:styleId="GridTable7ColourfulAccent3">
     <w:name w:val="Grid Table 7 Colorful Accent 3"/>
     <w:basedOn w:val="TableNormal"/>
     <w:uiPriority w:val="99"/>
@@ -10300,10 +10368,10 @@
       <w:tblStyleRowBandSize w:val="1"/>
       <w:tblStyleColBandSize w:val="1"/>
       <w:tblBorders>
-        <w:bottom w:val="single" w:color="196C24" w:sz="4" w:space="0"/>
-        <w:right w:val="single" w:color="196C24" w:sz="4" w:space="0"/>
-        <w:insideH w:val="single" w:color="196C24" w:sz="4" w:space="0"/>
-        <w:insideV w:val="single" w:color="196C24" w:sz="4" w:space="0"/>
+        <w:bottom w:val="single" w:sz="4" w:space="0" w:color="196C24"/>
+        <w:right w:val="single" w:sz="4" w:space="0" w:color="196C24"/>
+        <w:insideH w:val="single" w:sz="4" w:space="0" w:color="196C24"/>
+        <w:insideV w:val="single" w:sz="4" w:space="0" w:color="196C24"/>
       </w:tblBorders>
     </w:tblPr>
     <w:tblStylePr w:type="firstRow">
@@ -10316,10 +10384,10 @@
       <w:tblPr/>
       <w:tcPr>
         <w:tcBorders>
-          <w:top w:val="none" w:color="000000" w:sz="4" w:space="0"/>
-          <w:left w:val="none" w:color="000000" w:sz="4" w:space="0"/>
-          <w:bottom w:val="single" w:color="196C24" w:sz="4" w:space="0"/>
-          <w:right w:val="none" w:color="000000" w:sz="4" w:space="0"/>
+          <w:top w:val="none" w:sz="4" w:space="0" w:color="000000"/>
+          <w:left w:val="none" w:sz="4" w:space="0" w:color="000000"/>
+          <w:bottom w:val="single" w:sz="4" w:space="0" w:color="196C24"/>
+          <w:right w:val="none" w:sz="4" w:space="0" w:color="000000"/>
         </w:tcBorders>
         <w:shd w:val="clear" w:color="FFFFFF" w:fill="FFFFFF"/>
       </w:tcPr>
@@ -10334,10 +10402,10 @@
       <w:tblPr/>
       <w:tcPr>
         <w:tcBorders>
-          <w:top w:val="single" w:color="196C24" w:sz="4" w:space="0"/>
-          <w:left w:val="none" w:color="000000" w:sz="4" w:space="0"/>
-          <w:bottom w:val="none" w:color="000000" w:sz="4" w:space="0"/>
-          <w:right w:val="none" w:color="000000" w:sz="4" w:space="0"/>
+          <w:top w:val="single" w:sz="4" w:space="0" w:color="196C24"/>
+          <w:left w:val="none" w:sz="4" w:space="0" w:color="000000"/>
+          <w:bottom w:val="none" w:sz="4" w:space="0" w:color="000000"/>
+          <w:right w:val="none" w:sz="4" w:space="0" w:color="000000"/>
         </w:tcBorders>
         <w:shd w:val="clear" w:color="FFFFFF" w:fill="FFFFFF"/>
       </w:tcPr>
@@ -10355,10 +10423,10 @@
       <w:tblPr/>
       <w:tcPr>
         <w:tcBorders>
-          <w:top w:val="none" w:color="000000" w:sz="4" w:space="0"/>
-          <w:left w:val="none" w:color="000000" w:sz="4" w:space="0"/>
-          <w:bottom w:val="none" w:color="000000" w:sz="4" w:space="0"/>
-          <w:right w:val="single" w:color="196C24" w:sz="4" w:space="0"/>
+          <w:top w:val="none" w:sz="4" w:space="0" w:color="000000"/>
+          <w:left w:val="none" w:sz="4" w:space="0" w:color="000000"/>
+          <w:bottom w:val="none" w:sz="4" w:space="0" w:color="000000"/>
+          <w:right w:val="single" w:sz="4" w:space="0" w:color="196C24"/>
         </w:tcBorders>
         <w:shd w:val="clear" w:color="FFFFFF" w:fill="auto"/>
       </w:tcPr>
@@ -10373,10 +10441,10 @@
       <w:tblPr/>
       <w:tcPr>
         <w:tcBorders>
-          <w:top w:val="none" w:color="000000" w:sz="4" w:space="0"/>
-          <w:left w:val="single" w:color="196C24" w:sz="4" w:space="0"/>
-          <w:bottom w:val="none" w:color="000000" w:sz="4" w:space="0"/>
-          <w:right w:val="none" w:color="000000" w:sz="4" w:space="0"/>
+          <w:top w:val="none" w:sz="4" w:space="0" w:color="000000"/>
+          <w:left w:val="single" w:sz="4" w:space="0" w:color="196C24"/>
+          <w:bottom w:val="none" w:sz="4" w:space="0" w:color="000000"/>
+          <w:right w:val="none" w:sz="4" w:space="0" w:color="000000"/>
         </w:tcBorders>
         <w:shd w:val="clear" w:color="FFFFFF" w:fill="auto"/>
       </w:tcPr>
@@ -10406,7 +10474,7 @@
       </w:rPr>
     </w:tblStylePr>
   </w:style>
-  <w:style w:type="table" w:styleId="GridTable7Colorful-Accent4">
+  <w:style w:type="table" w:styleId="GridTable7ColourfulAccent4">
     <w:name w:val="Grid Table 7 Colorful Accent 4"/>
     <w:basedOn w:val="TableNormal"/>
     <w:uiPriority w:val="99"/>
@@ -10414,10 +10482,10 @@
       <w:tblStyleRowBandSize w:val="1"/>
       <w:tblStyleColBandSize w:val="1"/>
       <w:tblBorders>
-        <w:bottom w:val="single" w:color="5FCAF3" w:sz="4" w:space="0"/>
-        <w:right w:val="single" w:color="5FCAF3" w:sz="4" w:space="0"/>
-        <w:insideH w:val="single" w:color="5FCAF3" w:sz="4" w:space="0"/>
-        <w:insideV w:val="single" w:color="5FCAF3" w:sz="4" w:space="0"/>
+        <w:bottom w:val="single" w:sz="4" w:space="0" w:color="5FCAF3"/>
+        <w:right w:val="single" w:sz="4" w:space="0" w:color="5FCAF3"/>
+        <w:insideH w:val="single" w:sz="4" w:space="0" w:color="5FCAF3"/>
+        <w:insideV w:val="single" w:sz="4" w:space="0" w:color="5FCAF3"/>
       </w:tblBorders>
     </w:tblPr>
     <w:tblStylePr w:type="firstRow">
@@ -10430,10 +10498,10 @@
       <w:tblPr/>
       <w:tcPr>
         <w:tcBorders>
-          <w:top w:val="none" w:color="000000" w:sz="4" w:space="0"/>
-          <w:left w:val="none" w:color="000000" w:sz="4" w:space="0"/>
-          <w:bottom w:val="single" w:color="5FCAF3" w:sz="4" w:space="0"/>
-          <w:right w:val="none" w:color="000000" w:sz="4" w:space="0"/>
+          <w:top w:val="none" w:sz="4" w:space="0" w:color="000000"/>
+          <w:left w:val="none" w:sz="4" w:space="0" w:color="000000"/>
+          <w:bottom w:val="single" w:sz="4" w:space="0" w:color="5FCAF3"/>
+          <w:right w:val="none" w:sz="4" w:space="0" w:color="000000"/>
         </w:tcBorders>
         <w:shd w:val="clear" w:color="FFFFFF" w:fill="FFFFFF"/>
       </w:tcPr>
@@ -10448,10 +10516,10 @@
       <w:tblPr/>
       <w:tcPr>
         <w:tcBorders>
-          <w:top w:val="single" w:color="5FCAF3" w:sz="4" w:space="0"/>
-          <w:left w:val="none" w:color="000000" w:sz="4" w:space="0"/>
-          <w:bottom w:val="none" w:color="000000" w:sz="4" w:space="0"/>
-          <w:right w:val="none" w:color="000000" w:sz="4" w:space="0"/>
+          <w:top w:val="single" w:sz="4" w:space="0" w:color="5FCAF3"/>
+          <w:left w:val="none" w:sz="4" w:space="0" w:color="000000"/>
+          <w:bottom w:val="none" w:sz="4" w:space="0" w:color="000000"/>
+          <w:right w:val="none" w:sz="4" w:space="0" w:color="000000"/>
         </w:tcBorders>
         <w:shd w:val="clear" w:color="FFFFFF" w:fill="FFFFFF"/>
       </w:tcPr>
@@ -10469,10 +10537,10 @@
       <w:tblPr/>
       <w:tcPr>
         <w:tcBorders>
-          <w:top w:val="none" w:color="000000" w:sz="4" w:space="0"/>
-          <w:left w:val="none" w:color="000000" w:sz="4" w:space="0"/>
-          <w:bottom w:val="none" w:color="000000" w:sz="4" w:space="0"/>
-          <w:right w:val="single" w:color="5FCAF3" w:sz="4" w:space="0"/>
+          <w:top w:val="none" w:sz="4" w:space="0" w:color="000000"/>
+          <w:left w:val="none" w:sz="4" w:space="0" w:color="000000"/>
+          <w:bottom w:val="none" w:sz="4" w:space="0" w:color="000000"/>
+          <w:right w:val="single" w:sz="4" w:space="0" w:color="5FCAF3"/>
         </w:tcBorders>
         <w:shd w:val="clear" w:color="FFFFFF" w:fill="auto"/>
       </w:tcPr>
@@ -10487,10 +10555,10 @@
       <w:tblPr/>
       <w:tcPr>
         <w:tcBorders>
-          <w:top w:val="none" w:color="000000" w:sz="4" w:space="0"/>
-          <w:left w:val="single" w:color="5FCAF3" w:sz="4" w:space="0"/>
-          <w:bottom w:val="none" w:color="000000" w:sz="4" w:space="0"/>
-          <w:right w:val="none" w:color="000000" w:sz="4" w:space="0"/>
+          <w:top w:val="none" w:sz="4" w:space="0" w:color="000000"/>
+          <w:left w:val="single" w:sz="4" w:space="0" w:color="5FCAF3"/>
+          <w:bottom w:val="none" w:sz="4" w:space="0" w:color="000000"/>
+          <w:right w:val="none" w:sz="4" w:space="0" w:color="000000"/>
         </w:tcBorders>
         <w:shd w:val="clear" w:color="FFFFFF" w:fill="auto"/>
       </w:tcPr>
@@ -10520,7 +10588,7 @@
       </w:rPr>
     </w:tblStylePr>
   </w:style>
-  <w:style w:type="table" w:styleId="GridTable7Colorful-Accent5">
+  <w:style w:type="table" w:styleId="GridTable7ColourfulAccent5">
     <w:name w:val="Grid Table 7 Colorful Accent 5"/>
     <w:basedOn w:val="TableNormal"/>
     <w:uiPriority w:val="99"/>
@@ -10528,10 +10596,10 @@
       <w:tblStyleRowBandSize w:val="1"/>
       <w:tblStyleColBandSize w:val="1"/>
       <w:tblBorders>
-        <w:bottom w:val="single" w:color="DA76CE" w:sz="4" w:space="0"/>
-        <w:right w:val="single" w:color="DA76CE" w:sz="4" w:space="0"/>
-        <w:insideH w:val="single" w:color="DA76CE" w:sz="4" w:space="0"/>
-        <w:insideV w:val="single" w:color="DA76CE" w:sz="4" w:space="0"/>
+        <w:bottom w:val="single" w:sz="4" w:space="0" w:color="DA76CE"/>
+        <w:right w:val="single" w:sz="4" w:space="0" w:color="DA76CE"/>
+        <w:insideH w:val="single" w:sz="4" w:space="0" w:color="DA76CE"/>
+        <w:insideV w:val="single" w:sz="4" w:space="0" w:color="DA76CE"/>
       </w:tblBorders>
     </w:tblPr>
     <w:tblStylePr w:type="firstRow">
@@ -10544,10 +10612,10 @@
       <w:tblPr/>
       <w:tcPr>
         <w:tcBorders>
-          <w:top w:val="none" w:color="000000" w:sz="4" w:space="0"/>
-          <w:left w:val="none" w:color="000000" w:sz="4" w:space="0"/>
-          <w:bottom w:val="single" w:color="DA76CE" w:sz="4" w:space="0"/>
-          <w:right w:val="none" w:color="000000" w:sz="4" w:space="0"/>
+          <w:top w:val="none" w:sz="4" w:space="0" w:color="000000"/>
+          <w:left w:val="none" w:sz="4" w:space="0" w:color="000000"/>
+          <w:bottom w:val="single" w:sz="4" w:space="0" w:color="DA76CE"/>
+          <w:right w:val="none" w:sz="4" w:space="0" w:color="000000"/>
         </w:tcBorders>
         <w:shd w:val="clear" w:color="FFFFFF" w:fill="FFFFFF"/>
       </w:tcPr>
@@ -10562,10 +10630,10 @@
       <w:tblPr/>
       <w:tcPr>
         <w:tcBorders>
-          <w:top w:val="single" w:color="DA76CE" w:sz="4" w:space="0"/>
-          <w:left w:val="none" w:color="000000" w:sz="4" w:space="0"/>
-          <w:bottom w:val="none" w:color="000000" w:sz="4" w:space="0"/>
-          <w:right w:val="none" w:color="000000" w:sz="4" w:space="0"/>
+          <w:top w:val="single" w:sz="4" w:space="0" w:color="DA76CE"/>
+          <w:left w:val="none" w:sz="4" w:space="0" w:color="000000"/>
+          <w:bottom w:val="none" w:sz="4" w:space="0" w:color="000000"/>
+          <w:right w:val="none" w:sz="4" w:space="0" w:color="000000"/>
         </w:tcBorders>
         <w:shd w:val="clear" w:color="FFFFFF" w:fill="FFFFFF"/>
       </w:tcPr>
@@ -10583,10 +10651,10 @@
       <w:tblPr/>
       <w:tcPr>
         <w:tcBorders>
-          <w:top w:val="none" w:color="000000" w:sz="4" w:space="0"/>
-          <w:left w:val="none" w:color="000000" w:sz="4" w:space="0"/>
-          <w:bottom w:val="none" w:color="000000" w:sz="4" w:space="0"/>
-          <w:right w:val="single" w:color="DA76CE" w:sz="4" w:space="0"/>
+          <w:top w:val="none" w:sz="4" w:space="0" w:color="000000"/>
+          <w:left w:val="none" w:sz="4" w:space="0" w:color="000000"/>
+          <w:bottom w:val="none" w:sz="4" w:space="0" w:color="000000"/>
+          <w:right w:val="single" w:sz="4" w:space="0" w:color="DA76CE"/>
         </w:tcBorders>
         <w:shd w:val="clear" w:color="FFFFFF" w:fill="auto"/>
       </w:tcPr>
@@ -10601,10 +10669,10 @@
       <w:tblPr/>
       <w:tcPr>
         <w:tcBorders>
-          <w:top w:val="none" w:color="000000" w:sz="4" w:space="0"/>
-          <w:left w:val="single" w:color="DA76CE" w:sz="4" w:space="0"/>
-          <w:bottom w:val="none" w:color="000000" w:sz="4" w:space="0"/>
-          <w:right w:val="none" w:color="000000" w:sz="4" w:space="0"/>
+          <w:top w:val="none" w:sz="4" w:space="0" w:color="000000"/>
+          <w:left w:val="single" w:sz="4" w:space="0" w:color="DA76CE"/>
+          <w:bottom w:val="none" w:sz="4" w:space="0" w:color="000000"/>
+          <w:right w:val="none" w:sz="4" w:space="0" w:color="000000"/>
         </w:tcBorders>
         <w:shd w:val="clear" w:color="FFFFFF" w:fill="auto"/>
       </w:tcPr>
@@ -10634,7 +10702,7 @@
       </w:rPr>
     </w:tblStylePr>
   </w:style>
-  <w:style w:type="table" w:styleId="GridTable7Colorful-Accent6">
+  <w:style w:type="table" w:styleId="GridTable7ColourfulAccent6">
     <w:name w:val="Grid Table 7 Colorful Accent 6"/>
     <w:basedOn w:val="TableNormal"/>
     <w:uiPriority w:val="99"/>
@@ -10642,10 +10710,10 @@
       <w:tblStyleRowBandSize w:val="1"/>
       <w:tblStyleColBandSize w:val="1"/>
       <w:tblBorders>
-        <w:bottom w:val="single" w:color="94DA7B" w:sz="4" w:space="0"/>
-        <w:right w:val="single" w:color="94DA7B" w:sz="4" w:space="0"/>
-        <w:insideH w:val="single" w:color="94DA7B" w:sz="4" w:space="0"/>
-        <w:insideV w:val="single" w:color="94DA7B" w:sz="4" w:space="0"/>
+        <w:bottom w:val="single" w:sz="4" w:space="0" w:color="94DA7B"/>
+        <w:right w:val="single" w:sz="4" w:space="0" w:color="94DA7B"/>
+        <w:insideH w:val="single" w:sz="4" w:space="0" w:color="94DA7B"/>
+        <w:insideV w:val="single" w:sz="4" w:space="0" w:color="94DA7B"/>
       </w:tblBorders>
     </w:tblPr>
     <w:tblStylePr w:type="firstRow">
@@ -10658,10 +10726,10 @@
       <w:tblPr/>
       <w:tcPr>
         <w:tcBorders>
-          <w:top w:val="none" w:color="000000" w:sz="4" w:space="0"/>
-          <w:left w:val="none" w:color="000000" w:sz="4" w:space="0"/>
-          <w:bottom w:val="single" w:color="94DA7B" w:sz="4" w:space="0"/>
-          <w:right w:val="none" w:color="000000" w:sz="4" w:space="0"/>
+          <w:top w:val="none" w:sz="4" w:space="0" w:color="000000"/>
+          <w:left w:val="none" w:sz="4" w:space="0" w:color="000000"/>
+          <w:bottom w:val="single" w:sz="4" w:space="0" w:color="94DA7B"/>
+          <w:right w:val="none" w:sz="4" w:space="0" w:color="000000"/>
         </w:tcBorders>
         <w:shd w:val="clear" w:color="FFFFFF" w:fill="FFFFFF"/>
       </w:tcPr>
@@ -10676,10 +10744,10 @@
       <w:tblPr/>
       <w:tcPr>
         <w:tcBorders>
-          <w:top w:val="single" w:color="94DA7B" w:sz="4" w:space="0"/>
-          <w:left w:val="none" w:color="000000" w:sz="4" w:space="0"/>
-          <w:bottom w:val="none" w:color="000000" w:sz="4" w:space="0"/>
-          <w:right w:val="none" w:color="000000" w:sz="4" w:space="0"/>
+          <w:top w:val="single" w:sz="4" w:space="0" w:color="94DA7B"/>
+          <w:left w:val="none" w:sz="4" w:space="0" w:color="000000"/>
+          <w:bottom w:val="none" w:sz="4" w:space="0" w:color="000000"/>
+          <w:right w:val="none" w:sz="4" w:space="0" w:color="000000"/>
         </w:tcBorders>
         <w:shd w:val="clear" w:color="FFFFFF" w:fill="FFFFFF"/>
       </w:tcPr>
@@ -10697,10 +10765,10 @@
       <w:tblPr/>
       <w:tcPr>
         <w:tcBorders>
-          <w:top w:val="none" w:color="000000" w:sz="4" w:space="0"/>
-          <w:left w:val="none" w:color="000000" w:sz="4" w:space="0"/>
-          <w:bottom w:val="none" w:color="000000" w:sz="4" w:space="0"/>
-          <w:right w:val="single" w:color="94DA7B" w:sz="4" w:space="0"/>
+          <w:top w:val="none" w:sz="4" w:space="0" w:color="000000"/>
+          <w:left w:val="none" w:sz="4" w:space="0" w:color="000000"/>
+          <w:bottom w:val="none" w:sz="4" w:space="0" w:color="000000"/>
+          <w:right w:val="single" w:sz="4" w:space="0" w:color="94DA7B"/>
         </w:tcBorders>
         <w:shd w:val="clear" w:color="FFFFFF" w:fill="auto"/>
       </w:tcPr>
@@ -10715,10 +10783,10 @@
       <w:tblPr/>
       <w:tcPr>
         <w:tcBorders>
-          <w:top w:val="none" w:color="000000" w:sz="4" w:space="0"/>
-          <w:left w:val="single" w:color="94DA7B" w:sz="4" w:space="0"/>
-          <w:bottom w:val="none" w:color="000000" w:sz="4" w:space="0"/>
-          <w:right w:val="none" w:color="000000" w:sz="4" w:space="0"/>
+          <w:top w:val="none" w:sz="4" w:space="0" w:color="000000"/>
+          <w:left w:val="single" w:sz="4" w:space="0" w:color="94DA7B"/>
+          <w:bottom w:val="none" w:sz="4" w:space="0" w:color="000000"/>
+          <w:right w:val="none" w:sz="4" w:space="0" w:color="000000"/>
         </w:tcBorders>
         <w:shd w:val="clear" w:color="FFFFFF" w:fill="auto"/>
       </w:tcPr>
@@ -10764,10 +10832,10 @@
       <w:tblPr/>
       <w:tcPr>
         <w:tcBorders>
-          <w:top w:val="none" w:color="000000" w:sz="4" w:space="0"/>
-          <w:left w:val="none" w:color="000000" w:sz="4" w:space="0"/>
-          <w:bottom w:val="single" w:color="000000" w:sz="4" w:space="0"/>
-          <w:right w:val="none" w:color="000000" w:sz="4" w:space="0"/>
+          <w:top w:val="none" w:sz="4" w:space="0" w:color="000000"/>
+          <w:left w:val="none" w:sz="4" w:space="0" w:color="000000"/>
+          <w:bottom w:val="single" w:sz="4" w:space="0" w:color="000000"/>
+          <w:right w:val="none" w:sz="4" w:space="0" w:color="000000"/>
         </w:tcBorders>
       </w:tcPr>
     </w:tblStylePr>
@@ -10779,10 +10847,10 @@
       <w:tblPr/>
       <w:tcPr>
         <w:tcBorders>
-          <w:top w:val="single" w:color="000000" w:sz="4" w:space="0"/>
-          <w:left w:val="none" w:color="000000" w:sz="4" w:space="0"/>
-          <w:bottom w:val="none" w:color="000000" w:sz="4" w:space="0"/>
-          <w:right w:val="none" w:color="000000" w:sz="4" w:space="0"/>
+          <w:top w:val="single" w:sz="4" w:space="0" w:color="000000"/>
+          <w:left w:val="none" w:sz="4" w:space="0" w:color="000000"/>
+          <w:bottom w:val="none" w:sz="4" w:space="0" w:color="000000"/>
+          <w:right w:val="none" w:sz="4" w:space="0" w:color="000000"/>
         </w:tcBorders>
       </w:tcPr>
     </w:tblStylePr>
@@ -10827,10 +10895,10 @@
       <w:tblPr/>
       <w:tcPr>
         <w:tcBorders>
-          <w:top w:val="none" w:color="000000" w:sz="4" w:space="0"/>
-          <w:left w:val="none" w:color="000000" w:sz="4" w:space="0"/>
-          <w:bottom w:val="single" w:color="156082" w:sz="4" w:space="0"/>
-          <w:right w:val="none" w:color="000000" w:sz="4" w:space="0"/>
+          <w:top w:val="none" w:sz="4" w:space="0" w:color="000000"/>
+          <w:left w:val="none" w:sz="4" w:space="0" w:color="000000"/>
+          <w:bottom w:val="single" w:sz="4" w:space="0" w:color="156082"/>
+          <w:right w:val="none" w:sz="4" w:space="0" w:color="000000"/>
         </w:tcBorders>
       </w:tcPr>
     </w:tblStylePr>
@@ -10842,10 +10910,10 @@
       <w:tblPr/>
       <w:tcPr>
         <w:tcBorders>
-          <w:top w:val="single" w:color="156082" w:sz="4" w:space="0"/>
-          <w:left w:val="none" w:color="000000" w:sz="4" w:space="0"/>
-          <w:bottom w:val="none" w:color="000000" w:sz="4" w:space="0"/>
-          <w:right w:val="none" w:color="000000" w:sz="4" w:space="0"/>
+          <w:top w:val="single" w:sz="4" w:space="0" w:color="156082"/>
+          <w:left w:val="none" w:sz="4" w:space="0" w:color="000000"/>
+          <w:bottom w:val="none" w:sz="4" w:space="0" w:color="000000"/>
+          <w:right w:val="none" w:sz="4" w:space="0" w:color="000000"/>
         </w:tcBorders>
       </w:tcPr>
     </w:tblStylePr>
@@ -10890,10 +10958,10 @@
       <w:tblPr/>
       <w:tcPr>
         <w:tcBorders>
-          <w:top w:val="none" w:color="000000" w:sz="4" w:space="0"/>
-          <w:left w:val="none" w:color="000000" w:sz="4" w:space="0"/>
-          <w:bottom w:val="single" w:color="E97132" w:sz="4" w:space="0"/>
-          <w:right w:val="none" w:color="000000" w:sz="4" w:space="0"/>
+          <w:top w:val="none" w:sz="4" w:space="0" w:color="000000"/>
+          <w:left w:val="none" w:sz="4" w:space="0" w:color="000000"/>
+          <w:bottom w:val="single" w:sz="4" w:space="0" w:color="E97132"/>
+          <w:right w:val="none" w:sz="4" w:space="0" w:color="000000"/>
         </w:tcBorders>
       </w:tcPr>
     </w:tblStylePr>
@@ -10905,10 +10973,10 @@
       <w:tblPr/>
       <w:tcPr>
         <w:tcBorders>
-          <w:top w:val="single" w:color="E97132" w:sz="4" w:space="0"/>
-          <w:left w:val="none" w:color="000000" w:sz="4" w:space="0"/>
-          <w:bottom w:val="none" w:color="000000" w:sz="4" w:space="0"/>
-          <w:right w:val="none" w:color="000000" w:sz="4" w:space="0"/>
+          <w:top w:val="single" w:sz="4" w:space="0" w:color="E97132"/>
+          <w:left w:val="none" w:sz="4" w:space="0" w:color="000000"/>
+          <w:bottom w:val="none" w:sz="4" w:space="0" w:color="000000"/>
+          <w:right w:val="none" w:sz="4" w:space="0" w:color="000000"/>
         </w:tcBorders>
       </w:tcPr>
     </w:tblStylePr>
@@ -10953,10 +11021,10 @@
       <w:tblPr/>
       <w:tcPr>
         <w:tcBorders>
-          <w:top w:val="none" w:color="000000" w:sz="4" w:space="0"/>
-          <w:left w:val="none" w:color="000000" w:sz="4" w:space="0"/>
-          <w:bottom w:val="single" w:color="196B24" w:sz="4" w:space="0"/>
-          <w:right w:val="none" w:color="000000" w:sz="4" w:space="0"/>
+          <w:top w:val="none" w:sz="4" w:space="0" w:color="000000"/>
+          <w:left w:val="none" w:sz="4" w:space="0" w:color="000000"/>
+          <w:bottom w:val="single" w:sz="4" w:space="0" w:color="196B24"/>
+          <w:right w:val="none" w:sz="4" w:space="0" w:color="000000"/>
         </w:tcBorders>
       </w:tcPr>
     </w:tblStylePr>
@@ -10968,10 +11036,10 @@
       <w:tblPr/>
       <w:tcPr>
         <w:tcBorders>
-          <w:top w:val="single" w:color="196B24" w:sz="4" w:space="0"/>
-          <w:left w:val="none" w:color="000000" w:sz="4" w:space="0"/>
-          <w:bottom w:val="none" w:color="000000" w:sz="4" w:space="0"/>
-          <w:right w:val="none" w:color="000000" w:sz="4" w:space="0"/>
+          <w:top w:val="single" w:sz="4" w:space="0" w:color="196B24"/>
+          <w:left w:val="none" w:sz="4" w:space="0" w:color="000000"/>
+          <w:bottom w:val="none" w:sz="4" w:space="0" w:color="000000"/>
+          <w:right w:val="none" w:sz="4" w:space="0" w:color="000000"/>
         </w:tcBorders>
       </w:tcPr>
     </w:tblStylePr>
@@ -11016,10 +11084,10 @@
       <w:tblPr/>
       <w:tcPr>
         <w:tcBorders>
-          <w:top w:val="none" w:color="000000" w:sz="4" w:space="0"/>
-          <w:left w:val="none" w:color="000000" w:sz="4" w:space="0"/>
-          <w:bottom w:val="single" w:color="0F9ED5" w:sz="4" w:space="0"/>
-          <w:right w:val="none" w:color="000000" w:sz="4" w:space="0"/>
+          <w:top w:val="none" w:sz="4" w:space="0" w:color="000000"/>
+          <w:left w:val="none" w:sz="4" w:space="0" w:color="000000"/>
+          <w:bottom w:val="single" w:sz="4" w:space="0" w:color="0F9ED5"/>
+          <w:right w:val="none" w:sz="4" w:space="0" w:color="000000"/>
         </w:tcBorders>
       </w:tcPr>
     </w:tblStylePr>
@@ -11031,10 +11099,10 @@
       <w:tblPr/>
       <w:tcPr>
         <w:tcBorders>
-          <w:top w:val="single" w:color="0F9ED5" w:sz="4" w:space="0"/>
-          <w:left w:val="none" w:color="000000" w:sz="4" w:space="0"/>
-          <w:bottom w:val="none" w:color="000000" w:sz="4" w:space="0"/>
-          <w:right w:val="none" w:color="000000" w:sz="4" w:space="0"/>
+          <w:top w:val="single" w:sz="4" w:space="0" w:color="0F9ED5"/>
+          <w:left w:val="none" w:sz="4" w:space="0" w:color="000000"/>
+          <w:bottom w:val="none" w:sz="4" w:space="0" w:color="000000"/>
+          <w:right w:val="none" w:sz="4" w:space="0" w:color="000000"/>
         </w:tcBorders>
       </w:tcPr>
     </w:tblStylePr>
@@ -11079,10 +11147,10 @@
       <w:tblPr/>
       <w:tcPr>
         <w:tcBorders>
-          <w:top w:val="none" w:color="000000" w:sz="4" w:space="0"/>
-          <w:left w:val="none" w:color="000000" w:sz="4" w:space="0"/>
-          <w:bottom w:val="single" w:color="A02B93" w:sz="4" w:space="0"/>
-          <w:right w:val="none" w:color="000000" w:sz="4" w:space="0"/>
+          <w:top w:val="none" w:sz="4" w:space="0" w:color="000000"/>
+          <w:left w:val="none" w:sz="4" w:space="0" w:color="000000"/>
+          <w:bottom w:val="single" w:sz="4" w:space="0" w:color="A02B93"/>
+          <w:right w:val="none" w:sz="4" w:space="0" w:color="000000"/>
         </w:tcBorders>
       </w:tcPr>
     </w:tblStylePr>
@@ -11094,10 +11162,10 @@
       <w:tblPr/>
       <w:tcPr>
         <w:tcBorders>
-          <w:top w:val="single" w:color="A02B93" w:sz="4" w:space="0"/>
-          <w:left w:val="none" w:color="000000" w:sz="4" w:space="0"/>
-          <w:bottom w:val="none" w:color="000000" w:sz="4" w:space="0"/>
-          <w:right w:val="none" w:color="000000" w:sz="4" w:space="0"/>
+          <w:top w:val="single" w:sz="4" w:space="0" w:color="A02B93"/>
+          <w:left w:val="none" w:sz="4" w:space="0" w:color="000000"/>
+          <w:bottom w:val="none" w:sz="4" w:space="0" w:color="000000"/>
+          <w:right w:val="none" w:sz="4" w:space="0" w:color="000000"/>
         </w:tcBorders>
       </w:tcPr>
     </w:tblStylePr>
@@ -11142,10 +11210,10 @@
       <w:tblPr/>
       <w:tcPr>
         <w:tcBorders>
-          <w:top w:val="none" w:color="000000" w:sz="4" w:space="0"/>
-          <w:left w:val="none" w:color="000000" w:sz="4" w:space="0"/>
-          <w:bottom w:val="single" w:color="4EA72E" w:sz="4" w:space="0"/>
-          <w:right w:val="none" w:color="000000" w:sz="4" w:space="0"/>
+          <w:top w:val="none" w:sz="4" w:space="0" w:color="000000"/>
+          <w:left w:val="none" w:sz="4" w:space="0" w:color="000000"/>
+          <w:bottom w:val="single" w:sz="4" w:space="0" w:color="4EA72E"/>
+          <w:right w:val="none" w:sz="4" w:space="0" w:color="000000"/>
         </w:tcBorders>
       </w:tcPr>
     </w:tblStylePr>
@@ -11157,10 +11225,10 @@
       <w:tblPr/>
       <w:tcPr>
         <w:tcBorders>
-          <w:top w:val="single" w:color="4EA72E" w:sz="4" w:space="0"/>
-          <w:left w:val="none" w:color="000000" w:sz="4" w:space="0"/>
-          <w:bottom w:val="none" w:color="000000" w:sz="4" w:space="0"/>
-          <w:right w:val="none" w:color="000000" w:sz="4" w:space="0"/>
+          <w:top w:val="single" w:sz="4" w:space="0" w:color="4EA72E"/>
+          <w:left w:val="none" w:sz="4" w:space="0" w:color="000000"/>
+          <w:bottom w:val="none" w:sz="4" w:space="0" w:color="000000"/>
+          <w:right w:val="none" w:sz="4" w:space="0" w:color="000000"/>
         </w:tcBorders>
       </w:tcPr>
     </w:tblStylePr>
@@ -11197,9 +11265,9 @@
       <w:tblStyleRowBandSize w:val="1"/>
       <w:tblStyleColBandSize w:val="1"/>
       <w:tblBorders>
-        <w:top w:val="single" w:color="6F6F6F" w:sz="4" w:space="0"/>
-        <w:bottom w:val="single" w:color="6F6F6F" w:sz="4" w:space="0"/>
-        <w:insideH w:val="single" w:color="6F6F6F" w:sz="4" w:space="0"/>
+        <w:top w:val="single" w:sz="4" w:space="0" w:color="6F6F6F"/>
+        <w:bottom w:val="single" w:sz="4" w:space="0" w:color="6F6F6F"/>
+        <w:insideH w:val="single" w:sz="4" w:space="0" w:color="6F6F6F"/>
       </w:tblBorders>
     </w:tblPr>
     <w:tblStylePr w:type="firstRow">
@@ -11212,10 +11280,10 @@
       <w:tblPr/>
       <w:tcPr>
         <w:tcBorders>
-          <w:top w:val="single" w:color="6F6F6F" w:sz="4" w:space="0"/>
-          <w:left w:val="none" w:color="000000" w:sz="4" w:space="0"/>
-          <w:bottom w:val="single" w:color="6F6F6F" w:sz="4" w:space="0"/>
-          <w:right w:val="none" w:color="000000" w:sz="4" w:space="0"/>
+          <w:top w:val="single" w:sz="4" w:space="0" w:color="6F6F6F"/>
+          <w:left w:val="none" w:sz="4" w:space="0" w:color="000000"/>
+          <w:bottom w:val="single" w:sz="4" w:space="0" w:color="6F6F6F"/>
+          <w:right w:val="none" w:sz="4" w:space="0" w:color="000000"/>
         </w:tcBorders>
       </w:tcPr>
     </w:tblStylePr>
@@ -11229,10 +11297,10 @@
       <w:tblPr/>
       <w:tcPr>
         <w:tcBorders>
-          <w:top w:val="single" w:color="6F6F6F" w:sz="4" w:space="0"/>
-          <w:left w:val="none" w:color="000000" w:sz="4" w:space="0"/>
-          <w:bottom w:val="single" w:color="6F6F6F" w:sz="4" w:space="0"/>
-          <w:right w:val="none" w:color="000000" w:sz="4" w:space="0"/>
+          <w:top w:val="single" w:sz="4" w:space="0" w:color="6F6F6F"/>
+          <w:left w:val="none" w:sz="4" w:space="0" w:color="000000"/>
+          <w:bottom w:val="single" w:sz="4" w:space="0" w:color="6F6F6F"/>
+          <w:right w:val="none" w:sz="4" w:space="0" w:color="000000"/>
         </w:tcBorders>
       </w:tcPr>
     </w:tblStylePr>
@@ -11283,9 +11351,9 @@
       <w:tblStyleRowBandSize w:val="1"/>
       <w:tblStyleColBandSize w:val="1"/>
       <w:tblBorders>
-        <w:top w:val="single" w:color="50B4E2" w:sz="4" w:space="0"/>
-        <w:bottom w:val="single" w:color="50B4E2" w:sz="4" w:space="0"/>
-        <w:insideH w:val="single" w:color="50B4E2" w:sz="4" w:space="0"/>
+        <w:top w:val="single" w:sz="4" w:space="0" w:color="50B4E2"/>
+        <w:bottom w:val="single" w:sz="4" w:space="0" w:color="50B4E2"/>
+        <w:insideH w:val="single" w:sz="4" w:space="0" w:color="50B4E2"/>
       </w:tblBorders>
     </w:tblPr>
     <w:tblStylePr w:type="firstRow">
@@ -11298,10 +11366,10 @@
       <w:tblPr/>
       <w:tcPr>
         <w:tcBorders>
-          <w:top w:val="single" w:color="50B4E2" w:sz="4" w:space="0"/>
-          <w:left w:val="none" w:color="000000" w:sz="4" w:space="0"/>
-          <w:bottom w:val="single" w:color="50B4E2" w:sz="4" w:space="0"/>
-          <w:right w:val="none" w:color="000000" w:sz="4" w:space="0"/>
+          <w:top w:val="single" w:sz="4" w:space="0" w:color="50B4E2"/>
+          <w:left w:val="none" w:sz="4" w:space="0" w:color="000000"/>
+          <w:bottom w:val="single" w:sz="4" w:space="0" w:color="50B4E2"/>
+          <w:right w:val="none" w:sz="4" w:space="0" w:color="000000"/>
         </w:tcBorders>
       </w:tcPr>
     </w:tblStylePr>
@@ -11315,10 +11383,10 @@
       <w:tblPr/>
       <w:tcPr>
         <w:tcBorders>
-          <w:top w:val="single" w:color="50B4E2" w:sz="4" w:space="0"/>
-          <w:left w:val="none" w:color="000000" w:sz="4" w:space="0"/>
-          <w:bottom w:val="single" w:color="50B4E2" w:sz="4" w:space="0"/>
-          <w:right w:val="none" w:color="000000" w:sz="4" w:space="0"/>
+          <w:top w:val="single" w:sz="4" w:space="0" w:color="50B4E2"/>
+          <w:left w:val="none" w:sz="4" w:space="0" w:color="000000"/>
+          <w:bottom w:val="single" w:sz="4" w:space="0" w:color="50B4E2"/>
+          <w:right w:val="none" w:sz="4" w:space="0" w:color="000000"/>
         </w:tcBorders>
       </w:tcPr>
     </w:tblStylePr>
@@ -11369,9 +11437,9 @@
       <w:tblStyleRowBandSize w:val="1"/>
       <w:tblStyleColBandSize w:val="1"/>
       <w:tblBorders>
-        <w:top w:val="single" w:color="F2AE8B" w:sz="4" w:space="0"/>
-        <w:bottom w:val="single" w:color="F2AE8B" w:sz="4" w:space="0"/>
-        <w:insideH w:val="single" w:color="F2AE8B" w:sz="4" w:space="0"/>
+        <w:top w:val="single" w:sz="4" w:space="0" w:color="F2AE8B"/>
+        <w:bottom w:val="single" w:sz="4" w:space="0" w:color="F2AE8B"/>
+        <w:insideH w:val="single" w:sz="4" w:space="0" w:color="F2AE8B"/>
       </w:tblBorders>
     </w:tblPr>
     <w:tblStylePr w:type="firstRow">
@@ -11384,10 +11452,10 @@
       <w:tblPr/>
       <w:tcPr>
         <w:tcBorders>
-          <w:top w:val="single" w:color="F2AE8B" w:sz="4" w:space="0"/>
-          <w:left w:val="none" w:color="000000" w:sz="4" w:space="0"/>
-          <w:bottom w:val="single" w:color="F2AE8B" w:sz="4" w:space="0"/>
-          <w:right w:val="none" w:color="000000" w:sz="4" w:space="0"/>
+          <w:top w:val="single" w:sz="4" w:space="0" w:color="F2AE8B"/>
+          <w:left w:val="none" w:sz="4" w:space="0" w:color="000000"/>
+          <w:bottom w:val="single" w:sz="4" w:space="0" w:color="F2AE8B"/>
+          <w:right w:val="none" w:sz="4" w:space="0" w:color="000000"/>
         </w:tcBorders>
       </w:tcPr>
     </w:tblStylePr>
@@ -11401,10 +11469,10 @@
       <w:tblPr/>
       <w:tcPr>
         <w:tcBorders>
-          <w:top w:val="single" w:color="F2AE8B" w:sz="4" w:space="0"/>
-          <w:left w:val="none" w:color="000000" w:sz="4" w:space="0"/>
-          <w:bottom w:val="single" w:color="F2AE8B" w:sz="4" w:space="0"/>
-          <w:right w:val="none" w:color="000000" w:sz="4" w:space="0"/>
+          <w:top w:val="single" w:sz="4" w:space="0" w:color="F2AE8B"/>
+          <w:left w:val="none" w:sz="4" w:space="0" w:color="000000"/>
+          <w:bottom w:val="single" w:sz="4" w:space="0" w:color="F2AE8B"/>
+          <w:right w:val="none" w:sz="4" w:space="0" w:color="000000"/>
         </w:tcBorders>
       </w:tcPr>
     </w:tblStylePr>
@@ -11455,9 +11523,9 @@
       <w:tblStyleRowBandSize w:val="1"/>
       <w:tblStyleColBandSize w:val="1"/>
       <w:tblBorders>
-        <w:top w:val="single" w:color="51D663" w:sz="4" w:space="0"/>
-        <w:bottom w:val="single" w:color="51D663" w:sz="4" w:space="0"/>
-        <w:insideH w:val="single" w:color="51D663" w:sz="4" w:space="0"/>
+        <w:top w:val="single" w:sz="4" w:space="0" w:color="51D663"/>
+        <w:bottom w:val="single" w:sz="4" w:space="0" w:color="51D663"/>
+        <w:insideH w:val="single" w:sz="4" w:space="0" w:color="51D663"/>
       </w:tblBorders>
     </w:tblPr>
     <w:tblStylePr w:type="firstRow">
@@ -11470,10 +11538,10 @@
       <w:tblPr/>
       <w:tcPr>
         <w:tcBorders>
-          <w:top w:val="single" w:color="51D663" w:sz="4" w:space="0"/>
-          <w:left w:val="none" w:color="000000" w:sz="4" w:space="0"/>
-          <w:bottom w:val="single" w:color="51D663" w:sz="4" w:space="0"/>
-          <w:right w:val="none" w:color="000000" w:sz="4" w:space="0"/>
+          <w:top w:val="single" w:sz="4" w:space="0" w:color="51D663"/>
+          <w:left w:val="none" w:sz="4" w:space="0" w:color="000000"/>
+          <w:bottom w:val="single" w:sz="4" w:space="0" w:color="51D663"/>
+          <w:right w:val="none" w:sz="4" w:space="0" w:color="000000"/>
         </w:tcBorders>
       </w:tcPr>
     </w:tblStylePr>
@@ -11487,10 +11555,10 @@
       <w:tblPr/>
       <w:tcPr>
         <w:tcBorders>
-          <w:top w:val="single" w:color="51D663" w:sz="4" w:space="0"/>
-          <w:left w:val="none" w:color="000000" w:sz="4" w:space="0"/>
-          <w:bottom w:val="single" w:color="51D663" w:sz="4" w:space="0"/>
-          <w:right w:val="none" w:color="000000" w:sz="4" w:space="0"/>
+          <w:top w:val="single" w:sz="4" w:space="0" w:color="51D663"/>
+          <w:left w:val="none" w:sz="4" w:space="0" w:color="000000"/>
+          <w:bottom w:val="single" w:sz="4" w:space="0" w:color="51D663"/>
+          <w:right w:val="none" w:sz="4" w:space="0" w:color="000000"/>
         </w:tcBorders>
       </w:tcPr>
     </w:tblStylePr>
@@ -11541,9 +11609,9 @@
       <w:tblStyleRowBandSize w:val="1"/>
       <w:tblStyleColBandSize w:val="1"/>
       <w:tblBorders>
-        <w:top w:val="single" w:color="6ACDF4" w:sz="4" w:space="0"/>
-        <w:bottom w:val="single" w:color="6ACDF4" w:sz="4" w:space="0"/>
-        <w:insideH w:val="single" w:color="6ACDF4" w:sz="4" w:space="0"/>
+        <w:top w:val="single" w:sz="4" w:space="0" w:color="6ACDF4"/>
+        <w:bottom w:val="single" w:sz="4" w:space="0" w:color="6ACDF4"/>
+        <w:insideH w:val="single" w:sz="4" w:space="0" w:color="6ACDF4"/>
       </w:tblBorders>
     </w:tblPr>
     <w:tblStylePr w:type="firstRow">
@@ -11556,10 +11624,10 @@
       <w:tblPr/>
       <w:tcPr>
         <w:tcBorders>
-          <w:top w:val="single" w:color="6ACDF4" w:sz="4" w:space="0"/>
-          <w:left w:val="none" w:color="000000" w:sz="4" w:space="0"/>
-          <w:bottom w:val="single" w:color="6ACDF4" w:sz="4" w:space="0"/>
-          <w:right w:val="none" w:color="000000" w:sz="4" w:space="0"/>
+          <w:top w:val="single" w:sz="4" w:space="0" w:color="6ACDF4"/>
+          <w:left w:val="none" w:sz="4" w:space="0" w:color="000000"/>
+          <w:bottom w:val="single" w:sz="4" w:space="0" w:color="6ACDF4"/>
+          <w:right w:val="none" w:sz="4" w:space="0" w:color="000000"/>
         </w:tcBorders>
       </w:tcPr>
     </w:tblStylePr>
@@ -11573,10 +11641,10 @@
       <w:tblPr/>
       <w:tcPr>
         <w:tcBorders>
-          <w:top w:val="single" w:color="6ACDF4" w:sz="4" w:space="0"/>
-          <w:left w:val="none" w:color="000000" w:sz="4" w:space="0"/>
-          <w:bottom w:val="single" w:color="6ACDF4" w:sz="4" w:space="0"/>
-          <w:right w:val="none" w:color="000000" w:sz="4" w:space="0"/>
+          <w:top w:val="single" w:sz="4" w:space="0" w:color="6ACDF4"/>
+          <w:left w:val="none" w:sz="4" w:space="0" w:color="000000"/>
+          <w:bottom w:val="single" w:sz="4" w:space="0" w:color="6ACDF4"/>
+          <w:right w:val="none" w:sz="4" w:space="0" w:color="000000"/>
         </w:tcBorders>
       </w:tcPr>
     </w:tblStylePr>
@@ -11627,9 +11695,9 @@
       <w:tblStyleRowBandSize w:val="1"/>
       <w:tblStyleColBandSize w:val="1"/>
       <w:tblBorders>
-        <w:top w:val="single" w:color="DA76CE" w:sz="4" w:space="0"/>
-        <w:bottom w:val="single" w:color="DA76CE" w:sz="4" w:space="0"/>
-        <w:insideH w:val="single" w:color="DA76CE" w:sz="4" w:space="0"/>
+        <w:top w:val="single" w:sz="4" w:space="0" w:color="DA76CE"/>
+        <w:bottom w:val="single" w:sz="4" w:space="0" w:color="DA76CE"/>
+        <w:insideH w:val="single" w:sz="4" w:space="0" w:color="DA76CE"/>
       </w:tblBorders>
     </w:tblPr>
     <w:tblStylePr w:type="firstRow">
@@ -11642,10 +11710,10 @@
       <w:tblPr/>
       <w:tcPr>
         <w:tcBorders>
-          <w:top w:val="single" w:color="DA76CE" w:sz="4" w:space="0"/>
-          <w:left w:val="none" w:color="000000" w:sz="4" w:space="0"/>
-          <w:bottom w:val="single" w:color="DA76CE" w:sz="4" w:space="0"/>
-          <w:right w:val="none" w:color="000000" w:sz="4" w:space="0"/>
+          <w:top w:val="single" w:sz="4" w:space="0" w:color="DA76CE"/>
+          <w:left w:val="none" w:sz="4" w:space="0" w:color="000000"/>
+          <w:bottom w:val="single" w:sz="4" w:space="0" w:color="DA76CE"/>
+          <w:right w:val="none" w:sz="4" w:space="0" w:color="000000"/>
         </w:tcBorders>
       </w:tcPr>
     </w:tblStylePr>
@@ -11659,10 +11727,10 @@
       <w:tblPr/>
       <w:tcPr>
         <w:tcBorders>
-          <w:top w:val="single" w:color="DA76CE" w:sz="4" w:space="0"/>
-          <w:left w:val="none" w:color="000000" w:sz="4" w:space="0"/>
-          <w:bottom w:val="single" w:color="DA76CE" w:sz="4" w:space="0"/>
-          <w:right w:val="none" w:color="000000" w:sz="4" w:space="0"/>
+          <w:top w:val="single" w:sz="4" w:space="0" w:color="DA76CE"/>
+          <w:left w:val="none" w:sz="4" w:space="0" w:color="000000"/>
+          <w:bottom w:val="single" w:sz="4" w:space="0" w:color="DA76CE"/>
+          <w:right w:val="none" w:sz="4" w:space="0" w:color="000000"/>
         </w:tcBorders>
       </w:tcPr>
     </w:tblStylePr>
@@ -11713,9 +11781,9 @@
       <w:tblStyleRowBandSize w:val="1"/>
       <w:tblStyleColBandSize w:val="1"/>
       <w:tblBorders>
-        <w:top w:val="single" w:color="94DA7B" w:sz="4" w:space="0"/>
-        <w:bottom w:val="single" w:color="94DA7B" w:sz="4" w:space="0"/>
-        <w:insideH w:val="single" w:color="94DA7B" w:sz="4" w:space="0"/>
+        <w:top w:val="single" w:sz="4" w:space="0" w:color="94DA7B"/>
+        <w:bottom w:val="single" w:sz="4" w:space="0" w:color="94DA7B"/>
+        <w:insideH w:val="single" w:sz="4" w:space="0" w:color="94DA7B"/>
       </w:tblBorders>
     </w:tblPr>
     <w:tblStylePr w:type="firstRow">
@@ -11728,10 +11796,10 @@
       <w:tblPr/>
       <w:tcPr>
         <w:tcBorders>
-          <w:top w:val="single" w:color="94DA7B" w:sz="4" w:space="0"/>
-          <w:left w:val="none" w:color="000000" w:sz="4" w:space="0"/>
-          <w:bottom w:val="single" w:color="94DA7B" w:sz="4" w:space="0"/>
-          <w:right w:val="none" w:color="000000" w:sz="4" w:space="0"/>
+          <w:top w:val="single" w:sz="4" w:space="0" w:color="94DA7B"/>
+          <w:left w:val="none" w:sz="4" w:space="0" w:color="000000"/>
+          <w:bottom w:val="single" w:sz="4" w:space="0" w:color="94DA7B"/>
+          <w:right w:val="none" w:sz="4" w:space="0" w:color="000000"/>
         </w:tcBorders>
       </w:tcPr>
     </w:tblStylePr>
@@ -11745,10 +11813,10 @@
       <w:tblPr/>
       <w:tcPr>
         <w:tcBorders>
-          <w:top w:val="single" w:color="94DA7B" w:sz="4" w:space="0"/>
-          <w:left w:val="none" w:color="000000" w:sz="4" w:space="0"/>
-          <w:bottom w:val="single" w:color="94DA7B" w:sz="4" w:space="0"/>
-          <w:right w:val="none" w:color="000000" w:sz="4" w:space="0"/>
+          <w:top w:val="single" w:sz="4" w:space="0" w:color="94DA7B"/>
+          <w:left w:val="none" w:sz="4" w:space="0" w:color="000000"/>
+          <w:bottom w:val="single" w:sz="4" w:space="0" w:color="94DA7B"/>
+          <w:right w:val="none" w:sz="4" w:space="0" w:color="000000"/>
         </w:tcBorders>
       </w:tcPr>
     </w:tblStylePr>
@@ -11799,10 +11867,10 @@
       <w:tblStyleRowBandSize w:val="1"/>
       <w:tblStyleColBandSize w:val="1"/>
       <w:tblBorders>
-        <w:top w:val="single" w:color="000000" w:sz="4" w:space="0"/>
-        <w:left w:val="single" w:color="000000" w:sz="4" w:space="0"/>
-        <w:bottom w:val="single" w:color="000000" w:sz="4" w:space="0"/>
-        <w:right w:val="single" w:color="000000" w:sz="4" w:space="0"/>
+        <w:top w:val="single" w:sz="4" w:space="0" w:color="000000"/>
+        <w:left w:val="single" w:sz="4" w:space="0" w:color="000000"/>
+        <w:bottom w:val="single" w:sz="4" w:space="0" w:color="000000"/>
+        <w:right w:val="single" w:sz="4" w:space="0" w:color="000000"/>
       </w:tblBorders>
     </w:tblPr>
     <w:tblStylePr w:type="firstRow">
@@ -11844,8 +11912,8 @@
       <w:tblPr/>
       <w:tcPr>
         <w:tcBorders>
-          <w:left w:val="single" w:color="000000" w:sz="4" w:space="0"/>
-          <w:right w:val="single" w:color="000000" w:sz="4" w:space="0"/>
+          <w:left w:val="single" w:sz="4" w:space="0" w:color="000000"/>
+          <w:right w:val="single" w:sz="4" w:space="0" w:color="000000"/>
         </w:tcBorders>
       </w:tcPr>
     </w:tblStylePr>
@@ -11858,8 +11926,8 @@
       <w:tblPr/>
       <w:tcPr>
         <w:tcBorders>
-          <w:top w:val="single" w:color="000000" w:sz="4" w:space="0"/>
-          <w:bottom w:val="single" w:color="000000" w:sz="4" w:space="0"/>
+          <w:top w:val="single" w:sz="4" w:space="0" w:color="000000"/>
+          <w:bottom w:val="single" w:sz="4" w:space="0" w:color="000000"/>
         </w:tcBorders>
       </w:tcPr>
     </w:tblStylePr>
@@ -11872,10 +11940,10 @@
       <w:tblStyleRowBandSize w:val="1"/>
       <w:tblStyleColBandSize w:val="1"/>
       <w:tblBorders>
-        <w:top w:val="single" w:color="156082" w:sz="4" w:space="0"/>
-        <w:left w:val="single" w:color="156082" w:sz="4" w:space="0"/>
-        <w:bottom w:val="single" w:color="156082" w:sz="4" w:space="0"/>
-        <w:right w:val="single" w:color="156082" w:sz="4" w:space="0"/>
+        <w:top w:val="single" w:sz="4" w:space="0" w:color="156082"/>
+        <w:left w:val="single" w:sz="4" w:space="0" w:color="156082"/>
+        <w:bottom w:val="single" w:sz="4" w:space="0" w:color="156082"/>
+        <w:right w:val="single" w:sz="4" w:space="0" w:color="156082"/>
       </w:tblBorders>
     </w:tblPr>
     <w:tblStylePr w:type="firstRow">
@@ -11917,8 +11985,8 @@
       <w:tblPr/>
       <w:tcPr>
         <w:tcBorders>
-          <w:left w:val="single" w:color="156082" w:sz="4" w:space="0"/>
-          <w:right w:val="single" w:color="156082" w:sz="4" w:space="0"/>
+          <w:left w:val="single" w:sz="4" w:space="0" w:color="156082"/>
+          <w:right w:val="single" w:sz="4" w:space="0" w:color="156082"/>
         </w:tcBorders>
       </w:tcPr>
     </w:tblStylePr>
@@ -11931,8 +11999,8 @@
       <w:tblPr/>
       <w:tcPr>
         <w:tcBorders>
-          <w:top w:val="single" w:color="156082" w:sz="4" w:space="0"/>
-          <w:bottom w:val="single" w:color="156082" w:sz="4" w:space="0"/>
+          <w:top w:val="single" w:sz="4" w:space="0" w:color="156082"/>
+          <w:bottom w:val="single" w:sz="4" w:space="0" w:color="156082"/>
         </w:tcBorders>
       </w:tcPr>
     </w:tblStylePr>
@@ -11945,10 +12013,10 @@
       <w:tblStyleRowBandSize w:val="1"/>
       <w:tblStyleColBandSize w:val="1"/>
       <w:tblBorders>
-        <w:top w:val="single" w:color="F2AA85" w:sz="4" w:space="0"/>
-        <w:left w:val="single" w:color="F2AA85" w:sz="4" w:space="0"/>
-        <w:bottom w:val="single" w:color="F2AA85" w:sz="4" w:space="0"/>
-        <w:right w:val="single" w:color="F2AA85" w:sz="4" w:space="0"/>
+        <w:top w:val="single" w:sz="4" w:space="0" w:color="F2AA85"/>
+        <w:left w:val="single" w:sz="4" w:space="0" w:color="F2AA85"/>
+        <w:bottom w:val="single" w:sz="4" w:space="0" w:color="F2AA85"/>
+        <w:right w:val="single" w:sz="4" w:space="0" w:color="F2AA85"/>
       </w:tblBorders>
     </w:tblPr>
     <w:tblStylePr w:type="firstRow">
@@ -11990,8 +12058,8 @@
       <w:tblPr/>
       <w:tcPr>
         <w:tcBorders>
-          <w:left w:val="single" w:color="F2AA85" w:sz="4" w:space="0"/>
-          <w:right w:val="single" w:color="F2AA85" w:sz="4" w:space="0"/>
+          <w:left w:val="single" w:sz="4" w:space="0" w:color="F2AA85"/>
+          <w:right w:val="single" w:sz="4" w:space="0" w:color="F2AA85"/>
         </w:tcBorders>
       </w:tcPr>
     </w:tblStylePr>
@@ -12004,8 +12072,8 @@
       <w:tblPr/>
       <w:tcPr>
         <w:tcBorders>
-          <w:top w:val="single" w:color="F2AA85" w:sz="4" w:space="0"/>
-          <w:bottom w:val="single" w:color="F2AA85" w:sz="4" w:space="0"/>
+          <w:top w:val="single" w:sz="4" w:space="0" w:color="F2AA85"/>
+          <w:bottom w:val="single" w:sz="4" w:space="0" w:color="F2AA85"/>
         </w:tcBorders>
       </w:tcPr>
     </w:tblStylePr>
@@ -12018,10 +12086,10 @@
       <w:tblStyleRowBandSize w:val="1"/>
       <w:tblStyleColBandSize w:val="1"/>
       <w:tblBorders>
-        <w:top w:val="single" w:color="48D45B" w:sz="4" w:space="0"/>
-        <w:left w:val="single" w:color="48D45B" w:sz="4" w:space="0"/>
-        <w:bottom w:val="single" w:color="48D45B" w:sz="4" w:space="0"/>
-        <w:right w:val="single" w:color="48D45B" w:sz="4" w:space="0"/>
+        <w:top w:val="single" w:sz="4" w:space="0" w:color="48D45B"/>
+        <w:left w:val="single" w:sz="4" w:space="0" w:color="48D45B"/>
+        <w:bottom w:val="single" w:sz="4" w:space="0" w:color="48D45B"/>
+        <w:right w:val="single" w:sz="4" w:space="0" w:color="48D45B"/>
       </w:tblBorders>
     </w:tblPr>
     <w:tblStylePr w:type="firstRow">
@@ -12063,8 +12131,8 @@
       <w:tblPr/>
       <w:tcPr>
         <w:tcBorders>
-          <w:left w:val="single" w:color="48D45B" w:sz="4" w:space="0"/>
-          <w:right w:val="single" w:color="48D45B" w:sz="4" w:space="0"/>
+          <w:left w:val="single" w:sz="4" w:space="0" w:color="48D45B"/>
+          <w:right w:val="single" w:sz="4" w:space="0" w:color="48D45B"/>
         </w:tcBorders>
       </w:tcPr>
     </w:tblStylePr>
@@ -12077,8 +12145,8 @@
       <w:tblPr/>
       <w:tcPr>
         <w:tcBorders>
-          <w:top w:val="single" w:color="48D45B" w:sz="4" w:space="0"/>
-          <w:bottom w:val="single" w:color="48D45B" w:sz="4" w:space="0"/>
+          <w:top w:val="single" w:sz="4" w:space="0" w:color="48D45B"/>
+          <w:bottom w:val="single" w:sz="4" w:space="0" w:color="48D45B"/>
         </w:tcBorders>
       </w:tcPr>
     </w:tblStylePr>
@@ -12091,10 +12159,10 @@
       <w:tblStyleRowBandSize w:val="1"/>
       <w:tblStyleColBandSize w:val="1"/>
       <w:tblBorders>
-        <w:top w:val="single" w:color="5FCAF3" w:sz="4" w:space="0"/>
-        <w:left w:val="single" w:color="5FCAF3" w:sz="4" w:space="0"/>
-        <w:bottom w:val="single" w:color="5FCAF3" w:sz="4" w:space="0"/>
-        <w:right w:val="single" w:color="5FCAF3" w:sz="4" w:space="0"/>
+        <w:top w:val="single" w:sz="4" w:space="0" w:color="5FCAF3"/>
+        <w:left w:val="single" w:sz="4" w:space="0" w:color="5FCAF3"/>
+        <w:bottom w:val="single" w:sz="4" w:space="0" w:color="5FCAF3"/>
+        <w:right w:val="single" w:sz="4" w:space="0" w:color="5FCAF3"/>
       </w:tblBorders>
     </w:tblPr>
     <w:tblStylePr w:type="firstRow">
@@ -12136,8 +12204,8 @@
       <w:tblPr/>
       <w:tcPr>
         <w:tcBorders>
-          <w:left w:val="single" w:color="5FCAF3" w:sz="4" w:space="0"/>
-          <w:right w:val="single" w:color="5FCAF3" w:sz="4" w:space="0"/>
+          <w:left w:val="single" w:sz="4" w:space="0" w:color="5FCAF3"/>
+          <w:right w:val="single" w:sz="4" w:space="0" w:color="5FCAF3"/>
         </w:tcBorders>
       </w:tcPr>
     </w:tblStylePr>
@@ -12150,8 +12218,8 @@
       <w:tblPr/>
       <w:tcPr>
         <w:tcBorders>
-          <w:top w:val="single" w:color="5FCAF3" w:sz="4" w:space="0"/>
-          <w:bottom w:val="single" w:color="5FCAF3" w:sz="4" w:space="0"/>
+          <w:top w:val="single" w:sz="4" w:space="0" w:color="5FCAF3"/>
+          <w:bottom w:val="single" w:sz="4" w:space="0" w:color="5FCAF3"/>
         </w:tcBorders>
       </w:tcPr>
     </w:tblStylePr>
@@ -12164,10 +12232,10 @@
       <w:tblStyleRowBandSize w:val="1"/>
       <w:tblStyleColBandSize w:val="1"/>
       <w:tblBorders>
-        <w:top w:val="single" w:color="D76CCB" w:sz="4" w:space="0"/>
-        <w:left w:val="single" w:color="D76CCB" w:sz="4" w:space="0"/>
-        <w:bottom w:val="single" w:color="D76CCB" w:sz="4" w:space="0"/>
-        <w:right w:val="single" w:color="D76CCB" w:sz="4" w:space="0"/>
+        <w:top w:val="single" w:sz="4" w:space="0" w:color="D76CCB"/>
+        <w:left w:val="single" w:sz="4" w:space="0" w:color="D76CCB"/>
+        <w:bottom w:val="single" w:sz="4" w:space="0" w:color="D76CCB"/>
+        <w:right w:val="single" w:sz="4" w:space="0" w:color="D76CCB"/>
       </w:tblBorders>
     </w:tblPr>
     <w:tblStylePr w:type="firstRow">
@@ -12209,8 +12277,8 @@
       <w:tblPr/>
       <w:tcPr>
         <w:tcBorders>
-          <w:left w:val="single" w:color="D76CCB" w:sz="4" w:space="0"/>
-          <w:right w:val="single" w:color="D76CCB" w:sz="4" w:space="0"/>
+          <w:left w:val="single" w:sz="4" w:space="0" w:color="D76CCB"/>
+          <w:right w:val="single" w:sz="4" w:space="0" w:color="D76CCB"/>
         </w:tcBorders>
       </w:tcPr>
     </w:tblStylePr>
@@ -12223,8 +12291,8 @@
       <w:tblPr/>
       <w:tcPr>
         <w:tcBorders>
-          <w:top w:val="single" w:color="D76CCB" w:sz="4" w:space="0"/>
-          <w:bottom w:val="single" w:color="D76CCB" w:sz="4" w:space="0"/>
+          <w:top w:val="single" w:sz="4" w:space="0" w:color="D76CCB"/>
+          <w:bottom w:val="single" w:sz="4" w:space="0" w:color="D76CCB"/>
         </w:tcBorders>
       </w:tcPr>
     </w:tblStylePr>
@@ -12237,10 +12305,10 @@
       <w:tblStyleRowBandSize w:val="1"/>
       <w:tblStyleColBandSize w:val="1"/>
       <w:tblBorders>
-        <w:top w:val="single" w:color="8ED873" w:sz="4" w:space="0"/>
-        <w:left w:val="single" w:color="8ED873" w:sz="4" w:space="0"/>
-        <w:bottom w:val="single" w:color="8ED873" w:sz="4" w:space="0"/>
-        <w:right w:val="single" w:color="8ED873" w:sz="4" w:space="0"/>
+        <w:top w:val="single" w:sz="4" w:space="0" w:color="8ED873"/>
+        <w:left w:val="single" w:sz="4" w:space="0" w:color="8ED873"/>
+        <w:bottom w:val="single" w:sz="4" w:space="0" w:color="8ED873"/>
+        <w:right w:val="single" w:sz="4" w:space="0" w:color="8ED873"/>
       </w:tblBorders>
     </w:tblPr>
     <w:tblStylePr w:type="firstRow">
@@ -12282,8 +12350,8 @@
       <w:tblPr/>
       <w:tcPr>
         <w:tcBorders>
-          <w:left w:val="single" w:color="8ED873" w:sz="4" w:space="0"/>
-          <w:right w:val="single" w:color="8ED873" w:sz="4" w:space="0"/>
+          <w:left w:val="single" w:sz="4" w:space="0" w:color="8ED873"/>
+          <w:right w:val="single" w:sz="4" w:space="0" w:color="8ED873"/>
         </w:tcBorders>
       </w:tcPr>
     </w:tblStylePr>
@@ -12296,8 +12364,8 @@
       <w:tblPr/>
       <w:tcPr>
         <w:tcBorders>
-          <w:top w:val="single" w:color="8ED873" w:sz="4" w:space="0"/>
-          <w:bottom w:val="single" w:color="8ED873" w:sz="4" w:space="0"/>
+          <w:top w:val="single" w:sz="4" w:space="0" w:color="8ED873"/>
+          <w:bottom w:val="single" w:sz="4" w:space="0" w:color="8ED873"/>
         </w:tcBorders>
       </w:tcPr>
     </w:tblStylePr>
@@ -12310,11 +12378,11 @@
       <w:tblStyleRowBandSize w:val="1"/>
       <w:tblStyleColBandSize w:val="1"/>
       <w:tblBorders>
-        <w:top w:val="single" w:color="000000" w:sz="4" w:space="0"/>
-        <w:left w:val="single" w:color="000000" w:sz="4" w:space="0"/>
-        <w:bottom w:val="single" w:color="000000" w:sz="4" w:space="0"/>
-        <w:right w:val="single" w:color="000000" w:sz="4" w:space="0"/>
-        <w:insideH w:val="single" w:color="000000" w:sz="4" w:space="0"/>
+        <w:top w:val="single" w:sz="4" w:space="0" w:color="000000"/>
+        <w:left w:val="single" w:sz="4" w:space="0" w:color="000000"/>
+        <w:bottom w:val="single" w:sz="4" w:space="0" w:color="000000"/>
+        <w:right w:val="single" w:sz="4" w:space="0" w:color="000000"/>
+        <w:insideH w:val="single" w:sz="4" w:space="0" w:color="000000"/>
       </w:tblBorders>
     </w:tblPr>
     <w:tblStylePr w:type="firstRow">
@@ -12378,11 +12446,11 @@
       <w:tblStyleRowBandSize w:val="1"/>
       <w:tblStyleColBandSize w:val="1"/>
       <w:tblBorders>
-        <w:top w:val="single" w:color="50B4E2" w:sz="4" w:space="0"/>
-        <w:left w:val="single" w:color="50B4E2" w:sz="4" w:space="0"/>
-        <w:bottom w:val="single" w:color="50B4E2" w:sz="4" w:space="0"/>
-        <w:right w:val="single" w:color="50B4E2" w:sz="4" w:space="0"/>
-        <w:insideH w:val="single" w:color="50B4E2" w:sz="4" w:space="0"/>
+        <w:top w:val="single" w:sz="4" w:space="0" w:color="50B4E2"/>
+        <w:left w:val="single" w:sz="4" w:space="0" w:color="50B4E2"/>
+        <w:bottom w:val="single" w:sz="4" w:space="0" w:color="50B4E2"/>
+        <w:right w:val="single" w:sz="4" w:space="0" w:color="50B4E2"/>
+        <w:insideH w:val="single" w:sz="4" w:space="0" w:color="50B4E2"/>
       </w:tblBorders>
     </w:tblPr>
     <w:tblStylePr w:type="firstRow">
@@ -12446,11 +12514,11 @@
       <w:tblStyleRowBandSize w:val="1"/>
       <w:tblStyleColBandSize w:val="1"/>
       <w:tblBorders>
-        <w:top w:val="single" w:color="F2AE8B" w:sz="4" w:space="0"/>
-        <w:left w:val="single" w:color="F2AE8B" w:sz="4" w:space="0"/>
-        <w:bottom w:val="single" w:color="F2AE8B" w:sz="4" w:space="0"/>
-        <w:right w:val="single" w:color="F2AE8B" w:sz="4" w:space="0"/>
-        <w:insideH w:val="single" w:color="F2AE8B" w:sz="4" w:space="0"/>
+        <w:top w:val="single" w:sz="4" w:space="0" w:color="F2AE8B"/>
+        <w:left w:val="single" w:sz="4" w:space="0" w:color="F2AE8B"/>
+        <w:bottom w:val="single" w:sz="4" w:space="0" w:color="F2AE8B"/>
+        <w:right w:val="single" w:sz="4" w:space="0" w:color="F2AE8B"/>
+        <w:insideH w:val="single" w:sz="4" w:space="0" w:color="F2AE8B"/>
       </w:tblBorders>
     </w:tblPr>
     <w:tblStylePr w:type="firstRow">
@@ -12514,11 +12582,11 @@
       <w:tblStyleRowBandSize w:val="1"/>
       <w:tblStyleColBandSize w:val="1"/>
       <w:tblBorders>
-        <w:top w:val="single" w:color="51D663" w:sz="4" w:space="0"/>
-        <w:left w:val="single" w:color="51D663" w:sz="4" w:space="0"/>
-        <w:bottom w:val="single" w:color="51D663" w:sz="4" w:space="0"/>
-        <w:right w:val="single" w:color="51D663" w:sz="4" w:space="0"/>
-        <w:insideH w:val="single" w:color="51D663" w:sz="4" w:space="0"/>
+        <w:top w:val="single" w:sz="4" w:space="0" w:color="51D663"/>
+        <w:left w:val="single" w:sz="4" w:space="0" w:color="51D663"/>
+        <w:bottom w:val="single" w:sz="4" w:space="0" w:color="51D663"/>
+        <w:right w:val="single" w:sz="4" w:space="0" w:color="51D663"/>
+        <w:insideH w:val="single" w:sz="4" w:space="0" w:color="51D663"/>
       </w:tblBorders>
     </w:tblPr>
     <w:tblStylePr w:type="firstRow">
@@ -12582,11 +12650,11 @@
       <w:tblStyleRowBandSize w:val="1"/>
       <w:tblStyleColBandSize w:val="1"/>
       <w:tblBorders>
-        <w:top w:val="single" w:color="6ACDF4" w:sz="4" w:space="0"/>
-        <w:left w:val="single" w:color="6ACDF4" w:sz="4" w:space="0"/>
-        <w:bottom w:val="single" w:color="6ACDF4" w:sz="4" w:space="0"/>
-        <w:right w:val="single" w:color="6ACDF4" w:sz="4" w:space="0"/>
-        <w:insideH w:val="single" w:color="6ACDF4" w:sz="4" w:space="0"/>
+        <w:top w:val="single" w:sz="4" w:space="0" w:color="6ACDF4"/>
+        <w:left w:val="single" w:sz="4" w:space="0" w:color="6ACDF4"/>
+        <w:bottom w:val="single" w:sz="4" w:space="0" w:color="6ACDF4"/>
+        <w:right w:val="single" w:sz="4" w:space="0" w:color="6ACDF4"/>
+        <w:insideH w:val="single" w:sz="4" w:space="0" w:color="6ACDF4"/>
       </w:tblBorders>
     </w:tblPr>
     <w:tblStylePr w:type="firstRow">
@@ -12650,11 +12718,11 @@
       <w:tblStyleRowBandSize w:val="1"/>
       <w:tblStyleColBandSize w:val="1"/>
       <w:tblBorders>
-        <w:top w:val="single" w:color="DA76CE" w:sz="4" w:space="0"/>
-        <w:left w:val="single" w:color="DA76CE" w:sz="4" w:space="0"/>
-        <w:bottom w:val="single" w:color="DA76CE" w:sz="4" w:space="0"/>
-        <w:right w:val="single" w:color="DA76CE" w:sz="4" w:space="0"/>
-        <w:insideH w:val="single" w:color="DA76CE" w:sz="4" w:space="0"/>
+        <w:top w:val="single" w:sz="4" w:space="0" w:color="DA76CE"/>
+        <w:left w:val="single" w:sz="4" w:space="0" w:color="DA76CE"/>
+        <w:bottom w:val="single" w:sz="4" w:space="0" w:color="DA76CE"/>
+        <w:right w:val="single" w:sz="4" w:space="0" w:color="DA76CE"/>
+        <w:insideH w:val="single" w:sz="4" w:space="0" w:color="DA76CE"/>
       </w:tblBorders>
     </w:tblPr>
     <w:tblStylePr w:type="firstRow">
@@ -12718,11 +12786,11 @@
       <w:tblStyleRowBandSize w:val="1"/>
       <w:tblStyleColBandSize w:val="1"/>
       <w:tblBorders>
-        <w:top w:val="single" w:color="94DA7B" w:sz="4" w:space="0"/>
-        <w:left w:val="single" w:color="94DA7B" w:sz="4" w:space="0"/>
-        <w:bottom w:val="single" w:color="94DA7B" w:sz="4" w:space="0"/>
-        <w:right w:val="single" w:color="94DA7B" w:sz="4" w:space="0"/>
-        <w:insideH w:val="single" w:color="94DA7B" w:sz="4" w:space="0"/>
+        <w:top w:val="single" w:sz="4" w:space="0" w:color="94DA7B"/>
+        <w:left w:val="single" w:sz="4" w:space="0" w:color="94DA7B"/>
+        <w:bottom w:val="single" w:sz="4" w:space="0" w:color="94DA7B"/>
+        <w:right w:val="single" w:sz="4" w:space="0" w:color="94DA7B"/>
+        <w:insideH w:val="single" w:sz="4" w:space="0" w:color="94DA7B"/>
       </w:tblBorders>
     </w:tblPr>
     <w:tblStylePr w:type="firstRow">
@@ -12786,10 +12854,10 @@
       <w:tblStyleRowBandSize w:val="1"/>
       <w:tblStyleColBandSize w:val="1"/>
       <w:tblBorders>
-        <w:top w:val="single" w:color="7F7F7F" w:sz="32" w:space="0"/>
-        <w:left w:val="single" w:color="7F7F7F" w:sz="32" w:space="0"/>
-        <w:bottom w:val="single" w:color="7F7F7F" w:sz="32" w:space="0"/>
-        <w:right w:val="single" w:color="7F7F7F" w:sz="32" w:space="0"/>
+        <w:top w:val="single" w:sz="32" w:space="0" w:color="7F7F7F"/>
+        <w:left w:val="single" w:sz="32" w:space="0" w:color="7F7F7F"/>
+        <w:bottom w:val="single" w:sz="32" w:space="0" w:color="7F7F7F"/>
+        <w:right w:val="single" w:sz="32" w:space="0" w:color="7F7F7F"/>
       </w:tblBorders>
       <w:shd w:val="clear" w:color="7F7F7F" w:fill="7F7F7F"/>
     </w:tblPr>
@@ -12803,8 +12871,8 @@
       <w:tblPr/>
       <w:tcPr>
         <w:tcBorders>
-          <w:top w:val="single" w:color="7F7F7F" w:sz="32" w:space="0"/>
-          <w:bottom w:val="single" w:color="FFFFFF" w:sz="12" w:space="0"/>
+          <w:top w:val="single" w:sz="32" w:space="0" w:color="7F7F7F"/>
+          <w:bottom w:val="single" w:sz="12" w:space="0" w:color="FFFFFF"/>
         </w:tcBorders>
         <w:shd w:val="clear" w:color="7F7F7F" w:fill="7F7F7F"/>
       </w:tcPr>
@@ -12827,8 +12895,8 @@
       <w:tblPr/>
       <w:tcPr>
         <w:tcBorders>
-          <w:left w:val="single" w:color="7F7F7F" w:sz="32" w:space="0"/>
-          <w:right w:val="single" w:color="FFFFFF" w:sz="4" w:space="0"/>
+          <w:left w:val="single" w:sz="32" w:space="0" w:color="7F7F7F"/>
+          <w:right w:val="single" w:sz="4" w:space="0" w:color="FFFFFF"/>
         </w:tcBorders>
       </w:tcPr>
     </w:tblStylePr>
@@ -12836,8 +12904,8 @@
       <w:tblPr/>
       <w:tcPr>
         <w:tcBorders>
-          <w:left w:val="single" w:color="FFFFFF" w:sz="4" w:space="0"/>
-          <w:right w:val="single" w:color="7F7F7F" w:sz="32" w:space="0"/>
+          <w:left w:val="single" w:sz="4" w:space="0" w:color="FFFFFF"/>
+          <w:right w:val="single" w:sz="32" w:space="0" w:color="7F7F7F"/>
         </w:tcBorders>
       </w:tcPr>
     </w:tblStylePr>
@@ -12845,8 +12913,8 @@
       <w:tblPr/>
       <w:tcPr>
         <w:tcBorders>
-          <w:left w:val="single" w:color="FFFFFF" w:sz="4" w:space="0"/>
-          <w:right w:val="single" w:color="FFFFFF" w:sz="4" w:space="0"/>
+          <w:left w:val="single" w:sz="4" w:space="0" w:color="FFFFFF"/>
+          <w:right w:val="single" w:sz="4" w:space="0" w:color="FFFFFF"/>
         </w:tcBorders>
         <w:shd w:val="clear" w:color="7F7F7F" w:fill="7F7F7F"/>
       </w:tcPr>
@@ -12855,8 +12923,8 @@
       <w:tblPr/>
       <w:tcPr>
         <w:tcBorders>
-          <w:left w:val="single" w:color="FFFFFF" w:sz="4" w:space="0"/>
-          <w:right w:val="single" w:color="FFFFFF" w:sz="4" w:space="0"/>
+          <w:left w:val="single" w:sz="4" w:space="0" w:color="FFFFFF"/>
+          <w:right w:val="single" w:sz="4" w:space="0" w:color="FFFFFF"/>
         </w:tcBorders>
       </w:tcPr>
     </w:tblStylePr>
@@ -12864,8 +12932,8 @@
       <w:tblPr/>
       <w:tcPr>
         <w:tcBorders>
-          <w:top w:val="single" w:color="FFFFFF" w:sz="4" w:space="0"/>
-          <w:bottom w:val="single" w:color="FFFFFF" w:sz="4" w:space="0"/>
+          <w:top w:val="single" w:sz="4" w:space="0" w:color="FFFFFF"/>
+          <w:bottom w:val="single" w:sz="4" w:space="0" w:color="FFFFFF"/>
         </w:tcBorders>
         <w:shd w:val="clear" w:color="7F7F7F" w:fill="7F7F7F"/>
       </w:tcPr>
@@ -12874,8 +12942,8 @@
       <w:tblPr/>
       <w:tcPr>
         <w:tcBorders>
-          <w:top w:val="single" w:color="FFFFFF" w:sz="4" w:space="0"/>
-          <w:bottom w:val="single" w:color="FFFFFF" w:sz="4" w:space="0"/>
+          <w:top w:val="single" w:sz="4" w:space="0" w:color="FFFFFF"/>
+          <w:bottom w:val="single" w:sz="4" w:space="0" w:color="FFFFFF"/>
         </w:tcBorders>
         <w:shd w:val="clear" w:color="7F7F7F" w:fill="7F7F7F"/>
       </w:tcPr>
@@ -12889,10 +12957,10 @@
       <w:tblStyleRowBandSize w:val="1"/>
       <w:tblStyleColBandSize w:val="1"/>
       <w:tblBorders>
-        <w:top w:val="single" w:color="156082" w:sz="32" w:space="0"/>
-        <w:left w:val="single" w:color="156082" w:sz="32" w:space="0"/>
-        <w:bottom w:val="single" w:color="156082" w:sz="32" w:space="0"/>
-        <w:right w:val="single" w:color="156082" w:sz="32" w:space="0"/>
+        <w:top w:val="single" w:sz="32" w:space="0" w:color="156082"/>
+        <w:left w:val="single" w:sz="32" w:space="0" w:color="156082"/>
+        <w:bottom w:val="single" w:sz="32" w:space="0" w:color="156082"/>
+        <w:right w:val="single" w:sz="32" w:space="0" w:color="156082"/>
       </w:tblBorders>
       <w:shd w:val="clear" w:color="156082" w:fill="156082"/>
     </w:tblPr>
@@ -12906,8 +12974,8 @@
       <w:tblPr/>
       <w:tcPr>
         <w:tcBorders>
-          <w:top w:val="single" w:color="156082" w:sz="32" w:space="0"/>
-          <w:bottom w:val="single" w:color="FFFFFF" w:sz="12" w:space="0"/>
+          <w:top w:val="single" w:sz="32" w:space="0" w:color="156082"/>
+          <w:bottom w:val="single" w:sz="12" w:space="0" w:color="FFFFFF"/>
         </w:tcBorders>
         <w:shd w:val="clear" w:color="156082" w:fill="156082"/>
       </w:tcPr>
@@ -12930,8 +12998,8 @@
       <w:tblPr/>
       <w:tcPr>
         <w:tcBorders>
-          <w:left w:val="single" w:color="156082" w:sz="32" w:space="0"/>
-          <w:right w:val="single" w:color="FFFFFF" w:sz="4" w:space="0"/>
+          <w:left w:val="single" w:sz="32" w:space="0" w:color="156082"/>
+          <w:right w:val="single" w:sz="4" w:space="0" w:color="FFFFFF"/>
         </w:tcBorders>
       </w:tcPr>
     </w:tblStylePr>
@@ -12939,8 +13007,8 @@
       <w:tblPr/>
       <w:tcPr>
         <w:tcBorders>
-          <w:left w:val="single" w:color="FFFFFF" w:sz="4" w:space="0"/>
-          <w:right w:val="single" w:color="156082" w:sz="32" w:space="0"/>
+          <w:left w:val="single" w:sz="4" w:space="0" w:color="FFFFFF"/>
+          <w:right w:val="single" w:sz="32" w:space="0" w:color="156082"/>
         </w:tcBorders>
       </w:tcPr>
     </w:tblStylePr>
@@ -12948,8 +13016,8 @@
       <w:tblPr/>
       <w:tcPr>
         <w:tcBorders>
-          <w:left w:val="single" w:color="FFFFFF" w:sz="4" w:space="0"/>
-          <w:right w:val="single" w:color="FFFFFF" w:sz="4" w:space="0"/>
+          <w:left w:val="single" w:sz="4" w:space="0" w:color="FFFFFF"/>
+          <w:right w:val="single" w:sz="4" w:space="0" w:color="FFFFFF"/>
         </w:tcBorders>
         <w:shd w:val="clear" w:color="156082" w:fill="156082"/>
       </w:tcPr>
@@ -12958,8 +13026,8 @@
       <w:tblPr/>
       <w:tcPr>
         <w:tcBorders>
-          <w:left w:val="single" w:color="FFFFFF" w:sz="4" w:space="0"/>
-          <w:right w:val="single" w:color="FFFFFF" w:sz="4" w:space="0"/>
+          <w:left w:val="single" w:sz="4" w:space="0" w:color="FFFFFF"/>
+          <w:right w:val="single" w:sz="4" w:space="0" w:color="FFFFFF"/>
         </w:tcBorders>
       </w:tcPr>
     </w:tblStylePr>
@@ -12967,8 +13035,8 @@
       <w:tblPr/>
       <w:tcPr>
         <w:tcBorders>
-          <w:top w:val="single" w:color="FFFFFF" w:sz="4" w:space="0"/>
-          <w:bottom w:val="single" w:color="FFFFFF" w:sz="4" w:space="0"/>
+          <w:top w:val="single" w:sz="4" w:space="0" w:color="FFFFFF"/>
+          <w:bottom w:val="single" w:sz="4" w:space="0" w:color="FFFFFF"/>
         </w:tcBorders>
         <w:shd w:val="clear" w:color="156082" w:fill="156082"/>
       </w:tcPr>
@@ -12977,8 +13045,8 @@
       <w:tblPr/>
       <w:tcPr>
         <w:tcBorders>
-          <w:top w:val="single" w:color="FFFFFF" w:sz="4" w:space="0"/>
-          <w:bottom w:val="single" w:color="FFFFFF" w:sz="4" w:space="0"/>
+          <w:top w:val="single" w:sz="4" w:space="0" w:color="FFFFFF"/>
+          <w:bottom w:val="single" w:sz="4" w:space="0" w:color="FFFFFF"/>
         </w:tcBorders>
         <w:shd w:val="clear" w:color="156082" w:fill="156082"/>
       </w:tcPr>
@@ -12992,10 +13060,10 @@
       <w:tblStyleRowBandSize w:val="1"/>
       <w:tblStyleColBandSize w:val="1"/>
       <w:tblBorders>
-        <w:top w:val="single" w:color="F2AA85" w:sz="32" w:space="0"/>
-        <w:left w:val="single" w:color="F2AA85" w:sz="32" w:space="0"/>
-        <w:bottom w:val="single" w:color="F2AA85" w:sz="32" w:space="0"/>
-        <w:right w:val="single" w:color="F2AA85" w:sz="32" w:space="0"/>
+        <w:top w:val="single" w:sz="32" w:space="0" w:color="F2AA85"/>
+        <w:left w:val="single" w:sz="32" w:space="0" w:color="F2AA85"/>
+        <w:bottom w:val="single" w:sz="32" w:space="0" w:color="F2AA85"/>
+        <w:right w:val="single" w:sz="32" w:space="0" w:color="F2AA85"/>
       </w:tblBorders>
       <w:shd w:val="clear" w:color="F2AA85" w:fill="F2AA85"/>
     </w:tblPr>
@@ -13009,8 +13077,8 @@
       <w:tblPr/>
       <w:tcPr>
         <w:tcBorders>
-          <w:top w:val="single" w:color="F2AA85" w:sz="32" w:space="0"/>
-          <w:bottom w:val="single" w:color="FFFFFF" w:sz="12" w:space="0"/>
+          <w:top w:val="single" w:sz="32" w:space="0" w:color="F2AA85"/>
+          <w:bottom w:val="single" w:sz="12" w:space="0" w:color="FFFFFF"/>
         </w:tcBorders>
         <w:shd w:val="clear" w:color="F2AA85" w:fill="F2AA85"/>
       </w:tcPr>
@@ -13033,8 +13101,8 @@
       <w:tblPr/>
       <w:tcPr>
         <w:tcBorders>
-          <w:left w:val="single" w:color="F2AA85" w:sz="32" w:space="0"/>
-          <w:right w:val="single" w:color="FFFFFF" w:sz="4" w:space="0"/>
+          <w:left w:val="single" w:sz="32" w:space="0" w:color="F2AA85"/>
+          <w:right w:val="single" w:sz="4" w:space="0" w:color="FFFFFF"/>
         </w:tcBorders>
       </w:tcPr>
     </w:tblStylePr>
@@ -13042,8 +13110,8 @@
       <w:tblPr/>
       <w:tcPr>
         <w:tcBorders>
-          <w:left w:val="single" w:color="FFFFFF" w:sz="4" w:space="0"/>
-          <w:right w:val="single" w:color="F2AA85" w:sz="32" w:space="0"/>
+          <w:left w:val="single" w:sz="4" w:space="0" w:color="FFFFFF"/>
+          <w:right w:val="single" w:sz="32" w:space="0" w:color="F2AA85"/>
         </w:tcBorders>
       </w:tcPr>
     </w:tblStylePr>
@@ -13051,8 +13119,8 @@
       <w:tblPr/>
       <w:tcPr>
         <w:tcBorders>
-          <w:left w:val="single" w:color="FFFFFF" w:sz="4" w:space="0"/>
-          <w:right w:val="single" w:color="FFFFFF" w:sz="4" w:space="0"/>
+          <w:left w:val="single" w:sz="4" w:space="0" w:color="FFFFFF"/>
+          <w:right w:val="single" w:sz="4" w:space="0" w:color="FFFFFF"/>
         </w:tcBorders>
         <w:shd w:val="clear" w:color="F2AA85" w:fill="F2AA85"/>
       </w:tcPr>
@@ -13061,8 +13129,8 @@
       <w:tblPr/>
       <w:tcPr>
         <w:tcBorders>
-          <w:left w:val="single" w:color="FFFFFF" w:sz="4" w:space="0"/>
-          <w:right w:val="single" w:color="FFFFFF" w:sz="4" w:space="0"/>
+          <w:left w:val="single" w:sz="4" w:space="0" w:color="FFFFFF"/>
+          <w:right w:val="single" w:sz="4" w:space="0" w:color="FFFFFF"/>
         </w:tcBorders>
       </w:tcPr>
     </w:tblStylePr>
@@ -13070,8 +13138,8 @@
       <w:tblPr/>
       <w:tcPr>
         <w:tcBorders>
-          <w:top w:val="single" w:color="FFFFFF" w:sz="4" w:space="0"/>
-          <w:bottom w:val="single" w:color="FFFFFF" w:sz="4" w:space="0"/>
+          <w:top w:val="single" w:sz="4" w:space="0" w:color="FFFFFF"/>
+          <w:bottom w:val="single" w:sz="4" w:space="0" w:color="FFFFFF"/>
         </w:tcBorders>
         <w:shd w:val="clear" w:color="F2AA85" w:fill="F2AA85"/>
       </w:tcPr>
@@ -13080,8 +13148,8 @@
       <w:tblPr/>
       <w:tcPr>
         <w:tcBorders>
-          <w:top w:val="single" w:color="FFFFFF" w:sz="4" w:space="0"/>
-          <w:bottom w:val="single" w:color="FFFFFF" w:sz="4" w:space="0"/>
+          <w:top w:val="single" w:sz="4" w:space="0" w:color="FFFFFF"/>
+          <w:bottom w:val="single" w:sz="4" w:space="0" w:color="FFFFFF"/>
         </w:tcBorders>
         <w:shd w:val="clear" w:color="F2AA85" w:fill="F2AA85"/>
       </w:tcPr>
@@ -13095,10 +13163,10 @@
       <w:tblStyleRowBandSize w:val="1"/>
       <w:tblStyleColBandSize w:val="1"/>
       <w:tblBorders>
-        <w:top w:val="single" w:color="48D45B" w:sz="32" w:space="0"/>
-        <w:left w:val="single" w:color="48D45B" w:sz="32" w:space="0"/>
-        <w:bottom w:val="single" w:color="48D45B" w:sz="32" w:space="0"/>
-        <w:right w:val="single" w:color="48D45B" w:sz="32" w:space="0"/>
+        <w:top w:val="single" w:sz="32" w:space="0" w:color="48D45B"/>
+        <w:left w:val="single" w:sz="32" w:space="0" w:color="48D45B"/>
+        <w:bottom w:val="single" w:sz="32" w:space="0" w:color="48D45B"/>
+        <w:right w:val="single" w:sz="32" w:space="0" w:color="48D45B"/>
       </w:tblBorders>
       <w:shd w:val="clear" w:color="48D45B" w:fill="48D45B"/>
     </w:tblPr>
@@ -13112,8 +13180,8 @@
       <w:tblPr/>
       <w:tcPr>
         <w:tcBorders>
-          <w:top w:val="single" w:color="48D45B" w:sz="32" w:space="0"/>
-          <w:bottom w:val="single" w:color="FFFFFF" w:sz="12" w:space="0"/>
+          <w:top w:val="single" w:sz="32" w:space="0" w:color="48D45B"/>
+          <w:bottom w:val="single" w:sz="12" w:space="0" w:color="FFFFFF"/>
         </w:tcBorders>
         <w:shd w:val="clear" w:color="48D45B" w:fill="48D45B"/>
       </w:tcPr>
@@ -13136,8 +13204,8 @@
       <w:tblPr/>
       <w:tcPr>
         <w:tcBorders>
-          <w:left w:val="single" w:color="48D45B" w:sz="32" w:space="0"/>
-          <w:right w:val="single" w:color="FFFFFF" w:sz="4" w:space="0"/>
+          <w:left w:val="single" w:sz="32" w:space="0" w:color="48D45B"/>
+          <w:right w:val="single" w:sz="4" w:space="0" w:color="FFFFFF"/>
         </w:tcBorders>
       </w:tcPr>
     </w:tblStylePr>
@@ -13145,8 +13213,8 @@
       <w:tblPr/>
       <w:tcPr>
         <w:tcBorders>
-          <w:left w:val="single" w:color="FFFFFF" w:sz="4" w:space="0"/>
-          <w:right w:val="single" w:color="48D45B" w:sz="32" w:space="0"/>
+          <w:left w:val="single" w:sz="4" w:space="0" w:color="FFFFFF"/>
+          <w:right w:val="single" w:sz="32" w:space="0" w:color="48D45B"/>
         </w:tcBorders>
       </w:tcPr>
     </w:tblStylePr>
@@ -13154,8 +13222,8 @@
       <w:tblPr/>
       <w:tcPr>
         <w:tcBorders>
-          <w:left w:val="single" w:color="FFFFFF" w:sz="4" w:space="0"/>
-          <w:right w:val="single" w:color="FFFFFF" w:sz="4" w:space="0"/>
+          <w:left w:val="single" w:sz="4" w:space="0" w:color="FFFFFF"/>
+          <w:right w:val="single" w:sz="4" w:space="0" w:color="FFFFFF"/>
         </w:tcBorders>
         <w:shd w:val="clear" w:color="48D45B" w:fill="48D45B"/>
       </w:tcPr>
@@ -13164,8 +13232,8 @@
       <w:tblPr/>
       <w:tcPr>
         <w:tcBorders>
-          <w:left w:val="single" w:color="FFFFFF" w:sz="4" w:space="0"/>
-          <w:right w:val="single" w:color="FFFFFF" w:sz="4" w:space="0"/>
+          <w:left w:val="single" w:sz="4" w:space="0" w:color="FFFFFF"/>
+          <w:right w:val="single" w:sz="4" w:space="0" w:color="FFFFFF"/>
         </w:tcBorders>
       </w:tcPr>
     </w:tblStylePr>
@@ -13173,8 +13241,8 @@
       <w:tblPr/>
       <w:tcPr>
         <w:tcBorders>
-          <w:top w:val="single" w:color="FFFFFF" w:sz="4" w:space="0"/>
-          <w:bottom w:val="single" w:color="FFFFFF" w:sz="4" w:space="0"/>
+          <w:top w:val="single" w:sz="4" w:space="0" w:color="FFFFFF"/>
+          <w:bottom w:val="single" w:sz="4" w:space="0" w:color="FFFFFF"/>
         </w:tcBorders>
         <w:shd w:val="clear" w:color="48D45B" w:fill="48D45B"/>
       </w:tcPr>
@@ -13183,8 +13251,8 @@
       <w:tblPr/>
       <w:tcPr>
         <w:tcBorders>
-          <w:top w:val="single" w:color="FFFFFF" w:sz="4" w:space="0"/>
-          <w:bottom w:val="single" w:color="FFFFFF" w:sz="4" w:space="0"/>
+          <w:top w:val="single" w:sz="4" w:space="0" w:color="FFFFFF"/>
+          <w:bottom w:val="single" w:sz="4" w:space="0" w:color="FFFFFF"/>
         </w:tcBorders>
         <w:shd w:val="clear" w:color="48D45B" w:fill="48D45B"/>
       </w:tcPr>
@@ -13198,10 +13266,10 @@
       <w:tblStyleRowBandSize w:val="1"/>
       <w:tblStyleColBandSize w:val="1"/>
       <w:tblBorders>
-        <w:top w:val="single" w:color="5FCAF3" w:sz="32" w:space="0"/>
-        <w:left w:val="single" w:color="5FCAF3" w:sz="32" w:space="0"/>
-        <w:bottom w:val="single" w:color="5FCAF3" w:sz="32" w:space="0"/>
-        <w:right w:val="single" w:color="5FCAF3" w:sz="32" w:space="0"/>
+        <w:top w:val="single" w:sz="32" w:space="0" w:color="5FCAF3"/>
+        <w:left w:val="single" w:sz="32" w:space="0" w:color="5FCAF3"/>
+        <w:bottom w:val="single" w:sz="32" w:space="0" w:color="5FCAF3"/>
+        <w:right w:val="single" w:sz="32" w:space="0" w:color="5FCAF3"/>
       </w:tblBorders>
       <w:shd w:val="clear" w:color="5FCAF3" w:fill="5FCAF3"/>
     </w:tblPr>
@@ -13215,8 +13283,8 @@
       <w:tblPr/>
       <w:tcPr>
         <w:tcBorders>
-          <w:top w:val="single" w:color="5FCAF3" w:sz="32" w:space="0"/>
-          <w:bottom w:val="single" w:color="FFFFFF" w:sz="12" w:space="0"/>
+          <w:top w:val="single" w:sz="32" w:space="0" w:color="5FCAF3"/>
+          <w:bottom w:val="single" w:sz="12" w:space="0" w:color="FFFFFF"/>
         </w:tcBorders>
         <w:shd w:val="clear" w:color="5FCAF3" w:fill="5FCAF3"/>
       </w:tcPr>
@@ -13239,8 +13307,8 @@
       <w:tblPr/>
       <w:tcPr>
         <w:tcBorders>
-          <w:left w:val="single" w:color="5FCAF3" w:sz="32" w:space="0"/>
-          <w:right w:val="single" w:color="FFFFFF" w:sz="4" w:space="0"/>
+          <w:left w:val="single" w:sz="32" w:space="0" w:color="5FCAF3"/>
+          <w:right w:val="single" w:sz="4" w:space="0" w:color="FFFFFF"/>
         </w:tcBorders>
       </w:tcPr>
     </w:tblStylePr>
@@ -13248,8 +13316,8 @@
       <w:tblPr/>
       <w:tcPr>
         <w:tcBorders>
-          <w:left w:val="single" w:color="FFFFFF" w:sz="4" w:space="0"/>
-          <w:right w:val="single" w:color="5FCAF3" w:sz="32" w:space="0"/>
+          <w:left w:val="single" w:sz="4" w:space="0" w:color="FFFFFF"/>
+          <w:right w:val="single" w:sz="32" w:space="0" w:color="5FCAF3"/>
         </w:tcBorders>
       </w:tcPr>
     </w:tblStylePr>
@@ -13257,8 +13325,8 @@
       <w:tblPr/>
       <w:tcPr>
         <w:tcBorders>
-          <w:left w:val="single" w:color="FFFFFF" w:sz="4" w:space="0"/>
-          <w:right w:val="single" w:color="FFFFFF" w:sz="4" w:space="0"/>
+          <w:left w:val="single" w:sz="4" w:space="0" w:color="FFFFFF"/>
+          <w:right w:val="single" w:sz="4" w:space="0" w:color="FFFFFF"/>
         </w:tcBorders>
         <w:shd w:val="clear" w:color="5FCAF3" w:fill="5FCAF3"/>
       </w:tcPr>
@@ -13267,8 +13335,8 @@
       <w:tblPr/>
       <w:tcPr>
         <w:tcBorders>
-          <w:left w:val="single" w:color="FFFFFF" w:sz="4" w:space="0"/>
-          <w:right w:val="single" w:color="FFFFFF" w:sz="4" w:space="0"/>
+          <w:left w:val="single" w:sz="4" w:space="0" w:color="FFFFFF"/>
+          <w:right w:val="single" w:sz="4" w:space="0" w:color="FFFFFF"/>
         </w:tcBorders>
       </w:tcPr>
     </w:tblStylePr>
@@ -13276,8 +13344,8 @@
       <w:tblPr/>
       <w:tcPr>
         <w:tcBorders>
-          <w:top w:val="single" w:color="FFFFFF" w:sz="4" w:space="0"/>
-          <w:bottom w:val="single" w:color="FFFFFF" w:sz="4" w:space="0"/>
+          <w:top w:val="single" w:sz="4" w:space="0" w:color="FFFFFF"/>
+          <w:bottom w:val="single" w:sz="4" w:space="0" w:color="FFFFFF"/>
         </w:tcBorders>
         <w:shd w:val="clear" w:color="5FCAF3" w:fill="5FCAF3"/>
       </w:tcPr>
@@ -13286,8 +13354,8 @@
       <w:tblPr/>
       <w:tcPr>
         <w:tcBorders>
-          <w:top w:val="single" w:color="FFFFFF" w:sz="4" w:space="0"/>
-          <w:bottom w:val="single" w:color="FFFFFF" w:sz="4" w:space="0"/>
+          <w:top w:val="single" w:sz="4" w:space="0" w:color="FFFFFF"/>
+          <w:bottom w:val="single" w:sz="4" w:space="0" w:color="FFFFFF"/>
         </w:tcBorders>
         <w:shd w:val="clear" w:color="5FCAF3" w:fill="5FCAF3"/>
       </w:tcPr>
@@ -13301,10 +13369,10 @@
       <w:tblStyleRowBandSize w:val="1"/>
       <w:tblStyleColBandSize w:val="1"/>
       <w:tblBorders>
-        <w:top w:val="single" w:color="D76CCB" w:sz="32" w:space="0"/>
-        <w:left w:val="single" w:color="D76CCB" w:sz="32" w:space="0"/>
-        <w:bottom w:val="single" w:color="D76CCB" w:sz="32" w:space="0"/>
-        <w:right w:val="single" w:color="D76CCB" w:sz="32" w:space="0"/>
+        <w:top w:val="single" w:sz="32" w:space="0" w:color="D76CCB"/>
+        <w:left w:val="single" w:sz="32" w:space="0" w:color="D76CCB"/>
+        <w:bottom w:val="single" w:sz="32" w:space="0" w:color="D76CCB"/>
+        <w:right w:val="single" w:sz="32" w:space="0" w:color="D76CCB"/>
       </w:tblBorders>
       <w:shd w:val="clear" w:color="D76CCB" w:fill="D76CCB"/>
     </w:tblPr>
@@ -13318,8 +13386,8 @@
       <w:tblPr/>
       <w:tcPr>
         <w:tcBorders>
-          <w:top w:val="single" w:color="D76CCB" w:sz="32" w:space="0"/>
-          <w:bottom w:val="single" w:color="FFFFFF" w:sz="12" w:space="0"/>
+          <w:top w:val="single" w:sz="32" w:space="0" w:color="D76CCB"/>
+          <w:bottom w:val="single" w:sz="12" w:space="0" w:color="FFFFFF"/>
         </w:tcBorders>
         <w:shd w:val="clear" w:color="D76CCB" w:fill="D76CCB"/>
       </w:tcPr>
@@ -13342,8 +13410,8 @@
       <w:tblPr/>
       <w:tcPr>
         <w:tcBorders>
-          <w:left w:val="single" w:color="D76CCB" w:sz="32" w:space="0"/>
-          <w:right w:val="single" w:color="FFFFFF" w:sz="4" w:space="0"/>
+          <w:left w:val="single" w:sz="32" w:space="0" w:color="D76CCB"/>
+          <w:right w:val="single" w:sz="4" w:space="0" w:color="FFFFFF"/>
         </w:tcBorders>
       </w:tcPr>
     </w:tblStylePr>
@@ -13351,8 +13419,8 @@
       <w:tblPr/>
       <w:tcPr>
         <w:tcBorders>
-          <w:left w:val="single" w:color="FFFFFF" w:sz="4" w:space="0"/>
-          <w:right w:val="single" w:color="D76CCB" w:sz="32" w:space="0"/>
+          <w:left w:val="single" w:sz="4" w:space="0" w:color="FFFFFF"/>
+          <w:right w:val="single" w:sz="32" w:space="0" w:color="D76CCB"/>
         </w:tcBorders>
       </w:tcPr>
     </w:tblStylePr>
@@ -13360,8 +13428,8 @@
       <w:tblPr/>
       <w:tcPr>
         <w:tcBorders>
-          <w:left w:val="single" w:color="FFFFFF" w:sz="4" w:space="0"/>
-          <w:right w:val="single" w:color="FFFFFF" w:sz="4" w:space="0"/>
+          <w:left w:val="single" w:sz="4" w:space="0" w:color="FFFFFF"/>
+          <w:right w:val="single" w:sz="4" w:space="0" w:color="FFFFFF"/>
         </w:tcBorders>
         <w:shd w:val="clear" w:color="D76CCB" w:fill="D76CCB"/>
       </w:tcPr>
@@ -13370,8 +13438,8 @@
       <w:tblPr/>
       <w:tcPr>
         <w:tcBorders>
-          <w:left w:val="single" w:color="FFFFFF" w:sz="4" w:space="0"/>
-          <w:right w:val="single" w:color="FFFFFF" w:sz="4" w:space="0"/>
+          <w:left w:val="single" w:sz="4" w:space="0" w:color="FFFFFF"/>
+          <w:right w:val="single" w:sz="4" w:space="0" w:color="FFFFFF"/>
         </w:tcBorders>
       </w:tcPr>
     </w:tblStylePr>
@@ -13379,8 +13447,8 @@
       <w:tblPr/>
       <w:tcPr>
         <w:tcBorders>
-          <w:top w:val="single" w:color="FFFFFF" w:sz="4" w:space="0"/>
-          <w:bottom w:val="single" w:color="FFFFFF" w:sz="4" w:space="0"/>
+          <w:top w:val="single" w:sz="4" w:space="0" w:color="FFFFFF"/>
+          <w:bottom w:val="single" w:sz="4" w:space="0" w:color="FFFFFF"/>
         </w:tcBorders>
         <w:shd w:val="clear" w:color="D76CCB" w:fill="D76CCB"/>
       </w:tcPr>
@@ -13389,8 +13457,8 @@
       <w:tblPr/>
       <w:tcPr>
         <w:tcBorders>
-          <w:top w:val="single" w:color="FFFFFF" w:sz="4" w:space="0"/>
-          <w:bottom w:val="single" w:color="FFFFFF" w:sz="4" w:space="0"/>
+          <w:top w:val="single" w:sz="4" w:space="0" w:color="FFFFFF"/>
+          <w:bottom w:val="single" w:sz="4" w:space="0" w:color="FFFFFF"/>
         </w:tcBorders>
         <w:shd w:val="clear" w:color="D76CCB" w:fill="D76CCB"/>
       </w:tcPr>
@@ -13404,10 +13472,10 @@
       <w:tblStyleRowBandSize w:val="1"/>
       <w:tblStyleColBandSize w:val="1"/>
       <w:tblBorders>
-        <w:top w:val="single" w:color="8ED873" w:sz="32" w:space="0"/>
-        <w:left w:val="single" w:color="8ED873" w:sz="32" w:space="0"/>
-        <w:bottom w:val="single" w:color="8ED873" w:sz="32" w:space="0"/>
-        <w:right w:val="single" w:color="8ED873" w:sz="32" w:space="0"/>
+        <w:top w:val="single" w:sz="32" w:space="0" w:color="8ED873"/>
+        <w:left w:val="single" w:sz="32" w:space="0" w:color="8ED873"/>
+        <w:bottom w:val="single" w:sz="32" w:space="0" w:color="8ED873"/>
+        <w:right w:val="single" w:sz="32" w:space="0" w:color="8ED873"/>
       </w:tblBorders>
       <w:shd w:val="clear" w:color="8ED873" w:fill="8ED873"/>
     </w:tblPr>
@@ -13421,8 +13489,8 @@
       <w:tblPr/>
       <w:tcPr>
         <w:tcBorders>
-          <w:top w:val="single" w:color="8ED873" w:sz="32" w:space="0"/>
-          <w:bottom w:val="single" w:color="FFFFFF" w:sz="12" w:space="0"/>
+          <w:top w:val="single" w:sz="32" w:space="0" w:color="8ED873"/>
+          <w:bottom w:val="single" w:sz="12" w:space="0" w:color="FFFFFF"/>
         </w:tcBorders>
         <w:shd w:val="clear" w:color="8ED873" w:fill="8ED873"/>
       </w:tcPr>
@@ -13445,8 +13513,8 @@
       <w:tblPr/>
       <w:tcPr>
         <w:tcBorders>
-          <w:left w:val="single" w:color="8ED873" w:sz="32" w:space="0"/>
-          <w:right w:val="single" w:color="FFFFFF" w:sz="4" w:space="0"/>
+          <w:left w:val="single" w:sz="32" w:space="0" w:color="8ED873"/>
+          <w:right w:val="single" w:sz="4" w:space="0" w:color="FFFFFF"/>
         </w:tcBorders>
       </w:tcPr>
     </w:tblStylePr>
@@ -13454,8 +13522,8 @@
       <w:tblPr/>
       <w:tcPr>
         <w:tcBorders>
-          <w:left w:val="single" w:color="FFFFFF" w:sz="4" w:space="0"/>
-          <w:right w:val="single" w:color="8ED873" w:sz="32" w:space="0"/>
+          <w:left w:val="single" w:sz="4" w:space="0" w:color="FFFFFF"/>
+          <w:right w:val="single" w:sz="32" w:space="0" w:color="8ED873"/>
         </w:tcBorders>
       </w:tcPr>
     </w:tblStylePr>
@@ -13463,8 +13531,8 @@
       <w:tblPr/>
       <w:tcPr>
         <w:tcBorders>
-          <w:left w:val="single" w:color="FFFFFF" w:sz="4" w:space="0"/>
-          <w:right w:val="single" w:color="FFFFFF" w:sz="4" w:space="0"/>
+          <w:left w:val="single" w:sz="4" w:space="0" w:color="FFFFFF"/>
+          <w:right w:val="single" w:sz="4" w:space="0" w:color="FFFFFF"/>
         </w:tcBorders>
         <w:shd w:val="clear" w:color="8ED873" w:fill="8ED873"/>
       </w:tcPr>
@@ -13473,8 +13541,8 @@
       <w:tblPr/>
       <w:tcPr>
         <w:tcBorders>
-          <w:left w:val="single" w:color="FFFFFF" w:sz="4" w:space="0"/>
-          <w:right w:val="single" w:color="FFFFFF" w:sz="4" w:space="0"/>
+          <w:left w:val="single" w:sz="4" w:space="0" w:color="FFFFFF"/>
+          <w:right w:val="single" w:sz="4" w:space="0" w:color="FFFFFF"/>
         </w:tcBorders>
       </w:tcPr>
     </w:tblStylePr>
@@ -13482,8 +13550,8 @@
       <w:tblPr/>
       <w:tcPr>
         <w:tcBorders>
-          <w:top w:val="single" w:color="FFFFFF" w:sz="4" w:space="0"/>
-          <w:bottom w:val="single" w:color="FFFFFF" w:sz="4" w:space="0"/>
+          <w:top w:val="single" w:sz="4" w:space="0" w:color="FFFFFF"/>
+          <w:bottom w:val="single" w:sz="4" w:space="0" w:color="FFFFFF"/>
         </w:tcBorders>
         <w:shd w:val="clear" w:color="8ED873" w:fill="8ED873"/>
       </w:tcPr>
@@ -13492,14 +13560,14 @@
       <w:tblPr/>
       <w:tcPr>
         <w:tcBorders>
-          <w:top w:val="single" w:color="FFFFFF" w:sz="4" w:space="0"/>
-          <w:bottom w:val="single" w:color="FFFFFF" w:sz="4" w:space="0"/>
+          <w:top w:val="single" w:sz="4" w:space="0" w:color="FFFFFF"/>
+          <w:bottom w:val="single" w:sz="4" w:space="0" w:color="FFFFFF"/>
         </w:tcBorders>
         <w:shd w:val="clear" w:color="8ED873" w:fill="8ED873"/>
       </w:tcPr>
     </w:tblStylePr>
   </w:style>
-  <w:style w:type="table" w:styleId="ListTable6Colorful">
+  <w:style w:type="table" w:styleId="ListTable6Colourful">
     <w:name w:val="List Table 6 Colorful"/>
     <w:basedOn w:val="TableNormal"/>
     <w:uiPriority w:val="99"/>
@@ -13507,8 +13575,8 @@
       <w:tblStyleRowBandSize w:val="1"/>
       <w:tblStyleColBandSize w:val="1"/>
       <w:tblBorders>
-        <w:top w:val="single" w:color="7F7F7F" w:sz="4" w:space="0"/>
-        <w:bottom w:val="single" w:color="7F7F7F" w:sz="4" w:space="0"/>
+        <w:top w:val="single" w:sz="4" w:space="0" w:color="7F7F7F"/>
+        <w:bottom w:val="single" w:sz="4" w:space="0" w:color="7F7F7F"/>
       </w:tblBorders>
     </w:tblPr>
     <w:tblStylePr w:type="firstRow">
@@ -13519,7 +13587,7 @@
       <w:tblPr/>
       <w:tcPr>
         <w:tcBorders>
-          <w:bottom w:val="single" w:color="7F7F7F" w:sz="4" w:space="0"/>
+          <w:bottom w:val="single" w:sz="4" w:space="0" w:color="7F7F7F"/>
         </w:tcBorders>
       </w:tcPr>
     </w:tblStylePr>
@@ -13531,7 +13599,7 @@
       <w:tblPr/>
       <w:tcPr>
         <w:tcBorders>
-          <w:top w:val="single" w:color="7F7F7F" w:sz="4" w:space="0"/>
+          <w:top w:val="single" w:sz="4" w:space="0" w:color="7F7F7F"/>
         </w:tcBorders>
       </w:tcPr>
     </w:tblStylePr>
@@ -13572,7 +13640,7 @@
       </w:rPr>
     </w:tblStylePr>
   </w:style>
-  <w:style w:type="table" w:styleId="ListTable6Colorful-Accent1">
+  <w:style w:type="table" w:styleId="ListTable6ColourfulAccent1">
     <w:name w:val="List Table 6 Colorful Accent 1"/>
     <w:basedOn w:val="TableNormal"/>
     <w:uiPriority w:val="99"/>
@@ -13580,8 +13648,8 @@
       <w:tblStyleRowBandSize w:val="1"/>
       <w:tblStyleColBandSize w:val="1"/>
       <w:tblBorders>
-        <w:top w:val="single" w:color="156082" w:sz="4" w:space="0"/>
-        <w:bottom w:val="single" w:color="156082" w:sz="4" w:space="0"/>
+        <w:top w:val="single" w:sz="4" w:space="0" w:color="156082"/>
+        <w:bottom w:val="single" w:sz="4" w:space="0" w:color="156082"/>
       </w:tblBorders>
     </w:tblPr>
     <w:tblStylePr w:type="firstRow">
@@ -13592,7 +13660,7 @@
       <w:tblPr/>
       <w:tcPr>
         <w:tcBorders>
-          <w:bottom w:val="single" w:color="156082" w:sz="4" w:space="0"/>
+          <w:bottom w:val="single" w:sz="4" w:space="0" w:color="156082"/>
         </w:tcBorders>
       </w:tcPr>
     </w:tblStylePr>
@@ -13604,7 +13672,7 @@
       <w:tblPr/>
       <w:tcPr>
         <w:tcBorders>
-          <w:top w:val="single" w:color="156082" w:sz="4" w:space="0"/>
+          <w:top w:val="single" w:sz="4" w:space="0" w:color="156082"/>
         </w:tcBorders>
       </w:tcPr>
     </w:tblStylePr>
@@ -13645,7 +13713,7 @@
       </w:rPr>
     </w:tblStylePr>
   </w:style>
-  <w:style w:type="table" w:styleId="ListTable6Colorful-Accent2">
+  <w:style w:type="table" w:styleId="ListTable6ColourfulAccent2">
     <w:name w:val="List Table 6 Colorful Accent 2"/>
     <w:basedOn w:val="TableNormal"/>
     <w:uiPriority w:val="99"/>
@@ -13653,8 +13721,8 @@
       <w:tblStyleRowBandSize w:val="1"/>
       <w:tblStyleColBandSize w:val="1"/>
       <w:tblBorders>
-        <w:top w:val="single" w:color="F2AA85" w:sz="4" w:space="0"/>
-        <w:bottom w:val="single" w:color="F2AA85" w:sz="4" w:space="0"/>
+        <w:top w:val="single" w:sz="4" w:space="0" w:color="F2AA85"/>
+        <w:bottom w:val="single" w:sz="4" w:space="0" w:color="F2AA85"/>
       </w:tblBorders>
     </w:tblPr>
     <w:tblStylePr w:type="firstRow">
@@ -13665,7 +13733,7 @@
       <w:tblPr/>
       <w:tcPr>
         <w:tcBorders>
-          <w:bottom w:val="single" w:color="F2AA85" w:sz="4" w:space="0"/>
+          <w:bottom w:val="single" w:sz="4" w:space="0" w:color="F2AA85"/>
         </w:tcBorders>
       </w:tcPr>
     </w:tblStylePr>
@@ -13677,7 +13745,7 @@
       <w:tblPr/>
       <w:tcPr>
         <w:tcBorders>
-          <w:top w:val="single" w:color="F2AA85" w:sz="4" w:space="0"/>
+          <w:top w:val="single" w:sz="4" w:space="0" w:color="F2AA85"/>
         </w:tcBorders>
       </w:tcPr>
     </w:tblStylePr>
@@ -13718,7 +13786,7 @@
       </w:rPr>
     </w:tblStylePr>
   </w:style>
-  <w:style w:type="table" w:styleId="ListTable6Colorful-Accent3">
+  <w:style w:type="table" w:styleId="ListTable6ColourfulAccent3">
     <w:name w:val="List Table 6 Colorful Accent 3"/>
     <w:basedOn w:val="TableNormal"/>
     <w:uiPriority w:val="99"/>
@@ -13726,8 +13794,8 @@
       <w:tblStyleRowBandSize w:val="1"/>
       <w:tblStyleColBandSize w:val="1"/>
       <w:tblBorders>
-        <w:top w:val="single" w:color="48D45B" w:sz="4" w:space="0"/>
-        <w:bottom w:val="single" w:color="48D45B" w:sz="4" w:space="0"/>
+        <w:top w:val="single" w:sz="4" w:space="0" w:color="48D45B"/>
+        <w:bottom w:val="single" w:sz="4" w:space="0" w:color="48D45B"/>
       </w:tblBorders>
     </w:tblPr>
     <w:tblStylePr w:type="firstRow">
@@ -13738,7 +13806,7 @@
       <w:tblPr/>
       <w:tcPr>
         <w:tcBorders>
-          <w:bottom w:val="single" w:color="48D45B" w:sz="4" w:space="0"/>
+          <w:bottom w:val="single" w:sz="4" w:space="0" w:color="48D45B"/>
         </w:tcBorders>
       </w:tcPr>
     </w:tblStylePr>
@@ -13750,7 +13818,7 @@
       <w:tblPr/>
       <w:tcPr>
         <w:tcBorders>
-          <w:top w:val="single" w:color="48D45B" w:sz="4" w:space="0"/>
+          <w:top w:val="single" w:sz="4" w:space="0" w:color="48D45B"/>
         </w:tcBorders>
       </w:tcPr>
     </w:tblStylePr>
@@ -13791,7 +13859,7 @@
       </w:rPr>
     </w:tblStylePr>
   </w:style>
-  <w:style w:type="table" w:styleId="ListTable6Colorful-Accent4">
+  <w:style w:type="table" w:styleId="ListTable6ColourfulAccent4">
     <w:name w:val="List Table 6 Colorful Accent 4"/>
     <w:basedOn w:val="TableNormal"/>
     <w:uiPriority w:val="99"/>
@@ -13799,8 +13867,8 @@
       <w:tblStyleRowBandSize w:val="1"/>
       <w:tblStyleColBandSize w:val="1"/>
       <w:tblBorders>
-        <w:top w:val="single" w:color="5FCAF3" w:sz="4" w:space="0"/>
-        <w:bottom w:val="single" w:color="5FCAF3" w:sz="4" w:space="0"/>
+        <w:top w:val="single" w:sz="4" w:space="0" w:color="5FCAF3"/>
+        <w:bottom w:val="single" w:sz="4" w:space="0" w:color="5FCAF3"/>
       </w:tblBorders>
     </w:tblPr>
     <w:tblStylePr w:type="firstRow">
@@ -13811,7 +13879,7 @@
       <w:tblPr/>
       <w:tcPr>
         <w:tcBorders>
-          <w:bottom w:val="single" w:color="5FCAF3" w:sz="4" w:space="0"/>
+          <w:bottom w:val="single" w:sz="4" w:space="0" w:color="5FCAF3"/>
         </w:tcBorders>
       </w:tcPr>
     </w:tblStylePr>
@@ -13823,7 +13891,7 @@
       <w:tblPr/>
       <w:tcPr>
         <w:tcBorders>
-          <w:top w:val="single" w:color="5FCAF3" w:sz="4" w:space="0"/>
+          <w:top w:val="single" w:sz="4" w:space="0" w:color="5FCAF3"/>
         </w:tcBorders>
       </w:tcPr>
     </w:tblStylePr>
@@ -13864,7 +13932,7 @@
       </w:rPr>
     </w:tblStylePr>
   </w:style>
-  <w:style w:type="table" w:styleId="ListTable6Colorful-Accent5">
+  <w:style w:type="table" w:styleId="ListTable6ColourfulAccent5">
     <w:name w:val="List Table 6 Colorful Accent 5"/>
     <w:basedOn w:val="TableNormal"/>
     <w:uiPriority w:val="99"/>
@@ -13872,8 +13940,8 @@
       <w:tblStyleRowBandSize w:val="1"/>
       <w:tblStyleColBandSize w:val="1"/>
       <w:tblBorders>
-        <w:top w:val="single" w:color="D76CCB" w:sz="4" w:space="0"/>
-        <w:bottom w:val="single" w:color="D76CCB" w:sz="4" w:space="0"/>
+        <w:top w:val="single" w:sz="4" w:space="0" w:color="D76CCB"/>
+        <w:bottom w:val="single" w:sz="4" w:space="0" w:color="D76CCB"/>
       </w:tblBorders>
     </w:tblPr>
     <w:tblStylePr w:type="firstRow">
@@ -13884,7 +13952,7 @@
       <w:tblPr/>
       <w:tcPr>
         <w:tcBorders>
-          <w:bottom w:val="single" w:color="D76CCB" w:sz="4" w:space="0"/>
+          <w:bottom w:val="single" w:sz="4" w:space="0" w:color="D76CCB"/>
         </w:tcBorders>
       </w:tcPr>
     </w:tblStylePr>
@@ -13896,7 +13964,7 @@
       <w:tblPr/>
       <w:tcPr>
         <w:tcBorders>
-          <w:top w:val="single" w:color="D76CCB" w:sz="4" w:space="0"/>
+          <w:top w:val="single" w:sz="4" w:space="0" w:color="D76CCB"/>
         </w:tcBorders>
       </w:tcPr>
     </w:tblStylePr>
@@ -13937,7 +14005,7 @@
       </w:rPr>
     </w:tblStylePr>
   </w:style>
-  <w:style w:type="table" w:styleId="ListTable6Colorful-Accent6">
+  <w:style w:type="table" w:styleId="ListTable6ColourfulAccent6">
     <w:name w:val="List Table 6 Colorful Accent 6"/>
     <w:basedOn w:val="TableNormal"/>
     <w:uiPriority w:val="99"/>
@@ -13945,8 +14013,8 @@
       <w:tblStyleRowBandSize w:val="1"/>
       <w:tblStyleColBandSize w:val="1"/>
       <w:tblBorders>
-        <w:top w:val="single" w:color="8ED873" w:sz="4" w:space="0"/>
-        <w:bottom w:val="single" w:color="8ED873" w:sz="4" w:space="0"/>
+        <w:top w:val="single" w:sz="4" w:space="0" w:color="8ED873"/>
+        <w:bottom w:val="single" w:sz="4" w:space="0" w:color="8ED873"/>
       </w:tblBorders>
     </w:tblPr>
     <w:tblStylePr w:type="firstRow">
@@ -13957,7 +14025,7 @@
       <w:tblPr/>
       <w:tcPr>
         <w:tcBorders>
-          <w:bottom w:val="single" w:color="8ED873" w:sz="4" w:space="0"/>
+          <w:bottom w:val="single" w:sz="4" w:space="0" w:color="8ED873"/>
         </w:tcBorders>
       </w:tcPr>
     </w:tblStylePr>
@@ -13969,7 +14037,7 @@
       <w:tblPr/>
       <w:tcPr>
         <w:tcBorders>
-          <w:top w:val="single" w:color="8ED873" w:sz="4" w:space="0"/>
+          <w:top w:val="single" w:sz="4" w:space="0" w:color="8ED873"/>
         </w:tcBorders>
       </w:tcPr>
     </w:tblStylePr>
@@ -14010,7 +14078,7 @@
       </w:rPr>
     </w:tblStylePr>
   </w:style>
-  <w:style w:type="table" w:styleId="ListTable7Colorful">
+  <w:style w:type="table" w:styleId="ListTable7Colourful">
     <w:name w:val="List Table 7 Colorful"/>
     <w:basedOn w:val="TableNormal"/>
     <w:uiPriority w:val="99"/>
@@ -14018,7 +14086,7 @@
       <w:tblStyleRowBandSize w:val="1"/>
       <w:tblStyleColBandSize w:val="1"/>
       <w:tblBorders>
-        <w:right w:val="single" w:color="7F7F7F" w:sz="4" w:space="0"/>
+        <w:right w:val="single" w:sz="4" w:space="0" w:color="7F7F7F"/>
       </w:tblBorders>
     </w:tblPr>
     <w:tblStylePr w:type="firstRow">
@@ -14031,10 +14099,10 @@
       <w:tblPr/>
       <w:tcPr>
         <w:tcBorders>
-          <w:top w:val="none" w:color="000000" w:sz="4" w:space="0"/>
-          <w:left w:val="none" w:color="000000" w:sz="4" w:space="0"/>
-          <w:bottom w:val="single" w:color="7F7F7F" w:sz="4" w:space="0"/>
-          <w:right w:val="none" w:color="000000" w:sz="4" w:space="0"/>
+          <w:top w:val="none" w:sz="4" w:space="0" w:color="000000"/>
+          <w:left w:val="none" w:sz="4" w:space="0" w:color="000000"/>
+          <w:bottom w:val="single" w:sz="4" w:space="0" w:color="7F7F7F"/>
+          <w:right w:val="none" w:sz="4" w:space="0" w:color="000000"/>
         </w:tcBorders>
         <w:shd w:val="clear" w:color="FFFFFF" w:fill="FFFFFF"/>
       </w:tcPr>
@@ -14049,10 +14117,10 @@
       <w:tblPr/>
       <w:tcPr>
         <w:tcBorders>
-          <w:top w:val="single" w:color="7F7F7F" w:sz="4" w:space="0"/>
-          <w:left w:val="none" w:color="000000" w:sz="4" w:space="0"/>
-          <w:bottom w:val="none" w:color="000000" w:sz="4" w:space="0"/>
-          <w:right w:val="none" w:color="000000" w:sz="4" w:space="0"/>
+          <w:top w:val="single" w:sz="4" w:space="0" w:color="7F7F7F"/>
+          <w:left w:val="none" w:sz="4" w:space="0" w:color="000000"/>
+          <w:bottom w:val="none" w:sz="4" w:space="0" w:color="000000"/>
+          <w:right w:val="none" w:sz="4" w:space="0" w:color="000000"/>
         </w:tcBorders>
         <w:shd w:val="clear" w:color="FFFFFF" w:fill="FFFFFF"/>
       </w:tcPr>
@@ -14070,10 +14138,10 @@
       <w:tblPr/>
       <w:tcPr>
         <w:tcBorders>
-          <w:top w:val="none" w:color="000000" w:sz="4" w:space="0"/>
-          <w:left w:val="none" w:color="000000" w:sz="4" w:space="0"/>
-          <w:bottom w:val="none" w:color="000000" w:sz="4" w:space="0"/>
-          <w:right w:val="single" w:color="7F7F7F" w:sz="4" w:space="0"/>
+          <w:top w:val="none" w:sz="4" w:space="0" w:color="000000"/>
+          <w:left w:val="none" w:sz="4" w:space="0" w:color="000000"/>
+          <w:bottom w:val="none" w:sz="4" w:space="0" w:color="000000"/>
+          <w:right w:val="single" w:sz="4" w:space="0" w:color="7F7F7F"/>
         </w:tcBorders>
         <w:shd w:val="clear" w:color="FFFFFF" w:fill="auto"/>
       </w:tcPr>
@@ -14088,10 +14156,10 @@
       <w:tblPr/>
       <w:tcPr>
         <w:tcBorders>
-          <w:top w:val="none" w:color="000000" w:sz="4" w:space="0"/>
-          <w:left w:val="single" w:color="7F7F7F" w:sz="4" w:space="0"/>
-          <w:bottom w:val="none" w:color="000000" w:sz="4" w:space="0"/>
-          <w:right w:val="none" w:color="000000" w:sz="4" w:space="0"/>
+          <w:top w:val="none" w:sz="4" w:space="0" w:color="000000"/>
+          <w:left w:val="single" w:sz="4" w:space="0" w:color="7F7F7F"/>
+          <w:bottom w:val="none" w:sz="4" w:space="0" w:color="000000"/>
+          <w:right w:val="none" w:sz="4" w:space="0" w:color="000000"/>
         </w:tcBorders>
         <w:shd w:val="clear" w:color="FFFFFF" w:fill="auto"/>
       </w:tcPr>
@@ -14121,7 +14189,7 @@
       </w:rPr>
     </w:tblStylePr>
   </w:style>
-  <w:style w:type="table" w:styleId="ListTable7Colorful-Accent1">
+  <w:style w:type="table" w:styleId="ListTable7ColourfulAccent1">
     <w:name w:val="List Table 7 Colorful Accent 1"/>
     <w:basedOn w:val="TableNormal"/>
     <w:uiPriority w:val="99"/>
@@ -14129,7 +14197,7 @@
       <w:tblStyleRowBandSize w:val="1"/>
       <w:tblStyleColBandSize w:val="1"/>
       <w:tblBorders>
-        <w:right w:val="single" w:color="156082" w:sz="4" w:space="0"/>
+        <w:right w:val="single" w:sz="4" w:space="0" w:color="156082"/>
       </w:tblBorders>
     </w:tblPr>
     <w:tblStylePr w:type="firstRow">
@@ -14142,10 +14210,10 @@
       <w:tblPr/>
       <w:tcPr>
         <w:tcBorders>
-          <w:top w:val="none" w:color="000000" w:sz="4" w:space="0"/>
-          <w:left w:val="none" w:color="000000" w:sz="4" w:space="0"/>
-          <w:bottom w:val="single" w:color="156082" w:sz="4" w:space="0"/>
-          <w:right w:val="none" w:color="000000" w:sz="4" w:space="0"/>
+          <w:top w:val="none" w:sz="4" w:space="0" w:color="000000"/>
+          <w:left w:val="none" w:sz="4" w:space="0" w:color="000000"/>
+          <w:bottom w:val="single" w:sz="4" w:space="0" w:color="156082"/>
+          <w:right w:val="none" w:sz="4" w:space="0" w:color="000000"/>
         </w:tcBorders>
         <w:shd w:val="clear" w:color="FFFFFF" w:fill="FFFFFF"/>
       </w:tcPr>
@@ -14160,10 +14228,10 @@
       <w:tblPr/>
       <w:tcPr>
         <w:tcBorders>
-          <w:top w:val="single" w:color="156082" w:sz="4" w:space="0"/>
-          <w:left w:val="none" w:color="000000" w:sz="4" w:space="0"/>
-          <w:bottom w:val="none" w:color="000000" w:sz="4" w:space="0"/>
-          <w:right w:val="none" w:color="000000" w:sz="4" w:space="0"/>
+          <w:top w:val="single" w:sz="4" w:space="0" w:color="156082"/>
+          <w:left w:val="none" w:sz="4" w:space="0" w:color="000000"/>
+          <w:bottom w:val="none" w:sz="4" w:space="0" w:color="000000"/>
+          <w:right w:val="none" w:sz="4" w:space="0" w:color="000000"/>
         </w:tcBorders>
         <w:shd w:val="clear" w:color="FFFFFF" w:fill="FFFFFF"/>
       </w:tcPr>
@@ -14181,10 +14249,10 @@
       <w:tblPr/>
       <w:tcPr>
         <w:tcBorders>
-          <w:top w:val="none" w:color="000000" w:sz="4" w:space="0"/>
-          <w:left w:val="none" w:color="000000" w:sz="4" w:space="0"/>
-          <w:bottom w:val="none" w:color="000000" w:sz="4" w:space="0"/>
-          <w:right w:val="single" w:color="156082" w:sz="4" w:space="0"/>
+          <w:top w:val="none" w:sz="4" w:space="0" w:color="000000"/>
+          <w:left w:val="none" w:sz="4" w:space="0" w:color="000000"/>
+          <w:bottom w:val="none" w:sz="4" w:space="0" w:color="000000"/>
+          <w:right w:val="single" w:sz="4" w:space="0" w:color="156082"/>
         </w:tcBorders>
         <w:shd w:val="clear" w:color="FFFFFF" w:fill="auto"/>
       </w:tcPr>
@@ -14199,10 +14267,10 @@
       <w:tblPr/>
       <w:tcPr>
         <w:tcBorders>
-          <w:top w:val="none" w:color="000000" w:sz="4" w:space="0"/>
-          <w:left w:val="single" w:color="156082" w:sz="4" w:space="0"/>
-          <w:bottom w:val="none" w:color="000000" w:sz="4" w:space="0"/>
-          <w:right w:val="none" w:color="000000" w:sz="4" w:space="0"/>
+          <w:top w:val="none" w:sz="4" w:space="0" w:color="000000"/>
+          <w:left w:val="single" w:sz="4" w:space="0" w:color="156082"/>
+          <w:bottom w:val="none" w:sz="4" w:space="0" w:color="000000"/>
+          <w:right w:val="none" w:sz="4" w:space="0" w:color="000000"/>
         </w:tcBorders>
         <w:shd w:val="clear" w:color="FFFFFF" w:fill="auto"/>
       </w:tcPr>
@@ -14232,7 +14300,7 @@
       </w:rPr>
     </w:tblStylePr>
   </w:style>
-  <w:style w:type="table" w:styleId="ListTable7Colorful-Accent2">
+  <w:style w:type="table" w:styleId="ListTable7ColourfulAccent2">
     <w:name w:val="List Table 7 Colorful Accent 2"/>
     <w:basedOn w:val="TableNormal"/>
     <w:uiPriority w:val="99"/>
@@ -14240,7 +14308,7 @@
       <w:tblStyleRowBandSize w:val="1"/>
       <w:tblStyleColBandSize w:val="1"/>
       <w:tblBorders>
-        <w:right w:val="single" w:color="F2AA85" w:sz="4" w:space="0"/>
+        <w:right w:val="single" w:sz="4" w:space="0" w:color="F2AA85"/>
       </w:tblBorders>
     </w:tblPr>
     <w:tblStylePr w:type="firstRow">
@@ -14253,10 +14321,10 @@
       <w:tblPr/>
       <w:tcPr>
         <w:tcBorders>
-          <w:top w:val="none" w:color="000000" w:sz="4" w:space="0"/>
-          <w:left w:val="none" w:color="000000" w:sz="4" w:space="0"/>
-          <w:bottom w:val="single" w:color="F2AA85" w:sz="4" w:space="0"/>
-          <w:right w:val="none" w:color="000000" w:sz="4" w:space="0"/>
+          <w:top w:val="none" w:sz="4" w:space="0" w:color="000000"/>
+          <w:left w:val="none" w:sz="4" w:space="0" w:color="000000"/>
+          <w:bottom w:val="single" w:sz="4" w:space="0" w:color="F2AA85"/>
+          <w:right w:val="none" w:sz="4" w:space="0" w:color="000000"/>
         </w:tcBorders>
         <w:shd w:val="clear" w:color="FFFFFF" w:fill="FFFFFF"/>
       </w:tcPr>
@@ -14271,10 +14339,10 @@
       <w:tblPr/>
       <w:tcPr>
         <w:tcBorders>
-          <w:top w:val="single" w:color="F2AA85" w:sz="4" w:space="0"/>
-          <w:left w:val="none" w:color="000000" w:sz="4" w:space="0"/>
-          <w:bottom w:val="none" w:color="000000" w:sz="4" w:space="0"/>
-          <w:right w:val="none" w:color="000000" w:sz="4" w:space="0"/>
+          <w:top w:val="single" w:sz="4" w:space="0" w:color="F2AA85"/>
+          <w:left w:val="none" w:sz="4" w:space="0" w:color="000000"/>
+          <w:bottom w:val="none" w:sz="4" w:space="0" w:color="000000"/>
+          <w:right w:val="none" w:sz="4" w:space="0" w:color="000000"/>
         </w:tcBorders>
         <w:shd w:val="clear" w:color="FFFFFF" w:fill="FFFFFF"/>
       </w:tcPr>
@@ -14292,10 +14360,10 @@
       <w:tblPr/>
       <w:tcPr>
         <w:tcBorders>
-          <w:top w:val="none" w:color="000000" w:sz="4" w:space="0"/>
-          <w:left w:val="none" w:color="000000" w:sz="4" w:space="0"/>
-          <w:bottom w:val="none" w:color="000000" w:sz="4" w:space="0"/>
-          <w:right w:val="single" w:color="F2AA85" w:sz="4" w:space="0"/>
+          <w:top w:val="none" w:sz="4" w:space="0" w:color="000000"/>
+          <w:left w:val="none" w:sz="4" w:space="0" w:color="000000"/>
+          <w:bottom w:val="none" w:sz="4" w:space="0" w:color="000000"/>
+          <w:right w:val="single" w:sz="4" w:space="0" w:color="F2AA85"/>
         </w:tcBorders>
         <w:shd w:val="clear" w:color="FFFFFF" w:fill="auto"/>
       </w:tcPr>
@@ -14310,10 +14378,10 @@
       <w:tblPr/>
       <w:tcPr>
         <w:tcBorders>
-          <w:top w:val="none" w:color="000000" w:sz="4" w:space="0"/>
-          <w:left w:val="single" w:color="F2AA85" w:sz="4" w:space="0"/>
-          <w:bottom w:val="none" w:color="000000" w:sz="4" w:space="0"/>
-          <w:right w:val="none" w:color="000000" w:sz="4" w:space="0"/>
+          <w:top w:val="none" w:sz="4" w:space="0" w:color="000000"/>
+          <w:left w:val="single" w:sz="4" w:space="0" w:color="F2AA85"/>
+          <w:bottom w:val="none" w:sz="4" w:space="0" w:color="000000"/>
+          <w:right w:val="none" w:sz="4" w:space="0" w:color="000000"/>
         </w:tcBorders>
         <w:shd w:val="clear" w:color="FFFFFF" w:fill="auto"/>
       </w:tcPr>
@@ -14343,7 +14411,7 @@
       </w:rPr>
     </w:tblStylePr>
   </w:style>
-  <w:style w:type="table" w:styleId="ListTable7Colorful-Accent3">
+  <w:style w:type="table" w:styleId="ListTable7ColourfulAccent3">
     <w:name w:val="List Table 7 Colorful Accent 3"/>
     <w:basedOn w:val="TableNormal"/>
     <w:uiPriority w:val="99"/>
@@ -14351,7 +14419,7 @@
       <w:tblStyleRowBandSize w:val="1"/>
       <w:tblStyleColBandSize w:val="1"/>
       <w:tblBorders>
-        <w:right w:val="single" w:color="48D45B" w:sz="4" w:space="0"/>
+        <w:right w:val="single" w:sz="4" w:space="0" w:color="48D45B"/>
       </w:tblBorders>
     </w:tblPr>
     <w:tblStylePr w:type="firstRow">
@@ -14364,10 +14432,10 @@
       <w:tblPr/>
       <w:tcPr>
         <w:tcBorders>
-          <w:top w:val="none" w:color="000000" w:sz="4" w:space="0"/>
-          <w:left w:val="none" w:color="000000" w:sz="4" w:space="0"/>
-          <w:bottom w:val="single" w:color="48D45B" w:sz="4" w:space="0"/>
-          <w:right w:val="none" w:color="000000" w:sz="4" w:space="0"/>
+          <w:top w:val="none" w:sz="4" w:space="0" w:color="000000"/>
+          <w:left w:val="none" w:sz="4" w:space="0" w:color="000000"/>
+          <w:bottom w:val="single" w:sz="4" w:space="0" w:color="48D45B"/>
+          <w:right w:val="none" w:sz="4" w:space="0" w:color="000000"/>
         </w:tcBorders>
         <w:shd w:val="clear" w:color="FFFFFF" w:fill="FFFFFF"/>
       </w:tcPr>
@@ -14382,10 +14450,10 @@
       <w:tblPr/>
       <w:tcPr>
         <w:tcBorders>
-          <w:top w:val="single" w:color="48D45B" w:sz="4" w:space="0"/>
-          <w:left w:val="none" w:color="000000" w:sz="4" w:space="0"/>
-          <w:bottom w:val="none" w:color="000000" w:sz="4" w:space="0"/>
-          <w:right w:val="none" w:color="000000" w:sz="4" w:space="0"/>
+          <w:top w:val="single" w:sz="4" w:space="0" w:color="48D45B"/>
+          <w:left w:val="none" w:sz="4" w:space="0" w:color="000000"/>
+          <w:bottom w:val="none" w:sz="4" w:space="0" w:color="000000"/>
+          <w:right w:val="none" w:sz="4" w:space="0" w:color="000000"/>
         </w:tcBorders>
         <w:shd w:val="clear" w:color="FFFFFF" w:fill="FFFFFF"/>
       </w:tcPr>
@@ -14403,10 +14471,10 @@
       <w:tblPr/>
       <w:tcPr>
         <w:tcBorders>
-          <w:top w:val="none" w:color="000000" w:sz="4" w:space="0"/>
-          <w:left w:val="none" w:color="000000" w:sz="4" w:space="0"/>
-          <w:bottom w:val="none" w:color="000000" w:sz="4" w:space="0"/>
-          <w:right w:val="single" w:color="48D45B" w:sz="4" w:space="0"/>
+          <w:top w:val="none" w:sz="4" w:space="0" w:color="000000"/>
+          <w:left w:val="none" w:sz="4" w:space="0" w:color="000000"/>
+          <w:bottom w:val="none" w:sz="4" w:space="0" w:color="000000"/>
+          <w:right w:val="single" w:sz="4" w:space="0" w:color="48D45B"/>
         </w:tcBorders>
         <w:shd w:val="clear" w:color="FFFFFF" w:fill="auto"/>
       </w:tcPr>
@@ -14421,10 +14489,10 @@
       <w:tblPr/>
       <w:tcPr>
         <w:tcBorders>
-          <w:top w:val="none" w:color="000000" w:sz="4" w:space="0"/>
-          <w:left w:val="single" w:color="48D45B" w:sz="4" w:space="0"/>
-          <w:bottom w:val="none" w:color="000000" w:sz="4" w:space="0"/>
-          <w:right w:val="none" w:color="000000" w:sz="4" w:space="0"/>
+          <w:top w:val="none" w:sz="4" w:space="0" w:color="000000"/>
+          <w:left w:val="single" w:sz="4" w:space="0" w:color="48D45B"/>
+          <w:bottom w:val="none" w:sz="4" w:space="0" w:color="000000"/>
+          <w:right w:val="none" w:sz="4" w:space="0" w:color="000000"/>
         </w:tcBorders>
         <w:shd w:val="clear" w:color="FFFFFF" w:fill="auto"/>
       </w:tcPr>
@@ -14454,7 +14522,7 @@
       </w:rPr>
     </w:tblStylePr>
   </w:style>
-  <w:style w:type="table" w:styleId="ListTable7Colorful-Accent4">
+  <w:style w:type="table" w:styleId="ListTable7ColourfulAccent4">
     <w:name w:val="List Table 7 Colorful Accent 4"/>
     <w:basedOn w:val="TableNormal"/>
     <w:uiPriority w:val="99"/>
@@ -14462,7 +14530,7 @@
       <w:tblStyleRowBandSize w:val="1"/>
       <w:tblStyleColBandSize w:val="1"/>
       <w:tblBorders>
-        <w:right w:val="single" w:color="5FCAF3" w:sz="4" w:space="0"/>
+        <w:right w:val="single" w:sz="4" w:space="0" w:color="5FCAF3"/>
       </w:tblBorders>
     </w:tblPr>
     <w:tblStylePr w:type="firstRow">
@@ -14475,10 +14543,10 @@
       <w:tblPr/>
       <w:tcPr>
         <w:tcBorders>
-          <w:top w:val="none" w:color="000000" w:sz="4" w:space="0"/>
-          <w:left w:val="none" w:color="000000" w:sz="4" w:space="0"/>
-          <w:bottom w:val="single" w:color="5FCAF3" w:sz="4" w:space="0"/>
-          <w:right w:val="none" w:color="000000" w:sz="4" w:space="0"/>
+          <w:top w:val="none" w:sz="4" w:space="0" w:color="000000"/>
+          <w:left w:val="none" w:sz="4" w:space="0" w:color="000000"/>
+          <w:bottom w:val="single" w:sz="4" w:space="0" w:color="5FCAF3"/>
+          <w:right w:val="none" w:sz="4" w:space="0" w:color="000000"/>
         </w:tcBorders>
         <w:shd w:val="clear" w:color="FFFFFF" w:fill="FFFFFF"/>
       </w:tcPr>
@@ -14493,10 +14561,10 @@
       <w:tblPr/>
       <w:tcPr>
         <w:tcBorders>
-          <w:top w:val="single" w:color="5FCAF3" w:sz="4" w:space="0"/>
-          <w:left w:val="none" w:color="000000" w:sz="4" w:space="0"/>
-          <w:bottom w:val="none" w:color="000000" w:sz="4" w:space="0"/>
-          <w:right w:val="none" w:color="000000" w:sz="4" w:space="0"/>
+          <w:top w:val="single" w:sz="4" w:space="0" w:color="5FCAF3"/>
+          <w:left w:val="none" w:sz="4" w:space="0" w:color="000000"/>
+          <w:bottom w:val="none" w:sz="4" w:space="0" w:color="000000"/>
+          <w:right w:val="none" w:sz="4" w:space="0" w:color="000000"/>
         </w:tcBorders>
         <w:shd w:val="clear" w:color="FFFFFF" w:fill="FFFFFF"/>
       </w:tcPr>
@@ -14514,10 +14582,10 @@
       <w:tblPr/>
       <w:tcPr>
         <w:tcBorders>
-          <w:top w:val="none" w:color="000000" w:sz="4" w:space="0"/>
-          <w:left w:val="none" w:color="000000" w:sz="4" w:space="0"/>
-          <w:bottom w:val="none" w:color="000000" w:sz="4" w:space="0"/>
-          <w:right w:val="single" w:color="5FCAF3" w:sz="4" w:space="0"/>
+          <w:top w:val="none" w:sz="4" w:space="0" w:color="000000"/>
+          <w:left w:val="none" w:sz="4" w:space="0" w:color="000000"/>
+          <w:bottom w:val="none" w:sz="4" w:space="0" w:color="000000"/>
+          <w:right w:val="single" w:sz="4" w:space="0" w:color="5FCAF3"/>
         </w:tcBorders>
         <w:shd w:val="clear" w:color="FFFFFF" w:fill="auto"/>
       </w:tcPr>
@@ -14532,10 +14600,10 @@
       <w:tblPr/>
       <w:tcPr>
         <w:tcBorders>
-          <w:top w:val="none" w:color="000000" w:sz="4" w:space="0"/>
-          <w:left w:val="single" w:color="5FCAF3" w:sz="4" w:space="0"/>
-          <w:bottom w:val="none" w:color="000000" w:sz="4" w:space="0"/>
-          <w:right w:val="none" w:color="000000" w:sz="4" w:space="0"/>
+          <w:top w:val="none" w:sz="4" w:space="0" w:color="000000"/>
+          <w:left w:val="single" w:sz="4" w:space="0" w:color="5FCAF3"/>
+          <w:bottom w:val="none" w:sz="4" w:space="0" w:color="000000"/>
+          <w:right w:val="none" w:sz="4" w:space="0" w:color="000000"/>
         </w:tcBorders>
         <w:shd w:val="clear" w:color="FFFFFF" w:fill="auto"/>
       </w:tcPr>
@@ -14565,7 +14633,7 @@
       </w:rPr>
     </w:tblStylePr>
   </w:style>
-  <w:style w:type="table" w:styleId="ListTable7Colorful-Accent5">
+  <w:style w:type="table" w:styleId="ListTable7ColourfulAccent5">
     <w:name w:val="List Table 7 Colorful Accent 5"/>
     <w:basedOn w:val="TableNormal"/>
     <w:uiPriority w:val="99"/>
@@ -14573,7 +14641,7 @@
       <w:tblStyleRowBandSize w:val="1"/>
       <w:tblStyleColBandSize w:val="1"/>
       <w:tblBorders>
-        <w:right w:val="single" w:color="D76CCB" w:sz="4" w:space="0"/>
+        <w:right w:val="single" w:sz="4" w:space="0" w:color="D76CCB"/>
       </w:tblBorders>
     </w:tblPr>
     <w:tblStylePr w:type="firstRow">
@@ -14586,10 +14654,10 @@
       <w:tblPr/>
       <w:tcPr>
         <w:tcBorders>
-          <w:top w:val="none" w:color="000000" w:sz="4" w:space="0"/>
-          <w:left w:val="none" w:color="000000" w:sz="4" w:space="0"/>
-          <w:bottom w:val="single" w:color="D76CCB" w:sz="4" w:space="0"/>
-          <w:right w:val="none" w:color="000000" w:sz="4" w:space="0"/>
+          <w:top w:val="none" w:sz="4" w:space="0" w:color="000000"/>
+          <w:left w:val="none" w:sz="4" w:space="0" w:color="000000"/>
+          <w:bottom w:val="single" w:sz="4" w:space="0" w:color="D76CCB"/>
+          <w:right w:val="none" w:sz="4" w:space="0" w:color="000000"/>
         </w:tcBorders>
         <w:shd w:val="clear" w:color="FFFFFF" w:fill="FFFFFF"/>
       </w:tcPr>
@@ -14604,10 +14672,10 @@
       <w:tblPr/>
       <w:tcPr>
         <w:tcBorders>
-          <w:top w:val="single" w:color="D76CCB" w:sz="4" w:space="0"/>
-          <w:left w:val="none" w:color="000000" w:sz="4" w:space="0"/>
-          <w:bottom w:val="none" w:color="000000" w:sz="4" w:space="0"/>
-          <w:right w:val="none" w:color="000000" w:sz="4" w:space="0"/>
+          <w:top w:val="single" w:sz="4" w:space="0" w:color="D76CCB"/>
+          <w:left w:val="none" w:sz="4" w:space="0" w:color="000000"/>
+          <w:bottom w:val="none" w:sz="4" w:space="0" w:color="000000"/>
+          <w:right w:val="none" w:sz="4" w:space="0" w:color="000000"/>
         </w:tcBorders>
         <w:shd w:val="clear" w:color="FFFFFF" w:fill="FFFFFF"/>
       </w:tcPr>
@@ -14625,10 +14693,10 @@
       <w:tblPr/>
       <w:tcPr>
         <w:tcBorders>
-          <w:top w:val="none" w:color="000000" w:sz="4" w:space="0"/>
-          <w:left w:val="none" w:color="000000" w:sz="4" w:space="0"/>
-          <w:bottom w:val="none" w:color="000000" w:sz="4" w:space="0"/>
-          <w:right w:val="single" w:color="D76CCB" w:sz="4" w:space="0"/>
+          <w:top w:val="none" w:sz="4" w:space="0" w:color="000000"/>
+          <w:left w:val="none" w:sz="4" w:space="0" w:color="000000"/>
+          <w:bottom w:val="none" w:sz="4" w:space="0" w:color="000000"/>
+          <w:right w:val="single" w:sz="4" w:space="0" w:color="D76CCB"/>
         </w:tcBorders>
         <w:shd w:val="clear" w:color="FFFFFF" w:fill="auto"/>
       </w:tcPr>
@@ -14643,10 +14711,10 @@
       <w:tblPr/>
       <w:tcPr>
         <w:tcBorders>
-          <w:top w:val="none" w:color="000000" w:sz="4" w:space="0"/>
-          <w:left w:val="single" w:color="D76CCB" w:sz="4" w:space="0"/>
-          <w:bottom w:val="none" w:color="000000" w:sz="4" w:space="0"/>
-          <w:right w:val="none" w:color="000000" w:sz="4" w:space="0"/>
+          <w:top w:val="none" w:sz="4" w:space="0" w:color="000000"/>
+          <w:left w:val="single" w:sz="4" w:space="0" w:color="D76CCB"/>
+          <w:bottom w:val="none" w:sz="4" w:space="0" w:color="000000"/>
+          <w:right w:val="none" w:sz="4" w:space="0" w:color="000000"/>
         </w:tcBorders>
         <w:shd w:val="clear" w:color="FFFFFF" w:fill="auto"/>
       </w:tcPr>
@@ -14676,7 +14744,7 @@
       </w:rPr>
     </w:tblStylePr>
   </w:style>
-  <w:style w:type="table" w:styleId="ListTable7Colorful-Accent6">
+  <w:style w:type="table" w:styleId="ListTable7ColourfulAccent6">
     <w:name w:val="List Table 7 Colorful Accent 6"/>
     <w:basedOn w:val="TableNormal"/>
     <w:uiPriority w:val="99"/>
@@ -14684,7 +14752,7 @@
       <w:tblStyleRowBandSize w:val="1"/>
       <w:tblStyleColBandSize w:val="1"/>
       <w:tblBorders>
-        <w:right w:val="single" w:color="8ED873" w:sz="4" w:space="0"/>
+        <w:right w:val="single" w:sz="4" w:space="0" w:color="8ED873"/>
       </w:tblBorders>
     </w:tblPr>
     <w:tblStylePr w:type="firstRow">
@@ -14697,10 +14765,10 @@
       <w:tblPr/>
       <w:tcPr>
         <w:tcBorders>
-          <w:top w:val="none" w:color="000000" w:sz="4" w:space="0"/>
-          <w:left w:val="none" w:color="000000" w:sz="4" w:space="0"/>
-          <w:bottom w:val="single" w:color="8ED873" w:sz="4" w:space="0"/>
-          <w:right w:val="none" w:color="000000" w:sz="4" w:space="0"/>
+          <w:top w:val="none" w:sz="4" w:space="0" w:color="000000"/>
+          <w:left w:val="none" w:sz="4" w:space="0" w:color="000000"/>
+          <w:bottom w:val="single" w:sz="4" w:space="0" w:color="8ED873"/>
+          <w:right w:val="none" w:sz="4" w:space="0" w:color="000000"/>
         </w:tcBorders>
         <w:shd w:val="clear" w:color="FFFFFF" w:fill="FFFFFF"/>
       </w:tcPr>
@@ -14715,10 +14783,10 @@
       <w:tblPr/>
       <w:tcPr>
         <w:tcBorders>
-          <w:top w:val="single" w:color="8ED873" w:sz="4" w:space="0"/>
-          <w:left w:val="none" w:color="000000" w:sz="4" w:space="0"/>
-          <w:bottom w:val="none" w:color="000000" w:sz="4" w:space="0"/>
-          <w:right w:val="none" w:color="000000" w:sz="4" w:space="0"/>
+          <w:top w:val="single" w:sz="4" w:space="0" w:color="8ED873"/>
+          <w:left w:val="none" w:sz="4" w:space="0" w:color="000000"/>
+          <w:bottom w:val="none" w:sz="4" w:space="0" w:color="000000"/>
+          <w:right w:val="none" w:sz="4" w:space="0" w:color="000000"/>
         </w:tcBorders>
         <w:shd w:val="clear" w:color="FFFFFF" w:fill="FFFFFF"/>
       </w:tcPr>
@@ -14736,10 +14804,10 @@
       <w:tblPr/>
       <w:tcPr>
         <w:tcBorders>
-          <w:top w:val="none" w:color="000000" w:sz="4" w:space="0"/>
-          <w:left w:val="none" w:color="000000" w:sz="4" w:space="0"/>
-          <w:bottom w:val="none" w:color="000000" w:sz="4" w:space="0"/>
-          <w:right w:val="single" w:color="8ED873" w:sz="4" w:space="0"/>
+          <w:top w:val="none" w:sz="4" w:space="0" w:color="000000"/>
+          <w:left w:val="none" w:sz="4" w:space="0" w:color="000000"/>
+          <w:bottom w:val="none" w:sz="4" w:space="0" w:color="000000"/>
+          <w:right w:val="single" w:sz="4" w:space="0" w:color="8ED873"/>
         </w:tcBorders>
         <w:shd w:val="clear" w:color="FFFFFF" w:fill="auto"/>
       </w:tcPr>
@@ -14754,10 +14822,10 @@
       <w:tblPr/>
       <w:tcPr>
         <w:tcBorders>
-          <w:top w:val="none" w:color="000000" w:sz="4" w:space="0"/>
-          <w:left w:val="single" w:color="8ED873" w:sz="4" w:space="0"/>
-          <w:bottom w:val="none" w:color="000000" w:sz="4" w:space="0"/>
-          <w:right w:val="none" w:color="000000" w:sz="4" w:space="0"/>
+          <w:top w:val="none" w:sz="4" w:space="0" w:color="000000"/>
+          <w:left w:val="single" w:sz="4" w:space="0" w:color="8ED873"/>
+          <w:bottom w:val="none" w:sz="4" w:space="0" w:color="000000"/>
+          <w:right w:val="none" w:sz="4" w:space="0" w:color="000000"/>
         </w:tcBorders>
         <w:shd w:val="clear" w:color="FFFFFF" w:fill="auto"/>
       </w:tcPr>
@@ -14787,7 +14855,7 @@
       </w:rPr>
     </w:tblStylePr>
   </w:style>
-  <w:style w:type="table" w:styleId="Lined-Accent" w:customStyle="1">
+  <w:style w:type="table" w:customStyle="1" w:styleId="Lined-Accent">
     <w:name w:val="Lined - Accent"/>
     <w:basedOn w:val="TableNormal"/>
     <w:uiPriority w:val="99"/>
@@ -14879,7 +14947,7 @@
       </w:tcPr>
     </w:tblStylePr>
   </w:style>
-  <w:style w:type="table" w:styleId="Lined-Accent1" w:customStyle="1">
+  <w:style w:type="table" w:customStyle="1" w:styleId="Lined-Accent1">
     <w:name w:val="Lined - Accent 1"/>
     <w:basedOn w:val="TableNormal"/>
     <w:uiPriority w:val="99"/>
@@ -14971,7 +15039,7 @@
       </w:tcPr>
     </w:tblStylePr>
   </w:style>
-  <w:style w:type="table" w:styleId="Lined-Accent2" w:customStyle="1">
+  <w:style w:type="table" w:customStyle="1" w:styleId="Lined-Accent2">
     <w:name w:val="Lined - Accent 2"/>
     <w:basedOn w:val="TableNormal"/>
     <w:uiPriority w:val="99"/>
@@ -15063,7 +15131,7 @@
       </w:tcPr>
     </w:tblStylePr>
   </w:style>
-  <w:style w:type="table" w:styleId="Lined-Accent3" w:customStyle="1">
+  <w:style w:type="table" w:customStyle="1" w:styleId="Lined-Accent3">
     <w:name w:val="Lined - Accent 3"/>
     <w:basedOn w:val="TableNormal"/>
     <w:uiPriority w:val="99"/>
@@ -15155,7 +15223,7 @@
       </w:tcPr>
     </w:tblStylePr>
   </w:style>
-  <w:style w:type="table" w:styleId="Lined-Accent4" w:customStyle="1">
+  <w:style w:type="table" w:customStyle="1" w:styleId="Lined-Accent4">
     <w:name w:val="Lined - Accent 4"/>
     <w:basedOn w:val="TableNormal"/>
     <w:uiPriority w:val="99"/>
@@ -15247,7 +15315,7 @@
       </w:tcPr>
     </w:tblStylePr>
   </w:style>
-  <w:style w:type="table" w:styleId="Lined-Accent5" w:customStyle="1">
+  <w:style w:type="table" w:customStyle="1" w:styleId="Lined-Accent5">
     <w:name w:val="Lined - Accent 5"/>
     <w:basedOn w:val="TableNormal"/>
     <w:uiPriority w:val="99"/>
@@ -15339,7 +15407,7 @@
       </w:tcPr>
     </w:tblStylePr>
   </w:style>
-  <w:style w:type="table" w:styleId="Lined-Accent6" w:customStyle="1">
+  <w:style w:type="table" w:customStyle="1" w:styleId="Lined-Accent6">
     <w:name w:val="Lined - Accent 6"/>
     <w:basedOn w:val="TableNormal"/>
     <w:uiPriority w:val="99"/>
@@ -15431,7 +15499,7 @@
       </w:tcPr>
     </w:tblStylePr>
   </w:style>
-  <w:style w:type="table" w:styleId="BorderedLined-Accent" w:customStyle="1">
+  <w:style w:type="table" w:customStyle="1" w:styleId="BorderedLined-Accent">
     <w:name w:val="Bordered &amp; Lined - Accent"/>
     <w:basedOn w:val="TableNormal"/>
     <w:uiPriority w:val="99"/>
@@ -15442,12 +15510,12 @@
       <w:tblStyleRowBandSize w:val="1"/>
       <w:tblStyleColBandSize w:val="1"/>
       <w:tblBorders>
-        <w:top w:val="single" w:color="595959" w:sz="4" w:space="0"/>
-        <w:left w:val="single" w:color="595959" w:sz="4" w:space="0"/>
-        <w:bottom w:val="single" w:color="595959" w:sz="4" w:space="0"/>
-        <w:right w:val="single" w:color="595959" w:sz="4" w:space="0"/>
-        <w:insideH w:val="single" w:color="595959" w:sz="4" w:space="0"/>
-        <w:insideV w:val="single" w:color="595959" w:sz="4" w:space="0"/>
+        <w:top w:val="single" w:sz="4" w:space="0" w:color="595959"/>
+        <w:left w:val="single" w:sz="4" w:space="0" w:color="595959"/>
+        <w:bottom w:val="single" w:sz="4" w:space="0" w:color="595959"/>
+        <w:right w:val="single" w:sz="4" w:space="0" w:color="595959"/>
+        <w:insideH w:val="single" w:sz="4" w:space="0" w:color="595959"/>
+        <w:insideV w:val="single" w:sz="4" w:space="0" w:color="595959"/>
       </w:tblBorders>
     </w:tblPr>
     <w:tblStylePr w:type="firstRow">
@@ -15531,7 +15599,7 @@
       </w:tcPr>
     </w:tblStylePr>
   </w:style>
-  <w:style w:type="table" w:styleId="BorderedLined-Accent1" w:customStyle="1">
+  <w:style w:type="table" w:customStyle="1" w:styleId="BorderedLined-Accent1">
     <w:name w:val="Bordered &amp; Lined - Accent 1"/>
     <w:basedOn w:val="TableNormal"/>
     <w:uiPriority w:val="99"/>
@@ -15542,12 +15610,12 @@
       <w:tblStyleRowBandSize w:val="1"/>
       <w:tblStyleColBandSize w:val="1"/>
       <w:tblBorders>
-        <w:top w:val="single" w:color="0C374B" w:sz="4" w:space="0"/>
-        <w:left w:val="single" w:color="0C374B" w:sz="4" w:space="0"/>
-        <w:bottom w:val="single" w:color="0C374B" w:sz="4" w:space="0"/>
-        <w:right w:val="single" w:color="0C374B" w:sz="4" w:space="0"/>
-        <w:insideH w:val="single" w:color="0C374B" w:sz="4" w:space="0"/>
-        <w:insideV w:val="single" w:color="0C374B" w:sz="4" w:space="0"/>
+        <w:top w:val="single" w:sz="4" w:space="0" w:color="0C374B"/>
+        <w:left w:val="single" w:sz="4" w:space="0" w:color="0C374B"/>
+        <w:bottom w:val="single" w:sz="4" w:space="0" w:color="0C374B"/>
+        <w:right w:val="single" w:sz="4" w:space="0" w:color="0C374B"/>
+        <w:insideH w:val="single" w:sz="4" w:space="0" w:color="0C374B"/>
+        <w:insideV w:val="single" w:sz="4" w:space="0" w:color="0C374B"/>
       </w:tblBorders>
     </w:tblPr>
     <w:tblStylePr w:type="firstRow">
@@ -15631,7 +15699,7 @@
       </w:tcPr>
     </w:tblStylePr>
   </w:style>
-  <w:style w:type="table" w:styleId="BorderedLined-Accent2" w:customStyle="1">
+  <w:style w:type="table" w:customStyle="1" w:styleId="BorderedLined-Accent2">
     <w:name w:val="Bordered &amp; Lined - Accent 2"/>
     <w:basedOn w:val="TableNormal"/>
     <w:uiPriority w:val="99"/>
@@ -15642,12 +15710,12 @@
       <w:tblStyleRowBandSize w:val="1"/>
       <w:tblStyleColBandSize w:val="1"/>
       <w:tblBorders>
-        <w:top w:val="single" w:color="953D10" w:sz="4" w:space="0"/>
-        <w:left w:val="single" w:color="953D10" w:sz="4" w:space="0"/>
-        <w:bottom w:val="single" w:color="953D10" w:sz="4" w:space="0"/>
-        <w:right w:val="single" w:color="953D10" w:sz="4" w:space="0"/>
-        <w:insideH w:val="single" w:color="953D10" w:sz="4" w:space="0"/>
-        <w:insideV w:val="single" w:color="953D10" w:sz="4" w:space="0"/>
+        <w:top w:val="single" w:sz="4" w:space="0" w:color="953D10"/>
+        <w:left w:val="single" w:sz="4" w:space="0" w:color="953D10"/>
+        <w:bottom w:val="single" w:sz="4" w:space="0" w:color="953D10"/>
+        <w:right w:val="single" w:sz="4" w:space="0" w:color="953D10"/>
+        <w:insideH w:val="single" w:sz="4" w:space="0" w:color="953D10"/>
+        <w:insideV w:val="single" w:sz="4" w:space="0" w:color="953D10"/>
       </w:tblBorders>
     </w:tblPr>
     <w:tblStylePr w:type="firstRow">
@@ -15731,7 +15799,7 @@
       </w:tcPr>
     </w:tblStylePr>
   </w:style>
-  <w:style w:type="table" w:styleId="BorderedLined-Accent3" w:customStyle="1">
+  <w:style w:type="table" w:customStyle="1" w:styleId="BorderedLined-Accent3">
     <w:name w:val="Bordered &amp; Lined - Accent 3"/>
     <w:basedOn w:val="TableNormal"/>
     <w:uiPriority w:val="99"/>
@@ -15742,12 +15810,12 @@
       <w:tblStyleRowBandSize w:val="1"/>
       <w:tblStyleColBandSize w:val="1"/>
       <w:tblBorders>
-        <w:top w:val="single" w:color="0E3E15" w:sz="4" w:space="0"/>
-        <w:left w:val="single" w:color="0E3E15" w:sz="4" w:space="0"/>
-        <w:bottom w:val="single" w:color="0E3E15" w:sz="4" w:space="0"/>
-        <w:right w:val="single" w:color="0E3E15" w:sz="4" w:space="0"/>
-        <w:insideH w:val="single" w:color="0E3E15" w:sz="4" w:space="0"/>
-        <w:insideV w:val="single" w:color="0E3E15" w:sz="4" w:space="0"/>
+        <w:top w:val="single" w:sz="4" w:space="0" w:color="0E3E15"/>
+        <w:left w:val="single" w:sz="4" w:space="0" w:color="0E3E15"/>
+        <w:bottom w:val="single" w:sz="4" w:space="0" w:color="0E3E15"/>
+        <w:right w:val="single" w:sz="4" w:space="0" w:color="0E3E15"/>
+        <w:insideH w:val="single" w:sz="4" w:space="0" w:color="0E3E15"/>
+        <w:insideV w:val="single" w:sz="4" w:space="0" w:color="0E3E15"/>
       </w:tblBorders>
     </w:tblPr>
     <w:tblStylePr w:type="firstRow">
@@ -15831,7 +15899,7 @@
       </w:tcPr>
     </w:tblStylePr>
   </w:style>
-  <w:style w:type="table" w:styleId="BorderedLined-Accent4" w:customStyle="1">
+  <w:style w:type="table" w:customStyle="1" w:styleId="BorderedLined-Accent4">
     <w:name w:val="Bordered &amp; Lined - Accent 4"/>
     <w:basedOn w:val="TableNormal"/>
     <w:uiPriority w:val="99"/>
@@ -15842,12 +15910,12 @@
       <w:tblStyleRowBandSize w:val="1"/>
       <w:tblStyleColBandSize w:val="1"/>
       <w:tblBorders>
-        <w:top w:val="single" w:color="085C7C" w:sz="4" w:space="0"/>
-        <w:left w:val="single" w:color="085C7C" w:sz="4" w:space="0"/>
-        <w:bottom w:val="single" w:color="085C7C" w:sz="4" w:space="0"/>
-        <w:right w:val="single" w:color="085C7C" w:sz="4" w:space="0"/>
-        <w:insideH w:val="single" w:color="085C7C" w:sz="4" w:space="0"/>
-        <w:insideV w:val="single" w:color="085C7C" w:sz="4" w:space="0"/>
+        <w:top w:val="single" w:sz="4" w:space="0" w:color="085C7C"/>
+        <w:left w:val="single" w:sz="4" w:space="0" w:color="085C7C"/>
+        <w:bottom w:val="single" w:sz="4" w:space="0" w:color="085C7C"/>
+        <w:right w:val="single" w:sz="4" w:space="0" w:color="085C7C"/>
+        <w:insideH w:val="single" w:sz="4" w:space="0" w:color="085C7C"/>
+        <w:insideV w:val="single" w:sz="4" w:space="0" w:color="085C7C"/>
       </w:tblBorders>
     </w:tblPr>
     <w:tblStylePr w:type="firstRow">
@@ -15931,7 +15999,7 @@
       </w:tcPr>
     </w:tblStylePr>
   </w:style>
-  <w:style w:type="table" w:styleId="BorderedLined-Accent5" w:customStyle="1">
+  <w:style w:type="table" w:customStyle="1" w:styleId="BorderedLined-Accent5">
     <w:name w:val="Bordered &amp; Lined - Accent 5"/>
     <w:basedOn w:val="TableNormal"/>
     <w:uiPriority w:val="99"/>
@@ -15942,12 +16010,12 @@
       <w:tblStyleRowBandSize w:val="1"/>
       <w:tblStyleColBandSize w:val="1"/>
       <w:tblBorders>
-        <w:top w:val="single" w:color="5D1955" w:sz="4" w:space="0"/>
-        <w:left w:val="single" w:color="5D1955" w:sz="4" w:space="0"/>
-        <w:bottom w:val="single" w:color="5D1955" w:sz="4" w:space="0"/>
-        <w:right w:val="single" w:color="5D1955" w:sz="4" w:space="0"/>
-        <w:insideH w:val="single" w:color="5D1955" w:sz="4" w:space="0"/>
-        <w:insideV w:val="single" w:color="5D1955" w:sz="4" w:space="0"/>
+        <w:top w:val="single" w:sz="4" w:space="0" w:color="5D1955"/>
+        <w:left w:val="single" w:sz="4" w:space="0" w:color="5D1955"/>
+        <w:bottom w:val="single" w:sz="4" w:space="0" w:color="5D1955"/>
+        <w:right w:val="single" w:sz="4" w:space="0" w:color="5D1955"/>
+        <w:insideH w:val="single" w:sz="4" w:space="0" w:color="5D1955"/>
+        <w:insideV w:val="single" w:sz="4" w:space="0" w:color="5D1955"/>
       </w:tblBorders>
     </w:tblPr>
     <w:tblStylePr w:type="firstRow">
@@ -16031,7 +16099,7 @@
       </w:tcPr>
     </w:tblStylePr>
   </w:style>
-  <w:style w:type="table" w:styleId="BorderedLined-Accent6" w:customStyle="1">
+  <w:style w:type="table" w:customStyle="1" w:styleId="BorderedLined-Accent6">
     <w:name w:val="Bordered &amp; Lined - Accent 6"/>
     <w:basedOn w:val="TableNormal"/>
     <w:uiPriority w:val="99"/>
@@ -16042,12 +16110,12 @@
       <w:tblStyleRowBandSize w:val="1"/>
       <w:tblStyleColBandSize w:val="1"/>
       <w:tblBorders>
-        <w:top w:val="single" w:color="2D611B" w:sz="4" w:space="0"/>
-        <w:left w:val="single" w:color="2D611B" w:sz="4" w:space="0"/>
-        <w:bottom w:val="single" w:color="2D611B" w:sz="4" w:space="0"/>
-        <w:right w:val="single" w:color="2D611B" w:sz="4" w:space="0"/>
-        <w:insideH w:val="single" w:color="2D611B" w:sz="4" w:space="0"/>
-        <w:insideV w:val="single" w:color="2D611B" w:sz="4" w:space="0"/>
+        <w:top w:val="single" w:sz="4" w:space="0" w:color="2D611B"/>
+        <w:left w:val="single" w:sz="4" w:space="0" w:color="2D611B"/>
+        <w:bottom w:val="single" w:sz="4" w:space="0" w:color="2D611B"/>
+        <w:right w:val="single" w:sz="4" w:space="0" w:color="2D611B"/>
+        <w:insideH w:val="single" w:sz="4" w:space="0" w:color="2D611B"/>
+        <w:insideV w:val="single" w:sz="4" w:space="0" w:color="2D611B"/>
       </w:tblBorders>
     </w:tblPr>
     <w:tblStylePr w:type="firstRow">
@@ -16131,7 +16199,7 @@
       </w:tcPr>
     </w:tblStylePr>
   </w:style>
-  <w:style w:type="table" w:styleId="Bordered" w:customStyle="1">
+  <w:style w:type="table" w:customStyle="1" w:styleId="Bordered">
     <w:name w:val="Bordered"/>
     <w:basedOn w:val="TableNormal"/>
     <w:uiPriority w:val="99"/>
@@ -16139,12 +16207,12 @@
       <w:tblStyleRowBandSize w:val="1"/>
       <w:tblStyleColBandSize w:val="1"/>
       <w:tblBorders>
-        <w:top w:val="single" w:color="D9D9D9" w:sz="4" w:space="0"/>
-        <w:left w:val="single" w:color="D9D9D9" w:sz="4" w:space="0"/>
-        <w:bottom w:val="single" w:color="D9D9D9" w:sz="4" w:space="0"/>
-        <w:right w:val="single" w:color="D9D9D9" w:sz="4" w:space="0"/>
-        <w:insideH w:val="single" w:color="D9D9D9" w:sz="4" w:space="0"/>
-        <w:insideV w:val="single" w:color="D9D9D9" w:sz="4" w:space="0"/>
+        <w:top w:val="single" w:sz="4" w:space="0" w:color="D9D9D9"/>
+        <w:left w:val="single" w:sz="4" w:space="0" w:color="D9D9D9"/>
+        <w:bottom w:val="single" w:sz="4" w:space="0" w:color="D9D9D9"/>
+        <w:right w:val="single" w:sz="4" w:space="0" w:color="D9D9D9"/>
+        <w:insideH w:val="single" w:sz="4" w:space="0" w:color="D9D9D9"/>
+        <w:insideV w:val="single" w:sz="4" w:space="0" w:color="D9D9D9"/>
       </w:tblBorders>
     </w:tblPr>
     <w:tblStylePr w:type="firstRow">
@@ -16156,7 +16224,7 @@
       <w:tblPr/>
       <w:tcPr>
         <w:tcBorders>
-          <w:bottom w:val="single" w:color="7F7F7F" w:sz="12" w:space="0"/>
+          <w:bottom w:val="single" w:sz="12" w:space="0" w:color="7F7F7F"/>
         </w:tcBorders>
       </w:tcPr>
     </w:tblStylePr>
@@ -16169,7 +16237,7 @@
       <w:tblPr/>
       <w:tcPr>
         <w:tcBorders>
-          <w:top w:val="single" w:color="7F7F7F" w:sz="12" w:space="0"/>
+          <w:top w:val="single" w:sz="12" w:space="0" w:color="7F7F7F"/>
         </w:tcBorders>
       </w:tcPr>
     </w:tblStylePr>
@@ -16189,7 +16257,7 @@
       <w:tblPr/>
       <w:tcPr>
         <w:tcBorders>
-          <w:left w:val="single" w:color="7F7F7F" w:sz="12" w:space="0"/>
+          <w:left w:val="single" w:sz="12" w:space="0" w:color="7F7F7F"/>
         </w:tcBorders>
       </w:tcPr>
     </w:tblStylePr>
@@ -16202,15 +16270,15 @@
       <w:tblPr/>
       <w:tcPr>
         <w:tcBorders>
-          <w:top w:val="single" w:color="D9D9D9" w:sz="4" w:space="0"/>
-          <w:left w:val="single" w:color="D9D9D9" w:sz="4" w:space="0"/>
-          <w:bottom w:val="single" w:color="D9D9D9" w:sz="4" w:space="0"/>
-          <w:right w:val="single" w:color="D9D9D9" w:sz="4" w:space="0"/>
-        </w:tcBorders>
-      </w:tcPr>
-    </w:tblStylePr>
-  </w:style>
-  <w:style w:type="table" w:styleId="Bordered-Accent1" w:customStyle="1">
+          <w:top w:val="single" w:sz="4" w:space="0" w:color="D9D9D9"/>
+          <w:left w:val="single" w:sz="4" w:space="0" w:color="D9D9D9"/>
+          <w:bottom w:val="single" w:sz="4" w:space="0" w:color="D9D9D9"/>
+          <w:right w:val="single" w:sz="4" w:space="0" w:color="D9D9D9"/>
+        </w:tcBorders>
+      </w:tcPr>
+    </w:tblStylePr>
+  </w:style>
+  <w:style w:type="table" w:customStyle="1" w:styleId="Bordered-Accent1">
     <w:name w:val="Bordered - Accent 1"/>
     <w:basedOn w:val="TableNormal"/>
     <w:uiPriority w:val="99"/>
@@ -16218,12 +16286,12 @@
       <w:tblStyleRowBandSize w:val="1"/>
       <w:tblStyleColBandSize w:val="1"/>
       <w:tblBorders>
-        <w:top w:val="single" w:color="81C9EA" w:sz="4" w:space="0"/>
-        <w:left w:val="single" w:color="81C9EA" w:sz="4" w:space="0"/>
-        <w:bottom w:val="single" w:color="81C9EA" w:sz="4" w:space="0"/>
-        <w:right w:val="single" w:color="81C9EA" w:sz="4" w:space="0"/>
-        <w:insideH w:val="single" w:color="81C9EA" w:sz="4" w:space="0"/>
-        <w:insideV w:val="single" w:color="81C9EA" w:sz="4" w:space="0"/>
+        <w:top w:val="single" w:sz="4" w:space="0" w:color="81C9EA"/>
+        <w:left w:val="single" w:sz="4" w:space="0" w:color="81C9EA"/>
+        <w:bottom w:val="single" w:sz="4" w:space="0" w:color="81C9EA"/>
+        <w:right w:val="single" w:sz="4" w:space="0" w:color="81C9EA"/>
+        <w:insideH w:val="single" w:sz="4" w:space="0" w:color="81C9EA"/>
+        <w:insideV w:val="single" w:sz="4" w:space="0" w:color="81C9EA"/>
       </w:tblBorders>
     </w:tblPr>
     <w:tblStylePr w:type="firstRow">
@@ -16235,7 +16303,7 @@
       <w:tblPr/>
       <w:tcPr>
         <w:tcBorders>
-          <w:bottom w:val="single" w:color="156082" w:sz="12" w:space="0"/>
+          <w:bottom w:val="single" w:sz="12" w:space="0" w:color="156082"/>
         </w:tcBorders>
       </w:tcPr>
     </w:tblStylePr>
@@ -16248,7 +16316,7 @@
       <w:tblPr/>
       <w:tcPr>
         <w:tcBorders>
-          <w:top w:val="single" w:color="156082" w:sz="12" w:space="0"/>
+          <w:top w:val="single" w:sz="12" w:space="0" w:color="156082"/>
         </w:tcBorders>
       </w:tcPr>
     </w:tblStylePr>
@@ -16268,7 +16336,7 @@
       <w:tblPr/>
       <w:tcPr>
         <w:tcBorders>
-          <w:left w:val="single" w:color="156082" w:sz="12" w:space="0"/>
+          <w:left w:val="single" w:sz="12" w:space="0" w:color="156082"/>
         </w:tcBorders>
       </w:tcPr>
     </w:tblStylePr>
@@ -16281,15 +16349,15 @@
       <w:tblPr/>
       <w:tcPr>
         <w:tcBorders>
-          <w:top w:val="single" w:color="81C9EA" w:sz="4" w:space="0"/>
-          <w:left w:val="single" w:color="81C9EA" w:sz="4" w:space="0"/>
-          <w:bottom w:val="single" w:color="81C9EA" w:sz="4" w:space="0"/>
-          <w:right w:val="single" w:color="81C9EA" w:sz="4" w:space="0"/>
-        </w:tcBorders>
-      </w:tcPr>
-    </w:tblStylePr>
-  </w:style>
-  <w:style w:type="table" w:styleId="Bordered-Accent2" w:customStyle="1">
+          <w:top w:val="single" w:sz="4" w:space="0" w:color="81C9EA"/>
+          <w:left w:val="single" w:sz="4" w:space="0" w:color="81C9EA"/>
+          <w:bottom w:val="single" w:sz="4" w:space="0" w:color="81C9EA"/>
+          <w:right w:val="single" w:sz="4" w:space="0" w:color="81C9EA"/>
+        </w:tcBorders>
+      </w:tcPr>
+    </w:tblStylePr>
+  </w:style>
+  <w:style w:type="table" w:customStyle="1" w:styleId="Bordered-Accent2">
     <w:name w:val="Bordered - Accent 2"/>
     <w:basedOn w:val="TableNormal"/>
     <w:uiPriority w:val="99"/>
@@ -16297,12 +16365,12 @@
       <w:tblStyleRowBandSize w:val="1"/>
       <w:tblStyleColBandSize w:val="1"/>
       <w:tblBorders>
-        <w:top w:val="single" w:color="F6C5AB" w:sz="4" w:space="0"/>
-        <w:left w:val="single" w:color="F6C5AB" w:sz="4" w:space="0"/>
-        <w:bottom w:val="single" w:color="F6C5AB" w:sz="4" w:space="0"/>
-        <w:right w:val="single" w:color="F6C5AB" w:sz="4" w:space="0"/>
-        <w:insideH w:val="single" w:color="F6C5AB" w:sz="4" w:space="0"/>
-        <w:insideV w:val="single" w:color="F6C5AB" w:sz="4" w:space="0"/>
+        <w:top w:val="single" w:sz="4" w:space="0" w:color="F6C5AB"/>
+        <w:left w:val="single" w:sz="4" w:space="0" w:color="F6C5AB"/>
+        <w:bottom w:val="single" w:sz="4" w:space="0" w:color="F6C5AB"/>
+        <w:right w:val="single" w:sz="4" w:space="0" w:color="F6C5AB"/>
+        <w:insideH w:val="single" w:sz="4" w:space="0" w:color="F6C5AB"/>
+        <w:insideV w:val="single" w:sz="4" w:space="0" w:color="F6C5AB"/>
       </w:tblBorders>
     </w:tblPr>
     <w:tblStylePr w:type="firstRow">
@@ -16314,7 +16382,7 @@
       <w:tblPr/>
       <w:tcPr>
         <w:tcBorders>
-          <w:bottom w:val="single" w:color="F2AA85" w:sz="12" w:space="0"/>
+          <w:bottom w:val="single" w:sz="12" w:space="0" w:color="F2AA85"/>
         </w:tcBorders>
       </w:tcPr>
     </w:tblStylePr>
@@ -16327,7 +16395,7 @@
       <w:tblPr/>
       <w:tcPr>
         <w:tcBorders>
-          <w:top w:val="single" w:color="F2AA85" w:sz="12" w:space="0"/>
+          <w:top w:val="single" w:sz="12" w:space="0" w:color="F2AA85"/>
         </w:tcBorders>
       </w:tcPr>
     </w:tblStylePr>
@@ -16347,7 +16415,7 @@
       <w:tblPr/>
       <w:tcPr>
         <w:tcBorders>
-          <w:left w:val="single" w:color="F2AA85" w:sz="12" w:space="0"/>
+          <w:left w:val="single" w:sz="12" w:space="0" w:color="F2AA85"/>
         </w:tcBorders>
       </w:tcPr>
     </w:tblStylePr>
@@ -16360,15 +16428,15 @@
       <w:tblPr/>
       <w:tcPr>
         <w:tcBorders>
-          <w:top w:val="single" w:color="F6C5AB" w:sz="4" w:space="0"/>
-          <w:left w:val="single" w:color="F6C5AB" w:sz="4" w:space="0"/>
-          <w:bottom w:val="single" w:color="F6C5AB" w:sz="4" w:space="0"/>
-          <w:right w:val="single" w:color="F6C5AB" w:sz="4" w:space="0"/>
-        </w:tcBorders>
-      </w:tcPr>
-    </w:tblStylePr>
-  </w:style>
-  <w:style w:type="table" w:styleId="Bordered-Accent3" w:customStyle="1">
+          <w:top w:val="single" w:sz="4" w:space="0" w:color="F6C5AB"/>
+          <w:left w:val="single" w:sz="4" w:space="0" w:color="F6C5AB"/>
+          <w:bottom w:val="single" w:sz="4" w:space="0" w:color="F6C5AB"/>
+          <w:right w:val="single" w:sz="4" w:space="0" w:color="F6C5AB"/>
+        </w:tcBorders>
+      </w:tcPr>
+    </w:tblStylePr>
+  </w:style>
+  <w:style w:type="table" w:customStyle="1" w:styleId="Bordered-Accent3">
     <w:name w:val="Bordered - Accent 3"/>
     <w:basedOn w:val="TableNormal"/>
     <w:uiPriority w:val="99"/>
@@ -16376,12 +16444,12 @@
       <w:tblStyleRowBandSize w:val="1"/>
       <w:tblStyleColBandSize w:val="1"/>
       <w:tblBorders>
-        <w:top w:val="single" w:color="83E28F" w:sz="4" w:space="0"/>
-        <w:left w:val="single" w:color="83E28F" w:sz="4" w:space="0"/>
-        <w:bottom w:val="single" w:color="83E28F" w:sz="4" w:space="0"/>
-        <w:right w:val="single" w:color="83E28F" w:sz="4" w:space="0"/>
-        <w:insideH w:val="single" w:color="83E28F" w:sz="4" w:space="0"/>
-        <w:insideV w:val="single" w:color="83E28F" w:sz="4" w:space="0"/>
+        <w:top w:val="single" w:sz="4" w:space="0" w:color="83E28F"/>
+        <w:left w:val="single" w:sz="4" w:space="0" w:color="83E28F"/>
+        <w:bottom w:val="single" w:sz="4" w:space="0" w:color="83E28F"/>
+        <w:right w:val="single" w:sz="4" w:space="0" w:color="83E28F"/>
+        <w:insideH w:val="single" w:sz="4" w:space="0" w:color="83E28F"/>
+        <w:insideV w:val="single" w:sz="4" w:space="0" w:color="83E28F"/>
       </w:tblBorders>
     </w:tblPr>
     <w:tblStylePr w:type="firstRow">
@@ -16393,7 +16461,7 @@
       <w:tblPr/>
       <w:tcPr>
         <w:tcBorders>
-          <w:bottom w:val="single" w:color="48D45B" w:sz="12" w:space="0"/>
+          <w:bottom w:val="single" w:sz="12" w:space="0" w:color="48D45B"/>
         </w:tcBorders>
       </w:tcPr>
     </w:tblStylePr>
@@ -16406,7 +16474,7 @@
       <w:tblPr/>
       <w:tcPr>
         <w:tcBorders>
-          <w:top w:val="single" w:color="48D45B" w:sz="12" w:space="0"/>
+          <w:top w:val="single" w:sz="12" w:space="0" w:color="48D45B"/>
         </w:tcBorders>
       </w:tcPr>
     </w:tblStylePr>
@@ -16426,7 +16494,7 @@
       <w:tblPr/>
       <w:tcPr>
         <w:tcBorders>
-          <w:left w:val="single" w:color="48D45B" w:sz="12" w:space="0"/>
+          <w:left w:val="single" w:sz="12" w:space="0" w:color="48D45B"/>
         </w:tcBorders>
       </w:tcPr>
     </w:tblStylePr>
@@ -16439,15 +16507,15 @@
       <w:tblPr/>
       <w:tcPr>
         <w:tcBorders>
-          <w:top w:val="single" w:color="83E28F" w:sz="4" w:space="0"/>
-          <w:left w:val="single" w:color="83E28F" w:sz="4" w:space="0"/>
-          <w:bottom w:val="single" w:color="83E28F" w:sz="4" w:space="0"/>
-          <w:right w:val="single" w:color="83E28F" w:sz="4" w:space="0"/>
-        </w:tcBorders>
-      </w:tcPr>
-    </w:tblStylePr>
-  </w:style>
-  <w:style w:type="table" w:styleId="Bordered-Accent4" w:customStyle="1">
+          <w:top w:val="single" w:sz="4" w:space="0" w:color="83E28F"/>
+          <w:left w:val="single" w:sz="4" w:space="0" w:color="83E28F"/>
+          <w:bottom w:val="single" w:sz="4" w:space="0" w:color="83E28F"/>
+          <w:right w:val="single" w:sz="4" w:space="0" w:color="83E28F"/>
+        </w:tcBorders>
+      </w:tcPr>
+    </w:tblStylePr>
+  </w:style>
+  <w:style w:type="table" w:customStyle="1" w:styleId="Bordered-Accent4">
     <w:name w:val="Bordered - Accent 4"/>
     <w:basedOn w:val="TableNormal"/>
     <w:uiPriority w:val="99"/>
@@ -16455,12 +16523,12 @@
       <w:tblStyleRowBandSize w:val="1"/>
       <w:tblStyleColBandSize w:val="1"/>
       <w:tblBorders>
-        <w:top w:val="single" w:color="94DBF7" w:sz="4" w:space="0"/>
-        <w:left w:val="single" w:color="94DBF7" w:sz="4" w:space="0"/>
-        <w:bottom w:val="single" w:color="94DBF7" w:sz="4" w:space="0"/>
-        <w:right w:val="single" w:color="94DBF7" w:sz="4" w:space="0"/>
-        <w:insideH w:val="single" w:color="94DBF7" w:sz="4" w:space="0"/>
-        <w:insideV w:val="single" w:color="94DBF7" w:sz="4" w:space="0"/>
+        <w:top w:val="single" w:sz="4" w:space="0" w:color="94DBF7"/>
+        <w:left w:val="single" w:sz="4" w:space="0" w:color="94DBF7"/>
+        <w:bottom w:val="single" w:sz="4" w:space="0" w:color="94DBF7"/>
+        <w:right w:val="single" w:sz="4" w:space="0" w:color="94DBF7"/>
+        <w:insideH w:val="single" w:sz="4" w:space="0" w:color="94DBF7"/>
+        <w:insideV w:val="single" w:sz="4" w:space="0" w:color="94DBF7"/>
       </w:tblBorders>
     </w:tblPr>
     <w:tblStylePr w:type="firstRow">
@@ -16472,7 +16540,7 @@
       <w:tblPr/>
       <w:tcPr>
         <w:tcBorders>
-          <w:bottom w:val="single" w:color="5FCAF3" w:sz="12" w:space="0"/>
+          <w:bottom w:val="single" w:sz="12" w:space="0" w:color="5FCAF3"/>
         </w:tcBorders>
       </w:tcPr>
     </w:tblStylePr>
@@ -16485,7 +16553,7 @@
       <w:tblPr/>
       <w:tcPr>
         <w:tcBorders>
-          <w:top w:val="single" w:color="5FCAF3" w:sz="12" w:space="0"/>
+          <w:top w:val="single" w:sz="12" w:space="0" w:color="5FCAF3"/>
         </w:tcBorders>
       </w:tcPr>
     </w:tblStylePr>
@@ -16505,7 +16573,7 @@
       <w:tblPr/>
       <w:tcPr>
         <w:tcBorders>
-          <w:left w:val="single" w:color="5FCAF3" w:sz="12" w:space="0"/>
+          <w:left w:val="single" w:sz="12" w:space="0" w:color="5FCAF3"/>
         </w:tcBorders>
       </w:tcPr>
     </w:tblStylePr>
@@ -16518,15 +16586,15 @@
       <w:tblPr/>
       <w:tcPr>
         <w:tcBorders>
-          <w:top w:val="single" w:color="94DBF7" w:sz="4" w:space="0"/>
-          <w:left w:val="single" w:color="94DBF7" w:sz="4" w:space="0"/>
-          <w:bottom w:val="single" w:color="94DBF7" w:sz="4" w:space="0"/>
-          <w:right w:val="single" w:color="94DBF7" w:sz="4" w:space="0"/>
-        </w:tcBorders>
-      </w:tcPr>
-    </w:tblStylePr>
-  </w:style>
-  <w:style w:type="table" w:styleId="Bordered-Accent5" w:customStyle="1">
+          <w:top w:val="single" w:sz="4" w:space="0" w:color="94DBF7"/>
+          <w:left w:val="single" w:sz="4" w:space="0" w:color="94DBF7"/>
+          <w:bottom w:val="single" w:sz="4" w:space="0" w:color="94DBF7"/>
+          <w:right w:val="single" w:sz="4" w:space="0" w:color="94DBF7"/>
+        </w:tcBorders>
+      </w:tcPr>
+    </w:tblStylePr>
+  </w:style>
+  <w:style w:type="table" w:customStyle="1" w:styleId="Bordered-Accent5">
     <w:name w:val="Bordered - Accent 5"/>
     <w:basedOn w:val="TableNormal"/>
     <w:uiPriority w:val="99"/>
@@ -16534,12 +16602,12 @@
       <w:tblStyleRowBandSize w:val="1"/>
       <w:tblStyleColBandSize w:val="1"/>
       <w:tblBorders>
-        <w:top w:val="single" w:color="E49DDC" w:sz="4" w:space="0"/>
-        <w:left w:val="single" w:color="E49DDC" w:sz="4" w:space="0"/>
-        <w:bottom w:val="single" w:color="E49DDC" w:sz="4" w:space="0"/>
-        <w:right w:val="single" w:color="E49DDC" w:sz="4" w:space="0"/>
-        <w:insideH w:val="single" w:color="E49DDC" w:sz="4" w:space="0"/>
-        <w:insideV w:val="single" w:color="E49DDC" w:sz="4" w:space="0"/>
+        <w:top w:val="single" w:sz="4" w:space="0" w:color="E49DDC"/>
+        <w:left w:val="single" w:sz="4" w:space="0" w:color="E49DDC"/>
+        <w:bottom w:val="single" w:sz="4" w:space="0" w:color="E49DDC"/>
+        <w:right w:val="single" w:sz="4" w:space="0" w:color="E49DDC"/>
+        <w:insideH w:val="single" w:sz="4" w:space="0" w:color="E49DDC"/>
+        <w:insideV w:val="single" w:sz="4" w:space="0" w:color="E49DDC"/>
       </w:tblBorders>
     </w:tblPr>
     <w:tblStylePr w:type="firstRow">
@@ -16551,7 +16619,7 @@
       <w:tblPr/>
       <w:tcPr>
         <w:tcBorders>
-          <w:bottom w:val="single" w:color="D76CCB" w:sz="12" w:space="0"/>
+          <w:bottom w:val="single" w:sz="12" w:space="0" w:color="D76CCB"/>
         </w:tcBorders>
       </w:tcPr>
     </w:tblStylePr>
@@ -16564,7 +16632,7 @@
       <w:tblPr/>
       <w:tcPr>
         <w:tcBorders>
-          <w:top w:val="single" w:color="D76CCB" w:sz="12" w:space="0"/>
+          <w:top w:val="single" w:sz="12" w:space="0" w:color="D76CCB"/>
         </w:tcBorders>
       </w:tcPr>
     </w:tblStylePr>
@@ -16584,7 +16652,7 @@
       <w:tblPr/>
       <w:tcPr>
         <w:tcBorders>
-          <w:left w:val="single" w:color="D76CCB" w:sz="12" w:space="0"/>
+          <w:left w:val="single" w:sz="12" w:space="0" w:color="D76CCB"/>
         </w:tcBorders>
       </w:tcPr>
     </w:tblStylePr>
@@ -16597,15 +16665,15 @@
       <w:tblPr/>
       <w:tcPr>
         <w:tcBorders>
-          <w:top w:val="single" w:color="E49DDC" w:sz="4" w:space="0"/>
-          <w:left w:val="single" w:color="E49DDC" w:sz="4" w:space="0"/>
-          <w:bottom w:val="single" w:color="E49DDC" w:sz="4" w:space="0"/>
-          <w:right w:val="single" w:color="E49DDC" w:sz="4" w:space="0"/>
-        </w:tcBorders>
-      </w:tcPr>
-    </w:tblStylePr>
-  </w:style>
-  <w:style w:type="table" w:styleId="Bordered-Accent6" w:customStyle="1">
+          <w:top w:val="single" w:sz="4" w:space="0" w:color="E49DDC"/>
+          <w:left w:val="single" w:sz="4" w:space="0" w:color="E49DDC"/>
+          <w:bottom w:val="single" w:sz="4" w:space="0" w:color="E49DDC"/>
+          <w:right w:val="single" w:sz="4" w:space="0" w:color="E49DDC"/>
+        </w:tcBorders>
+      </w:tcPr>
+    </w:tblStylePr>
+  </w:style>
+  <w:style w:type="table" w:customStyle="1" w:styleId="Bordered-Accent6">
     <w:name w:val="Bordered - Accent 6"/>
     <w:basedOn w:val="TableNormal"/>
     <w:uiPriority w:val="99"/>
@@ -16613,12 +16681,12 @@
       <w:tblStyleRowBandSize w:val="1"/>
       <w:tblStyleColBandSize w:val="1"/>
       <w:tblBorders>
-        <w:top w:val="single" w:color="B2E5A0" w:sz="4" w:space="0"/>
-        <w:left w:val="single" w:color="B2E5A0" w:sz="4" w:space="0"/>
-        <w:bottom w:val="single" w:color="B2E5A0" w:sz="4" w:space="0"/>
-        <w:right w:val="single" w:color="B2E5A0" w:sz="4" w:space="0"/>
-        <w:insideH w:val="single" w:color="B2E5A0" w:sz="4" w:space="0"/>
-        <w:insideV w:val="single" w:color="B2E5A0" w:sz="4" w:space="0"/>
+        <w:top w:val="single" w:sz="4" w:space="0" w:color="B2E5A0"/>
+        <w:left w:val="single" w:sz="4" w:space="0" w:color="B2E5A0"/>
+        <w:bottom w:val="single" w:sz="4" w:space="0" w:color="B2E5A0"/>
+        <w:right w:val="single" w:sz="4" w:space="0" w:color="B2E5A0"/>
+        <w:insideH w:val="single" w:sz="4" w:space="0" w:color="B2E5A0"/>
+        <w:insideV w:val="single" w:sz="4" w:space="0" w:color="B2E5A0"/>
       </w:tblBorders>
     </w:tblPr>
     <w:tblStylePr w:type="firstRow">
@@ -16630,7 +16698,7 @@
       <w:tblPr/>
       <w:tcPr>
         <w:tcBorders>
-          <w:bottom w:val="single" w:color="8ED873" w:sz="12" w:space="0"/>
+          <w:bottom w:val="single" w:sz="12" w:space="0" w:color="8ED873"/>
         </w:tcBorders>
       </w:tcPr>
     </w:tblStylePr>
@@ -16643,7 +16711,7 @@
       <w:tblPr/>
       <w:tcPr>
         <w:tcBorders>
-          <w:top w:val="single" w:color="8ED873" w:sz="12" w:space="0"/>
+          <w:top w:val="single" w:sz="12" w:space="0" w:color="8ED873"/>
         </w:tcBorders>
       </w:tcPr>
     </w:tblStylePr>
@@ -16663,7 +16731,7 @@
       <w:tblPr/>
       <w:tcPr>
         <w:tcBorders>
-          <w:left w:val="single" w:color="8ED873" w:sz="12" w:space="0"/>
+          <w:left w:val="single" w:sz="12" w:space="0" w:color="8ED873"/>
         </w:tcBorders>
       </w:tcPr>
     </w:tblStylePr>
@@ -16676,104 +16744,104 @@
       <w:tblPr/>
       <w:tcPr>
         <w:tcBorders>
-          <w:top w:val="single" w:color="B2E5A0" w:sz="4" w:space="0"/>
-          <w:left w:val="single" w:color="B2E5A0" w:sz="4" w:space="0"/>
-          <w:bottom w:val="single" w:color="B2E5A0" w:sz="4" w:space="0"/>
-          <w:right w:val="single" w:color="B2E5A0" w:sz="4" w:space="0"/>
-        </w:tcBorders>
-      </w:tcPr>
-    </w:tblStylePr>
-  </w:style>
-  <w:style w:type="character" w:styleId="Heading1Char" w:customStyle="1">
+          <w:top w:val="single" w:sz="4" w:space="0" w:color="B2E5A0"/>
+          <w:left w:val="single" w:sz="4" w:space="0" w:color="B2E5A0"/>
+          <w:bottom w:val="single" w:sz="4" w:space="0" w:color="B2E5A0"/>
+          <w:right w:val="single" w:sz="4" w:space="0" w:color="B2E5A0"/>
+        </w:tcBorders>
+      </w:tcPr>
+    </w:tblStylePr>
+  </w:style>
+  <w:style w:type="character" w:customStyle="1" w:styleId="Heading1Char">
     <w:name w:val="Heading 1 Char"/>
     <w:link w:val="Heading1"/>
     <w:uiPriority w:val="9"/>
     <w:rPr>
-      <w:rFonts w:ascii="Arial" w:hAnsi="Arial" w:eastAsia="Arial" w:cs="Arial"/>
+      <w:rFonts w:ascii="Arial" w:eastAsia="Arial" w:hAnsi="Arial" w:cs="Arial"/>
       <w:color w:val="0F4761"/>
       <w:sz w:val="40"/>
       <w:szCs w:val="40"/>
     </w:rPr>
   </w:style>
-  <w:style w:type="character" w:styleId="Heading2Char" w:customStyle="1">
+  <w:style w:type="character" w:customStyle="1" w:styleId="Heading2Char">
     <w:name w:val="Heading 2 Char"/>
     <w:link w:val="Heading2"/>
     <w:uiPriority w:val="9"/>
     <w:rPr>
-      <w:rFonts w:ascii="Arial" w:hAnsi="Arial" w:eastAsia="Arial" w:cs="Arial"/>
+      <w:rFonts w:ascii="Arial" w:eastAsia="Arial" w:hAnsi="Arial" w:cs="Arial"/>
       <w:color w:val="0F4761"/>
       <w:sz w:val="32"/>
       <w:szCs w:val="32"/>
     </w:rPr>
   </w:style>
-  <w:style w:type="character" w:styleId="Heading3Char" w:customStyle="1">
+  <w:style w:type="character" w:customStyle="1" w:styleId="Heading3Char">
     <w:name w:val="Heading 3 Char"/>
     <w:link w:val="Heading3"/>
     <w:uiPriority w:val="9"/>
     <w:rPr>
-      <w:rFonts w:ascii="Arial" w:hAnsi="Arial" w:eastAsia="Arial" w:cs="Arial"/>
+      <w:rFonts w:ascii="Arial" w:eastAsia="Arial" w:hAnsi="Arial" w:cs="Arial"/>
       <w:color w:val="0F4761"/>
       <w:sz w:val="28"/>
       <w:szCs w:val="28"/>
     </w:rPr>
   </w:style>
-  <w:style w:type="character" w:styleId="Heading4Char" w:customStyle="1">
+  <w:style w:type="character" w:customStyle="1" w:styleId="Heading4Char">
     <w:name w:val="Heading 4 Char"/>
     <w:link w:val="Heading4"/>
     <w:uiPriority w:val="9"/>
     <w:rPr>
-      <w:rFonts w:ascii="Arial" w:hAnsi="Arial" w:eastAsia="Arial" w:cs="Arial"/>
+      <w:rFonts w:ascii="Arial" w:eastAsia="Arial" w:hAnsi="Arial" w:cs="Arial"/>
       <w:i/>
       <w:iCs/>
       <w:color w:val="0F4761"/>
     </w:rPr>
   </w:style>
-  <w:style w:type="character" w:styleId="Heading5Char" w:customStyle="1">
+  <w:style w:type="character" w:customStyle="1" w:styleId="Heading5Char">
     <w:name w:val="Heading 5 Char"/>
     <w:link w:val="Heading5"/>
     <w:uiPriority w:val="9"/>
     <w:rPr>
-      <w:rFonts w:ascii="Arial" w:hAnsi="Arial" w:eastAsia="Arial" w:cs="Arial"/>
+      <w:rFonts w:ascii="Arial" w:eastAsia="Arial" w:hAnsi="Arial" w:cs="Arial"/>
       <w:color w:val="0F4761"/>
     </w:rPr>
   </w:style>
-  <w:style w:type="character" w:styleId="Heading6Char" w:customStyle="1">
+  <w:style w:type="character" w:customStyle="1" w:styleId="Heading6Char">
     <w:name w:val="Heading 6 Char"/>
     <w:link w:val="Heading6"/>
     <w:uiPriority w:val="9"/>
     <w:rPr>
-      <w:rFonts w:ascii="Arial" w:hAnsi="Arial" w:eastAsia="Arial" w:cs="Arial"/>
+      <w:rFonts w:ascii="Arial" w:eastAsia="Arial" w:hAnsi="Arial" w:cs="Arial"/>
       <w:i/>
       <w:iCs/>
       <w:color w:val="595959"/>
     </w:rPr>
   </w:style>
-  <w:style w:type="character" w:styleId="Heading7Char" w:customStyle="1">
+  <w:style w:type="character" w:customStyle="1" w:styleId="Heading7Char">
     <w:name w:val="Heading 7 Char"/>
     <w:link w:val="Heading7"/>
     <w:uiPriority w:val="9"/>
     <w:rPr>
-      <w:rFonts w:ascii="Arial" w:hAnsi="Arial" w:eastAsia="Arial" w:cs="Arial"/>
+      <w:rFonts w:ascii="Arial" w:eastAsia="Arial" w:hAnsi="Arial" w:cs="Arial"/>
       <w:color w:val="595959"/>
     </w:rPr>
   </w:style>
-  <w:style w:type="character" w:styleId="Heading8Char" w:customStyle="1">
+  <w:style w:type="character" w:customStyle="1" w:styleId="Heading8Char">
     <w:name w:val="Heading 8 Char"/>
     <w:link w:val="Heading8"/>
     <w:uiPriority w:val="9"/>
     <w:rPr>
-      <w:rFonts w:ascii="Arial" w:hAnsi="Arial" w:eastAsia="Arial" w:cs="Arial"/>
+      <w:rFonts w:ascii="Arial" w:eastAsia="Arial" w:hAnsi="Arial" w:cs="Arial"/>
       <w:i/>
       <w:iCs/>
       <w:color w:val="272727"/>
     </w:rPr>
   </w:style>
-  <w:style w:type="character" w:styleId="Heading9Char" w:customStyle="1">
+  <w:style w:type="character" w:customStyle="1" w:styleId="Heading9Char">
     <w:name w:val="Heading 9 Char"/>
     <w:link w:val="Heading9"/>
     <w:uiPriority w:val="9"/>
     <w:rPr>
-      <w:rFonts w:ascii="Arial" w:hAnsi="Arial" w:eastAsia="Arial" w:cs="Arial"/>
+      <w:rFonts w:ascii="Arial" w:eastAsia="Arial" w:hAnsi="Arial" w:cs="Arial"/>
       <w:i/>
       <w:iCs/>
       <w:color w:val="272727"/>
@@ -16798,7 +16866,7 @@
       <w:szCs w:val="28"/>
     </w:rPr>
   </w:style>
-  <w:style w:type="character" w:styleId="SubtitleChar" w:customStyle="1">
+  <w:style w:type="character" w:customStyle="1" w:styleId="SubtitleChar">
     <w:name w:val="Subtitle Char"/>
     <w:link w:val="Subtitle"/>
     <w:uiPriority w:val="11"/>
@@ -16826,7 +16894,7 @@
       <w:color w:val="404040"/>
     </w:rPr>
   </w:style>
-  <w:style w:type="character" w:styleId="QuoteChar" w:customStyle="1">
+  <w:style w:type="character" w:customStyle="1" w:styleId="QuoteChar">
     <w:name w:val="Quote Char"/>
     <w:link w:val="Quote"/>
     <w:uiPriority w:val="29"/>
@@ -16865,8 +16933,8 @@
     <w:qFormat/>
     <w:pPr>
       <w:pBdr>
-        <w:top w:val="single" w:color="0F4761" w:sz="4" w:space="10"/>
-        <w:bottom w:val="single" w:color="0F4761" w:sz="4" w:space="10"/>
+        <w:top w:val="single" w:sz="4" w:space="10" w:color="0F4761"/>
+        <w:bottom w:val="single" w:sz="4" w:space="10" w:color="0F4761"/>
       </w:pBdr>
       <w:spacing w:before="360" w:after="360"/>
       <w:ind w:left="864" w:right="864"/>
@@ -16878,7 +16946,7 @@
       <w:color w:val="0F4761"/>
     </w:rPr>
   </w:style>
-  <w:style w:type="character" w:styleId="IntenseQuoteChar" w:customStyle="1">
+  <w:style w:type="character" w:customStyle="1" w:styleId="IntenseQuoteChar">
     <w:name w:val="Intense Quote Char"/>
     <w:link w:val="IntenseQuote"/>
     <w:uiPriority w:val="30"/>
@@ -16955,13 +17023,13 @@
       <w:spacing w:val="5"/>
     </w:rPr>
   </w:style>
-  <w:style w:type="character" w:styleId="HeaderChar" w:customStyle="1">
+  <w:style w:type="character" w:customStyle="1" w:styleId="HeaderChar">
     <w:name w:val="Header Char"/>
     <w:basedOn w:val="DefaultParagraphFont"/>
     <w:link w:val="Header"/>
     <w:uiPriority w:val="99"/>
   </w:style>
-  <w:style w:type="character" w:styleId="FooterChar" w:customStyle="1">
+  <w:style w:type="character" w:customStyle="1" w:styleId="FooterChar">
     <w:name w:val="Footer Char"/>
     <w:basedOn w:val="DefaultParagraphFont"/>
     <w:link w:val="Footer"/>
@@ -16997,7 +17065,7 @@
       <w:szCs w:val="20"/>
     </w:rPr>
   </w:style>
-  <w:style w:type="character" w:styleId="FootnoteTextChar" w:customStyle="1">
+  <w:style w:type="character" w:customStyle="1" w:styleId="FootnoteTextChar">
     <w:name w:val="Footnote Text Char"/>
     <w:link w:val="FootnoteText"/>
     <w:uiPriority w:val="99"/>
@@ -17028,7 +17096,7 @@
       <w:szCs w:val="20"/>
     </w:rPr>
   </w:style>
-  <w:style w:type="character" w:styleId="EndnoteTextChar" w:customStyle="1">
+  <w:style w:type="character" w:customStyle="1" w:styleId="EndnoteTextChar">
     <w:name w:val="Endnote Text Char"/>
     <w:link w:val="EndnoteText"/>
     <w:uiPriority w:val="99"/>
@@ -17207,12 +17275,12 @@
     <w:basedOn w:val="TableNormal"/>
     <w:tblPr>
       <w:tblBorders>
-        <w:top w:val="single" w:color="000000" w:sz="4" w:space="0"/>
-        <w:left w:val="single" w:color="000000" w:sz="4" w:space="0"/>
-        <w:bottom w:val="single" w:color="000000" w:sz="4" w:space="0"/>
-        <w:right w:val="single" w:color="000000" w:sz="4" w:space="0"/>
-        <w:insideH w:val="single" w:color="000000" w:sz="4" w:space="0"/>
-        <w:insideV w:val="single" w:color="000000" w:sz="4" w:space="0"/>
+        <w:top w:val="single" w:sz="4" w:space="0" w:color="000000"/>
+        <w:left w:val="single" w:sz="4" w:space="0" w:color="000000"/>
+        <w:bottom w:val="single" w:sz="4" w:space="0" w:color="000000"/>
+        <w:right w:val="single" w:sz="4" w:space="0" w:color="000000"/>
+        <w:insideH w:val="single" w:sz="4" w:space="0" w:color="000000"/>
+        <w:insideV w:val="single" w:sz="4" w:space="0" w:color="000000"/>
       </w:tblBorders>
     </w:tblPr>
   </w:style>
@@ -17226,7 +17294,7 @@
       <w:szCs w:val="16"/>
     </w:rPr>
   </w:style>
-  <w:style w:type="character" w:styleId="BalloonTextChar" w:customStyle="1">
+  <w:style w:type="character" w:customStyle="1" w:styleId="BalloonTextChar">
     <w:name w:val="Balloon Text Char"/>
     <w:link w:val="BalloonText"/>
     <w:rPr>
@@ -17254,11 +17322,11 @@
       <w:szCs w:val="32"/>
     </w:rPr>
   </w:style>
-  <w:style w:type="character" w:styleId="TitleChar" w:customStyle="1">
+  <w:style w:type="character" w:customStyle="1" w:styleId="TitleChar">
     <w:name w:val="Title Char"/>
     <w:link w:val="Title"/>
     <w:rPr>
-      <w:rFonts w:ascii="Calibri Light" w:hAnsi="Calibri Light" w:eastAsia="Times New Roman" w:cs="Times New Roman"/>
+      <w:rFonts w:ascii="Calibri Light" w:eastAsia="Times New Roman" w:hAnsi="Calibri Light" w:cs="Times New Roman"/>
       <w:b/>
       <w:bCs/>
       <w:sz w:val="32"/>
